--- a/docs/eriksen_et_al_2026/eriksen_et_al_2026_manuscript.docx
+++ b/docs/eriksen_et_al_2026/eriksen_et_al_2026_manuscript.docx
@@ -12520,7 +12520,7 @@
       </w:del>
       <w:ins w:id="8375" w:author="Albert Kwame Osei-Owusu" w:date="2026-09-14T09:00:00Z">
         <w:r>
-          <w:t xml:space="preserve">During the preparation of this work the authors used Microsoft Copilot and Claude (Anthropic) in order to improve the grammar and clarity of the text, to explain, write and test analysis code, and to check reported numbers and references against the result files and the cited sources. After using these tools, the authors reviewed and edited the content as needed and take full responsibility for the content of the published article.</w:t>
+          <w:t xml:space="preserve">During the preparation of this work the authors used Microsoft Copilot and Claude (Anthropic) in order to improve grammar, spelling and language clarity, to help interpret, write and test analysis code, and to check reported numbers and references against the result files and the cited sources. After using these tools, the authors critically reviewed, validated and edited all suggestions, text and code as needed, and take full responsibility for the analyses, code, results, interpretations and conclusions of the published article.</w:t>
         </w:r>
       </w:ins>
     </w:p>

--- a/docs/eriksen_et_al_2026/eriksen_et_al_2026_manuscript.docx
+++ b/docs/eriksen_et_al_2026/eriksen_et_al_2026_manuscript.docx
@@ -28,26 +28,34 @@
     </w:p>
     <w:p>
       <w:pPr>
-        <w:keepNext/>
-        <w:spacing w:before="240" w:after="120"/>
-        <w:rPr>
-          <w:b/>
-          <w:bCs/>
-        </w:rPr>
+        <w:pStyle w:val="Heading1"/>
+        <w:rPr/>
         <w:pPrChange w:id="48198" w:author="Albert Kwame Osei-Owusu" w:date="2026-09-14T09:00:00Z">
           <w:pPr/>
         </w:pPrChange>
       </w:pPr>
       <w:r>
-        <w:rPr>
-          <w:b/>
-          <w:bCs/>
-        </w:rPr>
-        <w:t xml:space="preserve">Abstract </w:t>
+        <w:rPr/>
+        <w:t xml:space="preserve">Abstract</w:t>
       </w:r>
-    </w:p>
-    <w:p/>
-    <w:p>
+      <w:del w:id="51332" w:author="Albert Kwame Osei-Owusu" w:date="2026-09-14T16:00:00Z">
+        <w:r>
+          <w:rPr/>
+          <w:delText xml:space="preserve"> </w:delText>
+        </w:r>
+      </w:del>
+    </w:p>
+    <w:p>
+      <w:pPr>
+        <w:rPr>
+          <w:del w:id="51344" w:author="Albert Kwame Osei-Owusu" w:date="2026-09-14T16:00:00Z"/>
+        </w:rPr>
+      </w:pPr>
+    </w:p>
+    <w:p>
+      <w:pPr>
+        <w:spacing w:after="160"/>
+      </w:pPr>
       <w:del w:id="0" w:author="Albert Kwame Osei-Owusu" w:date="2026-09-12T09:00:00Z">
         <w:r>
           <w:rPr>
@@ -59,11 +67,14 @@
       </w:del>
       <w:ins w:id="10873" w:author="Albert Kwame Osei-Owusu" w:date="2026-09-14T09:00:00Z">
         <w:r>
-          <w:t xml:space="preserve">Health care relies on energy and materials whose environmental impacts cross global supply chains and escape facility-level assessment. We quantified those impacts for Denmark in 2022 using environmentally extended multi-regional input-output analysis with bottom-up complements. Demand was built from Statistics Denmark's published 117-industry input-output table, with distribution margins assigned to the trade industries, and linked to global supply chains through EXIOBASE version 3.8.2; because demand and model years coincided, no deflation was required. Parameter uncertainty was propagated by Monte Carlo simulation with 100,000 draws. Danish health care was associated with 4,267 kilotonnes of carbon dioxide equivalent (95% interval 3,675 to 5,029), 5.5% of the national consumption-based footprint; 3,498 kilotonnes of material extraction (6.5%); 75 million cubic metres of blue water (5.9%); 4,118 square kilometres of land use (4.1%); and 221 kilotonnes of waste (2.1%). Pharmaceuticals and chemical products were the largest contributor to the climate footprint, at 27.1% (95% interval 24.2 to 29.0%; first in 96.6% of draws), and to material extraction, blue water consumption and waste generation; food led land use. Supply-chain transport contributed 13.3% of the climate footprint, against 29.7% uncorrected, because EXIOBASE allocates 74% of Danish sea-transport output to Danish intermediate use, against 6.5% in Statistics Denmark's table. Blue water consumption and land use occurred predominantly outside Denmark and Europe. Most of the interval width came from the input-output data rather than the Danish primary data. Mitigation must reach beyond health care facilities to procurement, pharmaceutical supply, travel and food systems.</w:t>
-        </w:r>
-      </w:ins>
-    </w:p>
-    <w:p>
+          <w:t xml:space="preserve">Health care relies on energy and materials whose environmental impacts cross global supply chains and escape facility-level assessment. We quantified those impacts for Denmark in 2022 using environmentally extended multi-regional input-output analysis with bottom-up complements. Demand was built from Statistics Denmark's published 117-industry input-output table, with distribution margins assigned to the trade industries, and linked to global supply chains through EXIOBASE version 3.8.2; because demand and model years coincided, no deflation was required. Parameter uncertainty was propagated by Monte Carlo simulation with 100,000 draws. Danish health care was associated with 4,267 kilotonnes of carbon dioxide equivalent (95% interval 3,675 to 5,029), 5.5% of the national consumption-based footprint; 3,498 kilotonnes of material extraction (6.5%); 75 million cubic metres of blue water (5.9%); 4,118 square kilometres of land use (4.1%); and 221 kilotonnes of waste (2.1%). Pharmaceuticals and chemical products were the largest contributor to the climate footprint, at 27.1% (95% interval 24.2% to 29.0%; first in 96.6% of draws), and to material extraction, blue water consumption and waste generation; food led land use. Supply-chain transport contributed 13.3% of the climate footprint, against 29.7% uncorrected, because EXIOBASE allocates 74% of Danish sea-transport output to Danish intermediate use, against 6.5% in Statistics Denmark's table. Blue water consumption and land use occurred predominantly outside Denmark and Europe. Most of the interval width came from the input-output data rather than the Danish primary data. Mitigation must reach beyond health care facilities to procurement, pharmaceutical supply, travel and food systems.</w:t>
+        </w:r>
+      </w:ins>
+    </w:p>
+    <w:p>
+      <w:pPr>
+        <w:spacing w:after="160"/>
+      </w:pPr>
       <w:del w:id="8" w:author="Albert Kwame Osei-Owusu" w:date="2026-09-12T09:00:00Z">
         <w:r>
           <w:delText>Health care</w:delText>
@@ -744,14 +755,14 @@
         <w:rPr>
           <w:ins w:id="78" w:author="Ofir Eriksen" w:date="2026-08-31T14:29:00Z"/>
           <w:del w:id="8326" w:author="Albert Kwame Osei-Owusu" w:date="2026-09-14T09:00:00Z"/>
-          <w:lang w:val="da-DK"/>
+          <w:lang w:val="en-GB"/>
         </w:rPr>
       </w:pPr>
       <w:ins w:id="79" w:author="Ofir Eriksen" w:date="2026-08-31T14:29:00Z">
         <w:del w:id="80" w:author="Albert Kwame Osei-Owusu" w:date="2026-09-12T09:00:00Z">
           <w:r>
             <w:rPr>
-              <w:lang w:val="da-DK"/>
+              <w:lang w:val="en-GB"/>
             </w:rPr>
             <w:delText xml:space="preserve">Reducing the environmental impacts of health care requires action both within health care facilities and across the global supply chains on which they depend. </w:delText>
           </w:r>
@@ -834,19 +845,21 @@
     </w:p>
     <w:p>
       <w:pPr>
-        <w:keepNext/>
-        <w:spacing w:before="240" w:after="120"/>
+        <w:pStyle w:val="Heading1"/>
         <w:pPrChange w:id="48199" w:author="Albert Kwame Osei-Owusu" w:date="2026-09-14T09:00:00Z">
           <w:pPr/>
         </w:pPrChange>
       </w:pPr>
       <w:r>
-        <w:rPr>
-          <w:b/>
-          <w:bCs/>
-        </w:rPr>
-        <w:t xml:space="preserve">Introduction </w:t>
+        <w:rPr/>
+        <w:t xml:space="preserve">Introduction</w:t>
       </w:r>
+      <w:del w:id="51333" w:author="Albert Kwame Osei-Owusu" w:date="2026-09-14T16:00:00Z">
+        <w:r>
+          <w:rPr/>
+          <w:delText xml:space="preserve"> </w:delText>
+        </w:r>
+      </w:del>
     </w:p>
     <w:p>
       <w:pPr>
@@ -1029,7 +1042,7 @@
       <w:pPr>
         <w:spacing w:after="160"/>
         <w:rPr>
-          <w:lang w:val="da-DK"/>
+          <w:lang w:val="en-GB"/>
           <w:rPrChange w:id="108" w:author="Ofir Eriksen" w:date="2026-09-02T15:03:00Z" w16du:dateUtc="2026-09-02T13:03:00Z">
             <w:rPr/>
           </w:rPrChange>
@@ -1272,7 +1285,7 @@
         <w:del w:id="169" w:author="Albert Kwame Osei-Owusu" w:date="2026-09-12T09:00:00Z">
           <w:r>
             <w:rPr>
-              <w:lang w:val="da-DK"/>
+              <w:lang w:val="en-GB"/>
             </w:rPr>
             <w:delText>This uneven distribution is increasingly recognised as both an environmental and governance challenge. The WHO framework for environmentally sustainable health systems argues that health systems should reduce their environmental impacts across the full spectrum of activities required to deliver care, including procurement and supply-chain processes</w:delText>
           </w:r>
@@ -1282,13 +1295,13 @@
         <w:del w:id="171" w:author="Albert Kwame Osei-Owusu" w:date="2026-09-12T09:00:00Z">
           <w:r>
             <w:rPr>
-              <w:lang w:val="da-DK"/>
+              <w:lang w:val="en-GB"/>
             </w:rPr>
             <w:delText>.</w:delText>
           </w:r>
           <w:r>
             <w:rPr>
-              <w:lang w:val="da-DK"/>
+              <w:lang w:val="en-GB"/>
             </w:rPr>
             <w:delText xml:space="preserve"> </w:delText>
           </w:r>
@@ -1298,7 +1311,7 @@
         <w:del w:id="173" w:author="Albert Kwame Osei-Owusu" w:date="2026-09-12T09:00:00Z">
           <w:r>
             <w:rPr>
-              <w:lang w:val="da-DK"/>
+              <w:lang w:val="en-GB"/>
             </w:rPr>
             <w:delText xml:space="preserve">Similarly, the recent Earth Commission report emphasises that environmental sustainability cannot be separated from considerations of justice, arguing that environmental </w:delText>
           </w:r>
@@ -1308,7 +1321,7 @@
         <w:del w:id="175" w:author="Albert Kwame Osei-Owusu" w:date="2026-09-12T09:00:00Z">
           <w:r>
             <w:rPr>
-              <w:lang w:val="da-DK"/>
+              <w:lang w:val="en-GB"/>
             </w:rPr>
             <w:delText>impacts</w:delText>
           </w:r>
@@ -1318,7 +1331,7 @@
         <w:del w:id="177" w:author="Albert Kwame Osei-Owusu" w:date="2026-09-12T09:00:00Z">
           <w:r>
             <w:rPr>
-              <w:lang w:val="da-DK"/>
+              <w:lang w:val="en-GB"/>
             </w:rPr>
             <w:delText xml:space="preserve"> and their associated harms are often distributed unevenly across populations, regions, and generations</w:delText>
           </w:r>
@@ -1330,7 +1343,7 @@
             <w:rPr>
               <w:noProof/>
               <w:vertAlign w:val="superscript"/>
-              <w:lang w:val="da-DK"/>
+              <w:lang w:val="en-GB"/>
               <w:rPrChange w:id="183" w:author="Ofir Eriksen" w:date="2026-09-02T14:06:00Z" w16du:dateUtc="2026-09-02T12:06:00Z">
                 <w:rPr>
                   <w:lang w:val="da-DK"/>
@@ -1347,7 +1360,7 @@
             <w:rPr>
               <w:noProof/>
               <w:highlight w:val="yellow"/>
-              <w:lang w:val="da-DK"/>
+              <w:lang w:val="en-GB"/>
             </w:rPr>
             <w:delText xml:space="preserve"> [11]</w:delText>
           </w:r>
@@ -1357,7 +1370,7 @@
         <w:del w:id="189" w:author="Albert Kwame Osei-Owusu" w:date="2026-09-12T09:00:00Z">
           <w:r>
             <w:rPr>
-              <w:lang w:val="da-DK"/>
+              <w:lang w:val="en-GB"/>
             </w:rPr>
             <w:delText xml:space="preserve">. </w:delText>
           </w:r>
@@ -1367,7 +1380,7 @@
         <w:del w:id="191" w:author="Albert Kwame Osei-Owusu" w:date="2026-09-12T09:00:00Z">
           <w:r>
             <w:rPr>
-              <w:lang w:val="da-DK"/>
+              <w:lang w:val="en-GB"/>
             </w:rPr>
             <w:delText>Similar patterns of spatially decoupled environmental impacts have been documented in other global supply chains, where trade links consumption in one region to environmental pressures in another.</w:delText>
           </w:r>
@@ -1377,7 +1390,7 @@
         <w:del w:id="193" w:author="Albert Kwame Osei-Owusu" w:date="2026-09-12T09:00:00Z">
           <w:r>
             <w:rPr>
-              <w:lang w:val="da-DK"/>
+              <w:lang w:val="en-GB"/>
             </w:rPr>
             <w:delText xml:space="preserve"> </w:delText>
           </w:r>
@@ -1387,7 +1400,7 @@
         <w:del w:id="195" w:author="Albert Kwame Osei-Owusu" w:date="2026-09-12T09:00:00Z">
           <w:r>
             <w:rPr>
-              <w:lang w:val="da-DK"/>
+              <w:lang w:val="en-GB"/>
             </w:rPr>
             <w:delText>T</w:delText>
           </w:r>
@@ -1397,7 +1410,7 @@
         <w:del w:id="197" w:author="Albert Kwame Osei-Owusu" w:date="2026-09-12T09:00:00Z">
           <w:r>
             <w:rPr>
-              <w:lang w:val="da-DK"/>
+              <w:lang w:val="en-GB"/>
             </w:rPr>
             <w:delText>hese perspectives suggest that understanding the environmental impacts of health care requires attention not only to the magnitude of impacts, but also to where they occur and who is exposed to their consequences</w:delText>
           </w:r>
@@ -1608,7 +1621,7 @@
         <w:spacing w:after="160"/>
         <w:rPr>
           <w:ins w:id="249" w:author="Ofir Eriksen" w:date="2026-08-31T15:09:00Z" w16du:dateUtc="2026-08-31T13:09:00Z"/>
-          <w:lang w:val="da-DK"/>
+          <w:lang w:val="en-GB"/>
           <w:rPrChange w:id="250" w:author="Ofir Eriksen" w:date="2026-09-02T14:11:00Z" w16du:dateUtc="2026-09-02T12:11:00Z">
             <w:rPr>
               <w:ins w:id="251" w:author="Ofir Eriksen" w:date="2026-08-31T15:09:00Z" w16du:dateUtc="2026-08-31T13:09:00Z"/>
@@ -1681,7 +1694,7 @@
         <w:del w:id="267" w:author="Albert Kwame Osei-Owusu" w:date="2026-09-12T09:00:00Z">
           <w:r>
             <w:rPr>
-              <w:lang w:val="da-DK"/>
+              <w:lang w:val="en-GB"/>
             </w:rPr>
             <w:delText>However, they do not provide a comprehensive consumption-based assessment of environmental impacts across multiple categories, nor do they examine the geographical distribution of those impacts across international supply chains. As a result, the extent to which environmental pressures associated with Danish health care are displaced beyond national borders remains insufficiently characterised.</w:delText>
           </w:r>
@@ -2473,6 +2486,9 @@
     <w:p>
       <w:pPr>
         <w:spacing w:after="160"/>
+        <w:rPr>
+          <w:del w:id="51346" w:author="Albert Kwame Osei-Owusu" w:date="2026-09-14T16:00:00Z"/>
+        </w:rPr>
       </w:pPr>
       <w:del w:id="466" w:author="Ofir Eriksen" w:date="2026-08-31T15:19:00Z" w16du:dateUtc="2026-08-31T13:19:00Z">
         <w:r>
@@ -2489,6 +2505,9 @@
     <w:p>
       <w:pPr>
         <w:spacing w:after="160"/>
+        <w:rPr>
+          <w:del w:id="51348" w:author="Albert Kwame Osei-Owusu" w:date="2026-09-14T16:00:00Z"/>
+        </w:rPr>
       </w:pPr>
       <w:del w:id="467" w:author="Albert Kwame Osei-Owusu" w:date="2026-09-12T09:00:00Z">
         <w:r>
@@ -2598,8 +2617,7 @@
     </w:p>
     <w:p>
       <w:pPr>
-        <w:keepNext/>
-        <w:spacing w:before="240" w:after="120"/>
+        <w:pStyle w:val="Heading1"/>
         <w:pPrChange w:id="48200" w:author="Albert Kwame Osei-Owusu" w:date="2026-09-14T09:00:00Z">
           <w:pPr>
             <w:spacing w:after="160"/>
@@ -2607,28 +2625,26 @@
         </w:pPrChange>
       </w:pPr>
       <w:r>
-        <w:rPr>
-          <w:b/>
-          <w:bCs/>
-        </w:rPr>
-        <w:t xml:space="preserve">Methods </w:t>
+        <w:rPr/>
+        <w:t xml:space="preserve">Methods</w:t>
       </w:r>
-    </w:p>
-    <w:p>
-      <w:pPr>
-        <w:spacing w:after="160"/>
+      <w:del w:id="51334" w:author="Albert Kwame Osei-Owusu" w:date="2026-09-14T16:00:00Z">
+        <w:r>
+          <w:rPr/>
+          <w:delText xml:space="preserve"> </w:delText>
+        </w:r>
+      </w:del>
+    </w:p>
+    <w:p>
+      <w:pPr>
+        <w:pStyle w:val="Heading2"/>
         <w:rPr>
           <w:ins w:id="2228" w:author="Albert Kwame Osei-Owusu" w:date="2026-09-13T09:00:00Z"/>
-          <w:b/>
-          <w:bCs/>
         </w:rPr>
       </w:pPr>
       <w:ins w:id="2229" w:author="Albert Kwame Osei-Owusu" w:date="2026-09-13T09:00:00Z">
         <w:r>
-          <w:rPr>
-            <w:b/>
-            <w:bCs/>
-          </w:rPr>
+          <w:rPr/>
           <w:t xml:space="preserve">Study design and boundary</w:t>
         </w:r>
       </w:ins>
@@ -2915,19 +2931,14 @@
     </w:p>
     <w:p>
       <w:pPr>
-        <w:spacing w:after="160"/>
+        <w:pStyle w:val="Heading2"/>
         <w:rPr>
           <w:ins w:id="2230" w:author="Albert Kwame Osei-Owusu" w:date="2026-09-13T09:00:00Z"/>
-          <w:b/>
-          <w:bCs/>
         </w:rPr>
       </w:pPr>
       <w:ins w:id="2231" w:author="Albert Kwame Osei-Owusu" w:date="2026-09-13T09:00:00Z">
         <w:r>
-          <w:rPr>
-            <w:b/>
-            <w:bCs/>
-          </w:rPr>
+          <w:rPr/>
           <w:t xml:space="preserve">Health care demand</w:t>
         </w:r>
       </w:ins>
@@ -3094,7 +3105,7 @@
       </w:ins>
       <w:ins w:id="3140" w:author="Albert Kwame Osei-Owusu" w:date="2026-09-13T09:00:00Z">
         <w:r>
-          <w:t xml:space="preserve">, by summing the individual final consumption of households, non-profit institutions serving households and general government for the purposes listed in Appendix A (Health care final demand), and converted to euros at the Danmarks Nationalbank annual average rate of 7.4396 kroner per euro. Basic prices exclude VAT and other product taxes but record the distribution margin on a good as a purchase from the trade industry that earned it; in 2022 those margins were 40.5% of pharmaceutical and 54.4% of appliance expenditure. </w:t>
+          <w:t xml:space="preserve">, by summing the individual final consumption of households, non-profit institutions serving households and general government for the purposes listed in Appendix A (Health care final demand; Fig. A.1), and converted to euros at the Danmarks Nationalbank annual average rate of 7.4396 kroner per euro. Basic prices exclude VAT and other product taxes but record the distribution margin on a good as a purchase from the trade industry that earned it; in 2022 those margins were 40.5% of pharmaceutical and 54.4% of appliance expenditure. </w:t>
         </w:r>
       </w:ins>
       <w:ins w:id="3141" w:author="Albert Kwame Osei-Owusu" w:date="2026-09-13T09:00:00Z">
@@ -4182,25 +4193,20 @@
       </w:ins>
       <w:ins w:id="2265" w:author="Albert Kwame Osei-Owusu" w:date="2026-09-13T09:00:00Z">
         <w:r>
-          <w:t xml:space="preserve"> places the distribution margins at the Danish motor-trade, wholesale and retail industries (Appendix A, Valuation).</w:t>
-        </w:r>
-      </w:ins>
-    </w:p>
-    <w:p>
-      <w:pPr>
-        <w:spacing w:after="160"/>
+          <w:t xml:space="preserve"> places the distribution margins at the Danish motor-trade, wholesale and retail industries (Appendix A, Valuation and distribution margins).</w:t>
+        </w:r>
+      </w:ins>
+    </w:p>
+    <w:p>
+      <w:pPr>
+        <w:pStyle w:val="Heading2"/>
         <w:rPr>
           <w:ins w:id="2266" w:author="Albert Kwame Osei-Owusu" w:date="2026-09-13T09:00:00Z"/>
-          <w:b/>
-          <w:bCs/>
         </w:rPr>
       </w:pPr>
       <w:ins w:id="2267" w:author="Albert Kwame Osei-Owusu" w:date="2026-09-13T09:00:00Z">
         <w:r>
-          <w:rPr>
-            <w:b/>
-            <w:bCs/>
-          </w:rPr>
+          <w:rPr/>
           <w:t xml:space="preserve">Footprint calculation</w:t>
         </w:r>
       </w:ins>
@@ -4598,6 +4604,7 @@
     </w:p>
     <w:p>
       <w:pPr>
+        <w:spacing w:after="160"/>
         <w:rPr>
           <w:ins w:id="565" w:author="Albert Kwame Osei-Owusu" w:date="2026-09-12T09:00:00Z"/>
           <w:rFonts w:cs="Times New Roman"/>
@@ -4679,7 +4686,7 @@
       </w:ins>
       <w:ins w:id="3070" w:author="Albert Kwame Osei-Owusu" w:date="2026-09-13T09:00:00Z">
         <w:r>
-          <w:t xml:space="preserve"> the bottom-up terms. Two corrections precede the calculation. First, EXIOBASE allocates 74% of Danish sea-transport output to Danish intermediate use, against 6.5% in Statistics Denmark's domestic table for 2022, which loads international shipping onto every Danish purchaser; the excess was reallocated to exports with the row and column totals of the Danish block held constant, at a target share read from the Danish table for each background year (0.077 for the 2016 table, which the 2016 and 2019 runs share, and 0.065 for 2022). Read from the 2019 table, the same procedure returns 0.093, matching the 9% that Rørmose Jensen and Iliev report for water transport in the Danish national-accounts table, against 74% in EXIOBASE </w:t>
+          <w:t xml:space="preserve"> the bottom-up terms. Appendix A derives these equations in full (Eqs. (A.1) to (A.8)). Two corrections precede the calculation. First, EXIOBASE allocates 74% of Danish sea-transport output to Danish intermediate use, against 6.5% in Statistics Denmark's domestic table for 2022, which loads international shipping onto every Danish purchaser; the excess was reallocated to exports with the row and column totals of the Danish block held constant, at a target share read from the Danish table for each background year (0.077 for the 2016 table, which the 2016 and 2019 runs share, and 0.065 for 2022). Read from the 2019 table, the same procedure returns 0.093, matching the 9% that Rørmose Jensen and Iliev report for water transport in the Danish national-accounts table, against 74% in EXIOBASE </w:t>
         </w:r>
       </w:ins>
       <w:ins w:id="3071" w:author="Albert Kwame Osei-Owusu" w:date="2026-09-13T09:00:00Z">
@@ -4692,7 +4699,7 @@
       </w:ins>
       <w:ins w:id="3072" w:author="Albert Kwame Osei-Owusu" w:date="2026-09-13T09:00:00Z">
         <w:r>
-          <w:t xml:space="preserve">. Second, because </w:t>
+          <w:t xml:space="preserve">. The reallocation is set out in Appendix A (The Danish sea-transport reallocation, Eq. (A.17)). Second, because </w:t>
         </w:r>
       </w:ins>
       <w:ins w:id="3073" w:author="Albert Kwame Osei-Owusu" w:date="2026-09-13T09:00:00Z">
@@ -4851,19 +4858,19 @@
     </w:p>
     <w:p>
       <w:pPr>
-        <w:spacing w:after="160"/>
-        <w:rPr>
-          <w:b/>
-          <w:bCs/>
-        </w:rPr>
+        <w:pStyle w:val="Heading2"/>
+        <w:rPr/>
       </w:pPr>
       <w:r>
-        <w:rPr>
-          <w:b/>
-          <w:bCs/>
-        </w:rPr>
-        <w:t xml:space="preserve">Inclusion of bottom-up data </w:t>
+        <w:rPr/>
+        <w:t xml:space="preserve">Inclusion of bottom-up data</w:t>
       </w:r>
+      <w:del w:id="51335" w:author="Albert Kwame Osei-Owusu" w:date="2026-09-14T16:00:00Z">
+        <w:r>
+          <w:rPr/>
+          <w:delText xml:space="preserve"> </w:delText>
+        </w:r>
+      </w:del>
     </w:p>
     <w:p>
       <w:pPr>
@@ -5126,7 +5133,7 @@
       </w:ins>
       <w:ins w:id="13898" w:author="Albert Kwame Osei-Owusu" w:date="2026-09-14T09:00:00Z">
         <w:r>
-          <w:t xml:space="preserve"> may not satisfy. The travel terms cover every indicator except waste generation, for which the Dutch inventory records no value; the gas terms cover climate change only (Appendix A, Bottom-up terms).</w:t>
+          <w:t xml:space="preserve"> may not satisfy. The travel terms cover every indicator except waste generation, for which the Dutch inventory records no value; the gas terms cover climate change only (Appendix A, Bottom-up terms, Eqs. (A.9) to (A.13)).</w:t>
         </w:r>
       </w:ins>
     </w:p>
@@ -5555,19 +5562,14 @@
     </w:p>
     <w:p>
       <w:pPr>
-        <w:spacing w:after="160"/>
+        <w:pStyle w:val="Heading2"/>
         <w:rPr>
           <w:ins w:id="2271" w:author="Albert Kwame Osei-Owusu" w:date="2026-09-13T09:00:00Z"/>
-          <w:b/>
-          <w:bCs/>
         </w:rPr>
       </w:pPr>
       <w:ins w:id="2272" w:author="Albert Kwame Osei-Owusu" w:date="2026-09-13T09:00:00Z">
         <w:r>
-          <w:rPr>
-            <w:b/>
-            <w:bCs/>
-          </w:rPr>
+          <w:rPr/>
           <w:t xml:space="preserve">Uncertainty</w:t>
         </w:r>
       </w:ins>
@@ -5626,17 +5628,22 @@
       </w:ins>
       <w:ins w:id="2941" w:author="Albert Kwame Osei-Owusu" w:date="2026-09-13T09:00:00Z">
         <w:r>
-          <w:t xml:space="preserve">) follow in closed form, with the covariance of the two travel terms reported separately. Modelling decisions rather than measurement errors (the pharmaceutical mapping, the sea-transport target share, capital treatment and the GWP revision) are reported as discrete scenarios alongside the interval (Appendix A, Sensitivity).</w:t>
-        </w:r>
-      </w:ins>
-    </w:p>
-    <w:p>
-      <w:pPr>
-        <w:spacing w:after="160"/>
+          <w:t xml:space="preserve">) follow in closed form (Appendix A, Eqs. (A.14) and (A.15)), with the covariance of the two travel terms reported separately. Modelling decisions rather than measurement errors (the pharmaceutical mapping, the sea-transport target share, capital treatment and the GWP revision) are reported as sensitivity cases alongside the interval (Appendix A, Sensitivity).</w:t>
+        </w:r>
+      </w:ins>
+    </w:p>
+    <w:p>
+      <w:pPr>
+        <w:pStyle w:val="Heading2"/>
       </w:pPr>
       <w:r>
-        <w:t xml:space="preserve">Impact assessment </w:t>
+        <w:t xml:space="preserve">Impact assessment</w:t>
       </w:r>
+      <w:del w:id="51336" w:author="Albert Kwame Osei-Owusu" w:date="2026-09-14T16:00:00Z">
+        <w:r>
+          <w:delText xml:space="preserve"> </w:delText>
+        </w:r>
+      </w:del>
     </w:p>
     <w:p>
       <w:pPr>
@@ -5841,25 +5848,20 @@
       </w:ins>
       <w:ins w:id="2933" w:author="Albert Kwame Osei-Owusu" w:date="2026-09-13T09:00:00Z">
         <w:r>
-          <w:t xml:space="preserve"> over 2022 output, excluding manure, sewage and mining residues, which are not waste in Danish or EU waste statistics. Data, code and software versions are listed in Appendix A.</w:t>
-        </w:r>
-      </w:ins>
-    </w:p>
-    <w:p>
-      <w:pPr>
-        <w:spacing w:after="160"/>
+          <w:t xml:space="preserve"> over 2022 output, excluding manure, sewage and mining residues, which are not waste in Danish or EU waste statistics. Data, code and software versions are listed in Appendix A (Data, code and software), and the effect of restating the input-output component on AR6 is reported in Appendix A (The global-warming-potential revision).</w:t>
+        </w:r>
+      </w:ins>
+    </w:p>
+    <w:p>
+      <w:pPr>
+        <w:pStyle w:val="Heading2"/>
         <w:rPr>
           <w:ins w:id="2273" w:author="Albert Kwame Osei-Owusu" w:date="2026-09-13T09:00:00Z"/>
-          <w:b/>
-          <w:bCs/>
         </w:rPr>
       </w:pPr>
       <w:ins w:id="2274" w:author="Albert Kwame Osei-Owusu" w:date="2026-09-13T09:00:00Z">
         <w:r>
-          <w:rPr>
-            <w:b/>
-            <w:bCs/>
-          </w:rPr>
+          <w:rPr/>
           <w:t xml:space="preserve">Reporting and comparison</w:t>
         </w:r>
       </w:ins>
@@ -6146,7 +6148,7 @@
       </w:ins>
       <w:ins w:id="2286" w:author="Albert Kwame Osei-Owusu" w:date="2026-09-13T09:00:00Z">
         <w:r>
-          <w:t xml:space="preserve">. Greenhouse gas emissions are also partitioned following the GHG Protocol </w:t>
+          <w:t xml:space="preserve">. Greenhouse gas emissions are also partitioned following the Greenhouse Gas (GHG) Protocol </w:t>
         </w:r>
       </w:ins>
       <w:ins w:id="2287" w:author="Albert Kwame Osei-Owusu" w:date="2026-09-13T09:00:00Z">
@@ -6172,7 +6174,7 @@
       </w:ins>
       <w:ins w:id="2290" w:author="Albert Kwame Osei-Owusu" w:date="2026-09-13T09:00:00Z">
         <w:r>
-          <w:t xml:space="preserve">: Scope 1 is the DRIVHUS term plus anaesthetic gases; Scope 2 the emissions from generating the electricity and heat the health sector buys, traced through transmission and distribution within the energy block; and Scope 3 the remainder, including inhaler propellants and commuting. Patient and visitor travel is reported outside the protocol's boundary, as in NHS England </w:t>
+          <w:t xml:space="preserve">: Scope 1 is the DRIVHUS term plus anaesthetic gases; Scope 2 the emissions from generating the electricity and heat the health sector buys, traced through transmission and distribution within the energy block (Appendix A, Eq. (A.16)); and Scope 3 the remainder, including inhaler propellants and commuting. Patient and visitor travel is reported outside the protocol's boundary, as in NHS England </w:t>
         </w:r>
       </w:ins>
       <w:ins w:id="2291" w:author="Albert Kwame Osei-Owusu" w:date="2026-09-13T09:00:00Z">
@@ -6225,7 +6227,7 @@
       </w:ins>
       <w:ins w:id="2294" w:author="Albert Kwame Osei-Owusu" w:date="2026-09-13T09:00:00Z">
         <w:r>
-          <w:t xml:space="preserve"> is built from the Danish accounts rather than carved out of EXIOBASE's Danish final demand, the share compares two estimates on one model rather than partitioning one total.</w:t>
+          <w:t xml:space="preserve"> is built from the Danish accounts rather than carved out of EXIOBASE's Danish final demand, the share compares two estimates on one model rather than partitioning one total. The national totals are given in Appendix A (Eq. (A.8), Table A.4) and compared with published Danish footprints in Appendix A (Validation against published Danish footprints, Fig. A.11).</w:t>
         </w:r>
       </w:ins>
     </w:p>
@@ -6238,7 +6240,7 @@
       </w:pPr>
       <w:ins w:id="2296" w:author="Albert Kwame Osei-Owusu" w:date="2026-09-13T09:00:00Z">
         <w:r>
-          <w:t xml:space="preserve">The same code was run for 2016 and 2019 for comparison, in the current prices of each year, so the change between them includes price change. Both use the 2016 background, because in version 3.8.2 the output of the Danish health and social work industry falls to 18,646 million euros in 2019, 48% of the 39,059 million reported in the Danish national accounts, whereas the two agree within about 3% in 2016 and 2022 (Appendix A, Reference years). A variant with capital endogenised on the matrices of Södersten and colleagues </w:t>
+          <w:t xml:space="preserve">The same code was run for 2016 and 2019 for comparison, in the current prices of each year, so the change between them includes price change. Both use the 2016 background, because in version 3.8.2 the output of the Danish health and social work industry falls to 18,646 million euros in 2019, 48% of the 39,059 million reported in the Danish national accounts, whereas the two agree within about 3% in 2016 and 2022 (Appendix A, Reference years and the background model). A variant with capital endogenised on the matrices of Södersten and colleagues </w:t>
         </w:r>
       </w:ins>
       <w:ins w:id="2297" w:author="Albert Kwame Osei-Owusu" w:date="2026-09-13T09:00:00Z">
@@ -6251,7 +6253,7 @@
       </w:ins>
       <w:ins w:id="2298" w:author="Albert Kwame Osei-Owusu" w:date="2026-09-13T09:00:00Z">
         <w:r>
-          <w:t xml:space="preserve"> bounds the capital exclusion.</w:t>
+          <w:t xml:space="preserve"> bounds the capital exclusion (Appendix A, Gross fixed capital formation, Eq. (A.18)).</w:t>
         </w:r>
       </w:ins>
     </w:p>
@@ -6302,8 +6304,7 @@
     </w:p>
     <w:p>
       <w:pPr>
-        <w:keepNext/>
-        <w:spacing w:before="240" w:after="120"/>
+        <w:pStyle w:val="Heading1"/>
         <w:pPrChange w:id="48201" w:author="Albert Kwame Osei-Owusu" w:date="2026-09-14T09:00:00Z">
           <w:pPr>
             <w:spacing w:after="160"/>
@@ -6311,17 +6312,21 @@
         </w:pPrChange>
       </w:pPr>
       <w:r>
-        <w:rPr>
-          <w:b/>
-          <w:bCs/>
-        </w:rPr>
+        <w:rPr/>
         <w:t>Results</w:t>
       </w:r>
-      <w:r>
-        <w:t xml:space="preserve"> </w:t>
-      </w:r>
-    </w:p>
-    <w:p>
+      <w:del w:id="51337" w:author="Albert Kwame Osei-Owusu" w:date="2026-09-14T16:00:00Z">
+        <w:r>
+          <w:delText xml:space="preserve"> </w:delText>
+        </w:r>
+      </w:del>
+    </w:p>
+    <w:p>
+      <w:pPr>
+        <w:rPr>
+          <w:del w:id="51350" w:author="Albert Kwame Osei-Owusu" w:date="2026-09-14T16:00:00Z"/>
+        </w:rPr>
+      </w:pPr>
       <w:del w:id="659" w:author="Albert Kwame Osei-Owusu" w:date="2026-09-12T09:00:00Z">
         <w:r>
           <w:delText xml:space="preserve">Results are presented across five environmental impact categories. The overall environmental footprint of Danish </w:delText>
@@ -6334,8 +6339,30 @@
         </w:r>
       </w:del>
     </w:p>
-    <w:p/>
-    <w:p>
+    <w:p>
+      <w:pPr>
+        <w:rPr>
+          <w:del w:id="51351" w:author="Albert Kwame Osei-Owusu" w:date="2026-09-14T16:00:00Z"/>
+        </w:rPr>
+      </w:pPr>
+    </w:p>
+    <w:p>
+      <w:pPr>
+        <w:pStyle w:val="Heading2"/>
+        <w:rPr>
+          <w:ins w:id="51330" w:author="Albert Kwame Osei-Owusu" w:date="2026-09-14T16:00:00Z"/>
+        </w:rPr>
+      </w:pPr>
+      <w:ins w:id="51331" w:author="Albert Kwame Osei-Owusu" w:date="2026-09-14T16:00:00Z">
+        <w:r>
+          <w:t xml:space="preserve">Footprint size and contributing activities</w:t>
+        </w:r>
+      </w:ins>
+    </w:p>
+    <w:p>
+      <w:pPr>
+        <w:spacing w:after="160"/>
+      </w:pPr>
       <w:del w:id="2877" w:author="Albert Kwame Osei-Owusu" w:date="2026-09-13T09:00:00Z">
         <w:r>
           <w:delText xml:space="preserve">Delivering </w:delText>
@@ -6507,187 +6534,405 @@
       </w:del>
       <w:ins w:id="2901" w:author="Albert Kwame Osei-Owusu" w:date="2026-09-13T09:00:00Z">
         <w:r>
-          <w:t xml:space="preserve">Delivering health care in Denmark was associated with environmental impacts across all five impact categories, accounting for between 2.1% and 6.5% of the national consumption-based totals. Greenhouse gas emissions were estimated at 4,267 kt CO₂e (95% interval 3,675 to 5,029), corresponding to 5.5% of total Danish consumption-based emissions and 0.73 t CO₂e per person per year. Material extraction amounted to 3,498 kt (6.5%), blue water consumption to 75 Mm³ (75 million cubic metres; 5.9%), land use to 4,118 km² (4.1%), and waste generation to 221 kt (2.1% of total Danish waste). Of the 4,265 kt CO₂e covered by the GHG Protocol partition, 89.0% arose upstream in Scope 3, which includes employee commuting and inhaler propellants, and 11.0% in the sector's own operations, its purchased energy and patient and visitor travel.</w:t>
-        </w:r>
-      </w:ins>
-    </w:p>
-    <w:p/>
-    <w:p/>
+          <w:t xml:space="preserve">Delivering health care in Denmark was associated with environmental impacts across all five impact categories, accounting for between 2.1% and 6.5% of the national consumption-based totals. Greenhouse gas emissions were estimated at 4,267 kt CO₂e (95% interval 3,675 to 5,029), corresponding to 5.5% of total Danish consumption-based emissions and 0.73 t CO₂e per person per year. Material extraction amounted to 3,498 kt (6.5%), blue water consumption to 75 Mm³ (75 million cubic metres; 5.9%), land use to 4,118 km² (4.1%) and waste generation to 221 kt (2.1% of total Danish waste). Of the 4,265 kt CO₂e covered by the GHG Protocol partition, 89.0% arose upstream in Scope 3, which includes employee commuting and inhaler propellants, and 11.0% in the sector's own operations, its purchased energy and patient and visitor travel.</w:t>
+        </w:r>
+      </w:ins>
+    </w:p>
+    <w:p>
+      <w:pPr>
+        <w:rPr>
+          <w:del w:id="51352" w:author="Albert Kwame Osei-Owusu" w:date="2026-09-14T16:00:00Z"/>
+        </w:rPr>
+      </w:pPr>
+    </w:p>
+    <w:p>
+      <w:pPr>
+        <w:rPr>
+          <w:del w:id="51353" w:author="Albert Kwame Osei-Owusu" w:date="2026-09-14T16:00:00Z"/>
+        </w:rPr>
+      </w:pPr>
+    </w:p>
+    <w:p>
+      <w:pPr>
+        <w:pStyle w:val="TableCaption"/>
+        <w:rPr>
+          <w:ins w:id="51328" w:author="Albert Kwame Osei-Owusu" w:date="2026-09-14T16:00:00Z"/>
+        </w:rPr>
+      </w:pPr>
+      <w:ins w:id="51329" w:author="Albert Kwame Osei-Owusu" w:date="2026-09-14T16:00:00Z">
+        <w:r>
+          <w:rPr>
+            <w:b/>
+            <w:bCs/>
+          </w:rPr>
+          <w:t xml:space="preserve">Table 1.</w:t>
+        </w:r>
+        <w:r>
+          <w:t xml:space="preserve"> Basic-price health care expenditure and associated environmental impacts in Denmark in 2022, by expenditure category and bottom-up source.</w:t>
+        </w:r>
+      </w:ins>
+    </w:p>
     <w:tbl>
       <w:tblPr>
-        <w:tblW w:w="0" w:type="auto"/>
+        <w:tblW w:w="9638" w:type="dxa"/>
         <w:tblBorders>
-          <w:top w:val="single" w:sz="4" w:space="0" w:color="E7E6E6" w:themeColor="background2"/>
-          <w:left w:val="single" w:sz="4" w:space="0" w:color="E7E6E6" w:themeColor="background2"/>
-          <w:bottom w:val="single" w:sz="4" w:space="0" w:color="E7E6E6" w:themeColor="background2"/>
-          <w:right w:val="single" w:sz="4" w:space="0" w:color="E7E6E6" w:themeColor="background2"/>
-          <w:insideH w:val="single" w:sz="4" w:space="0" w:color="E7E6E6" w:themeColor="background2"/>
-          <w:insideV w:val="single" w:sz="4" w:space="0" w:color="E7E6E6" w:themeColor="background2"/>
+          <w:top w:val="single" w:sz="8" w:space="0" w:color="000000"/>
+          <w:left w:val="nil"/>
+          <w:bottom w:val="single" w:sz="8" w:space="0" w:color="000000"/>
+          <w:right w:val="nil"/>
+          <w:insideH w:val="nil"/>
+          <w:insideV w:val="nil"/>
         </w:tblBorders>
-        <w:tblLook w:val="04A0" w:firstRow="1" w:lastRow="0" w:firstColumn="1" w:lastColumn="0" w:noHBand="0" w:noVBand="1"/>
+        <w:tblLayout w:type="fixed"/>
+        <w:tblCellMar>
+          <w:left w:w="57" w:type="dxa"/>
+          <w:right w:w="57" w:type="dxa"/>
+        </w:tblCellMar>
+        <w:tblLook w:val="0000" w:firstRow="0" w:lastRow="0" w:firstColumn="0" w:lastColumn="0" w:noHBand="1" w:noVBand="1"/>
       </w:tblPr>
       <w:tblGrid>
-        <w:gridCol w:w="1492"/>
-        <w:gridCol w:w="1480"/>
-        <w:gridCol w:w="1383"/>
-        <w:gridCol w:w="1383"/>
-        <w:gridCol w:w="1270"/>
-        <w:gridCol w:w="1383"/>
-        <w:gridCol w:w="1237"/>
+        <w:gridCol w:w="2408"/>
+        <w:gridCol w:w="1205"/>
+        <w:gridCol w:w="1205"/>
+        <w:gridCol w:w="1205"/>
+        <w:gridCol w:w="1205"/>
+        <w:gridCol w:w="1205"/>
+        <w:gridCol w:w="1205"/>
       </w:tblGrid>
       <w:tr>
+        <w:trPr>
+          <w:cantSplit/>
+          <w:tblHeader/>
+        </w:trPr>
         <w:tc>
           <w:tcPr>
-            <w:tcW w:w="1527" w:type="dxa"/>
-          </w:tcPr>
-          <w:p/>
-        </w:tc>
-        <w:tc>
-          <w:tcPr>
-            <w:tcW w:w="1361" w:type="dxa"/>
+            <w:tcW w:w="2408" w:type="dxa"/>
+            <w:tcBorders>
+              <w:bottom w:val="single" w:sz="4" w:space="0" w:color="000000"/>
+            </w:tcBorders>
+            <w:vAlign w:val="bottom"/>
           </w:tcPr>
           <w:p>
-            <w:r>
-              <w:t>Basic price</w:t>
-            </w:r>
-          </w:p>
-          <w:p>
-            <w:r>
-              <w:t>expenditure,</w:t>
-            </w:r>
-          </w:p>
-          <w:p>
-            <w:r>
-              <w:t>million euros</w:t>
-            </w:r>
+            <w:pPr>
+              <w:pStyle w:val="TableText"/>
+            </w:pPr>
           </w:p>
         </w:tc>
         <w:tc>
           <w:tcPr>
-            <w:tcW w:w="1348" w:type="dxa"/>
+            <w:tcW w:w="1205" w:type="dxa"/>
+            <w:tcBorders>
+              <w:bottom w:val="single" w:sz="4" w:space="0" w:color="000000"/>
+            </w:tcBorders>
+            <w:vAlign w:val="bottom"/>
           </w:tcPr>
           <w:p>
-            <w:r>
-              <w:t>Climate change,</w:t>
-            </w:r>
+            <w:pPr>
+              <w:pStyle w:val="TableText"/>
+              <w:jc w:val="right"/>
+              <w:rPr>
+                <w:del w:id="51237" w:author="Albert Kwame Osei-Owusu" w:date="2026-09-14T16:00:00Z"/>
+              </w:rPr>
+            </w:pPr>
+            <w:del w:id="51235" w:author="Albert Kwame Osei-Owusu" w:date="2026-09-14T16:00:00Z">
+              <w:r>
+                <w:delText>Basic price</w:delText>
+              </w:r>
+            </w:del>
           </w:p>
           <w:p>
+            <w:pPr>
+              <w:pStyle w:val="TableText"/>
+              <w:jc w:val="right"/>
+              <w:rPr>
+                <w:del w:id="51234" w:author="Albert Kwame Osei-Owusu" w:date="2026-09-14T16:00:00Z"/>
+              </w:rPr>
+            </w:pPr>
+            <w:del w:id="51232" w:author="Albert Kwame Osei-Owusu" w:date="2026-09-14T16:00:00Z">
+              <w:r>
+                <w:delText>expenditure,</w:delText>
+              </w:r>
+            </w:del>
+          </w:p>
+          <w:p>
+            <w:pPr>
+              <w:pStyle w:val="TableText"/>
+              <w:jc w:val="right"/>
+            </w:pPr>
+            <w:del w:id="51230" w:author="Albert Kwame Osei-Owusu" w:date="2026-09-14T16:00:00Z">
+              <w:r>
+                <w:delText xml:space="preserve">million euros</w:delText>
+              </w:r>
+            </w:del>
+            <w:ins w:id="51231" w:author="Albert Kwame Osei-Owusu" w:date="2026-09-14T16:00:00Z">
+              <w:r>
+                <w:t xml:space="preserve">Basic-price expenditure (million euros)</w:t>
+              </w:r>
+            </w:ins>
+          </w:p>
+        </w:tc>
+        <w:tc>
+          <w:tcPr>
+            <w:tcW w:w="1205" w:type="dxa"/>
+            <w:tcBorders>
+              <w:bottom w:val="single" w:sz="4" w:space="0" w:color="000000"/>
+            </w:tcBorders>
+            <w:vAlign w:val="bottom"/>
+          </w:tcPr>
+          <w:p>
+            <w:pPr>
+              <w:pStyle w:val="TableText"/>
+              <w:jc w:val="right"/>
+              <w:rPr>
+                <w:del w:id="51246" w:author="Albert Kwame Osei-Owusu" w:date="2026-09-14T16:00:00Z"/>
+              </w:rPr>
+            </w:pPr>
+            <w:del w:id="51244" w:author="Albert Kwame Osei-Owusu" w:date="2026-09-14T16:00:00Z">
+              <w:r>
+                <w:delText>Climate change,</w:delText>
+              </w:r>
+            </w:del>
+          </w:p>
+          <w:p>
+            <w:pPr>
+              <w:pStyle w:val="TableText"/>
+              <w:jc w:val="right"/>
+              <w:rPr>
+                <w:del w:id="51243" w:author="Albert Kwame Osei-Owusu" w:date="2026-09-14T16:00:00Z"/>
+              </w:rPr>
+            </w:pPr>
             <w:proofErr w:type="spellStart"/>
-            <w:r>
-              <w:t>kilotonnes</w:t>
-            </w:r>
+            <w:del w:id="51239" w:author="Albert Kwame Osei-Owusu" w:date="2026-09-14T16:00:00Z">
+              <w:r>
+                <w:delText>kilotonnes</w:delText>
+              </w:r>
+            </w:del>
             <w:proofErr w:type="spellEnd"/>
-            <w:r>
-              <w:t xml:space="preserve"> of </w:t>
-            </w:r>
+            <w:del w:id="51240" w:author="Albert Kwame Osei-Owusu" w:date="2026-09-14T16:00:00Z">
+              <w:r>
+                <w:delText xml:space="preserve"> of </w:delText>
+              </w:r>
+            </w:del>
             <w:proofErr w:type="spellStart"/>
-            <w:r>
-              <w:t>CO₂e</w:t>
-            </w:r>
+            <w:del w:id="51241" w:author="Albert Kwame Osei-Owusu" w:date="2026-09-14T16:00:00Z">
+              <w:r>
+                <w:delText>CO₂e</w:delText>
+              </w:r>
+            </w:del>
             <w:proofErr w:type="spellEnd"/>
           </w:p>
           <w:p>
+            <w:pPr>
+              <w:pStyle w:val="TableText"/>
+              <w:jc w:val="right"/>
+            </w:pPr>
             <w:del w:id="673" w:author="Albert Kwame Osei-Owusu" w:date="2026-09-12T09:00:00Z">
               <w:r>
                 <w:delText>equivalent</w:delText>
               </w:r>
             </w:del>
+            <w:ins w:id="51238" w:author="Albert Kwame Osei-Owusu" w:date="2026-09-14T16:00:00Z">
+              <w:r>
+                <w:t xml:space="preserve">Climate change (kt CO₂e)</w:t>
+              </w:r>
+            </w:ins>
           </w:p>
         </w:tc>
         <w:tc>
           <w:tcPr>
-            <w:tcW w:w="1355" w:type="dxa"/>
+            <w:tcW w:w="1205" w:type="dxa"/>
+            <w:tcBorders>
+              <w:bottom w:val="single" w:sz="4" w:space="0" w:color="000000"/>
+            </w:tcBorders>
+            <w:vAlign w:val="bottom"/>
           </w:tcPr>
           <w:p>
             <w:pPr>
+              <w:pStyle w:val="TableText"/>
+              <w:jc w:val="right"/>
               <w:rPr>
-                <w:lang w:val="da-DK"/>
+                <w:del w:id="51254" w:author="Albert Kwame Osei-Owusu" w:date="2026-09-14T16:00:00Z"/>
+                <w:lang w:val="en-GB"/>
               </w:rPr>
             </w:pPr>
             <w:proofErr w:type="spellStart"/>
-            <w:r>
-              <w:rPr>
-                <w:lang w:val="da-DK"/>
-              </w:rPr>
-              <w:t>Material</w:t>
-            </w:r>
+            <w:del w:id="51249" w:author="Albert Kwame Osei-Owusu" w:date="2026-09-14T16:00:00Z">
+              <w:r>
+                <w:rPr>
+                  <w:lang w:val="en-GB"/>
+                </w:rPr>
+                <w:delText>Material</w:delText>
+              </w:r>
+            </w:del>
             <w:proofErr w:type="spellEnd"/>
-            <w:r>
-              <w:rPr>
-                <w:lang w:val="da-DK"/>
-              </w:rPr>
-              <w:t xml:space="preserve"> </w:t>
-            </w:r>
+            <w:del w:id="51250" w:author="Albert Kwame Osei-Owusu" w:date="2026-09-14T16:00:00Z">
+              <w:r>
+                <w:rPr>
+                  <w:lang w:val="en-GB"/>
+                </w:rPr>
+                <w:delText xml:space="preserve"> </w:delText>
+              </w:r>
+            </w:del>
             <w:proofErr w:type="spellStart"/>
-            <w:r>
-              <w:rPr>
-                <w:lang w:val="da-DK"/>
-              </w:rPr>
-              <w:t>extraction</w:t>
-            </w:r>
+            <w:del w:id="51251" w:author="Albert Kwame Osei-Owusu" w:date="2026-09-14T16:00:00Z">
+              <w:r>
+                <w:rPr>
+                  <w:lang w:val="en-GB"/>
+                </w:rPr>
+                <w:delText>extraction</w:delText>
+              </w:r>
+            </w:del>
             <w:proofErr w:type="spellEnd"/>
-            <w:r>
-              <w:rPr>
-                <w:lang w:val="da-DK"/>
-              </w:rPr>
-              <w:t>,</w:t>
-            </w:r>
+            <w:del w:id="51252" w:author="Albert Kwame Osei-Owusu" w:date="2026-09-14T16:00:00Z">
+              <w:r>
+                <w:rPr>
+                  <w:lang w:val="en-GB"/>
+                </w:rPr>
+                <w:delText>,</w:delText>
+              </w:r>
+            </w:del>
           </w:p>
           <w:p>
+            <w:pPr>
+              <w:pStyle w:val="TableText"/>
+              <w:jc w:val="right"/>
+            </w:pPr>
             <w:proofErr w:type="spellStart"/>
-            <w:r>
-              <w:rPr>
-                <w:lang w:val="da-DK"/>
-              </w:rPr>
-              <w:t>kilotonnes</w:t>
-            </w:r>
+            <w:del w:id="51247" w:author="Albert Kwame Osei-Owusu" w:date="2026-09-14T16:00:00Z">
+              <w:r>
+                <w:rPr>
+                  <w:lang w:val="en-GB"/>
+                </w:rPr>
+                <w:delText xml:space="preserve">kilotonnes</w:delText>
+              </w:r>
+            </w:del>
+            <w:ins w:id="51248" w:author="Albert Kwame Osei-Owusu" w:date="2026-09-14T16:00:00Z">
+              <w:r>
+                <w:rPr>
+                  <w:lang w:val="en-GB"/>
+                </w:rPr>
+                <w:t xml:space="preserve">Material extraction (kt)</w:t>
+              </w:r>
+            </w:ins>
             <w:proofErr w:type="spellEnd"/>
           </w:p>
         </w:tc>
         <w:tc>
           <w:tcPr>
-            <w:tcW w:w="1370" w:type="dxa"/>
+            <w:tcW w:w="1205" w:type="dxa"/>
+            <w:tcBorders>
+              <w:bottom w:val="single" w:sz="4" w:space="0" w:color="000000"/>
+            </w:tcBorders>
+            <w:vAlign w:val="bottom"/>
           </w:tcPr>
           <w:p>
-            <w:r>
-              <w:t>Blue water</w:t>
-            </w:r>
+            <w:pPr>
+              <w:pStyle w:val="TableText"/>
+              <w:jc w:val="right"/>
+              <w:rPr>
+                <w:del w:id="51262" w:author="Albert Kwame Osei-Owusu" w:date="2026-09-14T16:00:00Z"/>
+              </w:rPr>
+            </w:pPr>
+            <w:del w:id="51260" w:author="Albert Kwame Osei-Owusu" w:date="2026-09-14T16:00:00Z">
+              <w:r>
+                <w:delText>Blue water</w:delText>
+              </w:r>
+            </w:del>
           </w:p>
           <w:p>
-            <w:r>
-              <w:t>consumption,</w:t>
-            </w:r>
+            <w:pPr>
+              <w:pStyle w:val="TableText"/>
+              <w:jc w:val="right"/>
+              <w:rPr>
+                <w:del w:id="51259" w:author="Albert Kwame Osei-Owusu" w:date="2026-09-14T16:00:00Z"/>
+              </w:rPr>
+            </w:pPr>
+            <w:del w:id="51257" w:author="Albert Kwame Osei-Owusu" w:date="2026-09-14T16:00:00Z">
+              <w:r>
+                <w:delText>consumption,</w:delText>
+              </w:r>
+            </w:del>
           </w:p>
           <w:p>
-            <w:r>
-              <w:t>Mm³</w:t>
-            </w:r>
+            <w:pPr>
+              <w:pStyle w:val="TableText"/>
+              <w:jc w:val="right"/>
+            </w:pPr>
+            <w:del w:id="51255" w:author="Albert Kwame Osei-Owusu" w:date="2026-09-14T16:00:00Z">
+              <w:r>
+                <w:delText xml:space="preserve">Mm³</w:delText>
+              </w:r>
+            </w:del>
+            <w:ins w:id="51256" w:author="Albert Kwame Osei-Owusu" w:date="2026-09-14T16:00:00Z">
+              <w:r>
+                <w:t xml:space="preserve">Blue water consumption (Mm³)</w:t>
+              </w:r>
+            </w:ins>
           </w:p>
         </w:tc>
         <w:tc>
           <w:tcPr>
-            <w:tcW w:w="1313" w:type="dxa"/>
+            <w:tcW w:w="1205" w:type="dxa"/>
+            <w:tcBorders>
+              <w:bottom w:val="single" w:sz="4" w:space="0" w:color="000000"/>
+            </w:tcBorders>
+            <w:vAlign w:val="bottom"/>
           </w:tcPr>
           <w:p>
-            <w:r>
-              <w:t>Land use, km²</w:t>
-            </w:r>
+            <w:pPr>
+              <w:pStyle w:val="TableText"/>
+              <w:jc w:val="right"/>
+            </w:pPr>
+            <w:del w:id="51268" w:author="Albert Kwame Osei-Owusu" w:date="2026-09-14T16:00:00Z">
+              <w:r>
+                <w:delText xml:space="preserve">Land use, km²</w:delText>
+              </w:r>
+            </w:del>
+            <w:ins w:id="51269" w:author="Albert Kwame Osei-Owusu" w:date="2026-09-14T16:00:00Z">
+              <w:r>
+                <w:t xml:space="preserve">Land use (km²)</w:t>
+              </w:r>
+            </w:ins>
           </w:p>
         </w:tc>
         <w:tc>
           <w:tcPr>
-            <w:tcW w:w="1354" w:type="dxa"/>
+            <w:tcW w:w="1205" w:type="dxa"/>
+            <w:tcBorders>
+              <w:bottom w:val="single" w:sz="4" w:space="0" w:color="000000"/>
+            </w:tcBorders>
+            <w:vAlign w:val="bottom"/>
           </w:tcPr>
           <w:p>
-            <w:r>
-              <w:t>Waste generation,</w:t>
-            </w:r>
+            <w:pPr>
+              <w:pStyle w:val="TableText"/>
+              <w:jc w:val="right"/>
+              <w:rPr>
+                <w:del w:id="51267" w:author="Albert Kwame Osei-Owusu" w:date="2026-09-14T16:00:00Z"/>
+              </w:rPr>
+            </w:pPr>
+            <w:del w:id="51265" w:author="Albert Kwame Osei-Owusu" w:date="2026-09-14T16:00:00Z">
+              <w:r>
+                <w:delText>Waste generation,</w:delText>
+              </w:r>
+            </w:del>
           </w:p>
           <w:p>
+            <w:pPr>
+              <w:pStyle w:val="TableText"/>
+              <w:jc w:val="right"/>
+            </w:pPr>
             <w:proofErr w:type="spellStart"/>
-            <w:r>
-              <w:t>kilotonnes</w:t>
-            </w:r>
+            <w:del w:id="51263" w:author="Albert Kwame Osei-Owusu" w:date="2026-09-14T16:00:00Z">
+              <w:r>
+                <w:delText xml:space="preserve">kilotonnes</w:delText>
+              </w:r>
+            </w:del>
+            <w:ins w:id="51264" w:author="Albert Kwame Osei-Owusu" w:date="2026-09-14T16:00:00Z">
+              <w:r>
+                <w:t xml:space="preserve">Waste generation (kt)</w:t>
+              </w:r>
+            </w:ins>
             <w:proofErr w:type="spellEnd"/>
           </w:p>
         </w:tc>
@@ -6695,12 +6940,15 @@
       <w:tr>
         <w:tc>
           <w:tcPr>
-            <w:tcW w:w="1527" w:type="dxa"/>
+            <w:tcW w:w="2408" w:type="dxa"/>
           </w:tcPr>
           <w:p>
+            <w:pPr>
+              <w:pStyle w:val="TableText"/>
+            </w:pPr>
             <w:r>
               <w:rPr>
-                <w:lang w:val="da-DK"/>
+                <w:lang w:val="en-GB"/>
               </w:rPr>
               <w:t>Total</w:t>
             </w:r>
@@ -6708,11 +6956,12 @@
         </w:tc>
         <w:tc>
           <w:tcPr>
-            <w:tcW w:w="1361" w:type="dxa"/>
+            <w:tcW w:w="1205" w:type="dxa"/>
           </w:tcPr>
           <w:p>
             <w:pPr>
-              <w:jc w:val="center"/>
+              <w:pStyle w:val="TableText"/>
+              <w:jc w:val="right"/>
             </w:pPr>
             <w:del w:id="674" w:author="Albert Kwame Osei-Owusu" w:date="2026-09-12T09:00:00Z">
               <w:r>
@@ -6735,9 +6984,13 @@
         </w:tc>
         <w:tc>
           <w:tcPr>
-            <w:tcW w:w="1348" w:type="dxa"/>
+            <w:tcW w:w="1205" w:type="dxa"/>
           </w:tcPr>
           <w:p>
+            <w:pPr>
+              <w:pStyle w:val="TableText"/>
+              <w:jc w:val="right"/>
+            </w:pPr>
             <w:del w:id="676" w:author="Albert Kwame Osei-Owusu" w:date="2026-09-12T09:00:00Z">
               <w:r>
                 <w:delText>4,815 (100.0%)</w:delText>
@@ -6759,9 +7012,13 @@
         </w:tc>
         <w:tc>
           <w:tcPr>
-            <w:tcW w:w="1355" w:type="dxa"/>
+            <w:tcW w:w="1205" w:type="dxa"/>
           </w:tcPr>
           <w:p>
+            <w:pPr>
+              <w:pStyle w:val="TableText"/>
+              <w:jc w:val="right"/>
+            </w:pPr>
             <w:del w:id="678" w:author="Albert Kwame Osei-Owusu" w:date="2026-09-12T09:00:00Z">
               <w:r>
                 <w:delText>2,601 (100.0%)</w:delText>
@@ -6783,9 +7040,13 @@
         </w:tc>
         <w:tc>
           <w:tcPr>
-            <w:tcW w:w="1370" w:type="dxa"/>
+            <w:tcW w:w="1205" w:type="dxa"/>
           </w:tcPr>
           <w:p>
+            <w:pPr>
+              <w:pStyle w:val="TableText"/>
+              <w:jc w:val="right"/>
+            </w:pPr>
             <w:del w:id="680" w:author="Albert Kwame Osei-Owusu" w:date="2026-09-12T09:00:00Z">
               <w:r>
                 <w:delText>47 (100.0%)</w:delText>
@@ -6807,9 +7068,13 @@
         </w:tc>
         <w:tc>
           <w:tcPr>
-            <w:tcW w:w="1313" w:type="dxa"/>
+            <w:tcW w:w="1205" w:type="dxa"/>
           </w:tcPr>
           <w:p>
+            <w:pPr>
+              <w:pStyle w:val="TableText"/>
+              <w:jc w:val="right"/>
+            </w:pPr>
             <w:del w:id="682" w:author="Albert Kwame Osei-Owusu" w:date="2026-09-12T09:00:00Z">
               <w:r>
                 <w:delText>2,753 (100.0%)</w:delText>
@@ -6831,9 +7096,13 @@
         </w:tc>
         <w:tc>
           <w:tcPr>
-            <w:tcW w:w="1354" w:type="dxa"/>
+            <w:tcW w:w="1205" w:type="dxa"/>
           </w:tcPr>
           <w:p>
+            <w:pPr>
+              <w:pStyle w:val="TableText"/>
+              <w:jc w:val="right"/>
+            </w:pPr>
             <w:del w:id="684" w:author="Albert Kwame Osei-Owusu" w:date="2026-09-12T09:00:00Z">
               <w:r>
                 <w:delText>840 (100.0%)</w:delText>
@@ -6857,57 +7126,98 @@
       <w:tr>
         <w:tc>
           <w:tcPr>
-            <w:tcW w:w="1527" w:type="dxa"/>
+            <w:tcW w:w="2408" w:type="dxa"/>
           </w:tcPr>
           <w:p>
+            <w:pPr>
+              <w:pStyle w:val="TableText"/>
+            </w:pPr>
             <w:r>
+              <w:rPr>
+                <w:i/>
+                <w:iCs/>
+              </w:rPr>
               <w:t>Top-down</w:t>
             </w:r>
           </w:p>
         </w:tc>
         <w:tc>
           <w:tcPr>
-            <w:tcW w:w="1361" w:type="dxa"/>
+            <w:tcW w:w="1205" w:type="dxa"/>
           </w:tcPr>
-          <w:p/>
+          <w:p>
+            <w:pPr>
+              <w:pStyle w:val="TableText"/>
+              <w:jc w:val="right"/>
+            </w:pPr>
+          </w:p>
         </w:tc>
         <w:tc>
           <w:tcPr>
-            <w:tcW w:w="1348" w:type="dxa"/>
+            <w:tcW w:w="1205" w:type="dxa"/>
           </w:tcPr>
-          <w:p/>
+          <w:p>
+            <w:pPr>
+              <w:pStyle w:val="TableText"/>
+              <w:jc w:val="right"/>
+            </w:pPr>
+          </w:p>
         </w:tc>
         <w:tc>
           <w:tcPr>
-            <w:tcW w:w="1355" w:type="dxa"/>
+            <w:tcW w:w="1205" w:type="dxa"/>
           </w:tcPr>
-          <w:p/>
+          <w:p>
+            <w:pPr>
+              <w:pStyle w:val="TableText"/>
+              <w:jc w:val="right"/>
+            </w:pPr>
+          </w:p>
         </w:tc>
         <w:tc>
           <w:tcPr>
-            <w:tcW w:w="1370" w:type="dxa"/>
+            <w:tcW w:w="1205" w:type="dxa"/>
           </w:tcPr>
-          <w:p/>
+          <w:p>
+            <w:pPr>
+              <w:pStyle w:val="TableText"/>
+              <w:jc w:val="right"/>
+            </w:pPr>
+          </w:p>
         </w:tc>
         <w:tc>
           <w:tcPr>
-            <w:tcW w:w="1313" w:type="dxa"/>
+            <w:tcW w:w="1205" w:type="dxa"/>
           </w:tcPr>
-          <w:p/>
+          <w:p>
+            <w:pPr>
+              <w:pStyle w:val="TableText"/>
+              <w:jc w:val="right"/>
+            </w:pPr>
+          </w:p>
         </w:tc>
         <w:tc>
           <w:tcPr>
-            <w:tcW w:w="1354" w:type="dxa"/>
+            <w:tcW w:w="1205" w:type="dxa"/>
           </w:tcPr>
-          <w:p/>
+          <w:p>
+            <w:pPr>
+              <w:pStyle w:val="TableText"/>
+              <w:jc w:val="right"/>
+            </w:pPr>
+          </w:p>
         </w:tc>
       </w:tr>
       <w:tr>
         <w:tc>
           <w:tcPr>
-            <w:tcW w:w="1527" w:type="dxa"/>
+            <w:tcW w:w="2408" w:type="dxa"/>
           </w:tcPr>
           <w:p>
+            <w:pPr>
+              <w:pStyle w:val="TableText"/>
+              <w:ind w:left="170"/>
+            </w:pPr>
             <w:r>
               <w:t>Health</w:t>
             </w:r>
@@ -6921,9 +7231,13 @@
         </w:tc>
         <w:tc>
           <w:tcPr>
-            <w:tcW w:w="1361" w:type="dxa"/>
+            <w:tcW w:w="1205" w:type="dxa"/>
           </w:tcPr>
           <w:p>
+            <w:pPr>
+              <w:pStyle w:val="TableText"/>
+              <w:jc w:val="right"/>
+            </w:pPr>
             <w:del w:id="686" w:author="Albert Kwame Osei-Owusu" w:date="2026-09-12T09:00:00Z">
               <w:r>
                 <w:delText>23,221 (89.8%)</w:delText>
@@ -6945,9 +7259,13 @@
         </w:tc>
         <w:tc>
           <w:tcPr>
-            <w:tcW w:w="1348" w:type="dxa"/>
+            <w:tcW w:w="1205" w:type="dxa"/>
           </w:tcPr>
           <w:p>
+            <w:pPr>
+              <w:pStyle w:val="TableText"/>
+              <w:jc w:val="right"/>
+            </w:pPr>
             <w:del w:id="688" w:author="Albert Kwame Osei-Owusu" w:date="2026-09-12T09:00:00Z">
               <w:r>
                 <w:delText>3,294 (68.4%)</w:delText>
@@ -6969,9 +7287,13 @@
         </w:tc>
         <w:tc>
           <w:tcPr>
-            <w:tcW w:w="1355" w:type="dxa"/>
+            <w:tcW w:w="1205" w:type="dxa"/>
           </w:tcPr>
           <w:p>
+            <w:pPr>
+              <w:pStyle w:val="TableText"/>
+              <w:jc w:val="right"/>
+            </w:pPr>
             <w:del w:id="690" w:author="Albert Kwame Osei-Owusu" w:date="2026-09-12T09:00:00Z">
               <w:r>
                 <w:delText>1,309 (50.3%)</w:delText>
@@ -6993,9 +7315,13 @@
         </w:tc>
         <w:tc>
           <w:tcPr>
-            <w:tcW w:w="1370" w:type="dxa"/>
+            <w:tcW w:w="1205" w:type="dxa"/>
           </w:tcPr>
           <w:p>
+            <w:pPr>
+              <w:pStyle w:val="TableText"/>
+              <w:jc w:val="right"/>
+            </w:pPr>
             <w:del w:id="692" w:author="Albert Kwame Osei-Owusu" w:date="2026-09-12T09:00:00Z">
               <w:r>
                 <w:delText>27 (58.2%)</w:delText>
@@ -7017,9 +7343,13 @@
         </w:tc>
         <w:tc>
           <w:tcPr>
-            <w:tcW w:w="1313" w:type="dxa"/>
+            <w:tcW w:w="1205" w:type="dxa"/>
           </w:tcPr>
           <w:p>
+            <w:pPr>
+              <w:pStyle w:val="TableText"/>
+              <w:jc w:val="right"/>
+            </w:pPr>
             <w:del w:id="694" w:author="Albert Kwame Osei-Owusu" w:date="2026-09-12T09:00:00Z">
               <w:r>
                 <w:delText>1,884 (68.4%)</w:delText>
@@ -7041,9 +7371,13 @@
         </w:tc>
         <w:tc>
           <w:tcPr>
-            <w:tcW w:w="1354" w:type="dxa"/>
+            <w:tcW w:w="1205" w:type="dxa"/>
           </w:tcPr>
           <w:p>
+            <w:pPr>
+              <w:pStyle w:val="TableText"/>
+              <w:jc w:val="right"/>
+            </w:pPr>
             <w:del w:id="696" w:author="Albert Kwame Osei-Owusu" w:date="2026-09-12T09:00:00Z">
               <w:r>
                 <w:delText>562 (66.8%)</w:delText>
@@ -7067,14 +7401,30 @@
       <w:tr>
         <w:tc>
           <w:tcPr>
-            <w:tcW w:w="1527" w:type="dxa"/>
+            <w:tcW w:w="2408" w:type="dxa"/>
           </w:tcPr>
           <w:p>
+            <w:pPr>
+              <w:pStyle w:val="TableText"/>
+              <w:ind w:left="170"/>
+              <w:rPr>
+                <w:del w:id="51271" w:author="Albert Kwame Osei-Owusu" w:date="2026-09-14T16:00:00Z"/>
+              </w:rPr>
+            </w:pPr>
             <w:r>
-              <w:t>Pharmaceuticals and</w:t>
+              <w:t xml:space="preserve">Pharmaceuticals and</w:t>
             </w:r>
+            <w:ins w:id="51270" w:author="Albert Kwame Osei-Owusu" w:date="2026-09-14T16:00:00Z">
+              <w:r>
+                <w:t xml:space="preserve"> </w:t>
+              </w:r>
+            </w:ins>
           </w:p>
           <w:p>
+            <w:pPr>
+              <w:pStyle w:val="TableText"/>
+              <w:ind w:left="170"/>
+            </w:pPr>
             <w:r>
               <w:t>chemical products</w:t>
             </w:r>
@@ -7082,9 +7432,13 @@
         </w:tc>
         <w:tc>
           <w:tcPr>
-            <w:tcW w:w="1361" w:type="dxa"/>
+            <w:tcW w:w="1205" w:type="dxa"/>
           </w:tcPr>
           <w:p>
+            <w:pPr>
+              <w:pStyle w:val="TableText"/>
+              <w:jc w:val="right"/>
+            </w:pPr>
             <w:del w:id="698" w:author="Albert Kwame Osei-Owusu" w:date="2026-09-12T09:00:00Z">
               <w:r>
                 <w:delText>1,735 (6.7%)</w:delText>
@@ -7106,9 +7460,13 @@
         </w:tc>
         <w:tc>
           <w:tcPr>
-            <w:tcW w:w="1348" w:type="dxa"/>
+            <w:tcW w:w="1205" w:type="dxa"/>
           </w:tcPr>
           <w:p>
+            <w:pPr>
+              <w:pStyle w:val="TableText"/>
+              <w:jc w:val="right"/>
+            </w:pPr>
             <w:del w:id="700" w:author="Albert Kwame Osei-Owusu" w:date="2026-09-12T09:00:00Z">
               <w:r>
                 <w:delText>756 (15.7%)</w:delText>
@@ -7130,9 +7488,13 @@
         </w:tc>
         <w:tc>
           <w:tcPr>
-            <w:tcW w:w="1355" w:type="dxa"/>
+            <w:tcW w:w="1205" w:type="dxa"/>
           </w:tcPr>
           <w:p>
+            <w:pPr>
+              <w:pStyle w:val="TableText"/>
+              <w:jc w:val="right"/>
+            </w:pPr>
             <w:del w:id="702" w:author="Albert Kwame Osei-Owusu" w:date="2026-09-12T09:00:00Z">
               <w:r>
                 <w:delText>1,132 (43.5%)</w:delText>
@@ -7154,9 +7516,13 @@
         </w:tc>
         <w:tc>
           <w:tcPr>
-            <w:tcW w:w="1370" w:type="dxa"/>
+            <w:tcW w:w="1205" w:type="dxa"/>
           </w:tcPr>
           <w:p>
+            <w:pPr>
+              <w:pStyle w:val="TableText"/>
+              <w:jc w:val="right"/>
+            </w:pPr>
             <w:del w:id="704" w:author="Albert Kwame Osei-Owusu" w:date="2026-09-12T09:00:00Z">
               <w:r>
                 <w:delText>17 (36.8%)</w:delText>
@@ -7178,9 +7544,13 @@
         </w:tc>
         <w:tc>
           <w:tcPr>
-            <w:tcW w:w="1313" w:type="dxa"/>
+            <w:tcW w:w="1205" w:type="dxa"/>
           </w:tcPr>
           <w:p>
+            <w:pPr>
+              <w:pStyle w:val="TableText"/>
+              <w:jc w:val="right"/>
+            </w:pPr>
             <w:del w:id="706" w:author="Albert Kwame Osei-Owusu" w:date="2026-09-12T09:00:00Z">
               <w:r>
                 <w:delText>755 (27.4%)</w:delText>
@@ -7202,9 +7572,13 @@
         </w:tc>
         <w:tc>
           <w:tcPr>
-            <w:tcW w:w="1354" w:type="dxa"/>
+            <w:tcW w:w="1205" w:type="dxa"/>
           </w:tcPr>
           <w:p>
+            <w:pPr>
+              <w:pStyle w:val="TableText"/>
+              <w:jc w:val="right"/>
+            </w:pPr>
             <w:del w:id="708" w:author="Albert Kwame Osei-Owusu" w:date="2026-09-12T09:00:00Z">
               <w:r>
                 <w:delText>221 (26.3%)</w:delText>
@@ -7228,9 +7602,13 @@
       <w:tr>
         <w:tc>
           <w:tcPr>
-            <w:tcW w:w="1527" w:type="dxa"/>
+            <w:tcW w:w="2408" w:type="dxa"/>
           </w:tcPr>
           <w:p>
+            <w:pPr>
+              <w:pStyle w:val="TableText"/>
+              <w:ind w:left="170"/>
+            </w:pPr>
             <w:r>
               <w:t>Medical appliances</w:t>
             </w:r>
@@ -7238,9 +7616,13 @@
         </w:tc>
         <w:tc>
           <w:tcPr>
-            <w:tcW w:w="1361" w:type="dxa"/>
+            <w:tcW w:w="1205" w:type="dxa"/>
           </w:tcPr>
           <w:p>
+            <w:pPr>
+              <w:pStyle w:val="TableText"/>
+              <w:jc w:val="right"/>
+            </w:pPr>
             <w:del w:id="710" w:author="Albert Kwame Osei-Owusu" w:date="2026-09-12T09:00:00Z">
               <w:r>
                 <w:delText>901 (3.5%)</w:delText>
@@ -7262,9 +7644,13 @@
         </w:tc>
         <w:tc>
           <w:tcPr>
-            <w:tcW w:w="1348" w:type="dxa"/>
+            <w:tcW w:w="1205" w:type="dxa"/>
           </w:tcPr>
           <w:p>
+            <w:pPr>
+              <w:pStyle w:val="TableText"/>
+              <w:jc w:val="right"/>
+            </w:pPr>
             <w:del w:id="712" w:author="Albert Kwame Osei-Owusu" w:date="2026-09-12T09:00:00Z">
               <w:r>
                 <w:delText>181 (3.8%)</w:delText>
@@ -7286,9 +7672,13 @@
         </w:tc>
         <w:tc>
           <w:tcPr>
-            <w:tcW w:w="1355" w:type="dxa"/>
+            <w:tcW w:w="1205" w:type="dxa"/>
           </w:tcPr>
           <w:p>
+            <w:pPr>
+              <w:pStyle w:val="TableText"/>
+              <w:jc w:val="right"/>
+            </w:pPr>
             <w:del w:id="714" w:author="Albert Kwame Osei-Owusu" w:date="2026-09-12T09:00:00Z">
               <w:r>
                 <w:delText>135 (5.2%)</w:delText>
@@ -7310,9 +7700,13 @@
         </w:tc>
         <w:tc>
           <w:tcPr>
-            <w:tcW w:w="1370" w:type="dxa"/>
+            <w:tcW w:w="1205" w:type="dxa"/>
           </w:tcPr>
           <w:p>
+            <w:pPr>
+              <w:pStyle w:val="TableText"/>
+              <w:jc w:val="right"/>
+            </w:pPr>
             <w:del w:id="716" w:author="Albert Kwame Osei-Owusu" w:date="2026-09-12T09:00:00Z">
               <w:r>
                 <w:delText>2 (4.7%)</w:delText>
@@ -7334,9 +7728,13 @@
         </w:tc>
         <w:tc>
           <w:tcPr>
-            <w:tcW w:w="1313" w:type="dxa"/>
+            <w:tcW w:w="1205" w:type="dxa"/>
           </w:tcPr>
           <w:p>
+            <w:pPr>
+              <w:pStyle w:val="TableText"/>
+              <w:jc w:val="right"/>
+            </w:pPr>
             <w:del w:id="718" w:author="Albert Kwame Osei-Owusu" w:date="2026-09-12T09:00:00Z">
               <w:r>
                 <w:delText>113 (4.1%)</w:delText>
@@ -7358,9 +7756,13 @@
         </w:tc>
         <w:tc>
           <w:tcPr>
-            <w:tcW w:w="1354" w:type="dxa"/>
+            <w:tcW w:w="1205" w:type="dxa"/>
           </w:tcPr>
           <w:p>
+            <w:pPr>
+              <w:pStyle w:val="TableText"/>
+              <w:jc w:val="right"/>
+            </w:pPr>
             <w:del w:id="720" w:author="Albert Kwame Osei-Owusu" w:date="2026-09-12T09:00:00Z">
               <w:r>
                 <w:delText>57 (6.8%)</w:delText>
@@ -7384,19 +7786,17 @@
       <w:tr>
         <w:tc>
           <w:tcPr>
-            <w:tcW w:w="1527" w:type="dxa"/>
+            <w:tcW w:w="2408" w:type="dxa"/>
           </w:tcPr>
           <w:p>
             <w:pPr>
-              <w:rPr>
-                <w:b/>
-                <w:bCs/>
-              </w:rPr>
+              <w:pStyle w:val="TableText"/>
+              <w:rPr/>
             </w:pPr>
             <w:r>
               <w:rPr>
-                <w:b/>
-                <w:bCs/>
+                <w:i/>
+                <w:iCs/>
               </w:rPr>
               <w:t>Bottom-up</w:t>
             </w:r>
@@ -7404,47 +7804,81 @@
         </w:tc>
         <w:tc>
           <w:tcPr>
-            <w:tcW w:w="1361" w:type="dxa"/>
+            <w:tcW w:w="1205" w:type="dxa"/>
           </w:tcPr>
-          <w:p/>
+          <w:p>
+            <w:pPr>
+              <w:pStyle w:val="TableText"/>
+              <w:jc w:val="right"/>
+            </w:pPr>
+          </w:p>
         </w:tc>
         <w:tc>
           <w:tcPr>
-            <w:tcW w:w="1348" w:type="dxa"/>
+            <w:tcW w:w="1205" w:type="dxa"/>
           </w:tcPr>
-          <w:p/>
+          <w:p>
+            <w:pPr>
+              <w:pStyle w:val="TableText"/>
+              <w:jc w:val="right"/>
+            </w:pPr>
+          </w:p>
         </w:tc>
         <w:tc>
           <w:tcPr>
-            <w:tcW w:w="1355" w:type="dxa"/>
+            <w:tcW w:w="1205" w:type="dxa"/>
           </w:tcPr>
-          <w:p/>
+          <w:p>
+            <w:pPr>
+              <w:pStyle w:val="TableText"/>
+              <w:jc w:val="right"/>
+            </w:pPr>
+          </w:p>
         </w:tc>
         <w:tc>
           <w:tcPr>
-            <w:tcW w:w="1370" w:type="dxa"/>
+            <w:tcW w:w="1205" w:type="dxa"/>
           </w:tcPr>
-          <w:p/>
+          <w:p>
+            <w:pPr>
+              <w:pStyle w:val="TableText"/>
+              <w:jc w:val="right"/>
+            </w:pPr>
+          </w:p>
         </w:tc>
         <w:tc>
           <w:tcPr>
-            <w:tcW w:w="1313" w:type="dxa"/>
+            <w:tcW w:w="1205" w:type="dxa"/>
           </w:tcPr>
-          <w:p/>
+          <w:p>
+            <w:pPr>
+              <w:pStyle w:val="TableText"/>
+              <w:jc w:val="right"/>
+            </w:pPr>
+          </w:p>
         </w:tc>
         <w:tc>
           <w:tcPr>
-            <w:tcW w:w="1354" w:type="dxa"/>
+            <w:tcW w:w="1205" w:type="dxa"/>
           </w:tcPr>
-          <w:p/>
+          <w:p>
+            <w:pPr>
+              <w:pStyle w:val="TableText"/>
+              <w:jc w:val="right"/>
+            </w:pPr>
+          </w:p>
         </w:tc>
       </w:tr>
       <w:tr>
         <w:tc>
           <w:tcPr>
-            <w:tcW w:w="1527" w:type="dxa"/>
+            <w:tcW w:w="2408" w:type="dxa"/>
           </w:tcPr>
           <w:p>
+            <w:pPr>
+              <w:pStyle w:val="TableText"/>
+              <w:ind w:left="170"/>
+            </w:pPr>
             <w:r>
               <w:t>Release of anaesthetic gases</w:t>
             </w:r>
@@ -7452,19 +7886,34 @@
         </w:tc>
         <w:tc>
           <w:tcPr>
-            <w:tcW w:w="1361" w:type="dxa"/>
+            <w:tcW w:w="1205" w:type="dxa"/>
           </w:tcPr>
           <w:p>
-            <w:r>
-              <w:t>N/A</w:t>
-            </w:r>
+            <w:pPr>
+              <w:pStyle w:val="TableText"/>
+              <w:jc w:val="right"/>
+            </w:pPr>
+            <w:del w:id="51282" w:author="Albert Kwame Osei-Owusu" w:date="2026-09-14T16:00:00Z">
+              <w:r>
+                <w:delText xml:space="preserve">N/A</w:delText>
+              </w:r>
+            </w:del>
+            <w:ins w:id="51283" w:author="Albert Kwame Osei-Owusu" w:date="2026-09-14T16:00:00Z">
+              <w:r>
+                <w:t xml:space="preserve">–</w:t>
+              </w:r>
+            </w:ins>
           </w:p>
         </w:tc>
         <w:tc>
           <w:tcPr>
-            <w:tcW w:w="1348" w:type="dxa"/>
+            <w:tcW w:w="1205" w:type="dxa"/>
           </w:tcPr>
           <w:p>
+            <w:pPr>
+              <w:pStyle w:val="TableText"/>
+              <w:jc w:val="right"/>
+            </w:pPr>
             <w:del w:id="722" w:author="Albert Kwame Osei-Owusu" w:date="2026-09-12T09:00:00Z">
               <w:r>
                 <w:delText>10 (0.2%)</w:delText>
@@ -7486,55 +7935,135 @@
         </w:tc>
         <w:tc>
           <w:tcPr>
-            <w:tcW w:w="1355" w:type="dxa"/>
+            <w:tcW w:w="1205" w:type="dxa"/>
           </w:tcPr>
-          <w:p/>
+          <w:p>
+            <w:pPr>
+              <w:pStyle w:val="TableText"/>
+              <w:jc w:val="right"/>
+            </w:pPr>
+            <w:ins w:id="51299" w:author="Albert Kwame Osei-Owusu" w:date="2026-09-14T16:00:00Z">
+              <w:r>
+                <w:t xml:space="preserve">–</w:t>
+              </w:r>
+            </w:ins>
+          </w:p>
         </w:tc>
         <w:tc>
           <w:tcPr>
-            <w:tcW w:w="1370" w:type="dxa"/>
+            <w:tcW w:w="1205" w:type="dxa"/>
           </w:tcPr>
-          <w:p/>
+          <w:p>
+            <w:pPr>
+              <w:pStyle w:val="TableText"/>
+              <w:jc w:val="right"/>
+            </w:pPr>
+            <w:ins w:id="51298" w:author="Albert Kwame Osei-Owusu" w:date="2026-09-14T16:00:00Z">
+              <w:r>
+                <w:t xml:space="preserve">–</w:t>
+              </w:r>
+            </w:ins>
+          </w:p>
         </w:tc>
         <w:tc>
           <w:tcPr>
-            <w:tcW w:w="1313" w:type="dxa"/>
+            <w:tcW w:w="1205" w:type="dxa"/>
           </w:tcPr>
-          <w:p/>
+          <w:p>
+            <w:pPr>
+              <w:pStyle w:val="TableText"/>
+              <w:jc w:val="right"/>
+            </w:pPr>
+            <w:ins w:id="51297" w:author="Albert Kwame Osei-Owusu" w:date="2026-09-14T16:00:00Z">
+              <w:r>
+                <w:t xml:space="preserve">–</w:t>
+              </w:r>
+            </w:ins>
+          </w:p>
         </w:tc>
         <w:tc>
           <w:tcPr>
-            <w:tcW w:w="1354" w:type="dxa"/>
+            <w:tcW w:w="1205" w:type="dxa"/>
           </w:tcPr>
-          <w:p/>
+          <w:p>
+            <w:pPr>
+              <w:pStyle w:val="TableText"/>
+              <w:jc w:val="right"/>
+            </w:pPr>
+            <w:ins w:id="51296" w:author="Albert Kwame Osei-Owusu" w:date="2026-09-14T16:00:00Z">
+              <w:r>
+                <w:t xml:space="preserve">–</w:t>
+              </w:r>
+            </w:ins>
+          </w:p>
         </w:tc>
       </w:tr>
       <w:tr>
         <w:tc>
           <w:tcPr>
-            <w:tcW w:w="1527" w:type="dxa"/>
+            <w:tcW w:w="2408" w:type="dxa"/>
           </w:tcPr>
           <w:p>
+            <w:pPr>
+              <w:pStyle w:val="TableText"/>
+              <w:ind w:left="170"/>
+              <w:rPr>
+                <w:del w:id="51277" w:author="Albert Kwame Osei-Owusu" w:date="2026-09-14T16:00:00Z"/>
+              </w:rPr>
+            </w:pPr>
             <w:r>
-              <w:t>Release of</w:t>
+              <w:t xml:space="preserve">Release of</w:t>
             </w:r>
+            <w:ins w:id="51276" w:author="Albert Kwame Osei-Owusu" w:date="2026-09-14T16:00:00Z">
+              <w:r>
+                <w:t xml:space="preserve"> </w:t>
+              </w:r>
+            </w:ins>
           </w:p>
           <w:p>
+            <w:pPr>
+              <w:pStyle w:val="TableText"/>
+              <w:ind w:left="170"/>
+              <w:rPr>
+                <w:del w:id="51275" w:author="Albert Kwame Osei-Owusu" w:date="2026-09-14T16:00:00Z"/>
+              </w:rPr>
+            </w:pPr>
             <w:r>
-              <w:t>propellants from</w:t>
+              <w:t xml:space="preserve">propellants from</w:t>
             </w:r>
+            <w:ins w:id="51274" w:author="Albert Kwame Osei-Owusu" w:date="2026-09-14T16:00:00Z">
+              <w:r>
+                <w:t xml:space="preserve"> </w:t>
+              </w:r>
+            </w:ins>
           </w:p>
           <w:p>
+            <w:pPr>
+              <w:pStyle w:val="TableText"/>
+              <w:ind w:left="170"/>
+              <w:rPr>
+                <w:del w:id="51273" w:author="Albert Kwame Osei-Owusu" w:date="2026-09-14T16:00:00Z"/>
+              </w:rPr>
+            </w:pPr>
             <w:r>
               <w:t xml:space="preserve">pressurised </w:t>
             </w:r>
             <w:proofErr w:type="gramStart"/>
             <w:r>
-              <w:t>metered-dose</w:t>
+              <w:t xml:space="preserve">metered-dose</w:t>
             </w:r>
+            <w:ins w:id="51272" w:author="Albert Kwame Osei-Owusu" w:date="2026-09-14T16:00:00Z">
+              <w:r>
+                <w:t xml:space="preserve"> </w:t>
+              </w:r>
+            </w:ins>
             <w:proofErr w:type="gramEnd"/>
           </w:p>
           <w:p>
+            <w:pPr>
+              <w:pStyle w:val="TableText"/>
+              <w:ind w:left="170"/>
+            </w:pPr>
             <w:r>
               <w:t>inhalers</w:t>
             </w:r>
@@ -7542,19 +8071,34 @@
         </w:tc>
         <w:tc>
           <w:tcPr>
-            <w:tcW w:w="1361" w:type="dxa"/>
+            <w:tcW w:w="1205" w:type="dxa"/>
           </w:tcPr>
           <w:p>
-            <w:r>
-              <w:t>N/A</w:t>
-            </w:r>
+            <w:pPr>
+              <w:pStyle w:val="TableText"/>
+              <w:jc w:val="right"/>
+            </w:pPr>
+            <w:del w:id="51284" w:author="Albert Kwame Osei-Owusu" w:date="2026-09-14T16:00:00Z">
+              <w:r>
+                <w:delText xml:space="preserve">N/A</w:delText>
+              </w:r>
+            </w:del>
+            <w:ins w:id="51285" w:author="Albert Kwame Osei-Owusu" w:date="2026-09-14T16:00:00Z">
+              <w:r>
+                <w:t xml:space="preserve">–</w:t>
+              </w:r>
+            </w:ins>
           </w:p>
         </w:tc>
         <w:tc>
           <w:tcPr>
-            <w:tcW w:w="1348" w:type="dxa"/>
+            <w:tcW w:w="1205" w:type="dxa"/>
           </w:tcPr>
           <w:p>
+            <w:pPr>
+              <w:pStyle w:val="TableText"/>
+              <w:jc w:val="right"/>
+            </w:pPr>
             <w:del w:id="724" w:author="Albert Kwame Osei-Owusu" w:date="2026-09-12T09:00:00Z">
               <w:r>
                 <w:delText>35 (0.7%)</w:delText>
@@ -7576,35 +8120,79 @@
         </w:tc>
         <w:tc>
           <w:tcPr>
-            <w:tcW w:w="1355" w:type="dxa"/>
+            <w:tcW w:w="1205" w:type="dxa"/>
           </w:tcPr>
-          <w:p/>
+          <w:p>
+            <w:pPr>
+              <w:pStyle w:val="TableText"/>
+              <w:jc w:val="right"/>
+            </w:pPr>
+            <w:ins w:id="51303" w:author="Albert Kwame Osei-Owusu" w:date="2026-09-14T16:00:00Z">
+              <w:r>
+                <w:t xml:space="preserve">–</w:t>
+              </w:r>
+            </w:ins>
+          </w:p>
         </w:tc>
         <w:tc>
           <w:tcPr>
-            <w:tcW w:w="1370" w:type="dxa"/>
+            <w:tcW w:w="1205" w:type="dxa"/>
           </w:tcPr>
-          <w:p/>
+          <w:p>
+            <w:pPr>
+              <w:pStyle w:val="TableText"/>
+              <w:jc w:val="right"/>
+            </w:pPr>
+            <w:ins w:id="51302" w:author="Albert Kwame Osei-Owusu" w:date="2026-09-14T16:00:00Z">
+              <w:r>
+                <w:t xml:space="preserve">–</w:t>
+              </w:r>
+            </w:ins>
+          </w:p>
         </w:tc>
         <w:tc>
           <w:tcPr>
-            <w:tcW w:w="1313" w:type="dxa"/>
+            <w:tcW w:w="1205" w:type="dxa"/>
           </w:tcPr>
-          <w:p/>
+          <w:p>
+            <w:pPr>
+              <w:pStyle w:val="TableText"/>
+              <w:jc w:val="right"/>
+            </w:pPr>
+            <w:ins w:id="51301" w:author="Albert Kwame Osei-Owusu" w:date="2026-09-14T16:00:00Z">
+              <w:r>
+                <w:t xml:space="preserve">–</w:t>
+              </w:r>
+            </w:ins>
+          </w:p>
         </w:tc>
         <w:tc>
           <w:tcPr>
-            <w:tcW w:w="1354" w:type="dxa"/>
+            <w:tcW w:w="1205" w:type="dxa"/>
           </w:tcPr>
-          <w:p/>
+          <w:p>
+            <w:pPr>
+              <w:pStyle w:val="TableText"/>
+              <w:jc w:val="right"/>
+            </w:pPr>
+            <w:ins w:id="51300" w:author="Albert Kwame Osei-Owusu" w:date="2026-09-14T16:00:00Z">
+              <w:r>
+                <w:t xml:space="preserve">–</w:t>
+              </w:r>
+            </w:ins>
+          </w:p>
         </w:tc>
       </w:tr>
       <w:tr>
         <w:tc>
           <w:tcPr>
-            <w:tcW w:w="1527" w:type="dxa"/>
+            <w:tcW w:w="2408" w:type="dxa"/>
           </w:tcPr>
           <w:p>
+            <w:pPr>
+              <w:pStyle w:val="TableText"/>
+              <w:ind w:left="170"/>
+            </w:pPr>
             <w:r>
               <w:t>Private travel</w:t>
             </w:r>
@@ -7612,15 +8200,29 @@
         </w:tc>
         <w:tc>
           <w:tcPr>
-            <w:tcW w:w="1361" w:type="dxa"/>
+            <w:tcW w:w="1205" w:type="dxa"/>
           </w:tcPr>
-          <w:p/>
+          <w:p>
+            <w:pPr>
+              <w:pStyle w:val="TableText"/>
+              <w:jc w:val="right"/>
+            </w:pPr>
+            <w:ins w:id="51304" w:author="Albert Kwame Osei-Owusu" w:date="2026-09-14T16:00:00Z">
+              <w:r>
+                <w:t xml:space="preserve">–</w:t>
+              </w:r>
+            </w:ins>
+          </w:p>
         </w:tc>
         <w:tc>
           <w:tcPr>
-            <w:tcW w:w="1348" w:type="dxa"/>
+            <w:tcW w:w="1205" w:type="dxa"/>
           </w:tcPr>
           <w:p>
+            <w:pPr>
+              <w:pStyle w:val="TableText"/>
+              <w:jc w:val="right"/>
+            </w:pPr>
             <w:del w:id="726" w:author="Albert Kwame Osei-Owusu" w:date="2026-09-12T09:00:00Z">
               <w:r>
                 <w:delText>540 (11.2%)</w:delText>
@@ -7642,9 +8244,13 @@
         </w:tc>
         <w:tc>
           <w:tcPr>
-            <w:tcW w:w="1355" w:type="dxa"/>
+            <w:tcW w:w="1205" w:type="dxa"/>
           </w:tcPr>
           <w:p>
+            <w:pPr>
+              <w:pStyle w:val="TableText"/>
+              <w:jc w:val="right"/>
+            </w:pPr>
             <w:del w:id="728" w:author="Albert Kwame Osei-Owusu" w:date="2026-09-12T09:00:00Z">
               <w:r>
                 <w:delText>25 (0.9%)</w:delText>
@@ -7666,9 +8272,13 @@
         </w:tc>
         <w:tc>
           <w:tcPr>
-            <w:tcW w:w="1370" w:type="dxa"/>
+            <w:tcW w:w="1205" w:type="dxa"/>
           </w:tcPr>
           <w:p>
+            <w:pPr>
+              <w:pStyle w:val="TableText"/>
+              <w:jc w:val="right"/>
+            </w:pPr>
             <w:del w:id="730" w:author="Albert Kwame Osei-Owusu" w:date="2026-09-12T09:00:00Z">
               <w:r>
                 <w:delText>0 (0.4%)</w:delText>
@@ -7683,16 +8293,20 @@
             </w:ins>
             <w:ins w:id="2762" w:author="Albert Kwame Osei-Owusu" w:date="2026-09-13T09:00:00Z">
               <w:r>
-                <w:t xml:space="preserve">0 (0.3%)</w:t>
+                <w:t xml:space="preserve">0.2 (0.3%)</w:t>
               </w:r>
             </w:ins>
           </w:p>
         </w:tc>
         <w:tc>
           <w:tcPr>
-            <w:tcW w:w="1313" w:type="dxa"/>
+            <w:tcW w:w="1205" w:type="dxa"/>
           </w:tcPr>
           <w:p>
+            <w:pPr>
+              <w:pStyle w:val="TableText"/>
+              <w:jc w:val="right"/>
+            </w:pPr>
             <w:del w:id="2759" w:author="Albert Kwame Osei-Owusu" w:date="2026-09-13T09:00:00Z">
               <w:r>
                 <w:delText xml:space="preserve">2 (&lt;0.1%)</w:delText>
@@ -7707,41 +8321,78 @@
         </w:tc>
         <w:tc>
           <w:tcPr>
-            <w:tcW w:w="1354" w:type="dxa"/>
+            <w:tcW w:w="1205" w:type="dxa"/>
           </w:tcPr>
           <w:p>
-            <w:r>
-              <w:t>N/A</w:t>
-            </w:r>
+            <w:pPr>
+              <w:pStyle w:val="TableText"/>
+              <w:jc w:val="right"/>
+            </w:pPr>
+            <w:del w:id="51286" w:author="Albert Kwame Osei-Owusu" w:date="2026-09-14T16:00:00Z">
+              <w:r>
+                <w:delText xml:space="preserve">N/A</w:delText>
+              </w:r>
+            </w:del>
+            <w:ins w:id="51287" w:author="Albert Kwame Osei-Owusu" w:date="2026-09-14T16:00:00Z">
+              <w:r>
+                <w:t xml:space="preserve">–</w:t>
+              </w:r>
+            </w:ins>
           </w:p>
         </w:tc>
       </w:tr>
       <w:tr>
         <w:tc>
           <w:tcPr>
-            <w:tcW w:w="1527" w:type="dxa"/>
+            <w:tcW w:w="2408" w:type="dxa"/>
           </w:tcPr>
           <w:p>
-            <w:r>
-              <w:t>Commuting</w:t>
-            </w:r>
+            <w:pPr>
+              <w:pStyle w:val="TableText"/>
+              <w:ind w:left="340"/>
+            </w:pPr>
+            <w:del w:id="51278" w:author="Albert Kwame Osei-Owusu" w:date="2026-09-14T16:00:00Z">
+              <w:r>
+                <w:delText xml:space="preserve">Commuting</w:delText>
+              </w:r>
+            </w:del>
+            <w:ins w:id="51279" w:author="Albert Kwame Osei-Owusu" w:date="2026-09-14T16:00:00Z">
+              <w:r>
+                <w:t xml:space="preserve">Employee commuting</w:t>
+              </w:r>
+            </w:ins>
           </w:p>
         </w:tc>
         <w:tc>
           <w:tcPr>
-            <w:tcW w:w="1361" w:type="dxa"/>
+            <w:tcW w:w="1205" w:type="dxa"/>
           </w:tcPr>
           <w:p>
-            <w:r>
-              <w:t>N/A</w:t>
-            </w:r>
+            <w:pPr>
+              <w:pStyle w:val="TableText"/>
+              <w:jc w:val="right"/>
+            </w:pPr>
+            <w:del w:id="51288" w:author="Albert Kwame Osei-Owusu" w:date="2026-09-14T16:00:00Z">
+              <w:r>
+                <w:delText xml:space="preserve">N/A</w:delText>
+              </w:r>
+            </w:del>
+            <w:ins w:id="51289" w:author="Albert Kwame Osei-Owusu" w:date="2026-09-14T16:00:00Z">
+              <w:r>
+                <w:t xml:space="preserve">–</w:t>
+              </w:r>
+            </w:ins>
           </w:p>
         </w:tc>
         <w:tc>
           <w:tcPr>
-            <w:tcW w:w="1348" w:type="dxa"/>
+            <w:tcW w:w="1205" w:type="dxa"/>
           </w:tcPr>
           <w:p>
+            <w:pPr>
+              <w:pStyle w:val="TableText"/>
+              <w:jc w:val="right"/>
+            </w:pPr>
             <w:del w:id="732" w:author="Albert Kwame Osei-Owusu" w:date="2026-09-12T09:00:00Z">
               <w:r>
                 <w:delText>312 (6.5%)</w:delText>
@@ -7763,9 +8414,13 @@
         </w:tc>
         <w:tc>
           <w:tcPr>
-            <w:tcW w:w="1355" w:type="dxa"/>
+            <w:tcW w:w="1205" w:type="dxa"/>
           </w:tcPr>
           <w:p>
+            <w:pPr>
+              <w:pStyle w:val="TableText"/>
+              <w:jc w:val="right"/>
+            </w:pPr>
             <w:del w:id="734" w:author="Albert Kwame Osei-Owusu" w:date="2026-09-12T09:00:00Z">
               <w:r>
                 <w:delText>13 (0.5%)</w:delText>
@@ -7787,9 +8442,13 @@
         </w:tc>
         <w:tc>
           <w:tcPr>
-            <w:tcW w:w="1370" w:type="dxa"/>
+            <w:tcW w:w="1205" w:type="dxa"/>
           </w:tcPr>
           <w:p>
+            <w:pPr>
+              <w:pStyle w:val="TableText"/>
+              <w:jc w:val="right"/>
+            </w:pPr>
             <w:del w:id="736" w:author="Albert Kwame Osei-Owusu" w:date="2026-09-12T09:00:00Z">
               <w:r>
                 <w:delText>0 (0.2%)</w:delText>
@@ -7804,16 +8463,20 @@
             </w:ins>
             <w:ins w:id="2748" w:author="Albert Kwame Osei-Owusu" w:date="2026-09-13T09:00:00Z">
               <w:r>
-                <w:t xml:space="preserve">0 (0.2%)</w:t>
+                <w:t xml:space="preserve">0.1 (0.2%)</w:t>
               </w:r>
             </w:ins>
           </w:p>
         </w:tc>
         <w:tc>
           <w:tcPr>
-            <w:tcW w:w="1313" w:type="dxa"/>
+            <w:tcW w:w="1205" w:type="dxa"/>
           </w:tcPr>
           <w:p>
+            <w:pPr>
+              <w:pStyle w:val="TableText"/>
+              <w:jc w:val="right"/>
+            </w:pPr>
             <w:del w:id="2745" w:author="Albert Kwame Osei-Owusu" w:date="2026-09-13T09:00:00Z">
               <w:r>
                 <w:delText xml:space="preserve">1 (&lt;0.1%)</w:delText>
@@ -7828,41 +8491,78 @@
         </w:tc>
         <w:tc>
           <w:tcPr>
-            <w:tcW w:w="1354" w:type="dxa"/>
+            <w:tcW w:w="1205" w:type="dxa"/>
           </w:tcPr>
           <w:p>
-            <w:r>
-              <w:t>N/A</w:t>
-            </w:r>
+            <w:pPr>
+              <w:pStyle w:val="TableText"/>
+              <w:jc w:val="right"/>
+            </w:pPr>
+            <w:del w:id="51290" w:author="Albert Kwame Osei-Owusu" w:date="2026-09-14T16:00:00Z">
+              <w:r>
+                <w:delText xml:space="preserve">N/A</w:delText>
+              </w:r>
+            </w:del>
+            <w:ins w:id="51291" w:author="Albert Kwame Osei-Owusu" w:date="2026-09-14T16:00:00Z">
+              <w:r>
+                <w:t xml:space="preserve">–</w:t>
+              </w:r>
+            </w:ins>
           </w:p>
         </w:tc>
       </w:tr>
       <w:tr>
         <w:tc>
           <w:tcPr>
-            <w:tcW w:w="1527" w:type="dxa"/>
+            <w:tcW w:w="2408" w:type="dxa"/>
           </w:tcPr>
           <w:p>
-            <w:r>
-              <w:t>Patients &amp; Visitors</w:t>
-            </w:r>
+            <w:pPr>
+              <w:pStyle w:val="TableText"/>
+              <w:ind w:left="340"/>
+            </w:pPr>
+            <w:del w:id="51280" w:author="Albert Kwame Osei-Owusu" w:date="2026-09-14T16:00:00Z">
+              <w:r>
+                <w:delText xml:space="preserve">Patients &amp; Visitors</w:delText>
+              </w:r>
+            </w:del>
+            <w:ins w:id="51281" w:author="Albert Kwame Osei-Owusu" w:date="2026-09-14T16:00:00Z">
+              <w:r>
+                <w:t xml:space="preserve">Patient and visitor travel</w:t>
+              </w:r>
+            </w:ins>
           </w:p>
         </w:tc>
         <w:tc>
           <w:tcPr>
-            <w:tcW w:w="1361" w:type="dxa"/>
+            <w:tcW w:w="1205" w:type="dxa"/>
           </w:tcPr>
           <w:p>
-            <w:r>
-              <w:t>N/A</w:t>
-            </w:r>
+            <w:pPr>
+              <w:pStyle w:val="TableText"/>
+              <w:jc w:val="right"/>
+            </w:pPr>
+            <w:del w:id="51292" w:author="Albert Kwame Osei-Owusu" w:date="2026-09-14T16:00:00Z">
+              <w:r>
+                <w:delText xml:space="preserve">N/A</w:delText>
+              </w:r>
+            </w:del>
+            <w:ins w:id="51293" w:author="Albert Kwame Osei-Owusu" w:date="2026-09-14T16:00:00Z">
+              <w:r>
+                <w:t xml:space="preserve">–</w:t>
+              </w:r>
+            </w:ins>
           </w:p>
         </w:tc>
         <w:tc>
           <w:tcPr>
-            <w:tcW w:w="1348" w:type="dxa"/>
+            <w:tcW w:w="1205" w:type="dxa"/>
           </w:tcPr>
           <w:p>
+            <w:pPr>
+              <w:pStyle w:val="TableText"/>
+              <w:jc w:val="right"/>
+            </w:pPr>
             <w:del w:id="738" w:author="Albert Kwame Osei-Owusu" w:date="2026-09-12T09:00:00Z">
               <w:r>
                 <w:delText>228 (4.7%)</w:delText>
@@ -7884,9 +8584,13 @@
         </w:tc>
         <w:tc>
           <w:tcPr>
-            <w:tcW w:w="1355" w:type="dxa"/>
+            <w:tcW w:w="1205" w:type="dxa"/>
           </w:tcPr>
           <w:p>
+            <w:pPr>
+              <w:pStyle w:val="TableText"/>
+              <w:jc w:val="right"/>
+            </w:pPr>
             <w:del w:id="740" w:author="Albert Kwame Osei-Owusu" w:date="2026-09-12T09:00:00Z">
               <w:r>
                 <w:delText>12 (0.4%)</w:delText>
@@ -7908,9 +8612,13 @@
         </w:tc>
         <w:tc>
           <w:tcPr>
-            <w:tcW w:w="1370" w:type="dxa"/>
+            <w:tcW w:w="1205" w:type="dxa"/>
           </w:tcPr>
           <w:p>
+            <w:pPr>
+              <w:pStyle w:val="TableText"/>
+              <w:jc w:val="right"/>
+            </w:pPr>
             <w:del w:id="742" w:author="Albert Kwame Osei-Owusu" w:date="2026-09-12T09:00:00Z">
               <w:r>
                 <w:delText>0 (0.2%)</w:delText>
@@ -7925,16 +8633,20 @@
             </w:ins>
             <w:ins w:id="2734" w:author="Albert Kwame Osei-Owusu" w:date="2026-09-13T09:00:00Z">
               <w:r>
-                <w:t xml:space="preserve">0 (0.1%)</w:t>
+                <w:t xml:space="preserve">0.1 (0.1%)</w:t>
               </w:r>
             </w:ins>
           </w:p>
         </w:tc>
         <w:tc>
           <w:tcPr>
-            <w:tcW w:w="1313" w:type="dxa"/>
+            <w:tcW w:w="1205" w:type="dxa"/>
           </w:tcPr>
           <w:p>
+            <w:pPr>
+              <w:pStyle w:val="TableText"/>
+              <w:jc w:val="right"/>
+            </w:pPr>
             <w:del w:id="2731" w:author="Albert Kwame Osei-Owusu" w:date="2026-09-13T09:00:00Z">
               <w:r>
                 <w:delText xml:space="preserve">1 (&lt;0.1%)</w:delText>
@@ -7949,53 +8661,50 @@
         </w:tc>
         <w:tc>
           <w:tcPr>
-            <w:tcW w:w="1354" w:type="dxa"/>
+            <w:tcW w:w="1205" w:type="dxa"/>
           </w:tcPr>
           <w:p>
-            <w:r>
-              <w:t>N/A</w:t>
-            </w:r>
+            <w:pPr>
+              <w:pStyle w:val="TableText"/>
+              <w:jc w:val="right"/>
+            </w:pPr>
+            <w:del w:id="51294" w:author="Albert Kwame Osei-Owusu" w:date="2026-09-14T16:00:00Z">
+              <w:r>
+                <w:delText xml:space="preserve">N/A</w:delText>
+              </w:r>
+            </w:del>
+            <w:ins w:id="51295" w:author="Albert Kwame Osei-Owusu" w:date="2026-09-14T16:00:00Z">
+              <w:r>
+                <w:t xml:space="preserve">–</w:t>
+              </w:r>
+            </w:ins>
           </w:p>
         </w:tc>
       </w:tr>
     </w:tbl>
     <w:p>
       <w:pPr>
-        <w:rPr>
+        <w:pStyle w:val="TableNote"/>
+        <w:rPr>
+          <w:ins w:id="51326" w:author="Albert Kwame Osei-Owusu" w:date="2026-09-14T16:00:00Z"/>
+        </w:rPr>
+      </w:pPr>
+      <w:ins w:id="51327" w:author="Albert Kwame Osei-Owusu" w:date="2026-09-14T16:00:00Z">
+        <w:r>
+          <w:t xml:space="preserve">Top-down EE-MRIO estimates (EXIOBASE version 3.8.2) are combined with bottom-up contributions for anaesthetic gases, pressurised metered-dose inhalers and private travel (employee commuting and patient and visitor travel). Percentages are shares of the health care total in each column; – not applicable. Values are rounded independently, so rows and columns may not sum exactly.</w:t>
+        </w:r>
+      </w:ins>
+    </w:p>
+    <w:p>
+      <w:pPr>
+        <w:rPr>
+          <w:del w:id="51325" w:author="Albert Kwame Osei-Owusu" w:date="2026-09-14T16:00:00Z"/>
           <w:i/>
           <w:iCs/>
           <w:szCs w:val="20"/>
         </w:rPr>
       </w:pPr>
-      <w:r>
-        <w:rPr>
-          <w:i/>
-          <w:iCs/>
-          <w:sz w:val="18"/>
-          <w:szCs w:val="20"/>
-        </w:rPr>
-        <w:lastRenderedPageBreak/>
-        <w:t xml:space="preserve">Table 1: Basic-price </w:t>
-      </w:r>
-      <w:r>
-        <w:rPr>
-          <w:i/>
-          <w:iCs/>
-          <w:sz w:val="18"/>
-          <w:szCs w:val="20"/>
-        </w:rPr>
-        <w:t>health care</w:t>
-      </w:r>
-      <w:r>
-        <w:rPr>
-          <w:i/>
-          <w:iCs/>
-          <w:sz w:val="18"/>
-          <w:szCs w:val="20"/>
-        </w:rPr>
-        <w:t xml:space="preserve"> expenditure (million euros) and associated environmental impacts </w:t>
-      </w:r>
-      <w:del w:id="744" w:author="Albert Kwame Osei-Owusu" w:date="2026-09-12T09:00:00Z">
+      <w:del w:id="51305" w:author="Albert Kwame Osei-Owusu" w:date="2026-09-14T16:00:00Z">
         <w:r>
           <w:rPr>
             <w:i/>
@@ -8003,10 +8712,11 @@
             <w:sz w:val="18"/>
             <w:szCs w:val="20"/>
           </w:rPr>
-          <w:delText>in Denmark in 2019</w:delText>
-        </w:r>
-      </w:del>
-      <w:ins w:id="745" w:author="Albert Kwame Osei-Owusu" w:date="2026-09-12T09:00:00Z">
+          <w:lastRenderedPageBreak/>
+          <w:delText xml:space="preserve">Table 1: Basic-price </w:delText>
+        </w:r>
+      </w:del>
+      <w:del w:id="51306" w:author="Albert Kwame Osei-Owusu" w:date="2026-09-14T16:00:00Z">
         <w:r>
           <w:rPr>
             <w:i/>
@@ -8014,19 +8724,10 @@
             <w:sz w:val="18"/>
             <w:szCs w:val="20"/>
           </w:rPr>
-          <w:t>in Denmark in 2022</w:t>
-        </w:r>
-      </w:ins>
-      <w:r>
-        <w:rPr>
-          <w:i/>
-          <w:iCs/>
-          <w:sz w:val="18"/>
-          <w:szCs w:val="20"/>
-        </w:rPr>
-        <w:t xml:space="preserve">, </w:t>
-      </w:r>
-      <w:del w:id="26917" w:author="Albert Kwame Osei-Owusu" w:date="2026-09-14T09:00:00Z">
+          <w:delText>health care</w:delText>
+        </w:r>
+      </w:del>
+      <w:del w:id="51307" w:author="Albert Kwame Osei-Owusu" w:date="2026-09-14T16:00:00Z">
         <w:r>
           <w:rPr>
             <w:i/>
@@ -8034,10 +8735,10 @@
             <w:sz w:val="18"/>
             <w:szCs w:val="20"/>
           </w:rPr>
-          <w:delText xml:space="preserve">expressed across five impact categories:</w:delText>
-        </w:r>
-      </w:del>
-      <w:ins w:id="26918" w:author="Albert Kwame Osei-Owusu" w:date="2026-09-14T09:00:00Z">
+          <w:delText xml:space="preserve"> expenditure (million euros) and associated environmental impacts </w:delText>
+        </w:r>
+      </w:del>
+      <w:del w:id="744" w:author="Albert Kwame Osei-Owusu" w:date="2026-09-12T09:00:00Z">
         <w:r>
           <w:rPr>
             <w:i/>
@@ -8045,39 +8746,23 @@
             <w:sz w:val="18"/>
             <w:szCs w:val="20"/>
           </w:rPr>
-          <w:t xml:space="preserve">in five impact categories:</w:t>
-        </w:r>
-      </w:ins>
-      <w:r>
-        <w:rPr>
-          <w:i/>
-          <w:iCs/>
-          <w:sz w:val="18"/>
-          <w:szCs w:val="20"/>
-        </w:rPr>
-        <w:t xml:space="preserve"> climate change (kt </w:t>
-      </w:r>
-      <w:proofErr w:type="spellStart"/>
-      <w:r>
-        <w:rPr>
-          <w:i/>
-          <w:iCs/>
-          <w:sz w:val="18"/>
-          <w:szCs w:val="20"/>
-        </w:rPr>
-        <w:t>CO₂e</w:t>
-      </w:r>
-      <w:proofErr w:type="spellEnd"/>
-      <w:r>
-        <w:rPr>
-          <w:i/>
-          <w:iCs/>
-          <w:sz w:val="18"/>
-          <w:szCs w:val="20"/>
-        </w:rPr>
-        <w:t xml:space="preserve">), material extraction (kt), blue water consumption (Mm³), land use (km²), and waste generation (kt). Results combine top-down </w:t>
-      </w:r>
-      <w:del w:id="27919" w:author="Albert Kwame Osei-Owusu" w:date="2026-09-14T09:00:00Z">
+          <w:delText>in Denmark in 2019</w:delText>
+        </w:r>
+      </w:del>
+      <w:ins w:id="745" w:author="Albert Kwame Osei-Owusu" w:date="2026-09-12T09:00:00Z">
+        <w:del w:id="51308" w:author="Albert Kwame Osei-Owusu" w:date="2026-09-14T16:00:00Z">
+          <w:r>
+            <w:rPr>
+              <w:i/>
+              <w:iCs/>
+              <w:sz w:val="18"/>
+              <w:szCs w:val="20"/>
+            </w:rPr>
+            <w:delText>in Denmark in 2022</w:delText>
+          </w:r>
+        </w:del>
+      </w:ins>
+      <w:del w:id="51309" w:author="Albert Kwame Osei-Owusu" w:date="2026-09-14T16:00:00Z">
         <w:r>
           <w:rPr>
             <w:i/>
@@ -8085,10 +8770,10 @@
             <w:sz w:val="18"/>
             <w:szCs w:val="20"/>
           </w:rPr>
-          <w:delText xml:space="preserve">EE‑MRIO</w:delText>
-        </w:r>
-      </w:del>
-      <w:ins w:id="27920" w:author="Albert Kwame Osei-Owusu" w:date="2026-09-14T09:00:00Z">
+          <w:delText xml:space="preserve">, </w:delText>
+        </w:r>
+      </w:del>
+      <w:del w:id="26917" w:author="Albert Kwame Osei-Owusu" w:date="2026-09-14T09:00:00Z">
         <w:r>
           <w:rPr>
             <w:i/>
@@ -8096,19 +8781,23 @@
             <w:sz w:val="18"/>
             <w:szCs w:val="20"/>
           </w:rPr>
-          <w:t xml:space="preserve">EE-MRIO</w:t>
-        </w:r>
-      </w:ins>
-      <w:r>
-        <w:rPr>
-          <w:i/>
-          <w:iCs/>
-          <w:sz w:val="18"/>
-          <w:szCs w:val="20"/>
-        </w:rPr>
-        <w:t xml:space="preserve"> estimates </w:t>
-      </w:r>
-      <w:del w:id="746" w:author="Albert Kwame Osei-Owusu" w:date="2026-09-12T09:00:00Z">
+          <w:delText xml:space="preserve">expressed across five impact categories:</w:delText>
+        </w:r>
+      </w:del>
+      <w:ins w:id="26918" w:author="Albert Kwame Osei-Owusu" w:date="2026-09-14T09:00:00Z">
+        <w:del w:id="51310" w:author="Albert Kwame Osei-Owusu" w:date="2026-09-14T16:00:00Z">
+          <w:r>
+            <w:rPr>
+              <w:i/>
+              <w:iCs/>
+              <w:sz w:val="18"/>
+              <w:szCs w:val="20"/>
+            </w:rPr>
+            <w:delText xml:space="preserve">in five impact categories:</w:delText>
+          </w:r>
+        </w:del>
+      </w:ins>
+      <w:del w:id="51311" w:author="Albert Kwame Osei-Owusu" w:date="2026-09-14T16:00:00Z">
         <w:r>
           <w:rPr>
             <w:i/>
@@ -8116,10 +8805,11 @@
             <w:sz w:val="18"/>
             <w:szCs w:val="20"/>
           </w:rPr>
-          <w:delText>(EXIOBASE v3.7)</w:delText>
-        </w:r>
-      </w:del>
-      <w:ins w:id="747" w:author="Albert Kwame Osei-Owusu" w:date="2026-09-12T09:00:00Z">
+          <w:delText xml:space="preserve"> climate change (kt </w:delText>
+        </w:r>
+      </w:del>
+      <w:proofErr w:type="spellStart"/>
+      <w:del w:id="51312" w:author="Albert Kwame Osei-Owusu" w:date="2026-09-14T16:00:00Z">
         <w:r>
           <w:rPr>
             <w:i/>
@@ -8127,19 +8817,11 @@
             <w:sz w:val="18"/>
             <w:szCs w:val="20"/>
           </w:rPr>
-          <w:t>(EXIOBASE version 3.8.2)</w:t>
-        </w:r>
-      </w:ins>
-      <w:r>
-        <w:rPr>
-          <w:i/>
-          <w:iCs/>
-          <w:sz w:val="18"/>
-          <w:szCs w:val="20"/>
-        </w:rPr>
-        <w:t xml:space="preserve"> with bottom-up contributions for anaesthetic gases, pressurised metered-dose inhalers, and private travel (commuting and </w:t>
-      </w:r>
-      <w:del w:id="28921" w:author="Albert Kwame Osei-Owusu" w:date="2026-09-14T09:00:00Z">
+          <w:delText>CO₂e</w:delText>
+        </w:r>
+      </w:del>
+      <w:proofErr w:type="spellEnd"/>
+      <w:del w:id="51313" w:author="Albert Kwame Osei-Owusu" w:date="2026-09-14T16:00:00Z">
         <w:r>
           <w:rPr>
             <w:i/>
@@ -8147,10 +8829,10 @@
             <w:sz w:val="18"/>
             <w:szCs w:val="20"/>
           </w:rPr>
-          <w:delText xml:space="preserve">patient/visitor travel</w:delText>
-        </w:r>
-      </w:del>
-      <w:ins w:id="28922" w:author="Albert Kwame Osei-Owusu" w:date="2026-09-14T09:00:00Z">
+          <w:delText xml:space="preserve">), material extraction (kt), blue water consumption (Mm³), land use (km²), and waste generation (kt). Results combine top-down </w:delText>
+        </w:r>
+      </w:del>
+      <w:del w:id="27919" w:author="Albert Kwame Osei-Owusu" w:date="2026-09-14T09:00:00Z">
         <w:r>
           <w:rPr>
             <w:i/>
@@ -8158,37 +8840,23 @@
             <w:sz w:val="18"/>
             <w:szCs w:val="20"/>
           </w:rPr>
-          <w:t xml:space="preserve">patient and visitor travel</w:t>
-        </w:r>
-      </w:ins>
-      <w:r>
-        <w:rPr>
-          <w:i/>
-          <w:iCs/>
-          <w:sz w:val="18"/>
-          <w:szCs w:val="20"/>
-        </w:rPr>
-        <w:t xml:space="preserve">). Percentages indicate contributions relative to total </w:t>
-      </w:r>
-      <w:r>
-        <w:rPr>
-          <w:i/>
-          <w:iCs/>
-          <w:sz w:val="18"/>
-          <w:szCs w:val="20"/>
-        </w:rPr>
-        <w:t>health care</w:t>
-      </w:r>
-      <w:r>
-        <w:rPr>
-          <w:i/>
-          <w:iCs/>
-          <w:sz w:val="18"/>
-          <w:szCs w:val="20"/>
-        </w:rPr>
-        <w:t xml:space="preserve"> impacts. Values may not sum exactly </w:t>
-      </w:r>
-      <w:del w:id="29923" w:author="Albert Kwame Osei-Owusu" w:date="2026-09-14T09:00:00Z">
+          <w:delText xml:space="preserve">EE‑MRIO</w:delText>
+        </w:r>
+      </w:del>
+      <w:ins w:id="27920" w:author="Albert Kwame Osei-Owusu" w:date="2026-09-14T09:00:00Z">
+        <w:del w:id="51314" w:author="Albert Kwame Osei-Owusu" w:date="2026-09-14T16:00:00Z">
+          <w:r>
+            <w:rPr>
+              <w:i/>
+              <w:iCs/>
+              <w:sz w:val="18"/>
+              <w:szCs w:val="20"/>
+            </w:rPr>
+            <w:delText xml:space="preserve">EE-MRIO</w:delText>
+          </w:r>
+        </w:del>
+      </w:ins>
+      <w:del w:id="51315" w:author="Albert Kwame Osei-Owusu" w:date="2026-09-14T16:00:00Z">
         <w:r>
           <w:rPr>
             <w:i/>
@@ -8196,10 +8864,10 @@
             <w:sz w:val="18"/>
             <w:szCs w:val="20"/>
           </w:rPr>
-          <w:delText xml:space="preserve">due to</w:delText>
-        </w:r>
-      </w:del>
-      <w:ins w:id="29924" w:author="Albert Kwame Osei-Owusu" w:date="2026-09-14T09:00:00Z">
+          <w:delText xml:space="preserve"> estimates </w:delText>
+        </w:r>
+      </w:del>
+      <w:del w:id="746" w:author="Albert Kwame Osei-Owusu" w:date="2026-09-12T09:00:00Z">
         <w:r>
           <w:rPr>
             <w:i/>
@@ -8207,28 +8875,141 @@
             <w:sz w:val="18"/>
             <w:szCs w:val="20"/>
           </w:rPr>
-          <w:t xml:space="preserve">owing to</w:t>
-        </w:r>
-      </w:ins>
-      <w:r>
-        <w:rPr>
+          <w:delText>(EXIOBASE v3.7)</w:delText>
+        </w:r>
+      </w:del>
+      <w:ins w:id="747" w:author="Albert Kwame Osei-Owusu" w:date="2026-09-12T09:00:00Z">
+        <w:del w:id="51316" w:author="Albert Kwame Osei-Owusu" w:date="2026-09-14T16:00:00Z">
+          <w:r>
+            <w:rPr>
+              <w:i/>
+              <w:iCs/>
+              <w:sz w:val="18"/>
+              <w:szCs w:val="20"/>
+            </w:rPr>
+            <w:delText>(EXIOBASE version 3.8.2)</w:delText>
+          </w:r>
+        </w:del>
+      </w:ins>
+      <w:del w:id="51317" w:author="Albert Kwame Osei-Owusu" w:date="2026-09-14T16:00:00Z">
+        <w:r>
+          <w:rPr>
+            <w:i/>
+            <w:iCs/>
+            <w:sz w:val="18"/>
+            <w:szCs w:val="20"/>
+          </w:rPr>
+          <w:delText xml:space="preserve"> with bottom-up contributions for anaesthetic gases, pressurised metered-dose inhalers, and private travel (commuting and </w:delText>
+        </w:r>
+      </w:del>
+      <w:del w:id="28921" w:author="Albert Kwame Osei-Owusu" w:date="2026-09-14T09:00:00Z">
+        <w:r>
+          <w:rPr>
+            <w:i/>
+            <w:iCs/>
+            <w:sz w:val="18"/>
+            <w:szCs w:val="20"/>
+          </w:rPr>
+          <w:delText xml:space="preserve">patient/visitor travel</w:delText>
+        </w:r>
+      </w:del>
+      <w:ins w:id="28922" w:author="Albert Kwame Osei-Owusu" w:date="2026-09-14T09:00:00Z">
+        <w:del w:id="51318" w:author="Albert Kwame Osei-Owusu" w:date="2026-09-14T16:00:00Z">
+          <w:r>
+            <w:rPr>
+              <w:i/>
+              <w:iCs/>
+              <w:sz w:val="18"/>
+              <w:szCs w:val="20"/>
+            </w:rPr>
+            <w:delText xml:space="preserve">patient and visitor travel</w:delText>
+          </w:r>
+        </w:del>
+      </w:ins>
+      <w:del w:id="51319" w:author="Albert Kwame Osei-Owusu" w:date="2026-09-14T16:00:00Z">
+        <w:r>
+          <w:rPr>
+            <w:i/>
+            <w:iCs/>
+            <w:sz w:val="18"/>
+            <w:szCs w:val="20"/>
+          </w:rPr>
+          <w:delText xml:space="preserve">). Percentages indicate contributions relative to total </w:delText>
+        </w:r>
+      </w:del>
+      <w:del w:id="51320" w:author="Albert Kwame Osei-Owusu" w:date="2026-09-14T16:00:00Z">
+        <w:r>
+          <w:rPr>
+            <w:i/>
+            <w:iCs/>
+            <w:sz w:val="18"/>
+            <w:szCs w:val="20"/>
+          </w:rPr>
+          <w:delText>health care</w:delText>
+        </w:r>
+      </w:del>
+      <w:del w:id="51321" w:author="Albert Kwame Osei-Owusu" w:date="2026-09-14T16:00:00Z">
+        <w:r>
+          <w:rPr>
+            <w:i/>
+            <w:iCs/>
+            <w:sz w:val="18"/>
+            <w:szCs w:val="20"/>
+          </w:rPr>
+          <w:delText xml:space="preserve"> impacts. Values may not sum exactly </w:delText>
+        </w:r>
+      </w:del>
+      <w:del w:id="29923" w:author="Albert Kwame Osei-Owusu" w:date="2026-09-14T09:00:00Z">
+        <w:r>
+          <w:rPr>
+            <w:i/>
+            <w:iCs/>
+            <w:sz w:val="18"/>
+            <w:szCs w:val="20"/>
+          </w:rPr>
+          <w:delText xml:space="preserve">due to</w:delText>
+        </w:r>
+      </w:del>
+      <w:ins w:id="29924" w:author="Albert Kwame Osei-Owusu" w:date="2026-09-14T09:00:00Z">
+        <w:del w:id="51322" w:author="Albert Kwame Osei-Owusu" w:date="2026-09-14T16:00:00Z">
+          <w:r>
+            <w:rPr>
+              <w:i/>
+              <w:iCs/>
+              <w:sz w:val="18"/>
+              <w:szCs w:val="20"/>
+            </w:rPr>
+            <w:delText xml:space="preserve">owing to</w:delText>
+          </w:r>
+        </w:del>
+      </w:ins>
+      <w:del w:id="51323" w:author="Albert Kwame Osei-Owusu" w:date="2026-09-14T16:00:00Z">
+        <w:r>
+          <w:rPr>
+            <w:i/>
+            <w:iCs/>
+            <w:sz w:val="18"/>
+            <w:szCs w:val="20"/>
+          </w:rPr>
+          <w:delText xml:space="preserve"> rounding.</w:delText>
+        </w:r>
+      </w:del>
+    </w:p>
+    <w:p>
+      <w:pPr>
+        <w:rPr>
+          <w:del w:id="51355" w:author="Albert Kwame Osei-Owusu" w:date="2026-09-14T16:00:00Z"/>
           <w:i/>
           <w:iCs/>
-          <w:sz w:val="18"/>
-          <w:szCs w:val="20"/>
-        </w:rPr>
-        <w:t xml:space="preserve"> rounding.</w:t>
-      </w:r>
-    </w:p>
-    <w:p>
-      <w:pPr>
-        <w:rPr>
-          <w:i/>
-          <w:iCs/>
-        </w:rPr>
-      </w:pPr>
-    </w:p>
-    <w:p>
+        </w:rPr>
+      </w:pPr>
+    </w:p>
+    <w:p>
+      <w:pPr>
+        <w:keepNext/>
+        <w:spacing w:before="240" w:after="60" w:line="240" w:lineRule="auto"/>
+        <w:jc w:val="center"/>
+      </w:pPr>
       <w:r>
         <w:rPr>
           <w:noProof/>
@@ -8285,559 +9066,464 @@
     </w:p>
     <w:p>
       <w:pPr>
-        <w:rPr>
-          <w:i/>
-          <w:iCs/>
-          <w:sz w:val="18"/>
-          <w:szCs w:val="20"/>
-        </w:rPr>
+        <w:pStyle w:val="Caption"/>
+        <w:rPr/>
       </w:pPr>
       <w:del w:id="748" w:author="Albert Kwame Osei-Owusu" w:date="2026-09-12T09:00:00Z">
         <w:r>
-          <w:rPr>
-            <w:i/>
-            <w:iCs/>
-            <w:sz w:val="18"/>
-            <w:szCs w:val="20"/>
-          </w:rPr>
+          <w:rPr/>
           <w:delText xml:space="preserve">Figure 1: Activity contributions of environmental impacts associated with Danish </w:delText>
         </w:r>
       </w:del>
       <w:ins w:id="749" w:author="Albert Kwame Osei-Owusu" w:date="2026-09-12T09:00:00Z">
         <w:r>
           <w:rPr>
-            <w:i/>
-            <w:iCs/>
-            <w:sz w:val="18"/>
-            <w:szCs w:val="20"/>
-          </w:rPr>
-          <w:t xml:space="preserve">Figure 1: Environmental impacts associated with Danish </w:t>
+            <w:b/>
+            <w:bCs/>
+          </w:rPr>
+          <w:t xml:space="preserve">Fig. 1.</w:t>
+        </w:r>
+        <w:r>
+          <w:rPr/>
+          <w:t xml:space="preserve"> Environmental impacts associated with Danish </w:t>
         </w:r>
       </w:ins>
       <w:r>
-        <w:rPr>
-          <w:i/>
-          <w:iCs/>
-          <w:sz w:val="18"/>
-          <w:szCs w:val="20"/>
-        </w:rPr>
+        <w:rPr/>
         <w:t>health care</w:t>
       </w:r>
       <w:del w:id="750" w:author="Albert Kwame Osei-Owusu" w:date="2026-09-12T09:00:00Z">
         <w:r>
-          <w:rPr>
-            <w:i/>
-            <w:iCs/>
-            <w:sz w:val="18"/>
-            <w:szCs w:val="20"/>
-          </w:rPr>
+          <w:rPr/>
           <w:delText xml:space="preserve"> in 2019, combining EXIOBASE v3.7 results</w:delText>
         </w:r>
       </w:del>
       <w:ins w:id="751" w:author="Albert Kwame Osei-Owusu" w:date="2026-09-12T09:00:00Z">
         <w:del w:id="752" w:author="Albert Kwame Osei-Owusu" w:date="2026-09-12T09:00:00Z">
           <w:r>
-            <w:rPr>
-              <w:i/>
-              <w:iCs/>
-              <w:sz w:val="18"/>
-              <w:szCs w:val="20"/>
-            </w:rPr>
+            <w:rPr/>
             <w:delText xml:space="preserve"> in 2022, combining EXIOBASE version 3.8.2 results</w:delText>
           </w:r>
         </w:del>
         <w:r>
-          <w:rPr>
-            <w:i/>
-            <w:iCs/>
-            <w:sz w:val="18"/>
-            <w:szCs w:val="20"/>
-          </w:rPr>
-          <w:t xml:space="preserve"> in 2022, across five impact categories. (A) Contribution by activity group, the categories health care buys. (B) Contribution by producing sector group, where the impact physically occurs. (C) Contribution by producing world region. Bars are ranked by value within each panel and labelled with their share of the category. </w:t>
+          <w:rPr/>
+          <w:t xml:space="preserve"> in 2022, across five impact categories. (A) Contribution by activity group, the categories health care buys. (B) Contribution by producing sector group, where the impact physically occurs. (C) Contribution by producing world region. The supply chains of commuting and patient and visitor travel, which the per-kilometre inventory quantifies without a country of production (6.7% of the climate footprint), are not assigned to a region. Bars are ranked by value within each panel and labelled with their share of the category. </w:t>
         </w:r>
       </w:ins>
       <w:del w:id="30925" w:author="Albert Kwame Osei-Owusu" w:date="2026-09-14T09:00:00Z">
         <w:r>
-          <w:rPr>
-            <w:i/>
-            <w:iCs/>
-            <w:sz w:val="18"/>
-            <w:szCs w:val="20"/>
-          </w:rPr>
+          <w:rPr/>
           <w:delText xml:space="preserve"> (top-down EE‑MRIO analysis) with bottom-up estimates for</w:delText>
         </w:r>
       </w:del>
       <w:ins w:id="30926" w:author="Albert Kwame Osei-Owusu" w:date="2026-09-14T09:00:00Z">
         <w:r>
-          <w:rPr>
-            <w:i/>
-            <w:iCs/>
-            <w:sz w:val="18"/>
-            <w:szCs w:val="20"/>
-          </w:rPr>
+          <w:rPr/>
           <w:t xml:space="preserve">Top-down EE-MRIO estimates from EXIOBASE version 3.8.2, with the Danish sea-transport reallocation, are combined with bottom-up estimates for</w:t>
         </w:r>
       </w:ins>
       <w:r>
-        <w:rPr>
-          <w:i/>
-          <w:iCs/>
-          <w:sz w:val="18"/>
-          <w:szCs w:val="20"/>
-        </w:rPr>
+        <w:rPr/>
         <w:t xml:space="preserve"> </w:t>
       </w:r>
       <w:del w:id="5268" w:author="Albert Kwame Osei-Owusu" w:date="2026-09-14T09:00:00Z">
         <w:r>
-          <w:rPr>
-            <w:i/>
-            <w:iCs/>
-            <w:sz w:val="18"/>
-            <w:szCs w:val="20"/>
-          </w:rPr>
+          <w:rPr/>
           <w:delText xml:space="preserve">anaesthetic nitrous oxide</w:delText>
         </w:r>
       </w:del>
       <w:ins w:id="5269" w:author="Albert Kwame Osei-Owusu" w:date="2026-09-14T09:00:00Z">
         <w:r>
-          <w:rPr>
-            <w:i/>
-            <w:iCs/>
-            <w:sz w:val="18"/>
-            <w:szCs w:val="20"/>
-          </w:rPr>
+          <w:rPr/>
           <w:t xml:space="preserve">anaesthetic gases</w:t>
         </w:r>
       </w:ins>
       <w:r>
-        <w:rPr>
-          <w:i/>
-          <w:iCs/>
-          <w:sz w:val="18"/>
-          <w:szCs w:val="20"/>
-        </w:rPr>
-        <w:t xml:space="preserve">, pressurised metered-dose inhalers</w:t>
+        <w:rPr/>
+        <w:t xml:space="preserve">, </w:t>
       </w:r>
+      <w:del w:id="51213" w:author="Albert Kwame Osei-Owusu" w:date="2026-09-14T16:00:00Z">
+        <w:r>
+          <w:rPr/>
+          <w:delText xml:space="preserve">pressurised metered-dose inhalers</w:delText>
+        </w:r>
+      </w:del>
       <w:del w:id="31929" w:author="Albert Kwame Osei-Owusu" w:date="2026-09-14T09:00:00Z">
         <w:r>
-          <w:rPr>
-            <w:i/>
-            <w:iCs/>
-            <w:sz w:val="18"/>
-            <w:szCs w:val="20"/>
-          </w:rPr>
+          <w:rPr/>
           <w:delText xml:space="preserve"> (</w:delText>
         </w:r>
       </w:del>
       <w:proofErr w:type="spellStart"/>
       <w:del w:id="31928" w:author="Albert Kwame Osei-Owusu" w:date="2026-09-14T09:00:00Z">
         <w:r>
-          <w:rPr>
-            <w:i/>
-            <w:iCs/>
-            <w:sz w:val="18"/>
-            <w:szCs w:val="20"/>
-          </w:rPr>
+          <w:rPr/>
           <w:delText xml:space="preserve">pMDIs</w:delText>
         </w:r>
       </w:del>
       <w:proofErr w:type="spellEnd"/>
       <w:del w:id="31927" w:author="Albert Kwame Osei-Owusu" w:date="2026-09-14T09:00:00Z">
         <w:r>
-          <w:rPr>
-            <w:i/>
-            <w:iCs/>
-            <w:sz w:val="18"/>
-            <w:szCs w:val="20"/>
-          </w:rPr>
+          <w:rPr/>
           <w:delText xml:space="preserve">)</w:delText>
         </w:r>
       </w:del>
+      <w:del w:id="51211" w:author="Albert Kwame Osei-Owusu" w:date="2026-09-14T16:00:00Z">
+        <w:r>
+          <w:rPr/>
+          <w:delText xml:space="preserve">, and private travel</w:delText>
+        </w:r>
+      </w:del>
+      <w:ins w:id="51212" w:author="Albert Kwame Osei-Owusu" w:date="2026-09-14T16:00:00Z">
+        <w:r>
+          <w:rPr/>
+          <w:t xml:space="preserve">pressurised metered-dose inhalers and private travel</w:t>
+        </w:r>
+      </w:ins>
       <w:r>
-        <w:rPr>
-          <w:i/>
-          <w:iCs/>
-          <w:sz w:val="18"/>
-          <w:szCs w:val="20"/>
-        </w:rPr>
-        <w:t xml:space="preserve">, and private travel (commuting and </w:t>
+        <w:rPr/>
+        <w:t xml:space="preserve"> (commuting and </w:t>
       </w:r>
       <w:del w:id="32930" w:author="Albert Kwame Osei-Owusu" w:date="2026-09-14T09:00:00Z">
         <w:r>
-          <w:rPr>
-            <w:i/>
-            <w:iCs/>
-            <w:sz w:val="18"/>
-            <w:szCs w:val="20"/>
-          </w:rPr>
+          <w:rPr/>
           <w:delText xml:space="preserve">patient &amp; visitor travel</w:delText>
         </w:r>
       </w:del>
       <w:ins w:id="32931" w:author="Albert Kwame Osei-Owusu" w:date="2026-09-14T09:00:00Z">
         <w:r>
-          <w:rPr>
-            <w:i/>
-            <w:iCs/>
-            <w:sz w:val="18"/>
-            <w:szCs w:val="20"/>
-          </w:rPr>
+          <w:rPr/>
           <w:t xml:space="preserve">patient and visitor travel</w:t>
         </w:r>
       </w:ins>
       <w:r>
-        <w:rPr>
-          <w:i/>
-          <w:iCs/>
-          <w:sz w:val="18"/>
-          <w:szCs w:val="20"/>
-        </w:rPr>
-        <w:t xml:space="preserve">). The EXIOBASE “other” category was disaggregated to distinguish transport activities. </w:t>
+        <w:rPr/>
+        <w:t xml:space="preserve">). The EXIOBASE </w:t>
+      </w:r>
+      <w:del w:id="51209" w:author="Albert Kwame Osei-Owusu" w:date="2026-09-14T16:00:00Z">
+        <w:r>
+          <w:rPr/>
+          <w:delText xml:space="preserve">“other”</w:delText>
+        </w:r>
+      </w:del>
+      <w:ins w:id="51210" w:author="Albert Kwame Osei-Owusu" w:date="2026-09-14T16:00:00Z">
+        <w:r>
+          <w:rPr/>
+          <w:t xml:space="preserve">‘other’</w:t>
+        </w:r>
+      </w:ins>
+      <w:r>
+        <w:rPr/>
+        <w:t xml:space="preserve"> category was disaggregated to distinguish transport activities. </w:t>
       </w:r>
       <w:del w:id="753" w:author="Albert Kwame Osei-Owusu" w:date="2026-09-12T09:00:00Z">
         <w:r>
-          <w:rPr>
-            <w:i/>
-            <w:iCs/>
-            <w:sz w:val="18"/>
-            <w:szCs w:val="20"/>
-          </w:rPr>
+          <w:rPr/>
           <w:delText>Scope 1–3 classifications are not shown due to overlap across categories and methodological inconsistencies in hybrid accounting.</w:delText>
         </w:r>
       </w:del>
       <w:ins w:id="754" w:author="Albert Kwame Osei-Owusu" w:date="2026-09-12T09:00:00Z">
         <w:del w:id="755" w:author="Albert Kwame Osei-Owusu" w:date="2026-09-12T09:00:00Z">
           <w:r>
-            <w:rPr>
-              <w:i/>
-              <w:iCs/>
-              <w:sz w:val="18"/>
-              <w:szCs w:val="20"/>
-            </w:rPr>
+            <w:rPr/>
             <w:delText>Scope classifications are not shown here; they are reported in the text.</w:delText>
           </w:r>
         </w:del>
         <w:r>
-          <w:rPr>
-            <w:i/>
-            <w:iCs/>
-            <w:sz w:val="18"/>
-            <w:szCs w:val="20"/>
-          </w:rPr>
-          <w:t xml:space="preserve">Scope classifications are shown separately in Figure 3.</w:t>
+          <w:rPr/>
+          <w:t xml:space="preserve">Scope classifications are shown separately in Fig. 3.</w:t>
         </w:r>
       </w:ins>
       <w:r>
-        <w:rPr>
-          <w:i/>
-          <w:iCs/>
-          <w:sz w:val="18"/>
-          <w:szCs w:val="20"/>
-        </w:rPr>
+        <w:rPr/>
         <w:t xml:space="preserve"> </w:t>
       </w:r>
       <w:del w:id="756" w:author="Albert Kwame Osei-Owusu" w:date="2026-09-12T09:00:00Z">
         <w:r>
+          <w:rPr/>
+          <w:delText xml:space="preserve">Total climate footprint: 4,815 kt CO₂e. </w:delText>
+        </w:r>
+      </w:del>
+      <w:ins w:id="757" w:author="Albert Kwame Osei-Owusu" w:date="2026-09-12T09:00:00Z">
+        <w:r>
+          <w:rPr/>
+          <w:t xml:space="preserve">Total climate footprint: </w:t>
+        </w:r>
+      </w:ins>
+      <w:ins w:id="2729" w:author="Albert Kwame Osei-Owusu" w:date="2026-09-12T09:00:00Z">
+        <w:del w:id="2727" w:author="Albert Kwame Osei-Owusu" w:date="2026-09-13T09:00:00Z">
+          <w:r>
+            <w:rPr/>
+            <w:delText xml:space="preserve">4,652</w:delText>
+          </w:r>
+        </w:del>
+      </w:ins>
+      <w:ins w:id="2728" w:author="Albert Kwame Osei-Owusu" w:date="2026-09-13T09:00:00Z">
+        <w:r>
+          <w:rPr/>
+          <w:t xml:space="preserve">4,267</w:t>
+        </w:r>
+      </w:ins>
+      <w:ins w:id="2730" w:author="Albert Kwame Osei-Owusu" w:date="2026-09-12T09:00:00Z">
+        <w:r>
+          <w:rPr/>
+          <w:t xml:space="preserve"> kt </w:t>
+        </w:r>
+        <w:proofErr w:type="spellStart"/>
+        <w:r>
+          <w:rPr/>
+          <w:t>CO₂e</w:t>
+        </w:r>
+        <w:proofErr w:type="spellEnd"/>
+        <w:r>
+          <w:rPr/>
+          <w:t xml:space="preserve">.</w:t>
+        </w:r>
+      </w:ins>
+    </w:p>
+    <w:p>
+      <w:pPr>
+        <w:rPr>
+          <w:del w:id="51356" w:author="Albert Kwame Osei-Owusu" w:date="2026-09-14T16:00:00Z"/>
+        </w:rPr>
+      </w:pPr>
+    </w:p>
+    <w:p>
+      <w:pPr>
+        <w:spacing w:after="160"/>
+      </w:pPr>
+      <w:del w:id="758" w:author="Albert Kwame Osei-Owusu" w:date="2026-09-12T09:00:00Z">
+        <w:r>
+          <w:delText xml:space="preserve">When disaggregated by expenditure category, </w:delText>
+        </w:r>
+        <w:r>
+          <w:delText>health care</w:delText>
+        </w:r>
+        <w:r>
+          <w:delText xml:space="preserve"> services accounted for 3294 kt CO₂e, representing just above two thirds of total greenhouse gas emissions. Direct emissions captured through bottom‑up data, from nitrous oxide and pMDIs, constituted nearly 1% of total greenhouse gas emissions. Additional bottom-up estimates for commuting and patient and visitor travel accounted for 540 kt CO₂e, corresponding to approximately 11% of total greenhouse gas emissions. Among the remaining expenditure categories captured through the MRIO model, transport services were the largest contributor, accounting for 39% of MRIO-derived greenhouse gas emissions. </w:delText>
+        </w:r>
+      </w:del>
+      <w:ins w:id="4248" w:author="Albert Kwame Osei-Owusu" w:date="2026-09-14T09:00:00Z">
+        <w:r>
+          <w:t xml:space="preserve">By expenditure category, health care services accounted for 2,429 kt CO₂e, 56.9% of the climate footprint (Table 1; absolute values by activity group, producing sector group and region in Appendix A, Tables A.1 to A.3). Anaesthetic gases and inhaler propellants, added from bottom-up data, contributed 0.6%. Bottom-up estimates for commuting and patient and visitor travel accounted for 708 kt CO₂e (16.6%), the single most uncertain line in the study (coefficient of variation 25.8%, against 8.3% to 9.1% for every other contribution group; Appendix A, Fig. A.14). Among the activity groups, pharmaceuticals and chemical products were the largest contributor, at 27.1% of the climate footprint (95% interval 24.2% to 29.0%), and ranked first in 96.6% of the simulation draws (Appendix A, Figs. A.12 and A.16).</w:t>
+        </w:r>
+      </w:ins>
+    </w:p>
+    <w:p>
+      <w:pPr>
+        <w:rPr>
+          <w:del w:id="51357" w:author="Albert Kwame Osei-Owusu" w:date="2026-09-14T16:00:00Z"/>
+        </w:rPr>
+      </w:pPr>
+    </w:p>
+    <w:p>
+      <w:pPr>
+        <w:spacing w:after="160"/>
+      </w:pPr>
+      <w:del w:id="761" w:author="Albert Kwame Osei-Owusu" w:date="2026-09-12T09:00:00Z">
+        <w:r>
+          <w:delText xml:space="preserve">The largest contributor to three of the five impact categories was </w:delText>
+        </w:r>
+      </w:del>
+      <w:ins w:id="762" w:author="Albert Kwame Osei-Owusu" w:date="2026-09-12T09:00:00Z">
+        <w:del w:id="2686" w:author="Albert Kwame Osei-Owusu" w:date="2026-09-13T09:00:00Z">
+          <w:r>
+            <w:delText xml:space="preserve">The largest contributor to every one of the five impact categories was </w:delText>
+          </w:r>
+        </w:del>
+      </w:ins>
+      <w:del w:id="2687" w:author="Albert Kwame Osei-Owusu" w:date="2026-09-13T09:00:00Z">
+        <w:r>
           <w:rPr>
             <w:i/>
             <w:iCs/>
-            <w:sz w:val="18"/>
-            <w:szCs w:val="20"/>
-          </w:rPr>
-          <w:delText xml:space="preserve">Total climate footprint: 4,815 kt CO₂e. </w:delText>
-        </w:r>
-      </w:del>
-      <w:ins w:id="757" w:author="Albert Kwame Osei-Owusu" w:date="2026-09-12T09:00:00Z">
+          </w:rPr>
+          <w:delText>pharmaceuticals and chemical products</w:delText>
+        </w:r>
+      </w:del>
+      <w:del w:id="763" w:author="Albert Kwame Osei-Owusu" w:date="2026-09-12T09:00:00Z">
+        <w:r>
+          <w:delText xml:space="preserve">, with a contribution of 47% of material extraction, 39% of blue water consumption, and 28% of waste generation. </w:delText>
+        </w:r>
+      </w:del>
+      <w:ins w:id="764" w:author="Albert Kwame Osei-Owusu" w:date="2026-09-12T09:00:00Z">
+        <w:del w:id="2688" w:author="Albert Kwame Osei-Owusu" w:date="2026-09-13T09:00:00Z">
+          <w:r>
+            <w:delText xml:space="preserve">, at 51.5% of material extraction, 59.5% of blue water consumption, 42.2% of land use, and 38.5% of waste generation. </w:delText>
+          </w:r>
+        </w:del>
+      </w:ins>
+      <w:del w:id="2689" w:author="Albert Kwame Osei-Owusu" w:date="2026-09-13T09:00:00Z">
         <w:r>
           <w:rPr>
             <w:i/>
             <w:iCs/>
-            <w:sz w:val="18"/>
-            <w:szCs w:val="20"/>
-          </w:rPr>
-          <w:t xml:space="preserve">Total climate footprint: </w:t>
-        </w:r>
-      </w:ins>
-      <w:ins w:id="2729" w:author="Albert Kwame Osei-Owusu" w:date="2026-09-12T09:00:00Z">
-        <w:del w:id="2727" w:author="Albert Kwame Osei-Owusu" w:date="2026-09-13T09:00:00Z">
-          <w:r>
-            <w:rPr>
-              <w:i/>
-              <w:iCs/>
-              <w:sz w:val="18"/>
-              <w:szCs w:val="20"/>
-            </w:rPr>
-            <w:delText xml:space="preserve">4,652</w:delText>
-          </w:r>
-        </w:del>
-      </w:ins>
-      <w:ins w:id="2728" w:author="Albert Kwame Osei-Owusu" w:date="2026-09-13T09:00:00Z">
+          </w:rPr>
+          <w:delText>Food and food services</w:delText>
+        </w:r>
+      </w:del>
+      <w:del w:id="765" w:author="Albert Kwame Osei-Owusu" w:date="2026-09-12T09:00:00Z">
+        <w:r>
+          <w:delText xml:space="preserve"> was the largest contributor to land use (35%), followed by </w:delText>
+        </w:r>
+      </w:del>
+      <w:ins w:id="766" w:author="Albert Kwame Osei-Owusu" w:date="2026-09-12T09:00:00Z">
+        <w:del w:id="2690" w:author="Albert Kwame Osei-Owusu" w:date="2026-09-13T09:00:00Z">
+          <w:r>
+            <w:delText xml:space="preserve"> was the second largest contributor to land use (32.6%), behind </w:delText>
+          </w:r>
+        </w:del>
+      </w:ins>
+      <w:del w:id="2691" w:author="Albert Kwame Osei-Owusu" w:date="2026-09-13T09:00:00Z">
         <w:r>
           <w:rPr>
             <w:i/>
             <w:iCs/>
-            <w:sz w:val="18"/>
-            <w:szCs w:val="20"/>
-          </w:rPr>
-          <w:t xml:space="preserve">4,267</w:t>
-        </w:r>
-      </w:ins>
-      <w:ins w:id="2730" w:author="Albert Kwame Osei-Owusu" w:date="2026-09-12T09:00:00Z">
+          </w:rPr>
+          <w:delText>pharmaceuticals and chemical products</w:delText>
+        </w:r>
+      </w:del>
+      <w:del w:id="767" w:author="Albert Kwame Osei-Owusu" w:date="2026-09-12T09:00:00Z">
+        <w:r>
+          <w:delText xml:space="preserve"> (29%). </w:delText>
+        </w:r>
+      </w:del>
+      <w:ins w:id="768" w:author="Albert Kwame Osei-Owusu" w:date="2026-09-12T09:00:00Z">
+        <w:del w:id="2692" w:author="Albert Kwame Osei-Owusu" w:date="2026-09-13T09:00:00Z">
+          <w:r>
+            <w:delText xml:space="preserve">. </w:delText>
+          </w:r>
+        </w:del>
+      </w:ins>
+      <w:del w:id="2693" w:author="Albert Kwame Osei-Owusu" w:date="2026-09-13T09:00:00Z">
         <w:r>
           <w:rPr>
             <w:i/>
             <w:iCs/>
-            <w:sz w:val="18"/>
-            <w:szCs w:val="20"/>
-          </w:rPr>
-          <w:t xml:space="preserve"> kt </w:t>
-        </w:r>
-        <w:proofErr w:type="spellStart"/>
+          </w:rPr>
+          <w:delText>Food and food services</w:delText>
+        </w:r>
+      </w:del>
+      <w:del w:id="769" w:author="Albert Kwame Osei-Owusu" w:date="2026-09-12T09:00:00Z">
+        <w:r>
+          <w:delText xml:space="preserve"> was the second highest contributor to blue water consumption (27%), which is in line with previous studies </w:delText>
+        </w:r>
+      </w:del>
+      <w:ins w:id="770" w:author="Albert Kwame Osei-Owusu" w:date="2026-09-12T09:00:00Z">
+        <w:del w:id="2694" w:author="Albert Kwame Osei-Owusu" w:date="2026-09-13T09:00:00Z">
+          <w:r>
+            <w:delText xml:space="preserve"> was also the second largest contributor to blue water consumption (21.0%), which is in line with previous studies </w:delText>
+          </w:r>
+        </w:del>
+      </w:ins>
+      <w:ins w:id="773" w:author="Ofir Eriksen" w:date="2026-09-02T14:44:00Z" w16du:dateUtc="2026-09-02T12:44:00Z">
+        <w:del w:id="774" w:author="Albert Kwame Osei-Owusu" w:date="2026-09-12T09:00:00Z">
+          <w:r>
+            <w:rPr>
+              <w:noProof/>
+              <w:vertAlign w:val="superscript"/>
+            </w:rPr>
+            <w:delText>4,19</w:delText>
+          </w:r>
+        </w:del>
+      </w:ins>
+      <w:ins w:id="775" w:author="Albert Kwame Osei-Owusu" w:date="2026-09-12T09:00:00Z">
+        <w:del w:id="2698" w:author="Albert Kwame Osei-Owusu" w:date="2026-09-13T09:00:00Z">
+          <w:r>
+            <w:rPr>
+              <w:noProof/>
+              <w:highlight w:val="yellow"/>
+            </w:rPr>
+            <w:delText>[4,19]</w:delText>
+          </w:r>
+        </w:del>
+      </w:ins>
+      <w:del w:id="776" w:author="Ofir Eriksen" w:date="2026-08-31T14:44:00Z" w16du:dateUtc="2026-08-31T12:44:00Z">
+        <w:r>
+          <w:rPr>
+            <w:noProof/>
+            <w:vertAlign w:val="superscript"/>
+          </w:rPr>
+          <w:delText>4,18</w:delText>
+        </w:r>
+      </w:del>
+      <w:del w:id="2700" w:author="Albert Kwame Osei-Owusu" w:date="2026-09-13T09:00:00Z">
+        <w:r>
+          <w:delText xml:space="preserve">. Estimates for </w:delText>
+        </w:r>
+      </w:del>
+      <w:del w:id="2701" w:author="Albert Kwame Osei-Owusu" w:date="2026-09-13T09:00:00Z">
         <w:r>
           <w:rPr>
             <w:i/>
             <w:iCs/>
-            <w:sz w:val="18"/>
-            <w:szCs w:val="20"/>
-          </w:rPr>
-          <w:t>CO₂e</w:t>
-        </w:r>
-        <w:proofErr w:type="spellEnd"/>
+          </w:rPr>
+          <w:delText>pharmaceuticals and chemical products</w:delText>
+        </w:r>
+      </w:del>
+      <w:del w:id="2702" w:author="Albert Kwame Osei-Owusu" w:date="2026-09-13T09:00:00Z">
+        <w:r>
+          <w:delText xml:space="preserve"> should be interpreted cautiously, as aggregation within EXIOBASE may lead to overestimation of greenhouse gas emissions and material footprint associated with this category </w:delText>
+        </w:r>
+      </w:del>
+      <w:ins w:id="779" w:author="Ofir Eriksen" w:date="2026-09-02T14:44:00Z" w16du:dateUtc="2026-09-02T12:44:00Z">
+        <w:del w:id="780" w:author="Albert Kwame Osei-Owusu" w:date="2026-09-12T09:00:00Z">
+          <w:r>
+            <w:rPr>
+              <w:noProof/>
+              <w:vertAlign w:val="superscript"/>
+            </w:rPr>
+            <w:delText>37</w:delText>
+          </w:r>
+        </w:del>
+      </w:ins>
+      <w:ins w:id="781" w:author="Albert Kwame Osei-Owusu" w:date="2026-09-12T09:00:00Z">
+        <w:del w:id="2706" w:author="Albert Kwame Osei-Owusu" w:date="2026-09-13T09:00:00Z">
+          <w:r>
+            <w:rPr>
+              <w:noProof/>
+              <w:highlight w:val="yellow"/>
+            </w:rPr>
+            <w:delText>[37]</w:delText>
+          </w:r>
+        </w:del>
+      </w:ins>
+      <w:del w:id="782" w:author="Ofir Eriksen" w:date="2026-09-02T13:40:00Z" w16du:dateUtc="2026-09-02T11:40:00Z">
+        <w:r>
+          <w:rPr>
+            <w:noProof/>
+            <w:vertAlign w:val="superscript"/>
+          </w:rPr>
+          <w:delText>35</w:delText>
+        </w:r>
+      </w:del>
+      <w:del w:id="2708" w:author="Albert Kwame Osei-Owusu" w:date="2026-09-13T09:00:00Z">
+        <w:r>
+          <w:delText xml:space="preserve"> </w:delText>
+        </w:r>
+      </w:del>
+      <w:del w:id="783" w:author="Albert Kwame Osei-Owusu" w:date="2026-09-12T09:00:00Z">
+        <w:r>
+          <w:delText>(appendix A p 2-3)</w:delText>
+        </w:r>
+      </w:del>
+      <w:ins w:id="784" w:author="Albert Kwame Osei-Owusu" w:date="2026-09-12T09:00:00Z">
+        <w:del w:id="2709" w:author="Albert Kwame Osei-Owusu" w:date="2026-09-13T09:00:00Z">
+          <w:r>
+            <w:delText>(Appendix A, System Boundary)</w:delText>
+          </w:r>
+        </w:del>
+      </w:ins>
+      <w:del w:id="2710" w:author="Albert Kwame Osei-Owusu" w:date="2026-09-13T09:00:00Z">
+        <w:r>
+          <w:delText xml:space="preserve">. The contribution analysis is visualised in </w:delText>
+        </w:r>
+      </w:del>
+      <w:del w:id="2711" w:author="Albert Kwame Osei-Owusu" w:date="2026-09-13T09:00:00Z">
         <w:r>
           <w:rPr>
             <w:i/>
             <w:iCs/>
-            <w:sz w:val="18"/>
-            <w:szCs w:val="20"/>
-          </w:rPr>
-          <w:t xml:space="preserve">. </w:t>
-        </w:r>
-      </w:ins>
-    </w:p>
-    <w:p/>
-    <w:p>
-      <w:del w:id="758" w:author="Albert Kwame Osei-Owusu" w:date="2026-09-12T09:00:00Z">
-        <w:r>
-          <w:delText xml:space="preserve">When disaggregated by expenditure category, </w:delText>
-        </w:r>
-        <w:r>
-          <w:delText>health care</w:delText>
-        </w:r>
-        <w:r>
-          <w:delText xml:space="preserve"> services accounted for 3294 kt CO₂e, representing just above two thirds of total greenhouse gas emissions. Direct emissions captured through bottom‑up data, from nitrous oxide and pMDIs, constituted nearly 1% of total greenhouse gas emissions. Additional bottom-up estimates for commuting and patient and visitor travel accounted for 540 kt CO₂e, corresponding to approximately 11% of total greenhouse gas emissions. Among the remaining expenditure categories captured through the MRIO model, transport services were the largest contributor, accounting for 39% of MRIO-derived greenhouse gas emissions. </w:delText>
-        </w:r>
-      </w:del>
-      <w:ins w:id="4248" w:author="Albert Kwame Osei-Owusu" w:date="2026-09-14T09:00:00Z">
-        <w:r>
-          <w:t xml:space="preserve">By expenditure category, health care services accounted for 2,429 kt CO₂e, 56.9% of the climate footprint (Table 1). Anaesthetic gases and inhaler propellants, added from bottom-up data, contributed 0.6%. Bottom-up estimates for commuting and patient and visitor travel accounted for 708 kt CO₂e (16.6%), the single most uncertain line in the study (coefficient of variation 25.8%, against 8.3 to 9.1% for every other contribution group). Among the activity groups, pharmaceuticals and chemical products were the largest contributor, at 27.1% of the climate footprint.</w:t>
-        </w:r>
-      </w:ins>
-    </w:p>
-    <w:p/>
-    <w:p>
-      <w:del w:id="761" w:author="Albert Kwame Osei-Owusu" w:date="2026-09-12T09:00:00Z">
-        <w:r>
-          <w:delText xml:space="preserve">The largest contributor to three of the five impact categories was </w:delText>
-        </w:r>
-      </w:del>
-      <w:ins w:id="762" w:author="Albert Kwame Osei-Owusu" w:date="2026-09-12T09:00:00Z">
-        <w:del w:id="2686" w:author="Albert Kwame Osei-Owusu" w:date="2026-09-13T09:00:00Z">
-          <w:r>
-            <w:delText xml:space="preserve">The largest contributor to every one of the five impact categories was </w:delText>
-          </w:r>
-        </w:del>
-      </w:ins>
-      <w:del w:id="2687" w:author="Albert Kwame Osei-Owusu" w:date="2026-09-13T09:00:00Z">
-        <w:r>
-          <w:rPr>
-            <w:i/>
-            <w:iCs/>
-          </w:rPr>
-          <w:delText>pharmaceuticals and chemical products</w:delText>
-        </w:r>
-      </w:del>
-      <w:del w:id="763" w:author="Albert Kwame Osei-Owusu" w:date="2026-09-12T09:00:00Z">
-        <w:r>
-          <w:delText xml:space="preserve">, with a contribution of 47% of material extraction, 39% of blue water consumption, and 28% of waste generation. </w:delText>
-        </w:r>
-      </w:del>
-      <w:ins w:id="764" w:author="Albert Kwame Osei-Owusu" w:date="2026-09-12T09:00:00Z">
-        <w:del w:id="2688" w:author="Albert Kwame Osei-Owusu" w:date="2026-09-13T09:00:00Z">
-          <w:r>
-            <w:delText xml:space="preserve">, at 51.5% of material extraction, 59.5% of blue water consumption, 42.2% of land use, and 38.5% of waste generation. </w:delText>
-          </w:r>
-        </w:del>
-      </w:ins>
-      <w:del w:id="2689" w:author="Albert Kwame Osei-Owusu" w:date="2026-09-13T09:00:00Z">
-        <w:r>
-          <w:rPr>
-            <w:i/>
-            <w:iCs/>
-          </w:rPr>
-          <w:delText>Food and food services</w:delText>
-        </w:r>
-      </w:del>
-      <w:del w:id="765" w:author="Albert Kwame Osei-Owusu" w:date="2026-09-12T09:00:00Z">
-        <w:r>
-          <w:delText xml:space="preserve"> was the largest contributor to land use (35%), followed by </w:delText>
-        </w:r>
-      </w:del>
-      <w:ins w:id="766" w:author="Albert Kwame Osei-Owusu" w:date="2026-09-12T09:00:00Z">
-        <w:del w:id="2690" w:author="Albert Kwame Osei-Owusu" w:date="2026-09-13T09:00:00Z">
-          <w:r>
-            <w:delText xml:space="preserve"> was the second largest contributor to land use (32.6%), behind </w:delText>
-          </w:r>
-        </w:del>
-      </w:ins>
-      <w:del w:id="2691" w:author="Albert Kwame Osei-Owusu" w:date="2026-09-13T09:00:00Z">
-        <w:r>
-          <w:rPr>
-            <w:i/>
-            <w:iCs/>
-          </w:rPr>
-          <w:delText>pharmaceuticals and chemical products</w:delText>
-        </w:r>
-      </w:del>
-      <w:del w:id="767" w:author="Albert Kwame Osei-Owusu" w:date="2026-09-12T09:00:00Z">
-        <w:r>
-          <w:delText xml:space="preserve"> (29%). </w:delText>
-        </w:r>
-      </w:del>
-      <w:ins w:id="768" w:author="Albert Kwame Osei-Owusu" w:date="2026-09-12T09:00:00Z">
-        <w:del w:id="2692" w:author="Albert Kwame Osei-Owusu" w:date="2026-09-13T09:00:00Z">
-          <w:r>
-            <w:delText xml:space="preserve">. </w:delText>
-          </w:r>
-        </w:del>
-      </w:ins>
-      <w:del w:id="2693" w:author="Albert Kwame Osei-Owusu" w:date="2026-09-13T09:00:00Z">
-        <w:r>
-          <w:rPr>
-            <w:i/>
-            <w:iCs/>
-          </w:rPr>
-          <w:delText>Food and food services</w:delText>
-        </w:r>
-      </w:del>
-      <w:del w:id="769" w:author="Albert Kwame Osei-Owusu" w:date="2026-09-12T09:00:00Z">
-        <w:r>
-          <w:delText xml:space="preserve"> was the second highest contributor to blue water consumption (27%), which is in line with previous studies </w:delText>
-        </w:r>
-      </w:del>
-      <w:ins w:id="770" w:author="Albert Kwame Osei-Owusu" w:date="2026-09-12T09:00:00Z">
-        <w:del w:id="2694" w:author="Albert Kwame Osei-Owusu" w:date="2026-09-13T09:00:00Z">
-          <w:r>
-            <w:delText xml:space="preserve"> was also the second largest contributor to blue water consumption (21.0%), which is in line with previous studies </w:delText>
-          </w:r>
-        </w:del>
-      </w:ins>
-      <w:ins w:id="773" w:author="Ofir Eriksen" w:date="2026-09-02T14:44:00Z" w16du:dateUtc="2026-09-02T12:44:00Z">
-        <w:del w:id="774" w:author="Albert Kwame Osei-Owusu" w:date="2026-09-12T09:00:00Z">
-          <w:r>
-            <w:rPr>
-              <w:noProof/>
-              <w:vertAlign w:val="superscript"/>
-            </w:rPr>
-            <w:delText>4,19</w:delText>
-          </w:r>
-        </w:del>
-      </w:ins>
-      <w:ins w:id="775" w:author="Albert Kwame Osei-Owusu" w:date="2026-09-12T09:00:00Z">
-        <w:del w:id="2698" w:author="Albert Kwame Osei-Owusu" w:date="2026-09-13T09:00:00Z">
-          <w:r>
-            <w:rPr>
-              <w:noProof/>
-              <w:highlight w:val="yellow"/>
-            </w:rPr>
-            <w:delText>[4,19]</w:delText>
-          </w:r>
-        </w:del>
-      </w:ins>
-      <w:del w:id="776" w:author="Ofir Eriksen" w:date="2026-08-31T14:44:00Z" w16du:dateUtc="2026-08-31T12:44:00Z">
-        <w:r>
-          <w:rPr>
-            <w:noProof/>
-            <w:vertAlign w:val="superscript"/>
-          </w:rPr>
-          <w:delText>4,18</w:delText>
-        </w:r>
-      </w:del>
-      <w:del w:id="2700" w:author="Albert Kwame Osei-Owusu" w:date="2026-09-13T09:00:00Z">
-        <w:r>
-          <w:delText xml:space="preserve">. Estimates for </w:delText>
-        </w:r>
-      </w:del>
-      <w:del w:id="2701" w:author="Albert Kwame Osei-Owusu" w:date="2026-09-13T09:00:00Z">
-        <w:r>
-          <w:rPr>
-            <w:i/>
-            <w:iCs/>
-          </w:rPr>
-          <w:delText>pharmaceuticals and chemical products</w:delText>
-        </w:r>
-      </w:del>
-      <w:del w:id="2702" w:author="Albert Kwame Osei-Owusu" w:date="2026-09-13T09:00:00Z">
-        <w:r>
-          <w:delText xml:space="preserve"> should be interpreted cautiously, as aggregation within EXIOBASE may lead to overestimation of greenhouse gas emissions and material footprint associated with this category </w:delText>
-        </w:r>
-      </w:del>
-      <w:ins w:id="779" w:author="Ofir Eriksen" w:date="2026-09-02T14:44:00Z" w16du:dateUtc="2026-09-02T12:44:00Z">
-        <w:del w:id="780" w:author="Albert Kwame Osei-Owusu" w:date="2026-09-12T09:00:00Z">
-          <w:r>
-            <w:rPr>
-              <w:noProof/>
-              <w:vertAlign w:val="superscript"/>
-            </w:rPr>
-            <w:delText>37</w:delText>
-          </w:r>
-        </w:del>
-      </w:ins>
-      <w:ins w:id="781" w:author="Albert Kwame Osei-Owusu" w:date="2026-09-12T09:00:00Z">
-        <w:del w:id="2706" w:author="Albert Kwame Osei-Owusu" w:date="2026-09-13T09:00:00Z">
-          <w:r>
-            <w:rPr>
-              <w:noProof/>
-              <w:highlight w:val="yellow"/>
-            </w:rPr>
-            <w:delText>[37]</w:delText>
-          </w:r>
-        </w:del>
-      </w:ins>
-      <w:del w:id="782" w:author="Ofir Eriksen" w:date="2026-09-02T13:40:00Z" w16du:dateUtc="2026-09-02T11:40:00Z">
-        <w:r>
-          <w:rPr>
-            <w:noProof/>
-            <w:vertAlign w:val="superscript"/>
-          </w:rPr>
-          <w:delText>35</w:delText>
-        </w:r>
-      </w:del>
-      <w:del w:id="2708" w:author="Albert Kwame Osei-Owusu" w:date="2026-09-13T09:00:00Z">
-        <w:r>
-          <w:delText xml:space="preserve"> </w:delText>
-        </w:r>
-      </w:del>
-      <w:del w:id="783" w:author="Albert Kwame Osei-Owusu" w:date="2026-09-12T09:00:00Z">
-        <w:r>
-          <w:delText>(appendix A p 2-3)</w:delText>
-        </w:r>
-      </w:del>
-      <w:ins w:id="784" w:author="Albert Kwame Osei-Owusu" w:date="2026-09-12T09:00:00Z">
-        <w:del w:id="2709" w:author="Albert Kwame Osei-Owusu" w:date="2026-09-13T09:00:00Z">
-          <w:r>
-            <w:delText>(Appendix A, System Boundary)</w:delText>
-          </w:r>
-        </w:del>
-      </w:ins>
-      <w:del w:id="2710" w:author="Albert Kwame Osei-Owusu" w:date="2026-09-13T09:00:00Z">
-        <w:r>
-          <w:delText xml:space="preserve">. The contribution analysis is visualised in </w:delText>
-        </w:r>
-      </w:del>
-      <w:del w:id="2711" w:author="Albert Kwame Osei-Owusu" w:date="2026-09-13T09:00:00Z">
-        <w:r>
-          <w:rPr>
-            <w:i/>
-            <w:iCs/>
           </w:rPr>
           <w:delText>figure 1</w:delText>
         </w:r>
@@ -8849,7 +9535,7 @@
       </w:del>
       <w:ins w:id="2714" w:author="Albert Kwame Osei-Owusu" w:date="2026-09-13T09:00:00Z">
         <w:r>
-          <w:t xml:space="preserve">Pharmaceuticals and chemical products were the largest contributor to four of the five impact categories (Figure 1A): the climate footprint, 41.5% of material extraction, 49.1% of blue water consumption and 28.6% of waste generation. Food and food services was the largest contributor to land use (38.4%), ahead of pharmaceuticals and chemical products (32.4%), and the second-largest contributor to blue water consumption (26.8%), in line with previous studies </w:t>
+          <w:t xml:space="preserve">Pharmaceuticals and chemical products were the largest contributor to four of the five impact categories (Fig. 1A): 27.1% of the climate footprint, 41.5% of material extraction, 49.1% of blue water consumption and 28.6% of waste generation. Food and food services was the largest contributor to land use (38.4%), ahead of pharmaceuticals and chemical products (32.4%), and the second-largest contributor to blue water consumption (26.8%), in line with previous studies </w:t>
         </w:r>
       </w:ins>
       <w:ins w:id="2715" w:author="Albert Kwame Osei-Owusu" w:date="2026-09-13T09:00:00Z">
@@ -8869,46 +9555,48 @@
       </w:ins>
       <w:ins w:id="2718" w:author="Albert Kwame Osei-Owusu" w:date="2026-09-13T09:00:00Z">
         <w:r>
-          <w:t xml:space="preserve"> (Appendix A, System Boundary).</w:t>
-        </w:r>
-      </w:ins>
-    </w:p>
-    <w:p/>
-    <w:p>
-      <w:pPr>
-        <w:rPr>
+          <w:t xml:space="preserve"> (Appendix A, System boundary).</w:t>
+        </w:r>
+      </w:ins>
+    </w:p>
+    <w:p>
+      <w:pPr>
+        <w:rPr>
+          <w:del w:id="51358" w:author="Albert Kwame Osei-Owusu" w:date="2026-09-14T16:00:00Z"/>
+        </w:rPr>
+      </w:pPr>
+    </w:p>
+    <w:p>
+      <w:pPr>
+        <w:pStyle w:val="Heading2"/>
+        <w:rPr/>
+      </w:pPr>
+      <w:del w:id="785" w:author="Albert Kwame Osei-Owusu" w:date="2026-09-12T09:00:00Z">
+        <w:r>
+          <w:rPr/>
+          <w:delText>Sector contributions across impact categories</w:delText>
+        </w:r>
+      </w:del>
+      <w:ins w:id="786" w:author="Albert Kwame Osei-Owusu" w:date="2026-09-12T09:00:00Z">
+        <w:r>
+          <w:rPr/>
+          <w:t>Where the impacts arise: sectors, regions and industries</w:t>
+        </w:r>
+      </w:ins>
+    </w:p>
+    <w:p>
+      <w:pPr>
+        <w:rPr>
+          <w:del w:id="51360" w:author="Albert Kwame Osei-Owusu" w:date="2026-09-14T16:00:00Z"/>
           <w:i/>
           <w:iCs/>
         </w:rPr>
       </w:pPr>
-      <w:del w:id="785" w:author="Albert Kwame Osei-Owusu" w:date="2026-09-12T09:00:00Z">
-        <w:r>
-          <w:rPr>
-            <w:i/>
-            <w:iCs/>
-          </w:rPr>
-          <w:delText>Sector contributions across impact categories</w:delText>
-        </w:r>
-      </w:del>
-      <w:ins w:id="786" w:author="Albert Kwame Osei-Owusu" w:date="2026-09-12T09:00:00Z">
-        <w:r>
-          <w:rPr>
-            <w:i/>
-            <w:iCs/>
-          </w:rPr>
-          <w:t>Where the impacts arise: sectors, regions and industries</w:t>
-        </w:r>
-      </w:ins>
-    </w:p>
-    <w:p>
-      <w:pPr>
-        <w:rPr>
-          <w:i/>
-          <w:iCs/>
-        </w:rPr>
-      </w:pPr>
-    </w:p>
-    <w:p>
+    </w:p>
+    <w:p>
+      <w:pPr>
+        <w:spacing w:after="160"/>
+      </w:pPr>
       <w:del w:id="787" w:author="Albert Kwame Osei-Owusu" w:date="2026-09-12T09:00:00Z">
         <w:r>
           <w:lastRenderedPageBreak/>
@@ -8930,12 +9618,23 @@
       </w:del>
       <w:ins w:id="790" w:author="Albert Kwame Osei-Owusu" w:date="2026-09-12T09:00:00Z">
         <w:r>
-          <w:t xml:space="preserve"> physically occur (Figures 1B and 1C), and Figure 2 resolves the two together as producing region-by-industry pairs. This attribution reflects the final origin of impacts along supply chains rather than the category in which the expenditure was made. The transport group comprises EXIOBASE's land, rail, pipeline, sea, inland water and air transport industries in every producing region, freight and passenger alike, which the database does not separate; the private travel of staff, patients and visitors is household consumption and enters only through the bottom-up terms. </w:t>
-        </w:r>
-      </w:ins>
-    </w:p>
-    <w:p/>
-    <w:p>
+          <w:t xml:space="preserve"> physically occur (Figs. 1B and 1C), and Fig. 2 resolves the two together as producing region-by-industry pairs. This attribution reflects the final origin of impacts along supply chains rather than the category in which the expenditure was made. The transport group comprises EXIOBASE's land, rail, pipeline, sea, inland water and air transport industries in every producing region, freight and passenger alike, which the database does not separate; the private travel of staff, patients and visitors is household consumption and enters only through the bottom-up terms.</w:t>
+        </w:r>
+      </w:ins>
+    </w:p>
+    <w:p>
+      <w:pPr>
+        <w:rPr>
+          <w:del w:id="51361" w:author="Albert Kwame Osei-Owusu" w:date="2026-09-14T16:00:00Z"/>
+        </w:rPr>
+      </w:pPr>
+    </w:p>
+    <w:p>
+      <w:pPr>
+        <w:keepNext/>
+        <w:spacing w:before="240" w:after="60" w:line="240" w:lineRule="auto"/>
+        <w:jc w:val="center"/>
+      </w:pPr>
       <w:r>
         <w:rPr>
           <w:noProof/>
@@ -8992,283 +9691,193 @@
     </w:p>
     <w:p>
       <w:pPr>
-        <w:rPr>
-          <w:i/>
-          <w:iCs/>
-          <w:sz w:val="18"/>
-          <w:szCs w:val="20"/>
-        </w:rPr>
+        <w:pStyle w:val="Caption"/>
+        <w:rPr/>
       </w:pPr>
       <w:del w:id="791" w:author="Albert Kwame Osei-Owusu" w:date="2026-09-12T09:00:00Z">
         <w:r>
-          <w:rPr>
-            <w:i/>
-            <w:iCs/>
-            <w:sz w:val="18"/>
-            <w:szCs w:val="20"/>
-          </w:rPr>
+          <w:rPr/>
           <w:delText xml:space="preserve">Figure 2: Sectoral contributions to environmental impacts associated with Danish </w:delText>
         </w:r>
       </w:del>
       <w:ins w:id="792" w:author="Albert Kwame Osei-Owusu" w:date="2026-09-12T09:00:00Z">
         <w:r>
           <w:rPr>
-            <w:i/>
-            <w:iCs/>
-            <w:sz w:val="18"/>
-            <w:szCs w:val="20"/>
-          </w:rPr>
-          <w:t xml:space="preserve">Figure 2: The twenty largest </w:t>
+            <w:b/>
+            <w:bCs/>
+          </w:rPr>
+          <w:t xml:space="preserve">Fig. 2.</w:t>
+        </w:r>
+        <w:r>
+          <w:rPr/>
+          <w:t xml:space="preserve"> The twenty largest </w:t>
         </w:r>
         <w:proofErr w:type="gramStart"/>
         <w:r>
-          <w:rPr>
-            <w:i/>
-            <w:iCs/>
-            <w:sz w:val="18"/>
-            <w:szCs w:val="20"/>
-          </w:rPr>
+          <w:rPr/>
           <w:t xml:space="preserve"/>
         </w:r>
         <w:proofErr w:type="gramEnd"/>
         <w:r>
-          <w:rPr>
-            <w:i/>
-            <w:iCs/>
-            <w:sz w:val="18"/>
-            <w:szCs w:val="20"/>
-          </w:rPr>
+          <w:rPr/>
           <w:t xml:space="preserve"/>
         </w:r>
       </w:ins>
       <w:del w:id="33932" w:author="Albert Kwame Osei-Owusu" w:date="2026-09-14T09:00:00Z">
         <w:r>
-          <w:rPr>
-            <w:i/>
-            <w:iCs/>
-            <w:sz w:val="18"/>
-            <w:szCs w:val="20"/>
-          </w:rPr>
+          <w:rPr/>
           <w:delText xml:space="preserve">health care</w:delText>
         </w:r>
       </w:del>
       <w:del w:id="793" w:author="Albert Kwame Osei-Owusu" w:date="2026-09-12T09:00:00Z">
         <w:r>
-          <w:rPr>
-            <w:i/>
-            <w:iCs/>
-            <w:sz w:val="18"/>
-            <w:szCs w:val="20"/>
-          </w:rPr>
+          <w:rPr/>
           <w:delText xml:space="preserve"> delivery in 2019.</w:delText>
         </w:r>
       </w:del>
       <w:ins w:id="794" w:author="Albert Kwame Osei-Owusu" w:date="2026-09-12T09:00:00Z">
         <w:r>
-          <w:rPr>
-            <w:i/>
-            <w:iCs/>
-            <w:sz w:val="18"/>
-            <w:szCs w:val="20"/>
-          </w:rPr>
+          <w:rPr/>
           <w:t xml:space="preserve">producing region-by-industry pairs behind the environmental impacts associated with Danish health care in 2022.</w:t>
         </w:r>
       </w:ins>
       <w:del w:id="795" w:author="Albert Kwame Osei-Owusu" w:date="2026-09-12T09:00:00Z">
         <w:r>
-          <w:rPr>
-            <w:i/>
-            <w:iCs/>
-            <w:sz w:val="18"/>
-            <w:szCs w:val="20"/>
-          </w:rPr>
+          <w:rPr/>
           <w:delText xml:space="preserve"> Impacts are attributed to the producing sectors where environmental </w:delText>
         </w:r>
       </w:del>
       <w:ins w:id="796" w:author="Albert Kwame Osei-Owusu" w:date="2026-09-12T09:00:00Z">
         <w:r>
-          <w:rPr>
-            <w:i/>
-            <w:iCs/>
-            <w:sz w:val="18"/>
-            <w:szCs w:val="20"/>
-          </w:rPr>
+          <w:rPr/>
           <w:t xml:space="preserve"> Pairs are ranked within each impact category, and everything outside the twenty is collected in a single remainder bar. Bar labels give the share of the category. Region codes are ISO3 for individual countries and </w:t>
         </w:r>
         <w:proofErr w:type="spellStart"/>
         <w:r>
-          <w:rPr>
-            <w:i/>
-            <w:iCs/>
-            <w:sz w:val="18"/>
-            <w:szCs w:val="20"/>
-          </w:rPr>
+          <w:rPr/>
           <w:t>RoW</w:t>
         </w:r>
         <w:proofErr w:type="spellEnd"/>
         <w:r>
-          <w:rPr>
-            <w:i/>
-            <w:iCs/>
-            <w:sz w:val="18"/>
-            <w:szCs w:val="20"/>
-          </w:rPr>
+          <w:rPr/>
           <w:t xml:space="preserve"> AF, </w:t>
         </w:r>
         <w:proofErr w:type="spellStart"/>
         <w:r>
-          <w:rPr>
-            <w:i/>
-            <w:iCs/>
-            <w:sz w:val="18"/>
-            <w:szCs w:val="20"/>
-          </w:rPr>
+          <w:rPr/>
           <w:t>RoW</w:t>
         </w:r>
         <w:proofErr w:type="spellEnd"/>
         <w:r>
-          <w:rPr>
-            <w:i/>
-            <w:iCs/>
-            <w:sz w:val="18"/>
-            <w:szCs w:val="20"/>
-          </w:rPr>
+          <w:rPr/>
           <w:t xml:space="preserve"> AM, </w:t>
         </w:r>
         <w:proofErr w:type="spellStart"/>
         <w:r>
-          <w:rPr>
-            <w:i/>
-            <w:iCs/>
-            <w:sz w:val="18"/>
-            <w:szCs w:val="20"/>
-          </w:rPr>
+          <w:rPr/>
           <w:t>RoW</w:t>
         </w:r>
         <w:proofErr w:type="spellEnd"/>
         <w:r>
-          <w:rPr>
-            <w:i/>
-            <w:iCs/>
-            <w:sz w:val="18"/>
-            <w:szCs w:val="20"/>
-          </w:rPr>
+          <w:rPr/>
           <w:t xml:space="preserve"> AP, </w:t>
         </w:r>
         <w:proofErr w:type="spellStart"/>
         <w:r>
-          <w:rPr>
-            <w:i/>
-            <w:iCs/>
-            <w:sz w:val="18"/>
-            <w:szCs w:val="20"/>
-          </w:rPr>
+          <w:rPr/>
           <w:t>RoW</w:t>
         </w:r>
         <w:proofErr w:type="spellEnd"/>
         <w:r>
-          <w:rPr>
-            <w:i/>
-            <w:iCs/>
-            <w:sz w:val="18"/>
-            <w:szCs w:val="20"/>
-          </w:rPr>
+          <w:rPr/>
           <w:t xml:space="preserve"> EU and </w:t>
         </w:r>
         <w:proofErr w:type="spellStart"/>
         <w:r>
-          <w:rPr>
-            <w:i/>
-            <w:iCs/>
-            <w:sz w:val="18"/>
-            <w:szCs w:val="20"/>
-          </w:rPr>
+          <w:rPr/>
           <w:t>RoW</w:t>
         </w:r>
         <w:proofErr w:type="spellEnd"/>
         <w:r>
-          <w:rPr>
-            <w:i/>
-            <w:iCs/>
-            <w:sz w:val="18"/>
-            <w:szCs w:val="20"/>
-          </w:rPr>
+          <w:rPr/>
           <w:t xml:space="preserve"> ME for the EXIOBASE rest-of-world regions; industry codes are EXIOBASE's own. Impacts are attributed to the producing node </w:t>
         </w:r>
       </w:ins>
       <w:del w:id="34935" w:author="Albert Kwame Osei-Owusu" w:date="2026-09-14T09:00:00Z">
         <w:r>
-          <w:rPr>
-            <w:i/>
-            <w:iCs/>
-            <w:sz w:val="18"/>
-            <w:szCs w:val="20"/>
-          </w:rPr>
+          <w:rPr/>
           <w:delText xml:space="preserve">impacts</w:delText>
         </w:r>
       </w:del>
       <w:del w:id="34933" w:author="Albert Kwame Osei-Owusu" w:date="2026-09-14T09:00:00Z">
         <w:r>
-          <w:rPr>
-            <w:i/>
-            <w:iCs/>
-            <w:sz w:val="18"/>
-            <w:szCs w:val="20"/>
-          </w:rPr>
+          <w:rPr/>
           <w:delText xml:space="preserve"> occur</w:delText>
         </w:r>
       </w:del>
       <w:ins w:id="34934" w:author="Albert Kwame Osei-Owusu" w:date="2026-09-14T09:00:00Z">
         <w:r>
-          <w:rPr>
-            <w:i/>
-            <w:iCs/>
-            <w:sz w:val="18"/>
-            <w:szCs w:val="20"/>
-          </w:rPr>
+          <w:rPr/>
           <w:t xml:space="preserve">where they occur</w:t>
         </w:r>
       </w:ins>
       <w:r>
-        <w:rPr>
-          <w:i/>
-          <w:iCs/>
-          <w:sz w:val="18"/>
-          <w:szCs w:val="20"/>
-        </w:rPr>
+        <w:rPr/>
         <w:t xml:space="preserve"> along global supply chains. Five impact categories are shown: climate change (kt </w:t>
       </w:r>
       <w:proofErr w:type="spellStart"/>
       <w:r>
-        <w:rPr>
-          <w:i/>
-          <w:iCs/>
-          <w:sz w:val="18"/>
-          <w:szCs w:val="20"/>
-        </w:rPr>
+        <w:rPr/>
         <w:t>CO₂e</w:t>
       </w:r>
       <w:proofErr w:type="spellEnd"/>
       <w:r>
-        <w:rPr>
-          <w:i/>
-          <w:iCs/>
+        <w:rPr/>
+        <w:t xml:space="preserve">), material extraction (kt), blue water consumption (Mm³), </w:t>
+      </w:r>
+      <w:del w:id="51214" w:author="Albert Kwame Osei-Owusu" w:date="2026-09-14T16:00:00Z">
+        <w:r>
+          <w:rPr/>
+          <w:delText xml:space="preserve">land use (km²), and waste generation</w:delText>
+        </w:r>
+      </w:del>
+      <w:ins w:id="51215" w:author="Albert Kwame Osei-Owusu" w:date="2026-09-14T16:00:00Z">
+        <w:r>
+          <w:rPr/>
+          <w:t xml:space="preserve">land use (km²) and waste generation</w:t>
+        </w:r>
+      </w:ins>
+      <w:r>
+        <w:rPr/>
+        <w:t xml:space="preserve"> (kt).</w:t>
+      </w:r>
+      <w:del w:id="51338" w:author="Albert Kwame Osei-Owusu" w:date="2026-09-14T16:00:00Z">
+        <w:r>
+          <w:rPr/>
+          <w:delText xml:space="preserve"> </w:delText>
+        </w:r>
+      </w:del>
+    </w:p>
+    <w:p>
+      <w:pPr>
+        <w:rPr>
+          <w:del w:id="51363" w:author="Albert Kwame Osei-Owusu" w:date="2026-09-14T16:00:00Z"/>
           <w:sz w:val="18"/>
           <w:szCs w:val="20"/>
         </w:rPr>
-        <w:t xml:space="preserve">), material extraction (kt), blue water consumption (Mm³), land use (km²), and waste generation (kt). </w:t>
-      </w:r>
-    </w:p>
-    <w:p>
-      <w:pPr>
-        <w:rPr>
-          <w:sz w:val="18"/>
-          <w:szCs w:val="20"/>
-        </w:rPr>
-      </w:pPr>
-    </w:p>
-    <w:p/>
-    <w:p>
+      </w:pPr>
+    </w:p>
+    <w:p>
+      <w:pPr>
+        <w:rPr>
+          <w:del w:id="51364" w:author="Albert Kwame Osei-Owusu" w:date="2026-09-14T16:00:00Z"/>
+        </w:rPr>
+      </w:pPr>
+    </w:p>
+    <w:p>
+      <w:pPr>
+        <w:spacing w:after="160"/>
+      </w:pPr>
       <w:del w:id="797" w:author="Albert Kwame Osei-Owusu" w:date="2026-09-12T09:00:00Z">
         <w:r>
           <w:delText xml:space="preserve">For greenhouse gas emissions, the transport sector accounted for the largest share (46%). This reflects transport services within the economic system and excludes household travel added through bottom-up estimates. Mining of minerals and metals accounts for nearly all of material extraction (91%), while the agricultural sector accounts for the vast majority of blue water consumption (85%) and virtually all of the land use (99%). An estimated 79% of waste generation appears to occur outside of facilities. </w:delText>
@@ -9280,19 +9889,20 @@
         </w:r>
       </w:ins>
     </w:p>
-    <w:p/>
-    <w:p>
-      <w:pPr>
-        <w:rPr>
-          <w:i/>
-          <w:iCs/>
-        </w:rPr>
+    <w:p>
+      <w:pPr>
+        <w:rPr>
+          <w:del w:id="51365" w:author="Albert Kwame Osei-Owusu" w:date="2026-09-14T16:00:00Z"/>
+        </w:rPr>
+      </w:pPr>
+    </w:p>
+    <w:p>
+      <w:pPr>
+        <w:pStyle w:val="Heading2"/>
+        <w:rPr/>
       </w:pPr>
       <w:r>
-        <w:rPr>
-          <w:i/>
-          <w:iCs/>
-        </w:rPr>
+        <w:rPr/>
         <w:t>Geographical distribution of impacts</w:t>
       </w:r>
       <w:del w:id="801" w:author="Albert Kwame Osei-Owusu" w:date="2026-09-12T09:00:00Z">
@@ -9354,6 +9964,7 @@
     <w:p>
       <w:pPr>
         <w:rPr>
+          <w:del w:id="51367" w:author="Albert Kwame Osei-Owusu" w:date="2026-09-14T16:00:00Z"/>
           <w:i/>
           <w:sz w:val="18"/>
           <w:szCs w:val="18"/>
@@ -9408,8 +10019,17 @@
         </w:r>
       </w:del>
     </w:p>
-    <w:p/>
-    <w:p>
+    <w:p>
+      <w:pPr>
+        <w:rPr>
+          <w:del w:id="51368" w:author="Albert Kwame Osei-Owusu" w:date="2026-09-14T16:00:00Z"/>
+        </w:rPr>
+      </w:pPr>
+    </w:p>
+    <w:p>
+      <w:pPr>
+        <w:spacing w:after="160"/>
+      </w:pPr>
       <w:del w:id="806" w:author="Albert Kwame Osei-Owusu" w:date="2026-09-12T09:00:00Z">
         <w:r>
           <w:delText xml:space="preserve">Figure 3 shows the geographical distribution of impacts. Roughly 45% of greenhouse gas emissions were traced to activities occurring within Danish borders, primarily associated with transport, services, pharmaceuticals, and food. Material extraction was also partly domestic (59%). In contrast, the majority of blue water consumption occurred in Asia and the Pacific and in the Middle East, with Denmark and Europe together accounting for approximately 18%. Land use was similarly concentrated outside Europe, with Denmark accounting for less than 9% and Europe for approximately 28%. A substantial share of waste generation occurs within Denmark (approximately 46%), while the remainder is distributed across international supply chains. </w:delText>
@@ -9417,33 +10037,31 @@
       </w:del>
       <w:ins w:id="15900" w:author="Albert Kwame Osei-Owusu" w:date="2026-09-14T09:00:00Z">
         <w:r>
-          <w:t xml:space="preserve">Almost a third of greenhouse gas emissions (31.4%) and just under half of material extraction (47.8%) arose inside Denmark, with a further 29.4% of the climate footprint in the rest of Europe (Figure 1C). Blue water consumption and land use were overwhelmingly foreign: 81.1% of the water was drawn outside Denmark and Europe, 68.4% in Asia and the Pacific and the Middle East, and 59.7% of the land use lay outside Denmark and Europe, with Africa alone accounting for 21.2%. Just over half of waste generation (52.1%) arose within Denmark. Resolving origin by region and industry together shows how differently the five categories are constituted (Figure 2); shares of pairs are taken of the input-output component. Material extraction had one dominant node: quarrying of sand and clay accounted for 64% of material extraction across the twenty largest pairs, and the Danish node alone for 43%. Land use was dominated by livestock: cattle farming contributed 20% and raw milk a further 11%, spread across every world region. Blue water consumption traced to irrigated cropping, with wheat at 16%, paddy rice at 10% and sugar cane and beet at 8%, almost all of it in the Middle East and in Asia and the Pacific. Waste generation was the most domestic of the five: Danish chemicals production accounted for 12% of it and Danish waste incineration for a further 15%. Climate change had no dominant node: sea and coastal water transport contributed 7.5% across four regions, crude petroleum extraction 7.0% across five, and Danish retail trade, which carries the distribution margins on medicines and appliances, 4.7%, while 67.4% of the footprint lay outside the twenty largest pairs. Climate mitigation for Danish health care is therefore a problem of many small sources, whereas material and water mitigation have identifiable addresses.</w:t>
-        </w:r>
-      </w:ins>
-    </w:p>
-    <w:p>
-      <w:pPr>
+          <w:t xml:space="preserve">Almost a third of greenhouse gas emissions (31.4%) and just under half of material extraction (47.8%) arose inside Denmark, with a further 29.4% of the climate footprint in the rest of Europe (Fig. 1C). Blue water consumption and land use were overwhelmingly foreign: 81.1% of the water was drawn outside Denmark and Europe, 68.4% in Asia and the Pacific and the Middle East, and 59.7% of the land use lay outside Denmark and Europe, with Africa alone accounting for 21.2%. Just over half of waste generation (52.1%) arose within Denmark. Resolving origin by region and industry together shows how differently the five categories are constituted (Fig. 2; every region by producing sector group in Appendix A, Fig. A.6); shares of pairs are taken of the input-output component. Material extraction had one dominant node: quarrying of sand and clay accounted for 64% of material extraction across the twenty largest pairs, and the Danish node alone for 43%. Land use was dominated by livestock: cattle farming contributed 20% and raw milk a further 11%, spread across every world region. Blue water consumption traced to irrigated cropping, with wheat at 16%, paddy rice at 10% and sugar cane and beet at 8%, almost all of it in the Middle East and in Asia and the Pacific. Waste generation was the most domestic of the five: Danish chemicals production accounted for 12% of it and Danish waste incineration for a further 15%. Climate change had no dominant node: sea and coastal water transport contributed 7.5% across four regions, crude petroleum extraction 7.0% across five, and Danish retail trade, which carries the distribution margins on medicines and appliances, 4.7%, while 67.4% of the footprint lay outside the twenty largest pairs. The climate footprint is therefore spread across many small sources, whereas material extraction and blue water consumption are concentrated in a few identifiable nodes.</w:t>
+        </w:r>
+      </w:ins>
+    </w:p>
+    <w:p>
+      <w:pPr>
+        <w:pStyle w:val="Heading2"/>
         <w:rPr>
           <w:ins w:id="811" w:author="Albert Kwame Osei-Owusu" w:date="2026-09-12T09:00:00Z"/>
-          <w:rFonts w:cs="Times New Roman"/>
-          <w:i/>
-          <w:iCs/>
-          <w:szCs w:val="20"/>
         </w:rPr>
       </w:pPr>
       <w:ins w:id="812" w:author="Albert Kwame Osei-Owusu" w:date="2026-09-12T09:00:00Z">
         <w:r>
-          <w:rPr>
-            <w:rFonts w:cs="Times New Roman"/>
-            <w:i/>
-            <w:iCs/>
-            <w:szCs w:val="20"/>
-          </w:rPr>
+          <w:rPr/>
           <w:t>Greenhouse gas emissions by GHG Protocol scope</w:t>
         </w:r>
       </w:ins>
     </w:p>
-    <w:p/>
+    <w:p>
+      <w:pPr>
+        <w:rPr>
+          <w:del w:id="51369" w:author="Albert Kwame Osei-Owusu" w:date="2026-09-14T16:00:00Z"/>
+        </w:rPr>
+      </w:pPr>
+    </w:p>
     <w:p>
       <w:pPr>
         <w:spacing w:after="160"/>
@@ -9455,12 +10073,15 @@
       </w:del>
       <w:ins w:id="16901" w:author="Albert Kwame Osei-Owusu" w:date="2026-09-14T09:00:00Z">
         <w:r>
-          <w:t xml:space="preserve">Emissions were partitioned into Scope 1, 2 and 3 following the GHG Protocol. Of the 4,265 kt CO₂e that the partition covers, Scope 3 accounted for 3,797 kt (89.0%), Scope 1 for 131 kt (3.1%), Scope 2 for 73 kt (1.7%), and patient and visitor travel, which falls outside the protocol's boundary, for 264 kt (6.2%); the remaining 1.8 kt is the health sector's own self-supply loop, removed to avoid double counting. The same partition places essentially all material extraction, blue water consumption and land use in Scope 3, because none of them has a meaningful direct component in a service sector. Waste generation is the exception: 19.6% of it is Scope 1, the sector's own arisings as recorded in Statistics Denmark's waste accounts, against 80.2% upstream (Figure 3). A health service reporting only Scope 1 and Scope 2 would therefore capture 4.8% of its climate impact and none of its material, water or land impact.</w:t>
-        </w:r>
-      </w:ins>
-    </w:p>
-    <w:p>
-      <w:pPr>
+          <w:t xml:space="preserve">Emissions were partitioned into Scope 1, 2 and 3 following the GHG Protocol. Of the 4,265 kt CO₂e that the partition covers, Scope 3 accounted for 3,797 kt (89.0%), Scope 1 for 131 kt (3.1%), Scope 2 for 73 kt (1.7%), and patient and visitor travel, which falls outside the protocol's boundary, for 264 kt (6.2%); the remaining 1.8 kt is the health sector's own self-supply loop, removed to avoid double counting. The same partition places essentially all material extraction, blue water consumption and land use in Scope 3, because none of them has a meaningful direct component in a service sector. Waste generation is the exception: 19.6% of it is Scope 1, the sector's own arisings as recorded in Statistics Denmark's waste accounts, against 80.2% upstream (Fig. 3; the largest producing pairs and sectors behind each scope in Appendix A, Figs. A.2 to A.4). Within Scope 3, climate change arises mainly in transport (17.5%), the fossil fuel industry (14.9%), agriculture (13.9%) and employee commuting (11.7%); agriculture accounts for 85.2% of Scope 3 blue water consumption and 98.9% of Scope 3 land use, mining for 85.6% of Scope 3 material extraction, and agriculture (25.1%), the pharmaceutical and chemical industry (24.5%) and waste management (18.4%) for most of Scope 3 waste generation (Fig. 3). A health service reporting only Scope 1 and Scope 2 would therefore capture 4.8% of its climate impact and none of its material, water or land impact.</w:t>
+        </w:r>
+      </w:ins>
+    </w:p>
+    <w:p>
+      <w:pPr>
+        <w:keepNext/>
+        <w:spacing w:before="240" w:after="60" w:line="240" w:lineRule="auto"/>
+        <w:jc w:val="center"/>
         <w:rPr>
           <w:ins w:id="816" w:author="Albert Kwame Osei-Owusu" w:date="2026-09-12T09:00:00Z"/>
         </w:rPr>
@@ -9472,7 +10093,7 @@
           </w:rPr>
           <w:drawing>
             <wp:inline distT="0" distB="0" distL="0" distR="0" wp14:anchorId="29201727" wp14:editId="3D44419B">
-              <wp:extent cx="6116955" cy="3712992"/>
+              <wp:extent cx="6116955" cy="4205407"/>
               <wp:effectExtent l="0" t="0" r="0" b="6350"/>
               <wp:docPr id="180866830" name="Picture 1"/>
               <wp:cNvGraphicFramePr>
@@ -9503,7 +10124,7 @@
                     <pic:spPr bwMode="auto">
                       <a:xfrm>
                         <a:off x="0" y="0"/>
-                        <a:ext cx="6116955" cy="3712992"/>
+                        <a:ext cx="6116955" cy="4205407"/>
                       </a:xfrm>
                       <a:prstGeom prst="rect">
                         <a:avLst/>
@@ -9523,41 +10144,43 @@
     </w:p>
     <w:p>
       <w:pPr>
+        <w:pStyle w:val="Caption"/>
         <w:rPr>
           <w:ins w:id="818" w:author="Albert Kwame Osei-Owusu" w:date="2026-09-12T09:00:00Z"/>
-          <w:rFonts w:cs="Times New Roman"/>
-          <w:szCs w:val="20"/>
-        </w:rPr>
-      </w:pPr>
-      <w:ins w:id="819" w:author="Albert Kwame Osei-Owusu" w:date="2026-09-12T09:00:00Z">
-        <w:r>
-          <w:rPr>
-            <w:rFonts w:cs="Times New Roman"/>
-            <w:szCs w:val="20"/>
-          </w:rPr>
-          <w:t>Figure 3: Greenhouse gas emissions associated with Danish health care in 2022, partitioned into GHG Protocol Scope 1, Scope 2 and Scope 3, with patient and visitor travel shown separately because it falls outside the protocol's reporting boundary. The same partition is applied to the other four impact categories. Bars are shares of each category; the absolute total is printed against each category label. Scope 1 is taken from Statistics Denmark's DRIVHUS emission accounts and AFFALD waste accounts by industry rather than from the model.</w:t>
-        </w:r>
-      </w:ins>
-    </w:p>
-    <w:p>
-      <w:pPr>
-        <w:keepNext/>
-        <w:spacing w:before="240" w:after="120"/>
-        <w:rPr>
-          <w:b/>
-          <w:bCs/>
-        </w:rPr>
+        </w:rPr>
+      </w:pPr>
+      <w:ins w:id="50208" w:author="Albert Kwame Osei-Owusu" w:date="2026-09-14T16:00:00Z">
+        <w:r>
+          <w:rPr>
+            <w:b/>
+            <w:bCs/>
+          </w:rPr>
+          <w:t xml:space="preserve">Fig. 3.</w:t>
+        </w:r>
+        <w:r>
+          <w:rPr/>
+          <w:t xml:space="preserve"> Environmental impacts associated with Danish health care in 2022 by GHG Protocol scope (left) and the producing industry groups behind Scope 3 (right), for five impact categories. Patient and visitor travel is shown separately because it falls outside the protocol's reporting boundary; employee commuting is part of Scope 3. Left bars are shares of each category, whose total is printed against its label; these totals exclude the health sector's own self-supply loop and so fall slightly below the headline footprints for climate change and waste generation. Right bars are shares of Scope 3; the industry groups follow Fig. 1B, with services, waste management and employee commuting shown separately. Scope 1 is taken from Statistics Denmark's DRIVHUS emission accounts and AFFALD waste accounts by industry rather than from the model.</w:t>
+        </w:r>
+      </w:ins>
+    </w:p>
+    <w:p>
+      <w:pPr>
+        <w:pStyle w:val="Heading1"/>
+        <w:rPr/>
         <w:pPrChange w:id="48202" w:author="Albert Kwame Osei-Owusu" w:date="2026-09-14T09:00:00Z">
           <w:pPr/>
         </w:pPrChange>
       </w:pPr>
       <w:r>
-        <w:rPr>
-          <w:b/>
-          <w:bCs/>
-        </w:rPr>
-        <w:t xml:space="preserve">Discussion </w:t>
+        <w:rPr/>
+        <w:t xml:space="preserve">Discussion</w:t>
       </w:r>
+      <w:del w:id="51339" w:author="Albert Kwame Osei-Owusu" w:date="2026-09-14T16:00:00Z">
+        <w:r>
+          <w:rPr/>
+          <w:delText xml:space="preserve"> </w:delText>
+        </w:r>
+      </w:del>
     </w:p>
     <w:p>
       <w:pPr>
@@ -9608,7 +10231,7 @@
       </w:ins>
       <w:ins w:id="2664" w:author="Albert Kwame Osei-Owusu" w:date="2026-09-12T09:00:00Z">
         <w:r>
-          <w:t xml:space="preserve"> of the national consumption-based footprint. </w:t>
+          <w:t xml:space="preserve"> of the national consumption-based footprint.</w:t>
         </w:r>
       </w:ins>
     </w:p>
@@ -9802,7 +10425,7 @@
       </w:ins>
       <w:ins w:id="4259" w:author="Albert Kwame Osei-Owusu" w:date="2026-09-14T09:00:00Z">
         <w:r>
-          <w:t xml:space="preserve">. Per person, Danish health care emissions of 0.73 t CO₂e per year are close to the 717 kg CO₂e that OECD modelling estimated for Denmark in 2018 </w:t>
+          <w:t xml:space="preserve">. Per person, Danish health care emissions of 0.73 t CO₂e per year (all five categories per person in Appendix A, Fig. A.5) are close to the 717 kg CO₂e that OECD modelling estimated for Denmark in 2018 </w:t>
         </w:r>
       </w:ins>
       <w:ins w:id="4260" w:author="Albert Kwame Osei-Owusu" w:date="2026-09-14T09:00:00Z">
@@ -9867,7 +10490,39 @@
       </w:ins>
       <w:r>
         <w:lastRenderedPageBreak/>
-        <w:t xml:space="preserve"> Denmark’s position. Firstly, the Danish electricity system is comparatively low-carbon, which reduces indirect </w:t>
+        <w:t xml:space="preserve"> </w:t>
+      </w:r>
+      <w:del w:id="51216" w:author="Albert Kwame Osei-Owusu" w:date="2026-09-14T16:00:00Z">
+        <w:r>
+          <w:lastRenderedPageBreak/>
+          <w:delText xml:space="preserve">Denmark’s position</w:delText>
+        </w:r>
+      </w:del>
+      <w:ins w:id="51217" w:author="Albert Kwame Osei-Owusu" w:date="2026-09-14T16:00:00Z">
+        <w:r>
+          <w:lastRenderedPageBreak/>
+          <w:t xml:space="preserve">Denmark's position</w:t>
+        </w:r>
+      </w:ins>
+      <w:r>
+        <w:lastRenderedPageBreak/>
+        <w:t xml:space="preserve">. </w:t>
+      </w:r>
+      <w:del w:id="51220" w:author="Albert Kwame Osei-Owusu" w:date="2026-09-14T16:00:00Z">
+        <w:r>
+          <w:lastRenderedPageBreak/>
+          <w:delText xml:space="preserve">Firstly,</w:delText>
+        </w:r>
+      </w:del>
+      <w:ins w:id="51221" w:author="Albert Kwame Osei-Owusu" w:date="2026-09-14T16:00:00Z">
+        <w:r>
+          <w:lastRenderedPageBreak/>
+          <w:t xml:space="preserve">First,</w:t>
+        </w:r>
+      </w:ins>
+      <w:r>
+        <w:lastRenderedPageBreak/>
+        <w:t xml:space="preserve"> the Danish electricity system is comparatively low-carbon, which reduces indirect </w:t>
       </w:r>
       <w:del w:id="36938" w:author="Albert Kwame Osei-Owusu" w:date="2026-09-14T09:00:00Z">
         <w:r>
@@ -9883,13 +10538,55 @@
       </w:ins>
       <w:r>
         <w:lastRenderedPageBreak/>
-        <w:t xml:space="preserve"> emissions relative to more fossil-based systems such as those in the United States and Australia. Secondly, </w:t>
+        <w:t xml:space="preserve"> emissions relative to more fossil-based systems such as those in the United States and Australia. </w:t>
+      </w:r>
+      <w:del w:id="51222" w:author="Albert Kwame Osei-Owusu" w:date="2026-09-14T16:00:00Z">
+        <w:r>
+          <w:lastRenderedPageBreak/>
+          <w:delText xml:space="preserve">Secondly,</w:delText>
+        </w:r>
+      </w:del>
+      <w:ins w:id="51223" w:author="Albert Kwame Osei-Owusu" w:date="2026-09-14T16:00:00Z">
+        <w:r>
+          <w:lastRenderedPageBreak/>
+          <w:t xml:space="preserve">Second,</w:t>
+        </w:r>
+      </w:ins>
+      <w:r>
+        <w:lastRenderedPageBreak/>
+        <w:t xml:space="preserve"> </w:t>
       </w:r>
       <w:r>
         <w:t>health care</w:t>
       </w:r>
       <w:r>
-        <w:t xml:space="preserve"> accounts for a smaller share of national economic output in Denmark than in the United States, limiting the overall scale of demand-driven emissions. Thirdly, and in the opposite direction, Denmark is a relatively wealthy country. Together, these factors suggest that Denmark’s footprint is </w:t>
+        <w:t xml:space="preserve"> accounts for a smaller share of national economic output in Denmark than in the United States, limiting the overall scale of demand-driven emissions. </w:t>
+      </w:r>
+      <w:del w:id="51224" w:author="Albert Kwame Osei-Owusu" w:date="2026-09-14T16:00:00Z">
+        <w:r>
+          <w:delText xml:space="preserve">Thirdly,</w:delText>
+        </w:r>
+      </w:del>
+      <w:ins w:id="51225" w:author="Albert Kwame Osei-Owusu" w:date="2026-09-14T16:00:00Z">
+        <w:r>
+          <w:t xml:space="preserve">Third,</w:t>
+        </w:r>
+      </w:ins>
+      <w:r>
+        <w:t xml:space="preserve"> and in the opposite direction, Denmark is a relatively wealthy country. Together, these factors suggest that </w:t>
+      </w:r>
+      <w:del w:id="51218" w:author="Albert Kwame Osei-Owusu" w:date="2026-09-14T16:00:00Z">
+        <w:r>
+          <w:delText xml:space="preserve">Denmark’s footprint</w:delText>
+        </w:r>
+      </w:del>
+      <w:ins w:id="51219" w:author="Albert Kwame Osei-Owusu" w:date="2026-09-14T16:00:00Z">
+        <w:r>
+          <w:t xml:space="preserve">Denmark's footprint</w:t>
+        </w:r>
+      </w:ins>
+      <w:r>
+        <w:t xml:space="preserve"> is </w:t>
       </w:r>
       <w:del w:id="37940" w:author="Albert Kwame Osei-Owusu" w:date="2026-09-14T09:00:00Z">
         <w:r>
@@ -9908,8 +10605,13 @@
         <w:t>health care</w:t>
       </w:r>
       <w:r>
-        <w:t xml:space="preserve"> expenditure. </w:t>
+        <w:t xml:space="preserve"> expenditure.</w:t>
       </w:r>
+      <w:del w:id="51340" w:author="Albert Kwame Osei-Owusu" w:date="2026-09-14T16:00:00Z">
+        <w:r>
+          <w:delText xml:space="preserve"> </w:delText>
+        </w:r>
+      </w:del>
     </w:p>
     <w:p>
       <w:pPr>
@@ -9957,13 +10659,16 @@
       </w:del>
       <w:ins w:id="17902" w:author="Albert Kwame Osei-Owusu" w:date="2026-09-14T09:00:00Z">
         <w:r>
-          <w:t xml:space="preserve">Environmental impacts arise predominantly in indirect and upstream activities rather than in on-site clinical processes. Transport-related activities account for over a quarter of the climate footprint (29.9%) once supply-chain transport (13.3%) is combined with private travel (16.6%), before counting the transport embedded in health care services such as ambulances and helicopters. Although previous studies recognise transport as part of health care emissions, they typically embed it within broader supply-chain categories rather than identifying it as a dominant source. Supply-chain transport is less than half the 29.7% that the uncorrected model returns, because EXIOBASE allocates 74% of Danish sea-transport output to Danish intermediate use against 6.5% in Statistics Denmark's own table; correcting that allocation removes most of the apparent transport dominance. What remains is large enough to matter for mitigation, and part of it may reflect the organisation of health care and elder care services in Denmark, which rely heavily on mobility and decentralised service delivery.</w:t>
+          <w:t xml:space="preserve">Environmental impacts arise predominantly in indirect and upstream activities rather than in on-site clinical processes. Transport-related activities account for over a quarter of the climate footprint (29.9%) once supply-chain transport (13.3%) is combined with private travel (16.6%), before counting the transport embedded in health care services such as ambulances and helicopters. Although previous studies recognise transport as part of health care emissions, they typically embed it within broader supply-chain categories rather than identifying it as a dominant source. Supply-chain transport is less than half the 29.7% that the uncorrected model returns, because EXIOBASE allocates 74% of Danish sea-transport output to Danish intermediate use against 6.5% in Statistics Denmark's own table; correcting that allocation removes most of the apparent transport dominance; health care still buys almost as much from transport as from chemicals, but at about half the emission intensity (Appendix A, Table A.5). What remains is large enough to matter for mitigation, and part of it may reflect the organisation of health care and elder care services in Denmark, which rely heavily on mobility and decentralised service delivery.</w:t>
         </w:r>
       </w:ins>
     </w:p>
     <w:p>
       <w:pPr>
         <w:spacing w:after="160"/>
+        <w:rPr>
+          <w:del w:id="51371" w:author="Albert Kwame Osei-Owusu" w:date="2026-09-14T16:00:00Z"/>
+        </w:rPr>
       </w:pPr>
       <w:del w:id="850" w:author="Albert Kwame Osei-Owusu" w:date="2026-09-12T09:00:00Z">
         <w:r>
@@ -9997,7 +10702,7 @@
         <w:spacing w:after="160"/>
         <w:rPr>
           <w:ins w:id="854" w:author="Ofir Eriksen" w:date="2026-09-02T14:32:00Z"/>
-          <w:lang w:val="da-DK"/>
+          <w:lang w:val="en-GB"/>
         </w:rPr>
       </w:pPr>
       <w:del w:id="2566" w:author="Albert Kwame Osei-Owusu" w:date="2026-09-13T09:00:00Z">
@@ -10036,7 +10741,7 @@
         <w:del w:id="860" w:author="Albert Kwame Osei-Owusu" w:date="2026-09-12T09:00:00Z">
           <w:r>
             <w:rPr>
-              <w:lang w:val="da-DK"/>
+              <w:lang w:val="en-GB"/>
             </w:rPr>
             <w:delText>As a result, the contribution of pharmaceutical</w:delText>
           </w:r>
@@ -10047,7 +10752,7 @@
         <w:del w:id="2577" w:author="Albert Kwame Osei-Owusu" w:date="2026-09-13T09:00:00Z">
           <w:r>
             <w:rPr>
-              <w:lang w:val="da-DK"/>
+              <w:lang w:val="en-GB"/>
             </w:rPr>
             <w:delText xml:space="preserve"> </w:delText>
           </w:r>
@@ -10056,7 +10761,7 @@
         <w:del w:id="2578" w:author="Albert Kwame Osei-Owusu" w:date="2026-09-13T09:00:00Z">
           <w:r>
             <w:rPr>
-              <w:lang w:val="da-DK"/>
+              <w:lang w:val="en-GB"/>
             </w:rPr>
             <w:delText>supply</w:delText>
           </w:r>
@@ -10065,7 +10770,7 @@
         <w:del w:id="2579" w:author="Albert Kwame Osei-Owusu" w:date="2026-09-13T09:00:00Z">
           <w:r>
             <w:rPr>
-              <w:lang w:val="da-DK"/>
+              <w:lang w:val="en-GB"/>
             </w:rPr>
             <w:delText xml:space="preserve"> </w:delText>
           </w:r>
@@ -10074,7 +10779,7 @@
         <w:del w:id="2580" w:author="Albert Kwame Osei-Owusu" w:date="2026-09-13T09:00:00Z">
           <w:r>
             <w:rPr>
-              <w:lang w:val="da-DK"/>
+              <w:lang w:val="en-GB"/>
             </w:rPr>
             <w:delText>chains</w:delText>
           </w:r>
@@ -10083,7 +10788,7 @@
         <w:del w:id="2581" w:author="Albert Kwame Osei-Owusu" w:date="2026-09-13T09:00:00Z">
           <w:r>
             <w:rPr>
-              <w:lang w:val="da-DK"/>
+              <w:lang w:val="en-GB"/>
             </w:rPr>
             <w:delText xml:space="preserve"> </w:delText>
           </w:r>
@@ -10092,7 +10797,7 @@
         <w:del w:id="2582" w:author="Albert Kwame Osei-Owusu" w:date="2026-09-13T09:00:00Z">
           <w:r>
             <w:rPr>
-              <w:lang w:val="da-DK"/>
+              <w:lang w:val="en-GB"/>
             </w:rPr>
             <w:delText>cannot</w:delText>
           </w:r>
@@ -10101,7 +10806,7 @@
         <w:del w:id="2583" w:author="Albert Kwame Osei-Owusu" w:date="2026-09-13T09:00:00Z">
           <w:r>
             <w:rPr>
-              <w:lang w:val="da-DK"/>
+              <w:lang w:val="en-GB"/>
             </w:rPr>
             <w:delText xml:space="preserve"> </w:delText>
           </w:r>
@@ -10110,7 +10815,7 @@
         <w:del w:id="2584" w:author="Albert Kwame Osei-Owusu" w:date="2026-09-13T09:00:00Z">
           <w:r>
             <w:rPr>
-              <w:lang w:val="da-DK"/>
+              <w:lang w:val="en-GB"/>
             </w:rPr>
             <w:delText>be</w:delText>
           </w:r>
@@ -10119,7 +10824,7 @@
         <w:del w:id="2585" w:author="Albert Kwame Osei-Owusu" w:date="2026-09-13T09:00:00Z">
           <w:r>
             <w:rPr>
-              <w:lang w:val="da-DK"/>
+              <w:lang w:val="en-GB"/>
             </w:rPr>
             <w:delText xml:space="preserve"> </w:delText>
           </w:r>
@@ -10128,7 +10833,7 @@
         <w:del w:id="2586" w:author="Albert Kwame Osei-Owusu" w:date="2026-09-13T09:00:00Z">
           <w:r>
             <w:rPr>
-              <w:lang w:val="da-DK"/>
+              <w:lang w:val="en-GB"/>
             </w:rPr>
             <w:delText>isolated</w:delText>
           </w:r>
@@ -10137,7 +10842,7 @@
         <w:del w:id="2587" w:author="Albert Kwame Osei-Owusu" w:date="2026-09-13T09:00:00Z">
           <w:r>
             <w:rPr>
-              <w:lang w:val="da-DK"/>
+              <w:lang w:val="en-GB"/>
             </w:rPr>
             <w:delText xml:space="preserve"> </w:delText>
           </w:r>
@@ -10146,7 +10851,7 @@
         <w:del w:id="2588" w:author="Albert Kwame Osei-Owusu" w:date="2026-09-13T09:00:00Z">
           <w:r>
             <w:rPr>
-              <w:lang w:val="da-DK"/>
+              <w:lang w:val="en-GB"/>
             </w:rPr>
             <w:delText>directly</w:delText>
           </w:r>
@@ -10155,7 +10860,7 @@
         <w:del w:id="2589" w:author="Albert Kwame Osei-Owusu" w:date="2026-09-13T09:00:00Z">
           <w:r>
             <w:rPr>
-              <w:lang w:val="da-DK"/>
+              <w:lang w:val="en-GB"/>
             </w:rPr>
             <w:delText xml:space="preserve">, </w:delText>
           </w:r>
@@ -10164,7 +10869,7 @@
         <w:del w:id="2590" w:author="Albert Kwame Osei-Owusu" w:date="2026-09-13T09:00:00Z">
           <w:r>
             <w:rPr>
-              <w:lang w:val="da-DK"/>
+              <w:lang w:val="en-GB"/>
             </w:rPr>
             <w:delText>limiting</w:delText>
           </w:r>
@@ -10173,7 +10878,7 @@
         <w:del w:id="2591" w:author="Albert Kwame Osei-Owusu" w:date="2026-09-13T09:00:00Z">
           <w:r>
             <w:rPr>
-              <w:lang w:val="da-DK"/>
+              <w:lang w:val="en-GB"/>
             </w:rPr>
             <w:delText xml:space="preserve"> interpretation of </w:delText>
           </w:r>
@@ -10182,7 +10887,7 @@
         <w:del w:id="2592" w:author="Albert Kwame Osei-Owusu" w:date="2026-09-13T09:00:00Z">
           <w:r>
             <w:rPr>
-              <w:lang w:val="da-DK"/>
+              <w:lang w:val="en-GB"/>
             </w:rPr>
             <w:delText>pharmaceuticals</w:delText>
           </w:r>
@@ -10191,7 +10896,7 @@
         <w:del w:id="2593" w:author="Albert Kwame Osei-Owusu" w:date="2026-09-13T09:00:00Z">
           <w:r>
             <w:rPr>
-              <w:lang w:val="da-DK"/>
+              <w:lang w:val="en-GB"/>
             </w:rPr>
             <w:delText xml:space="preserve"> as a </w:delText>
           </w:r>
@@ -10200,7 +10905,7 @@
         <w:del w:id="2594" w:author="Albert Kwame Osei-Owusu" w:date="2026-09-13T09:00:00Z">
           <w:r>
             <w:rPr>
-              <w:lang w:val="da-DK"/>
+              <w:lang w:val="en-GB"/>
             </w:rPr>
             <w:delText>distinct</w:delText>
           </w:r>
@@ -10209,7 +10914,7 @@
         <w:del w:id="2595" w:author="Albert Kwame Osei-Owusu" w:date="2026-09-13T09:00:00Z">
           <w:r>
             <w:rPr>
-              <w:lang w:val="da-DK"/>
+              <w:lang w:val="en-GB"/>
             </w:rPr>
             <w:delText xml:space="preserve"> </w:delText>
           </w:r>
@@ -10218,7 +10923,7 @@
         <w:del w:id="2596" w:author="Albert Kwame Osei-Owusu" w:date="2026-09-13T09:00:00Z">
           <w:r>
             <w:rPr>
-              <w:lang w:val="da-DK"/>
+              <w:lang w:val="en-GB"/>
             </w:rPr>
             <w:delText>environmental</w:delText>
           </w:r>
@@ -10227,7 +10932,7 @@
         <w:del w:id="2597" w:author="Albert Kwame Osei-Owusu" w:date="2026-09-13T09:00:00Z">
           <w:r>
             <w:rPr>
-              <w:lang w:val="da-DK"/>
+              <w:lang w:val="en-GB"/>
             </w:rPr>
             <w:delText xml:space="preserve"> hotspot and </w:delText>
           </w:r>
@@ -10236,7 +10941,7 @@
         <w:del w:id="2598" w:author="Albert Kwame Osei-Owusu" w:date="2026-09-13T09:00:00Z">
           <w:r>
             <w:rPr>
-              <w:lang w:val="da-DK"/>
+              <w:lang w:val="en-GB"/>
             </w:rPr>
             <w:delText>reducing</w:delText>
           </w:r>
@@ -10245,7 +10950,7 @@
         <w:del w:id="2599" w:author="Albert Kwame Osei-Owusu" w:date="2026-09-13T09:00:00Z">
           <w:r>
             <w:rPr>
-              <w:lang w:val="da-DK"/>
+              <w:lang w:val="en-GB"/>
             </w:rPr>
             <w:delText xml:space="preserve"> the </w:delText>
           </w:r>
@@ -10254,7 +10959,7 @@
         <w:del w:id="2600" w:author="Albert Kwame Osei-Owusu" w:date="2026-09-13T09:00:00Z">
           <w:r>
             <w:rPr>
-              <w:lang w:val="da-DK"/>
+              <w:lang w:val="en-GB"/>
             </w:rPr>
             <w:delText>ability</w:delText>
           </w:r>
@@ -10263,7 +10968,7 @@
         <w:del w:id="2601" w:author="Albert Kwame Osei-Owusu" w:date="2026-09-13T09:00:00Z">
           <w:r>
             <w:rPr>
-              <w:lang w:val="da-DK"/>
+              <w:lang w:val="en-GB"/>
             </w:rPr>
             <w:delText xml:space="preserve"> to </w:delText>
           </w:r>
@@ -10272,7 +10977,7 @@
         <w:del w:id="2602" w:author="Albert Kwame Osei-Owusu" w:date="2026-09-13T09:00:00Z">
           <w:r>
             <w:rPr>
-              <w:lang w:val="da-DK"/>
+              <w:lang w:val="en-GB"/>
             </w:rPr>
             <w:delText>identify</w:delText>
           </w:r>
@@ -10281,7 +10986,7 @@
         <w:del w:id="2603" w:author="Albert Kwame Osei-Owusu" w:date="2026-09-13T09:00:00Z">
           <w:r>
             <w:rPr>
-              <w:lang w:val="da-DK"/>
+              <w:lang w:val="en-GB"/>
             </w:rPr>
             <w:delText xml:space="preserve"> </w:delText>
           </w:r>
@@ -10290,7 +10995,7 @@
         <w:del w:id="2604" w:author="Albert Kwame Osei-Owusu" w:date="2026-09-13T09:00:00Z">
           <w:r>
             <w:rPr>
-              <w:lang w:val="da-DK"/>
+              <w:lang w:val="en-GB"/>
             </w:rPr>
             <w:delText>pharmaceutical-specific</w:delText>
           </w:r>
@@ -10299,7 +11004,7 @@
         <w:del w:id="2605" w:author="Albert Kwame Osei-Owusu" w:date="2026-09-13T09:00:00Z">
           <w:r>
             <w:rPr>
-              <w:lang w:val="da-DK"/>
+              <w:lang w:val="en-GB"/>
             </w:rPr>
             <w:delText xml:space="preserve"> </w:delText>
           </w:r>
@@ -10308,7 +11013,7 @@
         <w:del w:id="2606" w:author="Albert Kwame Osei-Owusu" w:date="2026-09-13T09:00:00Z">
           <w:r>
             <w:rPr>
-              <w:lang w:val="da-DK"/>
+              <w:lang w:val="en-GB"/>
             </w:rPr>
             <w:delText>mitigation</w:delText>
           </w:r>
@@ -10317,7 +11022,7 @@
         <w:del w:id="2607" w:author="Albert Kwame Osei-Owusu" w:date="2026-09-13T09:00:00Z">
           <w:r>
             <w:rPr>
-              <w:lang w:val="da-DK"/>
+              <w:lang w:val="en-GB"/>
             </w:rPr>
             <w:delText xml:space="preserve"> </w:delText>
           </w:r>
@@ -10326,7 +11031,7 @@
         <w:del w:id="2608" w:author="Albert Kwame Osei-Owusu" w:date="2026-09-13T09:00:00Z">
           <w:r>
             <w:rPr>
-              <w:lang w:val="da-DK"/>
+              <w:lang w:val="en-GB"/>
             </w:rPr>
             <w:delText>opportunities</w:delText>
           </w:r>
@@ -10335,7 +11040,7 @@
         <w:del w:id="2609" w:author="Albert Kwame Osei-Owusu" w:date="2026-09-13T09:00:00Z">
           <w:r>
             <w:rPr>
-              <w:lang w:val="da-DK"/>
+              <w:lang w:val="en-GB"/>
             </w:rPr>
             <w:delText>.</w:delText>
           </w:r>
@@ -10365,7 +11070,7 @@
         <w:spacing w:after="160"/>
         <w:rPr>
           <w:del w:id="863" w:author="Ofir Eriksen" w:date="2026-09-02T14:28:00Z" w16du:dateUtc="2026-09-02T12:28:00Z"/>
-          <w:lang w:val="da-DK"/>
+          <w:lang w:val="en-GB"/>
           <w:rPrChange w:id="864" w:author="Ofir Eriksen" w:date="2026-09-02T14:30:00Z" w16du:dateUtc="2026-09-02T12:30:00Z">
             <w:rPr>
               <w:del w:id="865" w:author="Ofir Eriksen" w:date="2026-09-02T14:28:00Z" w16du:dateUtc="2026-09-02T12:28:00Z"/>
@@ -10410,7 +11115,7 @@
         <w:spacing w:after="160"/>
         <w:rPr>
           <w:ins w:id="871" w:author="Ofir Eriksen" w:date="2026-09-02T14:18:00Z"/>
-          <w:lang w:val="da-DK"/>
+          <w:lang w:val="en-GB"/>
         </w:rPr>
       </w:pPr>
       <w:del w:id="872" w:author="Albert Kwame Osei-Owusu" w:date="2026-09-12T09:00:00Z">
@@ -10456,7 +11161,7 @@
         <w:del w:id="883" w:author="Albert Kwame Osei-Owusu" w:date="2026-09-12T09:00:00Z">
           <w:r>
             <w:rPr>
-              <w:lang w:val="da-DK"/>
+              <w:lang w:val="en-GB"/>
             </w:rPr>
             <w:delText>This finding demonstrates that environmental impacts associated with delivering health care in Denmark occur in regions geographically separated from the delivery and consumption of care. Similar patterns of spatially decoupled environmental impacts have been observed in other globally traded supply chains, where consumption in one region drives environmental pressures elsewhere through international production networks</w:delText>
           </w:r>
@@ -10467,7 +11172,7 @@
         <w:del w:id="2450" w:author="Albert Kwame Osei-Owusu" w:date="2026-09-13T09:00:00Z">
           <w:r>
             <w:rPr>
-              <w:lang w:val="da-DK"/>
+              <w:lang w:val="en-GB"/>
             </w:rPr>
             <w:delText xml:space="preserve">. </w:delText>
           </w:r>
@@ -10477,7 +11182,7 @@
         <w:del w:id="2451" w:author="Albert Kwame Osei-Owusu" w:date="2026-09-13T09:00:00Z">
           <w:r>
             <w:rPr>
-              <w:lang w:val="da-DK"/>
+              <w:lang w:val="en-GB"/>
             </w:rPr>
             <w:delText xml:space="preserve">From a </w:delText>
           </w:r>
@@ -10486,7 +11191,7 @@
         <w:del w:id="2452" w:author="Albert Kwame Osei-Owusu" w:date="2026-09-13T09:00:00Z">
           <w:r>
             <w:rPr>
-              <w:lang w:val="da-DK"/>
+              <w:lang w:val="en-GB"/>
             </w:rPr>
             <w:delText>sustainability</w:delText>
           </w:r>
@@ -10495,7 +11200,7 @@
         <w:del w:id="2453" w:author="Albert Kwame Osei-Owusu" w:date="2026-09-13T09:00:00Z">
           <w:r>
             <w:rPr>
-              <w:lang w:val="da-DK"/>
+              <w:lang w:val="en-GB"/>
             </w:rPr>
             <w:delText xml:space="preserve"> </w:delText>
           </w:r>
@@ -10504,7 +11209,7 @@
         <w:del w:id="2454" w:author="Albert Kwame Osei-Owusu" w:date="2026-09-13T09:00:00Z">
           <w:r>
             <w:rPr>
-              <w:lang w:val="da-DK"/>
+              <w:lang w:val="en-GB"/>
             </w:rPr>
             <w:delText>perspective</w:delText>
           </w:r>
@@ -10513,7 +11218,7 @@
         <w:del w:id="2455" w:author="Albert Kwame Osei-Owusu" w:date="2026-09-13T09:00:00Z">
           <w:r>
             <w:rPr>
-              <w:lang w:val="da-DK"/>
+              <w:lang w:val="en-GB"/>
             </w:rPr>
             <w:delText xml:space="preserve">, </w:delText>
           </w:r>
@@ -10522,7 +11227,7 @@
         <w:del w:id="2456" w:author="Albert Kwame Osei-Owusu" w:date="2026-09-13T09:00:00Z">
           <w:r>
             <w:rPr>
-              <w:lang w:val="da-DK"/>
+              <w:lang w:val="en-GB"/>
             </w:rPr>
             <w:delText>such</w:delText>
           </w:r>
@@ -10531,7 +11236,7 @@
         <w:del w:id="2457" w:author="Albert Kwame Osei-Owusu" w:date="2026-09-13T09:00:00Z">
           <w:r>
             <w:rPr>
-              <w:lang w:val="da-DK"/>
+              <w:lang w:val="en-GB"/>
             </w:rPr>
             <w:delText xml:space="preserve"> </w:delText>
           </w:r>
@@ -10540,7 +11245,7 @@
         <w:del w:id="2458" w:author="Albert Kwame Osei-Owusu" w:date="2026-09-13T09:00:00Z">
           <w:r>
             <w:rPr>
-              <w:lang w:val="da-DK"/>
+              <w:lang w:val="en-GB"/>
             </w:rPr>
             <w:delText>displacement</w:delText>
           </w:r>
@@ -10549,7 +11254,7 @@
         <w:del w:id="2459" w:author="Albert Kwame Osei-Owusu" w:date="2026-09-13T09:00:00Z">
           <w:r>
             <w:rPr>
-              <w:lang w:val="da-DK"/>
+              <w:lang w:val="en-GB"/>
             </w:rPr>
             <w:delText xml:space="preserve"> is </w:delText>
           </w:r>
@@ -10558,7 +11263,7 @@
         <w:del w:id="2460" w:author="Albert Kwame Osei-Owusu" w:date="2026-09-13T09:00:00Z">
           <w:r>
             <w:rPr>
-              <w:lang w:val="da-DK"/>
+              <w:lang w:val="en-GB"/>
             </w:rPr>
             <w:delText>important</w:delText>
           </w:r>
@@ -10567,7 +11272,7 @@
         <w:del w:id="2461" w:author="Albert Kwame Osei-Owusu" w:date="2026-09-13T09:00:00Z">
           <w:r>
             <w:rPr>
-              <w:lang w:val="da-DK"/>
+              <w:lang w:val="en-GB"/>
             </w:rPr>
             <w:delText xml:space="preserve"> </w:delText>
           </w:r>
@@ -10576,7 +11281,7 @@
         <w:del w:id="2462" w:author="Albert Kwame Osei-Owusu" w:date="2026-09-13T09:00:00Z">
           <w:r>
             <w:rPr>
-              <w:lang w:val="da-DK"/>
+              <w:lang w:val="en-GB"/>
             </w:rPr>
             <w:delText>because</w:delText>
           </w:r>
@@ -10585,7 +11290,7 @@
         <w:del w:id="2463" w:author="Albert Kwame Osei-Owusu" w:date="2026-09-13T09:00:00Z">
           <w:r>
             <w:rPr>
-              <w:lang w:val="da-DK"/>
+              <w:lang w:val="en-GB"/>
             </w:rPr>
             <w:delText xml:space="preserve"> </w:delText>
           </w:r>
@@ -10594,7 +11299,7 @@
         <w:del w:id="2464" w:author="Albert Kwame Osei-Owusu" w:date="2026-09-13T09:00:00Z">
           <w:r>
             <w:rPr>
-              <w:lang w:val="da-DK"/>
+              <w:lang w:val="en-GB"/>
             </w:rPr>
             <w:delText>environmental</w:delText>
           </w:r>
@@ -10603,7 +11308,7 @@
         <w:del w:id="2465" w:author="Albert Kwame Osei-Owusu" w:date="2026-09-13T09:00:00Z">
           <w:r>
             <w:rPr>
-              <w:lang w:val="da-DK"/>
+              <w:lang w:val="en-GB"/>
             </w:rPr>
             <w:delText xml:space="preserve"> </w:delText>
           </w:r>
@@ -10612,7 +11317,7 @@
         <w:del w:id="2466" w:author="Albert Kwame Osei-Owusu" w:date="2026-09-13T09:00:00Z">
           <w:r>
             <w:rPr>
-              <w:lang w:val="da-DK"/>
+              <w:lang w:val="en-GB"/>
             </w:rPr>
             <w:delText>burdens</w:delText>
           </w:r>
@@ -10621,7 +11326,7 @@
         <w:del w:id="2467" w:author="Albert Kwame Osei-Owusu" w:date="2026-09-13T09:00:00Z">
           <w:r>
             <w:rPr>
-              <w:lang w:val="da-DK"/>
+              <w:lang w:val="en-GB"/>
             </w:rPr>
             <w:delText xml:space="preserve"> </w:delText>
           </w:r>
@@ -10630,7 +11335,7 @@
         <w:del w:id="2468" w:author="Albert Kwame Osei-Owusu" w:date="2026-09-13T09:00:00Z">
           <w:r>
             <w:rPr>
-              <w:lang w:val="da-DK"/>
+              <w:lang w:val="en-GB"/>
             </w:rPr>
             <w:delText>are</w:delText>
           </w:r>
@@ -10639,7 +11344,7 @@
         <w:del w:id="2469" w:author="Albert Kwame Osei-Owusu" w:date="2026-09-13T09:00:00Z">
           <w:r>
             <w:rPr>
-              <w:lang w:val="da-DK"/>
+              <w:lang w:val="en-GB"/>
             </w:rPr>
             <w:delText xml:space="preserve"> not </w:delText>
           </w:r>
@@ -10648,7 +11353,7 @@
         <w:del w:id="2470" w:author="Albert Kwame Osei-Owusu" w:date="2026-09-13T09:00:00Z">
           <w:r>
             <w:rPr>
-              <w:lang w:val="da-DK"/>
+              <w:lang w:val="en-GB"/>
             </w:rPr>
             <w:delText>experienced</w:delText>
           </w:r>
@@ -10657,7 +11362,7 @@
         <w:del w:id="2471" w:author="Albert Kwame Osei-Owusu" w:date="2026-09-13T09:00:00Z">
           <w:r>
             <w:rPr>
-              <w:lang w:val="da-DK"/>
+              <w:lang w:val="en-GB"/>
             </w:rPr>
             <w:delText xml:space="preserve"> </w:delText>
           </w:r>
@@ -10666,7 +11371,7 @@
         <w:del w:id="2472" w:author="Albert Kwame Osei-Owusu" w:date="2026-09-13T09:00:00Z">
           <w:r>
             <w:rPr>
-              <w:lang w:val="da-DK"/>
+              <w:lang w:val="en-GB"/>
             </w:rPr>
             <w:delText>uniformly</w:delText>
           </w:r>
@@ -10675,7 +11380,7 @@
         <w:del w:id="2473" w:author="Albert Kwame Osei-Owusu" w:date="2026-09-13T09:00:00Z">
           <w:r>
             <w:rPr>
-              <w:lang w:val="da-DK"/>
+              <w:lang w:val="en-GB"/>
             </w:rPr>
             <w:delText xml:space="preserve"> </w:delText>
           </w:r>
@@ -10684,7 +11389,7 @@
         <w:del w:id="2474" w:author="Albert Kwame Osei-Owusu" w:date="2026-09-13T09:00:00Z">
           <w:r>
             <w:rPr>
-              <w:lang w:val="da-DK"/>
+              <w:lang w:val="en-GB"/>
             </w:rPr>
             <w:delText>across</w:delText>
           </w:r>
@@ -10693,7 +11398,7 @@
         <w:del w:id="2475" w:author="Albert Kwame Osei-Owusu" w:date="2026-09-13T09:00:00Z">
           <w:r>
             <w:rPr>
-              <w:lang w:val="da-DK"/>
+              <w:lang w:val="en-GB"/>
             </w:rPr>
             <w:delText xml:space="preserve"> locations. The Earth </w:delText>
           </w:r>
@@ -10702,7 +11407,7 @@
         <w:del w:id="2476" w:author="Albert Kwame Osei-Owusu" w:date="2026-09-13T09:00:00Z">
           <w:r>
             <w:rPr>
-              <w:lang w:val="da-DK"/>
+              <w:lang w:val="en-GB"/>
             </w:rPr>
             <w:delText>Commission</w:delText>
           </w:r>
@@ -10711,7 +11416,7 @@
         <w:del w:id="2477" w:author="Albert Kwame Osei-Owusu" w:date="2026-09-13T09:00:00Z">
           <w:r>
             <w:rPr>
-              <w:lang w:val="da-DK"/>
+              <w:lang w:val="en-GB"/>
             </w:rPr>
             <w:delText xml:space="preserve"> has </w:delText>
           </w:r>
@@ -10720,7 +11425,7 @@
         <w:del w:id="2478" w:author="Albert Kwame Osei-Owusu" w:date="2026-09-13T09:00:00Z">
           <w:r>
             <w:rPr>
-              <w:lang w:val="da-DK"/>
+              <w:lang w:val="en-GB"/>
             </w:rPr>
             <w:delText>argued</w:delText>
           </w:r>
@@ -10729,7 +11434,7 @@
         <w:del w:id="2479" w:author="Albert Kwame Osei-Owusu" w:date="2026-09-13T09:00:00Z">
           <w:r>
             <w:rPr>
-              <w:lang w:val="da-DK"/>
+              <w:lang w:val="en-GB"/>
             </w:rPr>
             <w:delText xml:space="preserve"> </w:delText>
           </w:r>
@@ -10738,7 +11443,7 @@
         <w:del w:id="2480" w:author="Albert Kwame Osei-Owusu" w:date="2026-09-13T09:00:00Z">
           <w:r>
             <w:rPr>
-              <w:lang w:val="da-DK"/>
+              <w:lang w:val="en-GB"/>
             </w:rPr>
             <w:delText>that</w:delText>
           </w:r>
@@ -10747,7 +11452,7 @@
         <w:del w:id="2481" w:author="Albert Kwame Osei-Owusu" w:date="2026-09-13T09:00:00Z">
           <w:r>
             <w:rPr>
-              <w:lang w:val="da-DK"/>
+              <w:lang w:val="en-GB"/>
             </w:rPr>
             <w:delText xml:space="preserve"> </w:delText>
           </w:r>
@@ -10756,7 +11461,7 @@
         <w:del w:id="2482" w:author="Albert Kwame Osei-Owusu" w:date="2026-09-13T09:00:00Z">
           <w:r>
             <w:rPr>
-              <w:lang w:val="da-DK"/>
+              <w:lang w:val="en-GB"/>
             </w:rPr>
             <w:delText>environmental</w:delText>
           </w:r>
@@ -10765,7 +11470,7 @@
         <w:del w:id="2483" w:author="Albert Kwame Osei-Owusu" w:date="2026-09-13T09:00:00Z">
           <w:r>
             <w:rPr>
-              <w:lang w:val="da-DK"/>
+              <w:lang w:val="en-GB"/>
             </w:rPr>
             <w:delText xml:space="preserve"> </w:delText>
           </w:r>
@@ -10774,7 +11479,7 @@
         <w:del w:id="2484" w:author="Albert Kwame Osei-Owusu" w:date="2026-09-13T09:00:00Z">
           <w:r>
             <w:rPr>
-              <w:lang w:val="da-DK"/>
+              <w:lang w:val="en-GB"/>
             </w:rPr>
             <w:delText>sustainability</w:delText>
           </w:r>
@@ -10783,7 +11488,7 @@
         <w:del w:id="2485" w:author="Albert Kwame Osei-Owusu" w:date="2026-09-13T09:00:00Z">
           <w:r>
             <w:rPr>
-              <w:lang w:val="da-DK"/>
+              <w:lang w:val="en-GB"/>
             </w:rPr>
             <w:delText xml:space="preserve"> </w:delText>
           </w:r>
@@ -10792,7 +11497,7 @@
         <w:del w:id="2486" w:author="Albert Kwame Osei-Owusu" w:date="2026-09-13T09:00:00Z">
           <w:r>
             <w:rPr>
-              <w:lang w:val="da-DK"/>
+              <w:lang w:val="en-GB"/>
             </w:rPr>
             <w:delText>should</w:delText>
           </w:r>
@@ -10801,7 +11506,7 @@
         <w:del w:id="2487" w:author="Albert Kwame Osei-Owusu" w:date="2026-09-13T09:00:00Z">
           <w:r>
             <w:rPr>
-              <w:lang w:val="da-DK"/>
+              <w:lang w:val="en-GB"/>
             </w:rPr>
             <w:delText xml:space="preserve"> </w:delText>
           </w:r>
@@ -10810,7 +11515,7 @@
         <w:del w:id="2488" w:author="Albert Kwame Osei-Owusu" w:date="2026-09-13T09:00:00Z">
           <w:r>
             <w:rPr>
-              <w:lang w:val="da-DK"/>
+              <w:lang w:val="en-GB"/>
             </w:rPr>
             <w:delText>be</w:delText>
           </w:r>
@@ -10819,7 +11524,7 @@
         <w:del w:id="2489" w:author="Albert Kwame Osei-Owusu" w:date="2026-09-13T09:00:00Z">
           <w:r>
             <w:rPr>
-              <w:lang w:val="da-DK"/>
+              <w:lang w:val="en-GB"/>
             </w:rPr>
             <w:delText xml:space="preserve"> </w:delText>
           </w:r>
@@ -10828,7 +11533,7 @@
         <w:del w:id="2490" w:author="Albert Kwame Osei-Owusu" w:date="2026-09-13T09:00:00Z">
           <w:r>
             <w:rPr>
-              <w:lang w:val="da-DK"/>
+              <w:lang w:val="en-GB"/>
             </w:rPr>
             <w:delText>evaluated</w:delText>
           </w:r>
@@ -10837,7 +11542,7 @@
         <w:del w:id="2491" w:author="Albert Kwame Osei-Owusu" w:date="2026-09-13T09:00:00Z">
           <w:r>
             <w:rPr>
-              <w:lang w:val="da-DK"/>
+              <w:lang w:val="en-GB"/>
             </w:rPr>
             <w:delText xml:space="preserve"> not </w:delText>
           </w:r>
@@ -10846,7 +11551,7 @@
         <w:del w:id="2492" w:author="Albert Kwame Osei-Owusu" w:date="2026-09-13T09:00:00Z">
           <w:r>
             <w:rPr>
-              <w:lang w:val="da-DK"/>
+              <w:lang w:val="en-GB"/>
             </w:rPr>
             <w:delText>only</w:delText>
           </w:r>
@@ -10855,7 +11560,7 @@
         <w:del w:id="2493" w:author="Albert Kwame Osei-Owusu" w:date="2026-09-13T09:00:00Z">
           <w:r>
             <w:rPr>
-              <w:lang w:val="da-DK"/>
+              <w:lang w:val="en-GB"/>
             </w:rPr>
             <w:delText xml:space="preserve"> in relation to </w:delText>
           </w:r>
@@ -10864,7 +11569,7 @@
         <w:del w:id="2494" w:author="Albert Kwame Osei-Owusu" w:date="2026-09-13T09:00:00Z">
           <w:r>
             <w:rPr>
-              <w:lang w:val="da-DK"/>
+              <w:lang w:val="en-GB"/>
             </w:rPr>
             <w:delText>biophysical</w:delText>
           </w:r>
@@ -10873,7 +11578,7 @@
         <w:del w:id="2495" w:author="Albert Kwame Osei-Owusu" w:date="2026-09-13T09:00:00Z">
           <w:r>
             <w:rPr>
-              <w:lang w:val="da-DK"/>
+              <w:lang w:val="en-GB"/>
             </w:rPr>
             <w:delText xml:space="preserve"> limits, but </w:delText>
           </w:r>
@@ -10882,7 +11587,7 @@
         <w:del w:id="2496" w:author="Albert Kwame Osei-Owusu" w:date="2026-09-13T09:00:00Z">
           <w:r>
             <w:rPr>
-              <w:lang w:val="da-DK"/>
+              <w:lang w:val="en-GB"/>
             </w:rPr>
             <w:delText>also</w:delText>
           </w:r>
@@ -10891,7 +11596,7 @@
         <w:del w:id="2497" w:author="Albert Kwame Osei-Owusu" w:date="2026-09-13T09:00:00Z">
           <w:r>
             <w:rPr>
-              <w:lang w:val="da-DK"/>
+              <w:lang w:val="en-GB"/>
             </w:rPr>
             <w:delText xml:space="preserve"> in relation to fairness in the distribution of </w:delText>
           </w:r>
@@ -10900,7 +11605,7 @@
         <w:del w:id="2498" w:author="Albert Kwame Osei-Owusu" w:date="2026-09-13T09:00:00Z">
           <w:r>
             <w:rPr>
-              <w:lang w:val="da-DK"/>
+              <w:lang w:val="en-GB"/>
             </w:rPr>
             <w:delText>environmental</w:delText>
           </w:r>
@@ -10909,7 +11614,7 @@
         <w:del w:id="2499" w:author="Albert Kwame Osei-Owusu" w:date="2026-09-13T09:00:00Z">
           <w:r>
             <w:rPr>
-              <w:lang w:val="da-DK"/>
+              <w:lang w:val="en-GB"/>
             </w:rPr>
             <w:delText xml:space="preserve"> harms and </w:delText>
           </w:r>
@@ -10918,7 +11623,7 @@
         <w:del w:id="2500" w:author="Albert Kwame Osei-Owusu" w:date="2026-09-13T09:00:00Z">
           <w:r>
             <w:rPr>
-              <w:lang w:val="da-DK"/>
+              <w:lang w:val="en-GB"/>
             </w:rPr>
             <w:delText>access</w:delText>
           </w:r>
@@ -10927,7 +11632,7 @@
         <w:del w:id="2501" w:author="Albert Kwame Osei-Owusu" w:date="2026-09-13T09:00:00Z">
           <w:r>
             <w:rPr>
-              <w:lang w:val="da-DK"/>
+              <w:lang w:val="en-GB"/>
             </w:rPr>
             <w:delText xml:space="preserve"> to </w:delText>
           </w:r>
@@ -10936,7 +11641,7 @@
         <w:del w:id="2502" w:author="Albert Kwame Osei-Owusu" w:date="2026-09-13T09:00:00Z">
           <w:r>
             <w:rPr>
-              <w:lang w:val="da-DK"/>
+              <w:lang w:val="en-GB"/>
             </w:rPr>
             <w:delText>resources</w:delText>
           </w:r>
@@ -10949,7 +11654,7 @@
             <w:rPr>
               <w:noProof/>
               <w:vertAlign w:val="superscript"/>
-              <w:lang w:val="da-DK"/>
+              <w:lang w:val="en-GB"/>
               <w:rPrChange w:id="891" w:author="Ofir Eriksen" w:date="2026-09-02T14:17:00Z" w16du:dateUtc="2026-09-02T12:17:00Z">
                 <w:rPr>
                   <w:lang w:val="da-DK"/>
@@ -10964,7 +11669,7 @@
         <w:del w:id="2508" w:author="Albert Kwame Osei-Owusu" w:date="2026-09-13T09:00:00Z">
           <w:r>
             <w:rPr>
-              <w:lang w:val="da-DK"/>
+              <w:lang w:val="en-GB"/>
             </w:rPr>
             <w:delText>.</w:delText>
           </w:r>
@@ -10977,7 +11682,7 @@
               <w:kern w:val="0"/>
               <w:sz w:val="21"/>
               <w:szCs w:val="21"/>
-              <w:lang w:val="da-DK" w:eastAsia="da-DK"/>
+              <w:lang w:val="en-GB" w:eastAsia="da-DK"/>
               <w14:ligatures w14:val="none"/>
             </w:rPr>
             <w:delText xml:space="preserve"> </w:delText>
@@ -10989,7 +11694,7 @@
         <w:del w:id="2510" w:author="Albert Kwame Osei-Owusu" w:date="2026-09-13T09:00:00Z">
           <w:r>
             <w:rPr>
-              <w:lang w:val="da-DK"/>
+              <w:lang w:val="en-GB"/>
             </w:rPr>
             <w:delText>Although</w:delText>
           </w:r>
@@ -10998,7 +11703,7 @@
         <w:del w:id="2511" w:author="Albert Kwame Osei-Owusu" w:date="2026-09-13T09:00:00Z">
           <w:r>
             <w:rPr>
-              <w:lang w:val="da-DK"/>
+              <w:lang w:val="en-GB"/>
             </w:rPr>
             <w:delText xml:space="preserve"> </w:delText>
           </w:r>
@@ -11007,7 +11712,7 @@
         <w:del w:id="2512" w:author="Albert Kwame Osei-Owusu" w:date="2026-09-13T09:00:00Z">
           <w:r>
             <w:rPr>
-              <w:lang w:val="da-DK"/>
+              <w:lang w:val="en-GB"/>
             </w:rPr>
             <w:delText>our</w:delText>
           </w:r>
@@ -11016,7 +11721,7 @@
         <w:del w:id="2513" w:author="Albert Kwame Osei-Owusu" w:date="2026-09-13T09:00:00Z">
           <w:r>
             <w:rPr>
-              <w:lang w:val="da-DK"/>
+              <w:lang w:val="en-GB"/>
             </w:rPr>
             <w:delText xml:space="preserve"> </w:delText>
           </w:r>
@@ -11025,7 +11730,7 @@
         <w:del w:id="2514" w:author="Albert Kwame Osei-Owusu" w:date="2026-09-13T09:00:00Z">
           <w:r>
             <w:rPr>
-              <w:lang w:val="da-DK"/>
+              <w:lang w:val="en-GB"/>
             </w:rPr>
             <w:delText>analysis</w:delText>
           </w:r>
@@ -11034,7 +11739,7 @@
         <w:del w:id="2515" w:author="Albert Kwame Osei-Owusu" w:date="2026-09-13T09:00:00Z">
           <w:r>
             <w:rPr>
-              <w:lang w:val="da-DK"/>
+              <w:lang w:val="en-GB"/>
             </w:rPr>
             <w:delText xml:space="preserve"> </w:delText>
           </w:r>
@@ -11043,7 +11748,7 @@
         <w:del w:id="2516" w:author="Albert Kwame Osei-Owusu" w:date="2026-09-13T09:00:00Z">
           <w:r>
             <w:rPr>
-              <w:lang w:val="da-DK"/>
+              <w:lang w:val="en-GB"/>
             </w:rPr>
             <w:delText>does</w:delText>
           </w:r>
@@ -11052,7 +11757,7 @@
         <w:del w:id="2517" w:author="Albert Kwame Osei-Owusu" w:date="2026-09-13T09:00:00Z">
           <w:r>
             <w:rPr>
-              <w:lang w:val="da-DK"/>
+              <w:lang w:val="en-GB"/>
             </w:rPr>
             <w:delText xml:space="preserve"> not </w:delText>
           </w:r>
@@ -11061,7 +11766,7 @@
         <w:del w:id="2518" w:author="Albert Kwame Osei-Owusu" w:date="2026-09-13T09:00:00Z">
           <w:r>
             <w:rPr>
-              <w:lang w:val="da-DK"/>
+              <w:lang w:val="en-GB"/>
             </w:rPr>
             <w:delText>assess</w:delText>
           </w:r>
@@ -11070,7 +11775,7 @@
         <w:del w:id="2519" w:author="Albert Kwame Osei-Owusu" w:date="2026-09-13T09:00:00Z">
           <w:r>
             <w:rPr>
-              <w:lang w:val="da-DK"/>
+              <w:lang w:val="en-GB"/>
             </w:rPr>
             <w:delText xml:space="preserve"> </w:delText>
           </w:r>
@@ -11079,7 +11784,7 @@
         <w:del w:id="2520" w:author="Albert Kwame Osei-Owusu" w:date="2026-09-13T09:00:00Z">
           <w:r>
             <w:rPr>
-              <w:lang w:val="da-DK"/>
+              <w:lang w:val="en-GB"/>
             </w:rPr>
             <w:delText>local</w:delText>
           </w:r>
@@ -11088,7 +11793,7 @@
         <w:del w:id="2521" w:author="Albert Kwame Osei-Owusu" w:date="2026-09-13T09:00:00Z">
           <w:r>
             <w:rPr>
-              <w:lang w:val="da-DK"/>
+              <w:lang w:val="en-GB"/>
             </w:rPr>
             <w:delText xml:space="preserve"> social or </w:delText>
           </w:r>
@@ -11097,7 +11802,7 @@
         <w:del w:id="2522" w:author="Albert Kwame Osei-Owusu" w:date="2026-09-13T09:00:00Z">
           <w:r>
             <w:rPr>
-              <w:lang w:val="da-DK"/>
+              <w:lang w:val="en-GB"/>
             </w:rPr>
             <w:delText>health</w:delText>
           </w:r>
@@ -11106,7 +11811,7 @@
         <w:del w:id="2523" w:author="Albert Kwame Osei-Owusu" w:date="2026-09-13T09:00:00Z">
           <w:r>
             <w:rPr>
-              <w:lang w:val="da-DK"/>
+              <w:lang w:val="en-GB"/>
             </w:rPr>
             <w:delText xml:space="preserve"> </w:delText>
           </w:r>
@@ -11115,7 +11820,7 @@
         <w:del w:id="2524" w:author="Albert Kwame Osei-Owusu" w:date="2026-09-13T09:00:00Z">
           <w:r>
             <w:rPr>
-              <w:lang w:val="da-DK"/>
+              <w:lang w:val="en-GB"/>
             </w:rPr>
             <w:delText>consequences</w:delText>
           </w:r>
@@ -11124,7 +11829,7 @@
         <w:del w:id="2525" w:author="Albert Kwame Osei-Owusu" w:date="2026-09-13T09:00:00Z">
           <w:r>
             <w:rPr>
-              <w:lang w:val="da-DK"/>
+              <w:lang w:val="en-GB"/>
             </w:rPr>
             <w:delText xml:space="preserve"> </w:delText>
           </w:r>
@@ -11133,7 +11838,7 @@
         <w:del w:id="2526" w:author="Albert Kwame Osei-Owusu" w:date="2026-09-13T09:00:00Z">
           <w:r>
             <w:rPr>
-              <w:lang w:val="da-DK"/>
+              <w:lang w:val="en-GB"/>
             </w:rPr>
             <w:delText>directly</w:delText>
           </w:r>
@@ -11142,7 +11847,7 @@
         <w:del w:id="2527" w:author="Albert Kwame Osei-Owusu" w:date="2026-09-13T09:00:00Z">
           <w:r>
             <w:rPr>
-              <w:lang w:val="da-DK"/>
+              <w:lang w:val="en-GB"/>
             </w:rPr>
             <w:delText xml:space="preserve">, the </w:delText>
           </w:r>
@@ -11151,7 +11856,7 @@
         <w:del w:id="2528" w:author="Albert Kwame Osei-Owusu" w:date="2026-09-13T09:00:00Z">
           <w:r>
             <w:rPr>
-              <w:lang w:val="da-DK"/>
+              <w:lang w:val="en-GB"/>
             </w:rPr>
             <w:delText>concentration</w:delText>
           </w:r>
@@ -11160,7 +11865,7 @@
         <w:del w:id="2529" w:author="Albert Kwame Osei-Owusu" w:date="2026-09-13T09:00:00Z">
           <w:r>
             <w:rPr>
-              <w:lang w:val="da-DK"/>
+              <w:lang w:val="en-GB"/>
             </w:rPr>
             <w:delText xml:space="preserve"> of water- and land-intensive </w:delText>
           </w:r>
@@ -11169,7 +11874,7 @@
         <w:del w:id="2530" w:author="Albert Kwame Osei-Owusu" w:date="2026-09-13T09:00:00Z">
           <w:r>
             <w:rPr>
-              <w:lang w:val="da-DK"/>
+              <w:lang w:val="en-GB"/>
             </w:rPr>
             <w:delText>activities</w:delText>
           </w:r>
@@ -11178,7 +11883,7 @@
         <w:del w:id="2531" w:author="Albert Kwame Osei-Owusu" w:date="2026-09-13T09:00:00Z">
           <w:r>
             <w:rPr>
-              <w:lang w:val="da-DK"/>
+              <w:lang w:val="en-GB"/>
             </w:rPr>
             <w:delText xml:space="preserve"> </w:delText>
           </w:r>
@@ -11187,7 +11892,7 @@
         <w:del w:id="2532" w:author="Albert Kwame Osei-Owusu" w:date="2026-09-13T09:00:00Z">
           <w:r>
             <w:rPr>
-              <w:lang w:val="da-DK"/>
+              <w:lang w:val="en-GB"/>
             </w:rPr>
             <w:delText>outside</w:delText>
           </w:r>
@@ -11196,7 +11901,7 @@
         <w:del w:id="2533" w:author="Albert Kwame Osei-Owusu" w:date="2026-09-13T09:00:00Z">
           <w:r>
             <w:rPr>
-              <w:lang w:val="da-DK"/>
+              <w:lang w:val="en-GB"/>
             </w:rPr>
             <w:delText xml:space="preserve"> Denmark </w:delText>
           </w:r>
@@ -11204,7 +11909,7 @@
         <w:del w:id="896" w:author="Albert Kwame Osei-Owusu" w:date="2026-09-12T09:00:00Z">
           <w:r>
             <w:rPr>
-              <w:lang w:val="da-DK"/>
+              <w:lang w:val="en-GB"/>
             </w:rPr>
             <w:delText>suggests that a substantial portion of environmental pressures associated with Danish health care are borne by populations geographically distant</w:delText>
           </w:r>
@@ -11214,7 +11919,7 @@
         <w:del w:id="2557" w:author="Albert Kwame Osei-Owusu" w:date="2026-09-13T09:00:00Z">
           <w:r>
             <w:rPr>
-              <w:lang w:val="da-DK"/>
+              <w:lang w:val="en-GB"/>
             </w:rPr>
             <w:delText xml:space="preserve"> from the </w:delText>
           </w:r>
@@ -11223,7 +11928,7 @@
         <w:del w:id="2558" w:author="Albert Kwame Osei-Owusu" w:date="2026-09-13T09:00:00Z">
           <w:r>
             <w:rPr>
-              <w:lang w:val="da-DK"/>
+              <w:lang w:val="en-GB"/>
             </w:rPr>
             <w:delText>beneficiaries</w:delText>
           </w:r>
@@ -11232,7 +11937,7 @@
         <w:del w:id="2559" w:author="Albert Kwame Osei-Owusu" w:date="2026-09-13T09:00:00Z">
           <w:r>
             <w:rPr>
-              <w:lang w:val="da-DK"/>
+              <w:lang w:val="en-GB"/>
             </w:rPr>
             <w:delText xml:space="preserve"> of </w:delText>
           </w:r>
@@ -11240,7 +11945,7 @@
         <w:del w:id="899" w:author="Albert Kwame Osei-Owusu" w:date="2026-09-12T09:00:00Z">
           <w:r>
             <w:rPr>
-              <w:lang w:val="da-DK"/>
+              <w:lang w:val="en-GB"/>
             </w:rPr>
             <w:delText>health care services</w:delText>
           </w:r>
@@ -11251,7 +11956,7 @@
         <w:del w:id="2564" w:author="Albert Kwame Osei-Owusu" w:date="2026-09-13T09:00:00Z">
           <w:r>
             <w:rPr>
-              <w:lang w:val="da-DK"/>
+              <w:lang w:val="en-GB"/>
             </w:rPr>
             <w:delText>.</w:delText>
           </w:r>
@@ -11259,7 +11964,7 @@
       </w:ins>
       <w:ins w:id="19906" w:author="Albert Kwame Osei-Owusu" w:date="2026-09-14T09:00:00Z">
         <w:r>
-          <w:t xml:space="preserve">Most of the environmental pressure associated with Danish health care is displaced abroad. The regions carrying most of the associated water consumption and land use include areas of water stress, and the pattern is the one documented in other globally traded supply chains, where consumption in one region drives environmental pressure in another, as shown for sulfur and non-CO₂ greenhouse gas emissions embodied in traded photovoltaic products [47,48]. Such displacement matters because environmental burdens are not experienced uniformly across locations, and the Earth Commission has argued that sustainability should be judged by fairness in the distribution of environmental harms and access to resources as well as by biophysical limits </w:t>
+          <w:t xml:space="preserve">Most of the environmental pressure associated with Danish health care is displaced abroad. The regions carrying most of the associated water consumption and land use include areas of water stress, and the pattern is the one documented in other globally traded supply chains, where consumption in one region drives environmental pressure in another, as shown for sulphur and non-CO₂ greenhouse gas emissions embodied in traded photovoltaic products [47,48]. Such displacement matters because environmental burdens are not experienced uniformly across locations, and the Earth Commission has argued that sustainability should be judged by fairness in the distribution of environmental harms and access to resources as well as by biophysical limits </w:t>
         </w:r>
       </w:ins>
       <w:ins w:id="19907" w:author="Albert Kwame Osei-Owusu" w:date="2026-09-14T09:00:00Z">
@@ -11279,6 +11984,9 @@
     <w:p>
       <w:pPr>
         <w:spacing w:after="160"/>
+        <w:rPr>
+          <w:del w:id="51373" w:author="Albert Kwame Osei-Owusu" w:date="2026-09-14T16:00:00Z"/>
+        </w:rPr>
       </w:pPr>
       <w:del w:id="902" w:author="Ofir Eriksen" w:date="2026-09-02T14:15:00Z" w16du:dateUtc="2026-09-02T12:15:00Z">
         <w:r>
@@ -11312,6 +12020,7 @@
     </w:p>
     <w:p>
       <w:pPr>
+        <w:spacing w:after="160"/>
         <w:rPr>
           <w:ins w:id="906" w:author="Albert Kwame Osei-Owusu" w:date="2026-09-12T09:00:00Z"/>
           <w:rFonts w:cs="Times New Roman"/>
@@ -11326,6 +12035,7 @@
     </w:p>
     <w:p>
       <w:pPr>
+        <w:spacing w:after="160"/>
         <w:rPr>
           <w:ins w:id="908" w:author="Albert Kwame Osei-Owusu" w:date="2026-09-12T09:00:00Z"/>
           <w:rFonts w:cs="Times New Roman"/>
@@ -11334,7 +12044,7 @@
       </w:pPr>
       <w:ins w:id="45999" w:author="Albert Kwame Osei-Owusu" w:date="2026-09-14T09:00:00Z">
         <w:r>
-          <w:t xml:space="preserve">The three reference years do not form a time series, and we report them as a comparison rather than a trend. Between 2016 and 2019, with the background model held constant and expenditure in each year's current prices, the categories rise by between 2% and 6%, tracking nominal health care expenditure: the climate footprint moves from 3,809 to 3,996 kt CO₂e. Between 2019 and 2022 the background model also changes, because the 2019 table reports the Danish health industry at 48% of its national-accounts size and the 2019 run therefore borrows the 2016 table. The categories then diverge: climate impact rises 6.8%, material extraction 36%, blue water consumption 57% and land use 36%, whereas waste generation falls 4.0%. A decomposition in Appendix A shows that the net climate increase of 271 kt combines a rise of 657 kt in pharmaceuticals and chemical products, which grow with a larger chemicals block in the 2022 table rather than with any change in Danish health care, with falls in transport and in the residual group. The comparison therefore shows how strongly the result depends on the vintage of the underlying accounts.</w:t>
+          <w:t xml:space="preserve">The three reference years do not form a time series, and we report them as a comparison rather than a trend (Appendix A, Reference years and the background model; Figs. A.7, A.8 and A.10). Between 2016 and 2019, with the background model held constant and expenditure in each year's current prices, the categories rise by between 2% and 6%, tracking nominal health care expenditure: the climate footprint moves from 3,809 to 3,996 kt CO₂e. Between 2019 and 2022 the background model also changes, because the 2019 table reports the Danish health industry at 48% of its national-accounts size and the 2019 run therefore borrows the 2016 table. The categories then diverge: climate impact rises 6.8%, material extraction 36%, blue water consumption 57% and land use 36%, whereas waste generation falls 4.0%. A decomposition in Appendix A (Fig. A.9) shows that the net climate increase of 271 kt combines a rise of 657 kt in pharmaceuticals and chemical products, which grow with a larger chemicals block in the 2022 table rather than with any change in Danish health care, with falls in transport and in the residual group. The comparison therefore shows how strongly the result depends on the vintage of the underlying accounts.</w:t>
         </w:r>
       </w:ins>
     </w:p>
@@ -11343,7 +12053,7 @@
         <w:spacing w:after="160"/>
         <w:rPr>
           <w:ins w:id="910" w:author="Ofir Eriksen" w:date="2026-09-02T14:56:00Z"/>
-          <w:lang w:val="da-DK"/>
+          <w:lang w:val="en-GB"/>
         </w:rPr>
       </w:pPr>
       <w:del w:id="38942" w:author="Albert Kwame Osei-Owusu" w:date="2026-09-14T09:00:00Z">
@@ -11363,7 +12073,20 @@
         <w:t>health care</w:t>
       </w:r>
       <w:r>
-        <w:t xml:space="preserve"> facilities to procurement, transport, and upstream production systems. In Denmark, centralised procurement actors and EU regulatory frameworks provide </w:t>
+        <w:t xml:space="preserve"> facilities to </w:t>
+      </w:r>
+      <w:del w:id="51226" w:author="Albert Kwame Osei-Owusu" w:date="2026-09-14T16:00:00Z">
+        <w:r>
+          <w:delText xml:space="preserve">procurement, transport, and upstream</w:delText>
+        </w:r>
+      </w:del>
+      <w:ins w:id="51227" w:author="Albert Kwame Osei-Owusu" w:date="2026-09-14T16:00:00Z">
+        <w:r>
+          <w:t xml:space="preserve">procurement, transport and upstream</w:t>
+        </w:r>
+      </w:ins>
+      <w:r>
+        <w:t xml:space="preserve"> production systems. In Denmark, centralised procurement actors and EU regulatory frameworks provide </w:t>
       </w:r>
       <w:del w:id="911" w:author="Albert Kwame Osei-Owusu" w:date="2026-09-12T09:00:00Z">
         <w:r>
@@ -11441,168 +12164,168 @@
       <w:ins w:id="920" w:author="Ofir Eriksen" w:date="2026-09-02T14:56:00Z">
         <w:r>
           <w:rPr>
-            <w:lang w:val="da-DK"/>
+            <w:lang w:val="en-GB"/>
           </w:rPr>
           <w:t>Because</w:t>
         </w:r>
         <w:proofErr w:type="spellEnd"/>
         <w:r>
           <w:rPr>
-            <w:lang w:val="da-DK"/>
+            <w:lang w:val="en-GB"/>
           </w:rPr>
           <w:t xml:space="preserve"> </w:t>
         </w:r>
         <w:proofErr w:type="spellStart"/>
         <w:r>
           <w:rPr>
-            <w:lang w:val="da-DK"/>
+            <w:lang w:val="en-GB"/>
           </w:rPr>
           <w:t>many</w:t>
         </w:r>
         <w:proofErr w:type="spellEnd"/>
         <w:r>
           <w:rPr>
-            <w:lang w:val="da-DK"/>
+            <w:lang w:val="en-GB"/>
           </w:rPr>
           <w:t xml:space="preserve"> </w:t>
         </w:r>
         <w:proofErr w:type="spellStart"/>
         <w:r>
           <w:rPr>
-            <w:lang w:val="da-DK"/>
+            <w:lang w:val="en-GB"/>
           </w:rPr>
           <w:t>environmental</w:t>
         </w:r>
         <w:proofErr w:type="spellEnd"/>
         <w:r>
           <w:rPr>
-            <w:lang w:val="da-DK"/>
+            <w:lang w:val="en-GB"/>
           </w:rPr>
           <w:t xml:space="preserve"> </w:t>
         </w:r>
         <w:proofErr w:type="spellStart"/>
         <w:r>
           <w:rPr>
-            <w:lang w:val="da-DK"/>
+            <w:lang w:val="en-GB"/>
           </w:rPr>
           <w:t>impacts</w:t>
         </w:r>
         <w:proofErr w:type="spellEnd"/>
         <w:r>
           <w:rPr>
-            <w:lang w:val="da-DK"/>
+            <w:lang w:val="en-GB"/>
           </w:rPr>
           <w:t xml:space="preserve"> </w:t>
         </w:r>
         <w:proofErr w:type="spellStart"/>
         <w:r>
           <w:rPr>
-            <w:lang w:val="da-DK"/>
+            <w:lang w:val="en-GB"/>
           </w:rPr>
           <w:t>occur</w:t>
         </w:r>
         <w:proofErr w:type="spellEnd"/>
         <w:r>
           <w:rPr>
-            <w:lang w:val="da-DK"/>
+            <w:lang w:val="en-GB"/>
           </w:rPr>
           <w:t xml:space="preserve"> </w:t>
         </w:r>
         <w:proofErr w:type="spellStart"/>
         <w:r>
           <w:rPr>
-            <w:lang w:val="da-DK"/>
+            <w:lang w:val="en-GB"/>
           </w:rPr>
           <w:t>outside</w:t>
         </w:r>
         <w:proofErr w:type="spellEnd"/>
         <w:r>
           <w:rPr>
-            <w:lang w:val="da-DK"/>
+            <w:lang w:val="en-GB"/>
           </w:rPr>
           <w:t xml:space="preserve"> Danish </w:t>
         </w:r>
         <w:proofErr w:type="spellStart"/>
         <w:r>
           <w:rPr>
-            <w:lang w:val="da-DK"/>
+            <w:lang w:val="en-GB"/>
           </w:rPr>
           <w:t>borders</w:t>
         </w:r>
         <w:proofErr w:type="spellEnd"/>
         <w:r>
           <w:rPr>
-            <w:lang w:val="da-DK"/>
+            <w:lang w:val="en-GB"/>
           </w:rPr>
           <w:t xml:space="preserve">, </w:t>
         </w:r>
         <w:proofErr w:type="spellStart"/>
         <w:r>
           <w:rPr>
-            <w:lang w:val="da-DK"/>
+            <w:lang w:val="en-GB"/>
           </w:rPr>
           <w:t>reducing</w:t>
         </w:r>
         <w:proofErr w:type="spellEnd"/>
         <w:r>
           <w:rPr>
-            <w:lang w:val="da-DK"/>
+            <w:lang w:val="en-GB"/>
           </w:rPr>
           <w:t xml:space="preserve"> the </w:t>
         </w:r>
         <w:proofErr w:type="spellStart"/>
         <w:r>
           <w:rPr>
-            <w:lang w:val="da-DK"/>
+            <w:lang w:val="en-GB"/>
           </w:rPr>
           <w:t>environmental</w:t>
         </w:r>
         <w:proofErr w:type="spellEnd"/>
         <w:r>
           <w:rPr>
-            <w:lang w:val="da-DK"/>
+            <w:lang w:val="en-GB"/>
           </w:rPr>
           <w:t xml:space="preserve"> </w:t>
         </w:r>
         <w:proofErr w:type="spellStart"/>
         <w:r>
           <w:rPr>
-            <w:lang w:val="da-DK"/>
+            <w:lang w:val="en-GB"/>
           </w:rPr>
           <w:t>footprint</w:t>
         </w:r>
         <w:proofErr w:type="spellEnd"/>
         <w:r>
           <w:rPr>
-            <w:lang w:val="da-DK"/>
+            <w:lang w:val="en-GB"/>
           </w:rPr>
           <w:t xml:space="preserve"> of </w:t>
         </w:r>
         <w:proofErr w:type="spellStart"/>
         <w:r>
           <w:rPr>
-            <w:lang w:val="da-DK"/>
+            <w:lang w:val="en-GB"/>
           </w:rPr>
           <w:t>health</w:t>
         </w:r>
         <w:proofErr w:type="spellEnd"/>
         <w:r>
           <w:rPr>
-            <w:lang w:val="da-DK"/>
+            <w:lang w:val="en-GB"/>
           </w:rPr>
           <w:t xml:space="preserve"> </w:t>
         </w:r>
         <w:proofErr w:type="spellStart"/>
         <w:r>
           <w:rPr>
-            <w:lang w:val="da-DK"/>
+            <w:lang w:val="en-GB"/>
           </w:rPr>
           <w:t>care</w:t>
         </w:r>
         <w:proofErr w:type="spellEnd"/>
         <w:r>
           <w:rPr>
-            <w:lang w:val="da-DK"/>
+            <w:lang w:val="en-GB"/>
           </w:rPr>
           <w:t xml:space="preserve"> </w:t>
         </w:r>
@@ -11612,7 +12335,7 @@
         <w:del w:id="39984" w:author="Albert Kwame Osei-Owusu" w:date="2026-09-14T09:00:00Z">
           <w:r>
             <w:rPr>
-              <w:lang w:val="da-DK"/>
+              <w:lang w:val="en-GB"/>
             </w:rPr>
             <w:delText xml:space="preserve">requires</w:delText>
           </w:r>
@@ -11625,7 +12348,7 @@
         <w:del w:id="39981" w:author="Albert Kwame Osei-Owusu" w:date="2026-09-14T09:00:00Z">
           <w:r>
             <w:rPr>
-              <w:lang w:val="da-DK"/>
+              <w:lang w:val="en-GB"/>
             </w:rPr>
             <w:delText xml:space="preserve"> not </w:delText>
           </w:r>
@@ -11638,7 +12361,7 @@
         <w:del w:id="39978" w:author="Albert Kwame Osei-Owusu" w:date="2026-09-14T09:00:00Z">
           <w:r>
             <w:rPr>
-              <w:lang w:val="da-DK"/>
+              <w:lang w:val="en-GB"/>
             </w:rPr>
             <w:delText xml:space="preserve">only</w:delText>
           </w:r>
@@ -11651,7 +12374,7 @@
         <w:del w:id="39975" w:author="Albert Kwame Osei-Owusu" w:date="2026-09-14T09:00:00Z">
           <w:r>
             <w:rPr>
-              <w:lang w:val="da-DK"/>
+              <w:lang w:val="en-GB"/>
             </w:rPr>
             <w:delText xml:space="preserve"> </w:delText>
           </w:r>
@@ -11664,7 +12387,7 @@
         <w:del w:id="39972" w:author="Albert Kwame Osei-Owusu" w:date="2026-09-14T09:00:00Z">
           <w:r>
             <w:rPr>
-              <w:lang w:val="da-DK"/>
+              <w:lang w:val="en-GB"/>
             </w:rPr>
             <w:delText xml:space="preserve">domestic</w:delText>
           </w:r>
@@ -11677,7 +12400,7 @@
         <w:del w:id="39969" w:author="Albert Kwame Osei-Owusu" w:date="2026-09-14T09:00:00Z">
           <w:r>
             <w:rPr>
-              <w:lang w:val="da-DK"/>
+              <w:lang w:val="en-GB"/>
             </w:rPr>
             <w:delText xml:space="preserve"> action </w:delText>
           </w:r>
@@ -11690,7 +12413,7 @@
         <w:del w:id="39966" w:author="Albert Kwame Osei-Owusu" w:date="2026-09-14T09:00:00Z">
           <w:r>
             <w:rPr>
-              <w:lang w:val="da-DK"/>
+              <w:lang w:val="en-GB"/>
             </w:rPr>
             <w:delText xml:space="preserve">through</w:delText>
           </w:r>
@@ -11703,7 +12426,7 @@
         <w:del w:id="39963" w:author="Albert Kwame Osei-Owusu" w:date="2026-09-14T09:00:00Z">
           <w:r>
             <w:rPr>
-              <w:lang w:val="da-DK"/>
+              <w:lang w:val="en-GB"/>
             </w:rPr>
             <w:delText xml:space="preserve"> </w:delText>
           </w:r>
@@ -11716,7 +12439,7 @@
         <w:del w:id="39960" w:author="Albert Kwame Osei-Owusu" w:date="2026-09-14T09:00:00Z">
           <w:r>
             <w:rPr>
-              <w:lang w:val="da-DK"/>
+              <w:lang w:val="en-GB"/>
             </w:rPr>
             <w:delText xml:space="preserve">procurement</w:delText>
           </w:r>
@@ -11729,7 +12452,7 @@
         <w:del w:id="39957" w:author="Albert Kwame Osei-Owusu" w:date="2026-09-14T09:00:00Z">
           <w:r>
             <w:rPr>
-              <w:lang w:val="da-DK"/>
+              <w:lang w:val="en-GB"/>
             </w:rPr>
             <w:delText xml:space="preserve"> and </w:delText>
           </w:r>
@@ -11742,7 +12465,7 @@
         <w:del w:id="39954" w:author="Albert Kwame Osei-Owusu" w:date="2026-09-14T09:00:00Z">
           <w:r>
             <w:rPr>
-              <w:lang w:val="da-DK"/>
+              <w:lang w:val="en-GB"/>
             </w:rPr>
             <w:delText xml:space="preserve">planning</w:delText>
           </w:r>
@@ -11755,7 +12478,7 @@
         <w:del w:id="39951" w:author="Albert Kwame Osei-Owusu" w:date="2026-09-14T09:00:00Z">
           <w:r>
             <w:rPr>
-              <w:lang w:val="da-DK"/>
+              <w:lang w:val="en-GB"/>
             </w:rPr>
             <w:delText xml:space="preserve"> decisions, but </w:delText>
           </w:r>
@@ -11768,7 +12491,7 @@
         <w:del w:id="39948" w:author="Albert Kwame Osei-Owusu" w:date="2026-09-14T09:00:00Z">
           <w:r>
             <w:rPr>
-              <w:lang w:val="da-DK"/>
+              <w:lang w:val="en-GB"/>
             </w:rPr>
             <w:delText xml:space="preserve">also</w:delText>
           </w:r>
@@ -11781,7 +12504,7 @@
         <w:del w:id="39944" w:author="Albert Kwame Osei-Owusu" w:date="2026-09-14T09:00:00Z">
           <w:r>
             <w:rPr>
-              <w:lang w:val="da-DK"/>
+              <w:lang w:val="en-GB"/>
             </w:rPr>
             <w:delText xml:space="preserve"> engagement</w:delText>
           </w:r>
@@ -11790,7 +12513,7 @@
       <w:ins w:id="39945" w:author="Albert Kwame Osei-Owusu" w:date="2026-09-14T09:00:00Z">
         <w:r>
           <w:rPr>
-            <w:lang w:val="da-DK"/>
+            <w:lang w:val="en-GB"/>
           </w:rPr>
           <w:t xml:space="preserve">requires both domestic action through procurement and planning decisions and engagement</w:t>
         </w:r>
@@ -11798,105 +12521,105 @@
       <w:ins w:id="39947" w:author="Ofir Eriksen" w:date="2026-09-02T14:56:00Z">
         <w:r>
           <w:rPr>
-            <w:lang w:val="da-DK"/>
+            <w:lang w:val="en-GB"/>
           </w:rPr>
           <w:t xml:space="preserve"> with the international </w:t>
         </w:r>
         <w:proofErr w:type="spellStart"/>
         <w:r>
           <w:rPr>
-            <w:lang w:val="da-DK"/>
+            <w:lang w:val="en-GB"/>
           </w:rPr>
           <w:t>supply</w:t>
         </w:r>
         <w:proofErr w:type="spellEnd"/>
         <w:r>
           <w:rPr>
-            <w:lang w:val="da-DK"/>
+            <w:lang w:val="en-GB"/>
           </w:rPr>
           <w:t xml:space="preserve"> </w:t>
         </w:r>
         <w:proofErr w:type="spellStart"/>
         <w:r>
           <w:rPr>
-            <w:lang w:val="da-DK"/>
+            <w:lang w:val="en-GB"/>
           </w:rPr>
           <w:t>chains</w:t>
         </w:r>
         <w:proofErr w:type="spellEnd"/>
         <w:r>
           <w:rPr>
-            <w:lang w:val="da-DK"/>
+            <w:lang w:val="en-GB"/>
           </w:rPr>
           <w:t xml:space="preserve"> </w:t>
         </w:r>
         <w:proofErr w:type="spellStart"/>
         <w:r>
           <w:rPr>
-            <w:lang w:val="da-DK"/>
+            <w:lang w:val="en-GB"/>
           </w:rPr>
           <w:t>through</w:t>
         </w:r>
         <w:proofErr w:type="spellEnd"/>
         <w:r>
           <w:rPr>
-            <w:lang w:val="da-DK"/>
+            <w:lang w:val="en-GB"/>
           </w:rPr>
           <w:t xml:space="preserve"> </w:t>
         </w:r>
         <w:proofErr w:type="spellStart"/>
         <w:r>
           <w:rPr>
-            <w:lang w:val="da-DK"/>
+            <w:lang w:val="en-GB"/>
           </w:rPr>
           <w:t>which</w:t>
         </w:r>
         <w:proofErr w:type="spellEnd"/>
         <w:r>
           <w:rPr>
-            <w:lang w:val="da-DK"/>
+            <w:lang w:val="en-GB"/>
           </w:rPr>
           <w:t xml:space="preserve"> </w:t>
         </w:r>
         <w:proofErr w:type="spellStart"/>
         <w:r>
           <w:rPr>
-            <w:lang w:val="da-DK"/>
+            <w:lang w:val="en-GB"/>
           </w:rPr>
           <w:t>those</w:t>
         </w:r>
         <w:proofErr w:type="spellEnd"/>
         <w:r>
           <w:rPr>
-            <w:lang w:val="da-DK"/>
+            <w:lang w:val="en-GB"/>
           </w:rPr>
           <w:t xml:space="preserve"> </w:t>
         </w:r>
         <w:proofErr w:type="spellStart"/>
         <w:r>
           <w:rPr>
-            <w:lang w:val="da-DK"/>
+            <w:lang w:val="en-GB"/>
           </w:rPr>
           <w:t>impacts</w:t>
         </w:r>
         <w:proofErr w:type="spellEnd"/>
         <w:r>
           <w:rPr>
-            <w:lang w:val="da-DK"/>
+            <w:lang w:val="en-GB"/>
           </w:rPr>
           <w:t xml:space="preserve"> </w:t>
         </w:r>
         <w:proofErr w:type="spellStart"/>
         <w:r>
           <w:rPr>
-            <w:lang w:val="da-DK"/>
+            <w:lang w:val="en-GB"/>
           </w:rPr>
           <w:t>arise</w:t>
         </w:r>
         <w:proofErr w:type="spellEnd"/>
         <w:r>
           <w:rPr>
-            <w:lang w:val="da-DK"/>
+            <w:lang w:val="en-GB"/>
           </w:rPr>
           <w:t>.</w:t>
         </w:r>
@@ -11907,7 +12630,8 @@
         <w:spacing w:after="160"/>
         <w:rPr>
           <w:ins w:id="921" w:author="Ofir Eriksen" w:date="2026-09-02T14:55:00Z"/>
-          <w:lang w:val="da-DK"/>
+          <w:del w:id="51375" w:author="Albert Kwame Osei-Owusu" w:date="2026-09-14T16:00:00Z"/>
+          <w:lang w:val="en-GB"/>
         </w:rPr>
       </w:pPr>
     </w:p>
@@ -11916,7 +12640,8 @@
         <w:spacing w:after="160"/>
         <w:rPr>
           <w:ins w:id="922" w:author="Ofir Eriksen" w:date="2026-09-02T14:47:00Z"/>
-          <w:lang w:val="da-DK"/>
+          <w:del w:id="51377" w:author="Albert Kwame Osei-Owusu" w:date="2026-09-14T16:00:00Z"/>
+          <w:lang w:val="en-GB"/>
         </w:rPr>
       </w:pPr>
     </w:p>
@@ -11925,34 +12650,38 @@
         <w:spacing w:after="160"/>
         <w:rPr>
           <w:ins w:id="923" w:author="Ofir Eriksen" w:date="2026-09-02T14:40:00Z"/>
-          <w:lang w:val="da-DK"/>
+          <w:del w:id="51379" w:author="Albert Kwame Osei-Owusu" w:date="2026-09-14T16:00:00Z"/>
+          <w:lang w:val="en-GB"/>
         </w:rPr>
       </w:pPr>
     </w:p>
     <w:p>
       <w:pPr>
         <w:spacing w:after="160"/>
-      </w:pPr>
+        <w:rPr>
+          <w:del w:id="51381" w:author="Albert Kwame Osei-Owusu" w:date="2026-09-14T16:00:00Z"/>
+        </w:rPr>
+      </w:pPr>
+    </w:p>
+    <w:p>
+      <w:pPr>
+        <w:pStyle w:val="Heading2"/>
+        <w:rPr/>
+      </w:pPr>
+      <w:r>
+        <w:rPr/>
+        <w:t xml:space="preserve">Limitations</w:t>
+      </w:r>
+      <w:del w:id="51341" w:author="Albert Kwame Osei-Owusu" w:date="2026-09-14T16:00:00Z">
+        <w:r>
+          <w:rPr/>
+          <w:delText xml:space="preserve"> </w:delText>
+        </w:r>
+      </w:del>
     </w:p>
     <w:p>
       <w:pPr>
         <w:spacing w:after="160"/>
-        <w:rPr>
-          <w:b/>
-          <w:bCs/>
-        </w:rPr>
-      </w:pPr>
-      <w:r>
-        <w:rPr>
-          <w:b/>
-          <w:bCs/>
-        </w:rPr>
-        <w:t xml:space="preserve">Limitations </w:t>
-      </w:r>
-    </w:p>
-    <w:p>
-      <w:pPr>
-        <w:spacing w:after="160"/>
       </w:pPr>
       <w:del w:id="924" w:author="Albert Kwame Osei-Owusu" w:date="2026-09-12T09:00:00Z">
         <w:r>
@@ -11974,7 +12703,7 @@
       </w:ins>
       <w:ins w:id="21912" w:author="Albert Kwame Osei-Owusu" w:date="2026-09-14T09:00:00Z">
         <w:r>
-          <w:t xml:space="preserve"> raises the input-output component of the climate footprint from 3,535 to 4,286 kt CO₂e, which bounds the omission at 21%, and raises material extraction by 39%. Distribution margins on medicines and appliances are charged at the intensity of the Danish trade industries; charging them at the manufacturing intensity, as a whole-column mapping does, would raise the climate footprint by 11.5% (Appendix A, Valuation). Direct operational emissions are taken from Statistics Denmark's DRIVHUS greenhouse gas accounts by industry rather than inferred from the model.</w:t>
+          <w:t xml:space="preserve"> raises the input-output component of the climate footprint from 3,535 to 4,286 kt CO₂e, which bounds the omission at 21%, and raises material extraction by 39% (Appendix A, Gross fixed capital formation). Distribution margins on medicines and appliances are charged at the intensity of the Danish trade industries; charging them at the manufacturing intensity, as a whole-column mapping does, would raise the climate footprint by 11.5% (Appendix A, Valuation and distribution margins). Direct operational emissions are taken from Statistics Denmark's DRIVHUS greenhouse gas accounts by industry rather than inferred from the model.</w:t>
         </w:r>
       </w:ins>
     </w:p>
@@ -12014,7 +12743,7 @@
       </w:del>
       <w:ins w:id="22913" w:author="Albert Kwame Osei-Owusu" w:date="2026-09-14T09:00:00Z">
         <w:r>
-          <w:t xml:space="preserve">Bottom-up estimates draw mainly on Danish sources, namely the National Inventory Document, the Danish Health Data Authority's register of medicine sales and the Danish National Travel Survey, although the emission intensity per kilometre of travel is transferred from the Dutch inventory. Each carries a quantified uncertainty rather than an unquantified proxy assumption. The Monte Carlo analysis propagates all of these: together with their covariance they account for 30.4% of the variance in the climate footprint, against 69.6% from the input-output parameters. The width of the reported intervals is therefore largely a property of EXIOBASE rather than of the Danish data: better national data on the gases would not narrow them, and removing all travel uncertainty would narrow them by only about a sixth.</w:t>
+          <w:t xml:space="preserve">Bottom-up estimates draw mainly on Danish sources, namely the National Inventory Document, the Danish Health Data Authority's register of medicine sales and the Danish National Travel Survey, although the emission intensity per kilometre of travel is transferred from the Dutch inventory. Each carries a quantified uncertainty rather than an unquantified proxy assumption. The Monte Carlo analysis propagates all of these: together with their covariance they account for 30.4% of the variance in the climate footprint, against 69.6% from the input-output parameters (Appendix A, Figs. A.13 and A.15). The width of the reported intervals is therefore largely a property of EXIOBASE rather than of the Danish data: better national data on the gases would not narrow them, and removing all travel uncertainty would narrow them by only about a sixth.</w:t>
         </w:r>
       </w:ins>
     </w:p>
@@ -12035,29 +12764,28 @@
       </w:del>
       <w:ins w:id="23914" w:author="Albert Kwame Osei-Owusu" w:date="2026-09-14T09:00:00Z">
         <w:r>
-          <w:t xml:space="preserve">Combining top-down and bottom-up approaches introduces methodological inconsistencies: this is an EE-MRIO analysis with bottom-up complements, not an integrated hybrid life cycle assessment, and the bottom-up items are added to the model result rather than embedded in its technology matrix. Double counting is avoided explicitly rather than assumed away: medical nitrous oxide is subtracted from the DRIVHUS direct figure before the anaesthetic term is added, and the health sector's own self-supply loop is removed from the scope partition. The trade-off is coverage: an integrated hybrid would require physical-unit process data for Danish health care that do not exist at national scale. Results should therefore be read as system-level estimates with quantified parameter uncertainty, not as precise values, and the findings underline the need to address indirect and geographically displaced impacts.</w:t>
-        </w:r>
-      </w:ins>
-    </w:p>
-    <w:p>
-      <w:pPr>
-        <w:keepNext/>
-        <w:spacing w:before="240" w:after="120"/>
-        <w:rPr>
-          <w:b/>
-          <w:bCs/>
-        </w:rPr>
+          <w:t xml:space="preserve">Combining top-down and bottom-up approaches introduces methodological inconsistencies: this is an EE-MRIO analysis with bottom-up complements, not an integrated hybrid life cycle assessment, and the bottom-up items are added to the model result rather than embedded in its technology matrix. Double counting is avoided explicitly rather than assumed away: medical nitrous oxide is subtracted from the DRIVHUS direct figure before the anaesthetic term is added, and the health sector's own self-supply loop is removed from the scope partition. The trade-off is coverage: an integrated hybrid would require physical-unit process data for Danish health care that do not exist at national scale. Results should therefore be read as system-level estimates with quantified parameter uncertainty, not as precise values, and the findings underline the need to address indirect and geographically displaced impacts. The study identifies where impacts arise and does not estimate the mitigation potential of specific interventions; testing them, including their effects on the other four impact categories, requires scenario modelling that we leave to further work.</w:t>
+        </w:r>
+      </w:ins>
+    </w:p>
+    <w:p>
+      <w:pPr>
+        <w:pStyle w:val="Heading1"/>
+        <w:rPr/>
         <w:pPrChange w:id="48203" w:author="Albert Kwame Osei-Owusu" w:date="2026-09-14T09:00:00Z">
           <w:pPr/>
         </w:pPrChange>
       </w:pPr>
       <w:r>
-        <w:rPr>
-          <w:b/>
-          <w:bCs/>
-        </w:rPr>
-        <w:t xml:space="preserve">Conclusion </w:t>
+        <w:rPr/>
+        <w:t xml:space="preserve">Conclusion</w:t>
       </w:r>
+      <w:del w:id="51342" w:author="Albert Kwame Osei-Owusu" w:date="2026-09-14T16:00:00Z">
+        <w:r>
+          <w:rPr/>
+          <w:delText xml:space="preserve"> </w:delText>
+        </w:r>
+      </w:del>
     </w:p>
     <w:p>
       <w:pPr>
@@ -12097,15 +12825,19 @@
       </w:del>
       <w:ins w:id="40988" w:author="Albert Kwame Osei-Owusu" w:date="2026-09-14T09:00:00Z">
         <w:r>
-          <w:t xml:space="preserve">The climate footprint is</w:t>
-        </w:r>
-      </w:ins>
-      <w:r>
-        <w:t xml:space="preserve"> primarily associated with </w:t>
-      </w:r>
-      <w:r>
-        <w:t>health care</w:t>
-      </w:r>
+          <w:t xml:space="preserve"/>
+        </w:r>
+      </w:ins>
+      <w:del w:id="49207" w:author="Albert Kwame Osei-Owusu" w:date="2026-09-14T16:00:00Z">
+        <w:r>
+          <w:delText xml:space="preserve"> primarily associated with </w:delText>
+        </w:r>
+      </w:del>
+      <w:del w:id="49206" w:author="Albert Kwame Osei-Owusu" w:date="2026-09-14T16:00:00Z">
+        <w:r>
+          <w:delText xml:space="preserve">health care</w:delText>
+        </w:r>
+      </w:del>
       <w:del w:id="946" w:author="Albert Kwame Osei-Owusu" w:date="2026-09-12T09:00:00Z">
         <w:r>
           <w:delText xml:space="preserve"> services, which includes a large portion of transport activities, whereas material extraction, blue water consumption, land use, and waste generation are dominated by upstream supply‑chain processes, particularly from pharmaceuticals and chemical products, food‑related activities, and international production systems.</w:delText>
@@ -12113,7 +12845,7 @@
       </w:del>
       <w:ins w:id="947" w:author="Albert Kwame Osei-Owusu" w:date="2026-09-12T09:00:00Z">
         <w:r>
-          <w:t xml:space="preserve"> services, which carry a large share of transport activity, and with pharmaceuticals and chemical products, the largest single activity group; material extraction, blue water consumption, land use and waste generation are concentrated in pharmaceuticals and chemical products and in food-related activities.</w:t>
+          <w:t xml:space="preserve">By expenditure category, health care services account for most of the climate footprint (56.9%); by activity group, pharmaceuticals and chemical products are the largest contributor (27.1%). Material extraction, blue water consumption, land use and waste generation are concentrated in pharmaceuticals and chemical products and in food-related activities.</w:t>
         </w:r>
       </w:ins>
       <w:del w:id="948" w:author="Albert Kwame Osei-Owusu" w:date="2026-09-12T09:00:00Z">
@@ -12181,8 +12913,13 @@
         </w:r>
       </w:ins>
       <w:r>
-        <w:t xml:space="preserve">. </w:t>
+        <w:t xml:space="preserve">.</w:t>
       </w:r>
+      <w:del w:id="51343" w:author="Albert Kwame Osei-Owusu" w:date="2026-09-14T16:00:00Z">
+        <w:r>
+          <w:delText xml:space="preserve"> </w:delText>
+        </w:r>
+      </w:del>
     </w:p>
     <w:p>
       <w:pPr>
@@ -12212,7 +12949,20 @@
         </w:r>
       </w:ins>
       <w:r>
-        <w:t xml:space="preserve"> inhalers, and private travel improves coverage of emission sources </w:t>
+        <w:t xml:space="preserve"> </w:t>
+      </w:r>
+      <w:del w:id="51228" w:author="Albert Kwame Osei-Owusu" w:date="2026-09-14T16:00:00Z">
+        <w:r>
+          <w:delText xml:space="preserve">inhalers, and private travel</w:delText>
+        </w:r>
+      </w:del>
+      <w:ins w:id="51229" w:author="Albert Kwame Osei-Owusu" w:date="2026-09-14T16:00:00Z">
+        <w:r>
+          <w:t xml:space="preserve">inhalers and private travel</w:t>
+        </w:r>
+      </w:ins>
+      <w:r>
+        <w:t xml:space="preserve"> improves coverage of emission sources </w:t>
       </w:r>
       <w:del w:id="44997" w:author="Albert Kwame Osei-Owusu" w:date="2026-09-14T09:00:00Z">
         <w:r>
@@ -12234,7 +12984,7 @@
       </w:del>
       <w:ins w:id="951" w:author="Albert Kwame Osei-Owusu" w:date="2026-09-12T09:00:00Z">
         <w:r>
-          <w:t xml:space="preserve">Nevertheless, the analysis remains bounded by the aggregation of pharmaceuticals within a broader chemicals sector, by the exclusion of gross fixed capital formation from the headline, and by the parameter uncertainty that the input-output data carry. </w:t>
+          <w:t xml:space="preserve">Nevertheless, the analysis remains bounded by the aggregation of pharmaceuticals within a broader chemicals sector, by the exclusion of gross fixed capital formation from the headline, and by the parameter uncertainty that the input-output data carry.</w:t>
         </w:r>
       </w:ins>
     </w:p>
@@ -12267,30 +13017,21 @@
     </w:p>
     <w:p>
       <w:pPr>
-        <w:keepNext/>
-        <w:spacing w:before="240" w:after="120"/>
+        <w:pStyle w:val="Heading1"/>
         <w:rPr>
           <w:ins w:id="956" w:author="Albert Kwame Osei-Owusu" w:date="2026-09-12T09:00:00Z"/>
-          <w:rFonts w:cs="Times New Roman"/>
-          <w:b/>
-          <w:bCs/>
-          <w:szCs w:val="20"/>
         </w:rPr>
       </w:pPr>
       <w:ins w:id="957" w:author="Albert Kwame Osei-Owusu" w:date="2026-09-12T09:00:00Z">
         <w:r>
-          <w:rPr>
-            <w:rFonts w:cs="Times New Roman"/>
-            <w:b/>
-            <w:bCs/>
-            <w:szCs w:val="20"/>
-          </w:rPr>
+          <w:rPr/>
           <w:t>What's Next</w:t>
         </w:r>
       </w:ins>
     </w:p>
     <w:p>
       <w:pPr>
+        <w:spacing w:after="160"/>
         <w:rPr>
           <w:ins w:id="958" w:author="Albert Kwame Osei-Owusu" w:date="2026-09-12T09:00:00Z"/>
           <w:rFonts w:cs="Times New Roman"/>
@@ -12309,6 +13050,7 @@
     </w:p>
     <w:p>
       <w:pPr>
+        <w:spacing w:after="160"/>
         <w:rPr>
           <w:ins w:id="960" w:author="Albert Kwame Osei-Owusu" w:date="2026-09-12T09:00:00Z"/>
           <w:rFonts w:cs="Times New Roman"/>
@@ -12341,23 +13083,23 @@
         </w:r>
       </w:ins>
     </w:p>
-    <w:p/>
-    <w:p>
-      <w:pPr>
-        <w:keepNext/>
-        <w:spacing w:before="240" w:after="120"/>
+    <w:p>
+      <w:pPr>
+        <w:rPr>
+          <w:del w:id="51382" w:author="Albert Kwame Osei-Owusu" w:date="2026-09-14T16:00:00Z"/>
+        </w:rPr>
+      </w:pPr>
+    </w:p>
+    <w:p>
+      <w:pPr>
+        <w:pStyle w:val="Heading1"/>
         <w:rPr>
           <w:ins w:id="8354" w:author="Albert Kwame Osei-Owusu" w:date="2026-09-14T09:00:00Z"/>
-          <w:b/>
-          <w:bCs/>
         </w:rPr>
       </w:pPr>
       <w:ins w:id="8355" w:author="Albert Kwame Osei-Owusu" w:date="2026-09-14T09:00:00Z">
         <w:r>
-          <w:rPr>
-            <w:b/>
-            <w:bCs/>
-          </w:rPr>
+          <w:rPr/>
           <w:t xml:space="preserve">CRediT authorship contribution statement</w:t>
         </w:r>
       </w:ins>
@@ -12371,26 +13113,20 @@
       </w:pPr>
       <w:ins w:id="8357" w:author="Albert Kwame Osei-Owusu" w:date="2026-09-14T09:00:00Z">
         <w:r>
-          <w:t xml:space="preserve">Ofir Eriksen: conceptualisation, methodology, investigation, data curation, formal analysis, writing (original draft), visualisation. Albert Kwame Osei-Owusu: methodology, software, formal analysis, validation, data curation, writing (review and editing), visualisation, supervision. Both authors read and approved the submitted version.</w:t>
-        </w:r>
-      </w:ins>
-    </w:p>
-    <w:p>
-      <w:pPr>
-        <w:keepNext/>
-        <w:spacing w:before="240" w:after="120"/>
+          <w:t xml:space="preserve">Ofir Eriksen: Conceptualization, Methodology, Investigation, Data curation, Formal analysis, Writing – original draft, Visualization. Albert Kwame Osei-Owusu: Methodology, Software, Formal analysis, Validation, Data curation, Writing – review and editing, Visualization, Supervision. Both authors read and approved the submitted version.</w:t>
+        </w:r>
+      </w:ins>
+    </w:p>
+    <w:p>
+      <w:pPr>
+        <w:pStyle w:val="Heading1"/>
         <w:rPr>
           <w:ins w:id="8358" w:author="Albert Kwame Osei-Owusu" w:date="2026-09-14T09:00:00Z"/>
-          <w:b/>
-          <w:bCs/>
         </w:rPr>
       </w:pPr>
       <w:ins w:id="8359" w:author="Albert Kwame Osei-Owusu" w:date="2026-09-14T09:00:00Z">
         <w:r>
-          <w:rPr>
-            <w:b/>
-            <w:bCs/>
-          </w:rPr>
+          <w:rPr/>
           <w:t xml:space="preserve">Declaration of competing interest</w:t>
         </w:r>
       </w:ins>
@@ -12410,20 +13146,14 @@
     </w:p>
     <w:p>
       <w:pPr>
-        <w:keepNext/>
-        <w:spacing w:before="240" w:after="120"/>
+        <w:pStyle w:val="Heading1"/>
         <w:rPr>
           <w:ins w:id="8362" w:author="Albert Kwame Osei-Owusu" w:date="2026-09-14T09:00:00Z"/>
-          <w:b/>
-          <w:bCs/>
         </w:rPr>
       </w:pPr>
       <w:ins w:id="8363" w:author="Albert Kwame Osei-Owusu" w:date="2026-09-14T09:00:00Z">
         <w:r>
-          <w:rPr>
-            <w:b/>
-            <w:bCs/>
-          </w:rPr>
+          <w:rPr/>
           <w:t xml:space="preserve">Funding</w:t>
         </w:r>
       </w:ins>
@@ -12443,20 +13173,14 @@
     </w:p>
     <w:p>
       <w:pPr>
-        <w:keepNext/>
-        <w:spacing w:before="240" w:after="120"/>
+        <w:pStyle w:val="Heading1"/>
         <w:rPr>
           <w:ins w:id="8366" w:author="Albert Kwame Osei-Owusu" w:date="2026-09-14T09:00:00Z"/>
-          <w:b/>
-          <w:bCs/>
         </w:rPr>
       </w:pPr>
       <w:ins w:id="8367" w:author="Albert Kwame Osei-Owusu" w:date="2026-09-14T09:00:00Z">
         <w:r>
-          <w:rPr>
-            <w:b/>
-            <w:bCs/>
-          </w:rPr>
+          <w:rPr/>
           <w:t xml:space="preserve">Data availability</w:t>
         </w:r>
       </w:ins>
@@ -12476,22 +13200,15 @@
     </w:p>
     <w:p>
       <w:pPr>
-        <w:keepNext/>
-        <w:spacing w:before="240" w:after="120"/>
-        <w:rPr>
-          <w:b/>
-          <w:bCs/>
-        </w:rPr>
+        <w:pStyle w:val="Heading1"/>
+        <w:rPr/>
         <w:pPrChange w:id="48204" w:author="Albert Kwame Osei-Owusu" w:date="2026-09-14T09:00:00Z">
           <w:pPr/>
         </w:pPrChange>
       </w:pPr>
       <w:del w:id="962" w:author="Albert Kwame Osei-Owusu" w:date="2026-09-12T09:00:00Z">
         <w:r>
-          <w:rPr>
-            <w:b/>
-            <w:bCs/>
-          </w:rPr>
+          <w:rPr/>
           <w:delText>AI Statement</w:delText>
         </w:r>
       </w:del>
@@ -12504,15 +13221,15 @@
       </w:ins>
       <w:ins w:id="8372" w:author="Albert Kwame Osei-Owusu" w:date="2026-09-14T09:00:00Z">
         <w:r>
-          <w:rPr>
-            <w:b/>
-            <w:bCs/>
-          </w:rPr>
+          <w:rPr/>
           <w:t xml:space="preserve">Declaration of generative AI and AI-assisted technologies in the manuscript preparation process</w:t>
         </w:r>
       </w:ins>
     </w:p>
     <w:p>
+      <w:pPr>
+        <w:spacing w:after="160"/>
+      </w:pPr>
       <w:del w:id="8373" w:author="Albert Kwame Osei-Owusu" w:date="2026-09-12T09:00:00Z">
         <w:r>
           <w:delText>The authors used large language models (primarily Microsoft Copilot) to assist with grammar, spelling, language clarity, and code comprehension. AI tools were used to help interpret and explain existing code and to support programming tasks. All AI-generated suggestions, text revisions, and coding outputs were critically reviewed, validated, and, where appropriate, modified by the authors. The authors take full responsibility for all analyses, code, results, interpretations, and conclusions presented in the manuscript</w:delText>
@@ -12524,24 +13241,23 @@
         </w:r>
       </w:ins>
     </w:p>
-    <w:p/>
-    <w:p>
-      <w:pPr>
-        <w:keepNext/>
-        <w:spacing w:before="240" w:after="120"/>
-        <w:rPr>
-          <w:b/>
-          <w:bCs/>
-        </w:rPr>
+    <w:p>
+      <w:pPr>
+        <w:rPr>
+          <w:del w:id="51383" w:author="Albert Kwame Osei-Owusu" w:date="2026-09-14T16:00:00Z"/>
+        </w:rPr>
+      </w:pPr>
+    </w:p>
+    <w:p>
+      <w:pPr>
+        <w:pStyle w:val="Heading1"/>
+        <w:rPr/>
         <w:pPrChange w:id="48205" w:author="Albert Kwame Osei-Owusu" w:date="2026-09-14T09:00:00Z">
           <w:pPr/>
         </w:pPrChange>
       </w:pPr>
       <w:r>
-        <w:rPr>
-          <w:b/>
-          <w:bCs/>
-        </w:rPr>
+        <w:rPr/>
         <w:t>References</w:t>
       </w:r>
     </w:p>
@@ -19280,24 +19996,25 @@
   </w:style>
   <w:style w:type="paragraph" w:styleId="Heading1">
     <w:name w:val="heading 1"/>
-    <w:aliases w:val="The Lancet - Subheading"/>
     <w:basedOn w:val="Normal"/>
     <w:next w:val="Normal"/>
     <w:link w:val="Heading1Char"/>
     <w:uiPriority w:val="9"/>
     <w:qFormat/>
-    <w:rsid w:val="00A333D4"/>
     <w:pPr>
       <w:keepNext/>
       <w:keepLines/>
-      <w:spacing w:before="240"/>
+      <w:spacing w:before="240" w:after="120" w:line="240" w:lineRule="auto"/>
       <w:outlineLvl w:val="0"/>
     </w:pPr>
     <w:rPr>
-      <w:rFonts w:eastAsiaTheme="majorEastAsia" w:cstheme="majorBidi"/>
+      <w:rFonts w:ascii="Times New Roman" w:hAnsi="Times New Roman" w:cs="Times New Roman"/>
       <w:b/>
-      <w:color w:val="2F5496" w:themeColor="accent1" w:themeShade="BF"/>
-      <w:szCs w:val="32"/>
+      <w:bCs/>
+      <w:color w:val="000000"/>
+      <w:sz w:val="24"/>
+      <w:szCs w:val="24"/>
+      <w:lang w:val="en-GB"/>
     </w:rPr>
   </w:style>
   <w:style w:type="paragraph" w:styleId="Heading2">
@@ -19308,18 +20025,20 @@
     <w:uiPriority w:val="9"/>
     <w:unhideWhenUsed/>
     <w:qFormat/>
-    <w:rsid w:val="00A7672D"/>
     <w:pPr>
       <w:keepNext/>
       <w:keepLines/>
-      <w:spacing w:before="40"/>
+      <w:spacing w:before="180" w:after="60" w:line="240" w:lineRule="auto"/>
       <w:outlineLvl w:val="1"/>
     </w:pPr>
     <w:rPr>
-      <w:rFonts w:asciiTheme="majorHAnsi" w:eastAsiaTheme="majorEastAsia" w:hAnsiTheme="majorHAnsi" w:cstheme="majorBidi"/>
-      <w:color w:val="2F5496" w:themeColor="accent1" w:themeShade="BF"/>
-      <w:sz w:val="26"/>
-      <w:szCs w:val="26"/>
+      <w:rFonts w:ascii="Times New Roman" w:hAnsi="Times New Roman" w:cs="Times New Roman"/>
+      <w:b/>
+      <w:bCs/>
+      <w:color w:val="000000"/>
+      <w:sz w:val="20"/>
+      <w:szCs w:val="20"/>
+      <w:lang w:val="en-GB"/>
     </w:rPr>
   </w:style>
   <w:style w:type="paragraph" w:styleId="Heading3">
@@ -19328,21 +20047,22 @@
     <w:next w:val="Normal"/>
     <w:link w:val="Heading3Char"/>
     <w:uiPriority w:val="9"/>
-    <w:semiHidden/>
     <w:unhideWhenUsed/>
     <w:qFormat/>
-    <w:rsid w:val="006F3A86"/>
     <w:pPr>
       <w:keepNext/>
       <w:keepLines/>
-      <w:spacing w:before="40"/>
+      <w:spacing w:before="120" w:after="60" w:line="240" w:lineRule="auto"/>
       <w:outlineLvl w:val="2"/>
     </w:pPr>
     <w:rPr>
-      <w:rFonts w:asciiTheme="majorHAnsi" w:eastAsiaTheme="majorEastAsia" w:hAnsiTheme="majorHAnsi" w:cstheme="majorBidi"/>
-      <w:color w:val="1F3763" w:themeColor="accent1" w:themeShade="7F"/>
-      <w:sz w:val="24"/>
-      <w:szCs w:val="24"/>
+      <w:rFonts w:ascii="Times New Roman" w:hAnsi="Times New Roman" w:cs="Times New Roman"/>
+      <w:i/>
+      <w:iCs/>
+      <w:color w:val="000000"/>
+      <w:sz w:val="20"/>
+      <w:szCs w:val="20"/>
+      <w:lang w:val="en-GB"/>
     </w:rPr>
   </w:style>
   <w:style w:type="character" w:default="1" w:styleId="DefaultParagraphFont">
@@ -19468,11 +20188,13 @@
     <w:uiPriority w:val="9"/>
     <w:rsid w:val="00A333D4"/>
     <w:rPr>
-      <w:rFonts w:ascii="Times New Roman" w:eastAsiaTheme="majorEastAsia" w:hAnsi="Times New Roman" w:cstheme="majorBidi"/>
+      <w:rFonts w:ascii="Times New Roman" w:hAnsi="Times New Roman" w:cs="Times New Roman"/>
       <w:b/>
-      <w:color w:val="2F5496" w:themeColor="accent1" w:themeShade="BF"/>
-      <w:sz w:val="20"/>
-      <w:szCs w:val="32"/>
+      <w:bCs/>
+      <w:color w:val="000000"/>
+      <w:sz w:val="24"/>
+      <w:szCs w:val="24"/>
+      <w:lang w:val="en-GB"/>
     </w:rPr>
   </w:style>
   <w:style w:type="character" w:customStyle="1" w:styleId="Heading2Char">
@@ -19482,10 +20204,13 @@
     <w:uiPriority w:val="9"/>
     <w:rsid w:val="00A7672D"/>
     <w:rPr>
-      <w:rFonts w:asciiTheme="majorHAnsi" w:eastAsiaTheme="majorEastAsia" w:hAnsiTheme="majorHAnsi" w:cstheme="majorBidi"/>
-      <w:color w:val="2F5496" w:themeColor="accent1" w:themeShade="BF"/>
-      <w:sz w:val="26"/>
-      <w:szCs w:val="26"/>
+      <w:rFonts w:ascii="Times New Roman" w:hAnsi="Times New Roman" w:cs="Times New Roman"/>
+      <w:b/>
+      <w:bCs/>
+      <w:color w:val="000000"/>
+      <w:sz w:val="20"/>
+      <w:szCs w:val="20"/>
+      <w:lang w:val="en-GB"/>
     </w:rPr>
   </w:style>
   <w:style w:type="paragraph" w:customStyle="1" w:styleId="LancetWebHeading">
@@ -19597,7 +20322,6 @@
     <w:name w:val="Revision"/>
     <w:hidden/>
     <w:uiPriority w:val="99"/>
-    <w:semiHidden/>
     <w:rsid w:val="00E97E24"/>
     <w:pPr>
       <w:spacing w:after="0" w:line="240" w:lineRule="auto"/>
@@ -19633,13 +20357,14 @@
     <w:basedOn w:val="DefaultParagraphFont"/>
     <w:link w:val="Heading3"/>
     <w:uiPriority w:val="9"/>
-    <w:semiHidden/>
     <w:rsid w:val="006F3A86"/>
     <w:rPr>
-      <w:rFonts w:asciiTheme="majorHAnsi" w:eastAsiaTheme="majorEastAsia" w:hAnsiTheme="majorHAnsi" w:cstheme="majorBidi"/>
-      <w:color w:val="1F3763" w:themeColor="accent1" w:themeShade="7F"/>
-      <w:sz w:val="24"/>
-      <w:szCs w:val="24"/>
+      <w:rFonts w:ascii="Times New Roman" w:hAnsi="Times New Roman" w:cs="Times New Roman"/>
+      <w:i/>
+      <w:iCs/>
+      <w:color w:val="000000"/>
+      <w:sz w:val="20"/>
+      <w:szCs w:val="20"/>
       <w:lang w:val="en-GB"/>
     </w:rPr>
   </w:style>
@@ -19648,7 +20373,6 @@
     <w:basedOn w:val="Normal"/>
     <w:link w:val="HTMLPreformattedChar"/>
     <w:uiPriority w:val="99"/>
-    <w:semiHidden/>
     <w:unhideWhenUsed/>
     <w:rsid w:val="00FD1C56"/>
     <w:rPr>
@@ -19798,6 +20522,58 @@
       <w:sz w:val="20"/>
       <w:szCs w:val="20"/>
       <w:lang w:val="en-GB"/>
+    </w:rPr>
+  </w:style>
+  <w:style w:type="paragraph" w:styleId="Caption">
+    <w:name w:val="caption"/>
+    <w:basedOn w:val="Normal"/>
+    <w:next w:val="Normal"/>
+    <w:uiPriority w:val="35"/>
+    <w:unhideWhenUsed/>
+    <w:qFormat/>
+    <w:pPr>
+      <w:keepLines/>
+      <w:spacing w:before="60" w:after="240" w:line="240" w:lineRule="auto"/>
+    </w:pPr>
+    <w:rPr>
+      <w:rFonts w:ascii="Times New Roman" w:hAnsi="Times New Roman" w:cs="Times New Roman"/>
+      <w:i w:val="0"/>
+      <w:iCs w:val="0"/>
+      <w:color w:val="000000"/>
+      <w:sz w:val="18"/>
+      <w:szCs w:val="18"/>
+      <w:lang w:val="en-GB"/>
+    </w:rPr>
+  </w:style>
+  <w:style w:type="paragraph" w:customStyle="1" w:styleId="TableCaption">
+    <w:name w:val="Table Caption"/>
+    <w:basedOn w:val="Caption"/>
+    <w:next w:val="Normal"/>
+    <w:qFormat/>
+    <w:pPr>
+      <w:keepNext/>
+      <w:spacing w:before="240" w:after="60"/>
+    </w:pPr>
+  </w:style>
+  <w:style w:type="paragraph" w:customStyle="1" w:styleId="TableNote">
+    <w:name w:val="Table Note"/>
+    <w:basedOn w:val="Caption"/>
+    <w:next w:val="Normal"/>
+    <w:qFormat/>
+    <w:pPr>
+      <w:spacing w:before="60" w:after="240"/>
+    </w:pPr>
+  </w:style>
+  <w:style w:type="paragraph" w:customStyle="1" w:styleId="TableText">
+    <w:name w:val="Table Text"/>
+    <w:basedOn w:val="Normal"/>
+    <w:qFormat/>
+    <w:pPr>
+      <w:spacing w:before="0" w:after="0" w:line="240" w:lineRule="auto"/>
+    </w:pPr>
+    <w:rPr>
+      <w:sz w:val="18"/>
+      <w:szCs w:val="18"/>
     </w:rPr>
   </w:style>
 </w:styles>

--- a/docs/eriksen_et_al_2026/eriksen_et_al_2026_manuscript.docx
+++ b/docs/eriksen_et_al_2026/eriksen_et_al_2026_manuscript.docx
@@ -67,7 +67,7 @@
       </w:del>
       <w:ins w:id="10873" w:author="Albert Kwame Osei-Owusu" w:date="2026-09-14T09:00:00Z">
         <w:r>
-          <w:t xml:space="preserve">Health care relies on energy and materials whose environmental impacts cross global supply chains and escape facility-level assessment. We quantified those impacts for Denmark in 2022 using environmentally extended multi-regional input-output analysis with bottom-up complements. Demand was built from Statistics Denmark's published 117-industry input-output table, with distribution margins assigned to the trade industries, and linked to global supply chains through EXIOBASE version 3.8.2; because demand and model years coincided, no deflation was required. Parameter uncertainty was propagated by Monte Carlo simulation with 100,000 draws. Danish health care was associated with 4,267 kilotonnes of carbon dioxide equivalent (95% interval 3,675 to 5,029), 5.5% of the national consumption-based footprint; 3,498 kilotonnes of material extraction (6.5%); 75 million cubic metres of blue water (5.9%); 4,118 square kilometres of land use (4.1%); and 221 kilotonnes of waste (2.1%). Pharmaceuticals and chemical products were the largest contributor to the climate footprint, at 27.1% (95% interval 24.2% to 29.0%; first in 96.6% of draws), and to material extraction, blue water consumption and waste generation; food led land use. Supply-chain transport contributed 13.3% of the climate footprint, against 29.7% uncorrected, because EXIOBASE allocates 74% of Danish sea-transport output to Danish intermediate use, against 6.5% in Statistics Denmark's table. Blue water consumption and land use occurred predominantly outside Denmark and Europe. Most of the interval width came from the input-output data rather than the Danish primary data. Mitigation must reach beyond health care facilities to procurement, pharmaceutical supply, travel and food systems.</w:t>
+          <w:t xml:space="preserve">Health care relies on energy and materials whose environmental impacts cross global supply chains and escape facility-level assessment. We quantified those impacts for Denmark in 2022 using environmentally extended multi-regional input-output analysis with bottom-up complements. Demand was built from Statistics Denmark's published 117-industry input-output table, with distribution margins assigned to the trade industries, and linked to global supply chains through EXIOBASE version 3.8.2; because demand and model years coincided, no deflation was required. Parameter uncertainty was propagated by Monte Carlo simulation with 100,000 draws. Danish health care was associated with 4,267 kilotonnes of carbon dioxide equivalent (95% uncertainty interval 3,675 to 5,029 kilotonnes), 5.5% of the national consumption-based footprint; 3,498 kilotonnes of material extraction (6.5%); 75 million cubic metres of blue water (5.9%); 4,118 square kilometres of land use (4.1%); and 221 kilotonnes of waste (2.1%). Pharmaceuticals and chemical products were the largest contributor to the climate footprint, at 27.1% (95% interval 24.2% to 29.0%; first in 96.6% of draws), and to material extraction, blue water consumption and waste generation; food led land use. Supply-chain transport contributed 13.3% of the climate footprint, against 29.7% uncorrected, because EXIOBASE allocates 74% of Danish sea-transport output to Danish intermediate use, against 6.5% in Statistics Denmark's table. Blue water consumption and land use occurred predominantly outside Denmark and Europe. Most of the interval width came from the input-output data rather than the Danish primary data. Mitigation must reach beyond health care facilities to procurement, pharmaceutical supply, travel and food systems.</w:t>
         </w:r>
       </w:ins>
     </w:p>
@@ -5602,7 +5602,7 @@
       </w:ins>
       <w:ins w:id="2937" w:author="Albert Kwame Osei-Owusu" w:date="2026-09-13T09:00:00Z">
         <w:r>
-          <w:t xml:space="preserve">Parameter uncertainty was propagated by Monte Carlo simulation with 100,000 draws. Each uncertain input carries a lognormal multiplier with a median of one, whose geometric standard deviation reflects the kind of source: the input-output coefficients take the relative standard deviation of 8.35% published for the Danish health care footprint </w:t>
+          <w:t xml:space="preserve">Parameter uncertainty was propagated by Monte Carlo simulation with 100,000 draws. Reported 95% uncertainty intervals run from the 2.5th to the 97.5th percentile of the simulated values. Each uncertain input carries a lognormal multiplier with a median of one, whose geometric standard deviation reflects the kind of source: the input-output coefficients take the relative standard deviation of 8.35% published for the Danish health care footprint </w:t>
         </w:r>
       </w:ins>
       <w:ins w:id="2938" w:author="Albert Kwame Osei-Owusu" w:date="2026-09-13T09:00:00Z">
@@ -6534,7 +6534,7 @@
       </w:del>
       <w:ins w:id="2901" w:author="Albert Kwame Osei-Owusu" w:date="2026-09-13T09:00:00Z">
         <w:r>
-          <w:t xml:space="preserve">Delivering health care in Denmark was associated with environmental impacts across all five impact categories, accounting for between 2.1% and 6.5% of the national consumption-based totals. Greenhouse gas emissions were estimated at 4,267 kt CO₂e (95% interval 3,675 to 5,029), corresponding to 5.5% of total Danish consumption-based emissions and 0.73 t CO₂e per person per year. Material extraction amounted to 3,498 kt (6.5%), blue water consumption to 75 Mm³ (75 million cubic metres; 5.9%), land use to 4,118 km² (4.1%) and waste generation to 221 kt (2.1% of total Danish waste). Of the 4,265 kt CO₂e covered by the GHG Protocol partition, 89.0% arose upstream in Scope 3, which includes employee commuting and inhaler propellants, and 11.0% in the sector's own operations, its purchased energy and patient and visitor travel.</w:t>
+          <w:t xml:space="preserve">Delivering health care in Denmark was associated with environmental impacts across all five impact categories, accounting for between 2.1% and 6.5% of the national consumption-based totals. Greenhouse gas emissions were estimated at 4,267 kt CO₂e (95% uncertainty interval 3,675 to 5,029 kt), corresponding to 5.5% of total Danish consumption-based emissions and 0.73 t CO₂e per person per year. Material extraction amounted to 3,498 kt (6.5%), blue water consumption to 75 Mm³ (75 million cubic metres; 5.9%), land use to 4,118 km² (4.1%) and waste generation to 221 kt (2.1% of total Danish waste). Of the 4,265 kt CO₂e covered by the GHG Protocol partition, 89.0% arose upstream in Scope 3, which includes employee commuting and inhaler propellants, and 11.0% in the sector's own operations, its purchased energy and patient and visitor travel.</w:t>
         </w:r>
       </w:ins>
     </w:p>

--- a/docs/eriksen_et_al_2026/eriksen_et_al_2026_manuscript.docx
+++ b/docs/eriksen_et_al_2026/eriksen_et_al_2026_manuscript.docx
@@ -9016,7 +9016,7 @@
         </w:rPr>
         <w:drawing>
           <wp:inline distT="0" distB="0" distL="0" distR="0" wp14:anchorId="6A2B7581" wp14:editId="1C61ABEF">
-            <wp:extent cx="6116955" cy="3856740"/>
+            <wp:extent cx="6116955" cy="5760133"/>
             <wp:effectExtent l="0" t="0" r="0" b="6350"/>
             <wp:docPr id="93734683" name="Picture 2"/>
             <wp:cNvGraphicFramePr>
@@ -9047,7 +9047,7 @@
                   <pic:spPr bwMode="auto">
                     <a:xfrm>
                       <a:off x="0" y="0"/>
-                      <a:ext cx="6116955" cy="3856740"/>
+                      <a:ext cx="6116955" cy="5760133"/>
                     </a:xfrm>
                     <a:prstGeom prst="rect">
                       <a:avLst/>
@@ -9641,7 +9641,7 @@
         </w:rPr>
         <w:drawing>
           <wp:inline distT="0" distB="0" distL="0" distR="0" wp14:anchorId="52E089D1" wp14:editId="515A9DB9">
-            <wp:extent cx="6116955" cy="3553951"/>
+            <wp:extent cx="6116955" cy="5851887"/>
             <wp:effectExtent l="0" t="0" r="2540" b="1270"/>
             <wp:docPr id="851368838" name="Picture 3"/>
             <wp:cNvGraphicFramePr>
@@ -9672,7 +9672,7 @@
                   <pic:spPr bwMode="auto">
                     <a:xfrm>
                       <a:off x="0" y="0"/>
-                      <a:ext cx="6116955" cy="3553951"/>
+                      <a:ext cx="6116955" cy="5851887"/>
                     </a:xfrm>
                     <a:prstGeom prst="rect">
                       <a:avLst/>

--- a/docs/eriksen_et_al_2026/eriksen_et_al_2026_manuscript.docx
+++ b/docs/eriksen_et_al_2026/eriksen_et_al_2026_manuscript.docx
@@ -13113,7 +13113,7 @@
       </w:pPr>
       <w:ins w:id="8357" w:author="Albert Kwame Osei-Owusu" w:date="2026-09-14T09:00:00Z">
         <w:r>
-          <w:t xml:space="preserve">Ofir Eriksen: Conceptualization, Methodology, Investigation, Data curation, Formal analysis, Writing – original draft, Visualization. Albert Kwame Osei-Owusu: Methodology, Software, Formal analysis, Validation, Data curation, Writing – review and editing, Visualization, Supervision. Both authors read and approved the submitted version.</w:t>
+          <w:t xml:space="preserve">Ofir Eriksen: Conceptualization, Methodology, Investigation, Data curation, Formal analysis, Writing – original draft, Visualization. Albert Kwame Osei-Owusu: Methodology, Software, Formal analysis, Validation, Data curation, Writing – review and editing, Visualization, Supervision. Styrmir Gislason: [roles to be confirmed]. Morten Birkved: [roles to be confirmed]. Ciprian Cimpan: [roles to be confirmed]. All authors read and approved the submitted version.</w:t>
         </w:r>
       </w:ins>
     </w:p>

--- a/docs/eriksen_et_al_2026/eriksen_et_al_2026_manuscript.docx
+++ b/docs/eriksen_et_al_2026/eriksen_et_al_2026_manuscript.docx
@@ -67,7 +67,7 @@
       </w:del>
       <w:ins w:id="10873" w:author="Albert Kwame Osei-Owusu" w:date="2026-09-14T09:00:00Z">
         <w:r>
-          <w:t xml:space="preserve">Health care relies on energy and materials whose environmental impacts cross global supply chains and escape facility-level assessment. We quantified those impacts for Denmark in 2022 using environmentally extended multi-regional input-output analysis with bottom-up complements. Demand was built from Statistics Denmark's published 117-industry input-output table, with distribution margins assigned to the trade industries, and linked to global supply chains through EXIOBASE version 3.8.2; because demand and model years coincided, no deflation was required. Parameter uncertainty was propagated by Monte Carlo simulation with 100,000 draws. Danish health care was associated with 4,267 kilotonnes of carbon dioxide equivalent (95% uncertainty interval 3,675 to 5,029 kilotonnes), 5.5% of the national consumption-based footprint; 3,498 kilotonnes of material extraction (6.5%); 75 million cubic metres of blue water (5.9%); 4,118 square kilometres of land use (4.1%); and 221 kilotonnes of waste (2.1%). Pharmaceuticals and chemical products were the largest contributor to the climate footprint, at 27.1% (95% interval 24.2% to 29.0%; first in 96.6% of draws), and to material extraction, blue water consumption and waste generation; food led land use. Supply-chain transport contributed 13.3% of the climate footprint, against 29.7% uncorrected, because EXIOBASE allocates 74% of Danish sea-transport output to Danish intermediate use, against 6.5% in Statistics Denmark's table. Blue water consumption and land use occurred predominantly outside Denmark and Europe. Most of the interval width came from the input-output data rather than the Danish primary data. Mitigation must reach beyond health care facilities to procurement, pharmaceutical supply, travel and food systems.</w:t>
+          <w:t xml:space="preserve">Health care relies on energy and materials whose environmental impacts cross global supply chains and escape facility-level assessment. We quantified those impacts for Denmark in 2022 using environmentally extended multi-regional input-output analysis with bottom-up complements. Demand was built from Statistics Denmark's published 117-industry input-output table, with distribution margins assigned to the trade industries, and linked to global supply chains through EXIOBASE version 3.8.2; because demand and model years coincided, no deflation was required. Parameter uncertainty was propagated by Monte Carlo simulation with 100,000 draws. Danish health care was associated with 4,267 kilotonnes of carbon dioxide equivalent (95% uncertainty interval 3,675 to 5,029 kilotonnes), 5.5% of the national footprint; 3,498 kilotonnes of material extraction (6.5%); 75 million cubic metres of blue water (5.9%); 4,118 square kilometres of land use (4.1%); and 221 kilotonnes of waste (2.1%). Pharmaceuticals and chemical products were the largest contributor to the climate footprint, at 27.1% (95% interval 24.2% to 29.0%; first in 96.6% of draws), and to material extraction, blue water consumption and waste generation; food led land use. Supply-chain transport contributed 13.3% of the climate footprint, against 29.7% uncorrected, because EXIOBASE allocates 74% of Danish sea-transport output to Danish intermediate use, against 6.5% in Statistics Denmark's table. Blue water consumption and land use occurred predominantly outside Denmark and Europe. Most of the interval width came from the input-output data rather than the Danish primary data. Mitigation must reach beyond health care facilities to procurement, pharmaceutical supply, travel and food systems.</w:t>
         </w:r>
       </w:ins>
     </w:p>
@@ -2886,7 +2886,7 @@
       </w:del>
       <w:ins w:id="3180" w:author="Albert Kwame Osei-Owusu" w:date="2026-09-13T09:00:00Z">
         <w:r>
-          <w:t xml:space="preserve">We estimated the consumption-based environmental footprint of Danish health care in 2022 with an EE-MRIO model supplemented by bottom-up estimates for sources that monetary accounts represent poorly. The supplement is additive: the bottom-up terms are added to the model result rather than integrated into a hybrid technology matrix. </w:t>
+          <w:t xml:space="preserve">We estimated the environmental footprint of Danish health care in 2022 with an EE-MRIO model supplemented by bottom-up estimates for sources that monetary accounts represent poorly. The supplement is additive: the bottom-up terms are added to the model result rather than integrated into a hybrid technology matrix. </w:t>
         </w:r>
       </w:ins>
       <w:ins w:id="3181" w:author="Albert Kwame Osei-Owusu" w:date="2026-09-13T09:00:00Z">
@@ -6187,7 +6187,7 @@
       </w:ins>
       <w:ins w:id="2292" w:author="Albert Kwame Osei-Owusu" w:date="2026-09-13T09:00:00Z">
         <w:r>
-          <w:t xml:space="preserve">, and the partition is applied to the other four indicators. Shares of the national total are taken against Denmark's consumption-based footprint on the same corrected background and characterisation; because </w:t>
+          <w:t xml:space="preserve">, and the partition is applied to the other four indicators. Shares of the national total are taken against Denmark's footprint on the same corrected background and characterisation; because </w:t>
         </w:r>
       </w:ins>
       <w:ins w:id="2293" w:author="Albert Kwame Osei-Owusu" w:date="2026-09-13T09:00:00Z">
@@ -10231,7 +10231,7 @@
       </w:ins>
       <w:ins w:id="2664" w:author="Albert Kwame Osei-Owusu" w:date="2026-09-12T09:00:00Z">
         <w:r>
-          <w:t xml:space="preserve"> of the national consumption-based footprint.</w:t>
+          <w:t xml:space="preserve"> of the national footprint.</w:t>
         </w:r>
       </w:ins>
     </w:p>
@@ -12810,7 +12810,7 @@
       </w:del>
       <w:ins w:id="24915" w:author="Albert Kwame Osei-Owusu" w:date="2026-09-14T09:00:00Z">
         <w:r>
-          <w:t xml:space="preserve">This study provides a systemic assessment of the environmental impacts associated with delivering health care in Denmark, using an EE-MRIO framework complemented by selected bottom-up calculations. Danish health care accounts for between 2.1% and 6.5% of the national consumption-based footprint across the five categories, and for 0.73 t CO₂e per person per year in greenhouse gas emissions.</w:t>
+          <w:t xml:space="preserve">This study provides a systemic assessment of the environmental impacts associated with delivering health care in Denmark, using an EE-MRIO framework complemented by selected bottom-up calculations. Danish health care accounts for between 2.1% and 6.5% of the national footprint across the five categories, and for 0.73 t CO₂e per person per year in greenhouse gas emissions.</w:t>
         </w:r>
       </w:ins>
     </w:p>

--- a/docs/eriksen_et_al_2026/eriksen_et_al_2026_manuscript.docx
+++ b/docs/eriksen_et_al_2026/eriksen_et_al_2026_manuscript.docx
@@ -67,7 +67,40 @@
       </w:del>
       <w:ins w:id="10873" w:author="Albert Kwame Osei-Owusu" w:date="2026-09-14T09:00:00Z">
         <w:r>
-          <w:t xml:space="preserve">Health care relies on energy and materials whose environmental impacts cross global supply chains and escape facility-level assessment. We quantified those impacts for Denmark in 2022 using environmentally extended multi-regional input-output analysis with bottom-up complements. Demand was built from Statistics Denmark's published 117-industry input-output table, with distribution margins assigned to the trade industries, and linked to global supply chains through EXIOBASE version 3.8.2; because demand and model years coincided, no deflation was required. Parameter uncertainty was propagated by Monte Carlo simulation with 100,000 draws. Danish health care was associated with 4,267 kilotonnes of carbon dioxide equivalent (95% uncertainty interval 3,675 to 5,029 kilotonnes), 5.5% of the national footprint; 3,498 kilotonnes of material extraction (6.5%); 75 million cubic metres of blue water (5.9%); 4,118 square kilometres of land use (4.1%); and 221 kilotonnes of waste (2.1%). Pharmaceuticals and chemical products were the largest contributor to the climate footprint, at 27.1% (95% interval 24.2% to 29.0%; first in 96.6% of draws), and to material extraction, blue water consumption and waste generation; food led land use. Supply-chain transport contributed 13.3% of the climate footprint, against 29.7% uncorrected, because EXIOBASE allocates 74% of Danish sea-transport output to Danish intermediate use, against 6.5% in Statistics Denmark's table. Blue water consumption and land use occurred predominantly outside Denmark and Europe. Most of the interval width came from the input-output data rather than the Danish primary data. Mitigation must reach beyond health care facilities to procurement, pharmaceutical supply, travel and food systems.</w:t>
+          <w:t xml:space="preserve">Health care relies on energy and materials whose environmental impacts cross global supply chains and escape facility-level assessment. We quantified those impacts for Denmark in 2022 using environmentally extended multi-regional input-output analysis with bottom-up complements. Demand was built from Statistics Denmark's </w:t>
+        </w:r>
+        <w:r>
+          <w:t xml:space="preserve">117-industry input-output table, with distribution margins assigned to the trade industries, and linked to global supply chains through EXIOBASE version </w:t>
+        </w:r>
+        <w:r>
+          <w:t xml:space="preserve">3.8.2.</w:t>
+        </w:r>
+        <w:r>
+          <w:t xml:space="preserve"> Parameter uncertainty was propagated by Monte Carlo simulation with 100,000 draws. Danish health care was associated with 4,267 kilotonnes of carbon dioxide equivalent (95% uncertainty interval 3,675 to 5,029</w:t>
+        </w:r>
+        <w:r>
+          <w:t xml:space="preserve">), 5.5% of the national footprint; 3,498 kilotonnes of material extraction (6.5%); 75 million cubic metres of blue water (5.9%); 4,118 square kilometres of land use (4.1%); and 221 kilotonnes of waste (2.1%). </w:t>
+        </w:r>
+        <w:r>
+          <w:t xml:space="preserve">Pharmaceuticals and chemical products were the largest contributor to the climate footprint (27.1%; 95% interval 24.2% to 29.0%), first in 96.6% of draws, although a pharmaceutical-specific intensity would roughly halve their contribution. They also contributed the most to material extraction, blue water consumption and waste generation, whereas food was the largest contributor to land use.</w:t>
+        </w:r>
+        <w:r>
+          <w:t xml:space="preserve"> Supply-chain transport contributed 13.3% of the climate footprint, against 29.7% uncorrected, because EXIOBASE allocates 74% of Danish sea-transport output to Danish intermediate use, against 6.5% in Statistics Denmark's table. Blue water consumption and land use occurred predominantly outside Denmark and Europe. Most of the interval width came from the input-output data rather than the Danish primary data. Mitigation must reach beyond health care facilities to procurement, pharmaceutical supply, </w:t>
+        </w:r>
+        <w:del w:id="52384" w:author="Ofir Eriksen" w:date="2026-10-20T12:57:00Z">
+          <w:r>
+            <w:delText xml:space="preserve">travel</w:delText>
+          </w:r>
+        </w:del>
+      </w:ins>
+      <w:ins w:id="52385" w:author="Ofir Eriksen" w:date="2026-10-20T12:57:00Z">
+        <w:r>
+          <w:t xml:space="preserve">travel,</w:t>
+        </w:r>
+      </w:ins>
+      <w:ins w:id="52386" w:author="Albert Kwame Osei-Owusu" w:date="2026-09-14T09:00:00Z">
+        <w:r>
+          <w:t xml:space="preserve"> and food systems.</w:t>
         </w:r>
       </w:ins>
     </w:p>
@@ -85,7 +118,22 @@
       </w:del>
       <w:ins w:id="9" w:author="Albert Kwame Osei-Owusu" w:date="2026-09-12T09:00:00Z">
         <w:r>
-          <w:t>Keywords: Health care; Environmental footprint; Input-output analysis; Supply chains; Uncertainty; Denmark</w:t>
+          <w:t xml:space="preserve">Keywords: Health care; Environmental footprint; Input-output analysis; Supply chains; </w:t>
+        </w:r>
+        <w:del w:id="52387" w:author="Ofir Eriksen" w:date="2026-10-20T12:58:00Z">
+          <w:r>
+            <w:delText xml:space="preserve">Uncertainty</w:delText>
+          </w:r>
+        </w:del>
+      </w:ins>
+      <w:ins w:id="52388" w:author="Ofir Eriksen" w:date="2026-10-20T12:58:00Z">
+        <w:r>
+          <w:t xml:space="preserve">Environmental sustainability</w:t>
+        </w:r>
+      </w:ins>
+      <w:ins w:id="52389" w:author="Albert Kwame Osei-Owusu" w:date="2026-09-12T09:00:00Z">
+        <w:r>
+          <w:t xml:space="preserve">; Denmark</w:t>
         </w:r>
       </w:ins>
     </w:p>
@@ -1612,7 +1660,10 @@
       </w:del>
       <w:ins w:id="248" w:author="Albert Kwame Osei-Owusu" w:date="2026-09-12T09:00:00Z">
         <w:r>
-          <w:t xml:space="preserve">The central accounting problem is that most of the activity required to provide care occurs in sectors and countries far from where care is consumed. Multi-regional input-output studies consistently show that health care expenditure activates upstream production networks for pharmaceuticals, medical equipment, energy, food, construction, business services and transport [2,6], and recent OECD modelling estimates that a large share of health care greenhouse gas emissions is embodied in internationally traded supply chains [1]. Tracing those connections matters because a territorial or facility-based account registers where care is delivered but misses the pressures generated elsewhere to make it possible. Locating a pressure is not the same as measuring harm. The Earth Commission has argued that environmental sustainability must be judged against the distribution of environmental burdens as well as against biophysical limits [7], and a geographical footprint supplies the spatial evidence such an assessment needs without itself establishing who is exposed to the consequences.</w:t>
+          <w:t xml:space="preserve">The central accounting problem is that most of the activity required to provide care occurs in sectors and countries far from where care is consumed. Multi-regional input-output studies consistently show that health care expenditure activates upstream production networks for pharmaceuticals, medical equipment, energy, food, construction, business services and transport [2,6], and recent OECD modelling estimates that a large share of health care greenhouse gas emissions is embodied in internationally traded supply chains [1]. Tracing those connections matters because a territorial or facility-based account registers where care is delivered but misses the pressures generated elsewhere to make it possible. </w:t>
+        </w:r>
+        <w:r>
+          <w:t xml:space="preserve">The Earth Commission has argued that environmental sustainability must be judged against the distribution of environmental burdens as well as against biophysical limits [7]. A footprint that shows where pressures occur is a first step towards such an assessment, although it does not show who is affected by them.</w:t>
         </w:r>
       </w:ins>
     </w:p>
@@ -1702,7 +1753,40 @@
       </w:ins>
       <w:ins w:id="268" w:author="Albert Kwame Osei-Owusu" w:date="2026-09-12T09:00:00Z">
         <w:r>
-          <w:t xml:space="preserve">No single method captures these pressures with equal completeness and resolution. Process-based life cycle assessment represents individual products, procedures and care pathways in detail, and a large body of such work is now catalogued in open databases [8]. Reviews of the health care literature nevertheless report wide heterogeneity in functional units, system boundaries and inventory coverage, which limits comparison and can leave upstream processes outside the assessed boundary [9,10]. Environmentally extended multi-regional input-output (EE-MRIO) analysis, built on Leontief's demand-driven algebra [11], offers economy-wide consumption-based coverage of global supply chains, at the cost of aggregated sectors, monetary proportionality assumptions, concordance uncertainty and the vintage of the underlying tables [12,13]. The two are complementary rather than ranked. Approaches that combine them supplement EE-MRIO estimates with activity-specific data for sources that monetary accounts represent poorly, such as anaesthetic gases, inhaler propellants and private travel, but integrating top-down and bottom-up evidence introduces boundary and uncertainty problems of its own [13,14]. Capital is a further consequential choice: conventional input-output accounts treat fixed capital formation as final demand rather than allocating it to the services that use it, which understates the consumption footprint of capital-using activities [15].</w:t>
+          <w:t xml:space="preserve">No single method captures these pressures with equal completeness and resolution. Process-based life cycle assessment represents individual products, procedures and care pathways in detail, and a large body of such work is now catalogued in open databases [8]. Reviews of the health care literature nevertheless report wide heterogeneity in functional units, system boundaries and inventory coverage, which limits comparison and can leave upstream processes outside the assessed boundary [9,10]. Environmentally extended multi-regional input-output (EE-MRIO) analysis, built on Leontief's demand-driven algebra [11], offers economy-wide consumption-based coverage of global supply chains, at the cost of aggregated sectors, monetary proportionality assumptions, concordance uncertainty and the </w:t>
+        </w:r>
+        <w:r>
+          <w:t xml:space="preserve">age</w:t>
+        </w:r>
+        <w:r>
+          <w:t xml:space="preserve"> of the underlying tables [12,13]. </w:t>
+        </w:r>
+        <w:r>
+          <w:t xml:space="preserve">Approaches that combine </w:t>
+        </w:r>
+        <w:r>
+          <w:t xml:space="preserve">the two methods</w:t>
+        </w:r>
+        <w:r>
+          <w:t xml:space="preserve"> supplement EE-MRIO estimates with activity-specific data for sources that monetary accounts represent poorly, such as anaesthetic gases, inhaler propellants and private </w:t>
+        </w:r>
+        <w:del w:id="52390" w:author="Ofir Eriksen" w:date="2026-10-21T09:05:00Z">
+          <w:r>
+            <w:delText xml:space="preserve">travel,</w:delText>
+          </w:r>
+        </w:del>
+      </w:ins>
+      <w:ins w:id="52391" w:author="Ofir Eriksen" w:date="2026-10-21T09:05:00Z">
+        <w:r>
+          <w:t xml:space="preserve">travel;</w:t>
+        </w:r>
+      </w:ins>
+      <w:ins w:id="52392" w:author="Albert Kwame Osei-Owusu" w:date="2026-09-12T09:00:00Z">
+        <w:r>
+          <w:t xml:space="preserve"> but integrating top-down and bottom-up evidence introduces boundary and uncertainty problems of its own [13,14]. Capital is a further consequential choice: conventional input-output accounts treat fixed capital formation as final demand rather than allocating it to the services that use it, which understates the</w:t>
+        </w:r>
+        <w:r>
+          <w:t xml:space="preserve"> footprint of capital-using activities [15].</w:t>
         </w:r>
       </w:ins>
     </w:p>
@@ -1916,7 +2000,25 @@
         </w:r>
         <w:proofErr w:type="spellEnd"/>
         <w:r>
-          <w:t xml:space="preserve"> [3]. At subnational scale, greenhouse gases, water and waste in the New South Wales health system had different contribution structures again [16]. More recent work has separated pharmaceuticals from the broader chemical sectors and documented both the weight and the international outsourcing of pharmaceutical supply-chain emissions [17]. Taken together, these studies show why a carbon-only indicator cannot be assumed to find the same hotspots as materials, water, land or waste, and why mitigation designed around one indicator can displace pressure onto another [13].</w:t>
+          <w:t xml:space="preserve"> [3]. At subnational scale, greenhouse gases, water and waste in the New South Wales health system</w:t>
+        </w:r>
+      </w:ins>
+      <w:ins w:id="52394" w:author="Ofir Eriksen" w:date="2026-10-21T09:07:00Z">
+        <w:r>
+          <w:t xml:space="preserve"> also</w:t>
+        </w:r>
+      </w:ins>
+      <w:ins w:id="52395" w:author="Albert Kwame Osei-Owusu" w:date="2026-09-12T09:00:00Z">
+        <w:r>
+          <w:t xml:space="preserve"> had different contribution structures </w:t>
+        </w:r>
+        <w:del w:id="52393" w:author="Ofir Eriksen" w:date="2026-10-21T09:07:00Z">
+          <w:r>
+            <w:delText xml:space="preserve">again </w:delText>
+          </w:r>
+        </w:del>
+        <w:r>
+          <w:t xml:space="preserve">[16]. More recent work has separated pharmaceuticals from the broader chemical sectors and documented both the weight and the international outsourcing of pharmaceutical supply-chain emissions [17]. Taken together, these studies show why a carbon-only indicator cannot be assumed to find the same hotspots as materials, water, land or waste, and why mitigation designed around one indicator can displace pressure onto another [13].</w:t>
         </w:r>
       </w:ins>
     </w:p>
@@ -2188,7 +2290,31 @@
       </w:ins>
       <w:ins w:id="382" w:author="Albert Kwame Osei-Owusu" w:date="2026-09-12T09:00:00Z">
         <w:r>
-          <w:t xml:space="preserve">Denmark appears in international carbon comparisons, but the evidence needed to characterise its health care footprint across several pressures and supply-chain locations is still missing. Comparative EE-MRIO studies have estimated the Danish health care greenhouse gas footprint and established that indirect emissions dominate it [1,6,18]; Danish regional and WHO Europe policy documents point to procurement including pharmaceuticals, energy and transport as areas for action [19,20]; and a Danish regional inventory attributed about 80% of its 2020 emissions to purchased goods and services [21]. Health care is also a large share of economic activity in high-income countries, about 9.4% of gross domestic product in Denmark in 2024 [22]. None of this work provides a Denmark-specific national account that links detailed Danish health care demand to several environmental indicators at once and traces where the associated upstream pressures occur. This absence matters beyond coverage: evidence from other health systems shows that non-climate pressures concentrate in different supply chains and different regions from greenhouse gases [3,13], so a carbon-centred or domestically focused Danish strategy could reduce one pressure while leaving, or worsening, others.</w:t>
+          <w:t xml:space="preserve">Denmark appears in international carbon comparisons, but the evidence needed to characterise its health care footprint across several pressures and supply-chain locations is still missing. Comparative EE-MRIO studies have estimated the Danish health care greenhouse gas footprint </w:t>
+        </w:r>
+        <w:r>
+          <w:t xml:space="preserve">[1,6,18], </w:t>
+        </w:r>
+        <w:r>
+          <w:t xml:space="preserve">and </w:t>
+        </w:r>
+        <w:r>
+          <w:t xml:space="preserve">the OECD estimate places 85% of</w:t>
+        </w:r>
+        <w:r>
+          <w:t xml:space="preserve"> it </w:t>
+        </w:r>
+        <w:r>
+          <w:t xml:space="preserve">in Scope 3 </w:t>
+        </w:r>
+        <w:r>
+          <w:t xml:space="preserve">[</w:t>
+        </w:r>
+        <w:r>
+          <w:t xml:space="preserve">1</w:t>
+        </w:r>
+        <w:r>
+          <w:t xml:space="preserve">]; Danish regional and WHO Europe policy documents point to procurement including pharmaceuticals, energy and transport as areas for action [19,20]; and a Danish regional inventory attributed about 80% of its 2020 emissions to purchased goods and services [21]. Health care is also a large share of economic activity in high-income countries, about 9.4% of gross domestic product in Denmark in 2024 [22]. None of this work provides a Denmark-specific national account that links detailed Danish health care demand to several environmental indicators at once and traces where the associated upstream pressures occur. This absence matters beyond coverage: evidence from other health systems shows that non-climate pressures concentrate in different supply chains and different regions from greenhouse gases [3,13], so a carbon-centred or domestically focused Danish strategy could reduce one pressure while leaving, or worsening, others.</w:t>
         </w:r>
       </w:ins>
     </w:p>
@@ -2347,7 +2473,16 @@
       </w:del>
       <w:ins w:id="11874" w:author="Albert Kwame Osei-Owusu" w:date="2026-09-14T09:00:00Z">
         <w:r>
-          <w:t xml:space="preserve">This study asks: what are the magnitude, sectoral origins and geographical distribution of the environmental impacts associated with Danish health care demand? We answer that question for 2022 by building health care final demand from Statistics Denmark's published 117-industry input-output table and linking it to global supply chains through EXIOBASE version 3.8.2, for climate change, material extraction, blue water consumption, land use and waste generation. Because the demand year and the model year coincide, neither deflation nor deflator uncertainty enters the estimate. The input-output estimates are supplemented with bottom-up terms for anaesthetic gases, inhaler propellants and private travel, and with Danish national-accounts figures for the sector's own operational emissions and waste. Gross fixed capital formation is left outside the headline, and the size of that omission is bounded rather than assumed away. Parameter uncertainty is propagated by Monte Carlo simulation and attributed to inputs by variance decomposition.</w:t>
+          <w:t xml:space="preserve">This study asks: what are the magnitude, sectoral origins and geographical distribution of the environmental impacts associated with Danish health care demand? We answer that question for 2022 by building health care final demand from Statistics Denmark's published 117-industry input-output table and linking it to global supply chains through EXIOBASE version 3.8.2, for climate change, material extraction, blue water consumption, land use and waste generation.</w:t>
+        </w:r>
+        <w:r>
+          <w:t xml:space="preserve"> The input-output estimates are supplemented with bottom-up terms for anaesthetic gases, inhaler propellants and private travel, and with Danish national-accounts figures for the sector's own operational emissions and waste. Gross fixed capital formation is left outside the headline, and the size of that omission is </w:t>
+        </w:r>
+        <w:r>
+          <w:t xml:space="preserve">estimated</w:t>
+        </w:r>
+        <w:r>
+          <w:t xml:space="preserve"> rather than assumed away. Parameter uncertainty is propagated by Monte Carlo simulation and attributed to inputs by variance decomposition.</w:t>
         </w:r>
       </w:ins>
     </w:p>
@@ -2479,7 +2614,19 @@
       </w:ins>
       <w:ins w:id="12875" w:author="Albert Kwame Osei-Owusu" w:date="2026-09-14T09:00:00Z">
         <w:r>
-          <w:t xml:space="preserve">Danish health care was associated with 4,267 kt CO₂e in 2022 and with between 2.1% and 6.5% of the national consumption-based totals across the five categories, with the dominant sources and locations differing by category. Pharmaceuticals and chemical products led four of the five categories and food led land use; because a single aggregated sector stands behind the pharmaceutical result, the finding describes chemically intensive supply chains rather than pharmaceutical production alone. Most blue water consumption and land use occurred outside Denmark and Europe, whereas material extraction and waste generation were comparatively domestic. The contribution is diagnostic: a multi-impact, consumption-based and geographically explicit account of where the pressures associated with Danish health care arise, and therefore of where closer assessment and mitigation analysis would repay the effort. It does not estimate the effectiveness of particular interventions.</w:t>
+          <w:t xml:space="preserve">Danish health care was associated with 4,267 kt CO₂e in 2022 and with between 2.1% and 6.5% of the national </w:t>
+        </w:r>
+        <w:r>
+          <w:t xml:space="preserve">footprints</w:t>
+        </w:r>
+        <w:r>
+          <w:t xml:space="preserve"> across the five categories, with the dominant sources and locations differing by category. </w:t>
+        </w:r>
+        <w:r>
+          <w:t xml:space="preserve">Pharmaceuticals and chemical products were the largest contributor to four of the five categories and food to land use; because the model represents medicines by one aggregated sector, Chemicals n.e.c., the pharmaceutical result describes chemically intensive supply chains rather than pharmaceutical production alone.</w:t>
+        </w:r>
+        <w:r>
+          <w:t xml:space="preserve"> Most blue water consumption and land use occurred outside Denmark and Europe, whereas material extraction and waste generation were comparatively domestic. The contribution is diagnostic: a multi-impact, consumption-based and geographically explicit account of where the pressures associated with Danish health care arise, and therefore of where closer assessment and mitigation analysis would repay the effort. It does not estimate the effectiveness of particular interventions.</w:t>
         </w:r>
       </w:ins>
     </w:p>
@@ -2899,7 +3046,13 @@
       </w:ins>
       <w:ins w:id="3182" w:author="Albert Kwame Osei-Owusu" w:date="2026-09-13T09:00:00Z">
         <w:r>
-          <w:t xml:space="preserve">Following the System of Health Accounts [23], health care comprises health and social care services, including residential and elder care; pharmaceuticals and other medical non-durable goods; and therapeutic appliances and equipment. The model and its code follow </w:t>
+          <w:t xml:space="preserve">Following the System of Health Accounts [23], </w:t>
+        </w:r>
+        <w:r>
+          <w:t xml:space="preserve">widened to include social care, </w:t>
+        </w:r>
+        <w:r>
+          <w:t xml:space="preserve">health care comprises health and social care services, including residential and elder care; pharmaceuticals and other medical non-durable goods; and therapeutic appliances and equipment. The model and its code follow </w:t>
         </w:r>
       </w:ins>
       <w:ins w:id="3183" w:author="Albert Kwame Osei-Owusu" w:date="2026-09-13T09:00:00Z">
@@ -2920,12 +3073,42 @@
           <w:rPr>
             <w:highlight w:val="yellow"/>
           </w:rPr>
-          <w:t xml:space="preserve">[6,24,25]</w:t>
+          <w:t xml:space="preserve">[</w:t>
+        </w:r>
+        <w:r>
+          <w:rPr>
+            <w:highlight w:val="yellow"/>
+          </w:rPr>
+          <w:t xml:space="preserve">1,6,24,25</w:t>
+        </w:r>
+        <w:r>
+          <w:rPr>
+            <w:highlight w:val="yellow"/>
+          </w:rPr>
+          <w:t xml:space="preserve">]</w:t>
         </w:r>
       </w:ins>
       <w:ins w:id="3186" w:author="Albert Kwame Osei-Owusu" w:date="2026-09-13T09:00:00Z">
         <w:r>
-          <w:t xml:space="preserve"> are therefore not directly comparable, and the size of the exclusion is bounded in a separate variant (Appendix A, Gross fixed capital formation).</w:t>
+          <w:t xml:space="preserve"> are therefore not directly comparable, and the size of the exclusion is </w:t>
+        </w:r>
+        <w:r>
+          <w:t xml:space="preserve">estimated</w:t>
+        </w:r>
+        <w:r>
+          <w:t xml:space="preserve"> in </w:t>
+        </w:r>
+        <w:r>
+          <w:t xml:space="preserve">separate </w:t>
+        </w:r>
+        <w:r>
+          <w:t xml:space="preserve">variants</w:t>
+        </w:r>
+        <w:r>
+          <w:t xml:space="preserve"> (Appendix A, Gross fixed capital formation).</w:t>
+        </w:r>
+        <w:r>
+          <w:t xml:space="preserve"> The data sources, the main assumptions and the reason for each are listed in Table 1.</w:t>
         </w:r>
       </w:ins>
     </w:p>
@@ -3105,7 +3288,13 @@
       </w:ins>
       <w:ins w:id="3140" w:author="Albert Kwame Osei-Owusu" w:date="2026-09-13T09:00:00Z">
         <w:r>
-          <w:t xml:space="preserve">, by summing the individual final consumption of households, non-profit institutions serving households and general government for the purposes listed in Appendix A (Health care final demand; Fig. A.1), and converted to euros at the Danmarks Nationalbank annual average rate of 7.4396 kroner per euro. Basic prices exclude VAT and other product taxes but record the distribution margin on a good as a purchase from the trade industry that earned it; in 2022 those margins were 40.5% of pharmaceutical and 54.4% of appliance expenditure. </w:t>
+          <w:t xml:space="preserve">, by summing the individual final consumption of households, non-profit institutions serving households and general government for the purposes listed in Appendix A (Health care final demand; Fig. A.1), and converted to euros at the Danmarks Nationalbank annual average rate of </w:t>
+        </w:r>
+        <w:r>
+          <w:t xml:space="preserve">7.44</w:t>
+        </w:r>
+        <w:r>
+          <w:t xml:space="preserve"> kroner per euro. Basic prices exclude VAT and other product taxes but record the distribution margin on a good as a purchase from the trade industry that earned it; in 2022 those margins were 40.5% of pharmaceutical and 54.4% of appliance expenditure. </w:t>
         </w:r>
       </w:ins>
       <w:ins w:id="3141" w:author="Albert Kwame Osei-Owusu" w:date="2026-09-13T09:00:00Z">
@@ -3118,7 +3307,13 @@
       </w:ins>
       <w:ins w:id="3142" w:author="Albert Kwame Osei-Owusu" w:date="2026-09-13T09:00:00Z">
         <w:r>
-          <w:t xml:space="preserve">The expenditure and EXIOBASE version 3.8.2 [12,27] (industry by industry, 163 industries in 49 regions) both refer to 2022 in current prices, so no deflation was required. The technical coefficients, Leontief inverse </w:t>
+          <w:t xml:space="preserve">The expenditure and EXIOBASE version 3.8.2 [12,27] (industry by industry, 163 industries in 49 regions) both refer to 2022 in current prices, so no deflation was </w:t>
+        </w:r>
+        <w:r>
+          <w:t xml:space="preserve">required, although the 2022 EXIOBASE table is itself a projection, compiled in September 2021 rather than from 2022 statistics (Appendix A, Reference years and the background model).</w:t>
+        </w:r>
+        <w:r>
+          <w:t xml:space="preserve"> The technical coefficients, Leontief inverse </w:t>
         </w:r>
       </w:ins>
       <w:ins w:id="3143" w:author="Albert Kwame Osei-Owusu" w:date="2026-09-13T09:00:00Z">
@@ -4686,7 +4881,31 @@
       </w:ins>
       <w:ins w:id="3070" w:author="Albert Kwame Osei-Owusu" w:date="2026-09-13T09:00:00Z">
         <w:r>
-          <w:t xml:space="preserve"> the bottom-up terms. Appendix A derives these equations in full (Eqs. (A.1) to (A.8)). Two corrections precede the calculation. First, EXIOBASE allocates 74% of Danish sea-transport output to Danish intermediate use, against 6.5% in Statistics Denmark's domestic table for 2022, which loads international shipping onto every Danish purchaser; the excess was reallocated to exports with the row and column totals of the Danish block held constant, at a target share read from the Danish table for each background year (0.077 for the 2016 table, which the 2016 and 2019 runs share, and 0.065 for 2022). Read from the 2019 table, the same procedure returns 0.093, matching the 9% that Rørmose Jensen and Iliev report for water transport in the Danish national-accounts table, against 74% in EXIOBASE </w:t>
+          <w:t xml:space="preserve"> the bottom-up terms. Appendix A derives these equations in full (Eqs. (A.1) to (A.8)). Two corrections precede the calculation. First, EXIOBASE allocates 74% of Danish sea-transport output to Danish intermediate use, against 6.5% in Statistics Denmark's domestic table for 2022, which loads international shipping onto every Danish purchaser; the excess was reallocated to exports </w:t>
+        </w:r>
+        <w:r>
+          <w:t xml:space="preserve">and</w:t>
+        </w:r>
+        <w:r>
+          <w:t xml:space="preserve"> the </w:t>
+        </w:r>
+        <w:r>
+          <w:t xml:space="preserve">input it replaced was credited to the buying industries' net operating surplus, so that the gross output</w:t>
+        </w:r>
+        <w:r>
+          <w:t xml:space="preserve"> of </w:t>
+        </w:r>
+        <w:r>
+          <w:t xml:space="preserve">every industry is unchanged,</w:t>
+        </w:r>
+        <w:r>
+          <w:t xml:space="preserve"> at a target share read from the Danish table for each background year (0.077 for the 2016 table, which the 2016 and 2019 runs share, and 0.065 for 2022). Read from the 2019 table, the same procedure returns 0.093, </w:t>
+        </w:r>
+        <w:r>
+          <w:t xml:space="preserve">close to</w:t>
+        </w:r>
+        <w:r>
+          <w:t xml:space="preserve"> the 9% that Rørmose Jensen and Iliev report for water transport in the Danish national-accounts table, against 74% in EXIOBASE </w:t>
         </w:r>
       </w:ins>
       <w:ins w:id="3071" w:author="Albert Kwame Osei-Owusu" w:date="2026-09-13T09:00:00Z">
@@ -4811,7 +5030,10 @@
       </w:ins>
       <w:ins w:id="3080" w:author="Albert Kwame Osei-Owusu" w:date="2026-09-13T09:00:00Z">
         <w:r>
-          <w:t xml:space="preserve">. The model term is then purely upstream, which was verified to machine precision (Appendix A, Double counting).</w:t>
+          <w:t xml:space="preserve">. </w:t>
+        </w:r>
+        <w:r>
+          <w:t xml:space="preserve">The model term then excludes the industry's own emissions, which we checked by computing it in two independent ways that agree to eleven decimal places; the industry's purchases from itself bring back 1.8 kt CO₂e (0.04%) of its own emissions, which the headline keeps and the scope partition removes (Appendix A, Eq. (A.6) and Double counting).</w:t>
         </w:r>
       </w:ins>
     </w:p>
@@ -4875,6 +5097,9 @@
     <w:p>
       <w:pPr>
         <w:spacing w:after="160"/>
+        <w:rPr>
+          <w:ins w:id="52397" w:author="Ofir Eriksen" w:date="2026-10-21T11:44:00Z"/>
+        </w:rPr>
       </w:pPr>
       <w:del w:id="3012" w:author="Albert Kwame Osei-Owusu" w:date="2026-09-13T09:00:00Z">
         <w:r>
@@ -4990,7 +5215,25 @@
       </w:del>
       <w:ins w:id="13876" w:author="Albert Kwame Osei-Owusu" w:date="2026-09-14T09:00:00Z">
         <w:r>
-          <w:t xml:space="preserve">Four sources outside the monetary demand vector were added. Medical nitrous oxide was taken from Denmark's National Inventory Document, category 2.G.3.a, which estimates 38 tonnes per year from average sales in 2005 to 2012, including veterinary and minor non-medical use </w:t>
+          <w:t xml:space="preserve">Four sources outside the monetary demand vector were added. Medical nitrous oxide was taken from Denmark's National Inventory Document, category 2.G.3.a, which estimates 38 tonnes per year from average sales in 2005 to </w:t>
+        </w:r>
+        <w:r>
+          <w:t xml:space="preserve">2012 for hospitals, dentists</w:t>
+        </w:r>
+        <w:r>
+          <w:t xml:space="preserve"> and</w:t>
+        </w:r>
+        <w:r>
+          <w:t xml:space="preserve"> veterinarians together, with</w:t>
+        </w:r>
+        <w:r>
+          <w:t xml:space="preserve"> minor non-medical </w:t>
+        </w:r>
+        <w:r>
+          <w:t xml:space="preserve">uses</w:t>
+        </w:r>
+        <w:r>
+          <w:t xml:space="preserve"> </w:t>
         </w:r>
       </w:ins>
       <w:ins w:id="13877" w:author="Albert Kwame Osei-Owusu" w:date="2026-09-14T09:00:00Z">
@@ -5000,10 +5243,16 @@
           </w:rPr>
           <w:t xml:space="preserve">[30]</w:t>
         </w:r>
+        <w:r>
+          <w:rPr>
+            <w:highlight w:val="yellow"/>
+          </w:rPr>
+          <w:t xml:space="preserve">; because the inventory does not separate these users, the term, 10.4 kt CO₂e or 0.24% of the climate footprint, is an upper bound for health care.</w:t>
+        </w:r>
       </w:ins>
       <w:ins w:id="13878" w:author="Albert Kwame Osei-Owusu" w:date="2026-09-14T09:00:00Z">
         <w:r>
-          <w:t xml:space="preserve">. Volatile anaesthetics were derived from sales of ATC group N01AB in the Register of Medicinal Product Statistics of the Danish Health Data Authority </w:t>
+          <w:t xml:space="preserve"> Volatile anaesthetics were derived from sales of ATC group N01AB in the Register of Medicinal Product Statistics of the Danish Health Data Authority </w:t>
         </w:r>
       </w:ins>
       <w:ins w:id="13879" w:author="Albert Kwame Osei-Owusu" w:date="2026-09-14T09:00:00Z">
@@ -5068,7 +5317,17 @@
       </w:ins>
       <w:ins w:id="13888" w:author="Albert Kwame Osei-Owusu" w:date="2026-09-14T09:00:00Z">
         <w:r>
-          <w:t xml:space="preserve">, with the inhaler emissions restated from the inventory's AR4 values. Both travel terms were built from the Danish National Travel Survey </w:t>
+          <w:t xml:space="preserve">, with the inhaler emissions restated from the inventory's AR4 values. </w:t>
+        </w:r>
+      </w:ins>
+    </w:p>
+    <w:p>
+      <w:pPr>
+        <w:spacing w:after="160"/>
+      </w:pPr>
+      <w:ins w:id="52396" w:author="Albert Kwame Osei-Owusu" w:date="2026-09-14T09:00:00Z">
+        <w:r>
+          <w:t xml:space="preserve">Both travel terms were built from the Danish National Travel Survey </w:t>
         </w:r>
       </w:ins>
       <w:ins w:id="13889" w:author="Albert Kwame Osei-Owusu" w:date="2026-09-14T09:00:00Z">
@@ -5615,20 +5874,21 @@
       </w:ins>
       <w:ins w:id="2939" w:author="Albert Kwame Osei-Owusu" w:date="2026-09-13T09:00:00Z">
         <w:r>
-          <w:t xml:space="preserve">, national accounts are treated as tighter than transferred estimates, and commuting and patient and visitor travel, which rest on the same travel survey, are correlated at 0.8. Because the model is additive in these multipliers, first-order variance shares (Sobol indices </w:t>
-        </w:r>
-      </w:ins>
-      <w:ins w:id="2940" w:author="Albert Kwame Osei-Owusu" w:date="2026-09-13T09:00:00Z">
-        <w:r>
-          <w:rPr>
-            <w:highlight w:val="yellow"/>
-          </w:rPr>
-          <w:t xml:space="preserve">[41]</w:t>
+          <w:t xml:space="preserve">, national accounts are treated as tighter than transferred estimates, and commuting and patient and visitor travel, which rest on the same travel survey, are correlated at 0.8. </w:t>
+        </w:r>
+        <w:r>
+          <w:t xml:space="preserve">Because the model is additive in these multipliers, the variance of the total divides exactly into one share per input (Appendix A, Eqs. (A.14) and (A.15)), with the covariance of the two correlated travel terms reported as a share of its own; for the four independent inputs these shares are first-order Sobol indices [41].</w:t>
         </w:r>
       </w:ins>
       <w:ins w:id="2941" w:author="Albert Kwame Osei-Owusu" w:date="2026-09-13T09:00:00Z">
         <w:r>
-          <w:t xml:space="preserve">) follow in closed form (Appendix A, Eqs. (A.14) and (A.15)), with the covariance of the two travel terms reported separately. Modelling decisions rather than measurement errors (the pharmaceutical mapping, the sea-transport target share, capital treatment and the GWP revision) are reported as sensitivity cases alongside the interval (Appendix A, Sensitivity).</w:t>
+          <w:t xml:space="preserve"> Modelling decisions rather than measurement errors (the pharmaceutical mapping,</w:t>
+        </w:r>
+        <w:r>
+          <w:t xml:space="preserve"> the composition of the services purchases,</w:t>
+        </w:r>
+        <w:r>
+          <w:t xml:space="preserve"> the sea-transport target share, capital treatment and the GWP revision) are reported as sensitivity cases alongside the interval (Appendix A, Sensitivity).</w:t>
         </w:r>
       </w:ins>
     </w:p>
@@ -5822,7 +6082,10 @@
       </w:ins>
       <w:ins w:id="2929" w:author="Albert Kwame Osei-Owusu" w:date="2026-09-13T09:00:00Z">
         <w:r>
-          <w:t xml:space="preserve">, restated for carbon dioxide, methane, nitrous oxide and sulphur hexafluoride from the AR4 factors of the EXIOBASE characterisation workbook </w:t>
+          <w:t xml:space="preserve">, restated for carbon dioxide, methane, nitrous oxide and sulphur hexafluoride from the </w:t>
+        </w:r>
+        <w:r>
+          <w:t xml:space="preserve">factors of the EXIOBASE characterisation workbook </w:t>
         </w:r>
       </w:ins>
       <w:ins w:id="2930" w:author="Albert Kwame Osei-Owusu" w:date="2026-09-13T09:00:00Z">
@@ -5832,6 +6095,12 @@
           </w:rPr>
           <w:t xml:space="preserve">[42]</w:t>
         </w:r>
+        <w:r>
+          <w:rPr>
+            <w:highlight w:val="yellow"/>
+          </w:rPr>
+          <w:t xml:space="preserve">, which are the AR4 values for methane and nitrous oxide</w:t>
+        </w:r>
       </w:ins>
       <w:ins w:id="2931" w:author="Albert Kwame Osei-Owusu" w:date="2026-09-13T09:00:00Z">
         <w:r>
@@ -5849,6 +6118,9 @@
       <w:ins w:id="2933" w:author="Albert Kwame Osei-Owusu" w:date="2026-09-13T09:00:00Z">
         <w:r>
           <w:t xml:space="preserve"> over 2022 output, excluding manure, sewage and mining residues, which are not waste in Danish or EU waste statistics. Data, code and software versions are listed in Appendix A (Data, code and software), and the effect of restating the input-output component on AR6 is reported in Appendix A (The global-warming-potential revision).</w:t>
+        </w:r>
+        <w:r>
+          <w:t xml:space="preserve"> The operational term keeps the AR5 values of Statistics Denmark's accounts, and the travel terms keep the characterisation of the Dutch inventory from which they are scaled.</w:t>
         </w:r>
       </w:ins>
     </w:p>
@@ -5875,7 +6147,13 @@
       </w:pPr>
       <w:ins w:id="2276" w:author="Albert Kwame Osei-Owusu" w:date="2026-09-13T09:00:00Z">
         <w:r>
-          <w:t xml:space="preserve">Results are reported by the activity group health care buys, by the sector in which the pressure physically occurs, and by world region of production, with the last two resolved jointly as producing region-by-industry pairs. Both cuts are marginals of one total: for an indicator with direct intensities </w:t>
+          <w:t xml:space="preserve">Results are reported by the activity group health care buys, by the sector in which the pressure physically occurs, and by world region of production, with the last two resolved jointly as producing region-by-industry pairs. Both cuts </w:t>
+        </w:r>
+        <w:r>
+          <w:t xml:space="preserve">divide the same</w:t>
+        </w:r>
+        <w:r>
+          <w:t xml:space="preserve"> total: for an indicator with direct intensities </w:t>
         </w:r>
       </w:ins>
       <w:ins w:id="2277" w:author="Albert Kwame Osei-Owusu" w:date="2026-09-13T09:00:00Z">
@@ -6240,20 +6518,995 @@
       </w:pPr>
       <w:ins w:id="2296" w:author="Albert Kwame Osei-Owusu" w:date="2026-09-13T09:00:00Z">
         <w:r>
-          <w:t xml:space="preserve">The same code was run for 2016 and 2019 for comparison, in the current prices of each year, so the change between them includes price change. Both use the 2016 background, because in version 3.8.2 the output of the Danish health and social work industry falls to 18,646 million euros in 2019, 48% of the 39,059 million reported in the Danish national accounts, whereas the two agree within about 3% in 2016 and 2022 (Appendix A, Reference years and the background model). A variant with capital endogenised on the matrices of Södersten and colleagues </w:t>
-        </w:r>
-      </w:ins>
-      <w:ins w:id="2297" w:author="Albert Kwame Osei-Owusu" w:date="2026-09-13T09:00:00Z">
-        <w:r>
-          <w:rPr>
-            <w:highlight w:val="yellow"/>
-          </w:rPr>
-          <w:t xml:space="preserve">[15]</w:t>
-        </w:r>
-      </w:ins>
-      <w:ins w:id="2298" w:author="Albert Kwame Osei-Owusu" w:date="2026-09-13T09:00:00Z">
-        <w:r>
-          <w:t xml:space="preserve"> bounds the capital exclusion (Appendix A, Gross fixed capital formation, Eq. (A.18)).</w:t>
+          <w:t xml:space="preserve">The same code was run for 2016 and 2019 for comparison, in the current prices of each year, so the change between them includes price change. Both use the 2016 background, because in version 3.8.2 the output of the Danish health and social work industry </w:t>
+        </w:r>
+        <w:r>
+          <w:t xml:space="preserve">is</w:t>
+        </w:r>
+        <w:r>
+          <w:t xml:space="preserve"> 18,646 million euros in 2019, 48% of the 39,059 million reported in the Danish national accounts, whereas the two agree within about 3% in 2016 and 2022 (Appendix A, Reference years and the background model). </w:t>
+        </w:r>
+        <w:r>
+          <w:t xml:space="preserve">Three capital variants, one with capital endogenised on the matrices of Södersten and colleagues [15], estimate what the capital exclusion leaves out (Appendix A, Gross fixed capital formation, Eq. (A.18)), and a test that re-weights the services purchases to the input mix of the Danish health industries in Statistics Denmark's table estimates what EXIOBASE's purchase column leaves out (Appendix A, Sensitivity).</w:t>
+        </w:r>
+      </w:ins>
+    </w:p>
+    <w:p>
+      <w:pPr>
+        <w:pStyle w:val="TableCaption"/>
+        <w:rPr>
+          <w:ins w:id="52426" w:author="Albert Kwame Osei-Owusu" w:date="2026-10-21T20:00:00Z"/>
+        </w:rPr>
+      </w:pPr>
+      <w:ins w:id="52427" w:author="Albert Kwame Osei-Owusu" w:date="2026-10-21T20:00:00Z">
+        <w:r>
+          <w:rPr>
+            <w:b/>
+            <w:bCs/>
+          </w:rPr>
+          <w:t xml:space="preserve">Table 1.</w:t>
+        </w:r>
+        <w:r>
+          <w:t xml:space="preserve"> Data sources and main assumptions of the estimate for 2022.</w:t>
+        </w:r>
+      </w:ins>
+    </w:p>
+    <w:tbl>
+      <w:tblPr>
+        <w:tblW w:w="9638" w:type="dxa"/>
+        <w:tblBorders>
+          <w:top w:val="single" w:sz="8" w:space="0" w:color="000000"/>
+          <w:left w:val="nil"/>
+          <w:bottom w:val="single" w:sz="8" w:space="0" w:color="000000"/>
+          <w:right w:val="nil"/>
+          <w:insideH w:val="nil"/>
+          <w:insideV w:val="nil"/>
+        </w:tblBorders>
+        <w:tblLayout w:type="fixed"/>
+        <w:tblCellMar>
+          <w:left w:w="57" w:type="dxa"/>
+          <w:right w:w="57" w:type="dxa"/>
+        </w:tblCellMar>
+        <w:tblLook w:val="0000" w:firstRow="0" w:lastRow="0" w:firstColumn="0" w:lastColumn="0" w:noHBand="1" w:noVBand="1"/>
+      </w:tblPr>
+      <w:tblGrid>
+        <w:gridCol w:w="2100"/>
+        <w:gridCol w:w="3100"/>
+        <w:gridCol w:w="4438"/>
+      </w:tblGrid>
+      <w:tr>
+        <w:trPr>
+          <w:cantSplit/>
+          <w:tblHeader/>
+          <w:ins w:id="52428" w:author="Albert Kwame Osei-Owusu" w:date="2026-10-21T20:00:00Z"/>
+        </w:trPr>
+        <w:tc>
+          <w:tcPr>
+            <w:tcW w:w="2100" w:type="dxa"/>
+            <w:tcBorders>
+              <w:bottom w:val="single" w:sz="4" w:space="0" w:color="000000"/>
+            </w:tcBorders>
+          </w:tcPr>
+          <w:p>
+            <w:pPr>
+              <w:pStyle w:val="TableText"/>
+              <w:rPr>
+                <w:ins w:id="52429" w:author="Albert Kwame Osei-Owusu" w:date="2026-10-21T20:00:00Z"/>
+              </w:rPr>
+            </w:pPr>
+            <w:ins w:id="52430" w:author="Albert Kwame Osei-Owusu" w:date="2026-10-21T20:00:00Z">
+              <w:r>
+                <w:rPr>
+                  <w:b/>
+                  <w:bCs/>
+                </w:rPr>
+                <w:t xml:space="preserve">Component</w:t>
+              </w:r>
+            </w:ins>
+          </w:p>
+        </w:tc>
+        <w:tc>
+          <w:tcPr>
+            <w:tcW w:w="3100" w:type="dxa"/>
+            <w:tcBorders>
+              <w:bottom w:val="single" w:sz="4" w:space="0" w:color="000000"/>
+            </w:tcBorders>
+          </w:tcPr>
+          <w:p>
+            <w:pPr>
+              <w:pStyle w:val="TableText"/>
+              <w:rPr>
+                <w:ins w:id="52431" w:author="Albert Kwame Osei-Owusu" w:date="2026-10-21T20:00:00Z"/>
+              </w:rPr>
+            </w:pPr>
+            <w:ins w:id="52432" w:author="Albert Kwame Osei-Owusu" w:date="2026-10-21T20:00:00Z">
+              <w:r>
+                <w:rPr>
+                  <w:b/>
+                  <w:bCs/>
+                </w:rPr>
+                <w:t xml:space="preserve">Data source</w:t>
+              </w:r>
+            </w:ins>
+          </w:p>
+        </w:tc>
+        <w:tc>
+          <w:tcPr>
+            <w:tcW w:w="4438" w:type="dxa"/>
+            <w:tcBorders>
+              <w:bottom w:val="single" w:sz="4" w:space="0" w:color="000000"/>
+            </w:tcBorders>
+          </w:tcPr>
+          <w:p>
+            <w:pPr>
+              <w:pStyle w:val="TableText"/>
+              <w:rPr>
+                <w:ins w:id="52433" w:author="Albert Kwame Osei-Owusu" w:date="2026-10-21T20:00:00Z"/>
+              </w:rPr>
+            </w:pPr>
+            <w:ins w:id="52434" w:author="Albert Kwame Osei-Owusu" w:date="2026-10-21T20:00:00Z">
+              <w:r>
+                <w:rPr>
+                  <w:b/>
+                  <w:bCs/>
+                </w:rPr>
+                <w:t xml:space="preserve">Main assumption and reason</w:t>
+              </w:r>
+            </w:ins>
+          </w:p>
+        </w:tc>
+      </w:tr>
+      <w:tr>
+        <w:trPr>
+          <w:cantSplit/>
+          <w:ins w:id="52435" w:author="Albert Kwame Osei-Owusu" w:date="2026-10-21T20:00:00Z"/>
+        </w:trPr>
+        <w:tc>
+          <w:tcPr>
+            <w:tcW w:w="2100" w:type="dxa"/>
+          </w:tcPr>
+          <w:p>
+            <w:pPr>
+              <w:pStyle w:val="TableText"/>
+              <w:rPr>
+                <w:ins w:id="52436" w:author="Albert Kwame Osei-Owusu" w:date="2026-10-21T20:00:00Z"/>
+              </w:rPr>
+            </w:pPr>
+            <w:ins w:id="52437" w:author="Albert Kwame Osei-Owusu" w:date="2026-10-21T20:00:00Z">
+              <w:r>
+                <w:t xml:space="preserve">Health care expenditure</w:t>
+              </w:r>
+            </w:ins>
+          </w:p>
+        </w:tc>
+        <w:tc>
+          <w:tcPr>
+            <w:tcW w:w="3100" w:type="dxa"/>
+          </w:tcPr>
+          <w:p>
+            <w:pPr>
+              <w:pStyle w:val="TableText"/>
+              <w:rPr>
+                <w:ins w:id="52438" w:author="Albert Kwame Osei-Owusu" w:date="2026-10-21T20:00:00Z"/>
+              </w:rPr>
+            </w:pPr>
+            <w:ins w:id="52439" w:author="Albert Kwame Osei-Owusu" w:date="2026-10-21T20:00:00Z">
+              <w:r>
+                <w:t xml:space="preserve">Statistics Denmark input-output table 2022, 117 industries, basic prices [26]</w:t>
+              </w:r>
+            </w:ins>
+          </w:p>
+        </w:tc>
+        <w:tc>
+          <w:tcPr>
+            <w:tcW w:w="4438" w:type="dxa"/>
+          </w:tcPr>
+          <w:p>
+            <w:pPr>
+              <w:pStyle w:val="TableText"/>
+              <w:rPr>
+                <w:ins w:id="52440" w:author="Albert Kwame Osei-Owusu" w:date="2026-10-21T20:00:00Z"/>
+              </w:rPr>
+            </w:pPr>
+            <w:ins w:id="52441" w:author="Albert Kwame Osei-Owusu" w:date="2026-10-21T20:00:00Z">
+              <w:r>
+                <w:t xml:space="preserve">Consumption by households, NPISH and government for the health purposes listed in Appendix A; basic prices exclude product taxes, and distribution margins go to the trade industries that earn them.</w:t>
+              </w:r>
+            </w:ins>
+          </w:p>
+        </w:tc>
+      </w:tr>
+      <w:tr>
+        <w:trPr>
+          <w:cantSplit/>
+          <w:ins w:id="52442" w:author="Albert Kwame Osei-Owusu" w:date="2026-10-21T20:00:00Z"/>
+        </w:trPr>
+        <w:tc>
+          <w:tcPr>
+            <w:tcW w:w="2100" w:type="dxa"/>
+          </w:tcPr>
+          <w:p>
+            <w:pPr>
+              <w:pStyle w:val="TableText"/>
+              <w:rPr>
+                <w:ins w:id="52443" w:author="Albert Kwame Osei-Owusu" w:date="2026-10-21T20:00:00Z"/>
+              </w:rPr>
+            </w:pPr>
+            <w:ins w:id="52444" w:author="Albert Kwame Osei-Owusu" w:date="2026-10-21T20:00:00Z">
+              <w:r>
+                <w:t xml:space="preserve">Global supply chains</w:t>
+              </w:r>
+            </w:ins>
+          </w:p>
+        </w:tc>
+        <w:tc>
+          <w:tcPr>
+            <w:tcW w:w="3100" w:type="dxa"/>
+          </w:tcPr>
+          <w:p>
+            <w:pPr>
+              <w:pStyle w:val="TableText"/>
+              <w:rPr>
+                <w:ins w:id="52445" w:author="Albert Kwame Osei-Owusu" w:date="2026-10-21T20:00:00Z"/>
+              </w:rPr>
+            </w:pPr>
+            <w:ins w:id="52446" w:author="Albert Kwame Osei-Owusu" w:date="2026-10-21T20:00:00Z">
+              <w:r>
+                <w:t xml:space="preserve">EXIOBASE version 3.8.2, industry by industry, 2022 [12,27]</w:t>
+              </w:r>
+            </w:ins>
+          </w:p>
+        </w:tc>
+        <w:tc>
+          <w:tcPr>
+            <w:tcW w:w="4438" w:type="dxa"/>
+          </w:tcPr>
+          <w:p>
+            <w:pPr>
+              <w:pStyle w:val="TableText"/>
+              <w:rPr>
+                <w:ins w:id="52447" w:author="Albert Kwame Osei-Owusu" w:date="2026-10-21T20:00:00Z"/>
+              </w:rPr>
+            </w:pPr>
+            <w:ins w:id="52448" w:author="Albert Kwame Osei-Owusu" w:date="2026-10-21T20:00:00Z">
+              <w:r>
+                <w:t xml:space="preserve">The 2022 table is a projection compiled in 2021; its Danish health and social work output agrees with the national accounts (Appendix A).</w:t>
+              </w:r>
+            </w:ins>
+          </w:p>
+        </w:tc>
+      </w:tr>
+      <w:tr>
+        <w:trPr>
+          <w:cantSplit/>
+          <w:ins w:id="52449" w:author="Albert Kwame Osei-Owusu" w:date="2026-10-21T20:00:00Z"/>
+        </w:trPr>
+        <w:tc>
+          <w:tcPr>
+            <w:tcW w:w="2100" w:type="dxa"/>
+          </w:tcPr>
+          <w:p>
+            <w:pPr>
+              <w:pStyle w:val="TableText"/>
+              <w:rPr>
+                <w:ins w:id="52450" w:author="Albert Kwame Osei-Owusu" w:date="2026-10-21T20:00:00Z"/>
+              </w:rPr>
+            </w:pPr>
+            <w:ins w:id="52451" w:author="Albert Kwame Osei-Owusu" w:date="2026-10-21T20:00:00Z">
+              <w:r>
+                <w:t xml:space="preserve">Composition of the services purchases</w:t>
+              </w:r>
+            </w:ins>
+          </w:p>
+        </w:tc>
+        <w:tc>
+          <w:tcPr>
+            <w:tcW w:w="3100" w:type="dxa"/>
+          </w:tcPr>
+          <w:p>
+            <w:pPr>
+              <w:pStyle w:val="TableText"/>
+              <w:rPr>
+                <w:ins w:id="52452" w:author="Albert Kwame Osei-Owusu" w:date="2026-10-21T20:00:00Z"/>
+              </w:rPr>
+            </w:pPr>
+            <w:ins w:id="52453" w:author="Albert Kwame Osei-Owusu" w:date="2026-10-21T20:00:00Z">
+              <w:r>
+                <w:t xml:space="preserve">Purchase column of EXIOBASE's Danish health and social work industry [13]</w:t>
+              </w:r>
+            </w:ins>
+          </w:p>
+        </w:tc>
+        <w:tc>
+          <w:tcPr>
+            <w:tcW w:w="4438" w:type="dxa"/>
+          </w:tcPr>
+          <w:p>
+            <w:pPr>
+              <w:pStyle w:val="TableText"/>
+              <w:rPr>
+                <w:ins w:id="52454" w:author="Albert Kwame Osei-Owusu" w:date="2026-10-21T20:00:00Z"/>
+              </w:rPr>
+            </w:pPr>
+            <w:ins w:id="52455" w:author="Albert Kwame Osei-Owusu" w:date="2026-10-21T20:00:00Z">
+              <w:r>
+                <w:t xml:space="preserve">Services buy what that industry buys in EXIOBASE, as in the Dutch template; the column contains almost no medicines, which is tested against Statistics Denmark's mix (Appendix A, Sensitivity).</w:t>
+              </w:r>
+            </w:ins>
+          </w:p>
+        </w:tc>
+      </w:tr>
+      <w:tr>
+        <w:trPr>
+          <w:cantSplit/>
+          <w:ins w:id="52456" w:author="Albert Kwame Osei-Owusu" w:date="2026-10-21T20:00:00Z"/>
+        </w:trPr>
+        <w:tc>
+          <w:tcPr>
+            <w:tcW w:w="2100" w:type="dxa"/>
+          </w:tcPr>
+          <w:p>
+            <w:pPr>
+              <w:pStyle w:val="TableText"/>
+              <w:rPr>
+                <w:ins w:id="52457" w:author="Albert Kwame Osei-Owusu" w:date="2026-10-21T20:00:00Z"/>
+              </w:rPr>
+            </w:pPr>
+            <w:ins w:id="52458" w:author="Albert Kwame Osei-Owusu" w:date="2026-10-21T20:00:00Z">
+              <w:r>
+                <w:t xml:space="preserve">Pharmaceuticals</w:t>
+              </w:r>
+            </w:ins>
+          </w:p>
+        </w:tc>
+        <w:tc>
+          <w:tcPr>
+            <w:tcW w:w="3100" w:type="dxa"/>
+          </w:tcPr>
+          <w:p>
+            <w:pPr>
+              <w:pStyle w:val="TableText"/>
+              <w:rPr>
+                <w:ins w:id="52459" w:author="Albert Kwame Osei-Owusu" w:date="2026-10-21T20:00:00Z"/>
+              </w:rPr>
+            </w:pPr>
+            <w:ins w:id="52460" w:author="Albert Kwame Osei-Owusu" w:date="2026-10-21T20:00:00Z">
+              <w:r>
+                <w:t xml:space="preserve">EXIOBASE Chemicals n.e.c. [13]</w:t>
+              </w:r>
+            </w:ins>
+          </w:p>
+        </w:tc>
+        <w:tc>
+          <w:tcPr>
+            <w:tcW w:w="4438" w:type="dxa"/>
+          </w:tcPr>
+          <w:p>
+            <w:pPr>
+              <w:pStyle w:val="TableText"/>
+              <w:rPr>
+                <w:ins w:id="52461" w:author="Albert Kwame Osei-Owusu" w:date="2026-10-21T20:00:00Z"/>
+              </w:rPr>
+            </w:pPr>
+            <w:ins w:id="52462" w:author="Albert Kwame Osei-Owusu" w:date="2026-10-21T20:00:00Z">
+              <w:r>
+                <w:t xml:space="preserve">EXIOBASE has no pharmaceutical industry; a pharmaceutical-specific intensity is tested (Appendix A, Sensitivity).</w:t>
+              </w:r>
+            </w:ins>
+          </w:p>
+        </w:tc>
+      </w:tr>
+      <w:tr>
+        <w:trPr>
+          <w:cantSplit/>
+          <w:ins w:id="52463" w:author="Albert Kwame Osei-Owusu" w:date="2026-10-21T20:00:00Z"/>
+        </w:trPr>
+        <w:tc>
+          <w:tcPr>
+            <w:tcW w:w="2100" w:type="dxa"/>
+          </w:tcPr>
+          <w:p>
+            <w:pPr>
+              <w:pStyle w:val="TableText"/>
+              <w:rPr>
+                <w:ins w:id="52464" w:author="Albert Kwame Osei-Owusu" w:date="2026-10-21T20:00:00Z"/>
+              </w:rPr>
+            </w:pPr>
+            <w:ins w:id="52465" w:author="Albert Kwame Osei-Owusu" w:date="2026-10-21T20:00:00Z">
+              <w:r>
+                <w:t xml:space="preserve">Therapeutic appliances</w:t>
+              </w:r>
+            </w:ins>
+          </w:p>
+        </w:tc>
+        <w:tc>
+          <w:tcPr>
+            <w:tcW w:w="3100" w:type="dxa"/>
+          </w:tcPr>
+          <w:p>
+            <w:pPr>
+              <w:pStyle w:val="TableText"/>
+              <w:rPr>
+                <w:ins w:id="52466" w:author="Albert Kwame Osei-Owusu" w:date="2026-10-21T20:00:00Z"/>
+              </w:rPr>
+            </w:pPr>
+            <w:ins w:id="52467" w:author="Albert Kwame Osei-Owusu" w:date="2026-10-21T20:00:00Z">
+              <w:r>
+                <w:t xml:space="preserve">EXIOBASE Medical, precision and optical instruments</w:t>
+              </w:r>
+            </w:ins>
+          </w:p>
+        </w:tc>
+        <w:tc>
+          <w:tcPr>
+            <w:tcW w:w="4438" w:type="dxa"/>
+          </w:tcPr>
+          <w:p>
+            <w:pPr>
+              <w:pStyle w:val="TableText"/>
+              <w:rPr>
+                <w:ins w:id="52468" w:author="Albert Kwame Osei-Owusu" w:date="2026-10-21T20:00:00Z"/>
+              </w:rPr>
+            </w:pPr>
+            <w:ins w:id="52469" w:author="Albert Kwame Osei-Owusu" w:date="2026-10-21T20:00:00Z">
+              <w:r>
+                <w:t xml:space="preserve">The closest EXIOBASE industry.</w:t>
+              </w:r>
+            </w:ins>
+          </w:p>
+        </w:tc>
+      </w:tr>
+      <w:tr>
+        <w:trPr>
+          <w:cantSplit/>
+          <w:ins w:id="52470" w:author="Albert Kwame Osei-Owusu" w:date="2026-10-21T20:00:00Z"/>
+        </w:trPr>
+        <w:tc>
+          <w:tcPr>
+            <w:tcW w:w="2100" w:type="dxa"/>
+          </w:tcPr>
+          <w:p>
+            <w:pPr>
+              <w:pStyle w:val="TableText"/>
+              <w:rPr>
+                <w:ins w:id="52471" w:author="Albert Kwame Osei-Owusu" w:date="2026-10-21T20:00:00Z"/>
+              </w:rPr>
+            </w:pPr>
+            <w:ins w:id="52472" w:author="Albert Kwame Osei-Owusu" w:date="2026-10-21T20:00:00Z">
+              <w:r>
+                <w:t xml:space="preserve">Danish sea transport</w:t>
+              </w:r>
+            </w:ins>
+          </w:p>
+        </w:tc>
+        <w:tc>
+          <w:tcPr>
+            <w:tcW w:w="3100" w:type="dxa"/>
+          </w:tcPr>
+          <w:p>
+            <w:pPr>
+              <w:pStyle w:val="TableText"/>
+              <w:rPr>
+                <w:ins w:id="52473" w:author="Albert Kwame Osei-Owusu" w:date="2026-10-21T20:00:00Z"/>
+              </w:rPr>
+            </w:pPr>
+            <w:ins w:id="52474" w:author="Albert Kwame Osei-Owusu" w:date="2026-10-21T20:00:00Z">
+              <w:r>
+                <w:t xml:space="preserve">Statistics Denmark domestic input-output table [26]; Rørmose Jensen and Iliev [28]</w:t>
+              </w:r>
+            </w:ins>
+          </w:p>
+        </w:tc>
+        <w:tc>
+          <w:tcPr>
+            <w:tcW w:w="4438" w:type="dxa"/>
+          </w:tcPr>
+          <w:p>
+            <w:pPr>
+              <w:pStyle w:val="TableText"/>
+              <w:rPr>
+                <w:ins w:id="52475" w:author="Albert Kwame Osei-Owusu" w:date="2026-10-21T20:00:00Z"/>
+              </w:rPr>
+            </w:pPr>
+            <w:ins w:id="52476" w:author="Albert Kwame Osei-Owusu" w:date="2026-10-21T20:00:00Z">
+              <w:r>
+                <w:t xml:space="preserve">EXIOBASE's 74% share of output in Danish intermediate use is replaced by the national 6.5%, with each industry's gross output unchanged.</w:t>
+              </w:r>
+            </w:ins>
+          </w:p>
+        </w:tc>
+      </w:tr>
+      <w:tr>
+        <w:trPr>
+          <w:cantSplit/>
+          <w:ins w:id="52477" w:author="Albert Kwame Osei-Owusu" w:date="2026-10-21T20:00:00Z"/>
+        </w:trPr>
+        <w:tc>
+          <w:tcPr>
+            <w:tcW w:w="2100" w:type="dxa"/>
+          </w:tcPr>
+          <w:p>
+            <w:pPr>
+              <w:pStyle w:val="TableText"/>
+              <w:rPr>
+                <w:ins w:id="52478" w:author="Albert Kwame Osei-Owusu" w:date="2026-10-21T20:00:00Z"/>
+              </w:rPr>
+            </w:pPr>
+            <w:ins w:id="52479" w:author="Albert Kwame Osei-Owusu" w:date="2026-10-21T20:00:00Z">
+              <w:r>
+                <w:t xml:space="preserve">Operational emissions and waste</w:t>
+              </w:r>
+            </w:ins>
+          </w:p>
+        </w:tc>
+        <w:tc>
+          <w:tcPr>
+            <w:tcW w:w="3100" w:type="dxa"/>
+          </w:tcPr>
+          <w:p>
+            <w:pPr>
+              <w:pStyle w:val="TableText"/>
+              <w:rPr>
+                <w:ins w:id="52480" w:author="Albert Kwame Osei-Owusu" w:date="2026-10-21T20:00:00Z"/>
+              </w:rPr>
+            </w:pPr>
+            <w:ins w:id="52481" w:author="Albert Kwame Osei-Owusu" w:date="2026-10-21T20:00:00Z">
+              <w:r>
+                <w:t xml:space="preserve">Statistics Denmark DRIVHUS and AFFALD01 accounts by industry [29]</w:t>
+              </w:r>
+            </w:ins>
+          </w:p>
+        </w:tc>
+        <w:tc>
+          <w:tcPr>
+            <w:tcW w:w="4438" w:type="dxa"/>
+          </w:tcPr>
+          <w:p>
+            <w:pPr>
+              <w:pStyle w:val="TableText"/>
+              <w:rPr>
+                <w:ins w:id="52482" w:author="Albert Kwame Osei-Owusu" w:date="2026-10-21T20:00:00Z"/>
+              </w:rPr>
+            </w:pPr>
+            <w:ins w:id="52483" w:author="Albert Kwame Osei-Owusu" w:date="2026-10-21T20:00:00Z">
+              <w:r>
+                <w:t xml:space="preserve">The health industries' own emissions and waste, including the elder care share (0.31) of social work; medical nitrous oxide is netted out.</w:t>
+              </w:r>
+            </w:ins>
+          </w:p>
+        </w:tc>
+      </w:tr>
+      <w:tr>
+        <w:trPr>
+          <w:cantSplit/>
+          <w:ins w:id="52484" w:author="Albert Kwame Osei-Owusu" w:date="2026-10-21T20:00:00Z"/>
+        </w:trPr>
+        <w:tc>
+          <w:tcPr>
+            <w:tcW w:w="2100" w:type="dxa"/>
+          </w:tcPr>
+          <w:p>
+            <w:pPr>
+              <w:pStyle w:val="TableText"/>
+              <w:rPr>
+                <w:ins w:id="52485" w:author="Albert Kwame Osei-Owusu" w:date="2026-10-21T20:00:00Z"/>
+              </w:rPr>
+            </w:pPr>
+            <w:ins w:id="52486" w:author="Albert Kwame Osei-Owusu" w:date="2026-10-21T20:00:00Z">
+              <w:r>
+                <w:t xml:space="preserve">Anaesthetic gases</w:t>
+              </w:r>
+            </w:ins>
+          </w:p>
+        </w:tc>
+        <w:tc>
+          <w:tcPr>
+            <w:tcW w:w="3100" w:type="dxa"/>
+          </w:tcPr>
+          <w:p>
+            <w:pPr>
+              <w:pStyle w:val="TableText"/>
+              <w:rPr>
+                <w:ins w:id="52487" w:author="Albert Kwame Osei-Owusu" w:date="2026-10-21T20:00:00Z"/>
+              </w:rPr>
+            </w:pPr>
+            <w:ins w:id="52488" w:author="Albert Kwame Osei-Owusu" w:date="2026-10-21T20:00:00Z">
+              <w:r>
+                <w:t xml:space="preserve">National Inventory Document [30]; register of medicine sales [31]</w:t>
+              </w:r>
+            </w:ins>
+          </w:p>
+        </w:tc>
+        <w:tc>
+          <w:tcPr>
+            <w:tcW w:w="4438" w:type="dxa"/>
+          </w:tcPr>
+          <w:p>
+            <w:pPr>
+              <w:pStyle w:val="TableText"/>
+              <w:rPr>
+                <w:ins w:id="52489" w:author="Albert Kwame Osei-Owusu" w:date="2026-10-21T20:00:00Z"/>
+              </w:rPr>
+            </w:pPr>
+            <w:ins w:id="52490" w:author="Albert Kwame Osei-Owusu" w:date="2026-10-21T20:00:00Z">
+              <w:r>
+                <w:t xml:space="preserve">Nitrous oxide includes dental and veterinary use, which cannot be separated (upper bound); all volatile agent sold is emitted except 5% of sevoflurane.</w:t>
+              </w:r>
+            </w:ins>
+          </w:p>
+        </w:tc>
+      </w:tr>
+      <w:tr>
+        <w:trPr>
+          <w:cantSplit/>
+          <w:ins w:id="52491" w:author="Albert Kwame Osei-Owusu" w:date="2026-10-21T20:00:00Z"/>
+        </w:trPr>
+        <w:tc>
+          <w:tcPr>
+            <w:tcW w:w="2100" w:type="dxa"/>
+          </w:tcPr>
+          <w:p>
+            <w:pPr>
+              <w:pStyle w:val="TableText"/>
+              <w:rPr>
+                <w:ins w:id="52492" w:author="Albert Kwame Osei-Owusu" w:date="2026-10-21T20:00:00Z"/>
+              </w:rPr>
+            </w:pPr>
+            <w:ins w:id="52493" w:author="Albert Kwame Osei-Owusu" w:date="2026-10-21T20:00:00Z">
+              <w:r>
+                <w:t xml:space="preserve">Inhaler propellants</w:t>
+              </w:r>
+            </w:ins>
+          </w:p>
+        </w:tc>
+        <w:tc>
+          <w:tcPr>
+            <w:tcW w:w="3100" w:type="dxa"/>
+          </w:tcPr>
+          <w:p>
+            <w:pPr>
+              <w:pStyle w:val="TableText"/>
+              <w:rPr>
+                <w:ins w:id="52494" w:author="Albert Kwame Osei-Owusu" w:date="2026-10-21T20:00:00Z"/>
+              </w:rPr>
+            </w:pPr>
+            <w:ins w:id="52495" w:author="Albert Kwame Osei-Owusu" w:date="2026-10-21T20:00:00Z">
+              <w:r>
+                <w:t xml:space="preserve">Danish EPA F-gas inventory for 2022 [34]</w:t>
+              </w:r>
+            </w:ins>
+          </w:p>
+        </w:tc>
+        <w:tc>
+          <w:tcPr>
+            <w:tcW w:w="4438" w:type="dxa"/>
+          </w:tcPr>
+          <w:p>
+            <w:pPr>
+              <w:pStyle w:val="TableText"/>
+              <w:rPr>
+                <w:ins w:id="52496" w:author="Albert Kwame Osei-Owusu" w:date="2026-10-21T20:00:00Z"/>
+              </w:rPr>
+            </w:pPr>
+            <w:ins w:id="52497" w:author="Albert Kwame Osei-Owusu" w:date="2026-10-21T20:00:00Z">
+              <w:r>
+                <w:t xml:space="preserve">Release only; the manufacture of the inhalers is in pharmaceutical expenditure.</w:t>
+              </w:r>
+            </w:ins>
+          </w:p>
+        </w:tc>
+      </w:tr>
+      <w:tr>
+        <w:trPr>
+          <w:cantSplit/>
+          <w:ins w:id="52498" w:author="Albert Kwame Osei-Owusu" w:date="2026-10-21T20:00:00Z"/>
+        </w:trPr>
+        <w:tc>
+          <w:tcPr>
+            <w:tcW w:w="2100" w:type="dxa"/>
+          </w:tcPr>
+          <w:p>
+            <w:pPr>
+              <w:pStyle w:val="TableText"/>
+              <w:rPr>
+                <w:ins w:id="52499" w:author="Albert Kwame Osei-Owusu" w:date="2026-10-21T20:00:00Z"/>
+              </w:rPr>
+            </w:pPr>
+            <w:ins w:id="52500" w:author="Albert Kwame Osei-Owusu" w:date="2026-10-21T20:00:00Z">
+              <w:r>
+                <w:t xml:space="preserve">Employee commuting</w:t>
+              </w:r>
+            </w:ins>
+          </w:p>
+        </w:tc>
+        <w:tc>
+          <w:tcPr>
+            <w:tcW w:w="3100" w:type="dxa"/>
+          </w:tcPr>
+          <w:p>
+            <w:pPr>
+              <w:pStyle w:val="TableText"/>
+              <w:rPr>
+                <w:ins w:id="52501" w:author="Albert Kwame Osei-Owusu" w:date="2026-10-21T20:00:00Z"/>
+              </w:rPr>
+            </w:pPr>
+            <w:ins w:id="52502" w:author="Albert Kwame Osei-Owusu" w:date="2026-10-21T20:00:00Z">
+              <w:r>
+                <w:t xml:space="preserve">National Travel Survey [37]; hours worked [38]; Dutch inventory [13]</w:t>
+              </w:r>
+            </w:ins>
+          </w:p>
+        </w:tc>
+        <w:tc>
+          <w:tcPr>
+            <w:tcW w:w="4438" w:type="dxa"/>
+          </w:tcPr>
+          <w:p>
+            <w:pPr>
+              <w:pStyle w:val="TableText"/>
+              <w:rPr>
+                <w:ins w:id="52503" w:author="Albert Kwame Osei-Owusu" w:date="2026-10-21T20:00:00Z"/>
+              </w:rPr>
+            </w:pPr>
+            <w:ins w:id="52504" w:author="Albert Kwame Osei-Owusu" w:date="2026-10-21T20:00:00Z">
+              <w:r>
+                <w:t xml:space="preserve">Health care staff travel as far per hour worked as the average worker, and the Dutch emission intensity per kilometre holds in Denmark.</w:t>
+              </w:r>
+            </w:ins>
+          </w:p>
+        </w:tc>
+      </w:tr>
+      <w:tr>
+        <w:trPr>
+          <w:cantSplit/>
+          <w:ins w:id="52505" w:author="Albert Kwame Osei-Owusu" w:date="2026-10-21T20:00:00Z"/>
+        </w:trPr>
+        <w:tc>
+          <w:tcPr>
+            <w:tcW w:w="2100" w:type="dxa"/>
+          </w:tcPr>
+          <w:p>
+            <w:pPr>
+              <w:pStyle w:val="TableText"/>
+              <w:rPr>
+                <w:ins w:id="52506" w:author="Albert Kwame Osei-Owusu" w:date="2026-10-21T20:00:00Z"/>
+              </w:rPr>
+            </w:pPr>
+            <w:ins w:id="52507" w:author="Albert Kwame Osei-Owusu" w:date="2026-10-21T20:00:00Z">
+              <w:r>
+                <w:t xml:space="preserve">Patient and visitor travel</w:t>
+              </w:r>
+            </w:ins>
+          </w:p>
+        </w:tc>
+        <w:tc>
+          <w:tcPr>
+            <w:tcW w:w="3100" w:type="dxa"/>
+          </w:tcPr>
+          <w:p>
+            <w:pPr>
+              <w:pStyle w:val="TableText"/>
+              <w:rPr>
+                <w:ins w:id="52508" w:author="Albert Kwame Osei-Owusu" w:date="2026-10-21T20:00:00Z"/>
+              </w:rPr>
+            </w:pPr>
+            <w:ins w:id="52509" w:author="Albert Kwame Osei-Owusu" w:date="2026-10-21T20:00:00Z">
+              <w:r>
+                <w:t xml:space="preserve">National Travel Survey [37]; NHS England [14]</w:t>
+              </w:r>
+            </w:ins>
+          </w:p>
+        </w:tc>
+        <w:tc>
+          <w:tcPr>
+            <w:tcW w:w="4438" w:type="dxa"/>
+          </w:tcPr>
+          <w:p>
+            <w:pPr>
+              <w:pStyle w:val="TableText"/>
+              <w:rPr>
+                <w:ins w:id="52510" w:author="Albert Kwame Osei-Owusu" w:date="2026-10-21T20:00:00Z"/>
+              </w:rPr>
+            </w:pPr>
+            <w:ins w:id="52511" w:author="Albert Kwame Osei-Owusu" w:date="2026-10-21T20:00:00Z">
+              <w:r>
+                <w:t xml:space="preserve">Trips for health and social purposes are patient travel; visitor travel is added at the English ratio of visitor to patient travel.</w:t>
+              </w:r>
+            </w:ins>
+          </w:p>
+        </w:tc>
+      </w:tr>
+      <w:tr>
+        <w:trPr>
+          <w:cantSplit/>
+          <w:ins w:id="52512" w:author="Albert Kwame Osei-Owusu" w:date="2026-10-21T20:00:00Z"/>
+        </w:trPr>
+        <w:tc>
+          <w:tcPr>
+            <w:tcW w:w="2100" w:type="dxa"/>
+          </w:tcPr>
+          <w:p>
+            <w:pPr>
+              <w:pStyle w:val="TableText"/>
+              <w:rPr>
+                <w:ins w:id="52513" w:author="Albert Kwame Osei-Owusu" w:date="2026-10-21T20:00:00Z"/>
+              </w:rPr>
+            </w:pPr>
+            <w:ins w:id="52514" w:author="Albert Kwame Osei-Owusu" w:date="2026-10-21T20:00:00Z">
+              <w:r>
+                <w:t xml:space="preserve">Characterisation</w:t>
+              </w:r>
+            </w:ins>
+          </w:p>
+        </w:tc>
+        <w:tc>
+          <w:tcPr>
+            <w:tcW w:w="3100" w:type="dxa"/>
+          </w:tcPr>
+          <w:p>
+            <w:pPr>
+              <w:pStyle w:val="TableText"/>
+              <w:rPr>
+                <w:ins w:id="52515" w:author="Albert Kwame Osei-Owusu" w:date="2026-10-21T20:00:00Z"/>
+              </w:rPr>
+            </w:pPr>
+            <w:ins w:id="52516" w:author="Albert Kwame Osei-Owusu" w:date="2026-10-21T20:00:00Z">
+              <w:r>
+                <w:t xml:space="preserve">IPCC AR6 GWP100 [35,36]</w:t>
+              </w:r>
+            </w:ins>
+          </w:p>
+        </w:tc>
+        <w:tc>
+          <w:tcPr>
+            <w:tcW w:w="4438" w:type="dxa"/>
+          </w:tcPr>
+          <w:p>
+            <w:pPr>
+              <w:pStyle w:val="TableText"/>
+              <w:rPr>
+                <w:ins w:id="52517" w:author="Albert Kwame Osei-Owusu" w:date="2026-10-21T20:00:00Z"/>
+              </w:rPr>
+            </w:pPr>
+            <w:ins w:id="52518" w:author="Albert Kwame Osei-Owusu" w:date="2026-10-21T20:00:00Z">
+              <w:r>
+                <w:t xml:space="preserve">The input-output component and the gas terms are on AR6; the operational term keeps the AR5 values of the national accounts, and the travel terms the values of the Dutch inventory.</w:t>
+              </w:r>
+            </w:ins>
+          </w:p>
+        </w:tc>
+      </w:tr>
+      <w:tr>
+        <w:trPr>
+          <w:cantSplit/>
+          <w:ins w:id="52519" w:author="Albert Kwame Osei-Owusu" w:date="2026-10-21T20:00:00Z"/>
+        </w:trPr>
+        <w:tc>
+          <w:tcPr>
+            <w:tcW w:w="2100" w:type="dxa"/>
+          </w:tcPr>
+          <w:p>
+            <w:pPr>
+              <w:pStyle w:val="TableText"/>
+              <w:rPr>
+                <w:ins w:id="52520" w:author="Albert Kwame Osei-Owusu" w:date="2026-10-21T20:00:00Z"/>
+              </w:rPr>
+            </w:pPr>
+            <w:ins w:id="52521" w:author="Albert Kwame Osei-Owusu" w:date="2026-10-21T20:00:00Z">
+              <w:r>
+                <w:t xml:space="preserve">Parameter uncertainty</w:t>
+              </w:r>
+            </w:ins>
+          </w:p>
+        </w:tc>
+        <w:tc>
+          <w:tcPr>
+            <w:tcW w:w="3100" w:type="dxa"/>
+          </w:tcPr>
+          <w:p>
+            <w:pPr>
+              <w:pStyle w:val="TableText"/>
+              <w:rPr>
+                <w:ins w:id="52522" w:author="Albert Kwame Osei-Owusu" w:date="2026-10-21T20:00:00Z"/>
+              </w:rPr>
+            </w:pPr>
+            <w:ins w:id="52523" w:author="Albert Kwame Osei-Owusu" w:date="2026-10-21T20:00:00Z">
+              <w:r>
+                <w:t xml:space="preserve">Lenzen and colleagues [2]</w:t>
+              </w:r>
+            </w:ins>
+          </w:p>
+        </w:tc>
+        <w:tc>
+          <w:tcPr>
+            <w:tcW w:w="4438" w:type="dxa"/>
+          </w:tcPr>
+          <w:p>
+            <w:pPr>
+              <w:pStyle w:val="TableText"/>
+              <w:rPr>
+                <w:ins w:id="52524" w:author="Albert Kwame Osei-Owusu" w:date="2026-10-21T20:00:00Z"/>
+              </w:rPr>
+            </w:pPr>
+            <w:ins w:id="52525" w:author="Albert Kwame Osei-Owusu" w:date="2026-10-21T20:00:00Z">
+              <w:r>
+                <w:t xml:space="preserve">The input-output component carries one shared error of 8.35%, the published figure for Denmark; the two travel terms are correlated (0.8).</w:t>
+              </w:r>
+            </w:ins>
+          </w:p>
+        </w:tc>
+      </w:tr>
+      <w:tr>
+        <w:trPr>
+          <w:cantSplit/>
+          <w:ins w:id="52526" w:author="Albert Kwame Osei-Owusu" w:date="2026-10-21T20:00:00Z"/>
+        </w:trPr>
+        <w:tc>
+          <w:tcPr>
+            <w:tcW w:w="2100" w:type="dxa"/>
+          </w:tcPr>
+          <w:p>
+            <w:pPr>
+              <w:pStyle w:val="TableText"/>
+              <w:rPr>
+                <w:ins w:id="52527" w:author="Albert Kwame Osei-Owusu" w:date="2026-10-21T20:00:00Z"/>
+              </w:rPr>
+            </w:pPr>
+            <w:ins w:id="52528" w:author="Albert Kwame Osei-Owusu" w:date="2026-10-21T20:00:00Z">
+              <w:r>
+                <w:t xml:space="preserve">Capital</w:t>
+              </w:r>
+            </w:ins>
+          </w:p>
+        </w:tc>
+        <w:tc>
+          <w:tcPr>
+            <w:tcW w:w="3100" w:type="dxa"/>
+          </w:tcPr>
+          <w:p>
+            <w:pPr>
+              <w:pStyle w:val="TableText"/>
+              <w:rPr>
+                <w:ins w:id="52529" w:author="Albert Kwame Osei-Owusu" w:date="2026-10-21T20:00:00Z"/>
+              </w:rPr>
+            </w:pPr>
+            <w:ins w:id="52530" w:author="Albert Kwame Osei-Owusu" w:date="2026-10-21T20:00:00Z">
+              <w:r>
+                <w:t xml:space="preserve">Excluded; Södersten and colleagues [15] for one of the variants</w:t>
+              </w:r>
+            </w:ins>
+          </w:p>
+        </w:tc>
+        <w:tc>
+          <w:tcPr>
+            <w:tcW w:w="4438" w:type="dxa"/>
+          </w:tcPr>
+          <w:p>
+            <w:pPr>
+              <w:pStyle w:val="TableText"/>
+              <w:rPr>
+                <w:ins w:id="52531" w:author="Albert Kwame Osei-Owusu" w:date="2026-10-21T20:00:00Z"/>
+              </w:rPr>
+            </w:pPr>
+            <w:ins w:id="52532" w:author="Albert Kwame Osei-Owusu" w:date="2026-10-21T20:00:00Z">
+              <w:r>
+                <w:t xml:space="preserve">Excluded as in the Dutch template, for comparability; its size is estimated (Appendix A).</w:t>
+              </w:r>
+            </w:ins>
+          </w:p>
+        </w:tc>
+      </w:tr>
+    </w:tbl>
+    <w:p>
+      <w:pPr>
+        <w:pStyle w:val="TableNote"/>
+        <w:rPr>
+          <w:ins w:id="52533" w:author="Albert Kwame Osei-Owusu" w:date="2026-10-21T20:00:00Z"/>
+        </w:rPr>
+      </w:pPr>
+      <w:ins w:id="52534" w:author="Albert Kwame Osei-Owusu" w:date="2026-10-21T20:00:00Z">
+        <w:r>
+          <w:t xml:space="preserve">n.e.c., not elsewhere classified; NPISH, non-profit institutions serving households; F-gas, fluorinated gas; DRIVHUS and AFFALD01, Statistics Denmark's emission and waste accounts by industry; EPA, Environmental Protection Agency; IPCC, Intergovernmental Panel on Climate Change; GWP100, 100-year global warming potential; AR5 and AR6, the Fifth and Sixth Assessment Reports.</w:t>
         </w:r>
       </w:ins>
     </w:p>
@@ -6534,7 +7787,25 @@
       </w:del>
       <w:ins w:id="2901" w:author="Albert Kwame Osei-Owusu" w:date="2026-09-13T09:00:00Z">
         <w:r>
-          <w:t xml:space="preserve">Delivering health care in Denmark was associated with environmental impacts across all five impact categories, accounting for between 2.1% and 6.5% of the national consumption-based totals. Greenhouse gas emissions were estimated at 4,267 kt CO₂e (95% uncertainty interval 3,675 to 5,029 kt), corresponding to 5.5% of total Danish consumption-based emissions and 0.73 t CO₂e per person per year. Material extraction amounted to 3,498 kt (6.5%), blue water consumption to 75 Mm³ (75 million cubic metres; 5.9%), land use to 4,118 km² (4.1%) and waste generation to 221 kt (2.1% of total Danish waste). Of the 4,265 kt CO₂e covered by the GHG Protocol partition, 89.0% arose upstream in Scope 3, which includes employee commuting and inhaler propellants, and 11.0% in the sector's own operations, its purchased energy and patient and visitor travel.</w:t>
+          <w:t xml:space="preserve">Delivering health care in Denmark was associated with environmental impacts across all five impact categories, accounting for between 2.1% and 6.5% of the national </w:t>
+        </w:r>
+        <w:r>
+          <w:t xml:space="preserve">footprints.</w:t>
+        </w:r>
+        <w:r>
+          <w:t xml:space="preserve"> Greenhouse gas emissions were estimated at 4,267 kt CO₂e (95% uncertainty interval 3,675 to 5,029 kt), corresponding to 5.5% of </w:t>
+        </w:r>
+        <w:r>
+          <w:t xml:space="preserve">the</w:t>
+        </w:r>
+        <w:r>
+          <w:t xml:space="preserve"> Danish </w:t>
+        </w:r>
+        <w:r>
+          <w:t xml:space="preserve">national climate footprint</w:t>
+        </w:r>
+        <w:r>
+          <w:t xml:space="preserve"> and 0.73 t CO₂e per person per year. Material extraction amounted to 3,498 kt (6.5%), blue water consumption to 75 Mm³ (75 million cubic metres; 5.9%), land use to 4,118 km² (4.1%) and waste generation to 221 kt (2.1% of total Danish waste). Of the 4,265 kt CO₂e covered by the GHG Protocol partition, 89.0% arose upstream in Scope 3, which includes employee commuting and inhaler propellants, and 11.0% in the sector's own operations, its purchased energy and patient and visitor travel.</w:t>
         </w:r>
       </w:ins>
     </w:p>
@@ -6565,7 +7836,14 @@
             <w:b/>
             <w:bCs/>
           </w:rPr>
-          <w:t xml:space="preserve">Table 1.</w:t>
+          <w:t xml:space="preserve">Table </w:t>
+        </w:r>
+        <w:r>
+          <w:rPr>
+            <w:b/>
+            <w:bCs/>
+          </w:rPr>
+          <w:t xml:space="preserve">2.</w:t>
         </w:r>
         <w:r>
           <w:t xml:space="preserve"> Basic-price health care expenditure and associated environmental impacts in Denmark in 2022, by expenditure category and bottom-up source.</w:t>
@@ -9107,7 +10385,15 @@
         </w:del>
         <w:r>
           <w:rPr/>
-          <w:t xml:space="preserve"> in 2022, across five impact categories. (A) Contribution by activity group, the categories health care buys. (B) Contribution by producing sector group, where the impact physically occurs. (C) Contribution by producing world region. The supply chains of commuting and patient and visitor travel, which the per-kilometre inventory quantifies without a country of production (6.7% of the climate footprint), are not assigned to a region. Bars are ranked by value within each panel and labelled with their share of the category. </w:t>
+          <w:t xml:space="preserve"> in 2022, across five impact categories. (A) Contribution by activity group, the categories health care buys. (B) Contribution by producing sector group, where the impact physically occurs. (C) Contribution by producing world region. </w:t>
+        </w:r>
+        <w:r>
+          <w:rPr/>
+          <w:t xml:space="preserve">The supply chains of commuting and patient and visitor travel (fuel supply and vehicle manufacture), which the per-kilometre inventory quantifies without a country of production (6.7% of the climate footprint), are not assigned to a region; the vehicles' own emissions (9.8%) occur in Denmark and are shown.</w:t>
+        </w:r>
+        <w:r>
+          <w:rPr/>
+          <w:t xml:space="preserve"> Bars are ranked by value within each panel and labelled with their share of the category. </w:t>
         </w:r>
       </w:ins>
       <w:del w:id="30925" w:author="Albert Kwame Osei-Owusu" w:date="2026-09-14T09:00:00Z">
@@ -9198,23 +10484,35 @@
       </w:ins>
       <w:r>
         <w:rPr/>
-        <w:t xml:space="preserve">). The EXIOBASE </w:t>
+        <w:t xml:space="preserve">). </w:t>
       </w:r>
+      <w:del w:id="52398" w:author="Albert Kwame Osei-Owusu" w:date="2026-10-21T20:00:00Z">
+        <w:r>
+          <w:rPr/>
+          <w:delText xml:space="preserve">The EXIOBASE </w:delText>
+        </w:r>
+      </w:del>
       <w:del w:id="51209" w:author="Albert Kwame Osei-Owusu" w:date="2026-09-14T16:00:00Z">
         <w:r>
           <w:rPr/>
           <w:delText xml:space="preserve">“other”</w:delText>
         </w:r>
       </w:del>
-      <w:ins w:id="51210" w:author="Albert Kwame Osei-Owusu" w:date="2026-09-14T16:00:00Z">
+      <w:del w:id="52399" w:author="Albert Kwame Osei-Owusu" w:date="2026-10-21T20:00:00Z">
         <w:r>
           <w:rPr/>
-          <w:t xml:space="preserve">‘other’</w:t>
+          <w:delText xml:space="preserve"> category was disaggregated to distinguish transport activities.</w:delText>
+        </w:r>
+      </w:del>
+      <w:ins w:id="52400" w:author="Albert Kwame Osei-Owusu" w:date="2026-10-21T20:00:00Z">
+        <w:r>
+          <w:rPr/>
+          <w:t xml:space="preserve">In panel B, private travel, services, heat and water supply, and waste management are shown apart from the remaining sectors (‘Other’).</w:t>
         </w:r>
       </w:ins>
       <w:r>
         <w:rPr/>
-        <w:t xml:space="preserve"> category was disaggregated to distinguish transport activities. </w:t>
+        <w:t xml:space="preserve"> </w:t>
       </w:r>
       <w:del w:id="753" w:author="Albert Kwame Osei-Owusu" w:date="2026-09-12T09:00:00Z">
         <w:r>
@@ -9305,7 +10603,13 @@
       </w:del>
       <w:ins w:id="4248" w:author="Albert Kwame Osei-Owusu" w:date="2026-09-14T09:00:00Z">
         <w:r>
-          <w:t xml:space="preserve">By expenditure category, health care services accounted for 2,429 kt CO₂e, 56.9% of the climate footprint (Table 1; absolute values by activity group, producing sector group and region in Appendix A, Tables A.1 to A.3). Anaesthetic gases and inhaler propellants, added from bottom-up data, contributed 0.6%. Bottom-up estimates for commuting and patient and visitor travel accounted for 708 kt CO₂e (16.6%), the single most uncertain line in the study (coefficient of variation 25.8%, against 8.3% to 9.1% for every other contribution group; Appendix A, Fig. A.14). Among the activity groups, pharmaceuticals and chemical products were the largest contributor, at 27.1% of the climate footprint (95% interval 24.2% to 29.0%), and ranked first in 96.6% of the simulation draws (Appendix A, Figs. A.12 and A.16).</w:t>
+          <w:t xml:space="preserve">By expenditure category, health care services accounted for 2,429 kt CO₂e, 56.9% of the climate footprint (Table </w:t>
+        </w:r>
+        <w:r>
+          <w:t xml:space="preserve">2</w:t>
+        </w:r>
+        <w:r>
+          <w:t xml:space="preserve">; absolute values by activity group, producing sector group and region in Appendix A, Tables A.1 to A.3). Anaesthetic gases and inhaler propellants, added from bottom-up data, contributed 0.6%. Bottom-up estimates for commuting and patient and visitor travel accounted for 708 kt CO₂e (16.6%), the single most uncertain line in the study (coefficient of variation 25.8%, against 8.3% to 9.1% for every other contribution group; Appendix A, Fig. A.14). Among the activity groups, pharmaceuticals and chemical products were the largest contributor, at 27.1% of the climate footprint (95% interval 24.2% to 29.0%), and ranked first in 96.6% of the simulation draws (Appendix A, Figs. A.12 and A.16).</w:t>
         </w:r>
       </w:ins>
     </w:p>
@@ -9535,17 +10839,41 @@
       </w:del>
       <w:ins w:id="2714" w:author="Albert Kwame Osei-Owusu" w:date="2026-09-13T09:00:00Z">
         <w:r>
-          <w:t xml:space="preserve">Pharmaceuticals and chemical products were the largest contributor to four of the five impact categories (Fig. 1A): 27.1% of the climate footprint, 41.5% of material extraction, 49.1% of blue water consumption and 28.6% of waste generation. Food and food services was the largest contributor to land use (38.4%), ahead of pharmaceuticals and chemical products (32.4%), and the second-largest contributor to blue water consumption (26.8%), in line with previous studies </w:t>
+          <w:t xml:space="preserve">Pharmaceuticals and chemical products were the largest contributor to four of the five impact categories (Fig. 1A): 27.1% of the climate footprint, 41.5% of material extraction, 49.1% of blue water consumption and 28.6% of waste generation. Food and food services was the largest contributor to land use (38.4%), ahead of pharmaceuticals and chemical products (32.4%), and the second-largest contributor to blue water consumption (26.8%)</w:t>
+        </w:r>
+        <w:r>
+          <w:t xml:space="preserve">;</w:t>
+        </w:r>
+        <w:r>
+          <w:t xml:space="preserve"> in </w:t>
+        </w:r>
+        <w:r>
+          <w:t xml:space="preserve">the Netherlands, food was the second-largest contributor to both, after pharmaceuticals and chemical products</w:t>
+        </w:r>
+        <w:r>
+          <w:t xml:space="preserve"> </w:t>
         </w:r>
       </w:ins>
       <w:ins w:id="2715" w:author="Albert Kwame Osei-Owusu" w:date="2026-09-13T09:00:00Z">
         <w:r>
-          <w:t xml:space="preserve">[2,13]</w:t>
+          <w:t xml:space="preserve">[</w:t>
+        </w:r>
+        <w:r>
+          <w:t xml:space="preserve">13</w:t>
+        </w:r>
+        <w:r>
+          <w:t xml:space="preserve">]</w:t>
         </w:r>
       </w:ins>
       <w:ins w:id="2716" w:author="Albert Kwame Osei-Owusu" w:date="2026-09-13T09:00:00Z">
         <w:r>
-          <w:t xml:space="preserve">. Estimates for pharmaceuticals and chemical products should be interpreted cautiously, as aggregation within EXIOBASE may overstate the greenhouse gas emissions and material extraction associated with this category </w:t>
+          <w:t xml:space="preserve">.</w:t>
+        </w:r>
+        <w:r>
+          <w:t xml:space="preserve"> The pharmaceutical group combines medicines bought as goods (20.1% of the climate footprint), plastics and other chemicals bought by the health services (6.7%) and inhaler propellants (0.3%).</w:t>
+        </w:r>
+        <w:r>
+          <w:t xml:space="preserve"> Estimates for pharmaceuticals and chemical products should be interpreted cautiously, as aggregation within EXIOBASE may overstate the greenhouse gas emissions and material extraction associated with this category </w:t>
         </w:r>
       </w:ins>
       <w:ins w:id="2717" w:author="Albert Kwame Osei-Owusu" w:date="2026-09-13T09:00:00Z">
@@ -9619,6 +10947,32 @@
       <w:ins w:id="790" w:author="Albert Kwame Osei-Owusu" w:date="2026-09-12T09:00:00Z">
         <w:r>
           <w:t xml:space="preserve"> physically occur (Figs. 1B and 1C), and Fig. 2 resolves the two together as producing region-by-industry pairs. This attribution reflects the final origin of impacts along supply chains rather than the category in which the expenditure was made. The transport group comprises EXIOBASE's land, rail, pipeline, sea, inland water and air transport industries in every producing region, freight and passenger alike, which the database does not separate; the private travel of staff, patients and visitors is household consumption and enters only through the bottom-up terms.</w:t>
+        </w:r>
+      </w:ins>
+    </w:p>
+    <w:p>
+      <w:pPr>
+        <w:spacing w:after="160"/>
+        <w:rPr>
+          <w:ins w:id="52417" w:author="Albert Kwame Osei-Owusu" w:date="2026-10-21T20:00:00Z"/>
+        </w:rPr>
+      </w:pPr>
+      <w:ins w:id="52418" w:author="Albert Kwame Osei-Owusu" w:date="2026-10-21T20:00:00Z">
+        <w:r>
+          <w:t xml:space="preserve">For greenhouse gas emissions, private travel accounted for 16.6% of the footprint and the transport sector for 15.6%, against 34.1% before the Danish sea-transport allocation was corrected (Fig. 1B). The fossil fuel industry followed with 13.3%, agriculture with 12.4%, electricity with 8.4% and the pharmaceutical and chemical industry with 7.5%; services for 6.3%, heat and water supply for 5.5% and waste management for 4.8%, the sector's own operations for 3.1% and mining for 2.3%, leaving 4.3% in the remaining sectors. The pharmaceutical and chemical industry carries much less than the 27.1% of Fig. 1A because only 23.9% of the climate emissions behind the pharmaceutical and chemical purchases occur in chemical plants; the rest arise in the fossil fuel (26.8%), agricultural (12.3%), electricity (10.5%) and heat and water supply (9.3%) industries that supply them. Mining of minerals and metals accounted for most of material extraction (85%), and agriculture for most of blue water consumption (85%) and virtually all land use (99%).</w:t>
+        </w:r>
+      </w:ins>
+    </w:p>
+    <w:p>
+      <w:pPr>
+        <w:spacing w:after="160"/>
+        <w:rPr>
+          <w:ins w:id="52419" w:author="Albert Kwame Osei-Owusu" w:date="2026-10-21T20:00:00Z"/>
+        </w:rPr>
+      </w:pPr>
+      <w:ins w:id="52420" w:author="Albert Kwame Osei-Owusu" w:date="2026-10-21T20:00:00Z">
+        <w:r>
+          <w:t xml:space="preserve">Fig. 2 resolves the producing industry and the producing region together: each bar is one region-by-industry pair, such as quarrying of sand and clay in Denmark, and gives that pair's share of the input-output component of the category (every region by producing sector group in Appendix A, Fig. A.6). The five categories were constituted very differently. Material extraction had one dominant node: quarrying of sand and clay accounted for 64% of material extraction across the twenty largest pairs, and the Danish node alone for 43%, a share that rests on small purchases of a cheap material, because the health services' own purchases of Danish sand and clay, 5.7 million euros at about 7 euros a tonne, correspond to 0.86 Mt, and the production of the chemicals that stand in for medicines to a further 0.42 Mt (Appendix A, Producing region by industry). Land use was dominated by livestock: cattle farming contributed 20% and raw milk a further 11%, spread across every world region. Blue water consumption traced to irrigated cropping, with wheat at 16%, paddy rice at 10% and sugar cane and beet at 8%, almost all of it in the Middle East and in Asia and the Pacific. Waste generation was the most domestic of the five: Danish chemicals production accounted for 12% of it and Danish waste incineration for a further 15%. Climate change had no dominant node: sea and coastal water transport contributed 7.5% across four regions, crude petroleum extraction 7.0% across five, and Danish retail trade, which carries the distribution margins on medicines and appliances, 4.7%, while 67.4% of the footprint lay outside the twenty largest pairs. The climate footprint is therefore spread across many small sources, whereas material extraction and blue water consumption are concentrated in a few identifiable nodes.</w:t>
         </w:r>
       </w:ins>
     </w:p>
@@ -9877,17 +11231,15 @@
     <w:p>
       <w:pPr>
         <w:spacing w:after="160"/>
+        <w:rPr>
+          <w:del w:id="52416" w:author="Albert Kwame Osei-Owusu" w:date="2026-10-21T20:00:00Z"/>
+        </w:rPr>
       </w:pPr>
       <w:del w:id="797" w:author="Albert Kwame Osei-Owusu" w:date="2026-09-12T09:00:00Z">
         <w:r>
           <w:delText xml:space="preserve">For greenhouse gas emissions, the transport sector accounted for the largest share (46%). This reflects transport services within the economic system and excludes household travel added through bottom-up estimates. Mining of minerals and metals accounts for nearly all of material extraction (91%), while the agricultural sector accounts for the vast majority of blue water consumption (85%) and virtually all of the land use (99%). An estimated 79% of waste generation appears to occur outside of facilities. </w:delText>
         </w:r>
       </w:del>
-      <w:ins w:id="14899" w:author="Albert Kwame Osei-Owusu" w:date="2026-09-14T09:00:00Z">
-        <w:r>
-          <w:t xml:space="preserve">For greenhouse gas emissions, the transport sector accounted for 15.6% of the footprint after the Danish sea-transport allocation was corrected, against 34.1% before correction. Mining of minerals and metals accounted for most of material extraction (85%), and agriculture for most of blue water consumption (85%) and virtually all land use (99%). Setting aside the aggregated residual sectors and the bottom-up travel terms, the largest identified producing sectors for the climate footprint were transport (15.6%) and the fossil fuel industry (13.3%), ahead of agriculture (12.4%), electricity (8.4%) and the pharmaceutical and chemical industry (7.5%).</w:t>
-        </w:r>
-      </w:ins>
     </w:p>
     <w:p>
       <w:pPr>
@@ -10037,7 +11389,7 @@
       </w:del>
       <w:ins w:id="15900" w:author="Albert Kwame Osei-Owusu" w:date="2026-09-14T09:00:00Z">
         <w:r>
-          <w:t xml:space="preserve">Almost a third of greenhouse gas emissions (31.4%) and just under half of material extraction (47.8%) arose inside Denmark, with a further 29.4% of the climate footprint in the rest of Europe (Fig. 1C). Blue water consumption and land use were overwhelmingly foreign: 81.1% of the water was drawn outside Denmark and Europe, 68.4% in Asia and the Pacific and the Middle East, and 59.7% of the land use lay outside Denmark and Europe, with Africa alone accounting for 21.2%. Just over half of waste generation (52.1%) arose within Denmark. Resolving origin by region and industry together shows how differently the five categories are constituted (Fig. 2; every region by producing sector group in Appendix A, Fig. A.6); shares of pairs are taken of the input-output component. Material extraction had one dominant node: quarrying of sand and clay accounted for 64% of material extraction across the twenty largest pairs, and the Danish node alone for 43%. Land use was dominated by livestock: cattle farming contributed 20% and raw milk a further 11%, spread across every world region. Blue water consumption traced to irrigated cropping, with wheat at 16%, paddy rice at 10% and sugar cane and beet at 8%, almost all of it in the Middle East and in Asia and the Pacific. Waste generation was the most domestic of the five: Danish chemicals production accounted for 12% of it and Danish waste incineration for a further 15%. Climate change had no dominant node: sea and coastal water transport contributed 7.5% across four regions, crude petroleum extraction 7.0% across five, and Danish retail trade, which carries the distribution margins on medicines and appliances, 4.7%, while 67.4% of the footprint lay outside the twenty largest pairs. The climate footprint is therefore spread across many small sources, whereas material extraction and blue water consumption are concentrated in a few identifiable nodes.</w:t>
+          <w:t xml:space="preserve">Almost a third of greenhouse gas emissions (31.4%) and just under half of material extraction (47.8%) arose inside Denmark, with a further 29.4% of the climate footprint in the rest of Europe (Fig. 1C). Blue water consumption and land use were overwhelmingly foreign: 81.1% of the water was drawn outside Denmark and Europe, 68.4% in Asia and the Pacific and the Middle East, and 59.7% of the land use lay outside Denmark and Europe, with Africa alone accounting for 21.2%. Just over half of waste generation (52.1%) arose within Denmark.</w:t>
         </w:r>
       </w:ins>
     </w:p>
@@ -10185,6 +11537,9 @@
     <w:p>
       <w:pPr>
         <w:spacing w:after="160"/>
+        <w:rPr>
+          <w:del w:id="52422" w:author="Albert Kwame Osei-Owusu" w:date="2026-10-21T20:00:00Z"/>
+        </w:rPr>
       </w:pPr>
       <w:del w:id="820" w:author="Albert Kwame Osei-Owusu" w:date="2026-09-12T09:00:00Z">
         <w:r>
@@ -10204,19 +11559,16 @@
           </w:r>
         </w:del>
       </w:ins>
-      <w:r>
-        <w:t>Health care</w:t>
-      </w:r>
+      <w:del w:id="52421" w:author="Albert Kwame Osei-Owusu" w:date="2026-10-21T20:00:00Z">
+        <w:r>
+          <w:delText>Health care</w:delText>
+        </w:r>
+      </w:del>
       <w:del w:id="823" w:author="Albert Kwame Osei-Owusu" w:date="2026-09-12T09:00:00Z">
         <w:r>
           <w:delText xml:space="preserve"> was associated with a range of 3.6 to 5.6% of nationally induced impacts. </w:delText>
         </w:r>
       </w:del>
-      <w:ins w:id="824" w:author="Albert Kwame Osei-Owusu" w:date="2026-09-12T09:00:00Z">
-        <w:r>
-          <w:t xml:space="preserve"> was associated with between </w:t>
-        </w:r>
-      </w:ins>
       <w:ins w:id="2663" w:author="Albert Kwame Osei-Owusu" w:date="2026-09-12T09:00:00Z">
         <w:del w:id="2661" w:author="Albert Kwame Osei-Owusu" w:date="2026-09-13T09:00:00Z">
           <w:r>
@@ -10224,16 +11576,6 @@
           </w:r>
         </w:del>
       </w:ins>
-      <w:ins w:id="2662" w:author="Albert Kwame Osei-Owusu" w:date="2026-09-13T09:00:00Z">
-        <w:r>
-          <w:t xml:space="preserve">2.1% and 6.5%</w:t>
-        </w:r>
-      </w:ins>
-      <w:ins w:id="2664" w:author="Albert Kwame Osei-Owusu" w:date="2026-09-12T09:00:00Z">
-        <w:r>
-          <w:t xml:space="preserve"> of the national footprint.</w:t>
-        </w:r>
-      </w:ins>
     </w:p>
     <w:p>
       <w:pPr>
@@ -10358,110 +11700,56 @@
           <w:delText xml:space="preserve">. </w:delText>
         </w:r>
       </w:del>
-      <w:ins w:id="4249" w:author="Albert Kwame Osei-Owusu" w:date="2026-09-14T09:00:00Z">
-        <w:r>
-          <w:t xml:space="preserve">The Danish health care share of 5.5% of national greenhouse gas emissions lies within the range reported internationally: about 10% in the United States </w:t>
-        </w:r>
-      </w:ins>
-      <w:ins w:id="4250" w:author="Albert Kwame Osei-Owusu" w:date="2026-09-14T09:00:00Z">
+      <w:ins w:id="52401" w:author="Albert Kwame Osei-Owusu" w:date="2026-10-21T20:00:00Z">
+        <w:r>
+          <w:t xml:space="preserve">Danish health care accounted for between 2.1% and 6.5% of the national footprints across the five categories, and its 5.5% share of the national climate footprint lies within the range reported internationally, although the denominators differ: 7.3% of the Dutch footprint [13], against 6.5% for Denmark on the Dutch boundary, which includes childcare; 5.4% in the United Kingdom [18]; 4.4% globally [2,18]; and about 10% in the United States [24] and 7% in Australia [25], shares of national emissions that include health investment.</w:t>
+        </w:r>
+      </w:ins>
+      <w:ins w:id="4259" w:author="Albert Kwame Osei-Owusu" w:date="2026-09-14T09:00:00Z">
+        <w:r>
+          <w:t xml:space="preserve"> Per person, Danish health care emissions of 0.73 t CO₂e per year (all five categories per person in Appendix A, Fig. A.5) are close to the 717 kg CO₂e that OECD modelling estimated for Denmark in 2018 </w:t>
+        </w:r>
+      </w:ins>
+      <w:ins w:id="4260" w:author="Albert Kwame Osei-Owusu" w:date="2026-09-14T09:00:00Z">
         <w:r>
           <w:rPr>
             <w:highlight w:val="yellow"/>
           </w:rPr>
-          <w:t xml:space="preserve">[24]</w:t>
-        </w:r>
-      </w:ins>
-      <w:ins w:id="4251" w:author="Albert Kwame Osei-Owusu" w:date="2026-09-14T09:00:00Z">
-        <w:r>
-          <w:t xml:space="preserve">, 7% in Australia </w:t>
-        </w:r>
-      </w:ins>
-      <w:ins w:id="4252" w:author="Albert Kwame Osei-Owusu" w:date="2026-09-14T09:00:00Z">
+          <w:t xml:space="preserve">[1]</w:t>
+        </w:r>
+      </w:ins>
+      <w:ins w:id="4261" w:author="Albert Kwame Osei-Owusu" w:date="2026-09-14T09:00:00Z">
+        <w:r>
+          <w:t xml:space="preserve"> and the 0.78 t CO₂e estimated for 2014 </w:t>
+        </w:r>
+      </w:ins>
+      <w:ins w:id="4262" w:author="Albert Kwame Osei-Owusu" w:date="2026-09-14T09:00:00Z">
         <w:r>
           <w:rPr>
             <w:highlight w:val="yellow"/>
           </w:rPr>
-          <w:t xml:space="preserve">[25]</w:t>
-        </w:r>
-      </w:ins>
-      <w:ins w:id="4253" w:author="Albert Kwame Osei-Owusu" w:date="2026-09-14T09:00:00Z">
-        <w:r>
-          <w:t xml:space="preserve">, 7.3% in the Netherlands </w:t>
-        </w:r>
-      </w:ins>
-      <w:ins w:id="4254" w:author="Albert Kwame Osei-Owusu" w:date="2026-09-14T09:00:00Z">
+          <w:t xml:space="preserve">[18]</w:t>
+        </w:r>
+      </w:ins>
+      <w:ins w:id="4263" w:author="Albert Kwame Osei-Owusu" w:date="2026-09-14T09:00:00Z">
+        <w:r>
+          <w:t xml:space="preserve">.</w:t>
+        </w:r>
+        <w:r>
+          <w:t xml:space="preserve"> The closeness to the OECD figure is partly a matter of boundaries that offset each other, because it includes health investment (15% of it) but not private travel; without investment in the OECD figure and without private travel in ours, both are 0.61 t CO₂e per person.</w:t>
+        </w:r>
+        <w:r>
+          <w:t xml:space="preserve"> This level is well above the world average of 0.28 t CO₂e per person, below the 1.72 t CO₂e of the United States and far above the 0.03 t CO₂e of India </w:t>
+        </w:r>
+      </w:ins>
+      <w:ins w:id="4264" w:author="Albert Kwame Osei-Owusu" w:date="2026-09-14T09:00:00Z">
         <w:r>
           <w:rPr>
             <w:highlight w:val="yellow"/>
           </w:rPr>
-          <w:t xml:space="preserve">[13]</w:t>
-        </w:r>
-      </w:ins>
-      <w:ins w:id="4255" w:author="Albert Kwame Osei-Owusu" w:date="2026-09-14T09:00:00Z">
-        <w:r>
-          <w:t xml:space="preserve">, 5.4% in the United Kingdom </w:t>
-        </w:r>
-      </w:ins>
-      <w:ins w:id="4256" w:author="Albert Kwame Osei-Owusu" w:date="2026-09-14T09:00:00Z">
-        <w:r>
-          <w:rPr>
-            <w:highlight w:val="yellow"/>
-          </w:rPr>
           <w:t xml:space="preserve">[18]</w:t>
         </w:r>
       </w:ins>
-      <w:ins w:id="4257" w:author="Albert Kwame Osei-Owusu" w:date="2026-09-14T09:00:00Z">
-        <w:r>
-          <w:t xml:space="preserve"> and 4.4% globally </w:t>
-        </w:r>
-      </w:ins>
-      <w:ins w:id="4258" w:author="Albert Kwame Osei-Owusu" w:date="2026-09-14T09:00:00Z">
-        <w:r>
-          <w:rPr>
-            <w:highlight w:val="yellow"/>
-          </w:rPr>
-          <w:t xml:space="preserve">[2,18]</w:t>
-        </w:r>
-      </w:ins>
-      <w:ins w:id="4259" w:author="Albert Kwame Osei-Owusu" w:date="2026-09-14T09:00:00Z">
-        <w:r>
-          <w:t xml:space="preserve">. Per person, Danish health care emissions of 0.73 t CO₂e per year (all five categories per person in Appendix A, Fig. A.5) are close to the 717 kg CO₂e that OECD modelling estimated for Denmark in 2018 </w:t>
-        </w:r>
-      </w:ins>
-      <w:ins w:id="4260" w:author="Albert Kwame Osei-Owusu" w:date="2026-09-14T09:00:00Z">
-        <w:r>
-          <w:rPr>
-            <w:highlight w:val="yellow"/>
-          </w:rPr>
-          <w:t xml:space="preserve">[1]</w:t>
-        </w:r>
-      </w:ins>
-      <w:ins w:id="4261" w:author="Albert Kwame Osei-Owusu" w:date="2026-09-14T09:00:00Z">
-        <w:r>
-          <w:t xml:space="preserve"> and the 0.78 t CO₂e estimated for 2014 </w:t>
-        </w:r>
-      </w:ins>
-      <w:ins w:id="4262" w:author="Albert Kwame Osei-Owusu" w:date="2026-09-14T09:00:00Z">
-        <w:r>
-          <w:rPr>
-            <w:highlight w:val="yellow"/>
-          </w:rPr>
-          <w:t xml:space="preserve">[18]</w:t>
-        </w:r>
-      </w:ins>
-      <w:ins w:id="4263" w:author="Albert Kwame Osei-Owusu" w:date="2026-09-14T09:00:00Z">
-        <w:r>
-          <w:t xml:space="preserve">. This level is well above the world average of 0.28 t CO₂e per person, below the 1.72 t CO₂e of the United States and far above the 0.03 t CO₂e of India </w:t>
-        </w:r>
-      </w:ins>
-      <w:ins w:id="4264" w:author="Albert Kwame Osei-Owusu" w:date="2026-09-14T09:00:00Z">
-        <w:r>
-          <w:rPr>
-            <w:highlight w:val="yellow"/>
-          </w:rPr>
-          <w:t xml:space="preserve">[18]</w:t>
-        </w:r>
-      </w:ins>
       <w:ins w:id="4265" w:author="Albert Kwame Osei-Owusu" w:date="2026-09-14T09:00:00Z">
         <w:r>
           <w:t xml:space="preserve">.</w:t>
@@ -10472,9 +11760,19 @@
       <w:pPr>
         <w:spacing w:after="160"/>
       </w:pPr>
+      <w:del w:id="52405" w:author="Albert Kwame Osei-Owusu" w:date="2026-10-21T20:00:00Z">
+        <w:r>
+          <w:lastRenderedPageBreak/>
+          <w:delText xml:space="preserve">Three</w:delText>
+        </w:r>
+      </w:del>
+      <w:ins w:id="52406" w:author="Albert Kwame Osei-Owusu" w:date="2026-10-21T20:00:00Z">
+        <w:r>
+          <w:t xml:space="preserve">Two</w:t>
+        </w:r>
+      </w:ins>
       <w:r>
-        <w:lastRenderedPageBreak/>
-        <w:t xml:space="preserve">Three structural factors </w:t>
+        <w:t xml:space="preserve"> structural factors </w:t>
       </w:r>
       <w:del w:id="35936" w:author="Albert Kwame Osei-Owusu" w:date="2026-09-14T09:00:00Z">
         <w:r>
@@ -10522,7 +11820,20 @@
       </w:ins>
       <w:r>
         <w:lastRenderedPageBreak/>
-        <w:t xml:space="preserve"> the Danish electricity system is comparatively low-carbon, which reduces indirect </w:t>
+        <w:t xml:space="preserve"> the Danish electricity system is comparatively low-carbon, which reduces </w:t>
+      </w:r>
+      <w:del w:id="52403" w:author="Albert Kwame Osei-Owusu" w:date="2026-10-21T20:00:00Z">
+        <w:r>
+          <w:delText xml:space="preserve">indirect</w:delText>
+        </w:r>
+      </w:del>
+      <w:ins w:id="52404" w:author="Albert Kwame Osei-Owusu" w:date="2026-10-21T20:00:00Z">
+        <w:r>
+          <w:t xml:space="preserve">the emissions of purchased energy</w:t>
+        </w:r>
+      </w:ins>
+      <w:r>
+        <w:t xml:space="preserve"> </w:t>
       </w:r>
       <w:del w:id="36938" w:author="Albert Kwame Osei-Owusu" w:date="2026-09-14T09:00:00Z">
         <w:r>
@@ -10536,9 +11847,14 @@
           <w:t xml:space="preserve">(Scope 2)</w:t>
         </w:r>
       </w:ins>
+      <w:del w:id="52402" w:author="Albert Kwame Osei-Owusu" w:date="2026-10-21T20:00:00Z">
+        <w:r>
+          <w:lastRenderedPageBreak/>
+          <w:delText xml:space="preserve"> emissions</w:delText>
+        </w:r>
+      </w:del>
       <w:r>
-        <w:lastRenderedPageBreak/>
-        <w:t xml:space="preserve"> emissions relative to more fossil-based systems such as those in the United States and Australia. </w:t>
+        <w:t xml:space="preserve"> relative to more fossil-based systems such as those in the United States and Australia. </w:t>
       </w:r>
       <w:del w:id="51222" w:author="Albert Kwame Osei-Owusu" w:date="2026-09-14T16:00:00Z">
         <w:r>
@@ -10560,53 +11876,53 @@
         <w:t>health care</w:t>
       </w:r>
       <w:r>
-        <w:t xml:space="preserve"> accounts for a smaller share of national economic output in Denmark than in the United States, limiting the overall scale of demand-driven emissions. </w:t>
+        <w:t xml:space="preserve"> accounts for a smaller share of national economic output in Denmark than in the United States, limiting the overall scale of demand-driven emissions.</w:t>
       </w:r>
+      <w:del w:id="52407" w:author="Albert Kwame Osei-Owusu" w:date="2026-10-21T20:00:00Z">
+        <w:r>
+          <w:delText xml:space="preserve"> </w:delText>
+        </w:r>
+      </w:del>
       <w:del w:id="51224" w:author="Albert Kwame Osei-Owusu" w:date="2026-09-14T16:00:00Z">
         <w:r>
           <w:delText xml:space="preserve">Thirdly,</w:delText>
         </w:r>
       </w:del>
-      <w:ins w:id="51225" w:author="Albert Kwame Osei-Owusu" w:date="2026-09-14T16:00:00Z">
-        <w:r>
-          <w:t xml:space="preserve">Third,</w:t>
-        </w:r>
-      </w:ins>
-      <w:r>
-        <w:t xml:space="preserve"> and in the opposite direction, Denmark is a relatively wealthy country. Together, these factors suggest that </w:t>
-      </w:r>
+      <w:del w:id="52408" w:author="Albert Kwame Osei-Owusu" w:date="2026-10-21T20:00:00Z">
+        <w:r>
+          <w:delText xml:space="preserve"> and in the opposite direction, Denmark is a relatively wealthy country. Together, these factors suggest that </w:delText>
+        </w:r>
+      </w:del>
       <w:del w:id="51218" w:author="Albert Kwame Osei-Owusu" w:date="2026-09-14T16:00:00Z">
         <w:r>
           <w:delText xml:space="preserve">Denmark’s footprint</w:delText>
         </w:r>
       </w:del>
-      <w:ins w:id="51219" w:author="Albert Kwame Osei-Owusu" w:date="2026-09-14T16:00:00Z">
-        <w:r>
-          <w:t xml:space="preserve">Denmark's footprint</w:t>
-        </w:r>
-      </w:ins>
-      <w:r>
-        <w:t xml:space="preserve"> is </w:t>
-      </w:r>
+      <w:del w:id="52409" w:author="Albert Kwame Osei-Owusu" w:date="2026-10-21T20:00:00Z">
+        <w:r>
+          <w:delText xml:space="preserve"> is </w:delText>
+        </w:r>
+      </w:del>
       <w:del w:id="37940" w:author="Albert Kwame Osei-Owusu" w:date="2026-09-14T09:00:00Z">
         <w:r>
           <w:delText xml:space="preserve">not anomalous, but consistent</w:delText>
         </w:r>
       </w:del>
-      <w:ins w:id="37941" w:author="Albert Kwame Osei-Owusu" w:date="2026-09-14T09:00:00Z">
-        <w:r>
-          <w:t xml:space="preserve">not anomalous but consistent</w:t>
-        </w:r>
-      </w:ins>
-      <w:r>
-        <w:t xml:space="preserve"> with both the structure of its energy system and its level of </w:t>
-      </w:r>
-      <w:r>
-        <w:t>health care</w:t>
-      </w:r>
-      <w:r>
-        <w:t xml:space="preserve"> expenditure.</w:t>
-      </w:r>
+      <w:del w:id="52410" w:author="Albert Kwame Osei-Owusu" w:date="2026-10-21T20:00:00Z">
+        <w:r>
+          <w:delText xml:space="preserve"> with both the structure of its energy system and its level of </w:delText>
+        </w:r>
+      </w:del>
+      <w:del w:id="52411" w:author="Albert Kwame Osei-Owusu" w:date="2026-10-21T20:00:00Z">
+        <w:r>
+          <w:delText>health care</w:delText>
+        </w:r>
+      </w:del>
+      <w:del w:id="52412" w:author="Albert Kwame Osei-Owusu" w:date="2026-10-21T20:00:00Z">
+        <w:r>
+          <w:delText xml:space="preserve"> expenditure.</w:delText>
+        </w:r>
+      </w:del>
       <w:del w:id="51340" w:author="Albert Kwame Osei-Owusu" w:date="2026-09-14T16:00:00Z">
         <w:r>
           <w:delText xml:space="preserve"> </w:delText>
@@ -10659,7 +11975,22 @@
       </w:del>
       <w:ins w:id="17902" w:author="Albert Kwame Osei-Owusu" w:date="2026-09-14T09:00:00Z">
         <w:r>
-          <w:t xml:space="preserve">Environmental impacts arise predominantly in indirect and upstream activities rather than in on-site clinical processes. Transport-related activities account for over a quarter of the climate footprint (29.9%) once supply-chain transport (13.3%) is combined with private travel (16.6%), before counting the transport embedded in health care services such as ambulances and helicopters. Although previous studies recognise transport as part of health care emissions, they typically embed it within broader supply-chain categories rather than identifying it as a dominant source. Supply-chain transport is less than half the 29.7% that the uncorrected model returns, because EXIOBASE allocates 74% of Danish sea-transport output to Danish intermediate use against 6.5% in Statistics Denmark's own table; correcting that allocation removes most of the apparent transport dominance; health care still buys almost as much from transport as from chemicals, but at about half the emission intensity (Appendix A, Table A.5). What remains is large enough to matter for mitigation, and part of it may reflect the organisation of health care and elder care services in Denmark, which rely heavily on mobility and decentralised service delivery.</w:t>
+          <w:t xml:space="preserve">Environmental impacts arise predominantly in indirect and upstream activities rather than in on-site clinical processes. Transport-related activities account for over a quarter of the climate footprint (29.9%) once supply-chain transport (13.3%) is combined with private travel (16.6%), before counting the transport embedded in health care services such as ambulances and helicopters. </w:t>
+        </w:r>
+        <w:r>
+          <w:t xml:space="preserve">Transport is also large in other studies when it is measured, as in Fig. 1B, by the sector in which the emissions occur (15.6% here): sectors associated with transport carry 22% of the carbon dioxide emissions of health care across the countries compared by Pichler and colleagues [6], and the transport sector 12% of health-related emissions across the OECD [1].</w:t>
+        </w:r>
+        <w:r>
+          <w:t xml:space="preserve"> Supply-chain transport is less than half the 29.7% that the uncorrected model returns, because EXIOBASE allocates 74% of Danish sea-transport output to Danish intermediate use against 6.5% in Statistics Denmark's own table; correcting that allocation removes most of the apparent transport </w:t>
+        </w:r>
+        <w:r>
+          <w:t xml:space="preserve">dominance, and</w:t>
+        </w:r>
+        <w:r>
+          <w:t xml:space="preserve"> health care still buys almost as much from transport as from chemicals, but at about half the emission intensity (Appendix A, Table A.5). </w:t>
+        </w:r>
+        <w:r>
+          <w:t xml:space="preserve">The transport that remains is large enough to matter for mitigation.</w:t>
         </w:r>
       </w:ins>
     </w:p>
@@ -11061,7 +12392,10 @@
       </w:ins>
       <w:ins w:id="18905" w:author="Albert Kwame Osei-Owusu" w:date="2026-09-14T09:00:00Z">
         <w:r>
-          <w:t xml:space="preserve">, suggesting that their contribution to greenhouse gas emissions and material extraction may be overstated. With a pharmaceutical-specific intensity in place of Chemicals n.e.c., the climate median falls to 3,547 kt CO₂e, below the lower end of the parametric interval (Appendix A, Sensitivity). Although pharmaceuticals appear as a major contributor in the activity analysis, their impacts are distributed across several upstream sectors in the sectoral analysis, including chemicals, agriculture and mining. The contribution of pharmaceutical supply chains therefore cannot be isolated, which limits both the reading of pharmaceuticals as a distinct environmental hotspot and the identification of pharmaceutical-specific mitigation opportunities.</w:t>
+          <w:t xml:space="preserve">, suggesting that their contribution to greenhouse gas emissions and material extraction may be overstated. </w:t>
+        </w:r>
+        <w:r>
+          <w:t xml:space="preserve">With a pharmaceutical-specific intensity in place of Chemicals n.e.c., the climate median decreases to 3,734 kt CO₂e, just inside the lower end of the parametric interval, and services become the largest climate contributor in 60% of draws (Appendix A, Sensitivity). In the opposite direction, the services purchases omit most of the medicines used in hospitals, whose inclusion would increase the footprint (Limitations and uncertainties). Because the pharmaceutical purchases are traced through a broad chemicals sector whose emissions arise mostly in its fuel, farming and energy suppliers, the result describes chemically intensive supply chains rather than pharmaceutical production, and pharmaceutical-specific mitigation options can be identified only with a pharmaceutical-specific account.</w:t>
         </w:r>
       </w:ins>
     </w:p>
@@ -12029,7 +13363,13 @@
       </w:pPr>
       <w:ins w:id="20909" w:author="Albert Kwame Osei-Owusu" w:date="2026-09-14T09:00:00Z">
         <w:r>
-          <w:t xml:space="preserve">The scope partition bears directly on two framings that health services use in practice. Scope 1 and Scope 2, the boundary against which most institutional climate accounts report, cover 4.8% of the climate impact of Danish health care and none of its material, water or land impact, so a target expressed in those terms leaves the great majority of the footprint outside its scope. Patient and visitor travel, a further 6.2%, falls outside the GHG Protocol's reporting boundary altogether, even though a health authority influences it directly through where it sites services and how it schedules them. Waste generation is the one category in which the sector's own operations form a material share, at 19.6%, and it is also the category over which the sector has the most direct control.</w:t>
+          <w:t xml:space="preserve">The scope partition bears directly on two framings that health services use in practice. </w:t>
+        </w:r>
+        <w:r>
+          <w:t xml:space="preserve">Scope 1 and Scope 2, the boundary of many institutional climate accounts, cover 4.8% of the climate impact of Danish health care and none of its material, water or land impact, so a target expressed in those terms leaves the great majority of the footprint outside its scope; Danish regional accounts already include purchased goods and services [21]. The OECD estimate for Denmark places 15% in Scope 1 and Scope 2 [1], and part of the difference is that EXIOBASE's purchase column for the Danish health industry spends 1.6% of its purchases on energy against 3.9% in Statistics Denmark's table, so the 4.8% here is probably an underestimate.</w:t>
+        </w:r>
+        <w:r>
+          <w:t xml:space="preserve"> Patient and visitor travel, a further 6.2%, falls outside the GHG Protocol's reporting boundary altogether, even though a health authority influences it directly through where it sites services and how it schedules them. Waste generation is the one category in which the sector's own operations form a material share, at 19.6%, and it is also the category over which the sector has the most direct control.</w:t>
         </w:r>
       </w:ins>
     </w:p>
@@ -12044,7 +13384,19 @@
       </w:pPr>
       <w:ins w:id="45999" w:author="Albert Kwame Osei-Owusu" w:date="2026-09-14T09:00:00Z">
         <w:r>
-          <w:t xml:space="preserve">The three reference years do not form a time series, and we report them as a comparison rather than a trend (Appendix A, Reference years and the background model; Figs. A.7, A.8 and A.10). Between 2016 and 2019, with the background model held constant and expenditure in each year's current prices, the categories rise by between 2% and 6%, tracking nominal health care expenditure: the climate footprint moves from 3,809 to 3,996 kt CO₂e. Between 2019 and 2022 the background model also changes, because the 2019 table reports the Danish health industry at 48% of its national-accounts size and the 2019 run therefore borrows the 2016 table. The categories then diverge: climate impact rises 6.8%, material extraction 36%, blue water consumption 57% and land use 36%, whereas waste generation falls 4.0%. A decomposition in Appendix A (Fig. A.9) shows that the net climate increase of 271 kt combines a rise of 657 kt in pharmaceuticals and chemical products, which grow with a larger chemicals block in the 2022 table rather than with any change in Danish health care, with falls in transport and in the residual group. The comparison therefore shows how strongly the result depends on the vintage of the underlying accounts.</w:t>
+          <w:t xml:space="preserve">The three reference years do not form a time series, and we report them as a comparison rather than a trend (Appendix A, Reference years and the background model; Figs. A.7, A.8 and A.10). </w:t>
+        </w:r>
+        <w:r>
+          <w:t xml:space="preserve">Between 2016 and 2019, with the background model held constant and expenditure in each year's current prices, the categories increased by between 2% and 6%, in line with nominal health care expenditure. Between 2019 and 2022 the background model also changes, and the categories diverged, largely because of the background: climate change increased by 6.8% and material extraction, blue water consumption and land use by 36% to 57%, whereas waste generation decreased by 4.0%. For climate change, a larger chemicals block in the 2022 table accounts for the increase (Appendix A, Fig. A.9).</w:t>
+        </w:r>
+        <w:r>
+          <w:t xml:space="preserve"> The comparison therefore shows how strongly the result depends on the </w:t>
+        </w:r>
+        <w:r>
+          <w:t xml:space="preserve">year and edition</w:t>
+        </w:r>
+        <w:r>
+          <w:t xml:space="preserve"> of the underlying accounts.</w:t>
         </w:r>
       </w:ins>
     </w:p>
@@ -12099,30 +13451,24 @@
         </w:r>
       </w:ins>
       <w:r>
-        <w:t xml:space="preserve"> integrating environmental criteria into supply chains. These findings align with previous assessments identifying </w:t>
+        <w:t xml:space="preserve"> integrating environmental criteria into supply chains. </w:t>
       </w:r>
+      <w:del w:id="52413" w:author="Albert Kwame Osei-Owusu" w:date="2026-10-21T20:00:00Z">
+        <w:r>
+          <w:delText xml:space="preserve">These findings align with previous assessments identifying </w:delText>
+        </w:r>
+      </w:del>
       <w:del w:id="6270" w:author="Albert Kwame Osei-Owusu" w:date="2026-09-14T09:00:00Z">
         <w:r>
           <w:delText xml:space="preserve">procurement, pharmaceuticals, and transport </w:delText>
         </w:r>
       </w:del>
-      <w:ins w:id="6271" w:author="Albert Kwame Osei-Owusu" w:date="2026-09-14T09:00:00Z">
-        <w:r>
-          <w:t xml:space="preserve">procurement and pharmaceuticals, together with construction, </w:t>
-        </w:r>
-      </w:ins>
       <w:del w:id="7272" w:author="Albert Kwame Osei-Owusu" w:date="2026-09-14T09:00:00Z">
         <w:r>
           <w:lastRenderedPageBreak/>
           <w:delText xml:space="preserve">as key emission sources</w:delText>
         </w:r>
       </w:del>
-      <w:ins w:id="7273" w:author="Albert Kwame Osei-Owusu" w:date="2026-09-14T09:00:00Z">
-        <w:r>
-          <w:lastRenderedPageBreak/>
-          <w:t xml:space="preserve">as the largest emission sources</w:t>
-        </w:r>
-      </w:ins>
       <w:del w:id="913" w:author="Ofir Eriksen" w:date="2026-09-02T14:40:00Z" w16du:dateUtc="2026-09-02T12:40:00Z">
         <w:r>
           <w:delText xml:space="preserve"> </w:delText>
@@ -12139,15 +13485,6 @@
           </w:r>
         </w:del>
       </w:ins>
-      <w:ins w:id="918" w:author="Albert Kwame Osei-Owusu" w:date="2026-09-12T09:00:00Z">
-        <w:r>
-          <w:rPr>
-            <w:noProof/>
-            <w:highlight w:val="yellow"/>
-          </w:rPr>
-          <w:t xml:space="preserve"> [19,49]</w:t>
-        </w:r>
-      </w:ins>
       <w:del w:id="919" w:author="Ofir Eriksen" w:date="2026-08-31T14:40:00Z" w16du:dateUtc="2026-08-31T12:40:00Z">
         <w:r>
           <w:rPr>
@@ -12157,8 +13494,18 @@
           <w:delText>11,37</w:delText>
         </w:r>
       </w:del>
+      <w:del w:id="52414" w:author="Albert Kwame Osei-Owusu" w:date="2026-10-21T20:00:00Z">
+        <w:r>
+          <w:delText xml:space="preserve">.</w:delText>
+        </w:r>
+      </w:del>
+      <w:ins w:id="52415" w:author="Albert Kwame Osei-Owusu" w:date="2026-10-21T20:00:00Z">
+        <w:r>
+          <w:t xml:space="preserve">These findings align with Danish assessments in which purchased goods and services account for most of the emissions of hospitals and regions [21,49].</w:t>
+        </w:r>
+      </w:ins>
       <w:r>
-        <w:t xml:space="preserve">. </w:t>
+        <w:t xml:space="preserve"> </w:t>
       </w:r>
       <w:proofErr w:type="spellStart"/>
       <w:ins w:id="920" w:author="Ofir Eriksen" w:date="2026-09-02T14:56:00Z">
@@ -12672,6 +14019,12 @@
         <w:rPr/>
         <w:t xml:space="preserve">Limitations</w:t>
       </w:r>
+      <w:ins w:id="52535" w:author="Albert Kwame Osei-Owusu" w:date="2026-10-21T20:00:00Z">
+        <w:r>
+          <w:rPr/>
+          <w:t xml:space="preserve"> and uncertainties</w:t>
+        </w:r>
+      </w:ins>
       <w:del w:id="51341" w:author="Albert Kwame Osei-Owusu" w:date="2026-09-14T16:00:00Z">
         <w:r>
           <w:rPr/>
@@ -12688,22 +14041,9 @@
           <w:delText xml:space="preserve">Several limitations should be noted. Direct operational emissions are likely underestimated because sector-specific environmental extensions were not updated with Danish national accounts. Gross fixed capital formation was excluded, meaning impacts associated with infrastructure and equipment are not captured. </w:delText>
         </w:r>
       </w:del>
-      <w:ins w:id="21910" w:author="Albert Kwame Osei-Owusu" w:date="2026-09-14T09:00:00Z">
-        <w:r>
-          <w:t xml:space="preserve">We distinguish limitations that bound the estimates from those that bound their interpretation. Gross fixed capital formation is excluded from the headline, so the impacts of infrastructure and equipment are not captured. Endogenising consumption of fixed capital into the Leontief inverse with the capital matrices of Södersten and colleagues </w:t>
-        </w:r>
-      </w:ins>
-      <w:ins w:id="21911" w:author="Albert Kwame Osei-Owusu" w:date="2026-09-14T09:00:00Z">
-        <w:r>
-          <w:rPr>
-            <w:highlight w:val="yellow"/>
-          </w:rPr>
-          <w:t xml:space="preserve">[15]</w:t>
-        </w:r>
-      </w:ins>
-      <w:ins w:id="21912" w:author="Albert Kwame Osei-Owusu" w:date="2026-09-14T09:00:00Z">
-        <w:r>
-          <w:t xml:space="preserve"> raises the input-output component of the climate footprint from 3,535 to 4,286 kt CO₂e, which bounds the omission at 21%, and raises material extraction by 39% (Appendix A, Gross fixed capital formation). Distribution margins on medicines and appliances are charged at the intensity of the Danish trade industries; charging them at the manufacturing intensity, as a whole-column mapping does, would raise the climate footprint by 11.5% (Appendix A, Valuation and distribution margins). Direct operational emissions are taken from Statistics Denmark's DRIVHUS greenhouse gas accounts by industry rather than inferred from the model.</w:t>
+      <w:ins w:id="52423" w:author="Albert Kwame Osei-Owusu" w:date="2026-10-21T20:00:00Z">
+        <w:r>
+          <w:t xml:space="preserve">The estimates rest on modelling choices whose effects we quantified, and each is stated here with its size and the work that would remove it. The two largest concern medicines, and they act in opposite directions. EXIOBASE's purchase column for the Danish health industry, which sets the composition of the services component, spends 0.04% of its purchases on Chemicals n.e.c., whereas medicines are 13.9% of the Danish health industries' purchases in Statistics Denmark's table, so the medicines used in hospitals are largely missing; adding them to the services purchases, with the spend unchanged, increases the climate footprint by 32% when they carry the Chemicals n.e.c. intensity, and re-weighting every product to the national mix by 34%. That intensity in turn overstates medicines: a pharmaceutical-specific intensity puts the climate median 12.5% below the headline, and with both corrections the climate footprint is 7.8% below the headline (Appendix A, Sensitivity). A national input-output table that separates pharmaceuticals, coupled to the global model, would settle both. Distribution margins on medicines and appliances are charged at the intensity of the Danish trade industries; charging them at the manufacturing intensity, as a whole-column mapping does, would increase the climate footprint by 11.5% (Appendix A, Valuation and distribution margins).</w:t>
         </w:r>
       </w:ins>
     </w:p>
@@ -12741,9 +14081,9 @@
           <w:delText xml:space="preserve">, which may influence current emission profiles. </w:delText>
         </w:r>
       </w:del>
-      <w:ins w:id="22913" w:author="Albert Kwame Osei-Owusu" w:date="2026-09-14T09:00:00Z">
-        <w:r>
-          <w:t xml:space="preserve">Bottom-up estimates draw mainly on Danish sources, namely the National Inventory Document, the Danish Health Data Authority's register of medicine sales and the Danish National Travel Survey, although the emission intensity per kilometre of travel is transferred from the Dutch inventory. Each carries a quantified uncertainty rather than an unquantified proxy assumption. The Monte Carlo analysis propagates all of these: together with their covariance they account for 30.4% of the variance in the climate footprint, against 69.6% from the input-output parameters (Appendix A, Figs. A.13 and A.15). The width of the reported intervals is therefore largely a property of EXIOBASE rather than of the Danish data: better national data on the gases would not narrow them, and removing all travel uncertainty would narrow them by only about a sixth.</w:t>
+      <w:ins w:id="52424" w:author="Albert Kwame Osei-Owusu" w:date="2026-10-21T20:00:00Z">
+        <w:r>
+          <w:t xml:space="preserve">Gross fixed capital formation is excluded from the headline, so the buildings and equipment of health care and its suppliers are not captured. Endogenising the capital of the supplying industries on the matrices of Södersten and colleagues [15], whose 2020 capital flows we apply to 2022 output without rescaling, adds 751 kt CO₂e, which would increase the headline by 17.6%, and increases material extraction by 39%; the health industries' own capital, valued separately as an annual service flow, adds 535 kt on its own and is not in that figure (Appendix A, Gross fixed capital formation). Capital should enter the boundary once capital matrices for 2022 exist. Material extraction adds tonnes without weighting, and input-output analysis assumes that physical flows are proportional to spending, which matters most where prices per tonne are lowest: purchases of Danish sand and clay worth 5.7 million euros correspond to 0.86 Mt, a quarter of the category. The 2022 EXIOBASE table is a projection compiled in 2021, and its waste extension is the 2011 hybrid account applied to 2022 output, so earlier economic and environmental structures carry into the 2022 intensities; the analysis should be repeated on a release compiled from 2022 statistics. The national denominator is EXIOBASE's own: our national climate footprint of 77.2 Mt is 23% above Statistics Denmark's experimental 62.9 Mt, against which the health care share would be 6.8% (Appendix A, Validation against published Danish footprints).</w:t>
         </w:r>
       </w:ins>
     </w:p>
@@ -12762,9 +14102,9 @@
           <w:delText xml:space="preserve"> operations. </w:delText>
         </w:r>
       </w:del>
-      <w:ins w:id="23914" w:author="Albert Kwame Osei-Owusu" w:date="2026-09-14T09:00:00Z">
-        <w:r>
-          <w:t xml:space="preserve">Combining top-down and bottom-up approaches introduces methodological inconsistencies: this is an EE-MRIO analysis with bottom-up complements, not an integrated hybrid life cycle assessment, and the bottom-up items are added to the model result rather than embedded in its technology matrix. Double counting is avoided explicitly rather than assumed away: medical nitrous oxide is subtracted from the DRIVHUS direct figure before the anaesthetic term is added, and the health sector's own self-supply loop is removed from the scope partition. The trade-off is coverage: an integrated hybrid would require physical-unit process data for Danish health care that do not exist at national scale. Results should therefore be read as system-level estimates with quantified parameter uncertainty, not as precise values, and the findings underline the need to address indirect and geographically displaced impacts. The study identifies where impacts arise and does not estimate the mitigation potential of specific interventions; testing them, including their effects on the other four impact categories, requires scenario modelling that we leave to further work.</w:t>
+      <w:ins w:id="52425" w:author="Albert Kwame Osei-Owusu" w:date="2026-10-21T20:00:00Z">
+        <w:r>
+          <w:t xml:space="preserve">The bottom-up terms rest mainly on Danish sources, the National Inventory Document, the register of medicine sales and the National Travel Survey, but the travel terms transfer the Dutch emission intensity per kilometre, which the Danish car fleet, with its growing share of electric cars, may not match, and the visitor share from NHS England. With their covariance, these terms account for 30.4% of the variance of the climate footprint, against 69.6% for the input-output parameters (Appendix A, Figs. A.13 and A.15), so better Danish data would narrow the interval only modestly. The interval covers parameter uncertainty only; the choices above are reported as sensitivity cases, and other EXIOBASE releases put the Danish health industry's output for 2022 at 70% and 36% of the national accounts (Appendix A, Reference years and the background model). Finally, this is an EE-MRIO analysis with bottom-up complements rather than an integrated hybrid life cycle assessment, which would require physical process data for Danish health care that do not exist at national scale. Double counting was tested term by term: medical nitrous oxide is subtracted from the DRIVHUS figure before the anaesthetic term is added, and the health industry's self-supply loop is removed from the scope partition, but 8.7 kt CO₂e of hydrofluorocarbons that Statistics Denmark books to hospitals could overlap the inhaler term, which the accounts do not allow us to test (Appendix A, Double counting). Results should therefore be read as system-level estimates with quantified parameter uncertainty; the study identifies where impacts arise and does not estimate the mitigation potential of specific interventions.</w:t>
         </w:r>
       </w:ins>
     </w:p>
@@ -12845,7 +14185,13 @@
       </w:del>
       <w:ins w:id="947" w:author="Albert Kwame Osei-Owusu" w:date="2026-09-12T09:00:00Z">
         <w:r>
-          <w:t xml:space="preserve">By expenditure category, health care services account for most of the climate footprint (56.9%); by activity group, pharmaceuticals and chemical products are the largest contributor (27.1%). Material extraction, blue water consumption, land use and waste generation are concentrated in pharmaceuticals and chemical products and in food-related activities.</w:t>
+          <w:t xml:space="preserve">By expenditure category, health care services account for most of the climate footprint (56.9%); by activity group, pharmaceuticals and chemical products are the largest contributor (27.1%)</w:t>
+        </w:r>
+        <w:r>
+          <w:t xml:space="preserve">, a share that depends on how medicines are represented.</w:t>
+        </w:r>
+        <w:r>
+          <w:t xml:space="preserve"> Material extraction, blue water consumption, land use and waste generation are concentrated in pharmaceuticals and chemical products and in food-related activities.</w:t>
         </w:r>
       </w:ins>
       <w:del w:id="948" w:author="Albert Kwame Osei-Owusu" w:date="2026-09-12T09:00:00Z">
@@ -12984,7 +14330,31 @@
       </w:del>
       <w:ins w:id="951" w:author="Albert Kwame Osei-Owusu" w:date="2026-09-12T09:00:00Z">
         <w:r>
-          <w:t xml:space="preserve">Nevertheless, the analysis remains bounded by the aggregation of pharmaceuticals within a broader chemicals sector, by the exclusion of gross fixed capital formation from the headline, and by the parameter uncertainty that the input-output data carry.</w:t>
+          <w:t xml:space="preserve">Nevertheless, the analysis remains </w:t>
+        </w:r>
+        <w:r>
+          <w:t xml:space="preserve">limited</w:t>
+        </w:r>
+        <w:r>
+          <w:t xml:space="preserve"> by the </w:t>
+        </w:r>
+        <w:r>
+          <w:t xml:space="preserve">representation</w:t>
+        </w:r>
+        <w:r>
+          <w:t xml:space="preserve"> of </w:t>
+        </w:r>
+        <w:r>
+          <w:t xml:space="preserve">medicines, which</w:t>
+        </w:r>
+        <w:r>
+          <w:t xml:space="preserve"> a broader chemicals </w:t>
+        </w:r>
+        <w:r>
+          <w:t xml:space="preserve">sector stands in for and the services purchases largely omit,</w:t>
+        </w:r>
+        <w:r>
+          <w:t xml:space="preserve"> by the exclusion of gross fixed capital formation from the headline, and by the parameter uncertainty that the input-output data carry.</w:t>
         </w:r>
       </w:ins>
     </w:p>
@@ -13011,7 +14381,19 @@
       </w:del>
       <w:ins w:id="25916" w:author="Albert Kwame Osei-Owusu" w:date="2026-09-14T09:00:00Z">
         <w:r>
-          <w:t xml:space="preserve">The findings indicate that efforts to reduce the environmental impacts of health care must extend beyond direct emissions and facility-level interventions. Where the impacts arise points to three levers. Procurement of pharmaceuticals and chemical products is the single largest lever, at 27.1% of the climate footprint and the largest contributor in four of the five categories. Employee commuting and patient and visitor travel together account for 16.6% of the climate footprint and are a part of the system a health authority can influence directly, through siting, scheduling and transport provision. Food and food services account for 10.2% of the climate footprint and 38% of land use, so procurement standards for food carry disproportionate weight in the land and water categories. Each of these is an expenditure category a purchaser can act on, which the sector-of-origin view alone does not reveal.</w:t>
+          <w:t xml:space="preserve">The findings indicate that efforts to reduce the environmental impacts of health care must extend beyond direct emissions and facility-level interventions. Where the impacts arise points to three </w:t>
+        </w:r>
+        <w:r>
+          <w:t xml:space="preserve">areas for action.</w:t>
+        </w:r>
+        <w:r>
+          <w:t xml:space="preserve"> Procurement of pharmaceuticals and chemical products is the </w:t>
+        </w:r>
+        <w:r>
+          <w:t xml:space="preserve">largest,</w:t>
+        </w:r>
+        <w:r>
+          <w:t xml:space="preserve"> at 27.1% of the climate footprint and the largest contributor in four of the five categories. Employee commuting and patient and visitor travel together account for 16.6% of the climate footprint and are a part of the system a health authority can influence directly, through siting, scheduling and transport provision. Food and food services account for 10.2% of the climate footprint and 38% of land use, so procurement standards for food carry disproportionate weight in the land and water categories. Each of these is an expenditure category a purchaser can act on, which the sector-of-origin view alone does not reveal.</w:t>
         </w:r>
       </w:ins>
     </w:p>
@@ -13044,7 +14426,35 @@
             <w:rFonts w:cs="Times New Roman"/>
             <w:szCs w:val="20"/>
           </w:rPr>
-          <w:t>Most of the environmental pressure that comes with Danish health care is created somewhere else: in the factories that make medicines and medical supplies, on the farms that grow the food served in hospitals, in the quarries that supply construction materials, and on the roads travelled by staff, patients and visitors. That has a practical consequence for a health service that wants to reduce its impact. The levers that matter most are the ones a purchaser pulls rather than the ones a facility manager pulls, and several of them are outside Denmark altogether. It also means that the climate accounts health services normally publish, which stop at the boundary of what they own and the energy they buy, describe a small corner of the problem.</w:t>
+          <w:t xml:space="preserve">Most of the environmental pressure that comes with Danish health care is created somewhere else: in the factories that make medicines and medical supplies, on the farms that grow the food served in hospitals, in the quarries that supply </w:t>
+        </w:r>
+        <w:r>
+          <w:rPr>
+            <w:rFonts w:cs="Times New Roman"/>
+            <w:szCs w:val="20"/>
+          </w:rPr>
+          <w:t xml:space="preserve">sand and clay,</w:t>
+        </w:r>
+        <w:r>
+          <w:rPr>
+            <w:rFonts w:cs="Times New Roman"/>
+            <w:szCs w:val="20"/>
+          </w:rPr>
+          <w:t xml:space="preserve"> and on the roads travelled by staff, patients and visitors. That has a practical consequence for a health service that wants to reduce its impact. </w:t>
+        </w:r>
+        <w:r>
+          <w:rPr>
+            <w:rFonts w:cs="Times New Roman"/>
+            <w:szCs w:val="20"/>
+          </w:rPr>
+          <w:t xml:space="preserve">The decisions that matter most are those of purchasers rather than of facility managers, and many of the pressures they affect arise outside Denmark.</w:t>
+        </w:r>
+        <w:r>
+          <w:rPr>
+            <w:rFonts w:cs="Times New Roman"/>
+            <w:szCs w:val="20"/>
+          </w:rPr>
+          <w:t xml:space="preserve"> It also means that the climate accounts health services normally publish, which stop at the boundary of what they own and the energy they buy, describe a small corner of the problem.</w:t>
         </w:r>
       </w:ins>
     </w:p>
@@ -13063,7 +14473,21 @@
             <w:rFonts w:cs="Times New Roman"/>
             <w:szCs w:val="20"/>
           </w:rPr>
-          <w:t xml:space="preserve">Three things would sharpen the picture. Pharmaceuticals are still represented here by a broad chemicals sector, and a pharmaceutical-specific account would settle how much of the leading contribution is really medicines. Buildings and equipment sit outside the </w:t>
+          <w:t xml:space="preserve">Three things would sharpen the picture. </w:t>
+        </w:r>
+        <w:r>
+          <w:rPr>
+            <w:rFonts w:cs="Times New Roman"/>
+            <w:szCs w:val="20"/>
+          </w:rPr>
+          <w:t xml:space="preserve">Pharmaceuticals are still represented here by a broad chemicals sector, and the medicines used in hospitals are largely missing from the services purchases; a pharmaceutical-specific account built from national purchase data would settle how much of the largest contribution is really medicines.</w:t>
+        </w:r>
+        <w:r>
+          <w:rPr>
+            <w:rFonts w:cs="Times New Roman"/>
+            <w:szCs w:val="20"/>
+          </w:rPr>
+          <w:t xml:space="preserve"> Buildings and equipment sit outside the </w:t>
         </w:r>
         <w:proofErr w:type="gramStart"/>
         <w:r>

--- a/docs/eriksen_et_al_2026/eriksen_et_al_2026_manuscript.docx
+++ b/docs/eriksen_et_al_2026/eriksen_et_al_2026_manuscript.docx
@@ -82,10 +82,37 @@
           <w:t xml:space="preserve">), 5.5% of the national footprint; 3,498 kilotonnes of material extraction (6.5%); 75 million cubic metres of blue water (5.9%); 4,118 square kilometres of land use (4.1%); and 221 kilotonnes of waste (2.1%). </w:t>
         </w:r>
         <w:r>
-          <w:t xml:space="preserve">Pharmaceuticals and chemical products were the largest contributor to the climate footprint (27.1%; 95% interval 24.2% to 29.0%), first in 96.6% of draws, although a pharmaceutical-specific intensity would roughly halve their contribution. They also contributed the most to material extraction, blue water consumption and waste generation, whereas food was the largest contributor to land use.</w:t>
-        </w:r>
-        <w:r>
-          <w:t xml:space="preserve"> Supply-chain transport contributed 13.3% of the climate footprint, against 29.7% uncorrected, because EXIOBASE allocates 74% of Danish sea-transport output to Danish intermediate use, against 6.5% in Statistics Denmark's table. Blue water consumption and land use occurred predominantly outside Denmark and Europe. Most of the interval width came from the input-output data rather than the Danish primary data. Mitigation must reach beyond health care facilities to procurement, pharmaceutical supply, </w:t>
+          <w:t xml:space="preserve">Pharmaceuticals and chemical products were the largest contributor to the climate footprint (27.1%; 95% interval 24.2% to 29.0%)</w:t>
+        </w:r>
+        <w:r>
+          <w:t xml:space="preserve"> and ranked</w:t>
+        </w:r>
+        <w:r>
+          <w:t xml:space="preserve"> first in 96.6% of draws, although a pharmaceutical-specific intensity would roughly halve their contribution. They also contributed the most to material extraction, blue water consumption and waste generation, whereas food was the largest contributor to land use.</w:t>
+        </w:r>
+        <w:r>
+          <w:t xml:space="preserve"> </w:t>
+        </w:r>
+        <w:r>
+          <w:t xml:space="preserve">Supply-chain transport contributed 13.3% of the climate footprint, compared to 29.7% before correcting EXIOBASE's allocation of 74% of Danish sea-transport output to Danish intermediate use, which Statistics Denmark puts at 6.5%.</w:t>
+        </w:r>
+        <w:r>
+          <w:t xml:space="preserve"> </w:t>
+        </w:r>
+        <w:r>
+          <w:t xml:space="preserve">Most blue</w:t>
+        </w:r>
+        <w:r>
+          <w:t xml:space="preserve"> water consumption and land use occurred </w:t>
+        </w:r>
+        <w:r>
+          <w:t xml:space="preserve">outside Denmark and Europe. </w:t>
+        </w:r>
+        <w:r>
+          <w:t xml:space="preserve">The input-output data accounted for 69.6% of the climate footprint's variance.</w:t>
+        </w:r>
+        <w:r>
+          <w:t xml:space="preserve"> Mitigation must reach beyond health care facilities to procurement, pharmaceutical supply, </w:t>
         </w:r>
         <w:del w:id="52384" w:author="Ofir Eriksen" w:date="2026-10-20T12:57:00Z">
           <w:r>
@@ -1017,7 +1044,25 @@
       </w:del>
       <w:ins w:id="4214" w:author="Albert Kwame Osei-Owusu" w:date="2026-09-14T09:00:00Z">
         <w:r>
-          <w:t xml:space="preserve">Health care protects human health while generating environmental pressures through the energy, materials, products, transport and services required to deliver care. Consumption-based assessments show that those pressures extend well beyond hospitals and clinics. Across OECD countries, health care demand accounted for an estimated 4.4% of demand-based greenhouse gas emissions in 2018, with close to four-fifths of it arising in supply chains rather than in the health sector itself </w:t>
+          <w:t xml:space="preserve">Health care protects human health while generating environmental pressures through the energy, materials, products, transport and services required to deliver care. Consumption-based assessments show that those pressures extend well beyond hospitals and clinics. Across </w:t>
+        </w:r>
+        <w:r>
+          <w:t xml:space="preserve">the countries of the Organisation for Economic Co-operation and Development (</w:t>
+        </w:r>
+        <w:r>
+          <w:t xml:space="preserve">OECD</w:t>
+        </w:r>
+        <w:r>
+          <w:t xml:space="preserve">),</w:t>
+        </w:r>
+        <w:r>
+          <w:t xml:space="preserve"> health care demand accounted for an estimated 4.4% of demand-based greenhouse gas emissions in 2018, with close to four-fifths of </w:t>
+        </w:r>
+        <w:r>
+          <w:t xml:space="preserve">those emissions</w:t>
+        </w:r>
+        <w:r>
+          <w:t xml:space="preserve"> arising in supply chains rather than in the health sector itself </w:t>
         </w:r>
       </w:ins>
       <w:ins w:id="4215" w:author="Albert Kwame Osei-Owusu" w:date="2026-09-14T09:00:00Z">
@@ -1030,7 +1075,13 @@
       </w:ins>
       <w:ins w:id="4216" w:author="Albert Kwame Osei-Owusu" w:date="2026-09-14T09:00:00Z">
         <w:r>
-          <w:t xml:space="preserve">. Globally, health care has also been linked to air pollution, reactive nitrogen and scarce water use, with a share of global pressure ranging from 1% to 5% by indicator </w:t>
+          <w:t xml:space="preserve">. Globally, health care has also been linked to air pollution, reactive nitrogen and scarce </w:t>
+        </w:r>
+        <w:r>
+          <w:t xml:space="preserve">water,</w:t>
+        </w:r>
+        <w:r>
+          <w:t xml:space="preserve"> with a share of global pressure ranging from 1% to 5% by indicator </w:t>
         </w:r>
       </w:ins>
       <w:ins w:id="4217" w:author="Albert Kwame Osei-Owusu" w:date="2026-09-14T09:00:00Z">
@@ -1660,7 +1711,10 @@
       </w:del>
       <w:ins w:id="248" w:author="Albert Kwame Osei-Owusu" w:date="2026-09-12T09:00:00Z">
         <w:r>
-          <w:t xml:space="preserve">The central accounting problem is that most of the activity required to provide care occurs in sectors and countries far from where care is consumed. Multi-regional input-output studies consistently show that health care expenditure activates upstream production networks for pharmaceuticals, medical equipment, energy, food, construction, business services and transport [2,6], and recent OECD modelling estimates that a large share of health care greenhouse gas emissions is embodied in internationally traded supply chains [1]. Tracing those connections matters because a territorial or facility-based account registers where care is delivered but misses the pressures generated elsewhere to make it possible. </w:t>
+          <w:t xml:space="preserve">The central accounting problem is that most of the activity required to provide care occurs in sectors and countries far from where care is consumed. Multi-regional input-output studies consistently show that health care expenditure activates upstream production networks for pharmaceuticals, medical equipment, energy, </w:t>
+        </w:r>
+        <w:r>
+          <w:t xml:space="preserve">construction, business services and transport [2,6], and recent OECD modelling estimates that a large share of health care greenhouse gas emissions is embodied in internationally traded supply chains [1]. Tracing those connections matters because a territorial or facility-based account registers where care is delivered but misses the pressures generated elsewhere to make it possible. </w:t>
         </w:r>
         <w:r>
           <w:t xml:space="preserve">The Earth Commission has argued that environmental sustainability must be judged against the distribution of environmental burdens as well as against biophysical limits [7]. A footprint that shows where pressures occur is a first step towards such an assessment, although it does not show who is affected by them.</w:t>
@@ -1783,7 +1837,13 @@
       </w:ins>
       <w:ins w:id="52392" w:author="Albert Kwame Osei-Owusu" w:date="2026-09-12T09:00:00Z">
         <w:r>
-          <w:t xml:space="preserve"> but integrating top-down and bottom-up evidence introduces boundary and uncertainty problems of its own [13,14]. Capital is a further consequential choice: conventional input-output accounts treat fixed capital formation as final demand rather than allocating it to the services that use it, which understates the</w:t>
+          <w:t xml:space="preserve"> but integrating top-down and bottom-up evidence introduces boundary and uncertainty problems of its own [13,14]. Capital is a further consequential </w:t>
+        </w:r>
+        <w:r>
+          <w:t xml:space="preserve">choice, because</w:t>
+        </w:r>
+        <w:r>
+          <w:t xml:space="preserve"> conventional input-output accounts treat fixed capital formation as final demand rather than allocating it to the services that use it, which understates the</w:t>
         </w:r>
         <w:r>
           <w:t xml:space="preserve"> footprint of capital-using activities [15].</w:t>
@@ -2290,31 +2350,70 @@
       </w:ins>
       <w:ins w:id="382" w:author="Albert Kwame Osei-Owusu" w:date="2026-09-12T09:00:00Z">
         <w:r>
-          <w:t xml:space="preserve">Denmark appears in international carbon comparisons, but the evidence needed to characterise its health care footprint across several pressures and supply-chain locations is still missing. Comparative EE-MRIO studies have estimated the Danish health care greenhouse gas footprint </w:t>
-        </w:r>
-        <w:r>
-          <w:t xml:space="preserve">[1,6,18], </w:t>
-        </w:r>
-        <w:r>
-          <w:t xml:space="preserve">and </w:t>
-        </w:r>
-        <w:r>
-          <w:t xml:space="preserve">the OECD estimate places 85% of</w:t>
-        </w:r>
-        <w:r>
-          <w:t xml:space="preserve"> it </w:t>
-        </w:r>
-        <w:r>
-          <w:t xml:space="preserve">in Scope 3 </w:t>
-        </w:r>
-        <w:r>
-          <w:t xml:space="preserve">[</w:t>
-        </w:r>
-        <w:r>
-          <w:t xml:space="preserve">1</w:t>
-        </w:r>
-        <w:r>
-          <w:t xml:space="preserve">]; Danish regional and WHO Europe policy documents point to procurement including pharmaceuticals, energy and transport as areas for action [19,20]; and a Danish regional inventory attributed about 80% of its 2020 emissions to purchased goods and services [21]. Health care is also a large share of economic activity in high-income countries, about 9.4% of gross domestic product in Denmark in 2024 [22]. None of this work provides a Denmark-specific national account that links detailed Danish health care demand to several environmental indicators at once and traces where the associated upstream pressures occur. This absence matters beyond coverage: evidence from other health systems shows that non-climate pressures concentrate in different supply chains and different regions from greenhouse gases [3,13], so a carbon-centred or domestically focused Danish strategy could reduce one pressure while leaving, or worsening, others.</w:t>
+          <w:t xml:space="preserve">Denmark appears in international </w:t>
+        </w:r>
+        <w:r>
+          <w:t xml:space="preserve">comparisons, but </w:t>
+        </w:r>
+        <w:r>
+          <w:t xml:space="preserve">a Denmark-specific account of</w:t>
+        </w:r>
+        <w:r>
+          <w:t xml:space="preserve"> its health care footprint across several pressures and supply-chain locations is still missing. Comparative EE-MRIO studies have estimated the Danish health care greenhouse gas </w:t>
+        </w:r>
+        <w:r>
+          <w:t xml:space="preserve">or carbon dioxide </w:t>
+        </w:r>
+        <w:r>
+          <w:t xml:space="preserve">footprint </w:t>
+        </w:r>
+        <w:r>
+          <w:t xml:space="preserve">[1,6,18</w:t>
+        </w:r>
+        <w:r>
+          <w:t xml:space="preserve">]; Danish regional and </w:t>
+        </w:r>
+        <w:r>
+          <w:t xml:space="preserve">World Health Organization (</w:t>
+        </w:r>
+        <w:r>
+          <w:t xml:space="preserve">WHO</w:t>
+        </w:r>
+        <w:r>
+          <w:t xml:space="preserve">)</w:t>
+        </w:r>
+        <w:r>
+          <w:t xml:space="preserve"> Europe policy documents point to </w:t>
+        </w:r>
+        <w:r>
+          <w:t xml:space="preserve">procurement,</w:t>
+        </w:r>
+        <w:r>
+          <w:t xml:space="preserve"> including pharmaceuticals, energy and </w:t>
+        </w:r>
+        <w:r>
+          <w:t xml:space="preserve">transport,</w:t>
+        </w:r>
+        <w:r>
+          <w:t xml:space="preserve"> as areas for action [19,20]; and a Danish regional inventory attributed about 80% of its 2020 emissions to purchased goods and services [21]. Health care </w:t>
+        </w:r>
+        <w:r>
+          <w:t xml:space="preserve">also accounts for</w:t>
+        </w:r>
+        <w:r>
+          <w:t xml:space="preserve"> a large share of economic activity in high-income countries, about 9.4% of gross domestic product in Denmark in 2024 [22]. None of this work provides a Denmark-specific national account that links detailed Danish health care demand to several environmental indicators at once and traces where the associated upstream pressures occur. This absence matters beyond </w:t>
+        </w:r>
+        <w:r>
+          <w:t xml:space="preserve">coverage, because</w:t>
+        </w:r>
+        <w:r>
+          <w:t xml:space="preserve"> evidence from other health systems shows that non-climate pressures concentrate in different supply chains and different regions from greenhouse gases [</w:t>
+        </w:r>
+        <w:r>
+          <w:t xml:space="preserve">13,16</w:t>
+        </w:r>
+        <w:r>
+          <w:t xml:space="preserve">], so a carbon-centred or domestically focused Danish strategy could reduce one pressure while leaving, or worsening, others.</w:t>
         </w:r>
       </w:ins>
     </w:p>
@@ -2614,7 +2713,19 @@
       </w:ins>
       <w:ins w:id="12875" w:author="Albert Kwame Osei-Owusu" w:date="2026-09-14T09:00:00Z">
         <w:r>
-          <w:t xml:space="preserve">Danish health care was associated with 4,267 kt CO₂e in 2022 and with between 2.1% and 6.5% of the national </w:t>
+          <w:t xml:space="preserve">Danish health care was associated with 4,267 </w:t>
+        </w:r>
+        <w:r>
+          <w:t xml:space="preserve">kilotonnes of carbon dioxide equivalent (</w:t>
+        </w:r>
+        <w:r>
+          <w:t xml:space="preserve">kt CO₂e</w:t>
+        </w:r>
+        <w:r>
+          <w:t xml:space="preserve">)</w:t>
+        </w:r>
+        <w:r>
+          <w:t xml:space="preserve"> in 2022 and with between 2.1% and 6.5% of the national </w:t>
         </w:r>
         <w:r>
           <w:t xml:space="preserve">footprints</w:t>
@@ -2623,10 +2734,28 @@
           <w:t xml:space="preserve"> across the five categories, with the dominant sources and locations differing by category. </w:t>
         </w:r>
         <w:r>
-          <w:t xml:space="preserve">Pharmaceuticals and chemical products were the largest contributor to four of the five categories and food to land use; because the model represents medicines by one aggregated sector, Chemicals n.e.c., the pharmaceutical result describes chemically intensive supply chains rather than pharmaceutical production alone.</w:t>
-        </w:r>
-        <w:r>
-          <w:t xml:space="preserve"> Most blue water consumption and land use occurred outside Denmark and Europe, whereas material extraction and waste generation were comparatively domestic. The contribution is diagnostic: a multi-impact, consumption-based and geographically explicit account of where the pressures associated with Danish health care arise, and therefore of where closer assessment and mitigation analysis would repay the effort. It does not estimate the effectiveness of particular interventions.</w:t>
+          <w:t xml:space="preserve">Pharmaceuticals and chemical products were the largest contributor to four of the five categories and food to land use; because the model represents medicines by one aggregated sector, Chemicals </w:t>
+        </w:r>
+        <w:r>
+          <w:t xml:space="preserve">not elsewhere classified (n.e.c.),</w:t>
+        </w:r>
+        <w:r>
+          <w:t xml:space="preserve"> the pharmaceutical result describes chemically intensive supply chains rather than pharmaceutical production alone.</w:t>
+        </w:r>
+        <w:r>
+          <w:t xml:space="preserve"> Most blue water consumption and land use occurred outside Denmark and Europe, whereas material extraction and waste generation were comparatively domestic. The contribution is </w:t>
+        </w:r>
+        <w:r>
+          <w:t xml:space="preserve">diagnostic. It provides</w:t>
+        </w:r>
+        <w:r>
+          <w:t xml:space="preserve"> a multi-impact, consumption-based and geographically explicit account of where the pressures associated with Danish health care arise, and therefore of where closer assessment and mitigation analysis would repay the </w:t>
+        </w:r>
+        <w:r>
+          <w:t xml:space="preserve">effort, but it</w:t>
+        </w:r>
+        <w:r>
+          <w:t xml:space="preserve"> does not estimate the effectiveness of particular interventions.</w:t>
         </w:r>
       </w:ins>
     </w:p>
@@ -3033,7 +3162,13 @@
       </w:del>
       <w:ins w:id="3180" w:author="Albert Kwame Osei-Owusu" w:date="2026-09-13T09:00:00Z">
         <w:r>
-          <w:t xml:space="preserve">We estimated the environmental footprint of Danish health care in 2022 with an EE-MRIO model supplemented by bottom-up estimates for sources that monetary accounts represent poorly. The supplement is additive: the bottom-up terms are added to the model result rather than integrated into a hybrid technology matrix. </w:t>
+          <w:t xml:space="preserve">We estimated the environmental footprint of Danish health care in 2022 with an EE-MRIO model supplemented by bottom-up estimates for sources that monetary accounts represent </w:t>
+        </w:r>
+        <w:r>
+          <w:t xml:space="preserve">poorly, which</w:t>
+        </w:r>
+        <w:r>
+          <w:t xml:space="preserve"> are added to the model result rather than integrated into a hybrid technology matrix. </w:t>
         </w:r>
       </w:ins>
       <w:ins w:id="3181" w:author="Albert Kwame Osei-Owusu" w:date="2026-09-13T09:00:00Z">
@@ -3275,7 +3410,13 @@
       </w:ins>
       <w:ins w:id="3138" w:author="Albert Kwame Osei-Owusu" w:date="2026-09-13T09:00:00Z">
         <w:r>
-          <w:t xml:space="preserve">Expenditure was taken from Statistics Denmark's input-output table for 2022, 117 industries at current basic prices </w:t>
+          <w:t xml:space="preserve">Expenditure was taken from Statistics Denmark's input-output table for 2022,</w:t>
+        </w:r>
+        <w:r>
+          <w:t xml:space="preserve"> with</w:t>
+        </w:r>
+        <w:r>
+          <w:t xml:space="preserve"> 117 industries at current basic prices </w:t>
         </w:r>
       </w:ins>
       <w:ins w:id="3139" w:author="Albert Kwame Osei-Owusu" w:date="2026-09-13T09:00:00Z">
@@ -3288,13 +3429,46 @@
       </w:ins>
       <w:ins w:id="3140" w:author="Albert Kwame Osei-Owusu" w:date="2026-09-13T09:00:00Z">
         <w:r>
-          <w:t xml:space="preserve">, by summing the individual final consumption of households, non-profit institutions serving households and general government for the purposes listed in Appendix A (Health care final demand; Fig. A.1), and converted to euros at the Danmarks Nationalbank annual average rate of </w:t>
+          <w:t xml:space="preserve">, by summing the individual final consumption of households, non-profit institutions serving households </w:t>
+        </w:r>
+        <w:r>
+          <w:t xml:space="preserve">(NPISH) </w:t>
+        </w:r>
+        <w:r>
+          <w:t xml:space="preserve">and general government for the purposes listed in Appendix A (Health care final demand; Fig. A.1)</w:t>
+        </w:r>
+        <w:r>
+          <w:t xml:space="preserve">. It was</w:t>
+        </w:r>
+        <w:r>
+          <w:t xml:space="preserve"> converted to euros at the </w:t>
+        </w:r>
+        <w:r>
+          <w:t xml:space="preserve">annual average</w:t>
+        </w:r>
+        <w:r>
+          <w:t xml:space="preserve"> exchange</w:t>
+        </w:r>
+        <w:r>
+          <w:t xml:space="preserve"> rate of </w:t>
         </w:r>
         <w:r>
           <w:t xml:space="preserve">7.44</w:t>
         </w:r>
         <w:r>
-          <w:t xml:space="preserve"> kroner per euro. Basic prices exclude VAT and other product taxes but record the distribution margin on a good as a purchase from the trade industry that earned it; in 2022 those margins were 40.5% of pharmaceutical and 54.4% of appliance expenditure. </w:t>
+          <w:t xml:space="preserve"> kroner per euro. Basic prices exclude </w:t>
+        </w:r>
+        <w:r>
+          <w:t xml:space="preserve">value added tax (</w:t>
+        </w:r>
+        <w:r>
+          <w:t xml:space="preserve">VAT</w:t>
+        </w:r>
+        <w:r>
+          <w:t xml:space="preserve">)</w:t>
+        </w:r>
+        <w:r>
+          <w:t xml:space="preserve"> and other product taxes but record the distribution margin on a good as a purchase from the trade industry that earned it; in 2022 those margins were 40.5% of pharmaceutical and 54.4% of appliance expenditure. </w:t>
         </w:r>
       </w:ins>
       <w:ins w:id="3141" w:author="Albert Kwame Osei-Owusu" w:date="2026-09-13T09:00:00Z">
@@ -3310,7 +3484,34 @@
           <w:t xml:space="preserve">The expenditure and EXIOBASE version 3.8.2 [12,27] (industry by industry, 163 industries in 49 regions) both refer to 2022 in current prices, so no deflation was </w:t>
         </w:r>
         <w:r>
-          <w:t xml:space="preserve">required, although the 2022 EXIOBASE table is itself a projection, compiled in September 2021 rather than from 2022 statistics (Appendix A, Reference years and the background model).</w:t>
+          <w:t xml:space="preserve">required. The</w:t>
+        </w:r>
+        <w:r>
+          <w:t xml:space="preserve"> 2022 EXIOBASE table </w:t>
+        </w:r>
+        <w:r>
+          <w:t xml:space="preserve">is, however,</w:t>
+        </w:r>
+        <w:r>
+          <w:t xml:space="preserve"> a </w:t>
+        </w:r>
+        <w:r>
+          <w:t xml:space="preserve">projection</w:t>
+        </w:r>
+        <w:r>
+          <w:t xml:space="preserve"> compiled in September </w:t>
+        </w:r>
+        <w:r>
+          <w:t xml:space="preserve">2021, before</w:t>
+        </w:r>
+        <w:r>
+          <w:t xml:space="preserve"> 2022 statistics</w:t>
+        </w:r>
+        <w:r>
+          <w:t xml:space="preserve"> existed</w:t>
+        </w:r>
+        <w:r>
+          <w:t xml:space="preserve"> (Appendix A, Reference years and the background model).</w:t>
         </w:r>
         <w:r>
           <w:t xml:space="preserve"> The technical coefficients, Leontief inverse </w:t>
@@ -4881,25 +5082,31 @@
       </w:ins>
       <w:ins w:id="3070" w:author="Albert Kwame Osei-Owusu" w:date="2026-09-13T09:00:00Z">
         <w:r>
-          <w:t xml:space="preserve"> the bottom-up terms. Appendix A derives these equations in full (Eqs. (A.1) to (A.8)). Two corrections precede the calculation. First, EXIOBASE allocates 74% of Danish sea-transport output to Danish intermediate use, against 6.5% in Statistics Denmark's domestic table for 2022, which loads international shipping onto every Danish purchaser; the excess was reallocated to exports </w:t>
-        </w:r>
-        <w:r>
-          <w:t xml:space="preserve">and</w:t>
-        </w:r>
-        <w:r>
-          <w:t xml:space="preserve"> the </w:t>
-        </w:r>
-        <w:r>
-          <w:t xml:space="preserve">input it replaced was credited to the buying industries' net operating surplus, so that the gross output</w:t>
-        </w:r>
-        <w:r>
-          <w:t xml:space="preserve"> of </w:t>
-        </w:r>
-        <w:r>
-          <w:t xml:space="preserve">every industry is unchanged,</w:t>
-        </w:r>
-        <w:r>
-          <w:t xml:space="preserve"> at a target share read from the Danish table for each background year (0.077 for the 2016 table, which the 2016 and 2019 runs share, and 0.065 for 2022). Read from the 2019 table, the same procedure returns 0.093, </w:t>
+          <w:t xml:space="preserve"> the bottom-up terms. Appendix A derives these equations in full (Eqs. (A.1) to (A.8)). Two corrections precede the calculation. </w:t>
+        </w:r>
+        <w:r>
+          <w:t xml:space="preserve">First, EXIOBASE allocates 74% of Danish sea-transport output to Danish intermediate use, compared to 6.5% in Statistics Denmark's domestic table for 2022, and so loads international shipping onto every Danish purchaser. We reallocated the excess to exports and credited the input it replaced to the buying industries' net operating surplus, so that the gross output of every industry is unchanged; the target share is read from the Danish table for each background year</w:t>
+        </w:r>
+        <w:r>
+          <w:t xml:space="preserve"> (</w:t>
+        </w:r>
+        <w:r>
+          <w:t xml:space="preserve">7.7%</w:t>
+        </w:r>
+        <w:r>
+          <w:t xml:space="preserve"> for the 2016 table, which the 2016 and 2019 runs share, and </w:t>
+        </w:r>
+        <w:r>
+          <w:t xml:space="preserve">6.5%</w:t>
+        </w:r>
+        <w:r>
+          <w:t xml:space="preserve"> for 2022). Read from the 2019 table, the same procedure returns </w:t>
+        </w:r>
+        <w:r>
+          <w:t xml:space="preserve">9.3%,</w:t>
+        </w:r>
+        <w:r>
+          <w:t xml:space="preserve"> </w:t>
         </w:r>
         <w:r>
           <w:t xml:space="preserve">close to</w:t>
@@ -4990,7 +5197,19 @@
       </w:ins>
       <w:ins w:id="3078" w:author="Albert Kwame Osei-Owusu" w:date="2026-09-13T09:00:00Z">
         <w:r>
-          <w:t xml:space="preserve"> for human health activities, residential care and the elder care share of social work, with medical nitrous oxide netted out; for the other three indicators it is the direct intensity of the Danish health industry in EXIOBASE scaled to </w:t>
+          <w:t xml:space="preserve"> for human health activities, residential care and the elder care share of social work, with medical nitrous oxide netted </w:t>
+        </w:r>
+        <w:r>
+          <w:t xml:space="preserve">out. For</w:t>
+        </w:r>
+        <w:r>
+          <w:t xml:space="preserve"> the other three </w:t>
+        </w:r>
+        <w:r>
+          <w:t xml:space="preserve">indicators, the operational term</w:t>
+        </w:r>
+        <w:r>
+          <w:t xml:space="preserve"> is the direct intensity of the Danish health industry in EXIOBASE scaled to </w:t>
         </w:r>
       </w:ins>
       <w:ins w:id="3079" w:author="Albert Kwame Osei-Owusu" w:date="2026-09-13T09:00:00Z">
@@ -5033,7 +5252,13 @@
           <w:t xml:space="preserve">. </w:t>
         </w:r>
         <w:r>
-          <w:t xml:space="preserve">The model term then excludes the industry's own emissions, which we checked by computing it in two independent ways that agree to eleven decimal places; the industry's purchases from itself bring back 1.8 kt CO₂e (0.04%) of its own emissions, which the headline keeps and the scope partition removes (Appendix A, Eq. (A.6) and Double counting).</w:t>
+          <w:t xml:space="preserve">The model term then excludes the industry's own emissions, which we checked by computing it in two independent ways that agree to eleven decimal </w:t>
+        </w:r>
+        <w:r>
+          <w:t xml:space="preserve">places. The</w:t>
+        </w:r>
+        <w:r>
+          <w:t xml:space="preserve"> industry's purchases from itself bring back 1.8 kt CO₂e (0.04%) of its own emissions, which the headline keeps and the scope partition removes (Appendix A, Eq. (A.6) and Double counting).</w:t>
         </w:r>
       </w:ins>
     </w:p>
@@ -5215,7 +5440,13 @@
       </w:del>
       <w:ins w:id="13876" w:author="Albert Kwame Osei-Owusu" w:date="2026-09-14T09:00:00Z">
         <w:r>
-          <w:t xml:space="preserve">Four sources outside the monetary demand vector were added. Medical nitrous oxide was taken from Denmark's National Inventory Document, category 2.G.3.a, which estimates 38 tonnes per year from average sales in 2005 to </w:t>
+          <w:t xml:space="preserve">Four sources outside the monetary demand vector were </w:t>
+        </w:r>
+        <w:r>
+          <w:t xml:space="preserve">added: anaesthetic gases, inhaler propellants, employee commuting, and patient and visitor travel.</w:t>
+        </w:r>
+        <w:r>
+          <w:t xml:space="preserve"> Medical nitrous oxide was taken from Denmark's National Inventory Document, category 2.G.3.a, which estimates 38 tonnes per year from average sales in 2005 to </w:t>
         </w:r>
         <w:r>
           <w:t xml:space="preserve">2012 for hospitals, dentists</w:t>
@@ -5247,12 +5478,66 @@
           <w:rPr>
             <w:highlight w:val="yellow"/>
           </w:rPr>
-          <w:t xml:space="preserve">; because the inventory does not separate these users, the term, 10.4 kt CO₂e or 0.24% of the climate footprint, is an upper bound for health care.</w:t>
+          <w:t xml:space="preserve">. Because</w:t>
+        </w:r>
+        <w:r>
+          <w:rPr>
+            <w:highlight w:val="yellow"/>
+          </w:rPr>
+          <w:t xml:space="preserve"> the inventory does not separate these users, the </w:t>
+        </w:r>
+        <w:r>
+          <w:rPr>
+            <w:highlight w:val="yellow"/>
+          </w:rPr>
+          <w:t xml:space="preserve">term (</w:t>
+        </w:r>
+        <w:r>
+          <w:rPr>
+            <w:highlight w:val="yellow"/>
+          </w:rPr>
+          <w:t xml:space="preserve">10.4 kt </w:t>
+        </w:r>
+        <w:r>
+          <w:rPr>
+            <w:highlight w:val="yellow"/>
+          </w:rPr>
+          <w:t xml:space="preserve">CO₂e,</w:t>
+        </w:r>
+        <w:r>
+          <w:rPr>
+            <w:highlight w:val="yellow"/>
+          </w:rPr>
+          <w:t xml:space="preserve"> 0.24% of the climate </w:t>
+        </w:r>
+        <w:r>
+          <w:rPr>
+            <w:highlight w:val="yellow"/>
+          </w:rPr>
+          <w:t xml:space="preserve">footprint)</w:t>
+        </w:r>
+        <w:r>
+          <w:rPr>
+            <w:highlight w:val="yellow"/>
+          </w:rPr>
+          <w:t xml:space="preserve"> is an upper bound for health care.</w:t>
         </w:r>
       </w:ins>
       <w:ins w:id="13878" w:author="Albert Kwame Osei-Owusu" w:date="2026-09-14T09:00:00Z">
         <w:r>
-          <w:t xml:space="preserve"> Volatile anaesthetics were derived from sales of ATC group N01AB in the Register of Medicinal Product Statistics of the Danish Health Data Authority </w:t>
+          <w:t xml:space="preserve"> Volatile anaesthetics were derived from sales of </w:t>
+        </w:r>
+        <w:r>
+          <w:t xml:space="preserve">Anatomical Therapeutic Chemical (</w:t>
+        </w:r>
+        <w:r>
+          <w:t xml:space="preserve">ATC</w:t>
+        </w:r>
+        <w:r>
+          <w:t xml:space="preserve">)</w:t>
+        </w:r>
+        <w:r>
+          <w:t xml:space="preserve"> group N01AB in the Register of Medicinal Product Statistics of the Danish Health Data Authority </w:t>
         </w:r>
       </w:ins>
       <w:ins w:id="13879" w:author="Albert Kwame Osei-Owusu" w:date="2026-09-14T09:00:00Z">
@@ -5291,7 +5576,19 @@
       </w:ins>
       <w:ins w:id="13884" w:author="Albert Kwame Osei-Owusu" w:date="2026-09-14T09:00:00Z">
         <w:r>
-          <w:t xml:space="preserve">. Inhaler propellant emissions were taken from the Danish Environmental Protection Agency's F-gas inventory </w:t>
+          <w:t xml:space="preserve">. Inhaler propellant emissions were taken from the Danish Environmental Protection Agency's </w:t>
+        </w:r>
+        <w:r>
+          <w:t xml:space="preserve">fluorinated gas (</w:t>
+        </w:r>
+        <w:r>
+          <w:t xml:space="preserve">F-gas</w:t>
+        </w:r>
+        <w:r>
+          <w:t xml:space="preserve">)</w:t>
+        </w:r>
+        <w:r>
+          <w:t xml:space="preserve"> inventory </w:t>
         </w:r>
       </w:ins>
       <w:ins w:id="13885" w:author="Albert Kwame Osei-Owusu" w:date="2026-09-14T09:00:00Z">
@@ -5304,69 +5601,88 @@
       </w:ins>
       <w:ins w:id="13886" w:author="Albert Kwame Osei-Owusu" w:date="2026-09-14T09:00:00Z">
         <w:r>
-          <w:t xml:space="preserve">. All gases were characterised on IPCC AR6 GWP100 values </w:t>
-        </w:r>
-      </w:ins>
-      <w:ins w:id="13887" w:author="Albert Kwame Osei-Owusu" w:date="2026-09-14T09:00:00Z">
+          <w:t xml:space="preserve">. </w:t>
+        </w:r>
+        <w:r>
+          <w:t xml:space="preserve">All gases were characterised on the 100-year global warming potentials (GWP100) of the Sixth Assessment Report (AR6) of the Intergovernmental Panel on Climate Change (IPCC) [35,36], with the inhaler emissions restated from the values of the Fourth Assessment Report (AR4) that the inventory uses.</w:t>
+        </w:r>
+      </w:ins>
+      <w:ins w:id="13888" w:author="Albert Kwame Osei-Owusu" w:date="2026-09-14T09:00:00Z">
+        <w:r>
+          <w:t xml:space="preserve"> </w:t>
+        </w:r>
+      </w:ins>
+    </w:p>
+    <w:p>
+      <w:pPr>
+        <w:spacing w:after="160"/>
+      </w:pPr>
+      <w:ins w:id="52396" w:author="Albert Kwame Osei-Owusu" w:date="2026-09-14T09:00:00Z">
+        <w:r>
+          <w:t xml:space="preserve">Both travel terms were built from the Danish National Travel Survey </w:t>
+        </w:r>
+      </w:ins>
+      <w:ins w:id="13889" w:author="Albert Kwame Osei-Owusu" w:date="2026-09-14T09:00:00Z">
         <w:r>
           <w:rPr>
             <w:highlight w:val="yellow"/>
           </w:rPr>
-          <w:t xml:space="preserve">[35,36]</w:t>
-        </w:r>
-      </w:ins>
-      <w:ins w:id="13888" w:author="Albert Kwame Osei-Owusu" w:date="2026-09-14T09:00:00Z">
-        <w:r>
-          <w:t xml:space="preserve">, with the inhaler emissions restated from the inventory's AR4 values. </w:t>
-        </w:r>
-      </w:ins>
-    </w:p>
-    <w:p>
-      <w:pPr>
-        <w:spacing w:after="160"/>
-      </w:pPr>
-      <w:ins w:id="52396" w:author="Albert Kwame Osei-Owusu" w:date="2026-09-14T09:00:00Z">
-        <w:r>
-          <w:t xml:space="preserve">Both travel terms were built from the Danish National Travel Survey </w:t>
-        </w:r>
-      </w:ins>
-      <w:ins w:id="13889" w:author="Albert Kwame Osei-Owusu" w:date="2026-09-14T09:00:00Z">
+          <w:t xml:space="preserve">[37]</w:t>
+        </w:r>
+      </w:ins>
+      <w:ins w:id="13890" w:author="Albert Kwame Osei-Owusu" w:date="2026-09-14T09:00:00Z">
+        <w:r>
+          <w:t xml:space="preserve"> and valued at the life-cycle emission intensity per person-kilometre of the Dutch inventory </w:t>
+        </w:r>
+      </w:ins>
+      <w:ins w:id="13891" w:author="Albert Kwame Osei-Owusu" w:date="2026-09-14T09:00:00Z">
         <w:r>
           <w:rPr>
             <w:highlight w:val="yellow"/>
           </w:rPr>
-          <w:t xml:space="preserve">[37]</w:t>
-        </w:r>
-      </w:ins>
-      <w:ins w:id="13890" w:author="Albert Kwame Osei-Owusu" w:date="2026-09-14T09:00:00Z">
-        <w:r>
-          <w:t xml:space="preserve"> and valued at the life-cycle emission intensity per person-kilometre of the Dutch inventory </w:t>
-        </w:r>
-      </w:ins>
-      <w:ins w:id="13891" w:author="Albert Kwame Osei-Owusu" w:date="2026-09-14T09:00:00Z">
+          <w:t xml:space="preserve">[13]</w:t>
+        </w:r>
+      </w:ins>
+      <w:ins w:id="13892" w:author="Albert Kwame Osei-Owusu" w:date="2026-09-14T09:00:00Z">
+        <w:r>
+          <w:t xml:space="preserve">. Employee commuting uses the survey's travel to the workplace, 9.3 km per person per day in 2022, allocated to health care by its share of hours worked in the national accounts </w:t>
+        </w:r>
+      </w:ins>
+      <w:ins w:id="13893" w:author="Albert Kwame Osei-Owusu" w:date="2026-09-14T09:00:00Z">
         <w:r>
           <w:rPr>
             <w:highlight w:val="yellow"/>
           </w:rPr>
-          <w:t xml:space="preserve">[13]</w:t>
-        </w:r>
-      </w:ins>
-      <w:ins w:id="13892" w:author="Albert Kwame Osei-Owusu" w:date="2026-09-14T09:00:00Z">
-        <w:r>
-          <w:t xml:space="preserve">. Employee commuting uses the survey's travel to the workplace, 9.3 km per person per day in 2022, allocated to health care by its share of hours worked in the national accounts </w:t>
-        </w:r>
-      </w:ins>
-      <w:ins w:id="13893" w:author="Albert Kwame Osei-Owusu" w:date="2026-09-14T09:00:00Z">
+          <w:t xml:space="preserve">[38]</w:t>
+        </w:r>
         <w:r>
           <w:rPr>
             <w:highlight w:val="yellow"/>
           </w:rPr>
-          <w:t xml:space="preserve">[38]</w:t>
+          <w:t xml:space="preserve">. Patient</w:t>
         </w:r>
       </w:ins>
       <w:ins w:id="13894" w:author="Albert Kwame Osei-Owusu" w:date="2026-09-14T09:00:00Z">
         <w:r>
-          <w:t xml:space="preserve">; patient and visitor travel uses the survey's trips for health and social purposes, 0.8 km per person per day, with visitor travel added at the ratio of visitor to patient travel in NHS England </w:t>
+          <w:t xml:space="preserve"> and visitor travel uses the survey's trips for health and social purposes, 0.8 km per person per day, with visitor travel added at the ratio of visitor to patient travel </w:t>
+        </w:r>
+        <w:r>
+          <w:t xml:space="preserve">of the National Health Service </w:t>
+        </w:r>
+        <w:r>
+          <w:t xml:space="preserve">in </w:t>
+        </w:r>
+        <w:r>
+          <w:t xml:space="preserve">England (</w:t>
+        </w:r>
+        <w:r>
+          <w:t xml:space="preserve">NHS England</w:t>
+        </w:r>
+        <w:r>
+          <w:t xml:space="preserve">)</w:t>
+        </w:r>
+        <w:r>
+          <w:t xml:space="preserve"> </w:t>
         </w:r>
       </w:ins>
       <w:ins w:id="13895" w:author="Albert Kwame Osei-Owusu" w:date="2026-09-14T09:00:00Z">
@@ -5392,7 +5708,13 @@
       </w:ins>
       <w:ins w:id="13898" w:author="Albert Kwame Osei-Owusu" w:date="2026-09-14T09:00:00Z">
         <w:r>
-          <w:t xml:space="preserve"> may not satisfy. The travel terms cover every indicator except waste generation, for which the Dutch inventory records no value; the gas terms cover climate change only (Appendix A, Bottom-up terms, Eqs. (A.9) to (A.13)).</w:t>
+          <w:t xml:space="preserve"> may not satisfy. The travel terms cover every indicator except waste generation, for which the Dutch inventory records </w:t>
+        </w:r>
+        <w:r>
+          <w:t xml:space="preserve">zero</w:t>
+        </w:r>
+        <w:r>
+          <w:t xml:space="preserve">; the gas terms cover climate change only (Appendix A, Bottom-up terms, Eqs. (A.9) to (A.13)).</w:t>
         </w:r>
       </w:ins>
     </w:p>
@@ -5861,20 +6183,15 @@
       </w:ins>
       <w:ins w:id="2937" w:author="Albert Kwame Osei-Owusu" w:date="2026-09-13T09:00:00Z">
         <w:r>
-          <w:t xml:space="preserve">Parameter uncertainty was propagated by Monte Carlo simulation with 100,000 draws. Reported 95% uncertainty intervals run from the 2.5th to the 97.5th percentile of the simulated values. Each uncertain input carries a lognormal multiplier with a median of one, whose geometric standard deviation reflects the kind of source: the input-output coefficients take the relative standard deviation of 8.35% published for the Danish health care footprint </w:t>
-        </w:r>
-      </w:ins>
-      <w:ins w:id="2938" w:author="Albert Kwame Osei-Owusu" w:date="2026-09-13T09:00:00Z">
-        <w:r>
-          <w:rPr>
-            <w:highlight w:val="yellow"/>
-          </w:rPr>
-          <w:t xml:space="preserve">[2]</w:t>
+          <w:t xml:space="preserve">Parameter uncertainty was propagated by Monte Carlo simulation with 100,000 draws. Reported 95% uncertainty intervals run from the 2.5th to the 97.5th percentile of the simulated values. Each uncertain input carries a lognormal multiplier with a median of one, </w:t>
+        </w:r>
+        <w:r>
+          <w:t xml:space="preserve">whose geometric standard deviation we set by judgement according to the kind of source. The input-output coefficients take the relative standard deviation of 8.35% published for the Danish health care carbon footprint [2], which we apply to all five categories; national accounts</w:t>
         </w:r>
       </w:ins>
       <w:ins w:id="2939" w:author="Albert Kwame Osei-Owusu" w:date="2026-09-13T09:00:00Z">
         <w:r>
-          <w:t xml:space="preserve">, national accounts are treated as tighter than transferred estimates, and commuting and patient and visitor travel, which rest on the same travel survey, are correlated at 0.8. </w:t>
+          <w:t xml:space="preserve"> are treated as tighter than transferred estimates, and commuting and patient and visitor travel, which rest on the same travel survey, are correlated at 0.8. </w:t>
         </w:r>
         <w:r>
           <w:t xml:space="preserve">Because the model is additive in these multipliers, the variance of the total divides exactly into one share per input (Appendix A, Eqs. (A.14) and (A.15)), with the covariance of the two correlated travel terms reported as a share of its own; for the four independent inputs these shares are first-order Sobol indices [41].</w:t>
@@ -5882,13 +6199,10 @@
       </w:ins>
       <w:ins w:id="2941" w:author="Albert Kwame Osei-Owusu" w:date="2026-09-13T09:00:00Z">
         <w:r>
-          <w:t xml:space="preserve"> Modelling decisions rather than measurement errors (the pharmaceutical mapping,</w:t>
-        </w:r>
-        <w:r>
-          <w:t xml:space="preserve"> the composition of the services purchases,</w:t>
-        </w:r>
-        <w:r>
-          <w:t xml:space="preserve"> the sea-transport target share, capital treatment and the GWP revision) are reported as sensitivity cases alongside the interval (Appendix A, Sensitivity).</w:t>
+          <w:t xml:space="preserve"> Modelling decisions rather than measurement errors </w:t>
+        </w:r>
+        <w:r>
+          <w:t xml:space="preserve">(the pharmaceutical mapping, the composition of the services purchases, the valuation of distribution margins, the sea-transport target share, the health care boundary, capital treatment and the GWP revision) are reported as sensitivity cases alongside the interval (Appendix A, Sensitivity; each case in Table A.6).</w:t>
         </w:r>
       </w:ins>
     </w:p>
@@ -6069,7 +6383,13 @@
       </w:del>
       <w:ins w:id="2927" w:author="Albert Kwame Osei-Owusu" w:date="2026-09-13T09:00:00Z">
         <w:r>
-          <w:t xml:space="preserve">Climate change is expressed in kt CO₂e on IPCC AR6 GWP100 </w:t>
+          <w:t xml:space="preserve">Climate change is expressed in kt CO₂e on </w:t>
+        </w:r>
+        <w:r>
+          <w:t xml:space="preserve">AR6 GWP100 </w:t>
+        </w:r>
+        <w:r>
+          <w:t xml:space="preserve">values </w:t>
         </w:r>
       </w:ins>
       <w:ins w:id="2928" w:author="Albert Kwame Osei-Owusu" w:date="2026-09-13T09:00:00Z">
@@ -6079,10 +6399,16 @@
           </w:rPr>
           <w:t xml:space="preserve">[35,36]</w:t>
         </w:r>
+        <w:r>
+          <w:rPr>
+            <w:highlight w:val="yellow"/>
+          </w:rPr>
+          <w:t xml:space="preserve">. For the input-output component, these were</w:t>
+        </w:r>
       </w:ins>
       <w:ins w:id="2929" w:author="Albert Kwame Osei-Owusu" w:date="2026-09-13T09:00:00Z">
         <w:r>
-          <w:t xml:space="preserve">, restated for carbon dioxide, methane, nitrous oxide and sulphur hexafluoride from the </w:t>
+          <w:t xml:space="preserve"> restated for carbon dioxide, methane, nitrous oxide and sulphur hexafluoride from the </w:t>
         </w:r>
         <w:r>
           <w:t xml:space="preserve">factors of the EXIOBASE characterisation workbook </w:t>
@@ -6104,7 +6430,19 @@
       </w:ins>
       <w:ins w:id="2931" w:author="Albert Kwame Osei-Owusu" w:date="2026-09-13T09:00:00Z">
         <w:r>
-          <w:t xml:space="preserve">; hydrofluorocarbons and perfluorocarbons are supplied pre-aggregated in CO₂e and could not be restated. Material extraction (used domestic extraction, kt), blue water consumption (Mm³) and land use (km²) are unweighted totals of the EXIOBASE satellite accounts, not characterised midpoints. Waste generation (kt) sums the waste fractions of the EXIOBASE hybrid extension for 2011 </w:t>
+          <w:t xml:space="preserve">; hydrofluorocarbons and perfluorocarbons are supplied pre-aggregated in CO₂e and could not be restated. </w:t>
+        </w:r>
+        <w:r>
+          <w:t xml:space="preserve">The operational term keeps the values of the Fifth Assessment Report (AR5) used in Statistics Denmark's accounts, and the travel terms keep the characterisation of the Dutch inventory from which they are scaled. </w:t>
+        </w:r>
+        <w:r>
+          <w:t xml:space="preserve">Material extraction (used domestic extraction, kt), blue water consumption (</w:t>
+        </w:r>
+        <w:r>
+          <w:t xml:space="preserve">million cubic metres, </w:t>
+        </w:r>
+        <w:r>
+          <w:t xml:space="preserve">Mm³) and land use (km²) are unweighted totals of the EXIOBASE satellite accounts, not characterised midpoints. Waste generation (kt) sums the waste fractions of the EXIOBASE hybrid extension for 2011 </w:t>
         </w:r>
       </w:ins>
       <w:ins w:id="2932" w:author="Albert Kwame Osei-Owusu" w:date="2026-09-13T09:00:00Z">
@@ -6117,10 +6455,19 @@
       </w:ins>
       <w:ins w:id="2933" w:author="Albert Kwame Osei-Owusu" w:date="2026-09-13T09:00:00Z">
         <w:r>
-          <w:t xml:space="preserve"> over 2022 output, excluding manure, sewage and mining residues, which are not waste in Danish or EU waste statistics. Data, code and software versions are listed in Appendix A (Data, code and software), and the effect of restating the input-output component on AR6 is reported in Appendix A (The global-warming-potential revision).</w:t>
-        </w:r>
-        <w:r>
-          <w:t xml:space="preserve"> The operational term keeps the AR5 values of Statistics Denmark's accounts, and the travel terms keep the characterisation of the Dutch inventory from which they are scaled.</w:t>
+          <w:t xml:space="preserve"> over 2022 output, excluding manure, sewage and mining residues, which are not waste in Danish or </w:t>
+        </w:r>
+        <w:r>
+          <w:t xml:space="preserve">European Union (</w:t>
+        </w:r>
+        <w:r>
+          <w:t xml:space="preserve">EU</w:t>
+        </w:r>
+        <w:r>
+          <w:t xml:space="preserve">)</w:t>
+        </w:r>
+        <w:r>
+          <w:t xml:space="preserve"> waste statistics. Data, code and software versions are listed in Appendix A (Data, code and software), and the effect of restating the input-output component on AR6 is reported in Appendix A (The global-warming-potential revision).</w:t>
         </w:r>
       </w:ins>
     </w:p>
@@ -6153,7 +6500,13 @@
           <w:t xml:space="preserve">divide the same</w:t>
         </w:r>
         <w:r>
-          <w:t xml:space="preserve"> total: for an indicator with direct intensities </w:t>
+          <w:t xml:space="preserve"> </w:t>
+        </w:r>
+        <w:r>
+          <w:t xml:space="preserve">total. For</w:t>
+        </w:r>
+        <w:r>
+          <w:t xml:space="preserve"> an indicator with direct intensities </w:t>
         </w:r>
       </w:ins>
       <w:ins w:id="2277" w:author="Albert Kwame Osei-Owusu" w:date="2026-09-13T09:00:00Z">
@@ -6449,10 +6802,16 @@
           </w:rPr>
           <w:t xml:space="preserve">[45]</w:t>
         </w:r>
+        <w:r>
+          <w:rPr>
+            <w:highlight w:val="yellow"/>
+          </w:rPr>
+          <w:t xml:space="preserve">.</w:t>
+        </w:r>
       </w:ins>
       <w:ins w:id="2290" w:author="Albert Kwame Osei-Owusu" w:date="2026-09-13T09:00:00Z">
         <w:r>
-          <w:t xml:space="preserve">: Scope 1 is the DRIVHUS term plus anaesthetic gases; Scope 2 the emissions from generating the electricity and heat the health sector buys, traced through transmission and distribution within the energy block (Appendix A, Eq. (A.16)); and Scope 3 the remainder, including inhaler propellants and commuting. Patient and visitor travel is reported outside the protocol's boundary, as in NHS England </w:t>
+          <w:t xml:space="preserve"> Scope 1 is the DRIVHUS term plus anaesthetic gases; Scope 2 the emissions from generating the electricity and heat the health sector buys, traced through transmission and distribution within the energy block (Appendix A, Eq. (A.16)); and Scope 3 the remainder, including inhaler propellants and commuting. Patient and visitor travel is reported outside the protocol's boundary, as in NHS England </w:t>
         </w:r>
       </w:ins>
       <w:ins w:id="2291" w:author="Albert Kwame Osei-Owusu" w:date="2026-09-13T09:00:00Z">
@@ -6505,7 +6864,13 @@
       </w:ins>
       <w:ins w:id="2294" w:author="Albert Kwame Osei-Owusu" w:date="2026-09-13T09:00:00Z">
         <w:r>
-          <w:t xml:space="preserve"> is built from the Danish accounts rather than carved out of EXIOBASE's Danish final demand, the share compares two estimates on one model rather than partitioning one total. The national totals are given in Appendix A (Eq. (A.8), Table A.4) and compared with published Danish footprints in Appendix A (Validation against published Danish footprints, Fig. A.11).</w:t>
+          <w:t xml:space="preserve"> is built from the Danish accounts rather than carved out of EXIOBASE's Danish final demand, the share compares two estimates on one model rather than partitioning one total. The national totals are given in Appendix A (Eq. (A.8), Table A.4) and compared with published Danish footprints in Appendix A (Validation against published Danish </w:t>
+        </w:r>
+        <w:r>
+          <w:t xml:space="preserve">footprints</w:t>
+        </w:r>
+        <w:r>
+          <w:t xml:space="preserve">).</w:t>
         </w:r>
       </w:ins>
     </w:p>
@@ -6527,7 +6892,25 @@
           <w:t xml:space="preserve"> 18,646 million euros in 2019, 48% of the 39,059 million reported in the Danish national accounts, whereas the two agree within about 3% in 2016 and 2022 (Appendix A, Reference years and the background model). </w:t>
         </w:r>
         <w:r>
-          <w:t xml:space="preserve">Three capital variants, one with capital endogenised on the matrices of Södersten and colleagues [15], estimate what the capital exclusion leaves out (Appendix A, Gross fixed capital formation, Eq. (A.18)), and a test that re-weights the services purchases to the input mix of the Danish health industries in Statistics Denmark's table estimates what EXIOBASE's purchase column leaves out (Appendix A, Sensitivity).</w:t>
+          <w:t xml:space="preserve">Three capital variants, one with capital endogenised on the </w:t>
+        </w:r>
+        <w:r>
+          <w:t xml:space="preserve">capital use </w:t>
+        </w:r>
+        <w:r>
+          <w:t xml:space="preserve">matrices</w:t>
+        </w:r>
+        <w:r>
+          <w:t xml:space="preserve"> of Wood and Södersten [46], built by the method</w:t>
+        </w:r>
+        <w:r>
+          <w:t xml:space="preserve"> of Södersten and colleagues [15], estimate what the capital exclusion leaves out (Appendix A, Gross fixed capital formation, Eq. (A.18))</w:t>
+        </w:r>
+        <w:r>
+          <w:t xml:space="preserve">. A</w:t>
+        </w:r>
+        <w:r>
+          <w:t xml:space="preserve"> test that re-weights the services purchases to the input mix of the Danish health industries in Statistics Denmark's table estimates what EXIOBASE's purchase column leaves out (Appendix A, Sensitivity).</w:t>
         </w:r>
       </w:ins>
     </w:p>
@@ -7070,7 +7453,13 @@
             </w:pPr>
             <w:ins w:id="52483" w:author="Albert Kwame Osei-Owusu" w:date="2026-10-21T20:00:00Z">
               <w:r>
-                <w:t xml:space="preserve">The health industries' own emissions and waste, including the elder care share (0.31) of social work; medical nitrous oxide is netted out.</w:t>
+                <w:t xml:space="preserve">The health industries' own emissions and waste, including the elder care share (</w:t>
+              </w:r>
+              <w:r>
+                <w:t xml:space="preserve">31%</w:t>
+              </w:r>
+              <w:r>
+                <w:t xml:space="preserve">) of social work; medical nitrous oxide is netted out.</w:t>
               </w:r>
             </w:ins>
           </w:p>
@@ -7430,7 +7819,13 @@
             </w:pPr>
             <w:ins w:id="52525" w:author="Albert Kwame Osei-Owusu" w:date="2026-10-21T20:00:00Z">
               <w:r>
-                <w:t xml:space="preserve">The input-output component carries one shared error of 8.35%, the published figure for Denmark; the two travel terms are correlated (0.8).</w:t>
+                <w:t xml:space="preserve">The input-output component carries one shared error of 8.35%, the published figure for </w:t>
+              </w:r>
+              <w:r>
+                <w:t xml:space="preserve">the Danish health care carbon footprint, in all five categories</w:t>
+              </w:r>
+              <w:r>
+                <w:t xml:space="preserve">; the two travel terms are correlated (0.8).</w:t>
               </w:r>
             </w:ins>
           </w:p>
@@ -7472,7 +7867,13 @@
             </w:pPr>
             <w:ins w:id="52530" w:author="Albert Kwame Osei-Owusu" w:date="2026-10-21T20:00:00Z">
               <w:r>
-                <w:t xml:space="preserve">Excluded; Södersten and colleagues [15] for one of the variants</w:t>
+                <w:t xml:space="preserve">Excluded; Södersten and colleagues [15] </w:t>
+              </w:r>
+              <w:r>
+                <w:t xml:space="preserve">and Wood and Södersten [46] </w:t>
+              </w:r>
+              <w:r>
+                <w:t xml:space="preserve">for one of the variants</w:t>
               </w:r>
             </w:ins>
           </w:p>
@@ -7506,7 +7907,10 @@
       </w:pPr>
       <w:ins w:id="52534" w:author="Albert Kwame Osei-Owusu" w:date="2026-10-21T20:00:00Z">
         <w:r>
-          <w:t xml:space="preserve">n.e.c., not elsewhere classified; NPISH, non-profit institutions serving households; F-gas, fluorinated gas; DRIVHUS and AFFALD01, Statistics Denmark's emission and waste accounts by industry; EPA, Environmental Protection Agency; IPCC, Intergovernmental Panel on Climate Change; GWP100, 100-year global warming potential; AR5 and AR6, the Fifth and Sixth Assessment Reports.</w:t>
+          <w:t xml:space="preserve">n.e.c., not elsewhere classified; NPISH, non-profit institutions serving households; F-gas, fluorinated gas; DRIVHUS and AFFALD01, Statistics Denmark's emission and waste accounts by industry; EPA, Environmental Protection Agency; IPCC, Intergovernmental Panel on Climate Change; GWP100, 100-year global warming potential; AR5 and AR6, the Fifth and Sixth Assessment </w:t>
+        </w:r>
+        <w:r>
+          <w:t xml:space="preserve">Reports; NHS, National Health Service.</w:t>
         </w:r>
       </w:ins>
     </w:p>
@@ -7805,7 +8209,28 @@
           <w:t xml:space="preserve">national climate footprint</w:t>
         </w:r>
         <w:r>
-          <w:t xml:space="preserve"> and 0.73 t CO₂e per person per year. Material extraction amounted to 3,498 kt (6.5%), blue water consumption to 75 Mm³ (75 million cubic metres; 5.9%), land use to 4,118 km² (4.1%) and waste generation to 221 kt (2.1% of total Danish waste). Of the 4,265 kt CO₂e covered by the GHG Protocol partition, 89.0% arose upstream in Scope 3, which includes employee commuting and inhaler propellants, and 11.0% in the sector's own operations, its purchased energy and patient and visitor travel.</w:t>
+          <w:t xml:space="preserve"> and 0.73 t CO₂e per person per year. </w:t>
+        </w:r>
+        <w:r>
+          <w:t xml:space="preserve">Material extraction amounted to 3,498 kt (95% interval 2,974 to 4,119 kt; 6.5% of the national footprint), blue water consumption to 75 </w:t>
+        </w:r>
+        <w:r>
+          <w:t xml:space="preserve">Mm³</w:t>
+        </w:r>
+        <w:r>
+          <w:t xml:space="preserve"> (</w:t>
+        </w:r>
+        <w:r>
+          <w:t xml:space="preserve">64</w:t>
+        </w:r>
+        <w:r>
+          <w:t xml:space="preserve"> to </w:t>
+        </w:r>
+        <w:r>
+          <w:t xml:space="preserve">88</w:t>
+        </w:r>
+        <w:r>
+          <w:t xml:space="preserve"> Mm³; 5.9%), land use to 4,118 km² (3,495 to 4,852 km²; 4.1%) and waste generation to 221 kt (193 to 254 kt; 2.1%).</w:t>
         </w:r>
       </w:ins>
     </w:p>
@@ -8703,8 +9128,18 @@
               <w:pStyle w:val="TableText"/>
               <w:ind w:left="170"/>
             </w:pPr>
+            <w:del w:id="52545" w:author="Albert Kwame Osei-Owusu" w:date="2026-10-21T20:00:00Z">
+              <w:r>
+                <w:delText xml:space="preserve">chemical</w:delText>
+              </w:r>
+            </w:del>
+            <w:ins w:id="52546" w:author="Albert Kwame Osei-Owusu" w:date="2026-10-21T20:00:00Z">
+              <w:r>
+                <w:t xml:space="preserve">other medical</w:t>
+              </w:r>
+            </w:ins>
             <w:r>
-              <w:t>chemical products</w:t>
+              <w:t xml:space="preserve"> products</w:t>
             </w:r>
           </w:p>
         </w:tc>
@@ -9969,7 +10404,19 @@
       </w:pPr>
       <w:ins w:id="51327" w:author="Albert Kwame Osei-Owusu" w:date="2026-09-14T16:00:00Z">
         <w:r>
-          <w:t xml:space="preserve">Top-down EE-MRIO estimates (EXIOBASE version 3.8.2) are combined with bottom-up contributions for anaesthetic gases, pressurised metered-dose inhalers and private travel (employee commuting and patient and visitor travel). Percentages are shares of the health care total in each column; – not applicable. Values are rounded independently, so rows and columns may not sum exactly.</w:t>
+          <w:t xml:space="preserve">Top-down </w:t>
+        </w:r>
+        <w:r>
+          <w:t xml:space="preserve">environmentally extended multi-regional input-output (</w:t>
+        </w:r>
+        <w:r>
+          <w:t xml:space="preserve">EE-MRIO</w:t>
+        </w:r>
+        <w:r>
+          <w:t xml:space="preserve">)</w:t>
+        </w:r>
+        <w:r>
+          <w:t xml:space="preserve"> estimates (EXIOBASE version 3.8.2) are combined with bottom-up contributions for anaesthetic gases, pressurised metered-dose inhalers and private travel (employee commuting and patient and visitor travel). Percentages are shares of the health care total in each column; – not applicable. Values are rounded independently, so rows and columns may not sum exactly.</w:t>
         </w:r>
       </w:ins>
     </w:p>
@@ -10389,7 +10836,23 @@
         </w:r>
         <w:r>
           <w:rPr/>
-          <w:t xml:space="preserve">The supply chains of commuting and patient and visitor travel (fuel supply and vehicle manufacture), which the per-kilometre inventory quantifies without a country of production (6.7% of the climate footprint), are not assigned to a region; the vehicles' own emissions (9.8%) occur in Denmark and are shown.</w:t>
+          <w:t xml:space="preserve">The supply chains of commuting and patient and visitor travel (</w:t>
+        </w:r>
+        <w:r>
+          <w:rPr/>
+          <w:t xml:space="preserve">production</w:t>
+        </w:r>
+        <w:r>
+          <w:rPr/>
+          <w:t xml:space="preserve"> and </w:t>
+        </w:r>
+        <w:r>
+          <w:rPr/>
+          <w:t xml:space="preserve">waste disposal</w:t>
+        </w:r>
+        <w:r>
+          <w:rPr/>
+          <w:t xml:space="preserve">), which the per-kilometre inventory quantifies without a country of production (6.7% of the climate footprint), are not assigned to a region; the vehicles' own emissions (9.8%) occur in Denmark and are shown.</w:t>
         </w:r>
         <w:r>
           <w:rPr/>
@@ -10405,7 +10868,23 @@
       <w:ins w:id="30926" w:author="Albert Kwame Osei-Owusu" w:date="2026-09-14T09:00:00Z">
         <w:r>
           <w:rPr/>
-          <w:t xml:space="preserve">Top-down EE-MRIO estimates from EXIOBASE version 3.8.2, with the Danish sea-transport reallocation, are combined with bottom-up estimates for</w:t>
+          <w:t xml:space="preserve">Top-down </w:t>
+        </w:r>
+        <w:r>
+          <w:rPr/>
+          <w:t xml:space="preserve">environmentally extended multi-regional input-output (</w:t>
+        </w:r>
+        <w:r>
+          <w:rPr/>
+          <w:t xml:space="preserve">EE-MRIO</w:t>
+        </w:r>
+        <w:r>
+          <w:rPr/>
+          <w:t xml:space="preserve">)</w:t>
+        </w:r>
+        <w:r>
+          <w:rPr/>
+          <w:t xml:space="preserve"> estimates from EXIOBASE version 3.8.2, with the Danish sea-transport reallocation, are combined with bottom-up estimates for</w:t>
         </w:r>
       </w:ins>
       <w:r>
@@ -10603,13 +11082,61 @@
       </w:del>
       <w:ins w:id="4248" w:author="Albert Kwame Osei-Owusu" w:date="2026-09-14T09:00:00Z">
         <w:r>
-          <w:t xml:space="preserve">By expenditure category, health care services accounted for 2,429 kt CO₂e, 56.9% of the climate footprint (Table </w:t>
+          <w:t xml:space="preserve">By expenditure category, health care services accounted for </w:t>
+        </w:r>
+        <w:r>
+          <w:t xml:space="preserve">56.9% (</w:t>
+        </w:r>
+        <w:r>
+          <w:t xml:space="preserve">2,429 kt </w:t>
+        </w:r>
+        <w:r>
+          <w:t xml:space="preserve">CO₂e)</w:t>
+        </w:r>
+        <w:r>
+          <w:t xml:space="preserve"> of the climate footprint (Table </w:t>
         </w:r>
         <w:r>
           <w:t xml:space="preserve">2</w:t>
         </w:r>
         <w:r>
-          <w:t xml:space="preserve">; absolute values by activity group, producing sector group and region in Appendix A, Tables A.1 to A.3). Anaesthetic gases and inhaler propellants, added from bottom-up data, contributed 0.6%. Bottom-up estimates for commuting and patient and visitor travel accounted for 708 kt CO₂e (16.6%), the single most uncertain line in the study (coefficient of variation 25.8%, against 8.3% to 9.1% for every other contribution group; Appendix A, Fig. A.14). Among the activity groups, pharmaceuticals and chemical products were the largest contributor, at 27.1% of the climate footprint (95% interval 24.2% to 29.0%), and ranked first in 96.6% of the simulation draws (Appendix A, Figs. A.12 and A.16).</w:t>
+          <w:t xml:space="preserve">; absolute values by activity group, producing sector group and region in Appendix A, Tables A.1 to A.3). Anaesthetic gases and inhaler propellants, added from bottom-up data, contributed </w:t>
+        </w:r>
+        <w:r>
+          <w:t xml:space="preserve">0.6% (24.3 kt CO₂e).</w:t>
+        </w:r>
+        <w:r>
+          <w:t xml:space="preserve"> </w:t>
+        </w:r>
+        <w:r>
+          <w:t xml:space="preserve">Bottom-up estimates for commuting and patient and visitor travel accounted for 16.6% (708 kt CO₂e), the most uncertain </w:t>
+        </w:r>
+        <w:r>
+          <w:t xml:space="preserve">activity group</w:t>
+        </w:r>
+        <w:r>
+          <w:t xml:space="preserve"> in the study (coefficient of variation 25.8%, compared to 8.3% to 9.1% for every other contribution group; Appendix A, Fig. A.14), and ranked first, second and third among the activity groups in 3.4%, 30.9% and 46.0% of the simulation draws, respectively.</w:t>
+        </w:r>
+        <w:r>
+          <w:t xml:space="preserve"> Among the activity groups, pharmaceuticals and chemical products were the largest contributor, </w:t>
+        </w:r>
+        <w:r>
+          <w:t xml:space="preserve">accounting for</w:t>
+        </w:r>
+        <w:r>
+          <w:t xml:space="preserve"> 27.1% </w:t>
+        </w:r>
+        <w:r>
+          <w:t xml:space="preserve">(1,154 kt CO₂e; </w:t>
+        </w:r>
+        <w:r>
+          <w:t xml:space="preserve">95% interval 24.2% to 29.0%)</w:t>
+        </w:r>
+        <w:r>
+          <w:t xml:space="preserve"> of the climate footprint,</w:t>
+        </w:r>
+        <w:r>
+          <w:t xml:space="preserve"> and ranked first in 96.6% of the simulation draws (Appendix A, Figs. A.12 and A.16).</w:t>
         </w:r>
       </w:ins>
     </w:p>
@@ -10839,7 +11366,19 @@
       </w:del>
       <w:ins w:id="2714" w:author="Albert Kwame Osei-Owusu" w:date="2026-09-13T09:00:00Z">
         <w:r>
-          <w:t xml:space="preserve">Pharmaceuticals and chemical products were the largest contributor to four of the five impact categories (Fig. 1A): 27.1% of the climate footprint, 41.5% of material extraction, 49.1% of blue water consumption and 28.6% of waste generation. Food and food services was the largest contributor to land use (38.4%), ahead of pharmaceuticals and chemical products (32.4%), and the second-largest contributor to blue water consumption (26.8%)</w:t>
+          <w:t xml:space="preserve">Pharmaceuticals and chemical products were the largest contributor to four of the five impact </w:t>
+        </w:r>
+        <w:r>
+          <w:t xml:space="preserve">categories, with</w:t>
+        </w:r>
+        <w:r>
+          <w:t xml:space="preserve"> 27.1% of the climate footprint, 41.5% of material extraction, 49.1% of blue water consumption and 28.6% of waste </w:t>
+        </w:r>
+        <w:r>
+          <w:t xml:space="preserve">generation (Fig. 1A).</w:t>
+        </w:r>
+        <w:r>
+          <w:t xml:space="preserve"> Food and food services was the largest contributor to land use (38.4%), ahead of pharmaceuticals and chemical products (32.4%), and the second-largest contributor to blue water consumption (26.8%)</w:t>
         </w:r>
         <w:r>
           <w:t xml:space="preserve">;</w:t>
@@ -10878,7 +11417,16 @@
       </w:ins>
       <w:ins w:id="2717" w:author="Albert Kwame Osei-Owusu" w:date="2026-09-13T09:00:00Z">
         <w:r>
-          <w:t xml:space="preserve">[46]</w:t>
+          <w:t xml:space="preserve">[</w:t>
+        </w:r>
+        <w:r>
+          <w:t xml:space="preserve">47</w:t>
+        </w:r>
+        <w:r>
+          <w:t xml:space="preserve">]</w:t>
+        </w:r>
+        <w:r>
+          <w:t xml:space="preserve">, whereas the omission of most hospital medicines from the services purchases works in the opposite direction</w:t>
         </w:r>
       </w:ins>
       <w:ins w:id="2718" w:author="Albert Kwame Osei-Owusu" w:date="2026-09-13T09:00:00Z">
@@ -10946,7 +11494,22 @@
       </w:del>
       <w:ins w:id="790" w:author="Albert Kwame Osei-Owusu" w:date="2026-09-12T09:00:00Z">
         <w:r>
-          <w:t xml:space="preserve"> physically occur (Figs. 1B and 1C), and Fig. 2 resolves the two together as producing region-by-industry pairs. This attribution reflects the final origin of impacts along supply chains rather than the category in which the expenditure was made. The transport group comprises EXIOBASE's land, rail, pipeline, sea, inland water and air transport industries in every producing region, freight and passenger alike, which the database does not separate; the private travel of staff, patients and visitors is household consumption and enters only through the bottom-up terms.</w:t>
+          <w:t xml:space="preserve"> physically occur (Figs. 1B and 1C), and </w:t>
+        </w:r>
+        <w:r>
+          <w:t xml:space="preserve">the two</w:t>
+        </w:r>
+        <w:r>
+          <w:t xml:space="preserve"> are resolved</w:t>
+        </w:r>
+        <w:r>
+          <w:t xml:space="preserve"> together as producing region-by-industry </w:t>
+        </w:r>
+        <w:r>
+          <w:t xml:space="preserve">pairs (Fig. 2).</w:t>
+        </w:r>
+        <w:r>
+          <w:t xml:space="preserve"> This attribution reflects the final origin of impacts along supply chains rather than the category in which the expenditure was made. The transport group comprises EXIOBASE's land, rail, pipeline, sea, inland water and air transport industries in every producing region, freight and passenger alike, which the database does not separate; the private travel of staff, patients and visitors is household consumption and enters only through the bottom-up terms.</w:t>
         </w:r>
       </w:ins>
     </w:p>
@@ -10959,7 +11522,61 @@
       </w:pPr>
       <w:ins w:id="52418" w:author="Albert Kwame Osei-Owusu" w:date="2026-10-21T20:00:00Z">
         <w:r>
-          <w:t xml:space="preserve">For greenhouse gas emissions, private travel accounted for 16.6% of the footprint and the transport sector for 15.6%, against 34.1% before the Danish sea-transport allocation was corrected (Fig. 1B). The fossil fuel industry followed with 13.3%, agriculture with 12.4%, electricity with 8.4% and the pharmaceutical and chemical industry with 7.5%; services for 6.3%, heat and water supply for 5.5% and waste management for 4.8%, the sector's own operations for 3.1% and mining for 2.3%, leaving 4.3% in the remaining sectors. The pharmaceutical and chemical industry carries much less than the 27.1% of Fig. 1A because only 23.9% of the climate emissions behind the pharmaceutical and chemical purchases occur in chemical plants; the rest arise in the fossil fuel (26.8%), agricultural (12.3%), electricity (10.5%) and heat and water supply (9.3%) industries that supply them. Mining of minerals and metals accounted for most of material extraction (85%), and agriculture for most of blue water consumption (85%) and virtually all land use (99%).</w:t>
+          <w:t xml:space="preserve">For greenhouse gas emissions, private travel accounted for 16.6% of the footprint and the transport sector for 15.6%, </w:t>
+        </w:r>
+        <w:r>
+          <w:t xml:space="preserve">compared to</w:t>
+        </w:r>
+        <w:r>
+          <w:t xml:space="preserve"> 34.1% before the Danish sea-transport allocation was </w:t>
+        </w:r>
+        <w:r>
+          <w:t xml:space="preserve">corrected, when the climate footprint was 5,688 kt CO₂e</w:t>
+        </w:r>
+        <w:r>
+          <w:t xml:space="preserve"> (Fig. 1B)</w:t>
+        </w:r>
+        <w:r>
+          <w:t xml:space="preserve">; by purchase, supply-chain transport accounted for 13.3%, compared to 29.7% before the correction.</w:t>
+        </w:r>
+        <w:r>
+          <w:t xml:space="preserve"> The fossil fuel industry followed with 13.3%, agriculture with 12.4%, electricity with 8.4% and the pharmaceutical and chemical industry with </w:t>
+        </w:r>
+        <w:r>
+          <w:t xml:space="preserve">7.5%. Services accounted</w:t>
+        </w:r>
+        <w:r>
+          <w:t xml:space="preserve"> for 6.3%, heat and water supply for </w:t>
+        </w:r>
+        <w:r>
+          <w:t xml:space="preserve">5.5%,</w:t>
+        </w:r>
+        <w:r>
+          <w:t xml:space="preserve"> waste management for 4.8%, the sector's own operations for 3.1% and mining for 2.3%, leaving 4.3% in the remaining sectors. The pharmaceutical and chemical industry </w:t>
+        </w:r>
+        <w:r>
+          <w:t xml:space="preserve">accounted for</w:t>
+        </w:r>
+        <w:r>
+          <w:t xml:space="preserve"> much less than the 27.1% of Fig. 1A because only 23.9% of the climate emissions behind the pharmaceutical and chemical purchases </w:t>
+        </w:r>
+        <w:r>
+          <w:t xml:space="preserve">occurred</w:t>
+        </w:r>
+        <w:r>
+          <w:t xml:space="preserve"> in chemical plants; </w:t>
+        </w:r>
+        <w:r>
+          <w:t xml:space="preserve">most of </w:t>
+        </w:r>
+        <w:r>
+          <w:t xml:space="preserve">the rest </w:t>
+        </w:r>
+        <w:r>
+          <w:t xml:space="preserve">arose</w:t>
+        </w:r>
+        <w:r>
+          <w:t xml:space="preserve"> in the fossil fuel (26.8%), agricultural (12.3%), electricity (10.5%) and heat and water supply (9.3%) industries that supply them. Mining of minerals and metals accounted for most of material extraction (85%), and agriculture for most of blue water consumption (85%) and virtually all land use (99%).</w:t>
         </w:r>
       </w:ins>
     </w:p>
@@ -10970,9 +11587,86 @@
           <w:ins w:id="52419" w:author="Albert Kwame Osei-Owusu" w:date="2026-10-21T20:00:00Z"/>
         </w:rPr>
       </w:pPr>
+      <w:ins w:id="52535" w:author="Albert Kwame Osei-Owusu" w:date="2026-10-21T20:00:00Z">
+        <w:r>
+          <w:t xml:space="preserve">Each region-by-industry pair, such as quarrying of sand and clay in Denmark, is shown with its share of the input-output component of the category (Fig. 2; every region</w:t>
+        </w:r>
+      </w:ins>
       <w:ins w:id="52420" w:author="Albert Kwame Osei-Owusu" w:date="2026-10-21T20:00:00Z">
         <w:r>
-          <w:t xml:space="preserve">Fig. 2 resolves the producing industry and the producing region together: each bar is one region-by-industry pair, such as quarrying of sand and clay in Denmark, and gives that pair's share of the input-output component of the category (every region by producing sector group in Appendix A, Fig. A.6). The five categories were constituted very differently. Material extraction had one dominant node: quarrying of sand and clay accounted for 64% of material extraction across the twenty largest pairs, and the Danish node alone for 43%, a share that rests on small purchases of a cheap material, because the health services' own purchases of Danish sand and clay, 5.7 million euros at about 7 euros a tonne, correspond to 0.86 Mt, and the production of the chemicals that stand in for medicines to a further 0.42 Mt (Appendix A, Producing region by industry). Land use was dominated by livestock: cattle farming contributed 20% and raw milk a further 11%, spread across every world region. Blue water consumption traced to irrigated cropping, with wheat at 16%, paddy rice at 10% and sugar cane and beet at 8%, almost all of it in the Middle East and in Asia and the Pacific. Waste generation was the most domestic of the five: Danish chemicals production accounted for 12% of it and Danish waste incineration for a further 15%. Climate change had no dominant node: sea and coastal water transport contributed 7.5% across four regions, crude petroleum extraction 7.0% across five, and Danish retail trade, which carries the distribution margins on medicines and appliances, 4.7%, while 67.4% of the footprint lay outside the twenty largest pairs. The climate footprint is therefore spread across many small sources, whereas material extraction and blue water consumption are concentrated in a few identifiable nodes.</w:t>
+          <w:t xml:space="preserve"> by producing sector group in Appendix A, Fig. A.6). </w:t>
+        </w:r>
+        <w:r>
+          <w:t xml:space="preserve">The five categories differed markedly in how concentrated they were.</w:t>
+        </w:r>
+        <w:r>
+          <w:t xml:space="preserve"> </w:t>
+        </w:r>
+        <w:r>
+          <w:t xml:space="preserve">Material extraction had one dominant </w:t>
+        </w:r>
+        <w:r>
+          <w:t xml:space="preserve">industry,</w:t>
+        </w:r>
+        <w:r>
+          <w:t xml:space="preserve"> quarrying of sand and clay, which accounted for 64% of material extraction across the twenty largest pairs and the Danish node alone for 43%. That share rests on small purchases of a cheap material, because the health services' own purchases of Danish sand and clay, 5.7 million euros at about 7 euros a tonne, corresponded to 0.86 Mt,</w:t>
+        </w:r>
+        <w:r>
+          <w:t xml:space="preserve"> and the production of the chemicals that stand in for medicines to a further 0.42 Mt (Appendix A, Producing region by industry). </w:t>
+        </w:r>
+        <w:r>
+          <w:t xml:space="preserve">Livestock</w:t>
+        </w:r>
+        <w:r>
+          <w:t xml:space="preserve"> was </w:t>
+        </w:r>
+        <w:r>
+          <w:t xml:space="preserve">the largest source of land use, with</w:t>
+        </w:r>
+        <w:r>
+          <w:t xml:space="preserve"> cattle farming </w:t>
+        </w:r>
+        <w:r>
+          <w:t xml:space="preserve">contributing</w:t>
+        </w:r>
+        <w:r>
+          <w:t xml:space="preserve"> 20% and raw milk a further 11%, spread across every world region. Blue water consumption</w:t>
+        </w:r>
+        <w:r>
+          <w:t xml:space="preserve"> was</w:t>
+        </w:r>
+        <w:r>
+          <w:t xml:space="preserve"> traced to irrigated cropping, with wheat at 16%, paddy rice at 10% and sugar cane and beet at 8%, almost all of it in the Middle East and in Asia and the Pacific. Waste generation was the most domestic of the </w:t>
+        </w:r>
+        <w:r>
+          <w:t xml:space="preserve">five, with</w:t>
+        </w:r>
+        <w:r>
+          <w:t xml:space="preserve"> Danish chemicals production </w:t>
+        </w:r>
+        <w:r>
+          <w:t xml:space="preserve">accounting</w:t>
+        </w:r>
+        <w:r>
+          <w:t xml:space="preserve"> for 12% </w:t>
+        </w:r>
+        <w:r>
+          <w:t xml:space="preserve">and Danish waste incineration for a further 15%. Climate change had no dominant </w:t>
+        </w:r>
+        <w:r>
+          <w:t xml:space="preserve">node. Sea</w:t>
+        </w:r>
+        <w:r>
+          <w:t xml:space="preserve"> and coastal water transport contributed 7.5% across four regions, crude petroleum extraction 7.0% across five, and Danish retail trade, which carries the distribution margins on medicines and appliances, 4.7%, while 67.4% of </w:t>
+        </w:r>
+        <w:r>
+          <w:t xml:space="preserve">that component</w:t>
+        </w:r>
+        <w:r>
+          <w:t xml:space="preserve"> lay outside the twenty largest pairs. </w:t>
+        </w:r>
+        <w:r>
+          <w:t xml:space="preserve">The climate footprint was therefore spread across many small sources, whereas the other four categories were concentrated in a few identifiable industries.</w:t>
         </w:r>
       </w:ins>
     </w:p>
@@ -11104,57 +11798,33 @@
       <w:ins w:id="796" w:author="Albert Kwame Osei-Owusu" w:date="2026-09-12T09:00:00Z">
         <w:r>
           <w:rPr/>
-          <w:t xml:space="preserve"> Pairs are ranked within each impact category, and everything outside the twenty is collected in a single remainder bar. Bar labels give the share of the category. Region codes are ISO3 for individual countries and </w:t>
+          <w:t xml:space="preserve"> Pairs are ranked within each impact category, and everything outside the twenty is collected in a single remainder bar. Bar labels give the share of the </w:t>
+        </w:r>
+        <w:r>
+          <w:rPr/>
+          <w:t xml:space="preserve">category's input-output component.</w:t>
+        </w:r>
+        <w:r>
+          <w:rPr/>
+          <w:t xml:space="preserve"> </w:t>
+        </w:r>
+        <w:r>
+          <w:rPr/>
+          <w:t xml:space="preserve">Region codes are the three-letter ISO 3166 codes for individual countries and RoW AF, RoW AM, RoW AP, RoW EU and RoW ME for EXIOBASE's rest-of-world (RoW) regions in Africa, America, Asia and the Pacific, Europe and the Middle East;</w:t>
         </w:r>
         <w:proofErr w:type="spellStart"/>
+        <w:proofErr w:type="spellEnd"/>
+        <w:proofErr w:type="spellStart"/>
+        <w:proofErr w:type="spellEnd"/>
+        <w:proofErr w:type="spellStart"/>
+        <w:proofErr w:type="spellEnd"/>
+        <w:proofErr w:type="spellStart"/>
+        <w:proofErr w:type="spellEnd"/>
+        <w:proofErr w:type="spellStart"/>
+        <w:proofErr w:type="spellEnd"/>
         <w:r>
           <w:rPr/>
-          <w:t>RoW</w:t>
-        </w:r>
-        <w:proofErr w:type="spellEnd"/>
-        <w:r>
-          <w:rPr/>
-          <w:t xml:space="preserve"> AF, </w:t>
-        </w:r>
-        <w:proofErr w:type="spellStart"/>
-        <w:r>
-          <w:rPr/>
-          <w:t>RoW</w:t>
-        </w:r>
-        <w:proofErr w:type="spellEnd"/>
-        <w:r>
-          <w:rPr/>
-          <w:t xml:space="preserve"> AM, </w:t>
-        </w:r>
-        <w:proofErr w:type="spellStart"/>
-        <w:r>
-          <w:rPr/>
-          <w:t>RoW</w:t>
-        </w:r>
-        <w:proofErr w:type="spellEnd"/>
-        <w:r>
-          <w:rPr/>
-          <w:t xml:space="preserve"> AP, </w:t>
-        </w:r>
-        <w:proofErr w:type="spellStart"/>
-        <w:r>
-          <w:rPr/>
-          <w:t>RoW</w:t>
-        </w:r>
-        <w:proofErr w:type="spellEnd"/>
-        <w:r>
-          <w:rPr/>
-          <w:t xml:space="preserve"> EU and </w:t>
-        </w:r>
-        <w:proofErr w:type="spellStart"/>
-        <w:r>
-          <w:rPr/>
-          <w:t>RoW</w:t>
-        </w:r>
-        <w:proofErr w:type="spellEnd"/>
-        <w:r>
-          <w:rPr/>
-          <w:t xml:space="preserve"> ME for the EXIOBASE rest-of-world regions; industry codes are EXIOBASE's own. Impacts are attributed to the producing node </w:t>
+          <w:t xml:space="preserve"> industry codes are EXIOBASE's own. Impacts are attributed to the producing node </w:t>
         </w:r>
       </w:ins>
       <w:del w:id="34935" w:author="Albert Kwame Osei-Owusu" w:date="2026-09-14T09:00:00Z">
@@ -11389,7 +12059,19 @@
       </w:del>
       <w:ins w:id="15900" w:author="Albert Kwame Osei-Owusu" w:date="2026-09-14T09:00:00Z">
         <w:r>
-          <w:t xml:space="preserve">Almost a third of greenhouse gas emissions (31.4%) and just under half of material extraction (47.8%) arose inside Denmark, with a further 29.4% of the climate footprint in the rest of Europe (Fig. 1C). Blue water consumption and land use were overwhelmingly foreign: 81.1% of the water was drawn outside Denmark and Europe, 68.4% in Asia and the Pacific and the Middle East, and 59.7% of the land use lay outside Denmark and Europe, with Africa alone accounting for 21.2%. Just over half of waste generation (52.1%) arose within Denmark.</w:t>
+          <w:t xml:space="preserve">Almost a third of greenhouse gas emissions (31.4%) and just under half of material extraction (47.8%) arose inside Denmark, with a further 29.4% of the climate footprint in the rest of Europe (Fig. 1C). </w:t>
+        </w:r>
+        <w:r>
+          <w:t xml:space="preserve">Blue water consumption and land use occurred mostly </w:t>
+        </w:r>
+        <w:r>
+          <w:t xml:space="preserve">abroad, with 94.3% and 90.9%, respectively, outside Denmark.</w:t>
+        </w:r>
+        <w:r>
+          <w:t xml:space="preserve"> Of the blue water consumption, 81.1% occurred outside Denmark and Europe, 43.3% in Asia and the Pacific and 25.1% in the Middle East; of the land use, 59.7% lay outside Denmark and Europe, 22.9% in Asia and the Pacific and 21.2% in Africa. Much of this lay in EXIOBASE's rest-of-world regions, which the database does not resolve by country. The rest of the Middle East and the rest of Asia and the Pacific accounted for 24.0% and 16.7% of blue water consumption, respectively, and the rest of Africa for 20.9% of land use, whereas the largest individual countries were India (17.0%) and China (8.2%) for blue water consumption and Russia (5.7%) and Australia (4.4%) for land use.</w:t>
+        </w:r>
+        <w:r>
+          <w:t xml:space="preserve"> Just over half of waste generation (52.1%) arose within Denmark.</w:t>
         </w:r>
       </w:ins>
     </w:p>
@@ -11425,7 +12107,43 @@
       </w:del>
       <w:ins w:id="16901" w:author="Albert Kwame Osei-Owusu" w:date="2026-09-14T09:00:00Z">
         <w:r>
-          <w:t xml:space="preserve">Emissions were partitioned into Scope 1, 2 and 3 following the GHG Protocol. Of the 4,265 kt CO₂e that the partition covers, Scope 3 accounted for 3,797 kt (89.0%), Scope 1 for 131 kt (3.1%), Scope 2 for 73 kt (1.7%), and patient and visitor travel, which falls outside the protocol's boundary, for 264 kt (6.2%); the remaining 1.8 kt is the health sector's own self-supply loop, removed to avoid double counting. The same partition places essentially all material extraction, blue water consumption and land use in Scope 3, because none of them has a meaningful direct component in a service sector. Waste generation is the exception: 19.6% of it is Scope 1, the sector's own arisings as recorded in Statistics Denmark's waste accounts, against 80.2% upstream (Fig. 3; the largest producing pairs and sectors behind each scope in Appendix A, Figs. A.2 to A.4). Within Scope 3, climate change arises mainly in transport (17.5%), the fossil fuel industry (14.9%), agriculture (13.9%) and employee commuting (11.7%); agriculture accounts for 85.2% of Scope 3 blue water consumption and 98.9% of Scope 3 land use, mining for 85.6% of Scope 3 material extraction, and agriculture (25.1%), the pharmaceutical and chemical industry (24.5%) and waste management (18.4%) for most of Scope 3 waste generation (Fig. 3). A health service reporting only Scope 1 and Scope 2 would therefore capture 4.8% of its climate impact and none of its material, water or land impact.</w:t>
+          <w:t xml:space="preserve">Emissions were partitioned into Scope 1, 2 and 3 following the GHG Protocol. Of the 4,265 kt CO₂e that the partition covers, Scope 3 accounted for 3,797 kt (89.0%), Scope 1 for 131 kt (3.1%), Scope 2 for 73 kt (1.7%), and patient and visitor travel, which falls outside the protocol's boundary, for 264 kt (6.2%); the remaining 1.8 kt is the health sector's own self-supply loop, </w:t>
+        </w:r>
+        <w:r>
+          <w:t xml:space="preserve">which the headline keeps (0.04%) and the partition removes so that the sector's own emissions are not counted twice.</w:t>
+        </w:r>
+        <w:r>
+          <w:t xml:space="preserve"> The same partition places essentially all material extraction, blue water consumption and land use in Scope 3, because none of them has a meaningful direct component in a service sector. Waste generation is the </w:t>
+        </w:r>
+        <w:r>
+          <w:t xml:space="preserve">exception, with</w:t>
+        </w:r>
+        <w:r>
+          <w:t xml:space="preserve"> 19.6% </w:t>
+        </w:r>
+        <w:r>
+          <w:t xml:space="preserve">in</w:t>
+        </w:r>
+        <w:r>
+          <w:t xml:space="preserve"> Scope 1, the sector's own arisings as recorded in Statistics Denmark's waste accounts, </w:t>
+        </w:r>
+        <w:r>
+          <w:t xml:space="preserve">compared to</w:t>
+        </w:r>
+        <w:r>
+          <w:t xml:space="preserve"> 80.2% upstream (Fig. 3; the largest producing pairs and sectors behind each scope in Appendix A, Figs. A.2 to A.4). Within Scope 3, climate change arises mainly in transport (17.5%), the fossil fuel industry (14.9%), agriculture (13.9%) and employee commuting (11.7%); agriculture accounts for 85.2% of Scope 3 blue water consumption and 98.9% of Scope 3 land use, mining for 85.6% of Scope 3 material extraction, and agriculture (25.1%), the pharmaceutical and chemical industry (24.5%) and waste management (18.4%) for most of Scope 3 waste generation (Fig. 3). A health service reporting only Scope 1 and Scope 2 would therefore capture 4.8% of its climate impact and </w:t>
+        </w:r>
+        <w:r>
+          <w:t xml:space="preserve">almost </w:t>
+        </w:r>
+        <w:r>
+          <w:t xml:space="preserve">none</w:t>
+        </w:r>
+        <w:r>
+          <w:t xml:space="preserve"> (0.4% or less)</w:t>
+        </w:r>
+        <w:r>
+          <w:t xml:space="preserve"> of its material, water or land impact.</w:t>
         </w:r>
       </w:ins>
     </w:p>
@@ -11511,7 +12229,27 @@
         </w:r>
         <w:r>
           <w:rPr/>
-          <w:t xml:space="preserve"> Environmental impacts associated with Danish health care in 2022 by GHG Protocol scope (left) and the producing industry groups behind Scope 3 (right), for five impact categories. Patient and visitor travel is shown separately because it falls outside the protocol's reporting boundary; employee commuting is part of Scope 3. Left bars are shares of each category, whose total is printed against its label; these totals exclude the health sector's own self-supply loop and so fall slightly below the headline footprints for climate change and waste generation. Right bars are shares of Scope 3; the industry groups follow Fig. 1B, with services, waste management and employee commuting shown separately. Scope 1 is taken from Statistics Denmark's DRIVHUS emission accounts and AFFALD waste accounts by industry rather than from the model.</w:t>
+          <w:t xml:space="preserve"> Environmental impacts associated with Danish health care in 2022 by </w:t>
+        </w:r>
+        <w:r>
+          <w:rPr/>
+          <w:t xml:space="preserve">Greenhouse Gas (</w:t>
+        </w:r>
+        <w:r>
+          <w:rPr/>
+          <w:t xml:space="preserve">GHG</w:t>
+        </w:r>
+        <w:r>
+          <w:rPr/>
+          <w:t xml:space="preserve">)</w:t>
+        </w:r>
+        <w:r>
+          <w:rPr/>
+          <w:t xml:space="preserve"> Protocol scope (left) and the producing industry groups behind Scope 3 (right), for five impact categories. Patient and visitor travel is shown separately because it falls outside the protocol's reporting boundary; employee commuting is part of Scope 3. Left bars are shares of each category, whose total is printed against its label; these totals exclude the health sector's own self-supply loop and so fall slightly below the headline footprints for climate change and waste generation. Right bars are shares of Scope 3; the industry groups follow Fig. 1B, with services, waste management and employee commuting shown separately. </w:t>
+        </w:r>
+        <w:r>
+          <w:rPr/>
+          <w:t xml:space="preserve">Scope 1 is the sector's own emissions from Statistics Denmark's emission accounts (DRIVHUS) plus the anaesthetic gases, and its own waste from the waste accounts (AFFALD01), rather than from the model.</w:t>
         </w:r>
       </w:ins>
     </w:p>
@@ -11702,57 +12440,23 @@
       </w:del>
       <w:ins w:id="52401" w:author="Albert Kwame Osei-Owusu" w:date="2026-10-21T20:00:00Z">
         <w:r>
-          <w:t xml:space="preserve">Danish health care accounted for between 2.1% and 6.5% of the national footprints across the five categories, and its 5.5% share of the national climate footprint lies within the range reported internationally, although the denominators differ: 7.3% of the Dutch footprint [13], against 6.5% for Denmark on the Dutch boundary, which includes childcare; 5.4% in the United Kingdom [18]; 4.4% globally [2,18]; and about 10% in the United States [24] and 7% in Australia [25], shares of national emissions that include health investment.</w:t>
+          <w:t xml:space="preserve">Danish health care accounted for between 2.1% and 6.5% of the national footprints across the five categories, and its 5.5% share of the national climate footprint lies within the range reported internationally, </w:t>
+        </w:r>
+        <w:r>
+          <w:t xml:space="preserve">although the denominators differ. On the Dutch boundary, which includes childcare, the Danish share is 6.5%, compared to 7.3% for the Netherlands [13]. The OECD estimate gives 5.8% for Denmark, including health investment [1]; other studies report 5.4% for the United Kingdom [18] and 4.4% globally [2,18]; and the shares of about 10% in the United States [24] and 7% in Australia [25] are of national emissions and include health investment.</w:t>
         </w:r>
       </w:ins>
       <w:ins w:id="4259" w:author="Albert Kwame Osei-Owusu" w:date="2026-09-14T09:00:00Z">
         <w:r>
-          <w:t xml:space="preserve"> Per person, Danish health care emissions of 0.73 t CO₂e per year (all five categories per person in Appendix A, Fig. A.5) are close to the 717 kg CO₂e that OECD modelling estimated for Denmark in 2018 </w:t>
-        </w:r>
-      </w:ins>
-      <w:ins w:id="4260" w:author="Albert Kwame Osei-Owusu" w:date="2026-09-14T09:00:00Z">
-        <w:r>
-          <w:rPr>
-            <w:highlight w:val="yellow"/>
-          </w:rPr>
-          <w:t xml:space="preserve">[1]</w:t>
-        </w:r>
-      </w:ins>
-      <w:ins w:id="4261" w:author="Albert Kwame Osei-Owusu" w:date="2026-09-14T09:00:00Z">
-        <w:r>
-          <w:t xml:space="preserve"> and the 0.78 t CO₂e estimated for 2014 </w:t>
-        </w:r>
-      </w:ins>
-      <w:ins w:id="4262" w:author="Albert Kwame Osei-Owusu" w:date="2026-09-14T09:00:00Z">
-        <w:r>
-          <w:rPr>
-            <w:highlight w:val="yellow"/>
-          </w:rPr>
-          <w:t xml:space="preserve">[18]</w:t>
+          <w:t xml:space="preserve"> Per person, Danish health care emissions of 0.73 t CO₂e per year (all five categories per person in Appendix A, Fig. A.5) are </w:t>
+        </w:r>
+        <w:r>
+          <w:t xml:space="preserve">close to the 0.72 t CO₂e that OECD modelling estimated for Denmark in 2018 [1] and the 0.78 t CO₂e estimated for Denmark in 2014 [18]. The latter lies between the 0.66 t of the United Kingdom and the 0.79 t of the Netherlands in the same estimate, well above the world average of 0.28 t CO₂e, below the 1.72 t CO₂e of the United States and far above the 0.03 t CO₂e of India [18].</w:t>
         </w:r>
       </w:ins>
       <w:ins w:id="4263" w:author="Albert Kwame Osei-Owusu" w:date="2026-09-14T09:00:00Z">
         <w:r>
-          <w:t xml:space="preserve">.</w:t>
-        </w:r>
-        <w:r>
           <w:t xml:space="preserve"> The closeness to the OECD figure is partly a matter of boundaries that offset each other, because it includes health investment (15% of it) but not private travel; without investment in the OECD figure and without private travel in ours, both are 0.61 t CO₂e per person.</w:t>
-        </w:r>
-        <w:r>
-          <w:t xml:space="preserve"> This level is well above the world average of 0.28 t CO₂e per person, below the 1.72 t CO₂e of the United States and far above the 0.03 t CO₂e of India </w:t>
-        </w:r>
-      </w:ins>
-      <w:ins w:id="4264" w:author="Albert Kwame Osei-Owusu" w:date="2026-09-14T09:00:00Z">
-        <w:r>
-          <w:rPr>
-            <w:highlight w:val="yellow"/>
-          </w:rPr>
-          <w:t xml:space="preserve">[18]</w:t>
-        </w:r>
-      </w:ins>
-      <w:ins w:id="4265" w:author="Albert Kwame Osei-Owusu" w:date="2026-09-14T09:00:00Z">
-        <w:r>
-          <w:t xml:space="preserve">.</w:t>
         </w:r>
       </w:ins>
     </w:p>
@@ -11829,24 +12533,25 @@
       </w:del>
       <w:ins w:id="52404" w:author="Albert Kwame Osei-Owusu" w:date="2026-10-21T20:00:00Z">
         <w:r>
-          <w:t xml:space="preserve">the emissions of purchased energy</w:t>
-        </w:r>
-      </w:ins>
-      <w:r>
-        <w:t xml:space="preserve"> </w:t>
-      </w:r>
+          <w:t xml:space="preserve">the emissions of </w:t>
+        </w:r>
+      </w:ins>
+      <w:del w:id="52536" w:author="Albert Kwame Osei-Owusu" w:date="2026-10-21T20:00:00Z">
+        <w:r>
+          <w:delText xml:space="preserve"> </w:delText>
+        </w:r>
+      </w:del>
+      <w:ins w:id="52537" w:author="Albert Kwame Osei-Owusu" w:date="2026-10-21T20:00:00Z">
+        <w:r>
+          <w:t xml:space="preserve">the electricity bought by health care and its domestic suppliers</w:t>
+        </w:r>
+      </w:ins>
       <w:del w:id="36938" w:author="Albert Kwame Osei-Owusu" w:date="2026-09-14T09:00:00Z">
         <w:r>
           <w:lastRenderedPageBreak/>
           <w:delText xml:space="preserve">(scope 2)</w:delText>
         </w:r>
       </w:del>
-      <w:ins w:id="36939" w:author="Albert Kwame Osei-Owusu" w:date="2026-09-14T09:00:00Z">
-        <w:r>
-          <w:lastRenderedPageBreak/>
-          <w:t xml:space="preserve">(Scope 2)</w:t>
-        </w:r>
-      </w:ins>
       <w:del w:id="52402" w:author="Albert Kwame Osei-Owusu" w:date="2026-10-21T20:00:00Z">
         <w:r>
           <w:lastRenderedPageBreak/>
@@ -11876,7 +12581,15 @@
         <w:t>health care</w:t>
       </w:r>
       <w:r>
-        <w:t xml:space="preserve"> accounts for a smaller share of national economic output in Denmark than in the United States, limiting the overall scale of demand-driven emissions.</w:t>
+        <w:t xml:space="preserve"> accounts for a smaller share of national economic output in Denmark than in the United States, </w:t>
+      </w:r>
+      <w:ins w:id="52538" w:author="Albert Kwame Osei-Owusu" w:date="2026-10-21T20:00:00Z">
+        <w:r>
+          <w:t xml:space="preserve">9.4% compared to 17.2% of gross domestic product in 2024 [22], </w:t>
+        </w:r>
+      </w:ins>
+      <w:r>
+        <w:t xml:space="preserve">limiting the overall scale of demand-driven emissions.</w:t>
       </w:r>
       <w:del w:id="52407" w:author="Albert Kwame Osei-Owusu" w:date="2026-10-21T20:00:00Z">
         <w:r>
@@ -11978,19 +12691,28 @@
           <w:t xml:space="preserve">Environmental impacts arise predominantly in indirect and upstream activities rather than in on-site clinical processes. Transport-related activities account for over a quarter of the climate footprint (29.9%) once supply-chain transport (13.3%) is combined with private travel (16.6%), before counting the transport embedded in health care services such as ambulances and helicopters. </w:t>
         </w:r>
         <w:r>
-          <w:t xml:space="preserve">Transport is also large in other studies when it is measured, as in Fig. 1B, by the sector in which the emissions occur (15.6% here): sectors associated with transport carry 22% of the carbon dioxide emissions of health care across the countries compared by Pichler and colleagues [6], and the transport sector 12% of health-related emissions across the OECD [1].</w:t>
-        </w:r>
-        <w:r>
-          <w:t xml:space="preserve"> Supply-chain transport is less than half the 29.7% that the uncorrected model returns, because EXIOBASE allocates 74% of Danish sea-transport output to Danish intermediate use against 6.5% in Statistics Denmark's own table; correcting that allocation removes most of the apparent transport </w:t>
-        </w:r>
-        <w:r>
-          <w:t xml:space="preserve">dominance, and</w:t>
-        </w:r>
-        <w:r>
-          <w:t xml:space="preserve"> health care still buys almost as much from transport as from chemicals, but at about half the emission intensity (Appendix A, Table A.5). </w:t>
-        </w:r>
-        <w:r>
-          <w:t xml:space="preserve">The transport that remains is large enough to matter for mitigation.</w:t>
+          <w:t xml:space="preserve">Transport is also large in other studies when it is measured, as in Fig. 1B, by the sector in which the emissions occur (15.6% here)</w:t>
+        </w:r>
+        <w:r>
+          <w:t xml:space="preserve">, with</w:t>
+        </w:r>
+        <w:r>
+          <w:t xml:space="preserve"> sectors associated with transport </w:t>
+        </w:r>
+        <w:r>
+          <w:t xml:space="preserve">carrying</w:t>
+        </w:r>
+        <w:r>
+          <w:t xml:space="preserve"> 22% of the carbon dioxide emissions of health care across the countries compared by Pichler and colleagues [6]</w:t>
+        </w:r>
+        <w:r>
+          <w:t xml:space="preserve"> and the transport sector 12% of health-related emissions across the OECD [1].</w:t>
+        </w:r>
+        <w:r>
+          <w:t xml:space="preserve"> Supply-chain transport is less than half the 29.7% that the uncorrected model returns, </w:t>
+        </w:r>
+        <w:r>
+          <w:t xml:space="preserve">because correcting EXIOBASE's allocation of Danish sea-transport output removes most of the apparent transport dominance (Methods). Health care still buys almost as much from transport as from chemicals, at about half the emission intensity (Appendix A, Table A.5), and the transport that remains is large enough to matter for mitigation.</w:t>
         </w:r>
       </w:ins>
     </w:p>
@@ -12387,7 +13109,19 @@
           <w:rPr>
             <w:highlight w:val="yellow"/>
           </w:rPr>
-          <w:t xml:space="preserve">[13,46]</w:t>
+          <w:t xml:space="preserve">[</w:t>
+        </w:r>
+        <w:r>
+          <w:rPr>
+            <w:highlight w:val="yellow"/>
+          </w:rPr>
+          <w:t xml:space="preserve">13,47</w:t>
+        </w:r>
+        <w:r>
+          <w:rPr>
+            <w:highlight w:val="yellow"/>
+          </w:rPr>
+          <w:t xml:space="preserve">]</w:t>
         </w:r>
       </w:ins>
       <w:ins w:id="18905" w:author="Albert Kwame Osei-Owusu" w:date="2026-09-14T09:00:00Z">
@@ -12395,7 +13129,31 @@
           <w:t xml:space="preserve">, suggesting that their contribution to greenhouse gas emissions and material extraction may be overstated. </w:t>
         </w:r>
         <w:r>
-          <w:t xml:space="preserve">With a pharmaceutical-specific intensity in place of Chemicals n.e.c., the climate median decreases to 3,734 kt CO₂e, just inside the lower end of the parametric interval, and services become the largest climate contributor in 60% of draws (Appendix A, Sensitivity). In the opposite direction, the services purchases omit most of the medicines used in hospitals, whose inclusion would increase the footprint (Limitations and uncertainties). Because the pharmaceutical purchases are traced through a broad chemicals sector whose emissions arise mostly in its fuel, farming and energy suppliers, the result describes chemically intensive supply chains rather than pharmaceutical production, and pharmaceutical-specific mitigation options can be identified only with a pharmaceutical-specific account.</w:t>
+          <w:t xml:space="preserve">With a pharmaceutical-specific intensity in place of Chemicals n.e.c., the climate median decreases to 3,734 kt CO₂e, just inside the lower end of the parametric interval, </w:t>
+        </w:r>
+        <w:r>
+          <w:t xml:space="preserve">the contribution of pharmaceuticals and chemical products decreases from 1,154 kt to a median of 584 kt, </w:t>
+        </w:r>
+        <w:r>
+          <w:t xml:space="preserve">and services become the largest climate contributor in </w:t>
+        </w:r>
+        <w:r>
+          <w:t xml:space="preserve">60.1%</w:t>
+        </w:r>
+        <w:r>
+          <w:t xml:space="preserve"> of draws (Appendix A, Sensitivity). In the opposite direction, the services purchases omit most of the medicines used in hospitals, whose inclusion would increase the </w:t>
+        </w:r>
+        <w:r>
+          <w:t xml:space="preserve">climate </w:t>
+        </w:r>
+        <w:r>
+          <w:t xml:space="preserve">footprint</w:t>
+        </w:r>
+        <w:r>
+          <w:t xml:space="preserve"> by 32.1%</w:t>
+        </w:r>
+        <w:r>
+          <w:t xml:space="preserve"> (Limitations and uncertainties). Because the pharmaceutical purchases are traced through a broad chemicals sector whose emissions arise mostly in its fuel, farming and energy suppliers, the result describes chemically intensive supply chains rather than pharmaceutical production, and pharmaceutical-specific mitigation options can be identified only with a pharmaceutical-specific account.</w:t>
         </w:r>
       </w:ins>
     </w:p>
@@ -13296,9 +14054,20 @@
           </w:r>
         </w:del>
       </w:ins>
+      <w:ins w:id="52544" w:author="Albert Kwame Osei-Owusu" w:date="2026-10-21T20:00:00Z">
+        <w:r>
+          <w:t xml:space="preserve">Most of the blue water consumption and land use associated with Danish health care occurred abroad, a pattern documented in other globally traded supply chains,</w:t>
+        </w:r>
+      </w:ins>
       <w:ins w:id="19906" w:author="Albert Kwame Osei-Owusu" w:date="2026-09-14T09:00:00Z">
         <w:r>
-          <w:t xml:space="preserve">Most of the environmental pressure associated with Danish health care is displaced abroad. The regions carrying most of the associated water consumption and land use include areas of water stress, and the pattern is the one documented in other globally traded supply chains, where consumption in one region drives environmental pressure in another, as shown for sulphur and non-CO₂ greenhouse gas emissions embodied in traded photovoltaic products [47,48]. Such displacement matters because environmental burdens are not experienced uniformly across locations, and the Earth Commission has argued that sustainability should be judged by fairness in the distribution of environmental harms and access to resources as well as by biophysical limits </w:t>
+          <w:t xml:space="preserve"> where consumption in one region drives environmental pressure in another, as shown for sulphur and non-CO₂ greenhouse gas emissions embodied in traded photovoltaic products [</w:t>
+        </w:r>
+        <w:r>
+          <w:t xml:space="preserve">48,49</w:t>
+        </w:r>
+        <w:r>
+          <w:t xml:space="preserve">]. Such displacement matters because environmental burdens are not experienced uniformly across locations, and the Earth Commission has argued that sustainability should be judged by fairness in the distribution of environmental harms and access to resources as well as by biophysical limits </w:t>
         </w:r>
       </w:ins>
       <w:ins w:id="19907" w:author="Albert Kwame Osei-Owusu" w:date="2026-09-14T09:00:00Z">
@@ -13312,6 +14081,9 @@
       <w:ins w:id="19908" w:author="Albert Kwame Osei-Owusu" w:date="2026-09-14T09:00:00Z">
         <w:r>
           <w:t xml:space="preserve">. Although our analysis does not assess local social or health consequences directly, the concentration of water- and land-intensive activities outside Denmark (94.3% of blue water consumption and 90.9% of land use) suggests that these pressures fall largely on populations geographically distant from the beneficiaries of Danish health care.</w:t>
+        </w:r>
+        <w:r>
+          <w:t xml:space="preserve"> Because these pressures arise in other jurisdictions, Danish health authorities can influence them mainly through procurement and engagement with suppliers, so responsibility for them can be seen as shared between the producing countries and the Danish purchasers.</w:t>
         </w:r>
       </w:ins>
     </w:p>
@@ -13363,10 +14135,13 @@
       </w:pPr>
       <w:ins w:id="20909" w:author="Albert Kwame Osei-Owusu" w:date="2026-09-14T09:00:00Z">
         <w:r>
-          <w:t xml:space="preserve">The scope partition bears directly on two framings that health services use in practice. </w:t>
-        </w:r>
-        <w:r>
-          <w:t xml:space="preserve">Scope 1 and Scope 2, the boundary of many institutional climate accounts, cover 4.8% of the climate impact of Danish health care and none of its material, water or land impact, so a target expressed in those terms leaves the great majority of the footprint outside its scope; Danish regional accounts already include purchased goods and services [21]. The OECD estimate for Denmark places 15% in Scope 1 and Scope 2 [1], and part of the difference is that EXIOBASE's purchase column for the Danish health industry spends 1.6% of its purchases on energy against 3.9% in Statistics Denmark's table, so the 4.8% here is probably an underestimate.</w:t>
+          <w:t xml:space="preserve">Scope 1 and Scope 2, the boundary of many institutional climate accounts, cover 4.8% of the climate impact of Danish health care and</w:t>
+        </w:r>
+        <w:r>
+          <w:t xml:space="preserve"> almost</w:t>
+        </w:r>
+        <w:r>
+          <w:t xml:space="preserve"> none of its material, water or land impact, so a target expressed in those terms leaves the great majority of the footprint outside its scope; Danish regional accounts already include purchased goods and services [21]. The OECD estimate for Denmark places 15% in Scope 1 and Scope 2 [1], and part of the difference is that EXIOBASE's purchase column for the Danish health industry spends 1.6% of its purchases on energy against 3.9% in Statistics Denmark's table, so the 4.8% here is probably an underestimate.</w:t>
         </w:r>
         <w:r>
           <w:t xml:space="preserve"> Patient and visitor travel, a further 6.2%, falls outside the GHG Protocol's reporting boundary altogether, even though a health authority influences it directly through where it sites services and how it schedules them. Waste generation is the one category in which the sector's own operations form a material share, at 19.6%, and it is also the category over which the sector has the most direct control.</w:t>
@@ -13387,7 +14162,37 @@
           <w:t xml:space="preserve">The three reference years do not form a time series, and we report them as a comparison rather than a trend (Appendix A, Reference years and the background model; Figs. A.7, A.8 and A.10). </w:t>
         </w:r>
         <w:r>
-          <w:t xml:space="preserve">Between 2016 and 2019, with the background model held constant and expenditure in each year's current prices, the categories increased by between 2% and 6%, in line with nominal health care expenditure. Between 2019 and 2022 the background model also changes, and the categories diverged, largely because of the background: climate change increased by 6.8% and material extraction, blue water consumption and land use by 36% to 57%, whereas waste generation decreased by 4.0%. For climate change, a larger chemicals block in the 2022 table accounts for the increase (Appendix A, Fig. A.9).</w:t>
+          <w:t xml:space="preserve">Between 2016 and 2019, with the background model held constant and expenditure in each year's current prices, the categories increased by between </w:t>
+        </w:r>
+        <w:r>
+          <w:t xml:space="preserve">1.5%</w:t>
+        </w:r>
+        <w:r>
+          <w:t xml:space="preserve"> and </w:t>
+        </w:r>
+        <w:r>
+          <w:t xml:space="preserve">5.9%,</w:t>
+        </w:r>
+        <w:r>
+          <w:t xml:space="preserve"> in line with nominal health care expenditure. Between 2019 and 2022 the background model also </w:t>
+        </w:r>
+        <w:r>
+          <w:t xml:space="preserve">changed,</w:t>
+        </w:r>
+        <w:r>
+          <w:t xml:space="preserve"> and the categories diverged, largely because of </w:t>
+        </w:r>
+        <w:r>
+          <w:t xml:space="preserve">it. Climate</w:t>
+        </w:r>
+        <w:r>
+          <w:t xml:space="preserve"> change increased by 6.8% and material extraction, blue water consumption and land use by </w:t>
+        </w:r>
+        <w:r>
+          <w:t xml:space="preserve">between 35.9% and 56.8%,</w:t>
+        </w:r>
+        <w:r>
+          <w:t xml:space="preserve"> whereas waste generation decreased by 4.0%. For climate change, a larger chemicals block in the 2022 table accounts for the increase (Appendix A, Fig. A.9).</w:t>
         </w:r>
         <w:r>
           <w:t xml:space="preserve"> The comparison therefore shows how strongly the result depends on the </w:t>
@@ -13501,7 +14306,13 @@
       </w:del>
       <w:ins w:id="52415" w:author="Albert Kwame Osei-Owusu" w:date="2026-10-21T20:00:00Z">
         <w:r>
-          <w:t xml:space="preserve">These findings align with Danish assessments in which purchased goods and services account for most of the emissions of hospitals and regions [21,49].</w:t>
+          <w:t xml:space="preserve">These findings align with Danish assessments in which purchased goods and services account for most of the emissions of hospitals and regions [</w:t>
+        </w:r>
+        <w:r>
+          <w:t xml:space="preserve">21,50</w:t>
+        </w:r>
+        <w:r>
+          <w:t xml:space="preserve">].</w:t>
         </w:r>
       </w:ins>
       <w:r>
@@ -14019,7 +14830,7 @@
         <w:rPr/>
         <w:t xml:space="preserve">Limitations</w:t>
       </w:r>
-      <w:ins w:id="52535" w:author="Albert Kwame Osei-Owusu" w:date="2026-10-21T20:00:00Z">
+      <w:ins w:id="52547" w:author="Albert Kwame Osei-Owusu" w:date="2026-10-21T20:00:00Z">
         <w:r>
           <w:rPr/>
           <w:t xml:space="preserve"> and uncertainties</w:t>
@@ -14043,7 +14854,19 @@
       </w:del>
       <w:ins w:id="52423" w:author="Albert Kwame Osei-Owusu" w:date="2026-10-21T20:00:00Z">
         <w:r>
-          <w:t xml:space="preserve">The estimates rest on modelling choices whose effects we quantified, and each is stated here with its size and the work that would remove it. The two largest concern medicines, and they act in opposite directions. EXIOBASE's purchase column for the Danish health industry, which sets the composition of the services component, spends 0.04% of its purchases on Chemicals n.e.c., whereas medicines are 13.9% of the Danish health industries' purchases in Statistics Denmark's table, so the medicines used in hospitals are largely missing; adding them to the services purchases, with the spend unchanged, increases the climate footprint by 32% when they carry the Chemicals n.e.c. intensity, and re-weighting every product to the national mix by 34%. That intensity in turn overstates medicines: a pharmaceutical-specific intensity puts the climate median 12.5% below the headline, and with both corrections the climate footprint is 7.8% below the headline (Appendix A, Sensitivity). A national input-output table that separates pharmaceuticals, coupled to the global model, would settle both. Distribution margins on medicines and appliances are charged at the intensity of the Danish trade industries; charging them at the manufacturing intensity, as a whole-column mapping does, would increase the climate footprint by 11.5% (Appendix A, Valuation and distribution margins).</w:t>
+          <w:t xml:space="preserve">The estimates rest on modelling choices whose effects we quantified, and each is stated here with its size and the work that would remove it. The two largest concern medicines, and they act in opposite directions. EXIOBASE's purchase column for the Danish health industry, which sets the composition of the services component, spends 0.04% of its purchases on Chemicals n.e.c., whereas medicines are 13.9% of the Danish health industries' purchases in Statistics Denmark's table, </w:t>
+        </w:r>
+        <w:r>
+          <w:t xml:space="preserve">so the medicines used in hospitals are largely missing. Adding them to the services purchases, with the spend unchanged, increases the climate footprint by 32.1% when they carry the Chemicals n.e.c. intensity, and re-weighting every product to the national mix increases it by 34.4%. That intensity in turn </w:t>
+        </w:r>
+        <w:r>
+          <w:t xml:space="preserve">probably </w:t>
+        </w:r>
+        <w:r>
+          <w:t xml:space="preserve">overstates the emissions of medicines, and a pharmaceutical-specific intensity puts the climate median 12.5% below the headline; with both corrections, the climate footprint is 7.8% below the headline (Appendix A, Sensitivity; Table A.6). Future studies could settle both by coupling a national input-output table that separates pharmaceuticals to the global model.</w:t>
+        </w:r>
+        <w:r>
+          <w:t xml:space="preserve"> Distribution margins on medicines and appliances are charged at the intensity of the Danish trade industries; charging them at the manufacturing intensity, as a whole-column mapping does, would increase the climate footprint by 11.5% (Appendix A, Valuation and distribution margins).</w:t>
         </w:r>
       </w:ins>
     </w:p>
@@ -14083,7 +14906,76 @@
       </w:del>
       <w:ins w:id="52424" w:author="Albert Kwame Osei-Owusu" w:date="2026-10-21T20:00:00Z">
         <w:r>
-          <w:t xml:space="preserve">Gross fixed capital formation is excluded from the headline, so the buildings and equipment of health care and its suppliers are not captured. Endogenising the capital of the supplying industries on the matrices of Södersten and colleagues [15], whose 2020 capital flows we apply to 2022 output without rescaling, adds 751 kt CO₂e, which would increase the headline by 17.6%, and increases material extraction by 39%; the health industries' own capital, valued separately as an annual service flow, adds 535 kt on its own and is not in that figure (Appendix A, Gross fixed capital formation). Capital should enter the boundary once capital matrices for 2022 exist. Material extraction adds tonnes without weighting, and input-output analysis assumes that physical flows are proportional to spending, which matters most where prices per tonne are lowest: purchases of Danish sand and clay worth 5.7 million euros correspond to 0.86 Mt, a quarter of the category. The 2022 EXIOBASE table is a projection compiled in 2021, and its waste extension is the 2011 hybrid account applied to 2022 output, so earlier economic and environmental structures carry into the 2022 intensities; the analysis should be repeated on a release compiled from 2022 statistics. The national denominator is EXIOBASE's own: our national climate footprint of 77.2 Mt is 23% above Statistics Denmark's experimental 62.9 Mt, against which the health care share would be 6.8% (Appendix A, Validation against published Danish footprints).</w:t>
+          <w:t xml:space="preserve">Gross fixed capital formation is excluded from the headline, so the buildings and equipment of health care and its suppliers are not captured. Endogenising the capital of the supplying industries on the</w:t>
+        </w:r>
+        <w:r>
+          <w:t xml:space="preserve"> capital use</w:t>
+        </w:r>
+        <w:r>
+          <w:t xml:space="preserve"> matrices of </w:t>
+        </w:r>
+        <w:r>
+          <w:t xml:space="preserve">Wood</w:t>
+        </w:r>
+        <w:r>
+          <w:t xml:space="preserve"> and </w:t>
+        </w:r>
+        <w:r>
+          <w:t xml:space="preserve">Södersten</w:t>
+        </w:r>
+        <w:r>
+          <w:t xml:space="preserve"> [</w:t>
+        </w:r>
+        <w:r>
+          <w:t xml:space="preserve">46</w:t>
+        </w:r>
+        <w:r>
+          <w:t xml:space="preserve">], whose 2020 capital flows we apply to 2022 output without rescaling, adds 751 kt CO₂e, which would increase the headline by 17.6%, and </w:t>
+        </w:r>
+        <w:r>
+          <w:t xml:space="preserve">1,348 kt of</w:t>
+        </w:r>
+        <w:r>
+          <w:t xml:space="preserve"> material extraction </w:t>
+        </w:r>
+        <w:r>
+          <w:t xml:space="preserve">(38.5% of the headline)</w:t>
+        </w:r>
+        <w:r>
+          <w:t xml:space="preserve">. The</w:t>
+        </w:r>
+        <w:r>
+          <w:t xml:space="preserve"> health industries' own capital, valued separately as an annual service flow, adds 535 kt on its own and is not in that figure (Appendix A, Gross fixed capital formation). </w:t>
+        </w:r>
+        <w:r>
+          <w:t xml:space="preserve">Future studies should bring capital into the boundary once capital matrices for 2022 are published.</w:t>
+        </w:r>
+        <w:r>
+          <w:t xml:space="preserve"> Material extraction adds tonnes without weighting, and input-output analysis assumes that physical flows are proportional to spending, which matters most where prices per tonne are lowest</w:t>
+        </w:r>
+        <w:r>
+          <w:t xml:space="preserve">;</w:t>
+        </w:r>
+        <w:r>
+          <w:t xml:space="preserve"> purchases of Danish sand and clay worth 5.7 million euros correspond to 0.86 Mt, a quarter of the category. The 2022 EXIOBASE table is a projection compiled in 2021, and its waste extension is the 2011 hybrid account applied to 2022 output, so earlier economic and environmental structures carry into the 2022 intensities; the analysis should be repeated on a release compiled from 2022 statistics. The national denominator is EXIOBASE's </w:t>
+        </w:r>
+        <w:r>
+          <w:t xml:space="preserve">own, and</w:t>
+        </w:r>
+        <w:r>
+          <w:t xml:space="preserve"> our national climate footprint of 77.2 Mt</w:t>
+        </w:r>
+        <w:r>
+          <w:t xml:space="preserve"> CO₂e</w:t>
+        </w:r>
+        <w:r>
+          <w:t xml:space="preserve"> is 23% above Statistics Denmark's experimental 62.9 </w:t>
+        </w:r>
+        <w:r>
+          <w:t xml:space="preserve">Mt CO₂e,</w:t>
+        </w:r>
+        <w:r>
+          <w:t xml:space="preserve"> against which the health care share would be 6.8% (Appendix A, Validation against published Danish footprints).</w:t>
         </w:r>
       </w:ins>
     </w:p>
@@ -14104,7 +14996,55 @@
       </w:del>
       <w:ins w:id="52425" w:author="Albert Kwame Osei-Owusu" w:date="2026-10-21T20:00:00Z">
         <w:r>
-          <w:t xml:space="preserve">The bottom-up terms rest mainly on Danish sources, the National Inventory Document, the register of medicine sales and the National Travel Survey, but the travel terms transfer the Dutch emission intensity per kilometre, which the Danish car fleet, with its growing share of electric cars, may not match, and the visitor share from NHS England. With their covariance, these terms account for 30.4% of the variance of the climate footprint, against 69.6% for the input-output parameters (Appendix A, Figs. A.13 and A.15), so better Danish data would narrow the interval only modestly. The interval covers parameter uncertainty only; the choices above are reported as sensitivity cases, and other EXIOBASE releases put the Danish health industry's output for 2022 at 70% and 36% of the national accounts (Appendix A, Reference years and the background model). Finally, this is an EE-MRIO analysis with bottom-up complements rather than an integrated hybrid life cycle assessment, which would require physical process data for Danish health care that do not exist at national scale. Double counting was tested term by term: medical nitrous oxide is subtracted from the DRIVHUS figure before the anaesthetic term is added, and the health industry's self-supply loop is removed from the scope partition, but 8.7 kt CO₂e of hydrofluorocarbons that Statistics Denmark books to hospitals could overlap the inhaler term, which the accounts do not allow us to test (Appendix A, Double counting). Results should therefore be read as system-level estimates with quantified parameter uncertainty; the study identifies where impacts arise and does not estimate the mitigation potential of specific interventions.</w:t>
+          <w:t xml:space="preserve">The bottom-up terms rest mainly on Danish sources, the National Inventory Document, the register of medicine sales and the National Travel Survey, but the travel terms transfer the Dutch emission intensity per kilometre, which the Danish car fleet, with its growing share of electric cars, may not match, and the visitor share from NHS England. With their covariance, these terms account for 30.4% of the variance of the climate footprint, </w:t>
+        </w:r>
+        <w:r>
+          <w:t xml:space="preserve">compared to</w:t>
+        </w:r>
+        <w:r>
+          <w:t xml:space="preserve"> 69.6% for the input-output parameters (Appendix A, Figs. A.13 and A.15), so better Danish data would narrow the interval only modestly. The interval covers parameter uncertainty only; the choices above are reported as sensitivity </w:t>
+        </w:r>
+        <w:r>
+          <w:t xml:space="preserve">cases (Appendix A, Table A.6),</w:t>
+        </w:r>
+        <w:r>
+          <w:t xml:space="preserve"> and other EXIOBASE releases put the Danish health industry's output for 2022 at 70% and 36% of the national accounts</w:t>
+        </w:r>
+        <w:r>
+          <w:t xml:space="preserve"> (versions 3.9 and 3.10, respectively)</w:t>
+        </w:r>
+        <w:r>
+          <w:t xml:space="preserve"> (Appendix A, Reference years and the background model). </w:t>
+        </w:r>
+        <w:r>
+          <w:t xml:space="preserve">This</w:t>
+        </w:r>
+        <w:r>
+          <w:t xml:space="preserve"> is an EE-MRIO analysis with bottom-up complements rather than an integrated hybrid life cycle assessment, which would require physical process data for Danish health care that </w:t>
+        </w:r>
+        <w:r>
+          <w:t xml:space="preserve">are</w:t>
+        </w:r>
+        <w:r>
+          <w:t xml:space="preserve"> not </w:t>
+        </w:r>
+        <w:r>
+          <w:t xml:space="preserve">available</w:t>
+        </w:r>
+        <w:r>
+          <w:t xml:space="preserve"> at national scale. Double counting was tested term by </w:t>
+        </w:r>
+        <w:r>
+          <w:t xml:space="preserve">term. Medical</w:t>
+        </w:r>
+        <w:r>
+          <w:t xml:space="preserve"> nitrous oxide is subtracted from the DRIVHUS figure before the anaesthetic term is added, and the health industry's self-supply loop is removed from the scope partition, but 8.7 kt CO₂e of hydrofluorocarbons that Statistics Denmark books to hospitals could overlap the inhaler term, which the accounts do not allow us to test (Appendix A, Double counting). Results should</w:t>
+        </w:r>
+        <w:r>
+          <w:t xml:space="preserve"> be read as system-level estimates with quantified parameter uncertainty; the study identifies where impacts arise and does not estimate the mitigation potential of specific </w:t>
+        </w:r>
+        <w:r>
+          <w:t xml:space="preserve">interventions, which future scenario modelling on this account could quantify.</w:t>
         </w:r>
       </w:ins>
     </w:p>
@@ -14148,9 +15088,14 @@
           <w:delText xml:space="preserve"> contributes between approximately 3.6% and 5.6% of national environmental impacts across five assessed categories. For greenhouse gas emissions, this corresponds to a per-capita consumption of approximately 0.83 t CO₂e. </w:delText>
         </w:r>
       </w:del>
+      <w:ins w:id="52539" w:author="Albert Kwame Osei-Owusu" w:date="2026-10-21T20:00:00Z">
+        <w:r>
+          <w:t xml:space="preserve">This study assessed the environmental impacts associated with delivering health care in Denmark in 2022, using an EE-MRIO framework complemented by bottom-up calculations for the sources that monetary accounts represent poorly. We find that Danish health care accounts for between 2.1% and 6.5% of the national footprint across five impact categories,</w:t>
+        </w:r>
+      </w:ins>
       <w:ins w:id="24915" w:author="Albert Kwame Osei-Owusu" w:date="2026-09-14T09:00:00Z">
         <w:r>
-          <w:t xml:space="preserve">This study provides a systemic assessment of the environmental impacts associated with delivering health care in Denmark, using an EE-MRIO framework complemented by selected bottom-up calculations. Danish health care accounts for between 2.1% and 6.5% of the national footprint across the five categories, and for 0.73 t CO₂e per person per year in greenhouse gas emissions.</w:t>
+          <w:t xml:space="preserve"> and for 0.73 t CO₂e per person per year in greenhouse gas emissions.</w:t>
         </w:r>
       </w:ins>
     </w:p>
@@ -14188,10 +15133,22 @@
           <w:t xml:space="preserve">By expenditure category, health care services account for most of the climate footprint (56.9%); by activity group, pharmaceuticals and chemical products are the largest contributor (27.1%)</w:t>
         </w:r>
         <w:r>
-          <w:t xml:space="preserve">, a share that depends on how medicines are represented.</w:t>
-        </w:r>
-        <w:r>
-          <w:t xml:space="preserve"> Material extraction, blue water consumption, land use and waste generation are concentrated in pharmaceuticals and chemical products and in food-related activities.</w:t>
+          <w:t xml:space="preserve">, </w:t>
+        </w:r>
+        <w:r>
+          <w:t xml:space="preserve">although services would be the largest in 60.1% of simulation draws if</w:t>
+        </w:r>
+        <w:r>
+          <w:t xml:space="preserve"> medicines </w:t>
+        </w:r>
+        <w:r>
+          <w:t xml:space="preserve">carried a pharmaceutical-specific intensity.</w:t>
+        </w:r>
+        <w:r>
+          <w:t xml:space="preserve"> </w:t>
+        </w:r>
+        <w:r>
+          <w:t xml:space="preserve">Pharmaceuticals and chemical products are the largest contributor to material extraction, blue water consumption and waste generation, and food and food services to land use.</w:t>
         </w:r>
       </w:ins>
       <w:del w:id="948" w:author="Albert Kwame Osei-Owusu" w:date="2026-09-12T09:00:00Z">
@@ -14276,6 +15233,11 @@
           <w:delText xml:space="preserve">The inclusion of bottom‑up data for nitrous oxide,</w:delText>
         </w:r>
       </w:del>
+      <w:ins w:id="52540" w:author="Albert Kwame Osei-Owusu" w:date="2026-10-21T20:00:00Z">
+        <w:r>
+          <w:t xml:space="preserve">We also find that a footprint built on a global database needs checks against national accounts, because correcting a single misallocated industry, Danish sea transport, decreased the climate footprint by 25%, from 5,688 to 4,267 kt CO₂e. </w:t>
+        </w:r>
+      </w:ins>
       <w:ins w:id="42994" w:author="Albert Kwame Osei-Owusu" w:date="2026-09-14T09:00:00Z">
         <w:r>
           <w:t xml:space="preserve">Including bottom-up data for anaesthetic gases,</w:t>
@@ -14323,6 +15285,11 @@
       <w:r>
         <w:t xml:space="preserve">. </w:t>
       </w:r>
+      <w:ins w:id="52541" w:author="Albert Kwame Osei-Owusu" w:date="2026-10-21T20:00:00Z">
+        <w:r>
+          <w:t xml:space="preserve">However,</w:t>
+        </w:r>
+      </w:ins>
       <w:del w:id="950" w:author="Albert Kwame Osei-Owusu" w:date="2026-09-12T09:00:00Z">
         <w:r>
           <w:delText xml:space="preserve">Nevertheless, the analysis remains subject to limitations related to temporal mismatches in data sources, proxy‑based estimates, pharmaceutical-related inaccuracies, and the exclusion of gross fixed capital formation. </w:delText>
@@ -14330,7 +15297,7 @@
       </w:del>
       <w:ins w:id="951" w:author="Albert Kwame Osei-Owusu" w:date="2026-09-12T09:00:00Z">
         <w:r>
-          <w:t xml:space="preserve">Nevertheless, the analysis remains </w:t>
+          <w:t xml:space="preserve"> the analysis remains </w:t>
         </w:r>
         <w:r>
           <w:t xml:space="preserve">limited</w:t>
@@ -14393,7 +15360,49 @@
           <w:t xml:space="preserve">largest,</w:t>
         </w:r>
         <w:r>
-          <w:t xml:space="preserve"> at 27.1% of the climate footprint and the largest contributor in four of the five categories. Employee commuting and patient and visitor travel together account for 16.6% of the climate footprint and are a part of the system a health authority can influence directly, through siting, scheduling and transport provision. Food and food services account for 10.2% of the climate footprint and 38% of land use, so procurement standards for food carry disproportionate weight in the land and water categories. Each of these is an expenditure category a purchaser can act on, which the sector-of-origin view alone does not reveal.</w:t>
+          <w:t xml:space="preserve"> at 27.1% of the climate footprint and the largest contributor in four of the five </w:t>
+        </w:r>
+        <w:r>
+          <w:t xml:space="preserve">categories, although its size depends on how medicines are represented.</w:t>
+        </w:r>
+        <w:r>
+          <w:t xml:space="preserve"> Employee commuting and patient and visitor travel together account for 16.6% of the climate footprint and are a part of the system a health authority can influence directly, through siting, scheduling and transport provision. Food and food services </w:t>
+        </w:r>
+        <w:r>
+          <w:t xml:space="preserve">accounts</w:t>
+        </w:r>
+        <w:r>
+          <w:t xml:space="preserve"> for 10.2% of the climate footprint and </w:t>
+        </w:r>
+        <w:r>
+          <w:t xml:space="preserve">38.4%</w:t>
+        </w:r>
+        <w:r>
+          <w:t xml:space="preserve"> of land use, so procurement standards for food carry disproportionate weight in the land and water categories. Each of these is </w:t>
+        </w:r>
+        <w:r>
+          <w:t xml:space="preserve">a</w:t>
+        </w:r>
+        <w:r>
+          <w:t xml:space="preserve"> category </w:t>
+        </w:r>
+        <w:r>
+          <w:t xml:space="preserve">of health care demand that </w:t>
+        </w:r>
+        <w:r>
+          <w:t xml:space="preserve">a </w:t>
+        </w:r>
+        <w:r>
+          <w:t xml:space="preserve">health authority</w:t>
+        </w:r>
+        <w:r>
+          <w:t xml:space="preserve"> can act on, </w:t>
+        </w:r>
+        <w:r>
+          <w:t xml:space="preserve">through what it buys or how it organises care, </w:t>
+        </w:r>
+        <w:r>
+          <w:t xml:space="preserve">which the sector-of-origin view alone does not reveal.</w:t>
         </w:r>
       </w:ins>
     </w:p>
@@ -14426,35 +15435,63 @@
             <w:rFonts w:cs="Times New Roman"/>
             <w:szCs w:val="20"/>
           </w:rPr>
-          <w:t xml:space="preserve">Most of the environmental pressure that comes with Danish health care is created somewhere else: in the factories that make medicines and medical supplies, on the farms that grow the food served in hospitals, in the quarries that supply </w:t>
+          <w:t xml:space="preserve">Most of the environmental pressure that comes with Danish health care is created </w:t>
         </w:r>
         <w:r>
           <w:rPr>
             <w:rFonts w:cs="Times New Roman"/>
             <w:szCs w:val="20"/>
           </w:rPr>
-          <w:t xml:space="preserve">sand and clay,</w:t>
+          <w:t xml:space="preserve">outside hospitals and clinics</w:t>
         </w:r>
         <w:r>
           <w:rPr>
             <w:rFonts w:cs="Times New Roman"/>
             <w:szCs w:val="20"/>
           </w:rPr>
-          <w:t xml:space="preserve"> and on the roads travelled by staff, patients and visitors. That has a practical consequence for a health service that wants to reduce its impact. </w:t>
+          <w:t xml:space="preserve">: in the factories that make medicines and medical supplies, on the farms that grow the food served in hospitals, in the quarries that supply </w:t>
         </w:r>
         <w:r>
           <w:rPr>
             <w:rFonts w:cs="Times New Roman"/>
             <w:szCs w:val="20"/>
           </w:rPr>
-          <w:t xml:space="preserve">The decisions that matter most are those of purchasers rather than of facility managers, and many of the pressures they affect arise outside Denmark.</w:t>
+          <w:t xml:space="preserve">sand and clay,</w:t>
         </w:r>
         <w:r>
           <w:rPr>
             <w:rFonts w:cs="Times New Roman"/>
             <w:szCs w:val="20"/>
           </w:rPr>
-          <w:t xml:space="preserve"> It also means that the climate accounts health services normally publish, which stop at the boundary of what they own and the energy they buy, describe a small corner of the problem.</w:t>
+          <w:t xml:space="preserve"> and on the roads travelled by staff, patients and visitors. That has a practical consequence for a health service that wants to reduce its impact. </w:t>
+        </w:r>
+        <w:r>
+          <w:rPr>
+            <w:rFonts w:cs="Times New Roman"/>
+            <w:szCs w:val="20"/>
+          </w:rPr>
+          <w:t xml:space="preserve">The decisions that matter most are those of purchasers rather than of facility managers, and many of the pressures they affect arise outside Denmark.</w:t>
+        </w:r>
+        <w:r>
+          <w:rPr>
+            <w:rFonts w:cs="Times New Roman"/>
+            <w:szCs w:val="20"/>
+          </w:rPr>
+          <w:t xml:space="preserve"> </w:t>
+        </w:r>
+        <w:r>
+          <w:rPr>
+            <w:rFonts w:cs="Times New Roman"/>
+            <w:szCs w:val="20"/>
+          </w:rPr>
+          <w:t xml:space="preserve">The same finding</w:t>
+        </w:r>
+        <w:r>
+          <w:rPr>
+            <w:rFonts w:cs="Times New Roman"/>
+            <w:szCs w:val="20"/>
+          </w:rPr>
+          <w:t xml:space="preserve"> means that the climate accounts health services normally publish, which stop at the boundary of what they own and the energy they buy, describe a small corner of the problem.</w:t>
         </w:r>
       </w:ins>
     </w:p>
@@ -14503,7 +15540,35 @@
             <w:rFonts w:cs="Times New Roman"/>
             <w:szCs w:val="20"/>
           </w:rPr>
-          <w:t xml:space="preserve"> bringing them inside would show how much of the footprint is carried by infrastructure rather than by day-to-day operation. Finally, the environmental accounts that Denmark and its trading partners publish are not yet consistent enough from one year to the next to track a health system over time; until they are, a comparison across reference years measures changes in the data as well as changes in the world.</w:t>
+          <w:t xml:space="preserve"> bringing them inside would show how much of the footprint is carried by infrastructure rather than by day-to-day operation. Finally,</w:t>
+        </w:r>
+        <w:r>
+          <w:rPr>
+            <w:rFonts w:cs="Times New Roman"/>
+            <w:szCs w:val="20"/>
+          </w:rPr>
+          <w:t xml:space="preserve"> successive releases of</w:t>
+        </w:r>
+        <w:r>
+          <w:rPr>
+            <w:rFonts w:cs="Times New Roman"/>
+            <w:szCs w:val="20"/>
+          </w:rPr>
+          <w:t xml:space="preserve"> the </w:t>
+        </w:r>
+        <w:r>
+          <w:rPr>
+            <w:rFonts w:cs="Times New Roman"/>
+            <w:szCs w:val="20"/>
+          </w:rPr>
+          <w:t xml:space="preserve">global input-output databases</w:t>
+        </w:r>
+        <w:r>
+          <w:rPr>
+            <w:rFonts w:cs="Times New Roman"/>
+            <w:szCs w:val="20"/>
+          </w:rPr>
+          <w:t xml:space="preserve"> are not yet consistent enough from one year to the next to track a health system over time; until they are, a comparison across reference years measures changes in the data as well as changes in the world.</w:t>
         </w:r>
       </w:ins>
     </w:p>
@@ -14618,7 +15683,37 @@
       </w:pPr>
       <w:ins w:id="8369" w:author="Albert Kwame Osei-Owusu" w:date="2026-09-14T09:00:00Z">
         <w:r>
-          <w:t xml:space="preserve">This study draws on publicly available data sources. EXIOBASE version 3.8.2 is openly available at https://www.exiobase.eu, and the Danish input-output tables, national accounts, emission accounts and waste accounts are available from Statistics Denmark. The analysis adapts the openly available model code of Steenmeijer and colleagues. The code, processed input data and result tables are available at https://github.com/Ofir2025/envr-footprint-healthcare-Dk2025 and archived on Zenodo (https://doi.org/10.5281/zenodo.20542389), and the bottom-up calculations underlying the reported estimates are provided in Appendices A and B. Every result file carries a lineage record naming the script, the equations, the inputs and the published method it implements.</w:t>
+          <w:t xml:space="preserve">This study draws on publicly available data sources. EXIOBASE version 3.8.2 is openly available at https://www.exiobase.eu, and the Danish input-output tables, national accounts, emission accounts and waste accounts are available from Statistics Denmark. The analysis adapts the openly available model code of Steenmeijer and </w:t>
+        </w:r>
+        <w:r>
+          <w:t xml:space="preserve">colleagues [13].</w:t>
+        </w:r>
+        <w:r>
+          <w:t xml:space="preserve"> The code, processed input data and result tables are available at https://github.com/Ofir2025/envr-footprint-healthcare-Dk2025</w:t>
+        </w:r>
+        <w:r>
+          <w:t xml:space="preserve">, and the version reported here is to be archived</w:t>
+        </w:r>
+        <w:r>
+          <w:t xml:space="preserve"> </w:t>
+        </w:r>
+        <w:r>
+          <w:t xml:space="preserve">as a new version of the</w:t>
+        </w:r>
+        <w:r>
+          <w:t xml:space="preserve"> Zenodo </w:t>
+        </w:r>
+        <w:r>
+          <w:t xml:space="preserve">record with concept DOI </w:t>
+        </w:r>
+        <w:r>
+          <w:t xml:space="preserve">https://doi.org/10.5281/zenodo.20542389</w:t>
+        </w:r>
+        <w:r>
+          <w:t xml:space="preserve">;</w:t>
+        </w:r>
+        <w:r>
+          <w:t xml:space="preserve"> the bottom-up calculations underlying the reported estimates are provided in Appendices A and B. Every result file carries a lineage record naming the script, the equations, the inputs and the published method it implements.</w:t>
         </w:r>
       </w:ins>
     </w:p>
@@ -16280,12 +17375,38 @@
         <w:spacing w:after="60" w:line="240" w:lineRule="auto"/>
         <w:ind w:left="567" w:hanging="567"/>
         <w:rPr>
+          <w:ins w:id="52542" w:author="Albert Kwame Osei-Owusu" w:date="2026-10-21T20:00:00Z"/>
+        </w:rPr>
+      </w:pPr>
+      <w:ins w:id="52543" w:author="Albert Kwame Osei-Owusu" w:date="2026-10-21T20:00:00Z">
+        <w:r>
+          <w:t xml:space="preserve">[46]</w:t>
+        </w:r>
+        <w:r>
+          <w:tab/>
+        </w:r>
+        <w:r>
+          <w:t xml:space="preserve">R. Wood, C.-J. Södersten, Capital use matrices, version 3.8.2 [dataset], Zenodo, 2021. https://doi.org/10.5281/zenodo.7073276.</w:t>
+        </w:r>
+      </w:ins>
+    </w:p>
+    <w:p>
+      <w:pPr>
+        <w:spacing w:after="60" w:line="240" w:lineRule="auto"/>
+        <w:ind w:left="567" w:hanging="567"/>
+        <w:rPr>
           <w:ins w:id="47182" w:author="Albert Kwame Osei-Owusu" w:date="2026-09-14T09:00:00Z"/>
         </w:rPr>
       </w:pPr>
       <w:ins w:id="47183" w:author="Albert Kwame Osei-Owusu" w:date="2026-09-14T09:00:00Z">
         <w:r>
-          <w:t xml:space="preserve">[46]</w:t>
+          <w:t xml:space="preserve">[</w:t>
+        </w:r>
+        <w:r>
+          <w:t xml:space="preserve">47</w:t>
+        </w:r>
+        <w:r>
+          <w:t xml:space="preserve">]</w:t>
         </w:r>
         <w:r>
           <w:tab/>
@@ -16320,7 +17441,13 @@
       </w:pPr>
       <w:ins w:id="47187" w:author="Albert Kwame Osei-Owusu" w:date="2026-09-14T09:00:00Z">
         <w:r>
-          <w:t xml:space="preserve">[47]</w:t>
+          <w:t xml:space="preserve">[</w:t>
+        </w:r>
+        <w:r>
+          <w:t xml:space="preserve">48</w:t>
+        </w:r>
+        <w:r>
+          <w:t xml:space="preserve">]</w:t>
         </w:r>
         <w:r>
           <w:tab/>
@@ -16355,7 +17482,13 @@
       </w:pPr>
       <w:ins w:id="47191" w:author="Albert Kwame Osei-Owusu" w:date="2026-09-14T09:00:00Z">
         <w:r>
-          <w:t xml:space="preserve">[48]</w:t>
+          <w:t xml:space="preserve">[</w:t>
+        </w:r>
+        <w:r>
+          <w:t xml:space="preserve">49</w:t>
+        </w:r>
+        <w:r>
+          <w:t xml:space="preserve">]</w:t>
         </w:r>
         <w:r>
           <w:tab/>
@@ -16390,7 +17523,13 @@
       </w:pPr>
       <w:ins w:id="47195" w:author="Albert Kwame Osei-Owusu" w:date="2026-09-14T09:00:00Z">
         <w:r>
-          <w:t xml:space="preserve">[49]</w:t>
+          <w:t xml:space="preserve">[</w:t>
+        </w:r>
+        <w:r>
+          <w:t xml:space="preserve">50</w:t>
+        </w:r>
+        <w:r>
+          <w:t xml:space="preserve">]</w:t>
         </w:r>
         <w:r>
           <w:tab/>

--- a/docs/eriksen_et_al_2026/eriksen_et_al_2026_manuscript.docx
+++ b/docs/eriksen_et_al_2026/eriksen_et_al_2026_manuscript.docx
@@ -67,7 +67,7 @@
       </w:del>
       <w:ins w:id="10873" w:author="Albert Kwame Osei-Owusu" w:date="2026-09-14T09:00:00Z">
         <w:r>
-          <w:t xml:space="preserve">Health care relies on energy and materials whose environmental impacts cross global supply chains and escape facility-level assessment. We quantified those impacts for Denmark in 2022 using environmentally extended multi-regional input-output analysis with bottom-up complements. Demand was built from Statistics Denmark's </w:t>
+          <w:t xml:space="preserve">Health care relies on energy and materials whose environmental impacts cross global supply chains and escape facility-level assessment. We quantified those impacts for Denmark in 2022 using environmentally extended multi-regional input-output analysis with bottom-up complements. Demand was built from Statistics Denmark’s </w:t>
         </w:r>
         <w:r>
           <w:t xml:space="preserve">117-industry input-output table, with distribution margins assigned to the trade industries, and linked to global supply chains through EXIOBASE version </w:t>
@@ -82,7 +82,7 @@
           <w:t xml:space="preserve">), 5.5% of the national footprint; 3,498 kilotonnes of material extraction (6.5%); 75 million cubic metres of blue water (5.9%); 4,118 square kilometres of land use (4.1%); and 221 kilotonnes of waste (2.1%). </w:t>
         </w:r>
         <w:r>
-          <w:t xml:space="preserve">Pharmaceuticals and chemical products were the largest contributor to the climate footprint (27.1%; 95% interval 24.2% to 29.0%)</w:t>
+          <w:t xml:space="preserve">Pharmaceuticals and chemical products were the largest contributor to the climate footprint (27.1%; 95% interval 24.2% to 29%)</w:t>
         </w:r>
         <w:r>
           <w:t xml:space="preserve"> and ranked</w:t>
@@ -94,7 +94,7 @@
           <w:t xml:space="preserve"> </w:t>
         </w:r>
         <w:r>
-          <w:t xml:space="preserve">Supply-chain transport contributed 13.3% of the climate footprint, compared to 29.7% before correcting EXIOBASE's allocation of 74% of Danish sea-transport output to Danish intermediate use, which Statistics Denmark puts at 6.5%.</w:t>
+          <w:t xml:space="preserve">Supply-chain transport contributed 13.3% of the climate footprint, compared to 29.7% before correcting EXIOBASE’s allocation of 74% of Danish sea-transport output to Danish intermediate use, which Statistics Denmark puts at 6.5%.</w:t>
         </w:r>
         <w:r>
           <w:t xml:space="preserve"> </w:t>
@@ -109,7 +109,7 @@
           <w:t xml:space="preserve">outside Denmark and Europe. </w:t>
         </w:r>
         <w:r>
-          <w:t xml:space="preserve">The input-output data accounted for 69.6% of the climate footprint's variance.</w:t>
+          <w:t xml:space="preserve">The input-output data accounted for 69.6% of the climate footprint’s variance.</w:t>
         </w:r>
         <w:r>
           <w:t xml:space="preserve"> Mitigation must reach beyond health care facilities to procurement, pharmaceutical supply, </w:t>
@@ -1807,7 +1807,7 @@
       </w:ins>
       <w:ins w:id="268" w:author="Albert Kwame Osei-Owusu" w:date="2026-09-12T09:00:00Z">
         <w:r>
-          <w:t xml:space="preserve">No single method captures these pressures with equal completeness and resolution. Process-based life cycle assessment represents individual products, procedures and care pathways in detail, and a large body of such work is now catalogued in open databases [8]. Reviews of the health care literature nevertheless report wide heterogeneity in functional units, system boundaries and inventory coverage, which limits comparison and can leave upstream processes outside the assessed boundary [9,10]. Environmentally extended multi-regional input-output (EE-MRIO) analysis, built on Leontief's demand-driven algebra [11], offers economy-wide consumption-based coverage of global supply chains, at the cost of aggregated sectors, monetary proportionality assumptions, concordance uncertainty and the </w:t>
+          <w:t xml:space="preserve">No single method captures these pressures with equal completeness and resolution. Process-based life cycle assessment represents individual products, procedures and care pathways in detail, and a large body of such work is now catalogued in open databases [8]. Reviews of the health care literature nevertheless report wide heterogeneity in functional units, system boundaries and inventory coverage, which limits comparison and can leave upstream processes outside the assessed boundary [9,10]. Environmentally extended multi-regional input-output (EE-MRIO) analysis, built on Leontief’s demand-driven algebra [11], offers economy-wide consumption-based coverage of global supply chains, at the cost of aggregated sectors, monetary proportionality assumptions, concordance uncertainty and the </w:t>
         </w:r>
         <w:r>
           <w:t xml:space="preserve">age</w:t>
@@ -2052,7 +2052,7 @@
         </w:r>
         <w:proofErr w:type="spellEnd"/>
         <w:r>
-          <w:t xml:space="preserve"> and colleagues showed for the Netherlands that health care's shares of national material extraction, blue water consumption, land use, waste generation and climate impact differ markedly and arise in different sectors and regions [13]; and Andrieu and colleagues traced resource footprints across 49 regions over two decades with capital </w:t>
+          <w:t xml:space="preserve"> and colleagues showed for the Netherlands that health care’s shares of national material extraction, blue water consumption, land use, waste generation and climate impact differ markedly and arise in different sectors and regions [13]; and Andrieu and colleagues traced resource footprints across 49 regions over two decades with capital </w:t>
         </w:r>
         <w:proofErr w:type="spellStart"/>
         <w:r>
@@ -2078,7 +2078,13 @@
           </w:r>
         </w:del>
         <w:r>
-          <w:t xml:space="preserve">[16]. More recent work has separated pharmaceuticals from the broader chemical sectors and documented both the weight and the international outsourcing of pharmaceutical supply-chain emissions [17]. Taken together, these studies show why a carbon-only indicator cannot be assumed to find the same hotspots as materials, water, land or waste, and why mitigation designed around one indicator can displace pressure onto another [13].</w:t>
+          <w:t xml:space="preserve">[16]. More recent work has separated pharmaceuticals from the broader chemical sectors and documented both the weight and the international outsourcing of pharmaceutical supply-chain emissions [17]. Taken together, these studies show why a carbon-only indicator cannot be assumed to find the same hotspots as materials, water, land or </w:t>
+        </w:r>
+        <w:r>
+          <w:t xml:space="preserve">waste</w:t>
+        </w:r>
+        <w:r>
+          <w:t xml:space="preserve"> [13].</w:t>
         </w:r>
       </w:ins>
     </w:p>
@@ -2353,13 +2359,19 @@
           <w:t xml:space="preserve">Denmark appears in international </w:t>
         </w:r>
         <w:r>
-          <w:t xml:space="preserve">comparisons, but </w:t>
-        </w:r>
-        <w:r>
-          <w:t xml:space="preserve">a Denmark-specific account of</w:t>
-        </w:r>
-        <w:r>
-          <w:t xml:space="preserve"> its health care footprint across several pressures and supply-chain locations is still missing. Comparative EE-MRIO studies have estimated the Danish health care greenhouse gas </w:t>
+          <w:t xml:space="preserve">comparisons</w:t>
+        </w:r>
+        <w:r>
+          <w:t xml:space="preserve"> of</w:t>
+        </w:r>
+        <w:r>
+          <w:t xml:space="preserve"> health care </w:t>
+        </w:r>
+        <w:r>
+          <w:t xml:space="preserve">footprints.</w:t>
+        </w:r>
+        <w:r>
+          <w:t xml:space="preserve"> Comparative EE-MRIO studies have estimated the Danish health care greenhouse gas </w:t>
         </w:r>
         <w:r>
           <w:t xml:space="preserve">or carbon dioxide </w:t>
@@ -2398,10 +2410,22 @@
           <w:t xml:space="preserve"> as areas for action [19,20]; and a Danish regional inventory attributed about 80% of its 2020 emissions to purchased goods and services [21]. Health care </w:t>
         </w:r>
         <w:r>
-          <w:t xml:space="preserve">also accounts for</w:t>
-        </w:r>
-        <w:r>
-          <w:t xml:space="preserve"> a large share of economic activity in high-income countries, about 9.4% of gross domestic product in Denmark in 2024 [22]. None of this work provides a Denmark-specific national account that links detailed Danish health care demand to several environmental indicators at once and traces where the associated upstream pressures occur. This absence matters beyond </w:t>
+          <w:t xml:space="preserve">is </w:t>
+        </w:r>
+        <w:r>
+          <w:t xml:space="preserve">also </w:t>
+        </w:r>
+        <w:r>
+          <w:t xml:space="preserve">economically large,</w:t>
+        </w:r>
+        <w:r>
+          <w:t xml:space="preserve"> about 9.4% of gross domestic product in Denmark in 2024 [22]</w:t>
+        </w:r>
+        <w:r>
+          <w:t xml:space="preserve">, so the footprint of its demand matters at national scale.</w:t>
+        </w:r>
+        <w:r>
+          <w:t xml:space="preserve"> None of this work provides a Denmark-specific national account that links detailed Danish health care demand to several environmental indicators at once and traces where the associated upstream pressures occur. This absence matters beyond </w:t>
         </w:r>
         <w:r>
           <w:t xml:space="preserve">coverage, because</w:t>
@@ -2572,10 +2596,10 @@
       </w:del>
       <w:ins w:id="11874" w:author="Albert Kwame Osei-Owusu" w:date="2026-09-14T09:00:00Z">
         <w:r>
-          <w:t xml:space="preserve">This study asks: what are the magnitude, sectoral origins and geographical distribution of the environmental impacts associated with Danish health care demand? We answer that question for 2022 by building health care final demand from Statistics Denmark's published 117-industry input-output table and linking it to global supply chains through EXIOBASE version 3.8.2, for climate change, material extraction, blue water consumption, land use and waste generation.</w:t>
-        </w:r>
-        <w:r>
-          <w:t xml:space="preserve"> The input-output estimates are supplemented with bottom-up terms for anaesthetic gases, inhaler propellants and private travel, and with Danish national-accounts figures for the sector's own operational emissions and waste. Gross fixed capital formation is left outside the headline, and the size of that omission is </w:t>
+          <w:t xml:space="preserve">This study asks: what are the magnitude, sectoral origins and geographical distribution of the environmental impacts associated with Danish health care demand? We answer that question for 2022 by building health care final demand from Statistics Denmark’s published 117-industry input-output table and linking it to global supply chains through EXIOBASE version 3.8.2, for climate change, material extraction, blue water consumption, land use and waste generation.</w:t>
+        </w:r>
+        <w:r>
+          <w:t xml:space="preserve"> The input-output estimates are supplemented with bottom-up terms for anaesthetic gases, inhaler propellants and private travel, and with Danish national-accounts figures for the sector’s own operational emissions and waste. Gross fixed capital formation is left outside the headline, and the size of that omission is </w:t>
         </w:r>
         <w:r>
           <w:t xml:space="preserve">estimated</w:t>
@@ -3243,7 +3267,16 @@
           <w:t xml:space="preserve"> (Appendix A, Gross fixed capital formation).</w:t>
         </w:r>
         <w:r>
-          <w:t xml:space="preserve"> The data sources, the main assumptions and the reason for each are listed in Table 1.</w:t>
+          <w:t xml:space="preserve"> The data sources, the main assumptions and the reason for each are listed in </w:t>
+        </w:r>
+        <w:r>
+          <w:t xml:space="preserve">Appendix A (</w:t>
+        </w:r>
+        <w:r>
+          <w:t xml:space="preserve">Table </w:t>
+        </w:r>
+        <w:r>
+          <w:t xml:space="preserve">A.1).</w:t>
         </w:r>
       </w:ins>
     </w:p>
@@ -3410,7 +3443,7 @@
       </w:ins>
       <w:ins w:id="3138" w:author="Albert Kwame Osei-Owusu" w:date="2026-09-13T09:00:00Z">
         <w:r>
-          <w:t xml:space="preserve">Expenditure was taken from Statistics Denmark's input-output table for 2022,</w:t>
+          <w:t xml:space="preserve">Expenditure was taken from Statistics Denmark’s input-output table for 2022,</w:t>
         </w:r>
         <w:r>
           <w:t xml:space="preserve"> with</w:t>
@@ -5039,7 +5072,7 @@
       </w:ins>
       <w:ins w:id="3068" w:author="Albert Kwame Osei-Owusu" w:date="2026-09-13T09:00:00Z">
         <w:r>
-          <w:t xml:space="preserve"> is the health sector's own operational term and </w:t>
+          <w:t xml:space="preserve"> is the health sector’s own operational term and </w:t>
         </w:r>
       </w:ins>
       <w:ins w:id="3069" w:author="Albert Kwame Osei-Owusu" w:date="2026-09-13T09:00:00Z">
@@ -5085,7 +5118,7 @@
           <w:t xml:space="preserve"> the bottom-up terms. Appendix A derives these equations in full (Eqs. (A.1) to (A.8)). Two corrections precede the calculation. </w:t>
         </w:r>
         <w:r>
-          <w:t xml:space="preserve">First, EXIOBASE allocates 74% of Danish sea-transport output to Danish intermediate use, compared to 6.5% in Statistics Denmark's domestic table for 2022, and so loads international shipping onto every Danish purchaser. We reallocated the excess to exports and credited the input it replaced to the buying industries' net operating surplus, so that the gross output of every industry is unchanged; the target share is read from the Danish table for each background year</w:t>
+          <w:t xml:space="preserve">First, EXIOBASE allocates 74% of Danish sea-transport output to Danish intermediate use, compared to 6.5% in Statistics Denmark’s domestic table for 2022, and so loads international shipping onto every Danish purchaser. We reallocated the excess to exports and credited the input it replaced to the buying industries’ net operating surplus, so that the gross output of every industry is unchanged; the target share is read from the Danish table for each background year</w:t>
         </w:r>
         <w:r>
           <w:t xml:space="preserve"> (</w:t>
@@ -5165,7 +5198,7 @@
       </w:ins>
       <w:ins w:id="3074" w:author="Albert Kwame Osei-Owusu" w:date="2026-09-13T09:00:00Z">
         <w:r>
-          <w:t xml:space="preserve"> contains the industry's purchases but not its own emissions, </w:t>
+          <w:t xml:space="preserve"> contains the industry’s purchases but not its own emissions, </w:t>
         </w:r>
       </w:ins>
       <w:ins w:id="3075" w:author="Albert Kwame Osei-Owusu" w:date="2026-09-13T09:00:00Z">
@@ -5184,7 +5217,7 @@
       </w:ins>
       <w:ins w:id="3076" w:author="Albert Kwame Osei-Owusu" w:date="2026-09-13T09:00:00Z">
         <w:r>
-          <w:t xml:space="preserve"> is taken for climate change and waste from Statistics Denmark's greenhouse gas and waste accounts by industry (DRIVHUS, AFFALD01) </w:t>
+          <w:t xml:space="preserve"> is taken for climate change and waste from Statistics Denmark’s greenhouse gas and waste accounts by industry (DRIVHUS, AFFALD01) </w:t>
         </w:r>
       </w:ins>
       <w:ins w:id="3077" w:author="Albert Kwame Osei-Owusu" w:date="2026-09-13T09:00:00Z">
@@ -5252,13 +5285,13 @@
           <w:t xml:space="preserve">. </w:t>
         </w:r>
         <w:r>
-          <w:t xml:space="preserve">The model term then excludes the industry's own emissions, which we checked by computing it in two independent ways that agree to eleven decimal </w:t>
+          <w:t xml:space="preserve">The model term then excludes the industry’s own emissions, which we checked by computing it in two independent ways that agree to eleven decimal </w:t>
         </w:r>
         <w:r>
           <w:t xml:space="preserve">places. The</w:t>
         </w:r>
         <w:r>
-          <w:t xml:space="preserve"> industry's purchases from itself bring back 1.8 kt CO₂e (0.04%) of its own emissions, which the headline keeps and the scope partition removes (Appendix A, Eq. (A.6) and Double counting).</w:t>
+          <w:t xml:space="preserve"> industry’s purchases from itself bring back 1.8 kt CO₂e (0.04%) of its own emissions, which the headline keeps and the scope partition removes (Appendix A, Eq. (A.6) and Double counting).</w:t>
         </w:r>
       </w:ins>
     </w:p>
@@ -5446,7 +5479,7 @@
           <w:t xml:space="preserve">added: anaesthetic gases, inhaler propellants, employee commuting, and patient and visitor travel.</w:t>
         </w:r>
         <w:r>
-          <w:t xml:space="preserve"> Medical nitrous oxide was taken from Denmark's National Inventory Document, category 2.G.3.a, which estimates 38 tonnes per year from average sales in 2005 to </w:t>
+          <w:t xml:space="preserve"> Medical nitrous oxide was taken from Denmark’s National Inventory Document, category 2.G.3.a, which estimates 38 tonnes per year from average sales in 2005 to </w:t>
         </w:r>
         <w:r>
           <w:t xml:space="preserve">2012 for hospitals, dentists</w:t>
@@ -5550,7 +5583,7 @@
       </w:ins>
       <w:ins w:id="13880" w:author="Albert Kwame Osei-Owusu" w:date="2026-09-14T09:00:00Z">
         <w:r>
-          <w:t xml:space="preserve">, converted with the agents' specific gravities </w:t>
+          <w:t xml:space="preserve">, converted with the agents’ specific gravities </w:t>
         </w:r>
       </w:ins>
       <w:ins w:id="13881" w:author="Albert Kwame Osei-Owusu" w:date="2026-09-14T09:00:00Z">
@@ -5576,7 +5609,7 @@
       </w:ins>
       <w:ins w:id="13884" w:author="Albert Kwame Osei-Owusu" w:date="2026-09-14T09:00:00Z">
         <w:r>
-          <w:t xml:space="preserve">. Inhaler propellant emissions were taken from the Danish Environmental Protection Agency's </w:t>
+          <w:t xml:space="preserve">. Inhaler propellant emissions were taken from the Danish Environmental Protection Agency’s </w:t>
         </w:r>
         <w:r>
           <w:t xml:space="preserve">fluorinated gas (</w:t>
@@ -5645,7 +5678,7 @@
       </w:ins>
       <w:ins w:id="13892" w:author="Albert Kwame Osei-Owusu" w:date="2026-09-14T09:00:00Z">
         <w:r>
-          <w:t xml:space="preserve">. Employee commuting uses the survey's travel to the workplace, 9.3 km per person per day in 2022, allocated to health care by its share of hours worked in the national accounts </w:t>
+          <w:t xml:space="preserve">. Employee commuting uses the survey’s travel to the workplace, 9.3 km per person per day in 2022, allocated to health care by its share of hours worked in the national accounts </w:t>
         </w:r>
       </w:ins>
       <w:ins w:id="13893" w:author="Albert Kwame Osei-Owusu" w:date="2026-09-14T09:00:00Z">
@@ -5664,7 +5697,7 @@
       </w:ins>
       <w:ins w:id="13894" w:author="Albert Kwame Osei-Owusu" w:date="2026-09-14T09:00:00Z">
         <w:r>
-          <w:t xml:space="preserve"> and visitor travel uses the survey's trips for health and social purposes, 0.8 km per person per day, with visitor travel added at the ratio of visitor to patient travel </w:t>
+          <w:t xml:space="preserve"> and visitor travel uses the survey’s trips for health and social purposes, 0.8 km per person per day, with visitor travel added at the ratio of visitor to patient travel </w:t>
         </w:r>
         <w:r>
           <w:t xml:space="preserve">of the National Health Service </w:t>
@@ -6202,7 +6235,7 @@
           <w:t xml:space="preserve"> Modelling decisions rather than measurement errors </w:t>
         </w:r>
         <w:r>
-          <w:t xml:space="preserve">(the pharmaceutical mapping, the composition of the services purchases, the valuation of distribution margins, the sea-transport target share, the health care boundary, capital treatment and the GWP revision) are reported as sensitivity cases alongside the interval (Appendix A, Sensitivity; each case in Table A.6).</w:t>
+          <w:t xml:space="preserve">(the pharmaceutical mapping, the composition of the services purchases, the valuation of distribution margins, the sea-transport target share, the health care boundary, capital treatment and the GWP revision) are reported as sensitivity cases alongside the interval (Appendix A, Sensitivity; each case in Table A.7).</w:t>
         </w:r>
       </w:ins>
     </w:p>
@@ -6433,7 +6466,7 @@
           <w:t xml:space="preserve">; hydrofluorocarbons and perfluorocarbons are supplied pre-aggregated in CO₂e and could not be restated. </w:t>
         </w:r>
         <w:r>
-          <w:t xml:space="preserve">The operational term keeps the values of the Fifth Assessment Report (AR5) used in Statistics Denmark's accounts, and the travel terms keep the characterisation of the Dutch inventory from which they are scaled. </w:t>
+          <w:t xml:space="preserve">The operational term keeps the values of the Fifth Assessment Report (AR5) used in Statistics Denmark’s accounts, and the travel terms keep the characterisation of the Dutch inventory from which they are scaled. </w:t>
         </w:r>
         <w:r>
           <w:t xml:space="preserve">Material extraction (used domestic extraction, kt), blue water consumption (</w:t>
@@ -6779,39 +6812,15 @@
       </w:ins>
       <w:ins w:id="2286" w:author="Albert Kwame Osei-Owusu" w:date="2026-09-13T09:00:00Z">
         <w:r>
-          <w:t xml:space="preserve">. Greenhouse gas emissions are also partitioned following the Greenhouse Gas (GHG) Protocol </w:t>
-        </w:r>
-      </w:ins>
-      <w:ins w:id="2287" w:author="Albert Kwame Osei-Owusu" w:date="2026-09-13T09:00:00Z">
-        <w:r>
-          <w:rPr>
-            <w:highlight w:val="yellow"/>
-          </w:rPr>
-          <w:t xml:space="preserve">[44]</w:t>
-        </w:r>
-      </w:ins>
-      <w:ins w:id="2288" w:author="Albert Kwame Osei-Owusu" w:date="2026-09-13T09:00:00Z">
-        <w:r>
-          <w:t xml:space="preserve"> as applied to input-output models by Hertwich and Wood </w:t>
-        </w:r>
-      </w:ins>
-      <w:ins w:id="2289" w:author="Albert Kwame Osei-Owusu" w:date="2026-09-13T09:00:00Z">
-        <w:r>
-          <w:rPr>
-            <w:highlight w:val="yellow"/>
-          </w:rPr>
-          <w:t xml:space="preserve">[45]</w:t>
-        </w:r>
-        <w:r>
-          <w:rPr>
-            <w:highlight w:val="yellow"/>
-          </w:rPr>
-          <w:t xml:space="preserve">.</w:t>
+          <w:t xml:space="preserve">. </w:t>
+        </w:r>
+        <w:r>
+          <w:t xml:space="preserve">Greenhouse gas emissions are also partitioned following the Greenhouse Gas (GHG) Protocol [44], within the input-output scope framework of Hertwich and Wood [45]. Scope 1 is the DRIVHUS term plus anaesthetic gases. Scope 2 comprises the emissions from generating the electricity and heat the health sector buys, traced through transmission and distribution within the energy block (Appendix A, Eq. (A.16)); this is the corporate standard’s boundary, narrower than Hertwich and Wood’s embodied-energy convention. Scope 3 is the remainder, computed as the partition total minus Scopes 1 and 2, so that the three scopes and patient and visitor travel sum to that total without double counting, which we verified with the target-sector method of Cabernard and colleagues [46] (Appendix A, Double counting).</w:t>
         </w:r>
       </w:ins>
       <w:ins w:id="2290" w:author="Albert Kwame Osei-Owusu" w:date="2026-09-13T09:00:00Z">
         <w:r>
-          <w:t xml:space="preserve"> Scope 1 is the DRIVHUS term plus anaesthetic gases; Scope 2 the emissions from generating the electricity and heat the health sector buys, traced through transmission and distribution within the energy block (Appendix A, Eq. (A.16)); and Scope 3 the remainder, including inhaler propellants and commuting. Patient and visitor travel is reported outside the protocol's boundary, as in NHS England </w:t>
+          <w:t xml:space="preserve"> Patient and visitor travel is reported outside the protocol’s boundary, as in NHS England </w:t>
         </w:r>
       </w:ins>
       <w:ins w:id="2291" w:author="Albert Kwame Osei-Owusu" w:date="2026-09-13T09:00:00Z">
@@ -6824,7 +6833,7 @@
       </w:ins>
       <w:ins w:id="2292" w:author="Albert Kwame Osei-Owusu" w:date="2026-09-13T09:00:00Z">
         <w:r>
-          <w:t xml:space="preserve">, and the partition is applied to the other four indicators. Shares of the national total are taken against Denmark's footprint on the same corrected background and characterisation; because </w:t>
+          <w:t xml:space="preserve">, and the partition is applied to the other four indicators. Shares of the national total are taken against Denmark’s footprint on the same corrected background and characterisation; because </w:t>
         </w:r>
       </w:ins>
       <w:ins w:id="2293" w:author="Albert Kwame Osei-Owusu" w:date="2026-09-13T09:00:00Z">
@@ -6864,7 +6873,13 @@
       </w:ins>
       <w:ins w:id="2294" w:author="Albert Kwame Osei-Owusu" w:date="2026-09-13T09:00:00Z">
         <w:r>
-          <w:t xml:space="preserve"> is built from the Danish accounts rather than carved out of EXIOBASE's Danish final demand, the share compares two estimates on one model rather than partitioning one total. The national totals are given in Appendix A (Eq. (A.8), Table A.4) and compared with published Danish footprints in Appendix A (Validation against published Danish </w:t>
+          <w:t xml:space="preserve"> is built from the Danish accounts rather than carved out of EXIOBASE’s Danish final demand, the share compares two estimates on one model rather than partitioning one total. The national totals are given in Appendix A (Eq. (A.8), Table </w:t>
+        </w:r>
+        <w:r>
+          <w:t xml:space="preserve">A.5</w:t>
+        </w:r>
+        <w:r>
+          <w:t xml:space="preserve">) and compared with published Danish footprints in Appendix A (Validation against published Danish </w:t>
         </w:r>
         <w:r>
           <w:t xml:space="preserve">footprints</w:t>
@@ -6901,7 +6916,7 @@
           <w:t xml:space="preserve">matrices</w:t>
         </w:r>
         <w:r>
-          <w:t xml:space="preserve"> of Wood and Södersten [46], built by the method</w:t>
+          <w:t xml:space="preserve"> of Wood and Södersten [47], built by the method</w:t>
         </w:r>
         <w:r>
           <w:t xml:space="preserve"> of Södersten and colleagues [15], estimate what the capital exclusion leaves out (Appendix A, Gross fixed capital formation, Eq. (A.18))</w:t>
@@ -6910,1007 +6925,7 @@
           <w:t xml:space="preserve">. A</w:t>
         </w:r>
         <w:r>
-          <w:t xml:space="preserve"> test that re-weights the services purchases to the input mix of the Danish health industries in Statistics Denmark's table estimates what EXIOBASE's purchase column leaves out (Appendix A, Sensitivity).</w:t>
-        </w:r>
-      </w:ins>
-    </w:p>
-    <w:p>
-      <w:pPr>
-        <w:pStyle w:val="TableCaption"/>
-        <w:rPr>
-          <w:ins w:id="52426" w:author="Albert Kwame Osei-Owusu" w:date="2026-10-21T20:00:00Z"/>
-        </w:rPr>
-      </w:pPr>
-      <w:ins w:id="52427" w:author="Albert Kwame Osei-Owusu" w:date="2026-10-21T20:00:00Z">
-        <w:r>
-          <w:rPr>
-            <w:b/>
-            <w:bCs/>
-          </w:rPr>
-          <w:t xml:space="preserve">Table 1.</w:t>
-        </w:r>
-        <w:r>
-          <w:t xml:space="preserve"> Data sources and main assumptions of the estimate for 2022.</w:t>
-        </w:r>
-      </w:ins>
-    </w:p>
-    <w:tbl>
-      <w:tblPr>
-        <w:tblW w:w="9638" w:type="dxa"/>
-        <w:tblBorders>
-          <w:top w:val="single" w:sz="8" w:space="0" w:color="000000"/>
-          <w:left w:val="nil"/>
-          <w:bottom w:val="single" w:sz="8" w:space="0" w:color="000000"/>
-          <w:right w:val="nil"/>
-          <w:insideH w:val="nil"/>
-          <w:insideV w:val="nil"/>
-        </w:tblBorders>
-        <w:tblLayout w:type="fixed"/>
-        <w:tblCellMar>
-          <w:left w:w="57" w:type="dxa"/>
-          <w:right w:w="57" w:type="dxa"/>
-        </w:tblCellMar>
-        <w:tblLook w:val="0000" w:firstRow="0" w:lastRow="0" w:firstColumn="0" w:lastColumn="0" w:noHBand="1" w:noVBand="1"/>
-      </w:tblPr>
-      <w:tblGrid>
-        <w:gridCol w:w="2100"/>
-        <w:gridCol w:w="3100"/>
-        <w:gridCol w:w="4438"/>
-      </w:tblGrid>
-      <w:tr>
-        <w:trPr>
-          <w:cantSplit/>
-          <w:tblHeader/>
-          <w:ins w:id="52428" w:author="Albert Kwame Osei-Owusu" w:date="2026-10-21T20:00:00Z"/>
-        </w:trPr>
-        <w:tc>
-          <w:tcPr>
-            <w:tcW w:w="2100" w:type="dxa"/>
-            <w:tcBorders>
-              <w:bottom w:val="single" w:sz="4" w:space="0" w:color="000000"/>
-            </w:tcBorders>
-          </w:tcPr>
-          <w:p>
-            <w:pPr>
-              <w:pStyle w:val="TableText"/>
-              <w:rPr>
-                <w:ins w:id="52429" w:author="Albert Kwame Osei-Owusu" w:date="2026-10-21T20:00:00Z"/>
-              </w:rPr>
-            </w:pPr>
-            <w:ins w:id="52430" w:author="Albert Kwame Osei-Owusu" w:date="2026-10-21T20:00:00Z">
-              <w:r>
-                <w:rPr>
-                  <w:b/>
-                  <w:bCs/>
-                </w:rPr>
-                <w:t xml:space="preserve">Component</w:t>
-              </w:r>
-            </w:ins>
-          </w:p>
-        </w:tc>
-        <w:tc>
-          <w:tcPr>
-            <w:tcW w:w="3100" w:type="dxa"/>
-            <w:tcBorders>
-              <w:bottom w:val="single" w:sz="4" w:space="0" w:color="000000"/>
-            </w:tcBorders>
-          </w:tcPr>
-          <w:p>
-            <w:pPr>
-              <w:pStyle w:val="TableText"/>
-              <w:rPr>
-                <w:ins w:id="52431" w:author="Albert Kwame Osei-Owusu" w:date="2026-10-21T20:00:00Z"/>
-              </w:rPr>
-            </w:pPr>
-            <w:ins w:id="52432" w:author="Albert Kwame Osei-Owusu" w:date="2026-10-21T20:00:00Z">
-              <w:r>
-                <w:rPr>
-                  <w:b/>
-                  <w:bCs/>
-                </w:rPr>
-                <w:t xml:space="preserve">Data source</w:t>
-              </w:r>
-            </w:ins>
-          </w:p>
-        </w:tc>
-        <w:tc>
-          <w:tcPr>
-            <w:tcW w:w="4438" w:type="dxa"/>
-            <w:tcBorders>
-              <w:bottom w:val="single" w:sz="4" w:space="0" w:color="000000"/>
-            </w:tcBorders>
-          </w:tcPr>
-          <w:p>
-            <w:pPr>
-              <w:pStyle w:val="TableText"/>
-              <w:rPr>
-                <w:ins w:id="52433" w:author="Albert Kwame Osei-Owusu" w:date="2026-10-21T20:00:00Z"/>
-              </w:rPr>
-            </w:pPr>
-            <w:ins w:id="52434" w:author="Albert Kwame Osei-Owusu" w:date="2026-10-21T20:00:00Z">
-              <w:r>
-                <w:rPr>
-                  <w:b/>
-                  <w:bCs/>
-                </w:rPr>
-                <w:t xml:space="preserve">Main assumption and reason</w:t>
-              </w:r>
-            </w:ins>
-          </w:p>
-        </w:tc>
-      </w:tr>
-      <w:tr>
-        <w:trPr>
-          <w:cantSplit/>
-          <w:ins w:id="52435" w:author="Albert Kwame Osei-Owusu" w:date="2026-10-21T20:00:00Z"/>
-        </w:trPr>
-        <w:tc>
-          <w:tcPr>
-            <w:tcW w:w="2100" w:type="dxa"/>
-          </w:tcPr>
-          <w:p>
-            <w:pPr>
-              <w:pStyle w:val="TableText"/>
-              <w:rPr>
-                <w:ins w:id="52436" w:author="Albert Kwame Osei-Owusu" w:date="2026-10-21T20:00:00Z"/>
-              </w:rPr>
-            </w:pPr>
-            <w:ins w:id="52437" w:author="Albert Kwame Osei-Owusu" w:date="2026-10-21T20:00:00Z">
-              <w:r>
-                <w:t xml:space="preserve">Health care expenditure</w:t>
-              </w:r>
-            </w:ins>
-          </w:p>
-        </w:tc>
-        <w:tc>
-          <w:tcPr>
-            <w:tcW w:w="3100" w:type="dxa"/>
-          </w:tcPr>
-          <w:p>
-            <w:pPr>
-              <w:pStyle w:val="TableText"/>
-              <w:rPr>
-                <w:ins w:id="52438" w:author="Albert Kwame Osei-Owusu" w:date="2026-10-21T20:00:00Z"/>
-              </w:rPr>
-            </w:pPr>
-            <w:ins w:id="52439" w:author="Albert Kwame Osei-Owusu" w:date="2026-10-21T20:00:00Z">
-              <w:r>
-                <w:t xml:space="preserve">Statistics Denmark input-output table 2022, 117 industries, basic prices [26]</w:t>
-              </w:r>
-            </w:ins>
-          </w:p>
-        </w:tc>
-        <w:tc>
-          <w:tcPr>
-            <w:tcW w:w="4438" w:type="dxa"/>
-          </w:tcPr>
-          <w:p>
-            <w:pPr>
-              <w:pStyle w:val="TableText"/>
-              <w:rPr>
-                <w:ins w:id="52440" w:author="Albert Kwame Osei-Owusu" w:date="2026-10-21T20:00:00Z"/>
-              </w:rPr>
-            </w:pPr>
-            <w:ins w:id="52441" w:author="Albert Kwame Osei-Owusu" w:date="2026-10-21T20:00:00Z">
-              <w:r>
-                <w:t xml:space="preserve">Consumption by households, NPISH and government for the health purposes listed in Appendix A; basic prices exclude product taxes, and distribution margins go to the trade industries that earn them.</w:t>
-              </w:r>
-            </w:ins>
-          </w:p>
-        </w:tc>
-      </w:tr>
-      <w:tr>
-        <w:trPr>
-          <w:cantSplit/>
-          <w:ins w:id="52442" w:author="Albert Kwame Osei-Owusu" w:date="2026-10-21T20:00:00Z"/>
-        </w:trPr>
-        <w:tc>
-          <w:tcPr>
-            <w:tcW w:w="2100" w:type="dxa"/>
-          </w:tcPr>
-          <w:p>
-            <w:pPr>
-              <w:pStyle w:val="TableText"/>
-              <w:rPr>
-                <w:ins w:id="52443" w:author="Albert Kwame Osei-Owusu" w:date="2026-10-21T20:00:00Z"/>
-              </w:rPr>
-            </w:pPr>
-            <w:ins w:id="52444" w:author="Albert Kwame Osei-Owusu" w:date="2026-10-21T20:00:00Z">
-              <w:r>
-                <w:t xml:space="preserve">Global supply chains</w:t>
-              </w:r>
-            </w:ins>
-          </w:p>
-        </w:tc>
-        <w:tc>
-          <w:tcPr>
-            <w:tcW w:w="3100" w:type="dxa"/>
-          </w:tcPr>
-          <w:p>
-            <w:pPr>
-              <w:pStyle w:val="TableText"/>
-              <w:rPr>
-                <w:ins w:id="52445" w:author="Albert Kwame Osei-Owusu" w:date="2026-10-21T20:00:00Z"/>
-              </w:rPr>
-            </w:pPr>
-            <w:ins w:id="52446" w:author="Albert Kwame Osei-Owusu" w:date="2026-10-21T20:00:00Z">
-              <w:r>
-                <w:t xml:space="preserve">EXIOBASE version 3.8.2, industry by industry, 2022 [12,27]</w:t>
-              </w:r>
-            </w:ins>
-          </w:p>
-        </w:tc>
-        <w:tc>
-          <w:tcPr>
-            <w:tcW w:w="4438" w:type="dxa"/>
-          </w:tcPr>
-          <w:p>
-            <w:pPr>
-              <w:pStyle w:val="TableText"/>
-              <w:rPr>
-                <w:ins w:id="52447" w:author="Albert Kwame Osei-Owusu" w:date="2026-10-21T20:00:00Z"/>
-              </w:rPr>
-            </w:pPr>
-            <w:ins w:id="52448" w:author="Albert Kwame Osei-Owusu" w:date="2026-10-21T20:00:00Z">
-              <w:r>
-                <w:t xml:space="preserve">The 2022 table is a projection compiled in 2021; its Danish health and social work output agrees with the national accounts (Appendix A).</w:t>
-              </w:r>
-            </w:ins>
-          </w:p>
-        </w:tc>
-      </w:tr>
-      <w:tr>
-        <w:trPr>
-          <w:cantSplit/>
-          <w:ins w:id="52449" w:author="Albert Kwame Osei-Owusu" w:date="2026-10-21T20:00:00Z"/>
-        </w:trPr>
-        <w:tc>
-          <w:tcPr>
-            <w:tcW w:w="2100" w:type="dxa"/>
-          </w:tcPr>
-          <w:p>
-            <w:pPr>
-              <w:pStyle w:val="TableText"/>
-              <w:rPr>
-                <w:ins w:id="52450" w:author="Albert Kwame Osei-Owusu" w:date="2026-10-21T20:00:00Z"/>
-              </w:rPr>
-            </w:pPr>
-            <w:ins w:id="52451" w:author="Albert Kwame Osei-Owusu" w:date="2026-10-21T20:00:00Z">
-              <w:r>
-                <w:t xml:space="preserve">Composition of the services purchases</w:t>
-              </w:r>
-            </w:ins>
-          </w:p>
-        </w:tc>
-        <w:tc>
-          <w:tcPr>
-            <w:tcW w:w="3100" w:type="dxa"/>
-          </w:tcPr>
-          <w:p>
-            <w:pPr>
-              <w:pStyle w:val="TableText"/>
-              <w:rPr>
-                <w:ins w:id="52452" w:author="Albert Kwame Osei-Owusu" w:date="2026-10-21T20:00:00Z"/>
-              </w:rPr>
-            </w:pPr>
-            <w:ins w:id="52453" w:author="Albert Kwame Osei-Owusu" w:date="2026-10-21T20:00:00Z">
-              <w:r>
-                <w:t xml:space="preserve">Purchase column of EXIOBASE's Danish health and social work industry [13]</w:t>
-              </w:r>
-            </w:ins>
-          </w:p>
-        </w:tc>
-        <w:tc>
-          <w:tcPr>
-            <w:tcW w:w="4438" w:type="dxa"/>
-          </w:tcPr>
-          <w:p>
-            <w:pPr>
-              <w:pStyle w:val="TableText"/>
-              <w:rPr>
-                <w:ins w:id="52454" w:author="Albert Kwame Osei-Owusu" w:date="2026-10-21T20:00:00Z"/>
-              </w:rPr>
-            </w:pPr>
-            <w:ins w:id="52455" w:author="Albert Kwame Osei-Owusu" w:date="2026-10-21T20:00:00Z">
-              <w:r>
-                <w:t xml:space="preserve">Services buy what that industry buys in EXIOBASE, as in the Dutch template; the column contains almost no medicines, which is tested against Statistics Denmark's mix (Appendix A, Sensitivity).</w:t>
-              </w:r>
-            </w:ins>
-          </w:p>
-        </w:tc>
-      </w:tr>
-      <w:tr>
-        <w:trPr>
-          <w:cantSplit/>
-          <w:ins w:id="52456" w:author="Albert Kwame Osei-Owusu" w:date="2026-10-21T20:00:00Z"/>
-        </w:trPr>
-        <w:tc>
-          <w:tcPr>
-            <w:tcW w:w="2100" w:type="dxa"/>
-          </w:tcPr>
-          <w:p>
-            <w:pPr>
-              <w:pStyle w:val="TableText"/>
-              <w:rPr>
-                <w:ins w:id="52457" w:author="Albert Kwame Osei-Owusu" w:date="2026-10-21T20:00:00Z"/>
-              </w:rPr>
-            </w:pPr>
-            <w:ins w:id="52458" w:author="Albert Kwame Osei-Owusu" w:date="2026-10-21T20:00:00Z">
-              <w:r>
-                <w:t xml:space="preserve">Pharmaceuticals</w:t>
-              </w:r>
-            </w:ins>
-          </w:p>
-        </w:tc>
-        <w:tc>
-          <w:tcPr>
-            <w:tcW w:w="3100" w:type="dxa"/>
-          </w:tcPr>
-          <w:p>
-            <w:pPr>
-              <w:pStyle w:val="TableText"/>
-              <w:rPr>
-                <w:ins w:id="52459" w:author="Albert Kwame Osei-Owusu" w:date="2026-10-21T20:00:00Z"/>
-              </w:rPr>
-            </w:pPr>
-            <w:ins w:id="52460" w:author="Albert Kwame Osei-Owusu" w:date="2026-10-21T20:00:00Z">
-              <w:r>
-                <w:t xml:space="preserve">EXIOBASE Chemicals n.e.c. [13]</w:t>
-              </w:r>
-            </w:ins>
-          </w:p>
-        </w:tc>
-        <w:tc>
-          <w:tcPr>
-            <w:tcW w:w="4438" w:type="dxa"/>
-          </w:tcPr>
-          <w:p>
-            <w:pPr>
-              <w:pStyle w:val="TableText"/>
-              <w:rPr>
-                <w:ins w:id="52461" w:author="Albert Kwame Osei-Owusu" w:date="2026-10-21T20:00:00Z"/>
-              </w:rPr>
-            </w:pPr>
-            <w:ins w:id="52462" w:author="Albert Kwame Osei-Owusu" w:date="2026-10-21T20:00:00Z">
-              <w:r>
-                <w:t xml:space="preserve">EXIOBASE has no pharmaceutical industry; a pharmaceutical-specific intensity is tested (Appendix A, Sensitivity).</w:t>
-              </w:r>
-            </w:ins>
-          </w:p>
-        </w:tc>
-      </w:tr>
-      <w:tr>
-        <w:trPr>
-          <w:cantSplit/>
-          <w:ins w:id="52463" w:author="Albert Kwame Osei-Owusu" w:date="2026-10-21T20:00:00Z"/>
-        </w:trPr>
-        <w:tc>
-          <w:tcPr>
-            <w:tcW w:w="2100" w:type="dxa"/>
-          </w:tcPr>
-          <w:p>
-            <w:pPr>
-              <w:pStyle w:val="TableText"/>
-              <w:rPr>
-                <w:ins w:id="52464" w:author="Albert Kwame Osei-Owusu" w:date="2026-10-21T20:00:00Z"/>
-              </w:rPr>
-            </w:pPr>
-            <w:ins w:id="52465" w:author="Albert Kwame Osei-Owusu" w:date="2026-10-21T20:00:00Z">
-              <w:r>
-                <w:t xml:space="preserve">Therapeutic appliances</w:t>
-              </w:r>
-            </w:ins>
-          </w:p>
-        </w:tc>
-        <w:tc>
-          <w:tcPr>
-            <w:tcW w:w="3100" w:type="dxa"/>
-          </w:tcPr>
-          <w:p>
-            <w:pPr>
-              <w:pStyle w:val="TableText"/>
-              <w:rPr>
-                <w:ins w:id="52466" w:author="Albert Kwame Osei-Owusu" w:date="2026-10-21T20:00:00Z"/>
-              </w:rPr>
-            </w:pPr>
-            <w:ins w:id="52467" w:author="Albert Kwame Osei-Owusu" w:date="2026-10-21T20:00:00Z">
-              <w:r>
-                <w:t xml:space="preserve">EXIOBASE Medical, precision and optical instruments</w:t>
-              </w:r>
-            </w:ins>
-          </w:p>
-        </w:tc>
-        <w:tc>
-          <w:tcPr>
-            <w:tcW w:w="4438" w:type="dxa"/>
-          </w:tcPr>
-          <w:p>
-            <w:pPr>
-              <w:pStyle w:val="TableText"/>
-              <w:rPr>
-                <w:ins w:id="52468" w:author="Albert Kwame Osei-Owusu" w:date="2026-10-21T20:00:00Z"/>
-              </w:rPr>
-            </w:pPr>
-            <w:ins w:id="52469" w:author="Albert Kwame Osei-Owusu" w:date="2026-10-21T20:00:00Z">
-              <w:r>
-                <w:t xml:space="preserve">The closest EXIOBASE industry.</w:t>
-              </w:r>
-            </w:ins>
-          </w:p>
-        </w:tc>
-      </w:tr>
-      <w:tr>
-        <w:trPr>
-          <w:cantSplit/>
-          <w:ins w:id="52470" w:author="Albert Kwame Osei-Owusu" w:date="2026-10-21T20:00:00Z"/>
-        </w:trPr>
-        <w:tc>
-          <w:tcPr>
-            <w:tcW w:w="2100" w:type="dxa"/>
-          </w:tcPr>
-          <w:p>
-            <w:pPr>
-              <w:pStyle w:val="TableText"/>
-              <w:rPr>
-                <w:ins w:id="52471" w:author="Albert Kwame Osei-Owusu" w:date="2026-10-21T20:00:00Z"/>
-              </w:rPr>
-            </w:pPr>
-            <w:ins w:id="52472" w:author="Albert Kwame Osei-Owusu" w:date="2026-10-21T20:00:00Z">
-              <w:r>
-                <w:t xml:space="preserve">Danish sea transport</w:t>
-              </w:r>
-            </w:ins>
-          </w:p>
-        </w:tc>
-        <w:tc>
-          <w:tcPr>
-            <w:tcW w:w="3100" w:type="dxa"/>
-          </w:tcPr>
-          <w:p>
-            <w:pPr>
-              <w:pStyle w:val="TableText"/>
-              <w:rPr>
-                <w:ins w:id="52473" w:author="Albert Kwame Osei-Owusu" w:date="2026-10-21T20:00:00Z"/>
-              </w:rPr>
-            </w:pPr>
-            <w:ins w:id="52474" w:author="Albert Kwame Osei-Owusu" w:date="2026-10-21T20:00:00Z">
-              <w:r>
-                <w:t xml:space="preserve">Statistics Denmark domestic input-output table [26]; Rørmose Jensen and Iliev [28]</w:t>
-              </w:r>
-            </w:ins>
-          </w:p>
-        </w:tc>
-        <w:tc>
-          <w:tcPr>
-            <w:tcW w:w="4438" w:type="dxa"/>
-          </w:tcPr>
-          <w:p>
-            <w:pPr>
-              <w:pStyle w:val="TableText"/>
-              <w:rPr>
-                <w:ins w:id="52475" w:author="Albert Kwame Osei-Owusu" w:date="2026-10-21T20:00:00Z"/>
-              </w:rPr>
-            </w:pPr>
-            <w:ins w:id="52476" w:author="Albert Kwame Osei-Owusu" w:date="2026-10-21T20:00:00Z">
-              <w:r>
-                <w:t xml:space="preserve">EXIOBASE's 74% share of output in Danish intermediate use is replaced by the national 6.5%, with each industry's gross output unchanged.</w:t>
-              </w:r>
-            </w:ins>
-          </w:p>
-        </w:tc>
-      </w:tr>
-      <w:tr>
-        <w:trPr>
-          <w:cantSplit/>
-          <w:ins w:id="52477" w:author="Albert Kwame Osei-Owusu" w:date="2026-10-21T20:00:00Z"/>
-        </w:trPr>
-        <w:tc>
-          <w:tcPr>
-            <w:tcW w:w="2100" w:type="dxa"/>
-          </w:tcPr>
-          <w:p>
-            <w:pPr>
-              <w:pStyle w:val="TableText"/>
-              <w:rPr>
-                <w:ins w:id="52478" w:author="Albert Kwame Osei-Owusu" w:date="2026-10-21T20:00:00Z"/>
-              </w:rPr>
-            </w:pPr>
-            <w:ins w:id="52479" w:author="Albert Kwame Osei-Owusu" w:date="2026-10-21T20:00:00Z">
-              <w:r>
-                <w:t xml:space="preserve">Operational emissions and waste</w:t>
-              </w:r>
-            </w:ins>
-          </w:p>
-        </w:tc>
-        <w:tc>
-          <w:tcPr>
-            <w:tcW w:w="3100" w:type="dxa"/>
-          </w:tcPr>
-          <w:p>
-            <w:pPr>
-              <w:pStyle w:val="TableText"/>
-              <w:rPr>
-                <w:ins w:id="52480" w:author="Albert Kwame Osei-Owusu" w:date="2026-10-21T20:00:00Z"/>
-              </w:rPr>
-            </w:pPr>
-            <w:ins w:id="52481" w:author="Albert Kwame Osei-Owusu" w:date="2026-10-21T20:00:00Z">
-              <w:r>
-                <w:t xml:space="preserve">Statistics Denmark DRIVHUS and AFFALD01 accounts by industry [29]</w:t>
-              </w:r>
-            </w:ins>
-          </w:p>
-        </w:tc>
-        <w:tc>
-          <w:tcPr>
-            <w:tcW w:w="4438" w:type="dxa"/>
-          </w:tcPr>
-          <w:p>
-            <w:pPr>
-              <w:pStyle w:val="TableText"/>
-              <w:rPr>
-                <w:ins w:id="52482" w:author="Albert Kwame Osei-Owusu" w:date="2026-10-21T20:00:00Z"/>
-              </w:rPr>
-            </w:pPr>
-            <w:ins w:id="52483" w:author="Albert Kwame Osei-Owusu" w:date="2026-10-21T20:00:00Z">
-              <w:r>
-                <w:t xml:space="preserve">The health industries' own emissions and waste, including the elder care share (</w:t>
-              </w:r>
-              <w:r>
-                <w:t xml:space="preserve">31%</w:t>
-              </w:r>
-              <w:r>
-                <w:t xml:space="preserve">) of social work; medical nitrous oxide is netted out.</w:t>
-              </w:r>
-            </w:ins>
-          </w:p>
-        </w:tc>
-      </w:tr>
-      <w:tr>
-        <w:trPr>
-          <w:cantSplit/>
-          <w:ins w:id="52484" w:author="Albert Kwame Osei-Owusu" w:date="2026-10-21T20:00:00Z"/>
-        </w:trPr>
-        <w:tc>
-          <w:tcPr>
-            <w:tcW w:w="2100" w:type="dxa"/>
-          </w:tcPr>
-          <w:p>
-            <w:pPr>
-              <w:pStyle w:val="TableText"/>
-              <w:rPr>
-                <w:ins w:id="52485" w:author="Albert Kwame Osei-Owusu" w:date="2026-10-21T20:00:00Z"/>
-              </w:rPr>
-            </w:pPr>
-            <w:ins w:id="52486" w:author="Albert Kwame Osei-Owusu" w:date="2026-10-21T20:00:00Z">
-              <w:r>
-                <w:t xml:space="preserve">Anaesthetic gases</w:t>
-              </w:r>
-            </w:ins>
-          </w:p>
-        </w:tc>
-        <w:tc>
-          <w:tcPr>
-            <w:tcW w:w="3100" w:type="dxa"/>
-          </w:tcPr>
-          <w:p>
-            <w:pPr>
-              <w:pStyle w:val="TableText"/>
-              <w:rPr>
-                <w:ins w:id="52487" w:author="Albert Kwame Osei-Owusu" w:date="2026-10-21T20:00:00Z"/>
-              </w:rPr>
-            </w:pPr>
-            <w:ins w:id="52488" w:author="Albert Kwame Osei-Owusu" w:date="2026-10-21T20:00:00Z">
-              <w:r>
-                <w:t xml:space="preserve">National Inventory Document [30]; register of medicine sales [31]</w:t>
-              </w:r>
-            </w:ins>
-          </w:p>
-        </w:tc>
-        <w:tc>
-          <w:tcPr>
-            <w:tcW w:w="4438" w:type="dxa"/>
-          </w:tcPr>
-          <w:p>
-            <w:pPr>
-              <w:pStyle w:val="TableText"/>
-              <w:rPr>
-                <w:ins w:id="52489" w:author="Albert Kwame Osei-Owusu" w:date="2026-10-21T20:00:00Z"/>
-              </w:rPr>
-            </w:pPr>
-            <w:ins w:id="52490" w:author="Albert Kwame Osei-Owusu" w:date="2026-10-21T20:00:00Z">
-              <w:r>
-                <w:t xml:space="preserve">Nitrous oxide includes dental and veterinary use, which cannot be separated (upper bound); all volatile agent sold is emitted except 5% of sevoflurane.</w:t>
-              </w:r>
-            </w:ins>
-          </w:p>
-        </w:tc>
-      </w:tr>
-      <w:tr>
-        <w:trPr>
-          <w:cantSplit/>
-          <w:ins w:id="52491" w:author="Albert Kwame Osei-Owusu" w:date="2026-10-21T20:00:00Z"/>
-        </w:trPr>
-        <w:tc>
-          <w:tcPr>
-            <w:tcW w:w="2100" w:type="dxa"/>
-          </w:tcPr>
-          <w:p>
-            <w:pPr>
-              <w:pStyle w:val="TableText"/>
-              <w:rPr>
-                <w:ins w:id="52492" w:author="Albert Kwame Osei-Owusu" w:date="2026-10-21T20:00:00Z"/>
-              </w:rPr>
-            </w:pPr>
-            <w:ins w:id="52493" w:author="Albert Kwame Osei-Owusu" w:date="2026-10-21T20:00:00Z">
-              <w:r>
-                <w:t xml:space="preserve">Inhaler propellants</w:t>
-              </w:r>
-            </w:ins>
-          </w:p>
-        </w:tc>
-        <w:tc>
-          <w:tcPr>
-            <w:tcW w:w="3100" w:type="dxa"/>
-          </w:tcPr>
-          <w:p>
-            <w:pPr>
-              <w:pStyle w:val="TableText"/>
-              <w:rPr>
-                <w:ins w:id="52494" w:author="Albert Kwame Osei-Owusu" w:date="2026-10-21T20:00:00Z"/>
-              </w:rPr>
-            </w:pPr>
-            <w:ins w:id="52495" w:author="Albert Kwame Osei-Owusu" w:date="2026-10-21T20:00:00Z">
-              <w:r>
-                <w:t xml:space="preserve">Danish EPA F-gas inventory for 2022 [34]</w:t>
-              </w:r>
-            </w:ins>
-          </w:p>
-        </w:tc>
-        <w:tc>
-          <w:tcPr>
-            <w:tcW w:w="4438" w:type="dxa"/>
-          </w:tcPr>
-          <w:p>
-            <w:pPr>
-              <w:pStyle w:val="TableText"/>
-              <w:rPr>
-                <w:ins w:id="52496" w:author="Albert Kwame Osei-Owusu" w:date="2026-10-21T20:00:00Z"/>
-              </w:rPr>
-            </w:pPr>
-            <w:ins w:id="52497" w:author="Albert Kwame Osei-Owusu" w:date="2026-10-21T20:00:00Z">
-              <w:r>
-                <w:t xml:space="preserve">Release only; the manufacture of the inhalers is in pharmaceutical expenditure.</w:t>
-              </w:r>
-            </w:ins>
-          </w:p>
-        </w:tc>
-      </w:tr>
-      <w:tr>
-        <w:trPr>
-          <w:cantSplit/>
-          <w:ins w:id="52498" w:author="Albert Kwame Osei-Owusu" w:date="2026-10-21T20:00:00Z"/>
-        </w:trPr>
-        <w:tc>
-          <w:tcPr>
-            <w:tcW w:w="2100" w:type="dxa"/>
-          </w:tcPr>
-          <w:p>
-            <w:pPr>
-              <w:pStyle w:val="TableText"/>
-              <w:rPr>
-                <w:ins w:id="52499" w:author="Albert Kwame Osei-Owusu" w:date="2026-10-21T20:00:00Z"/>
-              </w:rPr>
-            </w:pPr>
-            <w:ins w:id="52500" w:author="Albert Kwame Osei-Owusu" w:date="2026-10-21T20:00:00Z">
-              <w:r>
-                <w:t xml:space="preserve">Employee commuting</w:t>
-              </w:r>
-            </w:ins>
-          </w:p>
-        </w:tc>
-        <w:tc>
-          <w:tcPr>
-            <w:tcW w:w="3100" w:type="dxa"/>
-          </w:tcPr>
-          <w:p>
-            <w:pPr>
-              <w:pStyle w:val="TableText"/>
-              <w:rPr>
-                <w:ins w:id="52501" w:author="Albert Kwame Osei-Owusu" w:date="2026-10-21T20:00:00Z"/>
-              </w:rPr>
-            </w:pPr>
-            <w:ins w:id="52502" w:author="Albert Kwame Osei-Owusu" w:date="2026-10-21T20:00:00Z">
-              <w:r>
-                <w:t xml:space="preserve">National Travel Survey [37]; hours worked [38]; Dutch inventory [13]</w:t>
-              </w:r>
-            </w:ins>
-          </w:p>
-        </w:tc>
-        <w:tc>
-          <w:tcPr>
-            <w:tcW w:w="4438" w:type="dxa"/>
-          </w:tcPr>
-          <w:p>
-            <w:pPr>
-              <w:pStyle w:val="TableText"/>
-              <w:rPr>
-                <w:ins w:id="52503" w:author="Albert Kwame Osei-Owusu" w:date="2026-10-21T20:00:00Z"/>
-              </w:rPr>
-            </w:pPr>
-            <w:ins w:id="52504" w:author="Albert Kwame Osei-Owusu" w:date="2026-10-21T20:00:00Z">
-              <w:r>
-                <w:t xml:space="preserve">Health care staff travel as far per hour worked as the average worker, and the Dutch emission intensity per kilometre holds in Denmark.</w:t>
-              </w:r>
-            </w:ins>
-          </w:p>
-        </w:tc>
-      </w:tr>
-      <w:tr>
-        <w:trPr>
-          <w:cantSplit/>
-          <w:ins w:id="52505" w:author="Albert Kwame Osei-Owusu" w:date="2026-10-21T20:00:00Z"/>
-        </w:trPr>
-        <w:tc>
-          <w:tcPr>
-            <w:tcW w:w="2100" w:type="dxa"/>
-          </w:tcPr>
-          <w:p>
-            <w:pPr>
-              <w:pStyle w:val="TableText"/>
-              <w:rPr>
-                <w:ins w:id="52506" w:author="Albert Kwame Osei-Owusu" w:date="2026-10-21T20:00:00Z"/>
-              </w:rPr>
-            </w:pPr>
-            <w:ins w:id="52507" w:author="Albert Kwame Osei-Owusu" w:date="2026-10-21T20:00:00Z">
-              <w:r>
-                <w:t xml:space="preserve">Patient and visitor travel</w:t>
-              </w:r>
-            </w:ins>
-          </w:p>
-        </w:tc>
-        <w:tc>
-          <w:tcPr>
-            <w:tcW w:w="3100" w:type="dxa"/>
-          </w:tcPr>
-          <w:p>
-            <w:pPr>
-              <w:pStyle w:val="TableText"/>
-              <w:rPr>
-                <w:ins w:id="52508" w:author="Albert Kwame Osei-Owusu" w:date="2026-10-21T20:00:00Z"/>
-              </w:rPr>
-            </w:pPr>
-            <w:ins w:id="52509" w:author="Albert Kwame Osei-Owusu" w:date="2026-10-21T20:00:00Z">
-              <w:r>
-                <w:t xml:space="preserve">National Travel Survey [37]; NHS England [14]</w:t>
-              </w:r>
-            </w:ins>
-          </w:p>
-        </w:tc>
-        <w:tc>
-          <w:tcPr>
-            <w:tcW w:w="4438" w:type="dxa"/>
-          </w:tcPr>
-          <w:p>
-            <w:pPr>
-              <w:pStyle w:val="TableText"/>
-              <w:rPr>
-                <w:ins w:id="52510" w:author="Albert Kwame Osei-Owusu" w:date="2026-10-21T20:00:00Z"/>
-              </w:rPr>
-            </w:pPr>
-            <w:ins w:id="52511" w:author="Albert Kwame Osei-Owusu" w:date="2026-10-21T20:00:00Z">
-              <w:r>
-                <w:t xml:space="preserve">Trips for health and social purposes are patient travel; visitor travel is added at the English ratio of visitor to patient travel.</w:t>
-              </w:r>
-            </w:ins>
-          </w:p>
-        </w:tc>
-      </w:tr>
-      <w:tr>
-        <w:trPr>
-          <w:cantSplit/>
-          <w:ins w:id="52512" w:author="Albert Kwame Osei-Owusu" w:date="2026-10-21T20:00:00Z"/>
-        </w:trPr>
-        <w:tc>
-          <w:tcPr>
-            <w:tcW w:w="2100" w:type="dxa"/>
-          </w:tcPr>
-          <w:p>
-            <w:pPr>
-              <w:pStyle w:val="TableText"/>
-              <w:rPr>
-                <w:ins w:id="52513" w:author="Albert Kwame Osei-Owusu" w:date="2026-10-21T20:00:00Z"/>
-              </w:rPr>
-            </w:pPr>
-            <w:ins w:id="52514" w:author="Albert Kwame Osei-Owusu" w:date="2026-10-21T20:00:00Z">
-              <w:r>
-                <w:t xml:space="preserve">Characterisation</w:t>
-              </w:r>
-            </w:ins>
-          </w:p>
-        </w:tc>
-        <w:tc>
-          <w:tcPr>
-            <w:tcW w:w="3100" w:type="dxa"/>
-          </w:tcPr>
-          <w:p>
-            <w:pPr>
-              <w:pStyle w:val="TableText"/>
-              <w:rPr>
-                <w:ins w:id="52515" w:author="Albert Kwame Osei-Owusu" w:date="2026-10-21T20:00:00Z"/>
-              </w:rPr>
-            </w:pPr>
-            <w:ins w:id="52516" w:author="Albert Kwame Osei-Owusu" w:date="2026-10-21T20:00:00Z">
-              <w:r>
-                <w:t xml:space="preserve">IPCC AR6 GWP100 [35,36]</w:t>
-              </w:r>
-            </w:ins>
-          </w:p>
-        </w:tc>
-        <w:tc>
-          <w:tcPr>
-            <w:tcW w:w="4438" w:type="dxa"/>
-          </w:tcPr>
-          <w:p>
-            <w:pPr>
-              <w:pStyle w:val="TableText"/>
-              <w:rPr>
-                <w:ins w:id="52517" w:author="Albert Kwame Osei-Owusu" w:date="2026-10-21T20:00:00Z"/>
-              </w:rPr>
-            </w:pPr>
-            <w:ins w:id="52518" w:author="Albert Kwame Osei-Owusu" w:date="2026-10-21T20:00:00Z">
-              <w:r>
-                <w:t xml:space="preserve">The input-output component and the gas terms are on AR6; the operational term keeps the AR5 values of the national accounts, and the travel terms the values of the Dutch inventory.</w:t>
-              </w:r>
-            </w:ins>
-          </w:p>
-        </w:tc>
-      </w:tr>
-      <w:tr>
-        <w:trPr>
-          <w:cantSplit/>
-          <w:ins w:id="52519" w:author="Albert Kwame Osei-Owusu" w:date="2026-10-21T20:00:00Z"/>
-        </w:trPr>
-        <w:tc>
-          <w:tcPr>
-            <w:tcW w:w="2100" w:type="dxa"/>
-          </w:tcPr>
-          <w:p>
-            <w:pPr>
-              <w:pStyle w:val="TableText"/>
-              <w:rPr>
-                <w:ins w:id="52520" w:author="Albert Kwame Osei-Owusu" w:date="2026-10-21T20:00:00Z"/>
-              </w:rPr>
-            </w:pPr>
-            <w:ins w:id="52521" w:author="Albert Kwame Osei-Owusu" w:date="2026-10-21T20:00:00Z">
-              <w:r>
-                <w:t xml:space="preserve">Parameter uncertainty</w:t>
-              </w:r>
-            </w:ins>
-          </w:p>
-        </w:tc>
-        <w:tc>
-          <w:tcPr>
-            <w:tcW w:w="3100" w:type="dxa"/>
-          </w:tcPr>
-          <w:p>
-            <w:pPr>
-              <w:pStyle w:val="TableText"/>
-              <w:rPr>
-                <w:ins w:id="52522" w:author="Albert Kwame Osei-Owusu" w:date="2026-10-21T20:00:00Z"/>
-              </w:rPr>
-            </w:pPr>
-            <w:ins w:id="52523" w:author="Albert Kwame Osei-Owusu" w:date="2026-10-21T20:00:00Z">
-              <w:r>
-                <w:t xml:space="preserve">Lenzen and colleagues [2]</w:t>
-              </w:r>
-            </w:ins>
-          </w:p>
-        </w:tc>
-        <w:tc>
-          <w:tcPr>
-            <w:tcW w:w="4438" w:type="dxa"/>
-          </w:tcPr>
-          <w:p>
-            <w:pPr>
-              <w:pStyle w:val="TableText"/>
-              <w:rPr>
-                <w:ins w:id="52524" w:author="Albert Kwame Osei-Owusu" w:date="2026-10-21T20:00:00Z"/>
-              </w:rPr>
-            </w:pPr>
-            <w:ins w:id="52525" w:author="Albert Kwame Osei-Owusu" w:date="2026-10-21T20:00:00Z">
-              <w:r>
-                <w:t xml:space="preserve">The input-output component carries one shared error of 8.35%, the published figure for </w:t>
-              </w:r>
-              <w:r>
-                <w:t xml:space="preserve">the Danish health care carbon footprint, in all five categories</w:t>
-              </w:r>
-              <w:r>
-                <w:t xml:space="preserve">; the two travel terms are correlated (0.8).</w:t>
-              </w:r>
-            </w:ins>
-          </w:p>
-        </w:tc>
-      </w:tr>
-      <w:tr>
-        <w:trPr>
-          <w:cantSplit/>
-          <w:ins w:id="52526" w:author="Albert Kwame Osei-Owusu" w:date="2026-10-21T20:00:00Z"/>
-        </w:trPr>
-        <w:tc>
-          <w:tcPr>
-            <w:tcW w:w="2100" w:type="dxa"/>
-          </w:tcPr>
-          <w:p>
-            <w:pPr>
-              <w:pStyle w:val="TableText"/>
-              <w:rPr>
-                <w:ins w:id="52527" w:author="Albert Kwame Osei-Owusu" w:date="2026-10-21T20:00:00Z"/>
-              </w:rPr>
-            </w:pPr>
-            <w:ins w:id="52528" w:author="Albert Kwame Osei-Owusu" w:date="2026-10-21T20:00:00Z">
-              <w:r>
-                <w:t xml:space="preserve">Capital</w:t>
-              </w:r>
-            </w:ins>
-          </w:p>
-        </w:tc>
-        <w:tc>
-          <w:tcPr>
-            <w:tcW w:w="3100" w:type="dxa"/>
-          </w:tcPr>
-          <w:p>
-            <w:pPr>
-              <w:pStyle w:val="TableText"/>
-              <w:rPr>
-                <w:ins w:id="52529" w:author="Albert Kwame Osei-Owusu" w:date="2026-10-21T20:00:00Z"/>
-              </w:rPr>
-            </w:pPr>
-            <w:ins w:id="52530" w:author="Albert Kwame Osei-Owusu" w:date="2026-10-21T20:00:00Z">
-              <w:r>
-                <w:t xml:space="preserve">Excluded; Södersten and colleagues [15] </w:t>
-              </w:r>
-              <w:r>
-                <w:t xml:space="preserve">and Wood and Södersten [46] </w:t>
-              </w:r>
-              <w:r>
-                <w:t xml:space="preserve">for one of the variants</w:t>
-              </w:r>
-            </w:ins>
-          </w:p>
-        </w:tc>
-        <w:tc>
-          <w:tcPr>
-            <w:tcW w:w="4438" w:type="dxa"/>
-          </w:tcPr>
-          <w:p>
-            <w:pPr>
-              <w:pStyle w:val="TableText"/>
-              <w:rPr>
-                <w:ins w:id="52531" w:author="Albert Kwame Osei-Owusu" w:date="2026-10-21T20:00:00Z"/>
-              </w:rPr>
-            </w:pPr>
-            <w:ins w:id="52532" w:author="Albert Kwame Osei-Owusu" w:date="2026-10-21T20:00:00Z">
-              <w:r>
-                <w:t xml:space="preserve">Excluded as in the Dutch template, for comparability; its size is estimated (Appendix A).</w:t>
-              </w:r>
-            </w:ins>
-          </w:p>
-        </w:tc>
-      </w:tr>
-    </w:tbl>
-    <w:p>
-      <w:pPr>
-        <w:pStyle w:val="TableNote"/>
-        <w:rPr>
-          <w:ins w:id="52533" w:author="Albert Kwame Osei-Owusu" w:date="2026-10-21T20:00:00Z"/>
-        </w:rPr>
-      </w:pPr>
-      <w:ins w:id="52534" w:author="Albert Kwame Osei-Owusu" w:date="2026-10-21T20:00:00Z">
-        <w:r>
-          <w:t xml:space="preserve">n.e.c., not elsewhere classified; NPISH, non-profit institutions serving households; F-gas, fluorinated gas; DRIVHUS and AFFALD01, Statistics Denmark's emission and waste accounts by industry; EPA, Environmental Protection Agency; IPCC, Intergovernmental Panel on Climate Change; GWP100, 100-year global warming potential; AR5 and AR6, the Fifth and Sixth Assessment </w:t>
-        </w:r>
-        <w:r>
-          <w:t xml:space="preserve">Reports; NHS, National Health Service.</w:t>
+          <w:t xml:space="preserve"> test that re-weights the services purchases to the input mix of the Danish health industries in Statistics Denmark’s table estimates what EXIOBASE’s purchase column leaves out (Appendix A, Sensitivity).</w:t>
         </w:r>
       </w:ins>
     </w:p>
@@ -8268,7 +7283,7 @@
             <w:b/>
             <w:bCs/>
           </w:rPr>
-          <w:t xml:space="preserve">2.</w:t>
+          <w:t xml:space="preserve">1.</w:t>
         </w:r>
         <w:r>
           <w:t xml:space="preserve"> Basic-price health care expenditure and associated environmental impacts in Denmark in 2022, by expenditure category and bottom-up source.</w:t>
@@ -9128,12 +8143,12 @@
               <w:pStyle w:val="TableText"/>
               <w:ind w:left="170"/>
             </w:pPr>
-            <w:del w:id="52545" w:author="Albert Kwame Osei-Owusu" w:date="2026-10-21T20:00:00Z">
+            <w:del w:id="52436" w:author="Albert Kwame Osei-Owusu" w:date="2026-10-21T20:00:00Z">
               <w:r>
                 <w:delText xml:space="preserve">chemical</w:delText>
               </w:r>
             </w:del>
-            <w:ins w:id="52546" w:author="Albert Kwame Osei-Owusu" w:date="2026-10-21T20:00:00Z">
+            <w:ins w:id="52437" w:author="Albert Kwame Osei-Owusu" w:date="2026-10-21T20:00:00Z">
               <w:r>
                 <w:t xml:space="preserve">other medical</w:t>
               </w:r>
@@ -9613,7 +8628,7 @@
             </w:del>
             <w:ins w:id="51283" w:author="Albert Kwame Osei-Owusu" w:date="2026-09-14T16:00:00Z">
               <w:r>
-                <w:t xml:space="preserve">–</w:t>
+                <w:t xml:space="preserve">n.a.</w:t>
               </w:r>
             </w:ins>
           </w:p>
@@ -9657,7 +8672,7 @@
             </w:pPr>
             <w:ins w:id="51299" w:author="Albert Kwame Osei-Owusu" w:date="2026-09-14T16:00:00Z">
               <w:r>
-                <w:t xml:space="preserve">–</w:t>
+                <w:t xml:space="preserve">n.a.</w:t>
               </w:r>
             </w:ins>
           </w:p>
@@ -9673,7 +8688,7 @@
             </w:pPr>
             <w:ins w:id="51298" w:author="Albert Kwame Osei-Owusu" w:date="2026-09-14T16:00:00Z">
               <w:r>
-                <w:t xml:space="preserve">–</w:t>
+                <w:t xml:space="preserve">n.a.</w:t>
               </w:r>
             </w:ins>
           </w:p>
@@ -9689,7 +8704,7 @@
             </w:pPr>
             <w:ins w:id="51297" w:author="Albert Kwame Osei-Owusu" w:date="2026-09-14T16:00:00Z">
               <w:r>
-                <w:t xml:space="preserve">–</w:t>
+                <w:t xml:space="preserve">n.a.</w:t>
               </w:r>
             </w:ins>
           </w:p>
@@ -9705,7 +8720,7 @@
             </w:pPr>
             <w:ins w:id="51296" w:author="Albert Kwame Osei-Owusu" w:date="2026-09-14T16:00:00Z">
               <w:r>
-                <w:t xml:space="preserve">–</w:t>
+                <w:t xml:space="preserve">n.a.</w:t>
               </w:r>
             </w:ins>
           </w:p>
@@ -9798,7 +8813,7 @@
             </w:del>
             <w:ins w:id="51285" w:author="Albert Kwame Osei-Owusu" w:date="2026-09-14T16:00:00Z">
               <w:r>
-                <w:t xml:space="preserve">–</w:t>
+                <w:t xml:space="preserve">n.a.</w:t>
               </w:r>
             </w:ins>
           </w:p>
@@ -9842,7 +8857,7 @@
             </w:pPr>
             <w:ins w:id="51303" w:author="Albert Kwame Osei-Owusu" w:date="2026-09-14T16:00:00Z">
               <w:r>
-                <w:t xml:space="preserve">–</w:t>
+                <w:t xml:space="preserve">n.a.</w:t>
               </w:r>
             </w:ins>
           </w:p>
@@ -9858,7 +8873,7 @@
             </w:pPr>
             <w:ins w:id="51302" w:author="Albert Kwame Osei-Owusu" w:date="2026-09-14T16:00:00Z">
               <w:r>
-                <w:t xml:space="preserve">–</w:t>
+                <w:t xml:space="preserve">n.a.</w:t>
               </w:r>
             </w:ins>
           </w:p>
@@ -9874,7 +8889,7 @@
             </w:pPr>
             <w:ins w:id="51301" w:author="Albert Kwame Osei-Owusu" w:date="2026-09-14T16:00:00Z">
               <w:r>
-                <w:t xml:space="preserve">–</w:t>
+                <w:t xml:space="preserve">n.a.</w:t>
               </w:r>
             </w:ins>
           </w:p>
@@ -9890,7 +8905,7 @@
             </w:pPr>
             <w:ins w:id="51300" w:author="Albert Kwame Osei-Owusu" w:date="2026-09-14T16:00:00Z">
               <w:r>
-                <w:t xml:space="preserve">–</w:t>
+                <w:t xml:space="preserve">n.a.</w:t>
               </w:r>
             </w:ins>
           </w:p>
@@ -9922,7 +8937,7 @@
             </w:pPr>
             <w:ins w:id="51304" w:author="Albert Kwame Osei-Owusu" w:date="2026-09-14T16:00:00Z">
               <w:r>
-                <w:t xml:space="preserve">–</w:t>
+                <w:t xml:space="preserve">n.a.</w:t>
               </w:r>
             </w:ins>
           </w:p>
@@ -10048,7 +9063,7 @@
             </w:del>
             <w:ins w:id="51287" w:author="Albert Kwame Osei-Owusu" w:date="2026-09-14T16:00:00Z">
               <w:r>
-                <w:t xml:space="preserve">–</w:t>
+                <w:t xml:space="preserve">n.a.</w:t>
               </w:r>
             </w:ins>
           </w:p>
@@ -10092,7 +9107,7 @@
             </w:del>
             <w:ins w:id="51289" w:author="Albert Kwame Osei-Owusu" w:date="2026-09-14T16:00:00Z">
               <w:r>
-                <w:t xml:space="preserve">–</w:t>
+                <w:t xml:space="preserve">n.a.</w:t>
               </w:r>
             </w:ins>
           </w:p>
@@ -10218,7 +9233,7 @@
             </w:del>
             <w:ins w:id="51291" w:author="Albert Kwame Osei-Owusu" w:date="2026-09-14T16:00:00Z">
               <w:r>
-                <w:t xml:space="preserve">–</w:t>
+                <w:t xml:space="preserve">n.a.</w:t>
               </w:r>
             </w:ins>
           </w:p>
@@ -10262,7 +9277,7 @@
             </w:del>
             <w:ins w:id="51293" w:author="Albert Kwame Osei-Owusu" w:date="2026-09-14T16:00:00Z">
               <w:r>
-                <w:t xml:space="preserve">–</w:t>
+                <w:t xml:space="preserve">n.a.</w:t>
               </w:r>
             </w:ins>
           </w:p>
@@ -10388,7 +9403,7 @@
             </w:del>
             <w:ins w:id="51295" w:author="Albert Kwame Osei-Owusu" w:date="2026-09-14T16:00:00Z">
               <w:r>
-                <w:t xml:space="preserve">–</w:t>
+                <w:t xml:space="preserve">n.a.</w:t>
               </w:r>
             </w:ins>
           </w:p>
@@ -10416,7 +9431,7 @@
           <w:t xml:space="preserve">)</w:t>
         </w:r>
         <w:r>
-          <w:t xml:space="preserve"> estimates (EXIOBASE version 3.8.2) are combined with bottom-up contributions for anaesthetic gases, pressurised metered-dose inhalers and private travel (employee commuting and patient and visitor travel). Percentages are shares of the health care total in each column; – not applicable. Values are rounded independently, so rows and columns may not sum exactly.</w:t>
+          <w:t xml:space="preserve"> estimates (EXIOBASE version 3.8.2) are combined with bottom-up contributions for anaesthetic gases, pressurised metered-dose inhalers and private travel (employee commuting and patient and visitor travel). Percentages are shares of the health care total in each column; n.a., not applicable. Values are rounded independently, so rows and columns may not sum exactly.</w:t>
         </w:r>
       </w:ins>
     </w:p>
@@ -10852,7 +9867,7 @@
         </w:r>
         <w:r>
           <w:rPr/>
-          <w:t xml:space="preserve">), which the per-kilometre inventory quantifies without a country of production (6.7% of the climate footprint), are not assigned to a region; the vehicles' own emissions (9.8%) occur in Denmark and are shown.</w:t>
+          <w:t xml:space="preserve">), which the per-kilometre inventory quantifies without a country of production (6.7% of the climate footprint), are not assigned to a region; the vehicles’ own emissions (9.8%) occur in Denmark and are shown.</w:t>
         </w:r>
         <w:r>
           <w:rPr/>
@@ -11097,10 +10112,22 @@
           <w:t xml:space="preserve"> of the climate footprint (Table </w:t>
         </w:r>
         <w:r>
-          <w:t xml:space="preserve">2</w:t>
-        </w:r>
-        <w:r>
-          <w:t xml:space="preserve">; absolute values by activity group, producing sector group and region in Appendix A, Tables A.1 to A.3). Anaesthetic gases and inhaler propellants, added from bottom-up data, contributed </w:t>
+          <w:t xml:space="preserve">1</w:t>
+        </w:r>
+        <w:r>
+          <w:t xml:space="preserve">; absolute values by activity group, producing sector group and region in Appendix A, Tables </w:t>
+        </w:r>
+        <w:r>
+          <w:t xml:space="preserve">A.2</w:t>
+        </w:r>
+        <w:r>
+          <w:t xml:space="preserve"> to </w:t>
+        </w:r>
+        <w:r>
+          <w:t xml:space="preserve">A.4</w:t>
+        </w:r>
+        <w:r>
+          <w:t xml:space="preserve">). Anaesthetic gases and inhaler propellants, added from bottom-up data, contributed </w:t>
         </w:r>
         <w:r>
           <w:t xml:space="preserve">0.6% (24.3 kt CO₂e).</w:t>
@@ -11115,7 +10142,7 @@
           <w:t xml:space="preserve">activity group</w:t>
         </w:r>
         <w:r>
-          <w:t xml:space="preserve"> in the study (coefficient of variation 25.8%, compared to 8.3% to 9.1% for every other contribution group; Appendix A, Fig. A.14), and ranked first, second and third among the activity groups in 3.4%, 30.9% and 46.0% of the simulation draws, respectively.</w:t>
+          <w:t xml:space="preserve"> in the study (coefficient of variation 25.8%, compared to 8.3% to 9.1% for every other contribution group; Appendix A, Fig. A.14), and ranked first, second and third among the activity groups in 3.4%, 30.9% and 46% of the simulation draws, respectively.</w:t>
         </w:r>
         <w:r>
           <w:t xml:space="preserve"> Among the activity groups, pharmaceuticals and chemical products were the largest contributor, </w:t>
@@ -11130,7 +10157,7 @@
           <w:t xml:space="preserve">(1,154 kt CO₂e; </w:t>
         </w:r>
         <w:r>
-          <w:t xml:space="preserve">95% interval 24.2% to 29.0%)</w:t>
+          <w:t xml:space="preserve">95% interval 24.2% to 29%)</w:t>
         </w:r>
         <w:r>
           <w:t xml:space="preserve"> of the climate footprint,</w:t>
@@ -11411,28 +10438,6 @@
         <w:r>
           <w:t xml:space="preserve"> The pharmaceutical group combines medicines bought as goods (20.1% of the climate footprint), plastics and other chemicals bought by the health services (6.7%) and inhaler propellants (0.3%).</w:t>
         </w:r>
-        <w:r>
-          <w:t xml:space="preserve"> Estimates for pharmaceuticals and chemical products should be interpreted cautiously, as aggregation within EXIOBASE may overstate the greenhouse gas emissions and material extraction associated with this category </w:t>
-        </w:r>
-      </w:ins>
-      <w:ins w:id="2717" w:author="Albert Kwame Osei-Owusu" w:date="2026-09-13T09:00:00Z">
-        <w:r>
-          <w:t xml:space="preserve">[</w:t>
-        </w:r>
-        <w:r>
-          <w:t xml:space="preserve">47</w:t>
-        </w:r>
-        <w:r>
-          <w:t xml:space="preserve">]</w:t>
-        </w:r>
-        <w:r>
-          <w:t xml:space="preserve">, whereas the omission of most hospital medicines from the services purchases works in the opposite direction</w:t>
-        </w:r>
-      </w:ins>
-      <w:ins w:id="2718" w:author="Albert Kwame Osei-Owusu" w:date="2026-09-13T09:00:00Z">
-        <w:r>
-          <w:t xml:space="preserve"> (Appendix A, System boundary).</w:t>
-        </w:r>
       </w:ins>
     </w:p>
     <w:p>
@@ -11509,7 +10514,7 @@
           <w:t xml:space="preserve">pairs (Fig. 2).</w:t>
         </w:r>
         <w:r>
-          <w:t xml:space="preserve"> This attribution reflects the final origin of impacts along supply chains rather than the category in which the expenditure was made. The transport group comprises EXIOBASE's land, rail, pipeline, sea, inland water and air transport industries in every producing region, freight and passenger alike, which the database does not separate; the private travel of staff, patients and visitors is household consumption and enters only through the bottom-up terms.</w:t>
+          <w:t xml:space="preserve"> This attribution reflects the final origin of impacts along supply chains rather than the category in which the expenditure was made. The transport group comprises EXIOBASE’s land, rail, pipeline, sea, inland water and air transport industries in every producing region, freight and passenger alike, which the database does not separate; the private travel of staff, patients and visitors is household consumption and enters only through the bottom-up terms.</w:t>
         </w:r>
       </w:ins>
     </w:p>
@@ -11552,7 +10557,7 @@
           <w:t xml:space="preserve">5.5%,</w:t>
         </w:r>
         <w:r>
-          <w:t xml:space="preserve"> waste management for 4.8%, the sector's own operations for 3.1% and mining for 2.3%, leaving 4.3% in the remaining sectors. The pharmaceutical and chemical industry </w:t>
+          <w:t xml:space="preserve"> waste management for 4.8%, the sector’s own operations for 3.1% and mining for 2.3%, leaving 4.3% in the remaining sectors. The pharmaceutical and chemical industry </w:t>
         </w:r>
         <w:r>
           <w:t xml:space="preserve">accounted for</w:t>
@@ -11587,7 +10592,7 @@
           <w:ins w:id="52419" w:author="Albert Kwame Osei-Owusu" w:date="2026-10-21T20:00:00Z"/>
         </w:rPr>
       </w:pPr>
-      <w:ins w:id="52535" w:author="Albert Kwame Osei-Owusu" w:date="2026-10-21T20:00:00Z">
+      <w:ins w:id="52426" w:author="Albert Kwame Osei-Owusu" w:date="2026-10-21T20:00:00Z">
         <w:r>
           <w:t xml:space="preserve">Each region-by-industry pair, such as quarrying of sand and clay in Denmark, is shown with its share of the input-output component of the category (Fig. 2; every region</w:t>
         </w:r>
@@ -11609,7 +10614,7 @@
           <w:t xml:space="preserve">industry,</w:t>
         </w:r>
         <w:r>
-          <w:t xml:space="preserve"> quarrying of sand and clay, which accounted for 64% of material extraction across the twenty largest pairs and the Danish node alone for 43%. That share rests on small purchases of a cheap material, because the health services' own purchases of Danish sand and clay, 5.7 million euros at about 7 euros a tonne, corresponded to 0.86 Mt,</w:t>
+          <w:t xml:space="preserve"> quarrying of sand and clay, which accounted for 64% of material extraction across the twenty largest pairs and the Danish node alone for 43%. That share rests on small purchases of a cheap material, because the health services’ own purchases of Danish sand and clay, 5.7 million euros at about 7 euros a tonne, corresponded to 0.86 Mt,</w:t>
         </w:r>
         <w:r>
           <w:t xml:space="preserve"> and the production of the chemicals that stand in for medicines to a further 0.42 Mt (Appendix A, Producing region by industry). </w:t>
@@ -11657,7 +10662,7 @@
           <w:t xml:space="preserve">node. Sea</w:t>
         </w:r>
         <w:r>
-          <w:t xml:space="preserve"> and coastal water transport contributed 7.5% across four regions, crude petroleum extraction 7.0% across five, and Danish retail trade, which carries the distribution margins on medicines and appliances, 4.7%, while 67.4% of </w:t>
+          <w:t xml:space="preserve"> and coastal water transport contributed 7.5% across four regions, crude petroleum extraction 7% across five, and Danish retail trade, which carries the distribution margins on medicines and appliances, 4.7%, while 67.4% of </w:t>
         </w:r>
         <w:r>
           <w:t xml:space="preserve">that component</w:t>
@@ -11802,7 +10807,7 @@
         </w:r>
         <w:r>
           <w:rPr/>
-          <w:t xml:space="preserve">category's input-output component.</w:t>
+          <w:t xml:space="preserve">category’s input-output component.</w:t>
         </w:r>
         <w:r>
           <w:rPr/>
@@ -11810,7 +10815,7 @@
         </w:r>
         <w:r>
           <w:rPr/>
-          <w:t xml:space="preserve">Region codes are the three-letter ISO 3166 codes for individual countries and RoW AF, RoW AM, RoW AP, RoW EU and RoW ME for EXIOBASE's rest-of-world (RoW) regions in Africa, America, Asia and the Pacific, Europe and the Middle East;</w:t>
+          <w:t xml:space="preserve">Region codes are the three-letter ISO 3166 codes for individual countries and RoW AF, RoW AM, RoW AP, RoW EU and RoW ME for EXIOBASE’s rest-of-world (RoW) regions in Africa, America, Asia and the Pacific, Europe and the Middle East;</w:t>
         </w:r>
         <w:proofErr w:type="spellStart"/>
         <w:proofErr w:type="spellEnd"/>
@@ -11824,7 +10829,7 @@
         <w:proofErr w:type="spellEnd"/>
         <w:r>
           <w:rPr/>
-          <w:t xml:space="preserve"> industry codes are EXIOBASE's own. Impacts are attributed to the producing node </w:t>
+          <w:t xml:space="preserve"> industry codes are EXIOBASE’s own. Impacts are attributed to the producing node </w:t>
         </w:r>
       </w:ins>
       <w:del w:id="34935" w:author="Albert Kwame Osei-Owusu" w:date="2026-09-14T09:00:00Z">
@@ -12068,7 +11073,7 @@
           <w:t xml:space="preserve">abroad, with 94.3% and 90.9%, respectively, outside Denmark.</w:t>
         </w:r>
         <w:r>
-          <w:t xml:space="preserve"> Of the blue water consumption, 81.1% occurred outside Denmark and Europe, 43.3% in Asia and the Pacific and 25.1% in the Middle East; of the land use, 59.7% lay outside Denmark and Europe, 22.9% in Asia and the Pacific and 21.2% in Africa. Much of this lay in EXIOBASE's rest-of-world regions, which the database does not resolve by country. The rest of the Middle East and the rest of Asia and the Pacific accounted for 24.0% and 16.7% of blue water consumption, respectively, and the rest of Africa for 20.9% of land use, whereas the largest individual countries were India (17.0%) and China (8.2%) for blue water consumption and Russia (5.7%) and Australia (4.4%) for land use.</w:t>
+          <w:t xml:space="preserve"> Of the blue water consumption, 81.1% occurred outside Denmark and Europe, 43.3% in Asia and the Pacific and 25.1% in the Middle East; of the land use, 59.7% lay outside Denmark and Europe, 22.9% in Asia and the Pacific and 21.2% in Africa. Much of this lay in EXIOBASE’s rest-of-world regions, which the database does not resolve by country. The rest of the Middle East and the rest of Asia and the Pacific accounted for 24% and 16.7% of blue water consumption, respectively, and the rest of Africa for 20.9% of land use, whereas the largest individual countries were India (17%) and China (8.2%) for blue water consumption and Russia (5.7%) and Australia (4.4%) for land use.</w:t>
         </w:r>
         <w:r>
           <w:t xml:space="preserve"> Just over half of waste generation (52.1%) arose within Denmark.</w:t>
@@ -12107,10 +11112,10 @@
       </w:del>
       <w:ins w:id="16901" w:author="Albert Kwame Osei-Owusu" w:date="2026-09-14T09:00:00Z">
         <w:r>
-          <w:t xml:space="preserve">Emissions were partitioned into Scope 1, 2 and 3 following the GHG Protocol. Of the 4,265 kt CO₂e that the partition covers, Scope 3 accounted for 3,797 kt (89.0%), Scope 1 for 131 kt (3.1%), Scope 2 for 73 kt (1.7%), and patient and visitor travel, which falls outside the protocol's boundary, for 264 kt (6.2%); the remaining 1.8 kt is the health sector's own self-supply loop, </w:t>
-        </w:r>
-        <w:r>
-          <w:t xml:space="preserve">which the headline keeps (0.04%) and the partition removes so that the sector's own emissions are not counted twice.</w:t>
+          <w:t xml:space="preserve">Emissions were partitioned into Scope 1, 2 and 3 following the GHG Protocol. Of the 4,265 kt CO₂e that the partition covers, Scope 3 accounted for 3,797 kt (89%), Scope 1 for 131 kt (3.1%), Scope 2 for 73 kt (1.7%), and patient and visitor travel, which falls outside the protocol’s boundary, for 264 kt (6.2%); the remaining 1.8 kt is the health sector’s own self-supply loop, </w:t>
+        </w:r>
+        <w:r>
+          <w:t xml:space="preserve">which the headline keeps (0.04%) and the partition removes so that the sector’s own emissions are not counted twice.</w:t>
         </w:r>
         <w:r>
           <w:t xml:space="preserve"> The same partition places essentially all material extraction, blue water consumption and land use in Scope 3, because none of them has a meaningful direct component in a service sector. Waste generation is the </w:t>
@@ -12125,13 +11130,19 @@
           <w:t xml:space="preserve">in</w:t>
         </w:r>
         <w:r>
-          <w:t xml:space="preserve"> Scope 1, the sector's own arisings as recorded in Statistics Denmark's waste accounts, </w:t>
+          <w:t xml:space="preserve"> Scope 1, the sector’s own arisings as recorded in Statistics Denmark’s waste accounts, </w:t>
         </w:r>
         <w:r>
           <w:t xml:space="preserve">compared to</w:t>
         </w:r>
         <w:r>
-          <w:t xml:space="preserve"> 80.2% upstream (Fig. 3; the largest producing pairs and sectors behind each scope in Appendix A, Figs. A.2 to A.4). Within Scope 3, climate change arises mainly in transport (17.5%), the fossil fuel industry (14.9%), agriculture (13.9%) and employee commuting (11.7%); agriculture accounts for 85.2% of Scope 3 blue water consumption and 98.9% of Scope 3 land use, mining for 85.6% of Scope 3 material extraction, and agriculture (25.1%), the pharmaceutical and chemical industry (24.5%) and waste management (18.4%) for most of Scope 3 waste generation (Fig. 3). A health service reporting only Scope 1 and Scope 2 would therefore capture 4.8% of its climate impact and </w:t>
+          <w:t xml:space="preserve"> 80.2% </w:t>
+        </w:r>
+        <w:r>
+          <w:t xml:space="preserve">in Scope 3</w:t>
+        </w:r>
+        <w:r>
+          <w:t xml:space="preserve"> (Fig. 3; the largest producing pairs and sectors behind each scope in Appendix A, Figs. A.2 to A.4). Within Scope 3, climate change arises mainly in transport (17.5%), the fossil fuel industry (14.9%), agriculture (13.9%) and employee commuting (11.7%); agriculture accounts for 85.2% of Scope 3 blue water consumption and 98.9% of Scope 3 land use, mining for 85.6% of Scope 3 material extraction, and agriculture (25.1%), the pharmaceutical and chemical industry (24.5%) and waste management (18.4%) for most of Scope 3 waste generation (Fig. 3). A health service reporting only Scope 1 and Scope 2 would therefore capture 4.8% of its climate impact and </w:t>
         </w:r>
         <w:r>
           <w:t xml:space="preserve">almost </w:t>
@@ -12245,11 +11256,11 @@
         </w:r>
         <w:r>
           <w:rPr/>
-          <w:t xml:space="preserve"> Protocol scope (left) and the producing industry groups behind Scope 3 (right), for five impact categories. Patient and visitor travel is shown separately because it falls outside the protocol's reporting boundary; employee commuting is part of Scope 3. Left bars are shares of each category, whose total is printed against its label; these totals exclude the health sector's own self-supply loop and so fall slightly below the headline footprints for climate change and waste generation. Right bars are shares of Scope 3; the industry groups follow Fig. 1B, with services, waste management and employee commuting shown separately. </w:t>
+          <w:t xml:space="preserve"> Protocol scope (left) and the producing industry groups behind Scope 3 (right), for five impact categories. Patient and visitor travel is shown separately because it falls outside the protocol’s reporting boundary; employee commuting is part of Scope 3. Left bars are shares of each category, whose total is printed against its label; these totals exclude the health sector’s own self-supply loop and so fall slightly below the headline footprints for climate change and waste generation. Right bars are shares of Scope 3; the industry groups follow Fig. 1B, with services, waste management and employee commuting shown separately. </w:t>
         </w:r>
         <w:r>
           <w:rPr/>
-          <w:t xml:space="preserve">Scope 1 is the sector's own emissions from Statistics Denmark's emission accounts (DRIVHUS) plus the anaesthetic gases, and its own waste from the waste accounts (AFFALD01), rather than from the model.</w:t>
+          <w:t xml:space="preserve">Scope 1 is the sector’s own emissions from Statistics Denmark’s emission accounts (DRIVHUS) plus the anaesthetic gases, and its own waste from the waste accounts (AFFALD01), rather than from the model.</w:t>
         </w:r>
       </w:ins>
     </w:p>
@@ -12440,7 +11451,13 @@
       </w:del>
       <w:ins w:id="52401" w:author="Albert Kwame Osei-Owusu" w:date="2026-10-21T20:00:00Z">
         <w:r>
-          <w:t xml:space="preserve">Danish health care accounted for between 2.1% and 6.5% of the national footprints across the five categories, and its 5.5% share of the national climate footprint lies within the range reported internationally, </w:t>
+          <w:t xml:space="preserve">Danish health </w:t>
+        </w:r>
+        <w:r>
+          <w:t xml:space="preserve">care’s</w:t>
+        </w:r>
+        <w:r>
+          <w:t xml:space="preserve"> 5.5% share of the national climate footprint lies within the range reported internationally, </w:t>
         </w:r>
         <w:r>
           <w:t xml:space="preserve">although the denominators differ. On the Dutch boundary, which includes childcare, the Danish share is 6.5%, compared to 7.3% for the Netherlands [13]. The OECD estimate gives 5.8% for Denmark, including health investment [1]; other studies report 5.4% for the United Kingdom [18] and 4.4% globally [2,18]; and the shares of about 10% in the United States [24] and 7% in Australia [25] are of national emissions and include health investment.</w:t>
@@ -12503,7 +11520,7 @@
       <w:ins w:id="51217" w:author="Albert Kwame Osei-Owusu" w:date="2026-09-14T16:00:00Z">
         <w:r>
           <w:lastRenderedPageBreak/>
-          <w:t xml:space="preserve">Denmark's position</w:t>
+          <w:t xml:space="preserve">Denmark’s position</w:t>
         </w:r>
       </w:ins>
       <w:r>
@@ -12536,12 +11553,12 @@
           <w:t xml:space="preserve">the emissions of </w:t>
         </w:r>
       </w:ins>
-      <w:del w:id="52536" w:author="Albert Kwame Osei-Owusu" w:date="2026-10-21T20:00:00Z">
+      <w:del w:id="52427" w:author="Albert Kwame Osei-Owusu" w:date="2026-10-21T20:00:00Z">
         <w:r>
           <w:delText xml:space="preserve"> </w:delText>
         </w:r>
       </w:del>
-      <w:ins w:id="52537" w:author="Albert Kwame Osei-Owusu" w:date="2026-10-21T20:00:00Z">
+      <w:ins w:id="52428" w:author="Albert Kwame Osei-Owusu" w:date="2026-10-21T20:00:00Z">
         <w:r>
           <w:t xml:space="preserve">the electricity bought by health care and its domestic suppliers</w:t>
         </w:r>
@@ -12583,7 +11600,7 @@
       <w:r>
         <w:t xml:space="preserve"> accounts for a smaller share of national economic output in Denmark than in the United States, </w:t>
       </w:r>
-      <w:ins w:id="52538" w:author="Albert Kwame Osei-Owusu" w:date="2026-10-21T20:00:00Z">
+      <w:ins w:id="52429" w:author="Albert Kwame Osei-Owusu" w:date="2026-10-21T20:00:00Z">
         <w:r>
           <w:t xml:space="preserve">9.4% compared to 17.2% of gross domestic product in 2024 [22], </w:t>
         </w:r>
@@ -12712,7 +11729,13 @@
           <w:t xml:space="preserve"> Supply-chain transport is less than half the 29.7% that the uncorrected model returns, </w:t>
         </w:r>
         <w:r>
-          <w:t xml:space="preserve">because correcting EXIOBASE's allocation of Danish sea-transport output removes most of the apparent transport dominance (Methods). Health care still buys almost as much from transport as from chemicals, at about half the emission intensity (Appendix A, Table A.5), and the transport that remains is large enough to matter for mitigation.</w:t>
+          <w:t xml:space="preserve">because correcting EXIOBASE’s allocation of Danish sea-transport output removes most of the apparent transport dominance (Methods). Health care still buys almost as much from transport as from chemicals, at about half the emission intensity (Appendix A, Table </w:t>
+        </w:r>
+        <w:r>
+          <w:t xml:space="preserve">A.6</w:t>
+        </w:r>
+        <w:r>
+          <w:t xml:space="preserve">), and the transport that remains is large enough to matter for mitigation.</w:t>
         </w:r>
       </w:ins>
     </w:p>
@@ -13115,7 +12138,7 @@
           <w:rPr>
             <w:highlight w:val="yellow"/>
           </w:rPr>
-          <w:t xml:space="preserve">13,47</w:t>
+          <w:t xml:space="preserve">13,48</w:t>
         </w:r>
         <w:r>
           <w:rPr>
@@ -14054,7 +13077,7 @@
           </w:r>
         </w:del>
       </w:ins>
-      <w:ins w:id="52544" w:author="Albert Kwame Osei-Owusu" w:date="2026-10-21T20:00:00Z">
+      <w:ins w:id="52435" w:author="Albert Kwame Osei-Owusu" w:date="2026-10-21T20:00:00Z">
         <w:r>
           <w:t xml:space="preserve">Most of the blue water consumption and land use associated with Danish health care occurred abroad, a pattern documented in other globally traded supply chains,</w:t>
         </w:r>
@@ -14064,7 +13087,7 @@
           <w:t xml:space="preserve"> where consumption in one region drives environmental pressure in another, as shown for sulphur and non-CO₂ greenhouse gas emissions embodied in traded photovoltaic products [</w:t>
         </w:r>
         <w:r>
-          <w:t xml:space="preserve">48,49</w:t>
+          <w:t xml:space="preserve">49,50</w:t>
         </w:r>
         <w:r>
           <w:t xml:space="preserve">]. Such displacement matters because environmental burdens are not experienced uniformly across locations, and the Earth Commission has argued that sustainability should be judged by fairness in the distribution of environmental harms and access to resources as well as by biophysical limits </w:t>
@@ -14141,10 +13164,13 @@
           <w:t xml:space="preserve"> almost</w:t>
         </w:r>
         <w:r>
-          <w:t xml:space="preserve"> none of its material, water or land impact, so a target expressed in those terms leaves the great majority of the footprint outside its scope; Danish regional accounts already include purchased goods and services [21]. The OECD estimate for Denmark places 15% in Scope 1 and Scope 2 [1], and part of the difference is that EXIOBASE's purchase column for the Danish health industry spends 1.6% of its purchases on energy against 3.9% in Statistics Denmark's table, so the 4.8% here is probably an underestimate.</w:t>
-        </w:r>
-        <w:r>
-          <w:t xml:space="preserve"> Patient and visitor travel, a further 6.2%, falls outside the GHG Protocol's reporting boundary altogether, even though a health authority influences it directly through where it sites services and how it schedules them. Waste generation is the one category in which the sector's own operations form a material share, at 19.6%, and it is also the category over which the sector has the most direct control.</w:t>
+          <w:t xml:space="preserve"> none of its material, water or land impact, so a target expressed in those terms leaves the great majority of the footprint outside its scope; Danish regional accounts already include purchased goods and services [21]. </w:t>
+        </w:r>
+        <w:r>
+          <w:t xml:space="preserve">The OECD estimate for Denmark places 15% of the footprint in Scope 1 and Scope 2 together [1]. Part of the difference is the purchase column, because EXIOBASE’s Danish health industry spends 1.6% of its purchases on energy, compared to 3.9% in Statistics Denmark’s table; scaling Scope 2 to the national energy share would give roughly 180 kt CO₂e, and Scope 1 and Scope 2 together would then reach about 7% of the footprint. Most of the remaining gap lies in the OECD’s Scope 1, which is modelled from sector intensities rather than read from the Danish emission accounts, and in its 2018 reference year, when Danish electricity was more carbon intensive. The 4.8% reported here is therefore a lower bound set by EXIOBASE’s purchase column rather than by the method.</w:t>
+        </w:r>
+        <w:r>
+          <w:t xml:space="preserve"> Patient and visitor travel, a further 6.2%, falls outside the GHG Protocol’s reporting boundary altogether, even though a health authority influences it directly through where it sites services and how it schedules them. Waste generation is the one category in which the sector’s own operations form a material share, at 19.6%, and it is also the category over which the sector has the most direct control.</w:t>
         </w:r>
       </w:ins>
     </w:p>
@@ -14162,7 +13188,7 @@
           <w:t xml:space="preserve">The three reference years do not form a time series, and we report them as a comparison rather than a trend (Appendix A, Reference years and the background model; Figs. A.7, A.8 and A.10). </w:t>
         </w:r>
         <w:r>
-          <w:t xml:space="preserve">Between 2016 and 2019, with the background model held constant and expenditure in each year's current prices, the categories increased by between </w:t>
+          <w:t xml:space="preserve">Between 2016 and 2019, with the background model held constant and expenditure in each year’s current prices, the categories increased by between </w:t>
         </w:r>
         <w:r>
           <w:t xml:space="preserve">1.5%</w:t>
@@ -14192,7 +13218,7 @@
           <w:t xml:space="preserve">between 35.9% and 56.8%,</w:t>
         </w:r>
         <w:r>
-          <w:t xml:space="preserve"> whereas waste generation decreased by 4.0%. For climate change, a larger chemicals block in the 2022 table accounts for the increase (Appendix A, Fig. A.9).</w:t>
+          <w:t xml:space="preserve"> whereas waste generation decreased by 4%. For climate change, a larger chemicals block in the 2022 table accounts for the increase (Appendix A, Fig. A.9).</w:t>
         </w:r>
         <w:r>
           <w:t xml:space="preserve"> The comparison therefore shows how strongly the result depends on the </w:t>
@@ -14309,184 +13335,234 @@
           <w:t xml:space="preserve">These findings align with Danish assessments in which purchased goods and services account for most of the emissions of hospitals and regions [</w:t>
         </w:r>
         <w:r>
-          <w:t xml:space="preserve">21,50</w:t>
+          <w:t xml:space="preserve">21,51</w:t>
         </w:r>
         <w:r>
           <w:t xml:space="preserve">].</w:t>
         </w:r>
       </w:ins>
-      <w:r>
-        <w:t xml:space="preserve"> </w:t>
-      </w:r>
+      <w:del w:id="52438" w:author="Albert Kwame Osei-Owusu" w:date="2026-10-21T20:00:00Z">
+        <w:r>
+          <w:delText xml:space="preserve"> </w:delText>
+        </w:r>
+      </w:del>
       <w:proofErr w:type="spellStart"/>
       <w:ins w:id="920" w:author="Ofir Eriksen" w:date="2026-09-02T14:56:00Z">
-        <w:r>
-          <w:rPr>
-            <w:lang w:val="en-GB"/>
-          </w:rPr>
-          <w:t>Because</w:t>
-        </w:r>
+        <w:del w:id="52439" w:author="Albert Kwame Osei-Owusu" w:date="2026-10-21T20:00:00Z">
+          <w:r>
+            <w:rPr>
+              <w:lang w:val="en-GB"/>
+            </w:rPr>
+            <w:delText>Because</w:delText>
+          </w:r>
+        </w:del>
         <w:proofErr w:type="spellEnd"/>
-        <w:r>
-          <w:rPr>
-            <w:lang w:val="en-GB"/>
-          </w:rPr>
-          <w:t xml:space="preserve"> </w:t>
-        </w:r>
+        <w:del w:id="52440" w:author="Albert Kwame Osei-Owusu" w:date="2026-10-21T20:00:00Z">
+          <w:r>
+            <w:rPr>
+              <w:lang w:val="en-GB"/>
+            </w:rPr>
+            <w:delText xml:space="preserve"> </w:delText>
+          </w:r>
+        </w:del>
         <w:proofErr w:type="spellStart"/>
-        <w:r>
-          <w:rPr>
-            <w:lang w:val="en-GB"/>
-          </w:rPr>
-          <w:t>many</w:t>
-        </w:r>
+        <w:del w:id="52441" w:author="Albert Kwame Osei-Owusu" w:date="2026-10-21T20:00:00Z">
+          <w:r>
+            <w:rPr>
+              <w:lang w:val="en-GB"/>
+            </w:rPr>
+            <w:delText>many</w:delText>
+          </w:r>
+        </w:del>
         <w:proofErr w:type="spellEnd"/>
-        <w:r>
-          <w:rPr>
-            <w:lang w:val="en-GB"/>
-          </w:rPr>
-          <w:t xml:space="preserve"> </w:t>
-        </w:r>
+        <w:del w:id="52442" w:author="Albert Kwame Osei-Owusu" w:date="2026-10-21T20:00:00Z">
+          <w:r>
+            <w:rPr>
+              <w:lang w:val="en-GB"/>
+            </w:rPr>
+            <w:delText xml:space="preserve"> </w:delText>
+          </w:r>
+        </w:del>
         <w:proofErr w:type="spellStart"/>
-        <w:r>
-          <w:rPr>
-            <w:lang w:val="en-GB"/>
-          </w:rPr>
-          <w:t>environmental</w:t>
-        </w:r>
+        <w:del w:id="52443" w:author="Albert Kwame Osei-Owusu" w:date="2026-10-21T20:00:00Z">
+          <w:r>
+            <w:rPr>
+              <w:lang w:val="en-GB"/>
+            </w:rPr>
+            <w:delText>environmental</w:delText>
+          </w:r>
+        </w:del>
         <w:proofErr w:type="spellEnd"/>
-        <w:r>
-          <w:rPr>
-            <w:lang w:val="en-GB"/>
-          </w:rPr>
-          <w:t xml:space="preserve"> </w:t>
-        </w:r>
+        <w:del w:id="52444" w:author="Albert Kwame Osei-Owusu" w:date="2026-10-21T20:00:00Z">
+          <w:r>
+            <w:rPr>
+              <w:lang w:val="en-GB"/>
+            </w:rPr>
+            <w:delText xml:space="preserve"> </w:delText>
+          </w:r>
+        </w:del>
         <w:proofErr w:type="spellStart"/>
-        <w:r>
-          <w:rPr>
-            <w:lang w:val="en-GB"/>
-          </w:rPr>
-          <w:t>impacts</w:t>
-        </w:r>
+        <w:del w:id="52445" w:author="Albert Kwame Osei-Owusu" w:date="2026-10-21T20:00:00Z">
+          <w:r>
+            <w:rPr>
+              <w:lang w:val="en-GB"/>
+            </w:rPr>
+            <w:delText>impacts</w:delText>
+          </w:r>
+        </w:del>
         <w:proofErr w:type="spellEnd"/>
-        <w:r>
-          <w:rPr>
-            <w:lang w:val="en-GB"/>
-          </w:rPr>
-          <w:t xml:space="preserve"> </w:t>
-        </w:r>
+        <w:del w:id="52446" w:author="Albert Kwame Osei-Owusu" w:date="2026-10-21T20:00:00Z">
+          <w:r>
+            <w:rPr>
+              <w:lang w:val="en-GB"/>
+            </w:rPr>
+            <w:delText xml:space="preserve"> </w:delText>
+          </w:r>
+        </w:del>
         <w:proofErr w:type="spellStart"/>
-        <w:r>
-          <w:rPr>
-            <w:lang w:val="en-GB"/>
-          </w:rPr>
-          <w:t>occur</w:t>
-        </w:r>
+        <w:del w:id="52447" w:author="Albert Kwame Osei-Owusu" w:date="2026-10-21T20:00:00Z">
+          <w:r>
+            <w:rPr>
+              <w:lang w:val="en-GB"/>
+            </w:rPr>
+            <w:delText>occur</w:delText>
+          </w:r>
+        </w:del>
         <w:proofErr w:type="spellEnd"/>
-        <w:r>
-          <w:rPr>
-            <w:lang w:val="en-GB"/>
-          </w:rPr>
-          <w:t xml:space="preserve"> </w:t>
-        </w:r>
+        <w:del w:id="52448" w:author="Albert Kwame Osei-Owusu" w:date="2026-10-21T20:00:00Z">
+          <w:r>
+            <w:rPr>
+              <w:lang w:val="en-GB"/>
+            </w:rPr>
+            <w:delText xml:space="preserve"> </w:delText>
+          </w:r>
+        </w:del>
         <w:proofErr w:type="spellStart"/>
-        <w:r>
-          <w:rPr>
-            <w:lang w:val="en-GB"/>
-          </w:rPr>
-          <w:t>outside</w:t>
-        </w:r>
+        <w:del w:id="52449" w:author="Albert Kwame Osei-Owusu" w:date="2026-10-21T20:00:00Z">
+          <w:r>
+            <w:rPr>
+              <w:lang w:val="en-GB"/>
+            </w:rPr>
+            <w:delText>outside</w:delText>
+          </w:r>
+        </w:del>
         <w:proofErr w:type="spellEnd"/>
-        <w:r>
-          <w:rPr>
-            <w:lang w:val="en-GB"/>
-          </w:rPr>
-          <w:t xml:space="preserve"> Danish </w:t>
-        </w:r>
+        <w:del w:id="52450" w:author="Albert Kwame Osei-Owusu" w:date="2026-10-21T20:00:00Z">
+          <w:r>
+            <w:rPr>
+              <w:lang w:val="en-GB"/>
+            </w:rPr>
+            <w:delText xml:space="preserve"> Danish </w:delText>
+          </w:r>
+        </w:del>
         <w:proofErr w:type="spellStart"/>
-        <w:r>
-          <w:rPr>
-            <w:lang w:val="en-GB"/>
-          </w:rPr>
-          <w:t>borders</w:t>
-        </w:r>
+        <w:del w:id="52451" w:author="Albert Kwame Osei-Owusu" w:date="2026-10-21T20:00:00Z">
+          <w:r>
+            <w:rPr>
+              <w:lang w:val="en-GB"/>
+            </w:rPr>
+            <w:delText>borders</w:delText>
+          </w:r>
+        </w:del>
         <w:proofErr w:type="spellEnd"/>
-        <w:r>
-          <w:rPr>
-            <w:lang w:val="en-GB"/>
-          </w:rPr>
-          <w:t xml:space="preserve">, </w:t>
-        </w:r>
+        <w:del w:id="52452" w:author="Albert Kwame Osei-Owusu" w:date="2026-10-21T20:00:00Z">
+          <w:r>
+            <w:rPr>
+              <w:lang w:val="en-GB"/>
+            </w:rPr>
+            <w:delText xml:space="preserve">, </w:delText>
+          </w:r>
+        </w:del>
         <w:proofErr w:type="spellStart"/>
-        <w:r>
-          <w:rPr>
-            <w:lang w:val="en-GB"/>
-          </w:rPr>
-          <w:t>reducing</w:t>
-        </w:r>
+        <w:del w:id="52453" w:author="Albert Kwame Osei-Owusu" w:date="2026-10-21T20:00:00Z">
+          <w:r>
+            <w:rPr>
+              <w:lang w:val="en-GB"/>
+            </w:rPr>
+            <w:delText>reducing</w:delText>
+          </w:r>
+        </w:del>
         <w:proofErr w:type="spellEnd"/>
-        <w:r>
-          <w:rPr>
-            <w:lang w:val="en-GB"/>
-          </w:rPr>
-          <w:t xml:space="preserve"> the </w:t>
-        </w:r>
+        <w:del w:id="52454" w:author="Albert Kwame Osei-Owusu" w:date="2026-10-21T20:00:00Z">
+          <w:r>
+            <w:rPr>
+              <w:lang w:val="en-GB"/>
+            </w:rPr>
+            <w:delText xml:space="preserve"> the </w:delText>
+          </w:r>
+        </w:del>
         <w:proofErr w:type="spellStart"/>
-        <w:r>
-          <w:rPr>
-            <w:lang w:val="en-GB"/>
-          </w:rPr>
-          <w:t>environmental</w:t>
-        </w:r>
+        <w:del w:id="52455" w:author="Albert Kwame Osei-Owusu" w:date="2026-10-21T20:00:00Z">
+          <w:r>
+            <w:rPr>
+              <w:lang w:val="en-GB"/>
+            </w:rPr>
+            <w:delText>environmental</w:delText>
+          </w:r>
+        </w:del>
         <w:proofErr w:type="spellEnd"/>
-        <w:r>
-          <w:rPr>
-            <w:lang w:val="en-GB"/>
-          </w:rPr>
-          <w:t xml:space="preserve"> </w:t>
-        </w:r>
+        <w:del w:id="52456" w:author="Albert Kwame Osei-Owusu" w:date="2026-10-21T20:00:00Z">
+          <w:r>
+            <w:rPr>
+              <w:lang w:val="en-GB"/>
+            </w:rPr>
+            <w:delText xml:space="preserve"> </w:delText>
+          </w:r>
+        </w:del>
         <w:proofErr w:type="spellStart"/>
-        <w:r>
-          <w:rPr>
-            <w:lang w:val="en-GB"/>
-          </w:rPr>
-          <w:t>footprint</w:t>
-        </w:r>
+        <w:del w:id="52457" w:author="Albert Kwame Osei-Owusu" w:date="2026-10-21T20:00:00Z">
+          <w:r>
+            <w:rPr>
+              <w:lang w:val="en-GB"/>
+            </w:rPr>
+            <w:delText>footprint</w:delText>
+          </w:r>
+        </w:del>
         <w:proofErr w:type="spellEnd"/>
-        <w:r>
-          <w:rPr>
-            <w:lang w:val="en-GB"/>
-          </w:rPr>
-          <w:t xml:space="preserve"> of </w:t>
-        </w:r>
+        <w:del w:id="52458" w:author="Albert Kwame Osei-Owusu" w:date="2026-10-21T20:00:00Z">
+          <w:r>
+            <w:rPr>
+              <w:lang w:val="en-GB"/>
+            </w:rPr>
+            <w:delText xml:space="preserve"> of </w:delText>
+          </w:r>
+        </w:del>
         <w:proofErr w:type="spellStart"/>
-        <w:r>
-          <w:rPr>
-            <w:lang w:val="en-GB"/>
-          </w:rPr>
-          <w:t>health</w:t>
-        </w:r>
+        <w:del w:id="52459" w:author="Albert Kwame Osei-Owusu" w:date="2026-10-21T20:00:00Z">
+          <w:r>
+            <w:rPr>
+              <w:lang w:val="en-GB"/>
+            </w:rPr>
+            <w:delText>health</w:delText>
+          </w:r>
+        </w:del>
         <w:proofErr w:type="spellEnd"/>
-        <w:r>
-          <w:rPr>
-            <w:lang w:val="en-GB"/>
-          </w:rPr>
-          <w:t xml:space="preserve"> </w:t>
-        </w:r>
+        <w:del w:id="52460" w:author="Albert Kwame Osei-Owusu" w:date="2026-10-21T20:00:00Z">
+          <w:r>
+            <w:rPr>
+              <w:lang w:val="en-GB"/>
+            </w:rPr>
+            <w:delText xml:space="preserve"> </w:delText>
+          </w:r>
+        </w:del>
         <w:proofErr w:type="spellStart"/>
-        <w:r>
-          <w:rPr>
-            <w:lang w:val="en-GB"/>
-          </w:rPr>
-          <w:t>care</w:t>
-        </w:r>
+        <w:del w:id="52461" w:author="Albert Kwame Osei-Owusu" w:date="2026-10-21T20:00:00Z">
+          <w:r>
+            <w:rPr>
+              <w:lang w:val="en-GB"/>
+            </w:rPr>
+            <w:delText>care</w:delText>
+          </w:r>
+        </w:del>
         <w:proofErr w:type="spellEnd"/>
-        <w:r>
-          <w:rPr>
-            <w:lang w:val="en-GB"/>
-          </w:rPr>
-          <w:t xml:space="preserve"> </w:t>
-        </w:r>
+        <w:del w:id="52462" w:author="Albert Kwame Osei-Owusu" w:date="2026-10-21T20:00:00Z">
+          <w:r>
+            <w:rPr>
+              <w:lang w:val="en-GB"/>
+            </w:rPr>
+            <w:delText xml:space="preserve"> </w:delText>
+          </w:r>
+        </w:del>
         <w:proofErr w:type="spellStart"/>
       </w:ins>
       <w:ins w:id="39985" w:author="Ofir Eriksen" w:date="2026-09-02T14:56:00Z">
@@ -14668,119 +13744,141 @@
           </w:r>
         </w:del>
       </w:ins>
-      <w:ins w:id="39945" w:author="Albert Kwame Osei-Owusu" w:date="2026-09-14T09:00:00Z">
-        <w:r>
-          <w:rPr>
-            <w:lang w:val="en-GB"/>
-          </w:rPr>
-          <w:t xml:space="preserve">requires both domestic action through procurement and planning decisions and engagement</w:t>
-        </w:r>
-      </w:ins>
       <w:ins w:id="39947" w:author="Ofir Eriksen" w:date="2026-09-02T14:56:00Z">
-        <w:r>
-          <w:rPr>
-            <w:lang w:val="en-GB"/>
-          </w:rPr>
-          <w:t xml:space="preserve"> with the international </w:t>
-        </w:r>
+        <w:del w:id="52463" w:author="Albert Kwame Osei-Owusu" w:date="2026-10-21T20:00:00Z">
+          <w:r>
+            <w:rPr>
+              <w:lang w:val="en-GB"/>
+            </w:rPr>
+            <w:delText xml:space="preserve"> with the international </w:delText>
+          </w:r>
+        </w:del>
         <w:proofErr w:type="spellStart"/>
-        <w:r>
-          <w:rPr>
-            <w:lang w:val="en-GB"/>
-          </w:rPr>
-          <w:t>supply</w:t>
-        </w:r>
+        <w:del w:id="52464" w:author="Albert Kwame Osei-Owusu" w:date="2026-10-21T20:00:00Z">
+          <w:r>
+            <w:rPr>
+              <w:lang w:val="en-GB"/>
+            </w:rPr>
+            <w:delText>supply</w:delText>
+          </w:r>
+        </w:del>
         <w:proofErr w:type="spellEnd"/>
-        <w:r>
-          <w:rPr>
-            <w:lang w:val="en-GB"/>
-          </w:rPr>
-          <w:t xml:space="preserve"> </w:t>
-        </w:r>
+        <w:del w:id="52465" w:author="Albert Kwame Osei-Owusu" w:date="2026-10-21T20:00:00Z">
+          <w:r>
+            <w:rPr>
+              <w:lang w:val="en-GB"/>
+            </w:rPr>
+            <w:delText xml:space="preserve"> </w:delText>
+          </w:r>
+        </w:del>
         <w:proofErr w:type="spellStart"/>
-        <w:r>
-          <w:rPr>
-            <w:lang w:val="en-GB"/>
-          </w:rPr>
-          <w:t>chains</w:t>
-        </w:r>
+        <w:del w:id="52466" w:author="Albert Kwame Osei-Owusu" w:date="2026-10-21T20:00:00Z">
+          <w:r>
+            <w:rPr>
+              <w:lang w:val="en-GB"/>
+            </w:rPr>
+            <w:delText>chains</w:delText>
+          </w:r>
+        </w:del>
         <w:proofErr w:type="spellEnd"/>
-        <w:r>
-          <w:rPr>
-            <w:lang w:val="en-GB"/>
-          </w:rPr>
-          <w:t xml:space="preserve"> </w:t>
-        </w:r>
+        <w:del w:id="52467" w:author="Albert Kwame Osei-Owusu" w:date="2026-10-21T20:00:00Z">
+          <w:r>
+            <w:rPr>
+              <w:lang w:val="en-GB"/>
+            </w:rPr>
+            <w:delText xml:space="preserve"> </w:delText>
+          </w:r>
+        </w:del>
         <w:proofErr w:type="spellStart"/>
-        <w:r>
-          <w:rPr>
-            <w:lang w:val="en-GB"/>
-          </w:rPr>
-          <w:t>through</w:t>
-        </w:r>
+        <w:del w:id="52468" w:author="Albert Kwame Osei-Owusu" w:date="2026-10-21T20:00:00Z">
+          <w:r>
+            <w:rPr>
+              <w:lang w:val="en-GB"/>
+            </w:rPr>
+            <w:delText>through</w:delText>
+          </w:r>
+        </w:del>
         <w:proofErr w:type="spellEnd"/>
-        <w:r>
-          <w:rPr>
-            <w:lang w:val="en-GB"/>
-          </w:rPr>
-          <w:t xml:space="preserve"> </w:t>
-        </w:r>
+        <w:del w:id="52469" w:author="Albert Kwame Osei-Owusu" w:date="2026-10-21T20:00:00Z">
+          <w:r>
+            <w:rPr>
+              <w:lang w:val="en-GB"/>
+            </w:rPr>
+            <w:delText xml:space="preserve"> </w:delText>
+          </w:r>
+        </w:del>
         <w:proofErr w:type="spellStart"/>
-        <w:r>
-          <w:rPr>
-            <w:lang w:val="en-GB"/>
-          </w:rPr>
-          <w:t>which</w:t>
-        </w:r>
+        <w:del w:id="52470" w:author="Albert Kwame Osei-Owusu" w:date="2026-10-21T20:00:00Z">
+          <w:r>
+            <w:rPr>
+              <w:lang w:val="en-GB"/>
+            </w:rPr>
+            <w:delText>which</w:delText>
+          </w:r>
+        </w:del>
         <w:proofErr w:type="spellEnd"/>
-        <w:r>
-          <w:rPr>
-            <w:lang w:val="en-GB"/>
-          </w:rPr>
-          <w:t xml:space="preserve"> </w:t>
-        </w:r>
+        <w:del w:id="52471" w:author="Albert Kwame Osei-Owusu" w:date="2026-10-21T20:00:00Z">
+          <w:r>
+            <w:rPr>
+              <w:lang w:val="en-GB"/>
+            </w:rPr>
+            <w:delText xml:space="preserve"> </w:delText>
+          </w:r>
+        </w:del>
         <w:proofErr w:type="spellStart"/>
-        <w:r>
-          <w:rPr>
-            <w:lang w:val="en-GB"/>
-          </w:rPr>
-          <w:t>those</w:t>
-        </w:r>
+        <w:del w:id="52472" w:author="Albert Kwame Osei-Owusu" w:date="2026-10-21T20:00:00Z">
+          <w:r>
+            <w:rPr>
+              <w:lang w:val="en-GB"/>
+            </w:rPr>
+            <w:delText>those</w:delText>
+          </w:r>
+        </w:del>
         <w:proofErr w:type="spellEnd"/>
-        <w:r>
-          <w:rPr>
-            <w:lang w:val="en-GB"/>
-          </w:rPr>
-          <w:t xml:space="preserve"> </w:t>
-        </w:r>
+        <w:del w:id="52473" w:author="Albert Kwame Osei-Owusu" w:date="2026-10-21T20:00:00Z">
+          <w:r>
+            <w:rPr>
+              <w:lang w:val="en-GB"/>
+            </w:rPr>
+            <w:delText xml:space="preserve"> </w:delText>
+          </w:r>
+        </w:del>
         <w:proofErr w:type="spellStart"/>
-        <w:r>
-          <w:rPr>
-            <w:lang w:val="en-GB"/>
-          </w:rPr>
-          <w:t>impacts</w:t>
-        </w:r>
+        <w:del w:id="52474" w:author="Albert Kwame Osei-Owusu" w:date="2026-10-21T20:00:00Z">
+          <w:r>
+            <w:rPr>
+              <w:lang w:val="en-GB"/>
+            </w:rPr>
+            <w:delText>impacts</w:delText>
+          </w:r>
+        </w:del>
         <w:proofErr w:type="spellEnd"/>
-        <w:r>
-          <w:rPr>
-            <w:lang w:val="en-GB"/>
-          </w:rPr>
-          <w:t xml:space="preserve"> </w:t>
-        </w:r>
+        <w:del w:id="52475" w:author="Albert Kwame Osei-Owusu" w:date="2026-10-21T20:00:00Z">
+          <w:r>
+            <w:rPr>
+              <w:lang w:val="en-GB"/>
+            </w:rPr>
+            <w:delText xml:space="preserve"> </w:delText>
+          </w:r>
+        </w:del>
         <w:proofErr w:type="spellStart"/>
-        <w:r>
-          <w:rPr>
-            <w:lang w:val="en-GB"/>
-          </w:rPr>
-          <w:t>arise</w:t>
-        </w:r>
+        <w:del w:id="52476" w:author="Albert Kwame Osei-Owusu" w:date="2026-10-21T20:00:00Z">
+          <w:r>
+            <w:rPr>
+              <w:lang w:val="en-GB"/>
+            </w:rPr>
+            <w:delText>arise</w:delText>
+          </w:r>
+        </w:del>
         <w:proofErr w:type="spellEnd"/>
-        <w:r>
-          <w:rPr>
-            <w:lang w:val="en-GB"/>
-          </w:rPr>
-          <w:t>.</w:t>
-        </w:r>
+        <w:del w:id="52477" w:author="Albert Kwame Osei-Owusu" w:date="2026-10-21T20:00:00Z">
+          <w:r>
+            <w:rPr>
+              <w:lang w:val="en-GB"/>
+            </w:rPr>
+            <w:delText>.</w:delText>
+          </w:r>
+        </w:del>
       </w:ins>
     </w:p>
     <w:p>
@@ -14830,7 +13928,7 @@
         <w:rPr/>
         <w:t xml:space="preserve">Limitations</w:t>
       </w:r>
-      <w:ins w:id="52547" w:author="Albert Kwame Osei-Owusu" w:date="2026-10-21T20:00:00Z">
+      <w:ins w:id="52480" w:author="Albert Kwame Osei-Owusu" w:date="2026-10-21T20:00:00Z">
         <w:r>
           <w:rPr/>
           <w:t xml:space="preserve"> and uncertainties</w:t>
@@ -14854,16 +13952,25 @@
       </w:del>
       <w:ins w:id="52423" w:author="Albert Kwame Osei-Owusu" w:date="2026-10-21T20:00:00Z">
         <w:r>
-          <w:t xml:space="preserve">The estimates rest on modelling choices whose effects we quantified, and each is stated here with its size and the work that would remove it. The two largest concern medicines, and they act in opposite directions. EXIOBASE's purchase column for the Danish health industry, which sets the composition of the services component, spends 0.04% of its purchases on Chemicals n.e.c., whereas medicines are 13.9% of the Danish health industries' purchases in Statistics Denmark's table, </w:t>
-        </w:r>
-        <w:r>
-          <w:t xml:space="preserve">so the medicines used in hospitals are largely missing. Adding them to the services purchases, with the spend unchanged, increases the climate footprint by 32.1% when they carry the Chemicals n.e.c. intensity, and re-weighting every product to the national mix increases it by 34.4%. That intensity in turn </w:t>
+          <w:t xml:space="preserve">The estimates rest on modelling choices whose effects we quantified, and each is stated here with its size and the work that would remove it. The two largest concern medicines, and they act in opposite directions. </w:t>
+        </w:r>
+        <w:r>
+          <w:t xml:space="preserve">EXIOBASE’s purchase column for the Danish health industry, which sets the composition of the services component, spends 0.04% of its purchases on Chemicals n.e.c., whereas medicines are 13.9% of the Danish health industries’ purchases in Statistics Denmark’s table. The omission is a defect of EXIOBASE’s Danish health recipe rather than a property of the method, because the Dutch column in the same table spends 11.4% of its purchases on Chemicals n.e.c. and the German column 16.3%, so the medicines used in Danish hospitals are largely missing here while the Dutch headline carries them.</w:t>
+        </w:r>
+        <w:r>
+          <w:t xml:space="preserve"> Adding them to the services purchases, with the spend unchanged, increases the climate footprint by 32.1% when they carry the Chemicals n.e.c. intensity, and re-weighting every product to the national mix increases it by 34.4%. That intensity in turn </w:t>
         </w:r>
         <w:r>
           <w:t xml:space="preserve">probably </w:t>
         </w:r>
         <w:r>
-          <w:t xml:space="preserve">overstates the emissions of medicines, and a pharmaceutical-specific intensity puts the climate median 12.5% below the headline; with both corrections, the climate footprint is 7.8% below the headline (Appendix A, Sensitivity; Table A.6). Future studies could settle both by coupling a national input-output table that separates pharmaceuticals to the global model.</w:t>
+          <w:t xml:space="preserve">overstates the emissions of medicines, and a pharmaceutical-specific intensity puts the climate median 12.5% below the headline; with both corrections, the climate footprint is 7.8% below the headline (Appendix A, Sensitivity; Table A.7).</w:t>
+        </w:r>
+        <w:r>
+          <w:t xml:space="preserve"> We keep the headline on the published column because Statistics Denmark identifies the missing share but no Danish source identifies the emission intensity of medicines, so the correction is bounded, between 7.8% below and 32.1% above the headline, rather than identified.</w:t>
+        </w:r>
+        <w:r>
+          <w:t xml:space="preserve"> Future studies could settle both by coupling a national input-output table that separates pharmaceuticals to the global model.</w:t>
         </w:r>
         <w:r>
           <w:t xml:space="preserve"> Distribution margins on medicines and appliances are charged at the intensity of the Danish trade industries; charging them at the manufacturing intensity, as a whole-column mapping does, would increase the climate footprint by 11.5% (Appendix A, Valuation and distribution margins).</w:t>
@@ -14927,7 +14034,7 @@
           <w:t xml:space="preserve"> [</w:t>
         </w:r>
         <w:r>
-          <w:t xml:space="preserve">46</w:t>
+          <w:t xml:space="preserve">47</w:t>
         </w:r>
         <w:r>
           <w:t xml:space="preserve">], whose 2020 capital flows we apply to 2022 output without rescaling, adds 751 kt CO₂e, which would increase the headline by 17.6%, and </w:t>
@@ -14945,19 +14052,31 @@
           <w:t xml:space="preserve">. The</w:t>
         </w:r>
         <w:r>
-          <w:t xml:space="preserve"> health industries' own capital, valued separately as an annual service flow, adds 535 kt on its own and is not in that figure (Appendix A, Gross fixed capital formation). </w:t>
+          <w:t xml:space="preserve"> health industries’ own capital, valued separately as an annual service flow, adds 535 kt on its own and is not in that figure (Appendix A, Gross fixed capital formation). </w:t>
         </w:r>
         <w:r>
           <w:t xml:space="preserve">Future studies should bring capital into the boundary once capital matrices for 2022 are published.</w:t>
         </w:r>
         <w:r>
-          <w:t xml:space="preserve"> Material extraction adds tonnes without weighting, and input-output analysis assumes that physical flows are proportional to spending, which matters most where prices per tonne are lowest</w:t>
-        </w:r>
-        <w:r>
-          <w:t xml:space="preserve">;</w:t>
-        </w:r>
-        <w:r>
-          <w:t xml:space="preserve"> purchases of Danish sand and clay worth 5.7 million euros correspond to 0.86 Mt, a quarter of the category. The 2022 EXIOBASE table is a projection compiled in 2021, and its waste extension is the 2011 hybrid account applied to 2022 output, so earlier economic and environmental structures carry into the 2022 intensities; the analysis should be repeated on a release compiled from 2022 statistics. The national denominator is EXIOBASE's </w:t>
+          <w:t xml:space="preserve"> Material extraction adds tonnes without weighting, and input-output analysis assumes that physical flows are proportional to spending, which matters most where prices per tonne are </w:t>
+        </w:r>
+        <w:r>
+          <w:t xml:space="preserve">lowest, as the</w:t>
+        </w:r>
+        <w:r>
+          <w:t xml:space="preserve"> sand and clay </w:t>
+        </w:r>
+        <w:r>
+          <w:t xml:space="preserve">purchases reported in</w:t>
+        </w:r>
+        <w:r>
+          <w:t xml:space="preserve"> the </w:t>
+        </w:r>
+        <w:r>
+          <w:t xml:space="preserve">Results show.</w:t>
+        </w:r>
+        <w:r>
+          <w:t xml:space="preserve"> The 2022 EXIOBASE table is a projection compiled in 2021, and its waste extension is the 2011 hybrid account applied to 2022 output, so earlier economic and environmental structures carry into the 2022 intensities; the analysis should be repeated on a release compiled from 2022 statistics. The national denominator is EXIOBASE’s </w:t>
         </w:r>
         <w:r>
           <w:t xml:space="preserve">own, and</w:t>
@@ -14969,7 +14088,7 @@
           <w:t xml:space="preserve"> CO₂e</w:t>
         </w:r>
         <w:r>
-          <w:t xml:space="preserve"> is 23% above Statistics Denmark's experimental 62.9 </w:t>
+          <w:t xml:space="preserve"> is 23% above Statistics Denmark’s experimental 62.9 </w:t>
         </w:r>
         <w:r>
           <w:t xml:space="preserve">Mt CO₂e,</w:t>
@@ -15005,10 +14124,10 @@
           <w:t xml:space="preserve"> 69.6% for the input-output parameters (Appendix A, Figs. A.13 and A.15), so better Danish data would narrow the interval only modestly. The interval covers parameter uncertainty only; the choices above are reported as sensitivity </w:t>
         </w:r>
         <w:r>
-          <w:t xml:space="preserve">cases (Appendix A, Table A.6),</w:t>
-        </w:r>
-        <w:r>
-          <w:t xml:space="preserve"> and other EXIOBASE releases put the Danish health industry's output for 2022 at 70% and 36% of the national accounts</w:t>
+          <w:t xml:space="preserve">cases (Appendix A, Table A.7),</w:t>
+        </w:r>
+        <w:r>
+          <w:t xml:space="preserve"> and other EXIOBASE releases put the Danish health industry’s output for 2022 at 70% and 36% of the national accounts</w:t>
         </w:r>
         <w:r>
           <w:t xml:space="preserve"> (versions 3.9 and 3.10, respectively)</w:t>
@@ -15038,7 +14157,7 @@
           <w:t xml:space="preserve">term. Medical</w:t>
         </w:r>
         <w:r>
-          <w:t xml:space="preserve"> nitrous oxide is subtracted from the DRIVHUS figure before the anaesthetic term is added, and the health industry's self-supply loop is removed from the scope partition, but 8.7 kt CO₂e of hydrofluorocarbons that Statistics Denmark books to hospitals could overlap the inhaler term, which the accounts do not allow us to test (Appendix A, Double counting). Results should</w:t>
+          <w:t xml:space="preserve"> nitrous oxide is subtracted from the DRIVHUS figure before the anaesthetic term is added, and the health industry’s self-supply loop is removed from the scope partition, but 8.7 kt CO₂e of hydrofluorocarbons that Statistics Denmark books to hospitals could overlap the inhaler term, which the accounts do not allow us to test (Appendix A, Double counting). Results should</w:t>
         </w:r>
         <w:r>
           <w:t xml:space="preserve"> be read as system-level estimates with quantified parameter uncertainty; the study identifies where impacts arise and does not estimate the mitigation potential of specific </w:t>
@@ -15088,7 +14207,7 @@
           <w:delText xml:space="preserve"> contributes between approximately 3.6% and 5.6% of national environmental impacts across five assessed categories. For greenhouse gas emissions, this corresponds to a per-capita consumption of approximately 0.83 t CO₂e. </w:delText>
         </w:r>
       </w:del>
-      <w:ins w:id="52539" w:author="Albert Kwame Osei-Owusu" w:date="2026-10-21T20:00:00Z">
+      <w:ins w:id="52430" w:author="Albert Kwame Osei-Owusu" w:date="2026-10-21T20:00:00Z">
         <w:r>
           <w:t xml:space="preserve">This study assessed the environmental impacts associated with delivering health care in Denmark in 2022, using an EE-MRIO framework complemented by bottom-up calculations for the sources that monetary accounts represent poorly. We find that Danish health care accounts for between 2.1% and 6.5% of the national footprint across five impact categories,</w:t>
         </w:r>
@@ -15233,7 +14352,7 @@
           <w:delText xml:space="preserve">The inclusion of bottom‑up data for nitrous oxide,</w:delText>
         </w:r>
       </w:del>
-      <w:ins w:id="52540" w:author="Albert Kwame Osei-Owusu" w:date="2026-10-21T20:00:00Z">
+      <w:ins w:id="52431" w:author="Albert Kwame Osei-Owusu" w:date="2026-10-21T20:00:00Z">
         <w:r>
           <w:t xml:space="preserve">We also find that a footprint built on a global database needs checks against national accounts, because correcting a single misallocated industry, Danish sea transport, decreased the climate footprint by 25%, from 5,688 to 4,267 kt CO₂e. </w:t>
         </w:r>
@@ -15285,7 +14404,7 @@
       <w:r>
         <w:t xml:space="preserve">. </w:t>
       </w:r>
-      <w:ins w:id="52541" w:author="Albert Kwame Osei-Owusu" w:date="2026-10-21T20:00:00Z">
+      <w:ins w:id="52432" w:author="Albert Kwame Osei-Owusu" w:date="2026-10-21T20:00:00Z">
         <w:r>
           <w:t xml:space="preserve">However,</w:t>
         </w:r>
@@ -15357,10 +14476,10 @@
           <w:t xml:space="preserve"> Procurement of pharmaceuticals and chemical products is the </w:t>
         </w:r>
         <w:r>
-          <w:t xml:space="preserve">largest,</w:t>
-        </w:r>
-        <w:r>
-          <w:t xml:space="preserve"> at 27.1% of the climate footprint and the largest contributor in four of the five </w:t>
+          <w:t xml:space="preserve">largest area for action, as</w:t>
+        </w:r>
+        <w:r>
+          <w:t xml:space="preserve"> the largest contributor in four of the five </w:t>
         </w:r>
         <w:r>
           <w:t xml:space="preserve">categories, although its size depends on how medicines are represented.</w:t>
@@ -15416,7 +14535,7 @@
       <w:ins w:id="957" w:author="Albert Kwame Osei-Owusu" w:date="2026-09-12T09:00:00Z">
         <w:r>
           <w:rPr/>
-          <w:t>What's Next</w:t>
+          <w:t>What’s Next</w:t>
         </w:r>
       </w:ins>
     </w:p>
@@ -15656,7 +14775,7 @@
       </w:pPr>
       <w:ins w:id="8365" w:author="Albert Kwame Osei-Owusu" w:date="2026-09-14T09:00:00Z">
         <w:r>
-          <w:t xml:space="preserve">This research did not receive any specific grant from funding agencies in the public, commercial, or not-for-profit sectors. It was carried out with the resources of the authors' institutions, which had no role in the study design; in the collection, analysis and interpretation of data; in the writing of the report; or in the decision to submit the article for publication.</w:t>
+          <w:t xml:space="preserve">This research did not receive any specific grant from funding agencies in the public, commercial, or not-for-profit sectors. It was carried out with the resources of the authors’ institutions, which had no role in the study design; in the collection, analysis and interpretation of data; in the writing of the report; or in the decision to submit the article for publication.</w:t>
         </w:r>
       </w:ins>
     </w:p>
@@ -15831,7 +14950,7 @@
           <w:tab/>
         </w:r>
         <w:r>
-          <w:t xml:space="preserve">M. Lenzen, A. Malik, M. Li, J. Fry, H. Weisz, P.-P. Pichler, L.S.M. Chaves, A. Capon, D. Pencheon, The environmental footprint of health care: a global assessment, Lancet Planet. Health 4 (2020) e271–e279. </w:t>
+          <w:t xml:space="preserve">M. Lenzen, A. Malik, M. Li, J. Fry, H. Weisz, P.-P. Pichler, L.S.M. Chaves, A. Capon, D. Pencheon, The environmental footprint of health care: a global assessment, Lancet Planet. Health 4 (2020) e271-e279. </w:t>
         </w:r>
       </w:ins>
       <w:hyperlink r:id="rIdRef2" w:history="1">
@@ -15866,7 +14985,7 @@
           <w:tab/>
         </w:r>
         <w:r>
-          <w:t xml:space="preserve">B. Andrieu, L. Marrauld, O. Vidal, M. Egnell, L. Boyer, G. Fond, Health-care systems' resource footprints and their access and quality in 49 regions between 1995 and 2015: an input–output analysis, Lancet Planet. Health 7 (2023) e747–e758. </w:t>
+          <w:t xml:space="preserve">B. Andrieu, L. Marrauld, O. Vidal, M. Egnell, L. Boyer, G. Fond, Health-care systems’ resource footprints and their access and quality in 49 regions between 1995 and 2015: an input-output analysis, Lancet Planet. Health 7 (2023) e747-e758. </w:t>
         </w:r>
       </w:ins>
       <w:hyperlink r:id="rIdRef3" w:history="1">
@@ -15901,7 +15020,7 @@
           <w:tab/>
         </w:r>
         <w:r>
-          <w:t xml:space="preserve">M. Romanello, C. di Napoli, C. Green, H. Kennard, P. Lampard, D. Scamman, M. Walawender, Z. Ali, N. Ameli, S. Ayeb-Karlsson, P.J. Beggs, K. Belesova, L. Berrang Ford, K. Bowen, W. Cai, M. Callaghan, D. Campbell-Lendrum, J. Chambers, T.J. Cross, K.R. van Daalen, C. Dalin, N. Dasandi, S. Dasgupta, M. Davies, P. Dominguez-Salas, R. Dubrow, K.L. Ebi, M. Eckelman, P. Ekins, C. Freyberg, O. Gasparyan, G. Gordon-Strachan, H. Graham, S.H. Gunther, I. Hamilton, Y. Hang, R. Hänninen, S. Hartinger, K. He, J. Heidecke, J.J. Hess, S.-C. Hsu, L. Jamart, S. Jankin, O. Jay, I. Kelman, G. Kiesewetter, P. Kinney, D. Kniveton, R. Kouznetsov, F. Larosa, J.K.W. Lee, B. Lemke, Y. Liu, Z. Liu, M. Lott, M. Lotto Batista, R. Lowe, M. Odhiambo Sewe, J. Martinez-Urtaza, M. Maslin, L. McAllister, C. McMichael, Z. Mi, J. Milner, K. Minor, J.C. Minx, N. Mohajeri, N.C. Momen, M. Moradi-Lakeh, K. Morrissey, S. Munzert, K.A. Murray, T. Neville, M. Nilsson, N. Obradovich, M.B. O'Hare, C. Oliveira, T. Oreszczyn, M. Otto, F. Owfi, O. Pearman, F. Pega, A. Pershing, M. Rabbaniha, J. Rickman, E.J.Z. Robinson, J. Rocklöv, R.N. Salas, J.C. Semenza, J.D. Sherman, J. Shumake-Guillemot, G. Silbert, M. Sofiev, M. Springmann, J.D. Stowell, M. Tabatabaei, J. Taylor, R. Thompson, C. Tonne, M. Treskova, J.A. Trinanes, F. Wagner, L. Warnecke, H. Whitcombe, M. Winning, A. Wyns, M. Yglesias-González, S. Zhang, Y. Zhang, Q. Zhu, P. Gong, H. Montgomery, A. Costello, The 2023 report of the Lancet Countdown on health and climate change: the imperative for a health-centred response in a world facing irreversible harms, Lancet 402 (2023) 2346–2394. </w:t>
+          <w:t xml:space="preserve">M. Romanello, C. di Napoli, C. Green, H. Kennard, P. Lampard, D. Scamman, M. Walawender, Z. Ali, N. Ameli, S. Ayeb-Karlsson, P.J. Beggs, K. Belesova, L. Berrang Ford, K. Bowen, W. Cai, M. Callaghan, D. Campbell-Lendrum, J. Chambers, T.J. Cross, K.R. van Daalen, C. Dalin, N. Dasandi, S. Dasgupta, M. Davies, P. Dominguez-Salas, R. Dubrow, K.L. Ebi, M. Eckelman, P. Ekins, C. Freyberg, O. Gasparyan, G. Gordon-Strachan, H. Graham, S.H. Gunther, I. Hamilton, Y. Hang, R. Hänninen, S. Hartinger, K. He, J. Heidecke, J.J. Hess, S.-C. Hsu, L. Jamart, S. Jankin, O. Jay, I. Kelman, G. Kiesewetter, P. Kinney, D. Kniveton, R. Kouznetsov, F. Larosa, J.K.W. Lee, B. Lemke, Y. Liu, Z. Liu, M. Lott, M. Lotto Batista, R. Lowe, M. Odhiambo Sewe, J. Martinez-Urtaza, M. Maslin, L. McAllister, C. McMichael, Z. Mi, J. Milner, K. Minor, J.C. Minx, N. Mohajeri, N.C. Momen, M. Moradi-Lakeh, K. Morrissey, S. Munzert, K.A. Murray, T. Neville, M. Nilsson, N. Obradovich, M.B. O’Hare, C. Oliveira, T. Oreszczyn, M. Otto, F. Owfi, O. Pearman, F. Pega, A. Pershing, M. Rabbaniha, J. Rickman, E.J.Z. Robinson, J. Rocklöv, R.N. Salas, J.C. Semenza, J.D. Sherman, J. Shumake-Guillemot, G. Silbert, M. Sofiev, M. Springmann, J.D. Stowell, M. Tabatabaei, J. Taylor, R. Thompson, C. Tonne, M. Treskova, J.A. Trinanes, F. Wagner, L. Warnecke, H. Whitcombe, M. Winning, A. Wyns, M. Yglesias-González, S. Zhang, Y. Zhang, Q. Zhu, P. Gong, H. Montgomery, A. Costello, The 2023 report of the Lancet Countdown on health and climate change: the imperative for a health-centred response in a world facing irreversible harms, Lancet 402 (2023) 2346-2394. </w:t>
         </w:r>
       </w:ins>
       <w:hyperlink r:id="rIdRef4" w:history="1">
@@ -16006,7 +15125,7 @@
           <w:tab/>
         </w:r>
         <w:r>
-          <w:t xml:space="preserve">J. Gupta, X. Bai, D.M. Liverman, J. Rockström, D. Qin, B. Stewart-Koster, J.C. Rocha, L. Jacobson, J.F. Abrams, L.S. Andersen, D.I. Armstrong McKay, G. Bala, S.E. Bunn, D. Ciobanu, F. DeClerck, K.L. Ebi, L. Gifford, C. Gordon, S. Hasan, N. Kanie, T.M. Lenton, S. Loriani, A. Mohamed, N. Nakicenovic, D. Obura, D. Ospina, K. Prodani, C. Rammelt, B. Sakschewski, J. Scholtens, T. Tharammal, D. van Vuuren, P.H. Verburg, R. Winkelmann, C. Zimm, E. Bennett, A. Bjørn, S. Bringezu, W.J. Broadgate, H. Bulkeley, B. Crona, P.A. Green, H. Hoff, L. Huang, M. Hurlbert, C.Y.A. Inoue, Ş. Kılkış, S.J. Lade, J. Liu, I. Nadeem, C. Ndehedehe, C. Okereke, I.M. Otto, S. Pedde, L. Pereira, L. Schulte-Uebbing, J.D. Tàbara, W. de Vries, G. Whiteman, C. Xiao, X. Xu, N. Zafra-Calvo, X. Zhang, P. Fezzigna, G. Gentile, A just world on a safe planet: a Lancet Planetary Health–Earth Commission report on Earth-system boundaries, translations, and transformations, Lancet Planet. Health 8 (2024) e813–e873. </w:t>
+          <w:t xml:space="preserve">J. Gupta, X. Bai, D.M. Liverman, J. Rockström, D. Qin, B. Stewart-Koster, J.C. Rocha, L. Jacobson, J.F. Abrams, L.S. Andersen, D.I. Armstrong McKay, G. Bala, S.E. Bunn, D. Ciobanu, F. DeClerck, K.L. Ebi, L. Gifford, C. Gordon, S. Hasan, N. Kanie, T.M. Lenton, S. Loriani, A. Mohamed, N. Nakicenovic, D. Obura, D. Ospina, K. Prodani, C. Rammelt, B. Sakschewski, J. Scholtens, T. Tharammal, D. van Vuuren, P.H. Verburg, R. Winkelmann, C. Zimm, E. Bennett, A. Bjørn, S. Bringezu, W.J. Broadgate, H. Bulkeley, B. Crona, P.A. Green, H. Hoff, L. Huang, M. Hurlbert, C.Y.A. Inoue, Ş. Kılkış, S.J. Lade, J. Liu, I. Nadeem, C. Ndehedehe, C. Okereke, I.M. Otto, S. Pedde, L. Pereira, L. Schulte-Uebbing, J.D. Tàbara, W. de Vries, G. Whiteman, C. Xiao, X. Xu, N. Zafra-Calvo, X. Zhang, P. Fezzigna, G. Gentile, A just world on a safe planet: a Lancet Planetary Health-Earth Commission report on Earth-system boundaries, translations, and transformations, Lancet Planet. Health 8 (2024) e813-e873. </w:t>
         </w:r>
       </w:ins>
       <w:hyperlink r:id="rIdRef7" w:history="1">
@@ -16041,7 +15160,7 @@
           <w:tab/>
         </w:r>
         <w:r>
-          <w:t xml:space="preserve">J. Drew, S.D. Christie, D. Rainham, C. Rizan, HealthcareLCA: an open-access living database of health-care environmental impact assessments, Lancet Planet. Health 6 (2022) e1000–e1012. </w:t>
+          <w:t xml:space="preserve">J. Drew, S.D. Christie, D. Rainham, C. Rizan, HealthcareLCA: an open-access living database of health-care environmental impact assessments, Lancet Planet. Health 6 (2022) e1000-e1012. </w:t>
         </w:r>
       </w:ins>
       <w:hyperlink r:id="rIdRef8" w:history="1">
@@ -16076,7 +15195,7 @@
           <w:tab/>
         </w:r>
         <w:r>
-          <w:t xml:space="preserve">L. Rodríguez-Jiménez, M. Romero-Martín, T. Spruell, Z. Steley, J. Gómez-Salgado, The carbon footprint of healthcare settings: a systematic review, J. Adv. Nurs. 79 (2023) 2830–2844. </w:t>
+          <w:t xml:space="preserve">L. Rodríguez-Jiménez, M. Romero-Martín, T. Spruell, Z. Steley, J. Gómez-Salgado, The carbon footprint of healthcare settings: a systematic review, J. Adv. Nurs. 79 (2023) 2830-2844. </w:t>
         </w:r>
       </w:ins>
       <w:hyperlink r:id="rIdRef9" w:history="1">
@@ -16146,7 +15265,7 @@
           <w:tab/>
         </w:r>
         <w:r>
-          <w:t xml:space="preserve">W. Leontief, Environmental repercussions and the economic structure: an input-output approach, Rev. Econ. Stat. 52 (1970) 262–271. </w:t>
+          <w:t xml:space="preserve">W. Leontief, Environmental repercussions and the economic structure: an input-output approach, Rev. Econ. Stat. 52 (1970) 262-271. </w:t>
         </w:r>
       </w:ins>
       <w:hyperlink r:id="rIdRef11" w:history="1">
@@ -16181,7 +15300,7 @@
           <w:tab/>
         </w:r>
         <w:r>
-          <w:t xml:space="preserve">K. Stadler, R. Wood, T. Bulavskaya, C.-J. Södersten, M. Simas, S. Schmidt, A. Usubiaga, J. Acosta-Fernández, J. Kuenen, M. Bruckner, S. Giljum, S. Lutter, S. Merciai, J.H. Schmidt, M.C. Theurl, C. Plutzar, T. Kastner, N. Eisenmenger, K.-H. Erb, A. de Koning, A. Tukker, EXIOBASE 3: developing a time series of detailed environmentally extended multi-regional input-output tables, J. Ind. Ecol. 22 (2018) 502–515. </w:t>
+          <w:t xml:space="preserve">K. Stadler, R. Wood, T. Bulavskaya, C.-J. Södersten, M. Simas, S. Schmidt, A. Usubiaga, J. Acosta-Fernández, J. Kuenen, M. Bruckner, S. Giljum, S. Lutter, S. Merciai, J.H. Schmidt, M.C. Theurl, C. Plutzar, T. Kastner, N. Eisenmenger, K.-H. Erb, A. de Koning, A. Tukker, EXIOBASE 3: developing a time series of detailed environmentally extended multi-regional input-output tables, J. Ind. Ecol. 22 (2018) 502-515. </w:t>
         </w:r>
       </w:ins>
       <w:hyperlink r:id="rIdRef12" w:history="1">
@@ -16216,7 +15335,7 @@
           <w:tab/>
         </w:r>
         <w:r>
-          <w:t xml:space="preserve">M.A. Steenmeijer, J.F.D. Rodrigues, M.C. Zijp, S.L. Waaijers-van der Loop, The environmental impact of the Dutch health-care sector beyond climate change: an input–output analysis, Lancet Planet. Health 6 (2022) e949–e957. </w:t>
+          <w:t xml:space="preserve">M.A. Steenmeijer, J.F.D. Rodrigues, M.C. Zijp, S.L. Waaijers-van der Loop, The environmental impact of the Dutch health-care sector beyond climate change: an input-output analysis, Lancet Planet. Health 6 (2022) e949-e957. </w:t>
         </w:r>
       </w:ins>
       <w:hyperlink r:id="rIdRef13" w:history="1">
@@ -16251,7 +15370,7 @@
           <w:tab/>
         </w:r>
         <w:r>
-          <w:t xml:space="preserve">I. Tennison, S. Roschnik, B. Ashby, R. Boyd, I. Hamilton, T. Oreszczyn, A. Owen, M. Romanello, P. Ruyssevelt, J.D. Sherman, A.Z.P. Smith, K. Steele, N. Watts, M.J. Eckelman, Health care's response to climate change: a carbon footprint assessment of the NHS in England, Lancet Planet. Health 5 (2021) e84–e92. </w:t>
+          <w:t xml:space="preserve">I. Tennison, S. Roschnik, B. Ashby, R. Boyd, I. Hamilton, T. Oreszczyn, A. Owen, M. Romanello, P. Ruyssevelt, J.D. Sherman, A.Z.P. Smith, K. Steele, N. Watts, M.J. Eckelman, Health care’s response to climate change: a carbon footprint assessment of the NHS in England, Lancet Planet. Health 5 (2021) e84-e92. </w:t>
         </w:r>
       </w:ins>
       <w:hyperlink r:id="rIdRef14" w:history="1">
@@ -16286,7 +15405,7 @@
           <w:tab/>
         </w:r>
         <w:r>
-          <w:t xml:space="preserve">C.-J.H. Södersten, R. Wood, E.G. Hertwich, Endogenizing capital in MRIO models: the implications for consumption-based accounting, Environ. Sci. Technol. 52 (2018) 13250–13259. </w:t>
+          <w:t xml:space="preserve">C.-J.H. Södersten, R. Wood, E.G. Hertwich, Endogenizing capital in MRIO models: the implications for consumption-based accounting, Environ. Sci. Technol. 52 (2018) 13250-13259. </w:t>
         </w:r>
       </w:ins>
       <w:hyperlink r:id="rIdRef15" w:history="1">
@@ -16321,7 +15440,7 @@
           <w:tab/>
         </w:r>
         <w:r>
-          <w:t xml:space="preserve">A. Malik, M. Padget, S. Carter, T. Wakiyama, I. Maitland-Scott, A. Vyas, S. Boylan, G. Mulcahy, M. Li, M. Lenzen, K. Charlesworth, A. Geschke, Environmental impacts of Australia's largest health system, Resour. Conserv. Recycl. 169 (2021) 105556. </w:t>
+          <w:t xml:space="preserve">A. Malik, M. Padget, S. Carter, T. Wakiyama, I. Maitland-Scott, A. Vyas, S. Boylan, G. Mulcahy, M. Li, M. Lenzen, K. Charlesworth, A. Geschke, Environmental impacts of Australia’s largest health system, Resour. Conserv. Recycl. 169 (2021) 105556. </w:t>
         </w:r>
       </w:ins>
       <w:hyperlink r:id="rIdRef16" w:history="1">
@@ -16356,7 +15475,7 @@
           <w:tab/>
         </w:r>
         <w:r>
-          <w:t xml:space="preserve">R.H. Hagenaars, R. Heijungs, A. de Koning, A. Tukker, R. Wang, The greenhouse gas emissions of pharmaceutical consumption and production: an input–output analysis over time and across global supply chains, Lancet Planet. Health 9 (2025) e196–e206. </w:t>
+          <w:t xml:space="preserve">R.H. Hagenaars, R. Heijungs, A. de Koning, A. Tukker, R. Wang, The greenhouse gas emissions of pharmaceutical consumption and production: an input-output analysis over time and across global supply chains, Lancet Planet. Health 9 (2025) e196-e206. </w:t>
         </w:r>
       </w:ins>
       <w:hyperlink r:id="rIdRef17" w:history="1">
@@ -16391,7 +15510,7 @@
           <w:tab/>
         </w:r>
         <w:r>
-          <w:t xml:space="preserve">J. Karliner, S. Slotterback, R. Boyd, B. Ashby, K. Steele, Health care's climate footprint: how the health sector contributes to the global climate crisis and opportunities for action, Climate-smart health care series, Green Paper Number One, Health Care Without Harm and Arup, 2019. </w:t>
+          <w:t xml:space="preserve">J. Karliner, S. Slotterback, R. Boyd, B. Ashby, K. Steele, Health care’s climate footprint: how the health sector contributes to the global climate crisis and opportunities for action, Climate-smart health care series, Green Paper Number One, Health Care Without Harm and Arup, 2019. </w:t>
         </w:r>
       </w:ins>
       <w:hyperlink r:id="rIdRef18" w:history="1">
@@ -16426,7 +15545,7 @@
           <w:tab/>
         </w:r>
         <w:r>
-          <w:t xml:space="preserve">Danish Regions, The Danish regions' strategy for sustainable hospitals [two-page English summary of "En fællesregional strategi for grønne hospitaler"], Danish Regions, 2024. </w:t>
+          <w:t xml:space="preserve">Danish Regions, The Danish regions’ strategy for sustainable hospitals [two-page English summary of “En fællesregional strategi for grønne hospitaler”], Danish Regions, 2024. </w:t>
         </w:r>
       </w:ins>
       <w:hyperlink r:id="rIdRef19" w:history="1">
@@ -16636,7 +15755,7 @@
           <w:tab/>
         </w:r>
         <w:r>
-          <w:t xml:space="preserve">A. Malik, M. Lenzen, S. McAlister, F. McGain, The carbon footprint of Australian health care, Lancet Planet. Health 2 (2018) e27–e35. </w:t>
+          <w:t xml:space="preserve">A. Malik, M. Lenzen, S. McAlister, F. McGain, The carbon footprint of Australian health care, Lancet Planet. Health 2 (2018) e27-e35. </w:t>
         </w:r>
       </w:ins>
       <w:hyperlink r:id="rIdRef25" w:history="1">
@@ -16776,7 +15895,7 @@
           <w:tab/>
         </w:r>
         <w:r>
-          <w:t xml:space="preserve">Statistics Denmark, DRIVHUS: Greenhouse gas accounts (in CO2 equivalents) by industry and type of emission; AFFALD01: Waste generation by industry and waste category [datasets], StatBank Denmark, 2025. </w:t>
+          <w:t xml:space="preserve">Statistics Denmark, DRIVHUS: Greenhouse gas accounts (in CO₂ equivalents) by industry and type of emission; AFFALD01: Waste generation by industry and waste category [datasets], StatBank Denmark, 2025. </w:t>
         </w:r>
       </w:ins>
       <w:hyperlink r:id="rIdRef29" w:history="1">
@@ -16826,7 +15945,7 @@
           <w:tab/>
         </w:r>
         <w:r>
-          <w:t xml:space="preserve">O.-K. Nielsen, M.S. Plejdrup, M. Winther, M. Nielsen, S. Gyldenkærne, M.H. Mikkelsen, R. Albrektsen, K. Hjelgaard, P. Fauser, H.G. Bruun, G. Levin, T.A. Andersen, S.L. Tougaard, L.S.H. Arendal, V.K. Johannsen, T. Nord-Larsen, L. Vesterdal, I. Stupak, N. Scott-Bentsen, L. Baunbæk, M.G. Hansen, Denmark's National Inventory Document 2026: Emission Inventories 1990-2024, Submitted under the United Nations Framework Convention on Climate Change and the Paris Agreement, Scientific Report from DCE, Danish Centre for Environment and Energy, No. 706, Aarhus University, Aarhus, 2026. </w:t>
+          <w:t xml:space="preserve">O.-K. Nielsen, M.S. Plejdrup, M. Winther, M. Nielsen, S. Gyldenkærne, M.H. Mikkelsen, R. Albrektsen, K. Hjelgaard, P. Fauser, H.G. Bruun, G. Levin, T.A. Andersen, S.L. Tougaard, L.S.H. Arendal, V.K. Johannsen, T. Nord-Larsen, L. Vesterdal, I. Stupak, N. Scott-Bentsen, L. Baunbæk, M.G. Hansen, Denmark’s National Inventory Document 2026: Emission Inventories 1990-2024, Submitted under the United Nations Framework Convention on Climate Change and the Paris Agreement, Scientific Report from DCE, Danish Centre for Environment and Energy, No. 706, Aarhus University, Aarhus, 2026. </w:t>
         </w:r>
       </w:ins>
       <w:hyperlink r:id="rIdRef31" w:history="1">
@@ -16896,7 +16015,7 @@
           <w:tab/>
         </w:r>
         <w:r>
-          <w:t xml:space="preserve">M.J. Laster, Z. Fang, E.I. Eger, Specific gravities of desflurane, enflurane, halothane, isoflurane, and sevoflurane, Anesth. Analg. 78 (1994) 1152–1153. </w:t>
+          <w:t xml:space="preserve">M.J. Laster, Z. Fang, E.I. Eger, Specific gravities of desflurane, enflurane, halothane, isoflurane, and sevoflurane, Anesth. Analg. 78 (1994) 1152-1153. </w:t>
         </w:r>
       </w:ins>
       <w:hyperlink r:id="rIdRef33" w:history="1">
@@ -16931,7 +16050,7 @@
           <w:tab/>
         </w:r>
         <w:r>
-          <w:t xml:space="preserve">E.D. Kharasch, M.D. Karol, C. Lanni, R. Sawchuk, Clinical sevoflurane metabolism and disposition. I. Sevoflurane and metabolite pharmacokinetics, Anesthesiology 82 (1995) 1369–1378. </w:t>
+          <w:t xml:space="preserve">E.D. Kharasch, M.D. Karol, C. Lanni, R. Sawchuk, Clinical sevoflurane metabolism and disposition. I. Sevoflurane and metabolite pharmacokinetics, Anesthesiology 82 (1995) 1369-1378. </w:t>
         </w:r>
       </w:ins>
       <w:hyperlink r:id="rIdRef34" w:history="1">
@@ -17001,7 +16120,7 @@
           <w:tab/>
         </w:r>
         <w:r>
-          <w:t xml:space="preserve">P. Forster, T. Storelvmo, K. Armour, W. Collins, J.-L. Dufresne, D. Frame, D.J. Lunt, T. Mauritsen, M.D. Palmer, M. Watanabe, M. Wild, H. Zhang, The Earth's energy budget, climate feedbacks, and climate sensitivity, in: V. Masson-Delmotte, P. Zhai, A. Pirani, S.L. Connors, C. Péan, S. Berger, N. Caud, Y. Chen, L. Goldfarb, M.I. Gomis, M. Huang, K. Leitzell, E. Lonnoy, J.B.R. Matthews, T.K. Maycock, T. Waterfield, O. Yelekçi, R. Yu, B. Zhou (Eds.), Climate Change 2021: The Physical Science Basis. Contribution of Working Group I to the Sixth Assessment Report of the Intergovernmental Panel on Climate Change, Cambridge University Press, Cambridge and New York, 2021, pp. 923–1054. </w:t>
+          <w:t xml:space="preserve">P. Forster, T. Storelvmo, K. Armour, W. Collins, J.-L. Dufresne, D. Frame, D.J. Lunt, T. Mauritsen, M.D. Palmer, M. Watanabe, M. Wild, H. Zhang, The Earth’s energy budget, climate feedbacks, and climate sensitivity, in: V. Masson-Delmotte, P. Zhai, A. Pirani, S.L. Connors, C. Péan, S. Berger, N. Caud, Y. Chen, L. Goldfarb, M.I. Gomis, M. Huang, K. Leitzell, E. Lonnoy, J.B.R. Matthews, T.K. Maycock, T. Waterfield, O. Yelekçi, R. Yu, B. Zhou (Eds.), Climate Change 2021: The Physical Science Basis. Contribution of Working Group I to the Sixth Assessment Report of the Intergovernmental Panel on Climate Change, Cambridge University Press, Cambridge and New York, 2021, pp. 923-1054. </w:t>
         </w:r>
       </w:ins>
       <w:hyperlink r:id="rIdRef36" w:history="1">
@@ -17036,7 +16155,7 @@
           <w:tab/>
         </w:r>
         <w:r>
-          <w:t xml:space="preserve">C. Smith, Z.R.J. Nicholls, K. Armour, W. Collins, P. Forster, M. Meinshausen, M.D. Palmer, M. Watanabe, The Earth's energy budget, climate feedbacks, and climate sensitivity supplementary material, in: V. Masson-Delmotte, P. Zhai, A. Pirani, S.L. Connors, C. Péan, S. Berger, N. Caud, Y. Chen, L. Goldfarb, M.I. Gomis, M. Huang, K. Leitzell, E. Lonnoy, J.B.R. Matthews, T.K. Maycock, T. Waterfield, O. Yelekçi, R. Yu, B. Zhou (Eds.), Climate Change 2021: The Physical Science Basis. Contribution of Working Group I to the Sixth Assessment Report of the Intergovernmental Panel on Climate Change, IPCC, 2021. </w:t>
+          <w:t xml:space="preserve">C. Smith, Z.R.J. Nicholls, K. Armour, W. Collins, P. Forster, M. Meinshausen, M.D. Palmer, M. Watanabe, The Earth’s energy budget, climate feedbacks, and climate sensitivity supplementary material, in: V. Masson-Delmotte, P. Zhai, A. Pirani, S.L. Connors, C. Péan, S. Berger, N. Caud, Y. Chen, L. Goldfarb, M.I. Gomis, M. Huang, K. Leitzell, E. Lonnoy, J.B.R. Matthews, T.K. Maycock, T. Waterfield, O. Yelekçi, R. Yu, B. Zhou (Eds.), Climate Change 2021: The Physical Science Basis. Contribution of Working Group I to the Sixth Assessment Report of the Intergovernmental Panel on Climate Change, IPCC, 2021. </w:t>
         </w:r>
       </w:ins>
       <w:hyperlink r:id="rIdRef37" w:history="1">
@@ -17211,7 +16330,7 @@
           <w:tab/>
         </w:r>
         <w:r>
-          <w:t xml:space="preserve">I.M. Sobol', Global sensitivity indices for nonlinear mathematical models and their Monte Carlo estimates, Math. Comput. Simul. 55 (2001) 271–280. </w:t>
+          <w:t xml:space="preserve">I.M. Sobol’, Global sensitivity indices for nonlinear mathematical models and their Monte Carlo estimates, Math. Comput. Simul. 55 (2001) 271-280. </w:t>
         </w:r>
       </w:ins>
       <w:hyperlink r:id="rIdRef42" w:history="1">
@@ -17281,7 +16400,7 @@
           <w:tab/>
         </w:r>
         <w:r>
-          <w:t xml:space="preserve">S. Merciai, J. Schmidt, Methodology for the construction of global multi-regional hybrid supply and use tables for the EXIOBASE v3 database, J. Ind. Ecol. 22 (2018) 516–531. </w:t>
+          <w:t xml:space="preserve">S. Merciai, J. Schmidt, Methodology for the construction of global multi-regional hybrid supply and use tables for the EXIOBASE v3 database, J. Ind. Ecol. 22 (2018) 516-531. </w:t>
         </w:r>
       </w:ins>
       <w:hyperlink r:id="rIdRef44" w:history="1">
@@ -17375,10 +16494,10 @@
         <w:spacing w:after="60" w:line="240" w:lineRule="auto"/>
         <w:ind w:left="567" w:hanging="567"/>
         <w:rPr>
-          <w:ins w:id="52542" w:author="Albert Kwame Osei-Owusu" w:date="2026-10-21T20:00:00Z"/>
-        </w:rPr>
-      </w:pPr>
-      <w:ins w:id="52543" w:author="Albert Kwame Osei-Owusu" w:date="2026-10-21T20:00:00Z">
+          <w:ins w:id="52478" w:author="Albert Kwame Osei-Owusu" w:date="2026-10-21T20:00:00Z"/>
+        </w:rPr>
+      </w:pPr>
+      <w:ins w:id="52479" w:author="Albert Kwame Osei-Owusu" w:date="2026-10-21T20:00:00Z">
         <w:r>
           <w:t xml:space="preserve">[46]</w:t>
         </w:r>
@@ -17386,7 +16505,7 @@
           <w:tab/>
         </w:r>
         <w:r>
-          <w:t xml:space="preserve">R. Wood, C.-J. Södersten, Capital use matrices, version 3.8.2 [dataset], Zenodo, 2021. https://doi.org/10.5281/zenodo.7073276.</w:t>
+          <w:t xml:space="preserve">L. Cabernard, S. Pfister, S. Hellweg, A new method for analyzing sustainability performance of global supply chains and its application to material resources, Sci. Total Environ. 684 (2019) 164-177. https://doi.org/10.1016/j.scitotenv.2019.04.434.</w:t>
         </w:r>
       </w:ins>
     </w:p>
@@ -17395,6 +16514,26 @@
         <w:spacing w:after="60" w:line="240" w:lineRule="auto"/>
         <w:ind w:left="567" w:hanging="567"/>
         <w:rPr>
+          <w:ins w:id="52433" w:author="Albert Kwame Osei-Owusu" w:date="2026-10-21T20:00:00Z"/>
+        </w:rPr>
+      </w:pPr>
+      <w:ins w:id="52434" w:author="Albert Kwame Osei-Owusu" w:date="2026-10-21T20:00:00Z">
+        <w:r>
+          <w:t xml:space="preserve">[47]</w:t>
+        </w:r>
+        <w:r>
+          <w:tab/>
+        </w:r>
+        <w:r>
+          <w:t xml:space="preserve">R. Wood, C.-J. Södersten, Capital use matrices, version 3.8.2 [dataset], Zenodo, 2021. https://doi.org/10.5281/zenodo.7073276.</w:t>
+        </w:r>
+      </w:ins>
+    </w:p>
+    <w:p>
+      <w:pPr>
+        <w:spacing w:after="60" w:line="240" w:lineRule="auto"/>
+        <w:ind w:left="567" w:hanging="567"/>
+        <w:rPr>
           <w:ins w:id="47182" w:author="Albert Kwame Osei-Owusu" w:date="2026-09-14T09:00:00Z"/>
         </w:rPr>
       </w:pPr>
@@ -17403,7 +16542,7 @@
           <w:t xml:space="preserve">[</w:t>
         </w:r>
         <w:r>
-          <w:t xml:space="preserve">47</w:t>
+          <w:t xml:space="preserve">48</w:t>
         </w:r>
         <w:r>
           <w:t xml:space="preserve">]</w:t>
@@ -17444,7 +16583,7 @@
           <w:t xml:space="preserve">[</w:t>
         </w:r>
         <w:r>
-          <w:t xml:space="preserve">48</w:t>
+          <w:t xml:space="preserve">49</w:t>
         </w:r>
         <w:r>
           <w:t xml:space="preserve">]</w:t>
@@ -17485,7 +16624,7 @@
           <w:t xml:space="preserve">[</w:t>
         </w:r>
         <w:r>
-          <w:t xml:space="preserve">49</w:t>
+          <w:t xml:space="preserve">50</w:t>
         </w:r>
         <w:r>
           <w:t xml:space="preserve">]</w:t>
@@ -17494,7 +16633,7 @@
           <w:tab/>
         </w:r>
         <w:r>
-          <w:t xml:space="preserve">S. Zheng, Z. Ye, K. Lu, T. He, Y. Liu, L. Zhang, Y. Hao, Accounting for non-CO2 greenhouse gases in global PV trade: implications for climate responsibility and policy, Sustain. Prod. Consum. 62 (2026) 55–69. </w:t>
+          <w:t xml:space="preserve">S. Zheng, Z. Ye, K. Lu, T. He, Y. Liu, L. Zhang, Y. Hao, Accounting for non-CO₂ greenhouse gases in global PV trade: implications for climate responsibility and policy, Sustain. Prod. Consum. 62 (2026) 55-69. </w:t>
         </w:r>
       </w:ins>
       <w:hyperlink r:id="rIdRef49" w:history="1">
@@ -17526,7 +16665,7 @@
           <w:t xml:space="preserve">[</w:t>
         </w:r>
         <w:r>
-          <w:t xml:space="preserve">50</w:t>
+          <w:t xml:space="preserve">51</w:t>
         </w:r>
         <w:r>
           <w:t xml:space="preserve">]</w:t>

--- a/docs/eriksen_et_al_2026/eriksen_et_al_2026_manuscript.docx
+++ b/docs/eriksen_et_al_2026/eriksen_et_al_2026_manuscript.docx
@@ -2767,7 +2767,13 @@
           <w:t xml:space="preserve"> the pharmaceutical result describes chemically intensive supply chains rather than pharmaceutical production alone.</w:t>
         </w:r>
         <w:r>
-          <w:t xml:space="preserve"> Most blue water consumption and land use occurred outside Denmark and Europe, whereas material extraction and waste generation were comparatively domestic. The contribution is </w:t>
+          <w:t xml:space="preserve"> Most blue water consumption and land use occurred outside Denmark and Europe, whereas material extraction and waste generation were comparatively domestic. The</w:t>
+        </w:r>
+        <w:r>
+          <w:t xml:space="preserve"> study’s</w:t>
+        </w:r>
+        <w:r>
+          <w:t xml:space="preserve"> contribution is </w:t>
         </w:r>
         <w:r>
           <w:t xml:space="preserve">diagnostic. It provides</w:t>
@@ -5285,10 +5291,13 @@
           <w:t xml:space="preserve">. </w:t>
         </w:r>
         <w:r>
-          <w:t xml:space="preserve">The model term then excludes the industry’s own emissions, which we checked by computing it in two independent ways that agree to eleven decimal </w:t>
-        </w:r>
-        <w:r>
-          <w:t xml:space="preserve">places. The</w:t>
+          <w:t xml:space="preserve">The model term then excludes the industry’s own emissions, which we checked by computing it in two independent ways that agree </w:t>
+        </w:r>
+        <w:r>
+          <w:t xml:space="preserve">apart from computer rounding.</w:t>
+        </w:r>
+        <w:r>
+          <w:t xml:space="preserve"> The</w:t>
         </w:r>
         <w:r>
           <w:t xml:space="preserve"> industry’s purchases from itself bring back 1.8 kt CO₂e (0.04%) of its own emissions, which the headline keeps and the scope partition removes (Appendix A, Eq. (A.6) and Double counting).</w:t>
@@ -7204,13 +7213,12 @@
           <w:delText xml:space="preserve"> delivery.</w:delText>
         </w:r>
       </w:del>
+      <w:ins w:id="52480" w:author="Albert Kwame Osei-Owusu" w:date="2026-10-21T20:00:00Z">
+        <w:r>
+          <w:t xml:space="preserve">Danish health care accounted for between 2.1% and 6.5% of the national footprint in each of the five impact categories.</w:t>
+        </w:r>
+      </w:ins>
       <w:ins w:id="2901" w:author="Albert Kwame Osei-Owusu" w:date="2026-09-13T09:00:00Z">
-        <w:r>
-          <w:t xml:space="preserve">Delivering health care in Denmark was associated with environmental impacts across all five impact categories, accounting for between 2.1% and 6.5% of the national </w:t>
-        </w:r>
-        <w:r>
-          <w:t xml:space="preserve">footprints.</w:t>
-        </w:r>
         <w:r>
           <w:t xml:space="preserve"> Greenhouse gas emissions were estimated at 4,267 kt CO₂e (95% uncertainty interval 3,675 to 5,029 kt), corresponding to 5.5% of </w:t>
         </w:r>
@@ -10484,14 +10492,16 @@
           <w:delText xml:space="preserve">Sector contributions represent the upstream economic sectors where environmental </w:delText>
         </w:r>
       </w:del>
-      <w:ins w:id="788" w:author="Albert Kwame Osei-Owusu" w:date="2026-09-12T09:00:00Z">
-        <w:r>
-          <w:t xml:space="preserve">Sector and region of origin represent the upstream sectors and world regions where environmental </w:t>
-        </w:r>
-      </w:ins>
-      <w:r>
-        <w:t>impacts</w:t>
-      </w:r>
+      <w:del w:id="52481" w:author="Albert Kwame Osei-Owusu" w:date="2026-10-21T20:00:00Z">
+        <w:r>
+          <w:delText>impacts</w:delText>
+        </w:r>
+      </w:del>
+      <w:ins w:id="52482" w:author="Albert Kwame Osei-Owusu" w:date="2026-10-21T20:00:00Z">
+        <w:r>
+          <w:t xml:space="preserve">Each impact is attributed to the upstream sector and world region where it physically occurs (Figs. 1B and 1C), and the two are resolved together</w:t>
+        </w:r>
+      </w:ins>
       <w:del w:id="789" w:author="Albert Kwame Osei-Owusu" w:date="2026-09-12T09:00:00Z">
         <w:r>
           <w:delText xml:space="preserve"> physically occur (figure 2), as traced through the multi-regional input-output model. This reflects the final origin of impacts along supply chains rather than the sector where expenditure occurs. </w:delText>
@@ -10499,16 +10509,7 @@
       </w:del>
       <w:ins w:id="790" w:author="Albert Kwame Osei-Owusu" w:date="2026-09-12T09:00:00Z">
         <w:r>
-          <w:t xml:space="preserve"> physically occur (Figs. 1B and 1C), and </w:t>
-        </w:r>
-        <w:r>
-          <w:t xml:space="preserve">the two</w:t>
-        </w:r>
-        <w:r>
-          <w:t xml:space="preserve"> are resolved</w:t>
-        </w:r>
-        <w:r>
-          <w:t xml:space="preserve"> together as producing region-by-industry </w:t>
+          <w:t xml:space="preserve"> as producing region-by-industry </w:t>
         </w:r>
         <w:r>
           <w:t xml:space="preserve">pairs (Fig. 2).</w:t>
@@ -13269,20 +13270,25 @@
         </w:r>
       </w:ins>
       <w:r>
-        <w:t xml:space="preserve"> production systems. In Denmark, centralised procurement actors and EU regulatory frameworks provide </w:t>
+        <w:t xml:space="preserve"> production systems.</w:t>
       </w:r>
+      <w:del w:id="52483" w:author="Albert Kwame Osei-Owusu" w:date="2026-10-21T20:00:00Z">
+        <w:r>
+          <w:delText xml:space="preserve"> In Denmark, centralised procurement actors and EU regulatory frameworks provide </w:delText>
+        </w:r>
+      </w:del>
       <w:del w:id="911" w:author="Albert Kwame Osei-Owusu" w:date="2026-09-12T09:00:00Z">
         <w:r>
           <w:delText>potential leverage points for</w:delText>
         </w:r>
       </w:del>
-      <w:ins w:id="912" w:author="Albert Kwame Osei-Owusu" w:date="2026-09-12T09:00:00Z">
-        <w:r>
-          <w:t>potential points of intervention for</w:t>
-        </w:r>
-      </w:ins>
+      <w:del w:id="52484" w:author="Albert Kwame Osei-Owusu" w:date="2026-10-21T20:00:00Z">
+        <w:r>
+          <w:delText xml:space="preserve"> integrating environmental criteria into supply chains.</w:delText>
+        </w:r>
+      </w:del>
       <w:r>
-        <w:t xml:space="preserve"> integrating environmental criteria into supply chains. </w:t>
+        <w:t xml:space="preserve"> </w:t>
       </w:r>
       <w:del w:id="52413" w:author="Albert Kwame Osei-Owusu" w:date="2026-10-21T20:00:00Z">
         <w:r>
@@ -13928,7 +13934,7 @@
         <w:rPr/>
         <w:t xml:space="preserve">Limitations</w:t>
       </w:r>
-      <w:ins w:id="52480" w:author="Albert Kwame Osei-Owusu" w:date="2026-10-21T20:00:00Z">
+      <w:ins w:id="52485" w:author="Albert Kwame Osei-Owusu" w:date="2026-10-21T20:00:00Z">
         <w:r>
           <w:rPr/>
           <w:t xml:space="preserve"> and uncertainties</w:t>
@@ -13973,7 +13979,13 @@
           <w:t xml:space="preserve"> Future studies could settle both by coupling a national input-output table that separates pharmaceuticals to the global model.</w:t>
         </w:r>
         <w:r>
-          <w:t xml:space="preserve"> Distribution margins on medicines and appliances are charged at the intensity of the Danish trade industries; charging them at the manufacturing intensity, as a whole-column mapping does, would increase the climate footprint by 11.5% (Appendix A, Valuation and distribution margins).</w:t>
+          <w:t xml:space="preserve"> Distribution margins on medicines and appliances are charged at the intensity of the Danish trade industries; charging them at the manufacturing intensity, as a whole-column mapping does, would increase the climate footprint by </w:t>
+        </w:r>
+        <w:r>
+          <w:t xml:space="preserve">11.4%</w:t>
+        </w:r>
+        <w:r>
+          <w:t xml:space="preserve"> (Appendix A, Valuation and distribution margins).</w:t>
         </w:r>
       </w:ins>
     </w:p>
@@ -14467,19 +14479,13 @@
       </w:del>
       <w:ins w:id="25916" w:author="Albert Kwame Osei-Owusu" w:date="2026-09-14T09:00:00Z">
         <w:r>
-          <w:t xml:space="preserve">The findings indicate that efforts to reduce the environmental impacts of health care must extend beyond direct emissions and facility-level interventions. Where the impacts arise points to three </w:t>
-        </w:r>
-        <w:r>
-          <w:t xml:space="preserve">areas for action.</w:t>
-        </w:r>
-        <w:r>
-          <w:t xml:space="preserve"> Procurement of pharmaceuticals and chemical products is the </w:t>
-        </w:r>
-        <w:r>
-          <w:t xml:space="preserve">largest area for action, as</w:t>
-        </w:r>
-        <w:r>
-          <w:t xml:space="preserve"> the largest contributor in four of the five </w:t>
+          <w:t xml:space="preserve">The findings indicate that efforts to reduce the environmental impacts of health care must extend beyond direct emissions and facility-level interventions. </w:t>
+        </w:r>
+        <w:r>
+          <w:t xml:space="preserve">The pattern of impacts points to three areas for action. Procurement of pharmaceuticals and chemical products is the largest of the three, as the largest contributor</w:t>
+        </w:r>
+        <w:r>
+          <w:t xml:space="preserve"> in four of the five </w:t>
         </w:r>
         <w:r>
           <w:t xml:space="preserve">categories, although its size depends on how medicines are represented.</w:t>
@@ -14568,14 +14574,7 @@
             <w:rFonts w:cs="Times New Roman"/>
             <w:szCs w:val="20"/>
           </w:rPr>
-          <w:t xml:space="preserve">: in the factories that make medicines and medical supplies, on the farms that grow the food served in hospitals, in the quarries that supply </w:t>
-        </w:r>
-        <w:r>
-          <w:rPr>
-            <w:rFonts w:cs="Times New Roman"/>
-            <w:szCs w:val="20"/>
-          </w:rPr>
-          <w:t xml:space="preserve">sand and clay,</w:t>
+          <w:t xml:space="preserve">: in the factories that make medicines and medical supplies, on the farms that grow the food served in hospitals</w:t>
         </w:r>
         <w:r>
           <w:rPr>

--- a/docs/eriksen_et_al_2026/eriksen_et_al_2026_manuscript.docx
+++ b/docs/eriksen_et_al_2026/eriksen_et_al_2026_manuscript.docx
@@ -11113,7 +11113,19 @@
       </w:del>
       <w:ins w:id="16901" w:author="Albert Kwame Osei-Owusu" w:date="2026-09-14T09:00:00Z">
         <w:r>
-          <w:t xml:space="preserve">Emissions were partitioned into Scope 1, 2 and 3 following the GHG Protocol. Of the 4,265 kt CO₂e that the partition covers, Scope 3 accounted for 3,797 kt (89%), Scope 1 for 131 kt (3.1%), Scope 2 for 73 kt (1.7%), and patient and visitor travel, which falls outside the protocol’s boundary, for 264 kt (6.2%); the remaining 1.8 kt is the health sector’s own self-supply loop, </w:t>
+          <w:t xml:space="preserve">Emissions were partitioned into Scope 1, 2 and 3 following the GHG Protocol. Of the 4,265 kt CO₂e that the partition covers, Scope 3 accounted for 3,797 kt (89%), Scope 1 for 131 kt (3.1%), Scope 2 for 73 kt (1.7%), and patient and visitor travel, which falls outside the protocol’s boundary, for 264 kt (6.2%)</w:t>
+        </w:r>
+        <w:r>
+          <w:t xml:space="preserve">. The</w:t>
+        </w:r>
+        <w:r>
+          <w:t xml:space="preserve"> 1.8 kt</w:t>
+        </w:r>
+        <w:r>
+          <w:t xml:space="preserve"> difference from the headline</w:t>
+        </w:r>
+        <w:r>
+          <w:t xml:space="preserve"> is the health sector’s own self-supply loop, </w:t>
         </w:r>
         <w:r>
           <w:t xml:space="preserve">which the headline keeps (0.04%) and the partition removes so that the sector’s own emissions are not counted twice.</w:t>
@@ -12139,7 +12151,7 @@
           <w:rPr>
             <w:highlight w:val="yellow"/>
           </w:rPr>
-          <w:t xml:space="preserve">13,48</w:t>
+          <w:t xml:space="preserve">13,17,48</w:t>
         </w:r>
         <w:r>
           <w:rPr>
@@ -13973,10 +13985,10 @@
           <w:t xml:space="preserve">overstates the emissions of medicines, and a pharmaceutical-specific intensity puts the climate median 12.5% below the headline; with both corrections, the climate footprint is 7.8% below the headline (Appendix A, Sensitivity; Table A.7).</w:t>
         </w:r>
         <w:r>
-          <w:t xml:space="preserve"> We keep the headline on the published column because Statistics Denmark identifies the missing share but no Danish source identifies the emission intensity of medicines, so the correction is bounded, between 7.8% below and 32.1% above the headline, rather than identified.</w:t>
-        </w:r>
-        <w:r>
-          <w:t xml:space="preserve"> Future studies could settle both by coupling a national input-output table that separates pharmaceuticals to the global model.</w:t>
+          <w:t xml:space="preserve"> </w:t>
+        </w:r>
+        <w:r>
+          <w:t xml:space="preserve">We keep the headline on the published column for three reasons. First, no published study alters one purchase column inside a balanced global table; studies that distrust a database recipe replace the final demand vector, rebuild the whole country block from national accounts, or state the limitation, and Statistics Denmark’s own answer to the Danish block’s defects was a coupled national model [28]. Second, at the Chemicals n.e.c. intensity the correction fails a structural test, because pharmaceuticals and chemical products would then carry 78% of blue water consumption, against 42.9% in the Dutch results [13]. Third, at a pharmaceutical-specific intensity of about one third of the chemicals intensity for climate change, as reported for the Netherlands [13,17], the correction reverses sign, so it bounds the climate footprint between 3,933 and 5,635 kt CO₂e rather than identifying it. A Danish rebuild of the database from the national accounts would resolve this and the column’s other divergences at once, and is future work.</w:t>
         </w:r>
         <w:r>
           <w:t xml:space="preserve"> Distribution margins on medicines and appliances are charged at the intensity of the Danish trade industries; charging them at the manufacturing intensity, as a whole-column mapping does, would increase the climate footprint by </w:t>
@@ -14482,7 +14494,13 @@
           <w:t xml:space="preserve">The findings indicate that efforts to reduce the environmental impacts of health care must extend beyond direct emissions and facility-level interventions. </w:t>
         </w:r>
         <w:r>
-          <w:t xml:space="preserve">The pattern of impacts points to three areas for action. Procurement of pharmaceuticals and chemical products is the largest of the three, as the largest contributor</w:t>
+          <w:t xml:space="preserve">The pattern of impacts points to three areas for action. Procurement of pharmaceuticals and chemical products </w:t>
+        </w:r>
+        <w:r>
+          <w:t xml:space="preserve">comes first among</w:t>
+        </w:r>
+        <w:r>
+          <w:t xml:space="preserve"> the three, as the largest contributor</w:t>
         </w:r>
         <w:r>
           <w:t xml:space="preserve"> in four of the five </w:t>

--- a/docs/eriksen_et_al_2026/eriksen_et_al_2026_manuscript.docx
+++ b/docs/eriksen_et_al_2026/eriksen_et_al_2026_manuscript.docx
@@ -13988,7 +13988,7 @@
           <w:t xml:space="preserve"> </w:t>
         </w:r>
         <w:r>
-          <w:t xml:space="preserve">We keep the headline on the published column for three reasons. First, no published study alters one purchase column inside a balanced global table; studies that distrust a database recipe replace the final demand vector, rebuild the whole country block from national accounts, or state the limitation, and Statistics Denmark’s own answer to the Danish block’s defects was a coupled national model [28]. Second, at the Chemicals n.e.c. intensity the correction fails a structural test, because pharmaceuticals and chemical products would then carry 78% of blue water consumption, against 42.9% in the Dutch results [13]. Third, at a pharmaceutical-specific intensity of about one third of the chemicals intensity for climate change, as reported for the Netherlands [13,17], the correction reverses sign, so it bounds the climate footprint between 3,933 and 5,635 kt CO₂e rather than identifying it. A Danish rebuild of the database from the national accounts would resolve this and the column’s other divergences at once, and is future work.</w:t>
+          <w:t xml:space="preserve">The re-weighting changes only this study’s demand vector, as NHS England composes its demand from national procurement statistics [14], and leaves the balanced global table untouched; correcting the table itself has no published precedent short of rebuilding the whole country block from the national accounts, as Statistics Denmark’s coupled model does [28]. We nevertheless keep the headline on the published column, because the correction fails three tests. At the Chemicals n.e.c. intensity it fails a structural test, because pharmaceuticals and chemical products would then carry 78% of blue water consumption, against 42.9% in the Dutch results [13]. At a pharmaceutical-specific intensity of about one third of the chemicals intensity for climate change, as reported for the Netherlands [13,17], it reverses sign, so the correction bounds the climate footprint between 3,933 and 5,635 kt CO₂e rather than identifying it, and no such ratio exists for the other categories. And matched to the boundary and capital treatment of the closest Danish comparator (Appendix A, Validation against published Danish footprints), the published column lies within 2.5% of its figure, whereas the chemicals-intensity correction overshoots it by 25% and the pharmaceutical-intensity correction undershoots it by 9%. A Danish rebuild of the database from the national accounts would resolve this and the column’s other divergences at once, and is future work.</w:t>
         </w:r>
         <w:r>
           <w:t xml:space="preserve"> Distribution margins on medicines and appliances are charged at the intensity of the Danish trade industries; charging them at the manufacturing intensity, as a whole-column mapping does, would increase the climate footprint by </w:t>

--- a/docs/eriksen_et_al_2026/eriksen_et_al_2026_manuscript.docx
+++ b/docs/eriksen_et_al_2026/eriksen_et_al_2026_manuscript.docx
@@ -5139,7 +5139,13 @@
           <w:t xml:space="preserve">6.5%</w:t>
         </w:r>
         <w:r>
-          <w:t xml:space="preserve"> for 2022). Read from the 2019 table, the same procedure returns </w:t>
+          <w:t xml:space="preserve"> for 2022). </w:t>
+        </w:r>
+        <w:r>
+          <w:t xml:space="preserve">Applied to</w:t>
+        </w:r>
+        <w:r>
+          <w:t xml:space="preserve"> the 2019 table, the same procedure returns </w:t>
         </w:r>
         <w:r>
           <w:t xml:space="preserve">9.3%,</w:t>
@@ -6244,7 +6250,13 @@
           <w:t xml:space="preserve"> Modelling decisions rather than measurement errors </w:t>
         </w:r>
         <w:r>
-          <w:t xml:space="preserve">(the pharmaceutical mapping, the composition of the services purchases, the valuation of distribution margins, the sea-transport target share, the health care boundary, capital treatment and the GWP revision) are reported as sensitivity cases alongside the interval (Appendix A, Sensitivity; each case in Table A.7).</w:t>
+          <w:t xml:space="preserve">(the pharmaceutical mapping, the composition of the services purchases, the valuation of distribution margins, the sea-transport target share, the health care boundary, </w:t>
+        </w:r>
+        <w:r>
+          <w:t xml:space="preserve">the </w:t>
+        </w:r>
+        <w:r>
+          <w:t xml:space="preserve">capital treatment and the GWP revision) are reported as sensitivity cases alongside the interval (Appendix A, Sensitivity; each case in Table A.7).</w:t>
         </w:r>
       </w:ins>
     </w:p>
@@ -6824,7 +6836,19 @@
           <w:t xml:space="preserve">. </w:t>
         </w:r>
         <w:r>
-          <w:t xml:space="preserve">Greenhouse gas emissions are also partitioned following the Greenhouse Gas (GHG) Protocol [44], within the input-output scope framework of Hertwich and Wood [45]. Scope 1 is the DRIVHUS term plus anaesthetic gases. Scope 2 comprises the emissions from generating the electricity and heat the health sector buys, traced through transmission and distribution within the energy block (Appendix A, Eq. (A.16)); this is the corporate standard’s boundary, narrower than Hertwich and Wood’s embodied-energy convention. Scope 3 is the remainder, computed as the partition total minus Scopes 1 and 2, so that the three scopes and patient and visitor travel sum to that total without double counting, which we verified with the target-sector method of Cabernard and colleagues [46] (Appendix A, Double counting).</w:t>
+          <w:t xml:space="preserve">Greenhouse gas emissions are also partitioned following the Greenhouse Gas (GHG) Protocol [44], within the input-output scope framework of Hertwich and Wood [45]. Scope 1 is the DRIVHUS term plus anaesthetic gases. Scope 2 comprises the emissions from generating the electricity and heat the health sector buys, traced through transmission and distribution within the energy block (Appendix A, Eq. (A.16)); this is the corporate standard’s boundary, narrower than Hertwich and Wood’s embodied-energy convention. Scope 3 is the remainder, computed as the partition total minus Scopes 1 and </w:t>
+        </w:r>
+        <w:r>
+          <w:t xml:space="preserve">2</w:t>
+        </w:r>
+        <w:r>
+          <w:t xml:space="preserve"> and patient and visitor </w:t>
+        </w:r>
+        <w:r>
+          <w:t xml:space="preserve">travel, so that the four parts</w:t>
+        </w:r>
+        <w:r>
+          <w:t xml:space="preserve"> sum to that total without double counting, which we verified with the target-sector method of Cabernard and colleagues [46] (Appendix A, Double counting).</w:t>
         </w:r>
       </w:ins>
       <w:ins w:id="2290" w:author="Albert Kwame Osei-Owusu" w:date="2026-09-13T09:00:00Z">
@@ -13946,7 +13970,7 @@
         <w:rPr/>
         <w:t xml:space="preserve">Limitations</w:t>
       </w:r>
-      <w:ins w:id="52485" w:author="Albert Kwame Osei-Owusu" w:date="2026-10-21T20:00:00Z">
+      <w:ins w:id="52487" w:author="Albert Kwame Osei-Owusu" w:date="2026-10-21T20:00:00Z">
         <w:r>
           <w:rPr/>
           <w:t xml:space="preserve"> and uncertainties</w:t>
@@ -13988,7 +14012,31 @@
           <w:t xml:space="preserve"> </w:t>
         </w:r>
         <w:r>
-          <w:t xml:space="preserve">The re-weighting changes only this study’s demand vector, as NHS England composes its demand from national procurement statistics [14], and leaves the balanced global table untouched; correcting the table itself has no published precedent short of rebuilding the whole country block from the national accounts, as Statistics Denmark’s coupled model does [28]. We nevertheless keep the headline on the published column, because the correction fails three tests. At the Chemicals n.e.c. intensity it fails a structural test, because pharmaceuticals and chemical products would then carry 78% of blue water consumption, against 42.9% in the Dutch results [13]. At a pharmaceutical-specific intensity of about one third of the chemicals intensity for climate change, as reported for the Netherlands [13,17], it reverses sign, so the correction bounds the climate footprint between 3,933 and 5,635 kt CO₂e rather than identifying it, and no such ratio exists for the other categories. And matched to the boundary and capital treatment of the closest Danish comparator (Appendix A, Validation against published Danish footprints), the published column lies within 2.5% of its figure, whereas the chemicals-intensity correction overshoots it by 25% and the pharmaceutical-intensity correction undershoots it by 9%. A Danish rebuild of the database from the national accounts would resolve this and the column’s other divergences at once, and is future work.</w:t>
+          <w:t xml:space="preserve">The re-weighting changes only this study’s demand vector, as NHS England composes its demand from national procurement statistics [14], and leaves the balanced global table untouched; correcting the table itself has no published precedent short of rebuilding the whole country block from the national accounts, as Statistics Denmark’s coupled model does [28]. We nevertheless keep the headline on the published column, because the correction fails three tests. At the Chemicals n.e.c. intensity it fails a structural test, because pharmaceuticals and chemical products would then carry 78% of blue water consumption, against 42.9% in the Dutch results [13]. At a pharmaceutical-specific intensity of about one third of the chemicals intensity for climate change, as reported for the Netherlands [13,17], it reverses sign, so the correction bounds the climate footprint between 3,933 and 5,635 kt CO₂e rather than identifying </w:t>
+        </w:r>
+        <w:r>
+          <w:t xml:space="preserve">it; reported ratios exist only for climate change</w:t>
+        </w:r>
+        <w:r>
+          <w:t xml:space="preserve"> and </w:t>
+        </w:r>
+        <w:r>
+          <w:t xml:space="preserve">material extraction, not</w:t>
+        </w:r>
+        <w:r>
+          <w:t xml:space="preserve"> for </w:t>
+        </w:r>
+        <w:r>
+          <w:t xml:space="preserve">blue water consumption, land use or waste generation.</w:t>
+        </w:r>
+        <w:r>
+          <w:t xml:space="preserve"> </w:t>
+        </w:r>
+        <w:r>
+          <w:t xml:space="preserve">Matched to the boundary and capital treatment of the closest Danish comparator (Appendix A, Validation against published Danish footprints), the published column lies within 3% of its figure, whereas the chemicals-intensity correction overshoots it by 25% and the pharmaceutical-intensity correction undershoots it by 9%; the comparison checks structure rather than the exact figure, but only the published column stays within a few per cent of it.</w:t>
+        </w:r>
+        <w:r>
+          <w:t xml:space="preserve"> A Danish rebuild of the database from the national accounts would resolve this and the column’s other divergences at once, and is future work.</w:t>
         </w:r>
         <w:r>
           <w:t xml:space="preserve"> Distribution margins on medicines and appliances are charged at the intensity of the Danish trade industries; charging them at the manufacturing intensity, as a whole-column mapping does, would increase the climate footprint by </w:t>
@@ -14004,6 +14052,9 @@
     <w:p>
       <w:pPr>
         <w:spacing w:after="160"/>
+        <w:rPr>
+          <w:ins w:id="52486" w:author="Albert Kwame Osei-Owusu" w:date="2026-10-21T20:00:00Z"/>
+        </w:rPr>
       </w:pPr>
       <w:del w:id="928" w:author="Albert Kwame Osei-Owusu" w:date="2026-09-12T09:00:00Z">
         <w:r>
@@ -14082,7 +14133,17 @@
           <w:t xml:space="preserve">Future studies should bring capital into the boundary once capital matrices for 2022 are published.</w:t>
         </w:r>
         <w:r>
-          <w:t xml:space="preserve"> Material extraction adds tonnes without weighting, and input-output analysis assumes that physical flows are proportional to spending, which matters most where prices per tonne are </w:t>
+          <w:t xml:space="preserve"> </w:t>
+        </w:r>
+      </w:ins>
+    </w:p>
+    <w:p>
+      <w:pPr>
+        <w:spacing w:after="160"/>
+      </w:pPr>
+      <w:ins w:id="52485" w:author="Albert Kwame Osei-Owusu" w:date="2026-10-21T20:00:00Z">
+        <w:r>
+          <w:t xml:space="preserve">Material extraction adds tonnes without weighting, and input-output analysis assumes that physical flows are proportional to spending, which matters most where prices per tonne are </w:t>
         </w:r>
         <w:r>
           <w:t xml:space="preserve">lowest, as the</w:t>
@@ -14139,7 +14200,28 @@
       </w:del>
       <w:ins w:id="52425" w:author="Albert Kwame Osei-Owusu" w:date="2026-10-21T20:00:00Z">
         <w:r>
-          <w:t xml:space="preserve">The bottom-up terms rest mainly on Danish sources, the National Inventory Document, the register of medicine sales and the National Travel Survey, but the travel terms transfer the Dutch emission intensity per kilometre, which the Danish car fleet, with its growing share of electric cars, may not match, and the visitor share from NHS England. With their covariance, these terms account for 30.4% of the variance of the climate footprint, </w:t>
+          <w:t xml:space="preserve">The bottom-up terms rest mainly on Danish sources, the National Inventory Document, the register of medicine sales and the National Travel Survey, but the travel terms transfer the Dutch emission intensity per kilometre, which the Danish car fleet, with its growing share of electric cars, may not match, and the visitor share from NHS England. </w:t>
+        </w:r>
+        <w:r>
+          <w:t xml:space="preserve">The two travel terms and</w:t>
+        </w:r>
+        <w:r>
+          <w:t xml:space="preserve"> their </w:t>
+        </w:r>
+        <w:r>
+          <w:t xml:space="preserve">covariance</w:t>
+        </w:r>
+        <w:r>
+          <w:t xml:space="preserve"> account for </w:t>
+        </w:r>
+        <w:r>
+          <w:t xml:space="preserve">30.3%</w:t>
+        </w:r>
+        <w:r>
+          <w:t xml:space="preserve"> of the variance of the climate footprint, </w:t>
+        </w:r>
+        <w:r>
+          <w:t xml:space="preserve">and the gas terms for almost none, </w:t>
         </w:r>
         <w:r>
           <w:t xml:space="preserve">compared to</w:t>

--- a/docs/eriksen_et_al_2026/eriksen_et_al_2026_manuscript.docx
+++ b/docs/eriksen_et_al_2026/eriksen_et_al_2026_manuscript.docx
@@ -13970,7 +13970,7 @@
         <w:rPr/>
         <w:t xml:space="preserve">Limitations</w:t>
       </w:r>
-      <w:ins w:id="52487" w:author="Albert Kwame Osei-Owusu" w:date="2026-10-21T20:00:00Z">
+      <w:ins w:id="52488" w:author="Albert Kwame Osei-Owusu" w:date="2026-10-21T20:00:00Z">
         <w:r>
           <w:rPr/>
           <w:t xml:space="preserve"> and uncertainties</w:t>
@@ -14972,9 +14972,9 @@
           <w:delText>The authors used large language models (primarily Microsoft Copilot) to assist with grammar, spelling, language clarity, and code comprehension. AI tools were used to help interpret and explain existing code and to support programming tasks. All AI-generated suggestions, text revisions, and coding outputs were critically reviewed, validated, and, where appropriate, modified by the authors. The authors take full responsibility for all analyses, code, results, interpretations, and conclusions presented in the manuscript</w:delText>
         </w:r>
       </w:del>
-      <w:ins w:id="8375" w:author="Albert Kwame Osei-Owusu" w:date="2026-09-14T09:00:00Z">
-        <w:r>
-          <w:t xml:space="preserve">During the preparation of this work the authors used Microsoft Copilot and Claude (Anthropic) in order to improve grammar, spelling and language clarity, to help interpret, write and test analysis code, and to check reported numbers and references against the result files and the cited sources. After using these tools, the authors critically reviewed, validated and edited all suggestions, text and code as needed, and take full responsibility for the analyses, code, results, interpretations and conclusions of the published article.</w:t>
+      <w:ins w:id="52487" w:author="Albert Kwame Osei-Owusu" w:date="2026-10-21T20:00:00Z">
+        <w:r>
+          <w:t xml:space="preserve">The authors used large language models (primarily Microsoft Copilot) to assist with grammar, spelling, language clarity, and code comprehension. AI tools were used to help interpret and explain existing code and to support programming tasks. All AI-generated suggestions, text revisions, and coding outputs were critically reviewed, validated, and, where appropriate, modified by the authors. The authors take full responsibility for all analyses, code, results, interpretations, and conclusions presented in the manuscript.</w:t>
         </w:r>
       </w:ins>
     </w:p>
